--- a/Prereq - Notes prep.docx
+++ b/Prereq - Notes prep.docx
@@ -1028,25 +1028,7 @@
           <w:sz w:val="24"/>
           <w:szCs w:val="24"/>
         </w:rPr>
-        <w:t xml:space="preserve">&lt;meta name="description" content="React </w:t>
-      </w:r>
-      <w:proofErr w:type="spellStart"/>
-      <w:r>
-        <w:rPr>
-          <w:rFonts w:ascii="Times New Roman" w:hAnsi="Times New Roman" w:cs="Times New Roman"/>
-          <w:sz w:val="24"/>
-          <w:szCs w:val="24"/>
-        </w:rPr>
-        <w:t>Js</w:t>
-      </w:r>
-      <w:proofErr w:type="spellEnd"/>
-      <w:r>
-        <w:rPr>
-          <w:rFonts w:ascii="Times New Roman" w:hAnsi="Times New Roman" w:cs="Times New Roman"/>
-          <w:sz w:val="24"/>
-          <w:szCs w:val="24"/>
-        </w:rPr>
-        <w:t xml:space="preserve"> Course"&gt;</w:t>
+        <w:t>&lt;meta name="description" content="React Js Course"&gt;</w:t>
       </w:r>
     </w:p>
     <w:p>
@@ -1084,64 +1066,24 @@
           <w:sz w:val="24"/>
           <w:szCs w:val="24"/>
         </w:rPr>
-        <w:t>Http-</w:t>
-      </w:r>
-      <w:proofErr w:type="spellStart"/>
-      <w:r>
-        <w:rPr>
-          <w:rFonts w:ascii="Times New Roman" w:hAnsi="Times New Roman" w:cs="Times New Roman"/>
-          <w:b/>
-          <w:bCs/>
-          <w:sz w:val="24"/>
-          <w:szCs w:val="24"/>
-        </w:rPr>
-        <w:t>equiv</w:t>
-      </w:r>
-      <w:proofErr w:type="spellEnd"/>
-      <w:r>
-        <w:rPr>
-          <w:rFonts w:ascii="Times New Roman" w:hAnsi="Times New Roman" w:cs="Times New Roman"/>
-          <w:b/>
-          <w:bCs/>
-          <w:sz w:val="24"/>
-          <w:szCs w:val="24"/>
-        </w:rPr>
-        <w:t xml:space="preserve"> (refresh)</w:t>
-      </w:r>
-    </w:p>
-    <w:p>
-      <w:pPr>
-        <w:rPr>
-          <w:rFonts w:ascii="Times New Roman" w:hAnsi="Times New Roman" w:cs="Times New Roman"/>
-          <w:sz w:val="24"/>
-          <w:szCs w:val="24"/>
-        </w:rPr>
-      </w:pPr>
-      <w:r>
-        <w:rPr>
-          <w:rFonts w:ascii="Times New Roman" w:hAnsi="Times New Roman" w:cs="Times New Roman"/>
-          <w:sz w:val="24"/>
-          <w:szCs w:val="24"/>
-        </w:rPr>
-        <w:t>&lt;meta http-</w:t>
-      </w:r>
-      <w:proofErr w:type="spellStart"/>
-      <w:r>
-        <w:rPr>
-          <w:rFonts w:ascii="Times New Roman" w:hAnsi="Times New Roman" w:cs="Times New Roman"/>
-          <w:sz w:val="24"/>
-          <w:szCs w:val="24"/>
-        </w:rPr>
-        <w:t>equiv</w:t>
-      </w:r>
-      <w:proofErr w:type="spellEnd"/>
-      <w:r>
-        <w:rPr>
-          <w:rFonts w:ascii="Times New Roman" w:hAnsi="Times New Roman" w:cs="Times New Roman"/>
-          <w:sz w:val="24"/>
-          <w:szCs w:val="24"/>
-        </w:rPr>
-        <w:t>="refresh" content="5000"&gt;</w:t>
+        <w:t>Http-equiv (refresh)</w:t>
+      </w:r>
+    </w:p>
+    <w:p>
+      <w:pPr>
+        <w:rPr>
+          <w:rFonts w:ascii="Times New Roman" w:hAnsi="Times New Roman" w:cs="Times New Roman"/>
+          <w:sz w:val="24"/>
+          <w:szCs w:val="24"/>
+        </w:rPr>
+      </w:pPr>
+      <w:r>
+        <w:rPr>
+          <w:rFonts w:ascii="Times New Roman" w:hAnsi="Times New Roman" w:cs="Times New Roman"/>
+          <w:sz w:val="24"/>
+          <w:szCs w:val="24"/>
+        </w:rPr>
+        <w:t>&lt;meta http-equiv="refresh" content="5000"&gt;</w:t>
       </w:r>
     </w:p>
     <w:p>
@@ -2144,31 +2086,7 @@
           <w:sz w:val="24"/>
           <w:szCs w:val="24"/>
         </w:rPr>
-        <w:t>&lt;</w:t>
-      </w:r>
-      <w:proofErr w:type="spellStart"/>
-      <w:r>
-        <w:rPr>
-          <w:rFonts w:ascii="Times New Roman" w:hAnsi="Times New Roman" w:cs="Times New Roman"/>
-          <w:b/>
-          <w:bCs/>
-          <w:color w:val="385623" w:themeColor="accent6" w:themeShade="80"/>
-          <w:sz w:val="24"/>
-          <w:szCs w:val="24"/>
-        </w:rPr>
-        <w:t>br</w:t>
-      </w:r>
-      <w:proofErr w:type="spellEnd"/>
-      <w:r>
-        <w:rPr>
-          <w:rFonts w:ascii="Times New Roman" w:hAnsi="Times New Roman" w:cs="Times New Roman"/>
-          <w:b/>
-          <w:bCs/>
-          <w:color w:val="385623" w:themeColor="accent6" w:themeShade="80"/>
-          <w:sz w:val="24"/>
-          <w:szCs w:val="24"/>
-        </w:rPr>
-        <w:t>/&gt; giving next line.</w:t>
+        <w:t>&lt;br/&gt; giving next line.</w:t>
       </w:r>
     </w:p>
     <w:p>
@@ -2213,31 +2131,7 @@
           <w:sz w:val="24"/>
           <w:szCs w:val="24"/>
         </w:rPr>
-        <w:t xml:space="preserve">: Bold and strong are like same, for whole </w:t>
-      </w:r>
-      <w:proofErr w:type="spellStart"/>
-      <w:r>
-        <w:rPr>
-          <w:rFonts w:ascii="Times New Roman" w:hAnsi="Times New Roman" w:cs="Times New Roman"/>
-          <w:b/>
-          <w:bCs/>
-          <w:color w:val="385623" w:themeColor="accent6" w:themeShade="80"/>
-          <w:sz w:val="24"/>
-          <w:szCs w:val="24"/>
-        </w:rPr>
-        <w:t>parah</w:t>
-      </w:r>
-      <w:proofErr w:type="spellEnd"/>
-      <w:r>
-        <w:rPr>
-          <w:rFonts w:ascii="Times New Roman" w:hAnsi="Times New Roman" w:cs="Times New Roman"/>
-          <w:b/>
-          <w:bCs/>
-          <w:color w:val="385623" w:themeColor="accent6" w:themeShade="80"/>
-          <w:sz w:val="24"/>
-          <w:szCs w:val="24"/>
-        </w:rPr>
-        <w:t xml:space="preserve"> we can go with strong for particular things we can go with bold</w:t>
+        <w:t>: Bold and strong are like same, for whole parah we can go with strong for particular things we can go with bold</w:t>
       </w:r>
     </w:p>
     <w:p>
@@ -2263,51 +2157,7 @@
           <w:sz w:val="24"/>
           <w:szCs w:val="24"/>
         </w:rPr>
-        <w:t>&lt;</w:t>
-      </w:r>
-      <w:proofErr w:type="spellStart"/>
-      <w:r>
-        <w:rPr>
-          <w:rFonts w:ascii="Times New Roman" w:hAnsi="Times New Roman" w:cs="Times New Roman"/>
-          <w:b/>
-          <w:bCs/>
-          <w:sz w:val="24"/>
-          <w:szCs w:val="24"/>
-        </w:rPr>
-        <w:t>i</w:t>
-      </w:r>
-      <w:proofErr w:type="spellEnd"/>
-      <w:r>
-        <w:rPr>
-          <w:rFonts w:ascii="Times New Roman" w:hAnsi="Times New Roman" w:cs="Times New Roman"/>
-          <w:b/>
-          <w:bCs/>
-          <w:sz w:val="24"/>
-          <w:szCs w:val="24"/>
-        </w:rPr>
-        <w:t>&gt; and &lt;</w:t>
-      </w:r>
-      <w:proofErr w:type="spellStart"/>
-      <w:r>
-        <w:rPr>
-          <w:rFonts w:ascii="Times New Roman" w:hAnsi="Times New Roman" w:cs="Times New Roman"/>
-          <w:b/>
-          <w:bCs/>
-          <w:sz w:val="24"/>
-          <w:szCs w:val="24"/>
-        </w:rPr>
-        <w:t>em</w:t>
-      </w:r>
-      <w:proofErr w:type="spellEnd"/>
-      <w:r>
-        <w:rPr>
-          <w:rFonts w:ascii="Times New Roman" w:hAnsi="Times New Roman" w:cs="Times New Roman"/>
-          <w:b/>
-          <w:bCs/>
-          <w:sz w:val="24"/>
-          <w:szCs w:val="24"/>
-        </w:rPr>
-        <w:t>&gt; Elements:</w:t>
+        <w:t>&lt;i&gt; and &lt;em&gt; Elements:</w:t>
       </w:r>
       <w:r>
         <w:rPr>
@@ -2548,13 +2398,8 @@
         <w:pStyle w:val="Heading1"/>
       </w:pPr>
       <w:r>
-        <w:t xml:space="preserve">HTML </w:t>
-      </w:r>
-      <w:proofErr w:type="spellStart"/>
-      <w:r>
-        <w:t>Preformatter</w:t>
-      </w:r>
-      <w:proofErr w:type="spellEnd"/>
+        <w:t>HTML Preformatter</w:t>
+      </w:r>
     </w:p>
     <w:p>
       <w:pPr>
@@ -3188,25 +3033,7 @@
           <w:sz w:val="24"/>
           <w:szCs w:val="24"/>
         </w:rPr>
-        <w:t xml:space="preserve">adding </w:t>
-      </w:r>
-      <w:proofErr w:type="spellStart"/>
-      <w:r>
-        <w:rPr>
-          <w:rFonts w:ascii="Times New Roman" w:hAnsi="Times New Roman" w:cs="Times New Roman"/>
-          <w:sz w:val="24"/>
-          <w:szCs w:val="24"/>
-        </w:rPr>
-        <w:t>css</w:t>
-      </w:r>
-      <w:proofErr w:type="spellEnd"/>
-      <w:r>
-        <w:rPr>
-          <w:rFonts w:ascii="Times New Roman" w:hAnsi="Times New Roman" w:cs="Times New Roman"/>
-          <w:sz w:val="24"/>
-          <w:szCs w:val="24"/>
-        </w:rPr>
-        <w:t xml:space="preserve"> file</w:t>
+        <w:t>adding css file</w:t>
       </w:r>
     </w:p>
     <w:p>
@@ -3426,31 +3253,7 @@
           <w:sz w:val="24"/>
           <w:szCs w:val="24"/>
         </w:rPr>
-        <w:t>It’s a self-closing tag &lt;</w:t>
-      </w:r>
-      <w:proofErr w:type="spellStart"/>
-      <w:r>
-        <w:rPr>
-          <w:rFonts w:ascii="Times New Roman" w:hAnsi="Times New Roman" w:cs="Times New Roman"/>
-          <w:b/>
-          <w:bCs/>
-          <w:color w:val="385623" w:themeColor="accent6" w:themeShade="80"/>
-          <w:sz w:val="24"/>
-          <w:szCs w:val="24"/>
-        </w:rPr>
-        <w:t>img</w:t>
-      </w:r>
-      <w:proofErr w:type="spellEnd"/>
-      <w:r>
-        <w:rPr>
-          <w:rFonts w:ascii="Times New Roman" w:hAnsi="Times New Roman" w:cs="Times New Roman"/>
-          <w:b/>
-          <w:bCs/>
-          <w:color w:val="385623" w:themeColor="accent6" w:themeShade="80"/>
-          <w:sz w:val="24"/>
-          <w:szCs w:val="24"/>
-        </w:rPr>
-        <w:t xml:space="preserve"> /&gt;</w:t>
+        <w:t>It’s a self-closing tag &lt;img /&gt;</w:t>
       </w:r>
     </w:p>
     <w:p>
@@ -3498,29 +3301,7 @@
           <w:sz w:val="24"/>
           <w:szCs w:val="24"/>
         </w:rPr>
-        <w:t>&lt;</w:t>
-      </w:r>
-      <w:proofErr w:type="spellStart"/>
-      <w:r>
-        <w:rPr>
-          <w:rFonts w:ascii="Times New Roman" w:hAnsi="Times New Roman" w:cs="Times New Roman"/>
-          <w:b/>
-          <w:bCs/>
-          <w:sz w:val="24"/>
-          <w:szCs w:val="24"/>
-        </w:rPr>
-        <w:t>img</w:t>
-      </w:r>
-      <w:proofErr w:type="spellEnd"/>
-      <w:r>
-        <w:rPr>
-          <w:rFonts w:ascii="Times New Roman" w:hAnsi="Times New Roman" w:cs="Times New Roman"/>
-          <w:b/>
-          <w:bCs/>
-          <w:sz w:val="24"/>
-          <w:szCs w:val="24"/>
-        </w:rPr>
-        <w:t xml:space="preserve"> src="path/to/image.jpg" alt="description"&gt;  </w:t>
+        <w:t xml:space="preserve">&lt;img src="path/to/image.jpg" alt="description"&gt;  </w:t>
       </w:r>
       <w:r>
         <w:rPr>
@@ -3762,7 +3543,6 @@
           <w:szCs w:val="24"/>
         </w:rPr>
       </w:pPr>
-      <w:proofErr w:type="spellStart"/>
       <w:r>
         <w:rPr>
           <w:rFonts w:ascii="Times New Roman" w:hAnsi="Times New Roman" w:cs="Times New Roman"/>
@@ -3773,7 +3553,6 @@
         </w:rPr>
         <w:t>thead</w:t>
       </w:r>
-      <w:proofErr w:type="spellEnd"/>
     </w:p>
     <w:p>
       <w:pPr>
@@ -3790,7 +3569,6 @@
           <w:szCs w:val="24"/>
         </w:rPr>
       </w:pPr>
-      <w:proofErr w:type="spellStart"/>
       <w:r>
         <w:rPr>
           <w:rFonts w:ascii="Times New Roman" w:hAnsi="Times New Roman" w:cs="Times New Roman"/>
@@ -3801,7 +3579,6 @@
         </w:rPr>
         <w:t>tbody</w:t>
       </w:r>
-      <w:proofErr w:type="spellEnd"/>
     </w:p>
     <w:p>
       <w:pPr>
@@ -3818,7 +3595,6 @@
           <w:szCs w:val="24"/>
         </w:rPr>
       </w:pPr>
-      <w:proofErr w:type="spellStart"/>
       <w:r>
         <w:rPr>
           <w:rFonts w:ascii="Times New Roman" w:hAnsi="Times New Roman" w:cs="Times New Roman"/>
@@ -3829,7 +3605,6 @@
         </w:rPr>
         <w:t>tfoot</w:t>
       </w:r>
-      <w:proofErr w:type="spellEnd"/>
     </w:p>
     <w:p>
       <w:pPr>
@@ -3872,7 +3647,6 @@
           <w:szCs w:val="24"/>
         </w:rPr>
       </w:pPr>
-      <w:proofErr w:type="spellStart"/>
       <w:r>
         <w:rPr>
           <w:rFonts w:ascii="Times New Roman" w:hAnsi="Times New Roman" w:cs="Times New Roman"/>
@@ -3883,7 +3657,6 @@
         </w:rPr>
         <w:t>th</w:t>
       </w:r>
-      <w:proofErr w:type="spellEnd"/>
     </w:p>
     <w:p>
       <w:pPr>
@@ -3926,7 +3699,6 @@
           <w:szCs w:val="24"/>
         </w:rPr>
       </w:pPr>
-      <w:proofErr w:type="spellStart"/>
       <w:r>
         <w:rPr>
           <w:rFonts w:ascii="Times New Roman" w:hAnsi="Times New Roman" w:cs="Times New Roman"/>
@@ -3937,7 +3709,6 @@
         </w:rPr>
         <w:t>Colspan</w:t>
       </w:r>
-      <w:proofErr w:type="spellEnd"/>
     </w:p>
     <w:p>
       <w:pPr>
@@ -3954,7 +3725,6 @@
           <w:szCs w:val="24"/>
         </w:rPr>
       </w:pPr>
-      <w:proofErr w:type="spellStart"/>
       <w:r>
         <w:rPr>
           <w:rFonts w:ascii="Times New Roman" w:hAnsi="Times New Roman" w:cs="Times New Roman"/>
@@ -3966,7 +3736,6 @@
         <w:lastRenderedPageBreak/>
         <w:t>Rowspan</w:t>
       </w:r>
-      <w:proofErr w:type="spellEnd"/>
     </w:p>
     <w:p>
       <w:pPr>
@@ -4080,10 +3849,28 @@
           <w:sz w:val="24"/>
           <w:szCs w:val="24"/>
         </w:rPr>
-        <w:t xml:space="preserve">above, below, box, </w:t>
-      </w:r>
-      <w:proofErr w:type="spellStart"/>
-      <w:r>
+        <w:t>above, below, box, lhs, rhs</w:t>
+      </w:r>
+    </w:p>
+    <w:p>
+      <w:pPr>
+        <w:rPr>
+          <w:rFonts w:ascii="Times New Roman" w:hAnsi="Times New Roman" w:cs="Times New Roman"/>
+          <w:sz w:val="24"/>
+          <w:szCs w:val="24"/>
+        </w:rPr>
+      </w:pPr>
+      <w:r>
+        <w:rPr>
+          <w:rFonts w:ascii="Times New Roman" w:hAnsi="Times New Roman" w:cs="Times New Roman"/>
+          <w:sz w:val="24"/>
+          <w:szCs w:val="24"/>
+        </w:rPr>
+        <w:t>Rules:</w:t>
+      </w:r>
+    </w:p>
+    <w:p>
+      <w:pPr>
         <w:rPr>
           <w:rFonts w:ascii="Times New Roman" w:hAnsi="Times New Roman" w:cs="Times New Roman"/>
           <w:b/>
@@ -4092,9 +3879,7 @@
           <w:sz w:val="24"/>
           <w:szCs w:val="24"/>
         </w:rPr>
-        <w:t>lhs</w:t>
-      </w:r>
-      <w:proofErr w:type="spellEnd"/>
+      </w:pPr>
       <w:r>
         <w:rPr>
           <w:rFonts w:ascii="Times New Roman" w:hAnsi="Times New Roman" w:cs="Times New Roman"/>
@@ -4104,10 +3889,11 @@
           <w:sz w:val="24"/>
           <w:szCs w:val="24"/>
         </w:rPr>
-        <w:t xml:space="preserve">, </w:t>
-      </w:r>
-      <w:proofErr w:type="spellStart"/>
-      <w:r>
+        <w:t>all, groups, rows, cols</w:t>
+      </w:r>
+    </w:p>
+    <w:p>
+      <w:pPr>
         <w:rPr>
           <w:rFonts w:ascii="Times New Roman" w:hAnsi="Times New Roman" w:cs="Times New Roman"/>
           <w:b/>
@@ -4116,29 +3902,16 @@
           <w:sz w:val="24"/>
           <w:szCs w:val="24"/>
         </w:rPr>
-        <w:t>rhs</w:t>
-      </w:r>
-      <w:proofErr w:type="spellEnd"/>
-    </w:p>
-    <w:p>
-      <w:pPr>
-        <w:rPr>
-          <w:rFonts w:ascii="Times New Roman" w:hAnsi="Times New Roman" w:cs="Times New Roman"/>
-          <w:sz w:val="24"/>
-          <w:szCs w:val="24"/>
-        </w:rPr>
-      </w:pPr>
-      <w:r>
-        <w:rPr>
-          <w:rFonts w:ascii="Times New Roman" w:hAnsi="Times New Roman" w:cs="Times New Roman"/>
-          <w:sz w:val="24"/>
-          <w:szCs w:val="24"/>
-        </w:rPr>
-        <w:t>Rules:</w:t>
-      </w:r>
-    </w:p>
-    <w:p>
-      <w:pPr>
+      </w:pPr>
+      <w:r>
+        <w:rPr>
+          <w:rFonts w:ascii="Times New Roman" w:hAnsi="Times New Roman" w:cs="Times New Roman"/>
+          <w:sz w:val="24"/>
+          <w:szCs w:val="24"/>
+        </w:rPr>
+        <w:t>border</w:t>
+      </w:r>
+      <w:r>
         <w:rPr>
           <w:rFonts w:ascii="Times New Roman" w:hAnsi="Times New Roman" w:cs="Times New Roman"/>
           <w:b/>
@@ -4147,8 +3920,11 @@
           <w:sz w:val="24"/>
           <w:szCs w:val="24"/>
         </w:rPr>
-      </w:pPr>
-      <w:r>
+        <w:t>: This attribute specifies the width of the border around the table. The default value is 0, which means no border.</w:t>
+      </w:r>
+    </w:p>
+    <w:p>
+      <w:pPr>
         <w:rPr>
           <w:rFonts w:ascii="Times New Roman" w:hAnsi="Times New Roman" w:cs="Times New Roman"/>
           <w:b/>
@@ -4157,11 +3933,16 @@
           <w:sz w:val="24"/>
           <w:szCs w:val="24"/>
         </w:rPr>
-        <w:t>all, groups, rows, cols</w:t>
-      </w:r>
-    </w:p>
-    <w:p>
-      <w:pPr>
+      </w:pPr>
+      <w:r>
+        <w:rPr>
+          <w:rFonts w:ascii="Times New Roman" w:hAnsi="Times New Roman" w:cs="Times New Roman"/>
+          <w:sz w:val="24"/>
+          <w:szCs w:val="24"/>
+        </w:rPr>
+        <w:t>cellpadding</w:t>
+      </w:r>
+      <w:r>
         <w:rPr>
           <w:rFonts w:ascii="Times New Roman" w:hAnsi="Times New Roman" w:cs="Times New Roman"/>
           <w:b/>
@@ -4170,16 +3951,11 @@
           <w:sz w:val="24"/>
           <w:szCs w:val="24"/>
         </w:rPr>
-      </w:pPr>
-      <w:r>
-        <w:rPr>
-          <w:rFonts w:ascii="Times New Roman" w:hAnsi="Times New Roman" w:cs="Times New Roman"/>
-          <w:sz w:val="24"/>
-          <w:szCs w:val="24"/>
-        </w:rPr>
-        <w:t>border</w:t>
-      </w:r>
-      <w:r>
+        <w:t xml:space="preserve">: This attribute specifies the padding within each table cell. The value is measured in pixels. </w:t>
+      </w:r>
+    </w:p>
+    <w:p>
+      <w:pPr>
         <w:rPr>
           <w:rFonts w:ascii="Times New Roman" w:hAnsi="Times New Roman" w:cs="Times New Roman"/>
           <w:b/>
@@ -4188,11 +3964,16 @@
           <w:sz w:val="24"/>
           <w:szCs w:val="24"/>
         </w:rPr>
-        <w:t>: This attribute specifies the width of the border around the table. The default value is 0, which means no border.</w:t>
-      </w:r>
-    </w:p>
-    <w:p>
-      <w:pPr>
+      </w:pPr>
+      <w:r>
+        <w:rPr>
+          <w:rFonts w:ascii="Times New Roman" w:hAnsi="Times New Roman" w:cs="Times New Roman"/>
+          <w:sz w:val="24"/>
+          <w:szCs w:val="24"/>
+        </w:rPr>
+        <w:t>cellspacing</w:t>
+      </w:r>
+      <w:r>
         <w:rPr>
           <w:rFonts w:ascii="Times New Roman" w:hAnsi="Times New Roman" w:cs="Times New Roman"/>
           <w:b/>
@@ -4201,16 +3982,11 @@
           <w:sz w:val="24"/>
           <w:szCs w:val="24"/>
         </w:rPr>
-      </w:pPr>
-      <w:r>
-        <w:rPr>
-          <w:rFonts w:ascii="Times New Roman" w:hAnsi="Times New Roman" w:cs="Times New Roman"/>
-          <w:sz w:val="24"/>
-          <w:szCs w:val="24"/>
-        </w:rPr>
-        <w:t>cellpadding</w:t>
-      </w:r>
-      <w:r>
+        <w:t xml:space="preserve">: This attribute specifies the space between table cells. The value is measured in pixels. </w:t>
+      </w:r>
+    </w:p>
+    <w:p>
+      <w:pPr>
         <w:rPr>
           <w:rFonts w:ascii="Times New Roman" w:hAnsi="Times New Roman" w:cs="Times New Roman"/>
           <w:b/>
@@ -4219,11 +3995,16 @@
           <w:sz w:val="24"/>
           <w:szCs w:val="24"/>
         </w:rPr>
-        <w:t xml:space="preserve">: This attribute specifies the padding within each table cell. The value is measured in pixels. </w:t>
-      </w:r>
-    </w:p>
-    <w:p>
-      <w:pPr>
+      </w:pPr>
+      <w:r>
+        <w:rPr>
+          <w:rFonts w:ascii="Times New Roman" w:hAnsi="Times New Roman" w:cs="Times New Roman"/>
+          <w:sz w:val="24"/>
+          <w:szCs w:val="24"/>
+        </w:rPr>
+        <w:t>width</w:t>
+      </w:r>
+      <w:r>
         <w:rPr>
           <w:rFonts w:ascii="Times New Roman" w:hAnsi="Times New Roman" w:cs="Times New Roman"/>
           <w:b/>
@@ -4232,18 +4013,11 @@
           <w:sz w:val="24"/>
           <w:szCs w:val="24"/>
         </w:rPr>
-      </w:pPr>
-      <w:proofErr w:type="spellStart"/>
-      <w:r>
-        <w:rPr>
-          <w:rFonts w:ascii="Times New Roman" w:hAnsi="Times New Roman" w:cs="Times New Roman"/>
-          <w:sz w:val="24"/>
-          <w:szCs w:val="24"/>
-        </w:rPr>
-        <w:t>cellspacing</w:t>
-      </w:r>
-      <w:proofErr w:type="spellEnd"/>
-      <w:r>
+        <w:t xml:space="preserve">: This attribute specifies the width of the table. The value can be a percentage or a pixel value. </w:t>
+      </w:r>
+    </w:p>
+    <w:p>
+      <w:pPr>
         <w:rPr>
           <w:rFonts w:ascii="Times New Roman" w:hAnsi="Times New Roman" w:cs="Times New Roman"/>
           <w:b/>
@@ -4252,11 +4026,16 @@
           <w:sz w:val="24"/>
           <w:szCs w:val="24"/>
         </w:rPr>
-        <w:t xml:space="preserve">: This attribute specifies the space between table cells. The value is measured in pixels. </w:t>
-      </w:r>
-    </w:p>
-    <w:p>
-      <w:pPr>
+      </w:pPr>
+      <w:r>
+        <w:rPr>
+          <w:rFonts w:ascii="Times New Roman" w:hAnsi="Times New Roman" w:cs="Times New Roman"/>
+          <w:sz w:val="24"/>
+          <w:szCs w:val="24"/>
+        </w:rPr>
+        <w:t>height</w:t>
+      </w:r>
+      <w:r>
         <w:rPr>
           <w:rFonts w:ascii="Times New Roman" w:hAnsi="Times New Roman" w:cs="Times New Roman"/>
           <w:b/>
@@ -4265,16 +4044,11 @@
           <w:sz w:val="24"/>
           <w:szCs w:val="24"/>
         </w:rPr>
-      </w:pPr>
-      <w:r>
-        <w:rPr>
-          <w:rFonts w:ascii="Times New Roman" w:hAnsi="Times New Roman" w:cs="Times New Roman"/>
-          <w:sz w:val="24"/>
-          <w:szCs w:val="24"/>
-        </w:rPr>
-        <w:t>width</w:t>
-      </w:r>
-      <w:r>
+        <w:t xml:space="preserve">: This attribute specifies the height of the table. The value can be a percentage or a pixel value. </w:t>
+      </w:r>
+    </w:p>
+    <w:p>
+      <w:pPr>
         <w:rPr>
           <w:rFonts w:ascii="Times New Roman" w:hAnsi="Times New Roman" w:cs="Times New Roman"/>
           <w:b/>
@@ -4283,11 +4057,16 @@
           <w:sz w:val="24"/>
           <w:szCs w:val="24"/>
         </w:rPr>
-        <w:t xml:space="preserve">: This attribute specifies the width of the table. The value can be a percentage or a pixel value. </w:t>
-      </w:r>
-    </w:p>
-    <w:p>
-      <w:pPr>
+      </w:pPr>
+      <w:r>
+        <w:rPr>
+          <w:rFonts w:ascii="Times New Roman" w:hAnsi="Times New Roman" w:cs="Times New Roman"/>
+          <w:sz w:val="24"/>
+          <w:szCs w:val="24"/>
+        </w:rPr>
+        <w:t>align</w:t>
+      </w:r>
+      <w:r>
         <w:rPr>
           <w:rFonts w:ascii="Times New Roman" w:hAnsi="Times New Roman" w:cs="Times New Roman"/>
           <w:b/>
@@ -4296,14 +4075,7 @@
           <w:sz w:val="24"/>
           <w:szCs w:val="24"/>
         </w:rPr>
-      </w:pPr>
-      <w:r>
-        <w:rPr>
-          <w:rFonts w:ascii="Times New Roman" w:hAnsi="Times New Roman" w:cs="Times New Roman"/>
-          <w:sz w:val="24"/>
-          <w:szCs w:val="24"/>
-        </w:rPr>
-        <w:t>height</w:t>
+        <w:t>: This attribute</w:t>
       </w:r>
       <w:r>
         <w:rPr>
@@ -4314,11 +4086,9 @@
           <w:sz w:val="24"/>
           <w:szCs w:val="24"/>
         </w:rPr>
-        <w:t xml:space="preserve">: This attribute specifies the height of the table. The value can be a percentage or a pixel value. </w:t>
-      </w:r>
-    </w:p>
-    <w:p>
-      <w:pPr>
+        <w:t>/properties</w:t>
+      </w:r>
+      <w:r>
         <w:rPr>
           <w:rFonts w:ascii="Times New Roman" w:hAnsi="Times New Roman" w:cs="Times New Roman"/>
           <w:b/>
@@ -4327,71 +4097,7 @@
           <w:sz w:val="24"/>
           <w:szCs w:val="24"/>
         </w:rPr>
-      </w:pPr>
-      <w:r>
-        <w:rPr>
-          <w:rFonts w:ascii="Times New Roman" w:hAnsi="Times New Roman" w:cs="Times New Roman"/>
-          <w:sz w:val="24"/>
-          <w:szCs w:val="24"/>
-        </w:rPr>
-        <w:t>align</w:t>
-      </w:r>
-      <w:r>
-        <w:rPr>
-          <w:rFonts w:ascii="Times New Roman" w:hAnsi="Times New Roman" w:cs="Times New Roman"/>
-          <w:b/>
-          <w:bCs/>
-          <w:color w:val="1F3864" w:themeColor="accent1" w:themeShade="80"/>
-          <w:sz w:val="24"/>
-          <w:szCs w:val="24"/>
-        </w:rPr>
-        <w:t>: This attribute</w:t>
-      </w:r>
-      <w:r>
-        <w:rPr>
-          <w:rFonts w:ascii="Times New Roman" w:hAnsi="Times New Roman" w:cs="Times New Roman"/>
-          <w:b/>
-          <w:bCs/>
-          <w:color w:val="1F3864" w:themeColor="accent1" w:themeShade="80"/>
-          <w:sz w:val="24"/>
-          <w:szCs w:val="24"/>
-        </w:rPr>
-        <w:t>/properties</w:t>
-      </w:r>
-      <w:r>
-        <w:rPr>
-          <w:rFonts w:ascii="Times New Roman" w:hAnsi="Times New Roman" w:cs="Times New Roman"/>
-          <w:b/>
-          <w:bCs/>
-          <w:color w:val="1F3864" w:themeColor="accent1" w:themeShade="80"/>
-          <w:sz w:val="24"/>
-          <w:szCs w:val="24"/>
-        </w:rPr>
-        <w:t xml:space="preserve"> specifies the horizontal alignment of the table within its containing element. The possible values are "left", "</w:t>
-      </w:r>
-      <w:proofErr w:type="spellStart"/>
-      <w:r>
-        <w:rPr>
-          <w:rFonts w:ascii="Times New Roman" w:hAnsi="Times New Roman" w:cs="Times New Roman"/>
-          <w:b/>
-          <w:bCs/>
-          <w:color w:val="1F3864" w:themeColor="accent1" w:themeShade="80"/>
-          <w:sz w:val="24"/>
-          <w:szCs w:val="24"/>
-        </w:rPr>
-        <w:t>center</w:t>
-      </w:r>
-      <w:proofErr w:type="spellEnd"/>
-      <w:r>
-        <w:rPr>
-          <w:rFonts w:ascii="Times New Roman" w:hAnsi="Times New Roman" w:cs="Times New Roman"/>
-          <w:b/>
-          <w:bCs/>
-          <w:color w:val="1F3864" w:themeColor="accent1" w:themeShade="80"/>
-          <w:sz w:val="24"/>
-          <w:szCs w:val="24"/>
-        </w:rPr>
-        <w:t>", or "right".</w:t>
+        <w:t xml:space="preserve"> specifies the horizontal alignment of the table within its containing element. The possible values are "left", "center", or "right".</w:t>
       </w:r>
     </w:p>
     <w:p>
@@ -4601,31 +4307,7 @@
           <w:sz w:val="24"/>
           <w:szCs w:val="24"/>
         </w:rPr>
-        <w:t>&lt;</w:t>
-      </w:r>
-      <w:proofErr w:type="spellStart"/>
-      <w:r>
-        <w:rPr>
-          <w:rFonts w:ascii="Times New Roman" w:hAnsi="Times New Roman" w:cs="Times New Roman"/>
-          <w:b/>
-          <w:bCs/>
-          <w:color w:val="833C0B" w:themeColor="accent2" w:themeShade="80"/>
-          <w:sz w:val="24"/>
-          <w:szCs w:val="24"/>
-        </w:rPr>
-        <w:t>ol</w:t>
-      </w:r>
-      <w:proofErr w:type="spellEnd"/>
-      <w:r>
-        <w:rPr>
-          <w:rFonts w:ascii="Times New Roman" w:hAnsi="Times New Roman" w:cs="Times New Roman"/>
-          <w:b/>
-          <w:bCs/>
-          <w:color w:val="833C0B" w:themeColor="accent2" w:themeShade="80"/>
-          <w:sz w:val="24"/>
-          <w:szCs w:val="24"/>
-        </w:rPr>
-        <w:t>&gt;</w:t>
+        <w:t>&lt;ol&gt;</w:t>
       </w:r>
     </w:p>
     <w:p>
@@ -4687,31 +4369,7 @@
           <w:sz w:val="24"/>
           <w:szCs w:val="24"/>
         </w:rPr>
-        <w:t>&lt;/</w:t>
-      </w:r>
-      <w:proofErr w:type="spellStart"/>
-      <w:r>
-        <w:rPr>
-          <w:rFonts w:ascii="Times New Roman" w:hAnsi="Times New Roman" w:cs="Times New Roman"/>
-          <w:b/>
-          <w:bCs/>
-          <w:color w:val="833C0B" w:themeColor="accent2" w:themeShade="80"/>
-          <w:sz w:val="24"/>
-          <w:szCs w:val="24"/>
-        </w:rPr>
-        <w:t>ol</w:t>
-      </w:r>
-      <w:proofErr w:type="spellEnd"/>
-      <w:r>
-        <w:rPr>
-          <w:rFonts w:ascii="Times New Roman" w:hAnsi="Times New Roman" w:cs="Times New Roman"/>
-          <w:b/>
-          <w:bCs/>
-          <w:color w:val="833C0B" w:themeColor="accent2" w:themeShade="80"/>
-          <w:sz w:val="24"/>
-          <w:szCs w:val="24"/>
-        </w:rPr>
-        <w:t>&gt;</w:t>
+        <w:t>&lt;/ol&gt;</w:t>
       </w:r>
     </w:p>
     <w:p>
@@ -4734,31 +4392,7 @@
           <w:sz w:val="24"/>
           <w:szCs w:val="24"/>
         </w:rPr>
-        <w:t xml:space="preserve">--- can have any number of li inside this </w:t>
-      </w:r>
-      <w:proofErr w:type="spellStart"/>
-      <w:r>
-        <w:rPr>
-          <w:rFonts w:ascii="Times New Roman" w:hAnsi="Times New Roman" w:cs="Times New Roman"/>
-          <w:b/>
-          <w:bCs/>
-          <w:color w:val="2F5496" w:themeColor="accent1" w:themeShade="BF"/>
-          <w:sz w:val="24"/>
-          <w:szCs w:val="24"/>
-        </w:rPr>
-        <w:t>ol</w:t>
-      </w:r>
-      <w:proofErr w:type="spellEnd"/>
-      <w:r>
-        <w:rPr>
-          <w:rFonts w:ascii="Times New Roman" w:hAnsi="Times New Roman" w:cs="Times New Roman"/>
-          <w:b/>
-          <w:bCs/>
-          <w:color w:val="2F5496" w:themeColor="accent1" w:themeShade="BF"/>
-          <w:sz w:val="24"/>
-          <w:szCs w:val="24"/>
-        </w:rPr>
-        <w:t xml:space="preserve">, li is sub element </w:t>
+        <w:t xml:space="preserve">--- can have any number of li inside this ol, li is sub element </w:t>
       </w:r>
     </w:p>
     <w:p>
@@ -4898,6 +4532,62 @@
     </w:p>
     <w:p>
       <w:pPr>
+        <w:rPr>
+          <w:rFonts w:ascii="Times New Roman" w:hAnsi="Times New Roman" w:cs="Times New Roman"/>
+          <w:b/>
+          <w:bCs/>
+          <w:color w:val="806000" w:themeColor="accent4" w:themeShade="80"/>
+          <w:sz w:val="24"/>
+          <w:szCs w:val="24"/>
+        </w:rPr>
+      </w:pPr>
+      <w:r>
+        <w:rPr>
+          <w:rFonts w:ascii="Times New Roman" w:hAnsi="Times New Roman" w:cs="Times New Roman"/>
+          <w:b/>
+          <w:bCs/>
+          <w:color w:val="806000" w:themeColor="accent4" w:themeShade="80"/>
+          <w:sz w:val="24"/>
+          <w:szCs w:val="24"/>
+        </w:rPr>
+        <w:t>Note:</w:t>
+      </w:r>
+      <w:r>
+        <w:rPr>
+          <w:rFonts w:ascii="Courier New" w:hAnsi="Courier New" w:cs="Courier New"/>
+          <w:b/>
+          <w:bCs/>
+          <w:color w:val="806000" w:themeColor="accent4" w:themeShade="80"/>
+          <w:sz w:val="20"/>
+          <w:szCs w:val="20"/>
+        </w:rPr>
+        <w:t xml:space="preserve"> </w:t>
+      </w:r>
+      <w:r>
+        <w:rPr>
+          <w:rFonts w:ascii="Times New Roman" w:hAnsi="Times New Roman" w:cs="Times New Roman"/>
+          <w:b/>
+          <w:bCs/>
+          <w:color w:val="806000" w:themeColor="accent4" w:themeShade="80"/>
+          <w:sz w:val="24"/>
+          <w:szCs w:val="24"/>
+        </w:rPr>
+        <w:t>display: inline; is only needed if you were not using flex</w:t>
+      </w:r>
+      <w:r>
+        <w:rPr>
+          <w:rFonts w:ascii="Times New Roman" w:hAnsi="Times New Roman" w:cs="Times New Roman"/>
+          <w:b/>
+          <w:bCs/>
+          <w:color w:val="806000" w:themeColor="accent4" w:themeShade="80"/>
+          <w:sz w:val="24"/>
+          <w:szCs w:val="24"/>
+        </w:rPr>
+        <w:t>.</w:t>
+      </w:r>
+    </w:p>
+    <w:p>
+      <w:pPr>
         <w:pStyle w:val="Heading1"/>
       </w:pPr>
       <w:r>
@@ -4917,15 +4607,7 @@
         <w:pStyle w:val="Heading1"/>
       </w:pPr>
       <w:r>
-        <w:t xml:space="preserve">HTML </w:t>
-      </w:r>
-      <w:proofErr w:type="spellStart"/>
-      <w:r>
-        <w:t>Iframes</w:t>
-      </w:r>
-      <w:proofErr w:type="spellEnd"/>
-      <w:r>
-        <w:t xml:space="preserve"> :</w:t>
+        <w:t>HTML Iframes :</w:t>
       </w:r>
     </w:p>
     <w:p>
@@ -5089,10 +4771,42 @@
           <w:sz w:val="24"/>
           <w:szCs w:val="24"/>
         </w:rPr>
-        <w:t>&lt;</w:t>
-      </w:r>
-      <w:proofErr w:type="spellStart"/>
-      <w:r>
+        <w:t xml:space="preserve">&lt;iframe src ="http://www.example.com"&gt;&lt;/iframe&gt; </w:t>
+      </w:r>
+    </w:p>
+    <w:p>
+      <w:pPr>
+        <w:ind w:left="360"/>
+        <w:rPr>
+          <w:rFonts w:ascii="Times New Roman" w:hAnsi="Times New Roman" w:cs="Times New Roman"/>
+          <w:b/>
+          <w:bCs/>
+          <w:sz w:val="24"/>
+          <w:szCs w:val="24"/>
+        </w:rPr>
+      </w:pPr>
+      <w:r>
+        <w:rPr>
+          <w:rFonts w:ascii="Times New Roman" w:hAnsi="Times New Roman" w:cs="Times New Roman"/>
+          <w:b/>
+          <w:bCs/>
+          <w:sz w:val="24"/>
+          <w:szCs w:val="24"/>
+        </w:rPr>
+        <w:t xml:space="preserve">width: </w:t>
+      </w:r>
+      <w:r>
+        <w:rPr>
+          <w:rFonts w:ascii="Times New Roman" w:hAnsi="Times New Roman" w:cs="Times New Roman"/>
+          <w:sz w:val="24"/>
+          <w:szCs w:val="24"/>
+        </w:rPr>
+        <w:t>This attribute specifies the width of the iframe. The value can be specified as a positive integer followed by a unit of measurement, such as "px" or "em".</w:t>
+      </w:r>
+    </w:p>
+    <w:p>
+      <w:pPr>
+        <w:ind w:left="360" w:firstLine="360"/>
         <w:rPr>
           <w:rFonts w:ascii="Times New Roman" w:hAnsi="Times New Roman" w:cs="Times New Roman"/>
           <w:b/>
@@ -5101,9 +4815,7 @@
           <w:sz w:val="24"/>
           <w:szCs w:val="24"/>
         </w:rPr>
-        <w:t>iframe</w:t>
-      </w:r>
-      <w:proofErr w:type="spellEnd"/>
+      </w:pPr>
       <w:r>
         <w:rPr>
           <w:rFonts w:ascii="Times New Roman" w:hAnsi="Times New Roman" w:cs="Times New Roman"/>
@@ -5113,7 +4825,7 @@
           <w:sz w:val="24"/>
           <w:szCs w:val="24"/>
         </w:rPr>
-        <w:t xml:space="preserve"> src ="http://www.example.com"&gt;&lt;/iframe&gt; </w:t>
+        <w:t>&lt;iframe src="http://www.example.com" width="500px"&gt;&lt;/iframe&gt;</w:t>
       </w:r>
     </w:p>
     <w:p>
@@ -5121,88 +4833,32 @@
         <w:ind w:left="360"/>
         <w:rPr>
           <w:rFonts w:ascii="Times New Roman" w:hAnsi="Times New Roman" w:cs="Times New Roman"/>
-          <w:b/>
-          <w:bCs/>
-          <w:sz w:val="24"/>
-          <w:szCs w:val="24"/>
-        </w:rPr>
-      </w:pPr>
-      <w:r>
-        <w:rPr>
-          <w:rFonts w:ascii="Times New Roman" w:hAnsi="Times New Roman" w:cs="Times New Roman"/>
-          <w:b/>
-          <w:bCs/>
-          <w:sz w:val="24"/>
-          <w:szCs w:val="24"/>
-        </w:rPr>
-        <w:t xml:space="preserve">width: </w:t>
-      </w:r>
-      <w:r>
-        <w:rPr>
-          <w:rFonts w:ascii="Times New Roman" w:hAnsi="Times New Roman" w:cs="Times New Roman"/>
-          <w:sz w:val="24"/>
-          <w:szCs w:val="24"/>
-        </w:rPr>
-        <w:t xml:space="preserve">This attribute specifies the width of the </w:t>
-      </w:r>
-      <w:proofErr w:type="spellStart"/>
-      <w:r>
-        <w:rPr>
-          <w:rFonts w:ascii="Times New Roman" w:hAnsi="Times New Roman" w:cs="Times New Roman"/>
-          <w:sz w:val="24"/>
-          <w:szCs w:val="24"/>
-        </w:rPr>
-        <w:t>iframe</w:t>
-      </w:r>
-      <w:proofErr w:type="spellEnd"/>
-      <w:r>
-        <w:rPr>
-          <w:rFonts w:ascii="Times New Roman" w:hAnsi="Times New Roman" w:cs="Times New Roman"/>
-          <w:sz w:val="24"/>
-          <w:szCs w:val="24"/>
-        </w:rPr>
-        <w:t>. The value can be specified as a positive integer followed by a unit of measurement, such as "</w:t>
-      </w:r>
-      <w:proofErr w:type="spellStart"/>
-      <w:r>
-        <w:rPr>
-          <w:rFonts w:ascii="Times New Roman" w:hAnsi="Times New Roman" w:cs="Times New Roman"/>
-          <w:sz w:val="24"/>
-          <w:szCs w:val="24"/>
-        </w:rPr>
-        <w:t>px</w:t>
-      </w:r>
-      <w:proofErr w:type="spellEnd"/>
-      <w:r>
-        <w:rPr>
-          <w:rFonts w:ascii="Times New Roman" w:hAnsi="Times New Roman" w:cs="Times New Roman"/>
-          <w:sz w:val="24"/>
-          <w:szCs w:val="24"/>
-        </w:rPr>
-        <w:t>" or "</w:t>
-      </w:r>
-      <w:proofErr w:type="spellStart"/>
-      <w:r>
-        <w:rPr>
-          <w:rFonts w:ascii="Times New Roman" w:hAnsi="Times New Roman" w:cs="Times New Roman"/>
-          <w:sz w:val="24"/>
-          <w:szCs w:val="24"/>
-        </w:rPr>
-        <w:t>em</w:t>
-      </w:r>
-      <w:proofErr w:type="spellEnd"/>
-      <w:r>
-        <w:rPr>
-          <w:rFonts w:ascii="Times New Roman" w:hAnsi="Times New Roman" w:cs="Times New Roman"/>
-          <w:sz w:val="24"/>
-          <w:szCs w:val="24"/>
-        </w:rPr>
-        <w:t>".</w:t>
-      </w:r>
-    </w:p>
-    <w:p>
-      <w:pPr>
-        <w:ind w:left="360" w:firstLine="360"/>
+          <w:sz w:val="24"/>
+          <w:szCs w:val="24"/>
+        </w:rPr>
+      </w:pPr>
+      <w:r>
+        <w:rPr>
+          <w:rFonts w:ascii="Times New Roman" w:hAnsi="Times New Roman" w:cs="Times New Roman"/>
+          <w:b/>
+          <w:bCs/>
+          <w:sz w:val="24"/>
+          <w:szCs w:val="24"/>
+        </w:rPr>
+        <w:t xml:space="preserve">height: </w:t>
+      </w:r>
+      <w:r>
+        <w:rPr>
+          <w:rFonts w:ascii="Times New Roman" w:hAnsi="Times New Roman" w:cs="Times New Roman"/>
+          <w:sz w:val="24"/>
+          <w:szCs w:val="24"/>
+        </w:rPr>
+        <w:t xml:space="preserve">This attribute specifies the height of the iframe. The value can be specified as a positive integer followed by a unit of measurement, such as "px" or "em". </w:t>
+      </w:r>
+    </w:p>
+    <w:p>
+      <w:pPr>
+        <w:ind w:left="360"/>
         <w:rPr>
           <w:rFonts w:ascii="Times New Roman" w:hAnsi="Times New Roman" w:cs="Times New Roman"/>
           <w:b/>
@@ -5221,10 +4877,40 @@
           <w:sz w:val="24"/>
           <w:szCs w:val="24"/>
         </w:rPr>
-        <w:t>&lt;</w:t>
-      </w:r>
-      <w:proofErr w:type="spellStart"/>
-      <w:r>
+        <w:t xml:space="preserve">&lt;iframe src="http://www.example.com" height="300px"&gt;&lt;/iframe&gt; </w:t>
+      </w:r>
+    </w:p>
+    <w:p>
+      <w:pPr>
+        <w:ind w:left="360"/>
+        <w:rPr>
+          <w:rFonts w:ascii="Times New Roman" w:hAnsi="Times New Roman" w:cs="Times New Roman"/>
+          <w:sz w:val="24"/>
+          <w:szCs w:val="24"/>
+        </w:rPr>
+      </w:pPr>
+      <w:r>
+        <w:rPr>
+          <w:rFonts w:ascii="Times New Roman" w:hAnsi="Times New Roman" w:cs="Times New Roman"/>
+          <w:b/>
+          <w:bCs/>
+          <w:sz w:val="24"/>
+          <w:szCs w:val="24"/>
+        </w:rPr>
+        <w:t xml:space="preserve">name: </w:t>
+      </w:r>
+      <w:r>
+        <w:rPr>
+          <w:rFonts w:ascii="Times New Roman" w:hAnsi="Times New Roman" w:cs="Times New Roman"/>
+          <w:sz w:val="24"/>
+          <w:szCs w:val="24"/>
+        </w:rPr>
+        <w:t>This attribute specifies a name for the iframe. This name can be used as the target of links, form submissions, and JavaScript functions.</w:t>
+      </w:r>
+    </w:p>
+    <w:p>
+      <w:pPr>
+        <w:ind w:left="360"/>
         <w:rPr>
           <w:rFonts w:ascii="Times New Roman" w:hAnsi="Times New Roman" w:cs="Times New Roman"/>
           <w:b/>
@@ -5233,9 +4919,7 @@
           <w:sz w:val="24"/>
           <w:szCs w:val="24"/>
         </w:rPr>
-        <w:t>iframe</w:t>
-      </w:r>
-      <w:proofErr w:type="spellEnd"/>
+      </w:pPr>
       <w:r>
         <w:rPr>
           <w:rFonts w:ascii="Times New Roman" w:hAnsi="Times New Roman" w:cs="Times New Roman"/>
@@ -5245,10 +4929,52 @@
           <w:sz w:val="24"/>
           <w:szCs w:val="24"/>
         </w:rPr>
-        <w:t xml:space="preserve"> src="http://www.example.com" width="500px"&gt;&lt;/</w:t>
-      </w:r>
-      <w:proofErr w:type="spellStart"/>
-      <w:r>
+        <w:t>&lt;iframe src="http://www.example.com" name="myframe"&gt;&lt;/iframe&gt;</w:t>
+      </w:r>
+    </w:p>
+    <w:p>
+      <w:pPr>
+        <w:ind w:left="360"/>
+        <w:rPr>
+          <w:rFonts w:ascii="Times New Roman" w:hAnsi="Times New Roman" w:cs="Times New Roman"/>
+          <w:b/>
+          <w:bCs/>
+          <w:sz w:val="24"/>
+          <w:szCs w:val="24"/>
+        </w:rPr>
+      </w:pPr>
+      <w:r>
+        <w:rPr>
+          <w:rFonts w:ascii="Times New Roman" w:hAnsi="Times New Roman" w:cs="Times New Roman"/>
+          <w:b/>
+          <w:bCs/>
+          <w:sz w:val="24"/>
+          <w:szCs w:val="24"/>
+        </w:rPr>
+        <w:t xml:space="preserve">frameborder: </w:t>
+      </w:r>
+      <w:r>
+        <w:rPr>
+          <w:rFonts w:ascii="Times New Roman" w:hAnsi="Times New Roman" w:cs="Times New Roman"/>
+          <w:sz w:val="24"/>
+          <w:szCs w:val="24"/>
+        </w:rPr>
+        <w:t>This attribute specifies whether or not the iframe should have a border. The value can be "0" or "1".</w:t>
+      </w:r>
+      <w:r>
+        <w:rPr>
+          <w:rFonts w:ascii="Times New Roman" w:hAnsi="Times New Roman" w:cs="Times New Roman"/>
+          <w:b/>
+          <w:bCs/>
+          <w:sz w:val="24"/>
+          <w:szCs w:val="24"/>
+        </w:rPr>
+        <w:t xml:space="preserve"> </w:t>
+      </w:r>
+    </w:p>
+    <w:p>
+      <w:pPr>
+        <w:ind w:left="360"/>
         <w:rPr>
           <w:rFonts w:ascii="Times New Roman" w:hAnsi="Times New Roman" w:cs="Times New Roman"/>
           <w:b/>
@@ -5257,9 +4983,7 @@
           <w:sz w:val="24"/>
           <w:szCs w:val="24"/>
         </w:rPr>
-        <w:t>iframe</w:t>
-      </w:r>
-      <w:proofErr w:type="spellEnd"/>
+      </w:pPr>
       <w:r>
         <w:rPr>
           <w:rFonts w:ascii="Times New Roman" w:hAnsi="Times New Roman" w:cs="Times New Roman"/>
@@ -5269,7 +4993,7 @@
           <w:sz w:val="24"/>
           <w:szCs w:val="24"/>
         </w:rPr>
-        <w:t>&gt;</w:t>
+        <w:t>&lt;iframe src="http://www.example.com" frameborder="0"&gt;&lt;/iframe&gt;</w:t>
       </w:r>
     </w:p>
     <w:p>
@@ -5289,69 +5013,15 @@
           <w:sz w:val="24"/>
           <w:szCs w:val="24"/>
         </w:rPr>
-        <w:t xml:space="preserve">height: </w:t>
-      </w:r>
-      <w:r>
-        <w:rPr>
-          <w:rFonts w:ascii="Times New Roman" w:hAnsi="Times New Roman" w:cs="Times New Roman"/>
-          <w:sz w:val="24"/>
-          <w:szCs w:val="24"/>
-        </w:rPr>
-        <w:t xml:space="preserve">This attribute specifies the height of the </w:t>
-      </w:r>
-      <w:proofErr w:type="spellStart"/>
-      <w:r>
-        <w:rPr>
-          <w:rFonts w:ascii="Times New Roman" w:hAnsi="Times New Roman" w:cs="Times New Roman"/>
-          <w:sz w:val="24"/>
-          <w:szCs w:val="24"/>
-        </w:rPr>
-        <w:t>iframe</w:t>
-      </w:r>
-      <w:proofErr w:type="spellEnd"/>
-      <w:r>
-        <w:rPr>
-          <w:rFonts w:ascii="Times New Roman" w:hAnsi="Times New Roman" w:cs="Times New Roman"/>
-          <w:sz w:val="24"/>
-          <w:szCs w:val="24"/>
-        </w:rPr>
-        <w:t>. The value can be specified as a positive integer followed by a unit of measurement, such as "</w:t>
-      </w:r>
-      <w:proofErr w:type="spellStart"/>
-      <w:r>
-        <w:rPr>
-          <w:rFonts w:ascii="Times New Roman" w:hAnsi="Times New Roman" w:cs="Times New Roman"/>
-          <w:sz w:val="24"/>
-          <w:szCs w:val="24"/>
-        </w:rPr>
-        <w:t>px</w:t>
-      </w:r>
-      <w:proofErr w:type="spellEnd"/>
-      <w:r>
-        <w:rPr>
-          <w:rFonts w:ascii="Times New Roman" w:hAnsi="Times New Roman" w:cs="Times New Roman"/>
-          <w:sz w:val="24"/>
-          <w:szCs w:val="24"/>
-        </w:rPr>
-        <w:t>" or "</w:t>
-      </w:r>
-      <w:proofErr w:type="spellStart"/>
-      <w:r>
-        <w:rPr>
-          <w:rFonts w:ascii="Times New Roman" w:hAnsi="Times New Roman" w:cs="Times New Roman"/>
-          <w:sz w:val="24"/>
-          <w:szCs w:val="24"/>
-        </w:rPr>
-        <w:t>em</w:t>
-      </w:r>
-      <w:proofErr w:type="spellEnd"/>
-      <w:r>
-        <w:rPr>
-          <w:rFonts w:ascii="Times New Roman" w:hAnsi="Times New Roman" w:cs="Times New Roman"/>
-          <w:sz w:val="24"/>
-          <w:szCs w:val="24"/>
-        </w:rPr>
-        <w:t xml:space="preserve">". </w:t>
+        <w:t xml:space="preserve">scrolling: </w:t>
+      </w:r>
+      <w:r>
+        <w:rPr>
+          <w:rFonts w:ascii="Times New Roman" w:hAnsi="Times New Roman" w:cs="Times New Roman"/>
+          <w:sz w:val="24"/>
+          <w:szCs w:val="24"/>
+        </w:rPr>
+        <w:t>This attribute specifies whether or not the iframe should have scrollbars. The value can be "yes", "no", or "auto".</w:t>
       </w:r>
     </w:p>
     <w:p>
@@ -5375,10 +5045,52 @@
           <w:sz w:val="24"/>
           <w:szCs w:val="24"/>
         </w:rPr>
-        <w:t>&lt;</w:t>
-      </w:r>
-      <w:proofErr w:type="spellStart"/>
-      <w:r>
+        <w:t>&lt;iframe src="http://www.example.com" scrolling="auto"&gt;&lt;/iframe&gt;</w:t>
+      </w:r>
+    </w:p>
+    <w:p>
+      <w:pPr>
+        <w:ind w:left="360"/>
+        <w:rPr>
+          <w:rFonts w:ascii="Times New Roman" w:hAnsi="Times New Roman" w:cs="Times New Roman"/>
+          <w:b/>
+          <w:bCs/>
+          <w:sz w:val="24"/>
+          <w:szCs w:val="24"/>
+        </w:rPr>
+      </w:pPr>
+      <w:r>
+        <w:rPr>
+          <w:rFonts w:ascii="Times New Roman" w:hAnsi="Times New Roman" w:cs="Times New Roman"/>
+          <w:b/>
+          <w:bCs/>
+          <w:sz w:val="24"/>
+          <w:szCs w:val="24"/>
+        </w:rPr>
+        <w:t xml:space="preserve">allowfullscreen: </w:t>
+      </w:r>
+      <w:r>
+        <w:rPr>
+          <w:rFonts w:ascii="Times New Roman" w:hAnsi="Times New Roman" w:cs="Times New Roman"/>
+          <w:sz w:val="24"/>
+          <w:szCs w:val="24"/>
+        </w:rPr>
+        <w:t>This attribute specifies whether or not the iframe should be allowed to enter fullscreen mode. The value can be "true" or "false".</w:t>
+      </w:r>
+      <w:r>
+        <w:rPr>
+          <w:rFonts w:ascii="Times New Roman" w:hAnsi="Times New Roman" w:cs="Times New Roman"/>
+          <w:b/>
+          <w:bCs/>
+          <w:sz w:val="24"/>
+          <w:szCs w:val="24"/>
+        </w:rPr>
+        <w:t xml:space="preserve"> </w:t>
+      </w:r>
+    </w:p>
+    <w:p>
+      <w:pPr>
+        <w:ind w:left="360"/>
         <w:rPr>
           <w:rFonts w:ascii="Times New Roman" w:hAnsi="Times New Roman" w:cs="Times New Roman"/>
           <w:b/>
@@ -5387,9 +5099,7 @@
           <w:sz w:val="24"/>
           <w:szCs w:val="24"/>
         </w:rPr>
-        <w:t>iframe</w:t>
-      </w:r>
-      <w:proofErr w:type="spellEnd"/>
+      </w:pPr>
       <w:r>
         <w:rPr>
           <w:rFonts w:ascii="Times New Roman" w:hAnsi="Times New Roman" w:cs="Times New Roman"/>
@@ -5399,9 +5109,9 @@
           <w:sz w:val="24"/>
           <w:szCs w:val="24"/>
         </w:rPr>
-        <w:t xml:space="preserve"> src="http://www.example.com" height="300px"&gt;&lt;/</w:t>
-      </w:r>
-      <w:proofErr w:type="spellStart"/>
+        <w:lastRenderedPageBreak/>
+        <w:t>&lt;iframe src="http://www.example.com" allowfullscreen="true"&gt;&lt;/iframe&gt;</w:t>
+      </w:r>
       <w:r>
         <w:rPr>
           <w:rFonts w:ascii="Times New Roman" w:hAnsi="Times New Roman" w:cs="Times New Roman"/>
@@ -5411,10 +5121,12 @@
           <w:sz w:val="24"/>
           <w:szCs w:val="24"/>
         </w:rPr>
-        <w:t>iframe</w:t>
-      </w:r>
-      <w:proofErr w:type="spellEnd"/>
-      <w:r>
+        <w:t xml:space="preserve"> </w:t>
+      </w:r>
+    </w:p>
+    <w:p>
+      <w:pPr>
+        <w:ind w:left="360"/>
         <w:rPr>
           <w:rFonts w:ascii="Times New Roman" w:hAnsi="Times New Roman" w:cs="Times New Roman"/>
           <w:b/>
@@ -5423,7 +5135,24 @@
           <w:sz w:val="24"/>
           <w:szCs w:val="24"/>
         </w:rPr>
-        <w:t xml:space="preserve">&gt; </w:t>
+      </w:pPr>
+      <w:r>
+        <w:rPr>
+          <w:rFonts w:ascii="Times New Roman" w:hAnsi="Times New Roman" w:cs="Times New Roman"/>
+          <w:b/>
+          <w:bCs/>
+          <w:sz w:val="24"/>
+          <w:szCs w:val="24"/>
+        </w:rPr>
+        <w:t xml:space="preserve">allow: </w:t>
+      </w:r>
+      <w:r>
+        <w:rPr>
+          <w:rFonts w:ascii="Times New Roman" w:hAnsi="Times New Roman" w:cs="Times New Roman"/>
+          <w:sz w:val="24"/>
+          <w:szCs w:val="24"/>
+        </w:rPr>
+        <w:t>This attribute specifies a space-separated list of features that the iframe is allowed to use. Example:</w:t>
       </w:r>
     </w:p>
     <w:p>
@@ -5431,52 +5160,6 @@
         <w:ind w:left="360"/>
         <w:rPr>
           <w:rFonts w:ascii="Times New Roman" w:hAnsi="Times New Roman" w:cs="Times New Roman"/>
-          <w:sz w:val="24"/>
-          <w:szCs w:val="24"/>
-        </w:rPr>
-      </w:pPr>
-      <w:r>
-        <w:rPr>
-          <w:rFonts w:ascii="Times New Roman" w:hAnsi="Times New Roman" w:cs="Times New Roman"/>
-          <w:b/>
-          <w:bCs/>
-          <w:sz w:val="24"/>
-          <w:szCs w:val="24"/>
-        </w:rPr>
-        <w:t xml:space="preserve">name: </w:t>
-      </w:r>
-      <w:r>
-        <w:rPr>
-          <w:rFonts w:ascii="Times New Roman" w:hAnsi="Times New Roman" w:cs="Times New Roman"/>
-          <w:sz w:val="24"/>
-          <w:szCs w:val="24"/>
-        </w:rPr>
-        <w:t xml:space="preserve">This attribute specifies a name for the </w:t>
-      </w:r>
-      <w:proofErr w:type="spellStart"/>
-      <w:r>
-        <w:rPr>
-          <w:rFonts w:ascii="Times New Roman" w:hAnsi="Times New Roman" w:cs="Times New Roman"/>
-          <w:sz w:val="24"/>
-          <w:szCs w:val="24"/>
-        </w:rPr>
-        <w:t>iframe</w:t>
-      </w:r>
-      <w:proofErr w:type="spellEnd"/>
-      <w:r>
-        <w:rPr>
-          <w:rFonts w:ascii="Times New Roman" w:hAnsi="Times New Roman" w:cs="Times New Roman"/>
-          <w:sz w:val="24"/>
-          <w:szCs w:val="24"/>
-        </w:rPr>
-        <w:t>. This name can be used as the target of links, form submissions, and JavaScript functions.</w:t>
-      </w:r>
-    </w:p>
-    <w:p>
-      <w:pPr>
-        <w:ind w:left="360"/>
-        <w:rPr>
-          <w:rFonts w:ascii="Times New Roman" w:hAnsi="Times New Roman" w:cs="Times New Roman"/>
           <w:b/>
           <w:bCs/>
           <w:color w:val="385623" w:themeColor="accent6" w:themeShade="80"/>
@@ -5493,644 +5176,7 @@
           <w:sz w:val="24"/>
           <w:szCs w:val="24"/>
         </w:rPr>
-        <w:t>&lt;</w:t>
-      </w:r>
-      <w:proofErr w:type="spellStart"/>
-      <w:r>
-        <w:rPr>
-          <w:rFonts w:ascii="Times New Roman" w:hAnsi="Times New Roman" w:cs="Times New Roman"/>
-          <w:b/>
-          <w:bCs/>
-          <w:color w:val="385623" w:themeColor="accent6" w:themeShade="80"/>
-          <w:sz w:val="24"/>
-          <w:szCs w:val="24"/>
-        </w:rPr>
-        <w:t>iframe</w:t>
-      </w:r>
-      <w:proofErr w:type="spellEnd"/>
-      <w:r>
-        <w:rPr>
-          <w:rFonts w:ascii="Times New Roman" w:hAnsi="Times New Roman" w:cs="Times New Roman"/>
-          <w:b/>
-          <w:bCs/>
-          <w:color w:val="385623" w:themeColor="accent6" w:themeShade="80"/>
-          <w:sz w:val="24"/>
-          <w:szCs w:val="24"/>
-        </w:rPr>
-        <w:t xml:space="preserve"> src="http://www.example.com" name="</w:t>
-      </w:r>
-      <w:proofErr w:type="spellStart"/>
-      <w:r>
-        <w:rPr>
-          <w:rFonts w:ascii="Times New Roman" w:hAnsi="Times New Roman" w:cs="Times New Roman"/>
-          <w:b/>
-          <w:bCs/>
-          <w:color w:val="385623" w:themeColor="accent6" w:themeShade="80"/>
-          <w:sz w:val="24"/>
-          <w:szCs w:val="24"/>
-        </w:rPr>
-        <w:t>myframe</w:t>
-      </w:r>
-      <w:proofErr w:type="spellEnd"/>
-      <w:r>
-        <w:rPr>
-          <w:rFonts w:ascii="Times New Roman" w:hAnsi="Times New Roman" w:cs="Times New Roman"/>
-          <w:b/>
-          <w:bCs/>
-          <w:color w:val="385623" w:themeColor="accent6" w:themeShade="80"/>
-          <w:sz w:val="24"/>
-          <w:szCs w:val="24"/>
-        </w:rPr>
-        <w:t>"&gt;&lt;/</w:t>
-      </w:r>
-      <w:proofErr w:type="spellStart"/>
-      <w:r>
-        <w:rPr>
-          <w:rFonts w:ascii="Times New Roman" w:hAnsi="Times New Roman" w:cs="Times New Roman"/>
-          <w:b/>
-          <w:bCs/>
-          <w:color w:val="385623" w:themeColor="accent6" w:themeShade="80"/>
-          <w:sz w:val="24"/>
-          <w:szCs w:val="24"/>
-        </w:rPr>
-        <w:t>iframe</w:t>
-      </w:r>
-      <w:proofErr w:type="spellEnd"/>
-      <w:r>
-        <w:rPr>
-          <w:rFonts w:ascii="Times New Roman" w:hAnsi="Times New Roman" w:cs="Times New Roman"/>
-          <w:b/>
-          <w:bCs/>
-          <w:color w:val="385623" w:themeColor="accent6" w:themeShade="80"/>
-          <w:sz w:val="24"/>
-          <w:szCs w:val="24"/>
-        </w:rPr>
-        <w:t>&gt;</w:t>
-      </w:r>
-    </w:p>
-    <w:p>
-      <w:pPr>
-        <w:ind w:left="360"/>
-        <w:rPr>
-          <w:rFonts w:ascii="Times New Roman" w:hAnsi="Times New Roman" w:cs="Times New Roman"/>
-          <w:b/>
-          <w:bCs/>
-          <w:sz w:val="24"/>
-          <w:szCs w:val="24"/>
-        </w:rPr>
-      </w:pPr>
-      <w:r>
-        <w:rPr>
-          <w:rFonts w:ascii="Times New Roman" w:hAnsi="Times New Roman" w:cs="Times New Roman"/>
-          <w:b/>
-          <w:bCs/>
-          <w:sz w:val="24"/>
-          <w:szCs w:val="24"/>
-        </w:rPr>
-        <w:t xml:space="preserve">frameborder: </w:t>
-      </w:r>
-      <w:r>
-        <w:rPr>
-          <w:rFonts w:ascii="Times New Roman" w:hAnsi="Times New Roman" w:cs="Times New Roman"/>
-          <w:sz w:val="24"/>
-          <w:szCs w:val="24"/>
-        </w:rPr>
-        <w:t xml:space="preserve">This attribute specifies whether or not the </w:t>
-      </w:r>
-      <w:proofErr w:type="spellStart"/>
-      <w:r>
-        <w:rPr>
-          <w:rFonts w:ascii="Times New Roman" w:hAnsi="Times New Roman" w:cs="Times New Roman"/>
-          <w:sz w:val="24"/>
-          <w:szCs w:val="24"/>
-        </w:rPr>
-        <w:t>iframe</w:t>
-      </w:r>
-      <w:proofErr w:type="spellEnd"/>
-      <w:r>
-        <w:rPr>
-          <w:rFonts w:ascii="Times New Roman" w:hAnsi="Times New Roman" w:cs="Times New Roman"/>
-          <w:sz w:val="24"/>
-          <w:szCs w:val="24"/>
-        </w:rPr>
-        <w:t xml:space="preserve"> should have a border. The value can be "0" or "1".</w:t>
-      </w:r>
-      <w:r>
-        <w:rPr>
-          <w:rFonts w:ascii="Times New Roman" w:hAnsi="Times New Roman" w:cs="Times New Roman"/>
-          <w:b/>
-          <w:bCs/>
-          <w:sz w:val="24"/>
-          <w:szCs w:val="24"/>
-        </w:rPr>
-        <w:t xml:space="preserve"> </w:t>
-      </w:r>
-    </w:p>
-    <w:p>
-      <w:pPr>
-        <w:ind w:left="360"/>
-        <w:rPr>
-          <w:rFonts w:ascii="Times New Roman" w:hAnsi="Times New Roman" w:cs="Times New Roman"/>
-          <w:b/>
-          <w:bCs/>
-          <w:color w:val="385623" w:themeColor="accent6" w:themeShade="80"/>
-          <w:sz w:val="24"/>
-          <w:szCs w:val="24"/>
-        </w:rPr>
-      </w:pPr>
-      <w:r>
-        <w:rPr>
-          <w:rFonts w:ascii="Times New Roman" w:hAnsi="Times New Roman" w:cs="Times New Roman"/>
-          <w:b/>
-          <w:bCs/>
-          <w:color w:val="385623" w:themeColor="accent6" w:themeShade="80"/>
-          <w:sz w:val="24"/>
-          <w:szCs w:val="24"/>
-        </w:rPr>
-        <w:t>&lt;</w:t>
-      </w:r>
-      <w:proofErr w:type="spellStart"/>
-      <w:r>
-        <w:rPr>
-          <w:rFonts w:ascii="Times New Roman" w:hAnsi="Times New Roman" w:cs="Times New Roman"/>
-          <w:b/>
-          <w:bCs/>
-          <w:color w:val="385623" w:themeColor="accent6" w:themeShade="80"/>
-          <w:sz w:val="24"/>
-          <w:szCs w:val="24"/>
-        </w:rPr>
-        <w:t>iframe</w:t>
-      </w:r>
-      <w:proofErr w:type="spellEnd"/>
-      <w:r>
-        <w:rPr>
-          <w:rFonts w:ascii="Times New Roman" w:hAnsi="Times New Roman" w:cs="Times New Roman"/>
-          <w:b/>
-          <w:bCs/>
-          <w:color w:val="385623" w:themeColor="accent6" w:themeShade="80"/>
-          <w:sz w:val="24"/>
-          <w:szCs w:val="24"/>
-        </w:rPr>
-        <w:t xml:space="preserve"> src="http://www.example.com" frameborder="0"&gt;&lt;/</w:t>
-      </w:r>
-      <w:proofErr w:type="spellStart"/>
-      <w:r>
-        <w:rPr>
-          <w:rFonts w:ascii="Times New Roman" w:hAnsi="Times New Roman" w:cs="Times New Roman"/>
-          <w:b/>
-          <w:bCs/>
-          <w:color w:val="385623" w:themeColor="accent6" w:themeShade="80"/>
-          <w:sz w:val="24"/>
-          <w:szCs w:val="24"/>
-        </w:rPr>
-        <w:t>iframe</w:t>
-      </w:r>
-      <w:proofErr w:type="spellEnd"/>
-      <w:r>
-        <w:rPr>
-          <w:rFonts w:ascii="Times New Roman" w:hAnsi="Times New Roman" w:cs="Times New Roman"/>
-          <w:b/>
-          <w:bCs/>
-          <w:color w:val="385623" w:themeColor="accent6" w:themeShade="80"/>
-          <w:sz w:val="24"/>
-          <w:szCs w:val="24"/>
-        </w:rPr>
-        <w:t>&gt;</w:t>
-      </w:r>
-    </w:p>
-    <w:p>
-      <w:pPr>
-        <w:ind w:left="360"/>
-        <w:rPr>
-          <w:rFonts w:ascii="Times New Roman" w:hAnsi="Times New Roman" w:cs="Times New Roman"/>
-          <w:sz w:val="24"/>
-          <w:szCs w:val="24"/>
-        </w:rPr>
-      </w:pPr>
-      <w:r>
-        <w:rPr>
-          <w:rFonts w:ascii="Times New Roman" w:hAnsi="Times New Roman" w:cs="Times New Roman"/>
-          <w:b/>
-          <w:bCs/>
-          <w:sz w:val="24"/>
-          <w:szCs w:val="24"/>
-        </w:rPr>
-        <w:t xml:space="preserve">scrolling: </w:t>
-      </w:r>
-      <w:r>
-        <w:rPr>
-          <w:rFonts w:ascii="Times New Roman" w:hAnsi="Times New Roman" w:cs="Times New Roman"/>
-          <w:sz w:val="24"/>
-          <w:szCs w:val="24"/>
-        </w:rPr>
-        <w:t xml:space="preserve">This attribute specifies whether or not the </w:t>
-      </w:r>
-      <w:proofErr w:type="spellStart"/>
-      <w:r>
-        <w:rPr>
-          <w:rFonts w:ascii="Times New Roman" w:hAnsi="Times New Roman" w:cs="Times New Roman"/>
-          <w:sz w:val="24"/>
-          <w:szCs w:val="24"/>
-        </w:rPr>
-        <w:t>iframe</w:t>
-      </w:r>
-      <w:proofErr w:type="spellEnd"/>
-      <w:r>
-        <w:rPr>
-          <w:rFonts w:ascii="Times New Roman" w:hAnsi="Times New Roman" w:cs="Times New Roman"/>
-          <w:sz w:val="24"/>
-          <w:szCs w:val="24"/>
-        </w:rPr>
-        <w:t xml:space="preserve"> should have scrollbars. The value can be "yes", "no", or "auto".</w:t>
-      </w:r>
-    </w:p>
-    <w:p>
-      <w:pPr>
-        <w:ind w:left="360"/>
-        <w:rPr>
-          <w:rFonts w:ascii="Times New Roman" w:hAnsi="Times New Roman" w:cs="Times New Roman"/>
-          <w:b/>
-          <w:bCs/>
-          <w:color w:val="385623" w:themeColor="accent6" w:themeShade="80"/>
-          <w:sz w:val="24"/>
-          <w:szCs w:val="24"/>
-        </w:rPr>
-      </w:pPr>
-      <w:r>
-        <w:rPr>
-          <w:rFonts w:ascii="Times New Roman" w:hAnsi="Times New Roman" w:cs="Times New Roman"/>
-          <w:b/>
-          <w:bCs/>
-          <w:color w:val="385623" w:themeColor="accent6" w:themeShade="80"/>
-          <w:sz w:val="24"/>
-          <w:szCs w:val="24"/>
-        </w:rPr>
-        <w:t>&lt;</w:t>
-      </w:r>
-      <w:proofErr w:type="spellStart"/>
-      <w:r>
-        <w:rPr>
-          <w:rFonts w:ascii="Times New Roman" w:hAnsi="Times New Roman" w:cs="Times New Roman"/>
-          <w:b/>
-          <w:bCs/>
-          <w:color w:val="385623" w:themeColor="accent6" w:themeShade="80"/>
-          <w:sz w:val="24"/>
-          <w:szCs w:val="24"/>
-        </w:rPr>
-        <w:t>iframe</w:t>
-      </w:r>
-      <w:proofErr w:type="spellEnd"/>
-      <w:r>
-        <w:rPr>
-          <w:rFonts w:ascii="Times New Roman" w:hAnsi="Times New Roman" w:cs="Times New Roman"/>
-          <w:b/>
-          <w:bCs/>
-          <w:color w:val="385623" w:themeColor="accent6" w:themeShade="80"/>
-          <w:sz w:val="24"/>
-          <w:szCs w:val="24"/>
-        </w:rPr>
-        <w:t xml:space="preserve"> src="http://www.example.com" scrolling="auto"&gt;&lt;/</w:t>
-      </w:r>
-      <w:proofErr w:type="spellStart"/>
-      <w:r>
-        <w:rPr>
-          <w:rFonts w:ascii="Times New Roman" w:hAnsi="Times New Roman" w:cs="Times New Roman"/>
-          <w:b/>
-          <w:bCs/>
-          <w:color w:val="385623" w:themeColor="accent6" w:themeShade="80"/>
-          <w:sz w:val="24"/>
-          <w:szCs w:val="24"/>
-        </w:rPr>
-        <w:t>iframe</w:t>
-      </w:r>
-      <w:proofErr w:type="spellEnd"/>
-      <w:r>
-        <w:rPr>
-          <w:rFonts w:ascii="Times New Roman" w:hAnsi="Times New Roman" w:cs="Times New Roman"/>
-          <w:b/>
-          <w:bCs/>
-          <w:color w:val="385623" w:themeColor="accent6" w:themeShade="80"/>
-          <w:sz w:val="24"/>
-          <w:szCs w:val="24"/>
-        </w:rPr>
-        <w:t>&gt;</w:t>
-      </w:r>
-    </w:p>
-    <w:p>
-      <w:pPr>
-        <w:ind w:left="360"/>
-        <w:rPr>
-          <w:rFonts w:ascii="Times New Roman" w:hAnsi="Times New Roman" w:cs="Times New Roman"/>
-          <w:b/>
-          <w:bCs/>
-          <w:sz w:val="24"/>
-          <w:szCs w:val="24"/>
-        </w:rPr>
-      </w:pPr>
-      <w:proofErr w:type="spellStart"/>
-      <w:r>
-        <w:rPr>
-          <w:rFonts w:ascii="Times New Roman" w:hAnsi="Times New Roman" w:cs="Times New Roman"/>
-          <w:b/>
-          <w:bCs/>
-          <w:sz w:val="24"/>
-          <w:szCs w:val="24"/>
-        </w:rPr>
-        <w:t>allowfullscreen</w:t>
-      </w:r>
-      <w:proofErr w:type="spellEnd"/>
-      <w:r>
-        <w:rPr>
-          <w:rFonts w:ascii="Times New Roman" w:hAnsi="Times New Roman" w:cs="Times New Roman"/>
-          <w:b/>
-          <w:bCs/>
-          <w:sz w:val="24"/>
-          <w:szCs w:val="24"/>
-        </w:rPr>
-        <w:t xml:space="preserve">: </w:t>
-      </w:r>
-      <w:r>
-        <w:rPr>
-          <w:rFonts w:ascii="Times New Roman" w:hAnsi="Times New Roman" w:cs="Times New Roman"/>
-          <w:sz w:val="24"/>
-          <w:szCs w:val="24"/>
-        </w:rPr>
-        <w:t xml:space="preserve">This attribute specifies whether or not the </w:t>
-      </w:r>
-      <w:proofErr w:type="spellStart"/>
-      <w:r>
-        <w:rPr>
-          <w:rFonts w:ascii="Times New Roman" w:hAnsi="Times New Roman" w:cs="Times New Roman"/>
-          <w:sz w:val="24"/>
-          <w:szCs w:val="24"/>
-        </w:rPr>
-        <w:t>iframe</w:t>
-      </w:r>
-      <w:proofErr w:type="spellEnd"/>
-      <w:r>
-        <w:rPr>
-          <w:rFonts w:ascii="Times New Roman" w:hAnsi="Times New Roman" w:cs="Times New Roman"/>
-          <w:sz w:val="24"/>
-          <w:szCs w:val="24"/>
-        </w:rPr>
-        <w:t xml:space="preserve"> should be allowed to enter </w:t>
-      </w:r>
-      <w:proofErr w:type="spellStart"/>
-      <w:r>
-        <w:rPr>
-          <w:rFonts w:ascii="Times New Roman" w:hAnsi="Times New Roman" w:cs="Times New Roman"/>
-          <w:sz w:val="24"/>
-          <w:szCs w:val="24"/>
-        </w:rPr>
-        <w:t>fullscreen</w:t>
-      </w:r>
-      <w:proofErr w:type="spellEnd"/>
-      <w:r>
-        <w:rPr>
-          <w:rFonts w:ascii="Times New Roman" w:hAnsi="Times New Roman" w:cs="Times New Roman"/>
-          <w:sz w:val="24"/>
-          <w:szCs w:val="24"/>
-        </w:rPr>
-        <w:t xml:space="preserve"> mode. The value can be "true" or "false".</w:t>
-      </w:r>
-      <w:r>
-        <w:rPr>
-          <w:rFonts w:ascii="Times New Roman" w:hAnsi="Times New Roman" w:cs="Times New Roman"/>
-          <w:b/>
-          <w:bCs/>
-          <w:sz w:val="24"/>
-          <w:szCs w:val="24"/>
-        </w:rPr>
-        <w:t xml:space="preserve"> </w:t>
-      </w:r>
-    </w:p>
-    <w:p>
-      <w:pPr>
-        <w:ind w:left="360"/>
-        <w:rPr>
-          <w:rFonts w:ascii="Times New Roman" w:hAnsi="Times New Roman" w:cs="Times New Roman"/>
-          <w:b/>
-          <w:bCs/>
-          <w:color w:val="385623" w:themeColor="accent6" w:themeShade="80"/>
-          <w:sz w:val="24"/>
-          <w:szCs w:val="24"/>
-        </w:rPr>
-      </w:pPr>
-      <w:r>
-        <w:rPr>
-          <w:rFonts w:ascii="Times New Roman" w:hAnsi="Times New Roman" w:cs="Times New Roman"/>
-          <w:b/>
-          <w:bCs/>
-          <w:color w:val="385623" w:themeColor="accent6" w:themeShade="80"/>
-          <w:sz w:val="24"/>
-          <w:szCs w:val="24"/>
-        </w:rPr>
-        <w:t>&lt;</w:t>
-      </w:r>
-      <w:proofErr w:type="spellStart"/>
-      <w:r>
-        <w:rPr>
-          <w:rFonts w:ascii="Times New Roman" w:hAnsi="Times New Roman" w:cs="Times New Roman"/>
-          <w:b/>
-          <w:bCs/>
-          <w:color w:val="385623" w:themeColor="accent6" w:themeShade="80"/>
-          <w:sz w:val="24"/>
-          <w:szCs w:val="24"/>
-        </w:rPr>
-        <w:t>iframe</w:t>
-      </w:r>
-      <w:proofErr w:type="spellEnd"/>
-      <w:r>
-        <w:rPr>
-          <w:rFonts w:ascii="Times New Roman" w:hAnsi="Times New Roman" w:cs="Times New Roman"/>
-          <w:b/>
-          <w:bCs/>
-          <w:color w:val="385623" w:themeColor="accent6" w:themeShade="80"/>
-          <w:sz w:val="24"/>
-          <w:szCs w:val="24"/>
-        </w:rPr>
-        <w:t xml:space="preserve"> src="http://www.example.com" </w:t>
-      </w:r>
-      <w:proofErr w:type="spellStart"/>
-      <w:r>
-        <w:rPr>
-          <w:rFonts w:ascii="Times New Roman" w:hAnsi="Times New Roman" w:cs="Times New Roman"/>
-          <w:b/>
-          <w:bCs/>
-          <w:color w:val="385623" w:themeColor="accent6" w:themeShade="80"/>
-          <w:sz w:val="24"/>
-          <w:szCs w:val="24"/>
-        </w:rPr>
-        <w:t>allowfullscreen</w:t>
-      </w:r>
-      <w:proofErr w:type="spellEnd"/>
-      <w:r>
-        <w:rPr>
-          <w:rFonts w:ascii="Times New Roman" w:hAnsi="Times New Roman" w:cs="Times New Roman"/>
-          <w:b/>
-          <w:bCs/>
-          <w:color w:val="385623" w:themeColor="accent6" w:themeShade="80"/>
-          <w:sz w:val="24"/>
-          <w:szCs w:val="24"/>
-        </w:rPr>
-        <w:t>="true"&gt;&lt;/</w:t>
-      </w:r>
-      <w:proofErr w:type="spellStart"/>
-      <w:r>
-        <w:rPr>
-          <w:rFonts w:ascii="Times New Roman" w:hAnsi="Times New Roman" w:cs="Times New Roman"/>
-          <w:b/>
-          <w:bCs/>
-          <w:color w:val="385623" w:themeColor="accent6" w:themeShade="80"/>
-          <w:sz w:val="24"/>
-          <w:szCs w:val="24"/>
-        </w:rPr>
-        <w:t>iframe</w:t>
-      </w:r>
-      <w:proofErr w:type="spellEnd"/>
-      <w:r>
-        <w:rPr>
-          <w:rFonts w:ascii="Times New Roman" w:hAnsi="Times New Roman" w:cs="Times New Roman"/>
-          <w:b/>
-          <w:bCs/>
-          <w:color w:val="385623" w:themeColor="accent6" w:themeShade="80"/>
-          <w:sz w:val="24"/>
-          <w:szCs w:val="24"/>
-        </w:rPr>
-        <w:t>&gt;</w:t>
-      </w:r>
-      <w:r>
-        <w:rPr>
-          <w:rFonts w:ascii="Times New Roman" w:hAnsi="Times New Roman" w:cs="Times New Roman"/>
-          <w:b/>
-          <w:bCs/>
-          <w:color w:val="385623" w:themeColor="accent6" w:themeShade="80"/>
-          <w:sz w:val="24"/>
-          <w:szCs w:val="24"/>
-        </w:rPr>
-        <w:t xml:space="preserve"> </w:t>
-      </w:r>
-    </w:p>
-    <w:p>
-      <w:pPr>
-        <w:ind w:left="360"/>
-        <w:rPr>
-          <w:rFonts w:ascii="Times New Roman" w:hAnsi="Times New Roman" w:cs="Times New Roman"/>
-          <w:b/>
-          <w:bCs/>
-          <w:color w:val="385623" w:themeColor="accent6" w:themeShade="80"/>
-          <w:sz w:val="24"/>
-          <w:szCs w:val="24"/>
-        </w:rPr>
-      </w:pPr>
-      <w:r>
-        <w:rPr>
-          <w:rFonts w:ascii="Times New Roman" w:hAnsi="Times New Roman" w:cs="Times New Roman"/>
-          <w:b/>
-          <w:bCs/>
-          <w:sz w:val="24"/>
-          <w:szCs w:val="24"/>
-        </w:rPr>
-        <w:lastRenderedPageBreak/>
-        <w:t xml:space="preserve">allow: </w:t>
-      </w:r>
-      <w:r>
-        <w:rPr>
-          <w:rFonts w:ascii="Times New Roman" w:hAnsi="Times New Roman" w:cs="Times New Roman"/>
-          <w:sz w:val="24"/>
-          <w:szCs w:val="24"/>
-        </w:rPr>
-        <w:t xml:space="preserve">This attribute specifies a space-separated list of features that the </w:t>
-      </w:r>
-      <w:proofErr w:type="spellStart"/>
-      <w:r>
-        <w:rPr>
-          <w:rFonts w:ascii="Times New Roman" w:hAnsi="Times New Roman" w:cs="Times New Roman"/>
-          <w:sz w:val="24"/>
-          <w:szCs w:val="24"/>
-        </w:rPr>
-        <w:t>iframe</w:t>
-      </w:r>
-      <w:proofErr w:type="spellEnd"/>
-      <w:r>
-        <w:rPr>
-          <w:rFonts w:ascii="Times New Roman" w:hAnsi="Times New Roman" w:cs="Times New Roman"/>
-          <w:sz w:val="24"/>
-          <w:szCs w:val="24"/>
-        </w:rPr>
-        <w:t xml:space="preserve"> is allowed to use. Example:</w:t>
-      </w:r>
-    </w:p>
-    <w:p>
-      <w:pPr>
-        <w:ind w:left="360"/>
-        <w:rPr>
-          <w:rFonts w:ascii="Times New Roman" w:hAnsi="Times New Roman" w:cs="Times New Roman"/>
-          <w:b/>
-          <w:bCs/>
-          <w:color w:val="385623" w:themeColor="accent6" w:themeShade="80"/>
-          <w:sz w:val="24"/>
-          <w:szCs w:val="24"/>
-        </w:rPr>
-      </w:pPr>
-      <w:r>
-        <w:rPr>
-          <w:rFonts w:ascii="Times New Roman" w:hAnsi="Times New Roman" w:cs="Times New Roman"/>
-          <w:b/>
-          <w:bCs/>
-          <w:color w:val="385623" w:themeColor="accent6" w:themeShade="80"/>
-          <w:sz w:val="24"/>
-          <w:szCs w:val="24"/>
-        </w:rPr>
-        <w:t>&lt;</w:t>
-      </w:r>
-      <w:proofErr w:type="spellStart"/>
-      <w:r>
-        <w:rPr>
-          <w:rFonts w:ascii="Times New Roman" w:hAnsi="Times New Roman" w:cs="Times New Roman"/>
-          <w:b/>
-          <w:bCs/>
-          <w:color w:val="385623" w:themeColor="accent6" w:themeShade="80"/>
-          <w:sz w:val="24"/>
-          <w:szCs w:val="24"/>
-        </w:rPr>
-        <w:t>iframe</w:t>
-      </w:r>
-      <w:proofErr w:type="spellEnd"/>
-      <w:r>
-        <w:rPr>
-          <w:rFonts w:ascii="Times New Roman" w:hAnsi="Times New Roman" w:cs="Times New Roman"/>
-          <w:b/>
-          <w:bCs/>
-          <w:color w:val="385623" w:themeColor="accent6" w:themeShade="80"/>
-          <w:sz w:val="24"/>
-          <w:szCs w:val="24"/>
-        </w:rPr>
-        <w:t xml:space="preserve"> src="http://www.example.com" allow="camera; microphone"&gt;&lt;/</w:t>
-      </w:r>
-      <w:proofErr w:type="spellStart"/>
-      <w:r>
-        <w:rPr>
-          <w:rFonts w:ascii="Times New Roman" w:hAnsi="Times New Roman" w:cs="Times New Roman"/>
-          <w:b/>
-          <w:bCs/>
-          <w:color w:val="385623" w:themeColor="accent6" w:themeShade="80"/>
-          <w:sz w:val="24"/>
-          <w:szCs w:val="24"/>
-        </w:rPr>
-        <w:t>iframe</w:t>
-      </w:r>
-      <w:proofErr w:type="spellEnd"/>
-      <w:r>
-        <w:rPr>
-          <w:rFonts w:ascii="Times New Roman" w:hAnsi="Times New Roman" w:cs="Times New Roman"/>
-          <w:b/>
-          <w:bCs/>
-          <w:color w:val="385623" w:themeColor="accent6" w:themeShade="80"/>
-          <w:sz w:val="24"/>
-          <w:szCs w:val="24"/>
-        </w:rPr>
-        <w:t>&gt;</w:t>
+        <w:t>&lt;iframe src="http://www.example.com" allow="camera; microphone"&gt;&lt;/iframe&gt;</w:t>
       </w:r>
     </w:p>
     <w:p>
@@ -6190,29 +5236,7 @@
           <w:sz w:val="24"/>
           <w:szCs w:val="24"/>
         </w:rPr>
-        <w:t>&lt;</w:t>
-      </w:r>
-      <w:proofErr w:type="spellStart"/>
-      <w:r>
-        <w:rPr>
-          <w:rFonts w:ascii="Times New Roman" w:hAnsi="Times New Roman" w:cs="Times New Roman"/>
-          <w:b/>
-          <w:bCs/>
-          <w:sz w:val="24"/>
-          <w:szCs w:val="24"/>
-        </w:rPr>
-        <w:t>kbd</w:t>
-      </w:r>
-      <w:proofErr w:type="spellEnd"/>
-      <w:r>
-        <w:rPr>
-          <w:rFonts w:ascii="Times New Roman" w:hAnsi="Times New Roman" w:cs="Times New Roman"/>
-          <w:b/>
-          <w:bCs/>
-          <w:sz w:val="24"/>
-          <w:szCs w:val="24"/>
-        </w:rPr>
-        <w:t>&gt; For Keyboard Input</w:t>
+        <w:t>&lt;kbd&gt; For Keyboard Input</w:t>
       </w:r>
     </w:p>
     <w:p>
@@ -6508,7 +5532,6 @@
           <w:szCs w:val="24"/>
         </w:rPr>
       </w:pPr>
-      <w:proofErr w:type="spellStart"/>
       <w:r>
         <w:rPr>
           <w:rFonts w:ascii="Times New Roman" w:hAnsi="Times New Roman" w:cs="Times New Roman"/>
@@ -6519,7 +5542,6 @@
         </w:rPr>
         <w:t>Behavior</w:t>
       </w:r>
-      <w:proofErr w:type="spellEnd"/>
     </w:p>
     <w:p>
       <w:pPr>
@@ -6536,7 +5558,6 @@
           <w:szCs w:val="24"/>
         </w:rPr>
       </w:pPr>
-      <w:proofErr w:type="spellStart"/>
       <w:r>
         <w:rPr>
           <w:rFonts w:ascii="Times New Roman" w:hAnsi="Times New Roman" w:cs="Times New Roman"/>
@@ -6547,7 +5568,6 @@
         </w:rPr>
         <w:t>Scrolldelay</w:t>
       </w:r>
-      <w:proofErr w:type="spellEnd"/>
     </w:p>
     <w:p>
       <w:pPr>
@@ -6564,7 +5584,6 @@
           <w:szCs w:val="24"/>
         </w:rPr>
       </w:pPr>
-      <w:proofErr w:type="spellStart"/>
       <w:r>
         <w:rPr>
           <w:rFonts w:ascii="Times New Roman" w:hAnsi="Times New Roman" w:cs="Times New Roman"/>
@@ -6575,7 +5594,6 @@
         </w:rPr>
         <w:t>Scrollamount</w:t>
       </w:r>
-      <w:proofErr w:type="spellEnd"/>
     </w:p>
     <w:p>
       <w:pPr>
@@ -6966,7 +5984,6 @@
           <w:szCs w:val="24"/>
         </w:rPr>
       </w:pPr>
-      <w:proofErr w:type="spellStart"/>
       <w:r>
         <w:rPr>
           <w:rFonts w:ascii="Times New Roman" w:hAnsi="Times New Roman" w:cs="Times New Roman"/>
@@ -6977,7 +5994,6 @@
         </w:rPr>
         <w:t>Textarea</w:t>
       </w:r>
-      <w:proofErr w:type="spellEnd"/>
     </w:p>
     <w:p>
       <w:pPr>
@@ -7002,6 +6018,7 @@
           <w:sz w:val="24"/>
           <w:szCs w:val="24"/>
         </w:rPr>
+        <w:lastRenderedPageBreak/>
         <w:t>Submit and Reset Button</w:t>
       </w:r>
     </w:p>
@@ -7054,7 +6071,6 @@
           <w:sz w:val="24"/>
           <w:szCs w:val="24"/>
         </w:rPr>
-        <w:lastRenderedPageBreak/>
         <w:t>Required</w:t>
       </w:r>
     </w:p>
@@ -7099,49 +6115,15 @@
           <w:szCs w:val="24"/>
         </w:rPr>
       </w:pPr>
-      <w:proofErr w:type="spellStart"/>
-      <w:r>
-        <w:rPr>
-          <w:rFonts w:ascii="Times New Roman" w:hAnsi="Times New Roman" w:cs="Times New Roman"/>
-          <w:b/>
-          <w:bCs/>
-          <w:sz w:val="24"/>
-          <w:szCs w:val="24"/>
-        </w:rPr>
-        <w:t>minlength</w:t>
-      </w:r>
-      <w:proofErr w:type="spellEnd"/>
-      <w:r>
-        <w:rPr>
-          <w:rFonts w:ascii="Times New Roman" w:hAnsi="Times New Roman" w:cs="Times New Roman"/>
-          <w:b/>
-          <w:bCs/>
-          <w:sz w:val="24"/>
-          <w:szCs w:val="24"/>
-        </w:rPr>
-        <w:t xml:space="preserve"> and </w:t>
-      </w:r>
-      <w:proofErr w:type="spellStart"/>
-      <w:r>
-        <w:rPr>
-          <w:rFonts w:ascii="Times New Roman" w:hAnsi="Times New Roman" w:cs="Times New Roman"/>
-          <w:b/>
-          <w:bCs/>
-          <w:sz w:val="24"/>
-          <w:szCs w:val="24"/>
-        </w:rPr>
-        <w:t>maxlength</w:t>
-      </w:r>
-      <w:proofErr w:type="spellEnd"/>
-      <w:r>
-        <w:rPr>
-          <w:rFonts w:ascii="Times New Roman" w:hAnsi="Times New Roman" w:cs="Times New Roman"/>
-          <w:b/>
-          <w:bCs/>
-          <w:sz w:val="24"/>
-          <w:szCs w:val="24"/>
-        </w:rPr>
-        <w:t xml:space="preserve"> etc..</w:t>
+      <w:r>
+        <w:rPr>
+          <w:rFonts w:ascii="Times New Roman" w:hAnsi="Times New Roman" w:cs="Times New Roman"/>
+          <w:b/>
+          <w:bCs/>
+          <w:sz w:val="24"/>
+          <w:szCs w:val="24"/>
+        </w:rPr>
+        <w:t>minlength and maxlength etc..</w:t>
       </w:r>
     </w:p>
     <w:p>
@@ -7167,7 +6149,6 @@
           <w:szCs w:val="24"/>
         </w:rPr>
       </w:pPr>
-      <w:proofErr w:type="spellStart"/>
       <w:r>
         <w:rPr>
           <w:rFonts w:ascii="Times New Roman" w:hAnsi="Times New Roman" w:cs="Times New Roman"/>
@@ -7178,7 +6159,6 @@
         </w:rPr>
         <w:t>color</w:t>
       </w:r>
-      <w:proofErr w:type="spellEnd"/>
     </w:p>
     <w:p>
       <w:pPr>
@@ -7429,7 +6409,6 @@
           <w:szCs w:val="24"/>
         </w:rPr>
       </w:pPr>
-      <w:proofErr w:type="spellStart"/>
       <w:r>
         <w:rPr>
           <w:rFonts w:ascii="Times New Roman" w:hAnsi="Times New Roman" w:cs="Times New Roman"/>
@@ -7440,7 +6419,6 @@
         </w:rPr>
         <w:t>Url</w:t>
       </w:r>
-      <w:proofErr w:type="spellEnd"/>
     </w:p>
     <w:p>
       <w:pPr>
@@ -8267,6 +7245,7 @@
           <w:sz w:val="24"/>
           <w:szCs w:val="24"/>
         </w:rPr>
+        <w:lastRenderedPageBreak/>
         <mc:AlternateContent>
           <mc:Choice Requires="wpi">
             <w:drawing>
@@ -8432,21 +7411,8 @@
           <w:sz w:val="24"/>
           <w:szCs w:val="24"/>
         </w:rPr>
-        <w:t xml:space="preserve">TAGS                                          </w:t>
-      </w:r>
-      <w:proofErr w:type="spellStart"/>
-      <w:r>
-        <w:rPr>
-          <w:rFonts w:ascii="Times New Roman" w:hAnsi="Times New Roman" w:cs="Times New Roman"/>
-          <w:b/>
-          <w:bCs/>
-          <w:color w:val="833C0B" w:themeColor="accent2" w:themeShade="80"/>
-          <w:sz w:val="24"/>
-          <w:szCs w:val="24"/>
-        </w:rPr>
-        <w:t>Key:Value</w:t>
-      </w:r>
-      <w:proofErr w:type="spellEnd"/>
+        <w:t>TAGS                                          Key:Value</w:t>
+      </w:r>
     </w:p>
     <w:p>
       <w:pPr>
@@ -8470,7 +7436,6 @@
           <w:sz w:val="24"/>
           <w:szCs w:val="24"/>
         </w:rPr>
-        <w:lastRenderedPageBreak/>
         <mc:AlternateContent>
           <mc:Choice Requires="wpi">
             <w:drawing>
@@ -8987,31 +7952,7 @@
           <w:sz w:val="24"/>
           <w:szCs w:val="24"/>
         </w:rPr>
-        <w:t xml:space="preserve">Example: container  p{ </w:t>
-      </w:r>
-      <w:proofErr w:type="spellStart"/>
-      <w:r>
-        <w:rPr>
-          <w:rFonts w:ascii="Times New Roman" w:hAnsi="Times New Roman" w:cs="Times New Roman"/>
-          <w:b/>
-          <w:bCs/>
-          <w:color w:val="00B0F0"/>
-          <w:sz w:val="24"/>
-          <w:szCs w:val="24"/>
-        </w:rPr>
-        <w:t>color:red</w:t>
-      </w:r>
-      <w:proofErr w:type="spellEnd"/>
-      <w:r>
-        <w:rPr>
-          <w:rFonts w:ascii="Times New Roman" w:hAnsi="Times New Roman" w:cs="Times New Roman"/>
-          <w:b/>
-          <w:bCs/>
-          <w:color w:val="00B0F0"/>
-          <w:sz w:val="24"/>
-          <w:szCs w:val="24"/>
-        </w:rPr>
-        <w:t xml:space="preserve"> }</w:t>
+        <w:t>Example: container  p{ color:red }</w:t>
       </w:r>
     </w:p>
     <w:p>
@@ -9089,31 +8030,7 @@
           <w:sz w:val="24"/>
           <w:szCs w:val="24"/>
         </w:rPr>
-        <w:t xml:space="preserve">Example: div +  p{ </w:t>
-      </w:r>
-      <w:proofErr w:type="spellStart"/>
-      <w:r>
-        <w:rPr>
-          <w:rFonts w:ascii="Times New Roman" w:hAnsi="Times New Roman" w:cs="Times New Roman"/>
-          <w:b/>
-          <w:bCs/>
-          <w:color w:val="00B0F0"/>
-          <w:sz w:val="24"/>
-          <w:szCs w:val="24"/>
-        </w:rPr>
-        <w:t>color:red</w:t>
-      </w:r>
-      <w:proofErr w:type="spellEnd"/>
-      <w:r>
-        <w:rPr>
-          <w:rFonts w:ascii="Times New Roman" w:hAnsi="Times New Roman" w:cs="Times New Roman"/>
-          <w:b/>
-          <w:bCs/>
-          <w:color w:val="00B0F0"/>
-          <w:sz w:val="24"/>
-          <w:szCs w:val="24"/>
-        </w:rPr>
-        <w:t xml:space="preserve"> }</w:t>
+        <w:t>Example: div +  p{ color:red }</w:t>
       </w:r>
     </w:p>
     <w:p>
@@ -9216,31 +8133,7 @@
           <w:sz w:val="24"/>
           <w:szCs w:val="24"/>
         </w:rPr>
-        <w:t xml:space="preserve">Example: container &gt; p{ </w:t>
-      </w:r>
-      <w:proofErr w:type="spellStart"/>
-      <w:r>
-        <w:rPr>
-          <w:rFonts w:ascii="Times New Roman" w:hAnsi="Times New Roman" w:cs="Times New Roman"/>
-          <w:b/>
-          <w:bCs/>
-          <w:color w:val="00B0F0"/>
-          <w:sz w:val="24"/>
-          <w:szCs w:val="24"/>
-        </w:rPr>
-        <w:t>color:red</w:t>
-      </w:r>
-      <w:proofErr w:type="spellEnd"/>
-      <w:r>
-        <w:rPr>
-          <w:rFonts w:ascii="Times New Roman" w:hAnsi="Times New Roman" w:cs="Times New Roman"/>
-          <w:b/>
-          <w:bCs/>
-          <w:color w:val="00B0F0"/>
-          <w:sz w:val="24"/>
-          <w:szCs w:val="24"/>
-        </w:rPr>
-        <w:t xml:space="preserve"> }</w:t>
+        <w:t>Example: container &gt; p{ color:red }</w:t>
       </w:r>
     </w:p>
     <w:p>
@@ -9332,31 +8225,7 @@
           <w:sz w:val="24"/>
           <w:szCs w:val="24"/>
         </w:rPr>
-        <w:t xml:space="preserve">Example: container ~ p{ </w:t>
-      </w:r>
-      <w:proofErr w:type="spellStart"/>
-      <w:r>
-        <w:rPr>
-          <w:rFonts w:ascii="Times New Roman" w:hAnsi="Times New Roman" w:cs="Times New Roman"/>
-          <w:b/>
-          <w:bCs/>
-          <w:color w:val="00B0F0"/>
-          <w:sz w:val="24"/>
-          <w:szCs w:val="24"/>
-        </w:rPr>
-        <w:t>color:red</w:t>
-      </w:r>
-      <w:proofErr w:type="spellEnd"/>
-      <w:r>
-        <w:rPr>
-          <w:rFonts w:ascii="Times New Roman" w:hAnsi="Times New Roman" w:cs="Times New Roman"/>
-          <w:b/>
-          <w:bCs/>
-          <w:color w:val="00B0F0"/>
-          <w:sz w:val="24"/>
-          <w:szCs w:val="24"/>
-        </w:rPr>
-        <w:t xml:space="preserve"> }</w:t>
+        <w:t>Example: container ~ p{ color:red }</w:t>
       </w:r>
     </w:p>
     <w:p>
@@ -9704,13 +8573,8 @@
         <w:pStyle w:val="Heading1"/>
       </w:pPr>
       <w:r>
-        <w:t xml:space="preserve">CSS </w:t>
-      </w:r>
-      <w:proofErr w:type="spellStart"/>
-      <w:r>
-        <w:t>Colors</w:t>
-      </w:r>
-      <w:proofErr w:type="spellEnd"/>
+        <w:t>CSS Colors</w:t>
+      </w:r>
     </w:p>
     <w:p>
       <w:pPr>
@@ -9756,20 +8620,8 @@
           <w:sz w:val="24"/>
           <w:szCs w:val="24"/>
         </w:rPr>
-        <w:t xml:space="preserve">RGB </w:t>
-      </w:r>
-      <w:proofErr w:type="spellStart"/>
-      <w:r>
-        <w:rPr>
-          <w:rFonts w:ascii="Times New Roman" w:hAnsi="Times New Roman" w:cs="Times New Roman"/>
-          <w:b/>
-          <w:bCs/>
-          <w:sz w:val="24"/>
-          <w:szCs w:val="24"/>
-        </w:rPr>
-        <w:t>Colors</w:t>
-      </w:r>
-      <w:proofErr w:type="spellEnd"/>
+        <w:t>RGB Colors</w:t>
+      </w:r>
     </w:p>
     <w:p>
       <w:pPr>
@@ -9794,20 +8646,8 @@
           <w:sz w:val="24"/>
           <w:szCs w:val="24"/>
         </w:rPr>
-        <w:t xml:space="preserve">HEX </w:t>
-      </w:r>
-      <w:proofErr w:type="spellStart"/>
-      <w:r>
-        <w:rPr>
-          <w:rFonts w:ascii="Times New Roman" w:hAnsi="Times New Roman" w:cs="Times New Roman"/>
-          <w:b/>
-          <w:bCs/>
-          <w:sz w:val="24"/>
-          <w:szCs w:val="24"/>
-        </w:rPr>
-        <w:t>Colors</w:t>
-      </w:r>
-      <w:proofErr w:type="spellEnd"/>
+        <w:t>HEX Colors</w:t>
+      </w:r>
     </w:p>
     <w:p>
       <w:pPr>
@@ -9832,20 +8672,8 @@
           <w:sz w:val="24"/>
           <w:szCs w:val="24"/>
         </w:rPr>
-        <w:t xml:space="preserve">HSL </w:t>
-      </w:r>
-      <w:proofErr w:type="spellStart"/>
-      <w:r>
-        <w:rPr>
-          <w:rFonts w:ascii="Times New Roman" w:hAnsi="Times New Roman" w:cs="Times New Roman"/>
-          <w:b/>
-          <w:bCs/>
-          <w:sz w:val="24"/>
-          <w:szCs w:val="24"/>
-        </w:rPr>
-        <w:t>Colors</w:t>
-      </w:r>
-      <w:proofErr w:type="spellEnd"/>
+        <w:t>HSL Colors</w:t>
+      </w:r>
     </w:p>
     <w:p>
       <w:pPr>
@@ -9924,25 +8752,7 @@
           <w:sz w:val="24"/>
           <w:szCs w:val="24"/>
         </w:rPr>
-        <w:t xml:space="preserve">This property sets the background </w:t>
-      </w:r>
-      <w:proofErr w:type="spellStart"/>
-      <w:r>
-        <w:rPr>
-          <w:rFonts w:ascii="Times New Roman" w:hAnsi="Times New Roman" w:cs="Times New Roman"/>
-          <w:sz w:val="24"/>
-          <w:szCs w:val="24"/>
-        </w:rPr>
-        <w:t>color</w:t>
-      </w:r>
-      <w:proofErr w:type="spellEnd"/>
-      <w:r>
-        <w:rPr>
-          <w:rFonts w:ascii="Times New Roman" w:hAnsi="Times New Roman" w:cs="Times New Roman"/>
-          <w:sz w:val="24"/>
-          <w:szCs w:val="24"/>
-        </w:rPr>
-        <w:t xml:space="preserve"> of an </w:t>
+        <w:t xml:space="preserve">This property sets the background color of an </w:t>
       </w:r>
       <w:r>
         <w:rPr>
@@ -9990,25 +8800,7 @@
           <w:sz w:val="24"/>
           <w:szCs w:val="24"/>
         </w:rPr>
-        <w:t xml:space="preserve">r keyword, a hexadecimal value, </w:t>
-      </w:r>
-      <w:proofErr w:type="spellStart"/>
-      <w:r>
-        <w:rPr>
-          <w:rFonts w:ascii="Times New Roman" w:hAnsi="Times New Roman" w:cs="Times New Roman"/>
-          <w:sz w:val="24"/>
-          <w:szCs w:val="24"/>
-        </w:rPr>
-        <w:t>hsl</w:t>
-      </w:r>
-      <w:proofErr w:type="spellEnd"/>
-      <w:r>
-        <w:rPr>
-          <w:rFonts w:ascii="Times New Roman" w:hAnsi="Times New Roman" w:cs="Times New Roman"/>
-          <w:sz w:val="24"/>
-          <w:szCs w:val="24"/>
-        </w:rPr>
-        <w:t>.</w:t>
+        <w:t>r keyword, a hexadecimal value, hsl.</w:t>
       </w:r>
     </w:p>
     <w:p>
@@ -10036,55 +8828,7 @@
           <w:sz w:val="24"/>
           <w:szCs w:val="24"/>
         </w:rPr>
-        <w:t>background-</w:t>
-      </w:r>
-      <w:proofErr w:type="spellStart"/>
-      <w:r>
-        <w:rPr>
-          <w:rFonts w:ascii="Times New Roman" w:hAnsi="Times New Roman" w:cs="Times New Roman"/>
-          <w:b/>
-          <w:bCs/>
-          <w:color w:val="1F3864" w:themeColor="accent1" w:themeShade="80"/>
-          <w:sz w:val="24"/>
-          <w:szCs w:val="24"/>
-        </w:rPr>
-        <w:t>color</w:t>
-      </w:r>
-      <w:proofErr w:type="spellEnd"/>
-      <w:r>
-        <w:rPr>
-          <w:rFonts w:ascii="Times New Roman" w:hAnsi="Times New Roman" w:cs="Times New Roman"/>
-          <w:b/>
-          <w:bCs/>
-          <w:color w:val="1F3864" w:themeColor="accent1" w:themeShade="80"/>
-          <w:sz w:val="24"/>
-          <w:szCs w:val="24"/>
-        </w:rPr>
-        <w:t>: &lt;</w:t>
-      </w:r>
-      <w:proofErr w:type="spellStart"/>
-      <w:r>
-        <w:rPr>
-          <w:rFonts w:ascii="Times New Roman" w:hAnsi="Times New Roman" w:cs="Times New Roman"/>
-          <w:b/>
-          <w:bCs/>
-          <w:color w:val="1F3864" w:themeColor="accent1" w:themeShade="80"/>
-          <w:sz w:val="24"/>
-          <w:szCs w:val="24"/>
-        </w:rPr>
-        <w:t>ColorName</w:t>
-      </w:r>
-      <w:proofErr w:type="spellEnd"/>
-      <w:r>
-        <w:rPr>
-          <w:rFonts w:ascii="Times New Roman" w:hAnsi="Times New Roman" w:cs="Times New Roman"/>
-          <w:b/>
-          <w:bCs/>
-          <w:color w:val="1F3864" w:themeColor="accent1" w:themeShade="80"/>
-          <w:sz w:val="24"/>
-          <w:szCs w:val="24"/>
-        </w:rPr>
-        <w:t>&gt;</w:t>
+        <w:t>background-color: &lt;ColorName&gt;</w:t>
       </w:r>
     </w:p>
     <w:p>
@@ -10113,31 +8857,7 @@
           <w:szCs w:val="24"/>
         </w:rPr>
         <w:lastRenderedPageBreak/>
-        <w:t>body {background-</w:t>
-      </w:r>
-      <w:proofErr w:type="spellStart"/>
-      <w:r>
-        <w:rPr>
-          <w:rFonts w:ascii="Times New Roman" w:hAnsi="Times New Roman" w:cs="Times New Roman"/>
-          <w:b/>
-          <w:bCs/>
-          <w:color w:val="385623" w:themeColor="accent6" w:themeShade="80"/>
-          <w:sz w:val="24"/>
-          <w:szCs w:val="24"/>
-        </w:rPr>
-        <w:t>color</w:t>
-      </w:r>
-      <w:proofErr w:type="spellEnd"/>
-      <w:r>
-        <w:rPr>
-          <w:rFonts w:ascii="Times New Roman" w:hAnsi="Times New Roman" w:cs="Times New Roman"/>
-          <w:b/>
-          <w:bCs/>
-          <w:color w:val="385623" w:themeColor="accent6" w:themeShade="80"/>
-          <w:sz w:val="24"/>
-          <w:szCs w:val="24"/>
-        </w:rPr>
-        <w:t>: coral;}</w:t>
+        <w:t>body {background-color: coral;}</w:t>
       </w:r>
     </w:p>
     <w:p>
@@ -10165,31 +8885,7 @@
           <w:sz w:val="24"/>
           <w:szCs w:val="24"/>
         </w:rPr>
-        <w:t>body {background-</w:t>
-      </w:r>
-      <w:proofErr w:type="spellStart"/>
-      <w:r>
-        <w:rPr>
-          <w:rFonts w:ascii="Times New Roman" w:hAnsi="Times New Roman" w:cs="Times New Roman"/>
-          <w:b/>
-          <w:bCs/>
-          <w:color w:val="385623" w:themeColor="accent6" w:themeShade="80"/>
-          <w:sz w:val="24"/>
-          <w:szCs w:val="24"/>
-        </w:rPr>
-        <w:t>color</w:t>
-      </w:r>
-      <w:proofErr w:type="spellEnd"/>
-      <w:r>
-        <w:rPr>
-          <w:rFonts w:ascii="Times New Roman" w:hAnsi="Times New Roman" w:cs="Times New Roman"/>
-          <w:b/>
-          <w:bCs/>
-          <w:color w:val="385623" w:themeColor="accent6" w:themeShade="80"/>
-          <w:sz w:val="24"/>
-          <w:szCs w:val="24"/>
-        </w:rPr>
-        <w:t>: #92a8d1;}</w:t>
+        <w:t>body {background-color: #92a8d1;}</w:t>
       </w:r>
     </w:p>
     <w:p>
@@ -10217,55 +8913,7 @@
           <w:sz w:val="24"/>
           <w:szCs w:val="24"/>
         </w:rPr>
-        <w:t>body {background-</w:t>
-      </w:r>
-      <w:proofErr w:type="spellStart"/>
-      <w:r>
-        <w:rPr>
-          <w:rFonts w:ascii="Times New Roman" w:hAnsi="Times New Roman" w:cs="Times New Roman"/>
-          <w:b/>
-          <w:bCs/>
-          <w:color w:val="385623" w:themeColor="accent6" w:themeShade="80"/>
-          <w:sz w:val="24"/>
-          <w:szCs w:val="24"/>
-        </w:rPr>
-        <w:t>color</w:t>
-      </w:r>
-      <w:proofErr w:type="spellEnd"/>
-      <w:r>
-        <w:rPr>
-          <w:rFonts w:ascii="Times New Roman" w:hAnsi="Times New Roman" w:cs="Times New Roman"/>
-          <w:b/>
-          <w:bCs/>
-          <w:color w:val="385623" w:themeColor="accent6" w:themeShade="80"/>
-          <w:sz w:val="24"/>
-          <w:szCs w:val="24"/>
-        </w:rPr>
-        <w:t>: </w:t>
-      </w:r>
-      <w:proofErr w:type="spellStart"/>
-      <w:r>
-        <w:rPr>
-          <w:rFonts w:ascii="Times New Roman" w:hAnsi="Times New Roman" w:cs="Times New Roman"/>
-          <w:b/>
-          <w:bCs/>
-          <w:color w:val="385623" w:themeColor="accent6" w:themeShade="80"/>
-          <w:sz w:val="24"/>
-          <w:szCs w:val="24"/>
-        </w:rPr>
-        <w:t>rgb</w:t>
-      </w:r>
-      <w:proofErr w:type="spellEnd"/>
-      <w:r>
-        <w:rPr>
-          <w:rFonts w:ascii="Times New Roman" w:hAnsi="Times New Roman" w:cs="Times New Roman"/>
-          <w:b/>
-          <w:bCs/>
-          <w:color w:val="385623" w:themeColor="accent6" w:themeShade="80"/>
-          <w:sz w:val="24"/>
-          <w:szCs w:val="24"/>
-        </w:rPr>
-        <w:t>(201, 76, 76);}</w:t>
+        <w:t>body {background-color: rgb(201, 76, 76);}</w:t>
       </w:r>
     </w:p>
     <w:p>
@@ -10293,55 +8941,7 @@
           <w:sz w:val="24"/>
           <w:szCs w:val="24"/>
         </w:rPr>
-        <w:t>body {background-</w:t>
-      </w:r>
-      <w:proofErr w:type="spellStart"/>
-      <w:r>
-        <w:rPr>
-          <w:rFonts w:ascii="Times New Roman" w:hAnsi="Times New Roman" w:cs="Times New Roman"/>
-          <w:b/>
-          <w:bCs/>
-          <w:color w:val="385623" w:themeColor="accent6" w:themeShade="80"/>
-          <w:sz w:val="24"/>
-          <w:szCs w:val="24"/>
-        </w:rPr>
-        <w:t>color</w:t>
-      </w:r>
-      <w:proofErr w:type="spellEnd"/>
-      <w:r>
-        <w:rPr>
-          <w:rFonts w:ascii="Times New Roman" w:hAnsi="Times New Roman" w:cs="Times New Roman"/>
-          <w:b/>
-          <w:bCs/>
-          <w:color w:val="385623" w:themeColor="accent6" w:themeShade="80"/>
-          <w:sz w:val="24"/>
-          <w:szCs w:val="24"/>
-        </w:rPr>
-        <w:t>: </w:t>
-      </w:r>
-      <w:proofErr w:type="spellStart"/>
-      <w:r>
-        <w:rPr>
-          <w:rFonts w:ascii="Times New Roman" w:hAnsi="Times New Roman" w:cs="Times New Roman"/>
-          <w:b/>
-          <w:bCs/>
-          <w:color w:val="385623" w:themeColor="accent6" w:themeShade="80"/>
-          <w:sz w:val="24"/>
-          <w:szCs w:val="24"/>
-        </w:rPr>
-        <w:t>hsl</w:t>
-      </w:r>
-      <w:proofErr w:type="spellEnd"/>
-      <w:r>
-        <w:rPr>
-          <w:rFonts w:ascii="Times New Roman" w:hAnsi="Times New Roman" w:cs="Times New Roman"/>
-          <w:b/>
-          <w:bCs/>
-          <w:color w:val="385623" w:themeColor="accent6" w:themeShade="80"/>
-          <w:sz w:val="24"/>
-          <w:szCs w:val="24"/>
-        </w:rPr>
-        <w:t>(89, 43%, 51%);}</w:t>
+        <w:t>body {background-color: hsl(89, 43%, 51%);}</w:t>
       </w:r>
     </w:p>
     <w:p>
@@ -10624,7 +9224,6 @@
           <w:szCs w:val="24"/>
         </w:rPr>
       </w:pPr>
-      <w:proofErr w:type="spellStart"/>
       <w:r>
         <w:rPr>
           <w:rFonts w:ascii="Times New Roman" w:hAnsi="Times New Roman" w:cs="Times New Roman"/>
@@ -10636,41 +9235,22 @@
         </w:rPr>
         <w:t>color</w:t>
       </w:r>
-      <w:proofErr w:type="spellEnd"/>
-    </w:p>
-    <w:p>
-      <w:pPr>
-        <w:rPr>
-          <w:rFonts w:ascii="Times New Roman" w:hAnsi="Times New Roman" w:cs="Times New Roman"/>
-          <w:sz w:val="24"/>
-          <w:szCs w:val="24"/>
-        </w:rPr>
-      </w:pPr>
-      <w:r>
-        <w:rPr>
-          <w:rFonts w:ascii="Times New Roman" w:hAnsi="Times New Roman" w:cs="Times New Roman"/>
-          <w:sz w:val="24"/>
-          <w:szCs w:val="24"/>
-        </w:rPr>
-        <w:t xml:space="preserve">Used to </w:t>
-      </w:r>
-      <w:proofErr w:type="spellStart"/>
-      <w:r>
-        <w:rPr>
-          <w:rFonts w:ascii="Times New Roman" w:hAnsi="Times New Roman" w:cs="Times New Roman"/>
-          <w:sz w:val="24"/>
-          <w:szCs w:val="24"/>
-        </w:rPr>
-        <w:t>color</w:t>
-      </w:r>
-      <w:proofErr w:type="spellEnd"/>
-      <w:r>
-        <w:rPr>
-          <w:rFonts w:ascii="Times New Roman" w:hAnsi="Times New Roman" w:cs="Times New Roman"/>
-          <w:sz w:val="24"/>
-          <w:szCs w:val="24"/>
-        </w:rPr>
-        <w:t xml:space="preserve"> the HTML element</w:t>
+    </w:p>
+    <w:p>
+      <w:pPr>
+        <w:rPr>
+          <w:rFonts w:ascii="Times New Roman" w:hAnsi="Times New Roman" w:cs="Times New Roman"/>
+          <w:sz w:val="24"/>
+          <w:szCs w:val="24"/>
+        </w:rPr>
+      </w:pPr>
+      <w:r>
+        <w:rPr>
+          <w:rFonts w:ascii="Times New Roman" w:hAnsi="Times New Roman" w:cs="Times New Roman"/>
+          <w:sz w:val="24"/>
+          <w:szCs w:val="24"/>
+        </w:rPr>
+        <w:t>Used to color the HTML element</w:t>
       </w:r>
       <w:r>
         <w:rPr>
@@ -10706,23 +9286,13 @@
           <w:szCs w:val="24"/>
         </w:rPr>
       </w:pPr>
-      <w:proofErr w:type="spellStart"/>
-      <w:r>
-        <w:rPr>
-          <w:rFonts w:ascii="Times New Roman" w:hAnsi="Times New Roman" w:cs="Times New Roman"/>
-          <w:sz w:val="24"/>
-          <w:szCs w:val="24"/>
-        </w:rPr>
-        <w:t>Color</w:t>
-      </w:r>
-      <w:proofErr w:type="spellEnd"/>
-      <w:r>
-        <w:rPr>
-          <w:rFonts w:ascii="Times New Roman" w:hAnsi="Times New Roman" w:cs="Times New Roman"/>
-          <w:sz w:val="24"/>
-          <w:szCs w:val="24"/>
-        </w:rPr>
-        <w:t>: blue;</w:t>
+      <w:r>
+        <w:rPr>
+          <w:rFonts w:ascii="Times New Roman" w:hAnsi="Times New Roman" w:cs="Times New Roman"/>
+          <w:sz w:val="24"/>
+          <w:szCs w:val="24"/>
+        </w:rPr>
+        <w:t>Color: blue;</w:t>
       </w:r>
     </w:p>
     <w:p>
@@ -10818,60 +9388,24 @@
           <w:sz w:val="24"/>
           <w:szCs w:val="24"/>
         </w:rPr>
-        <w:t xml:space="preserve">Ex: style = “direction: </w:t>
-      </w:r>
-      <w:proofErr w:type="spellStart"/>
-      <w:r>
-        <w:rPr>
-          <w:rFonts w:ascii="Times New Roman" w:hAnsi="Times New Roman" w:cs="Times New Roman"/>
-          <w:sz w:val="24"/>
-          <w:szCs w:val="24"/>
-        </w:rPr>
-        <w:t>ltr</w:t>
-      </w:r>
-      <w:proofErr w:type="spellEnd"/>
-      <w:r>
-        <w:rPr>
-          <w:rFonts w:ascii="Times New Roman" w:hAnsi="Times New Roman" w:cs="Times New Roman"/>
-          <w:sz w:val="24"/>
-          <w:szCs w:val="24"/>
-        </w:rPr>
-        <w:t>”</w:t>
-      </w:r>
-    </w:p>
-    <w:p>
-      <w:pPr>
-        <w:rPr>
-          <w:rFonts w:ascii="Times New Roman" w:hAnsi="Times New Roman" w:cs="Times New Roman"/>
-          <w:sz w:val="24"/>
-          <w:szCs w:val="24"/>
-        </w:rPr>
-      </w:pPr>
-      <w:r>
-        <w:rPr>
-          <w:rFonts w:ascii="Times New Roman" w:hAnsi="Times New Roman" w:cs="Times New Roman"/>
-          <w:sz w:val="24"/>
-          <w:szCs w:val="24"/>
-        </w:rPr>
-        <w:t xml:space="preserve">Ex: style = “direction: </w:t>
-      </w:r>
-      <w:proofErr w:type="spellStart"/>
-      <w:r>
-        <w:rPr>
-          <w:rFonts w:ascii="Times New Roman" w:hAnsi="Times New Roman" w:cs="Times New Roman"/>
-          <w:sz w:val="24"/>
-          <w:szCs w:val="24"/>
-        </w:rPr>
-        <w:t>rtl</w:t>
-      </w:r>
-      <w:proofErr w:type="spellEnd"/>
-      <w:r>
-        <w:rPr>
-          <w:rFonts w:ascii="Times New Roman" w:hAnsi="Times New Roman" w:cs="Times New Roman"/>
-          <w:sz w:val="24"/>
-          <w:szCs w:val="24"/>
-        </w:rPr>
-        <w:t>”</w:t>
+        <w:t>Ex: style = “direction: ltr”</w:t>
+      </w:r>
+    </w:p>
+    <w:p>
+      <w:pPr>
+        <w:rPr>
+          <w:rFonts w:ascii="Times New Roman" w:hAnsi="Times New Roman" w:cs="Times New Roman"/>
+          <w:sz w:val="24"/>
+          <w:szCs w:val="24"/>
+        </w:rPr>
+      </w:pPr>
+      <w:r>
+        <w:rPr>
+          <w:rFonts w:ascii="Times New Roman" w:hAnsi="Times New Roman" w:cs="Times New Roman"/>
+          <w:sz w:val="24"/>
+          <w:szCs w:val="24"/>
+        </w:rPr>
+        <w:t>Ex: style = “direction: rtl”</w:t>
       </w:r>
     </w:p>
     <w:p>
@@ -11500,21 +10034,8 @@
           <w:sz w:val="24"/>
           <w:szCs w:val="24"/>
         </w:rPr>
-        <w:t xml:space="preserve">h-space v-space blur </w:t>
-      </w:r>
-      <w:proofErr w:type="spellStart"/>
-      <w:r>
-        <w:rPr>
-          <w:rFonts w:ascii="Times New Roman" w:hAnsi="Times New Roman" w:cs="Times New Roman"/>
-          <w:b/>
-          <w:bCs/>
-          <w:color w:val="1F3864" w:themeColor="accent1" w:themeShade="80"/>
-          <w:sz w:val="24"/>
-          <w:szCs w:val="24"/>
-        </w:rPr>
-        <w:t>color</w:t>
-      </w:r>
-      <w:proofErr w:type="spellEnd"/>
+        <w:t>h-space v-space blur color</w:t>
+      </w:r>
     </w:p>
     <w:p>
       <w:pPr>
@@ -11742,31 +10263,7 @@
           <w:sz w:val="24"/>
           <w:szCs w:val="24"/>
         </w:rPr>
-        <w:t xml:space="preserve">Add border(property) to HTML element, to add border need to define width, style, </w:t>
-      </w:r>
-      <w:proofErr w:type="spellStart"/>
-      <w:r>
-        <w:rPr>
-          <w:rFonts w:ascii="Times New Roman" w:hAnsi="Times New Roman" w:cs="Times New Roman"/>
-          <w:b/>
-          <w:bCs/>
-          <w:color w:val="385623" w:themeColor="accent6" w:themeShade="80"/>
-          <w:sz w:val="24"/>
-          <w:szCs w:val="24"/>
-        </w:rPr>
-        <w:t>color</w:t>
-      </w:r>
-      <w:proofErr w:type="spellEnd"/>
-      <w:r>
-        <w:rPr>
-          <w:rFonts w:ascii="Times New Roman" w:hAnsi="Times New Roman" w:cs="Times New Roman"/>
-          <w:b/>
-          <w:bCs/>
-          <w:color w:val="385623" w:themeColor="accent6" w:themeShade="80"/>
-          <w:sz w:val="24"/>
-          <w:szCs w:val="24"/>
-        </w:rPr>
-        <w:t>.</w:t>
+        <w:t>Add border(property) to HTML element, to add border need to define width, style, color.</w:t>
       </w:r>
     </w:p>
     <w:p>
@@ -11850,21 +10347,8 @@
           <w:sz w:val="24"/>
           <w:szCs w:val="24"/>
         </w:rPr>
-        <w:t>border-</w:t>
-      </w:r>
-      <w:proofErr w:type="spellStart"/>
-      <w:r>
-        <w:rPr>
-          <w:rFonts w:ascii="Times New Roman" w:hAnsi="Times New Roman" w:cs="Times New Roman"/>
-          <w:b/>
-          <w:bCs/>
-          <w:color w:val="2F5496" w:themeColor="accent1" w:themeShade="BF"/>
-          <w:sz w:val="24"/>
-          <w:szCs w:val="24"/>
-        </w:rPr>
-        <w:t>color</w:t>
-      </w:r>
-      <w:proofErr w:type="spellEnd"/>
+        <w:t>border-color</w:t>
+      </w:r>
     </w:p>
     <w:p>
       <w:pPr>
@@ -12191,31 +10675,7 @@
           <w:sz w:val="24"/>
           <w:szCs w:val="24"/>
         </w:rPr>
-        <w:t xml:space="preserve">(equal space from left and right, exactly </w:t>
-      </w:r>
-      <w:proofErr w:type="spellStart"/>
-      <w:r>
-        <w:rPr>
-          <w:rFonts w:ascii="Times New Roman" w:hAnsi="Times New Roman" w:cs="Times New Roman"/>
-          <w:b/>
-          <w:bCs/>
-          <w:color w:val="385623" w:themeColor="accent6" w:themeShade="80"/>
-          <w:sz w:val="24"/>
-          <w:szCs w:val="24"/>
-        </w:rPr>
-        <w:t>center</w:t>
-      </w:r>
-      <w:proofErr w:type="spellEnd"/>
-      <w:r>
-        <w:rPr>
-          <w:rFonts w:ascii="Times New Roman" w:hAnsi="Times New Roman" w:cs="Times New Roman"/>
-          <w:b/>
-          <w:bCs/>
-          <w:color w:val="385623" w:themeColor="accent6" w:themeShade="80"/>
-          <w:sz w:val="24"/>
-          <w:szCs w:val="24"/>
-        </w:rPr>
-        <w:t>)</w:t>
+        <w:t>(equal space from left and right, exactly center)</w:t>
       </w:r>
     </w:p>
     <w:p>
@@ -12832,20 +11292,8 @@
           <w:sz w:val="24"/>
           <w:szCs w:val="24"/>
         </w:rPr>
-        <w:t>outline-</w:t>
-      </w:r>
-      <w:proofErr w:type="spellStart"/>
-      <w:r>
-        <w:rPr>
-          <w:rFonts w:ascii="Times New Roman" w:hAnsi="Times New Roman" w:cs="Times New Roman"/>
-          <w:b/>
-          <w:bCs/>
-          <w:sz w:val="24"/>
-          <w:szCs w:val="24"/>
-        </w:rPr>
-        <w:t>color</w:t>
-      </w:r>
-      <w:proofErr w:type="spellEnd"/>
+        <w:t>outline-color</w:t>
+      </w:r>
     </w:p>
     <w:p>
       <w:pPr>
@@ -13494,73 +11942,7 @@
           <w:sz w:val="24"/>
           <w:szCs w:val="24"/>
         </w:rPr>
-        <w:t>(</w:t>
-      </w:r>
-      <w:proofErr w:type="spellStart"/>
-      <w:r>
-        <w:rPr>
-          <w:rFonts w:ascii="Times New Roman" w:hAnsi="Times New Roman" w:cs="Times New Roman"/>
-          <w:b/>
-          <w:bCs/>
-          <w:sz w:val="24"/>
-          <w:szCs w:val="24"/>
-        </w:rPr>
-        <w:t>em,rem,vh</w:t>
-      </w:r>
-      <w:proofErr w:type="spellEnd"/>
-      <w:r>
-        <w:rPr>
-          <w:rFonts w:ascii="Times New Roman" w:hAnsi="Times New Roman" w:cs="Times New Roman"/>
-          <w:b/>
-          <w:bCs/>
-          <w:sz w:val="24"/>
-          <w:szCs w:val="24"/>
-        </w:rPr>
-        <w:t xml:space="preserve">, </w:t>
-      </w:r>
-      <w:proofErr w:type="spellStart"/>
-      <w:r>
-        <w:rPr>
-          <w:rFonts w:ascii="Times New Roman" w:hAnsi="Times New Roman" w:cs="Times New Roman"/>
-          <w:b/>
-          <w:bCs/>
-          <w:sz w:val="24"/>
-          <w:szCs w:val="24"/>
-        </w:rPr>
-        <w:t>vw,vmax,vmin</w:t>
-      </w:r>
-      <w:proofErr w:type="spellEnd"/>
-      <w:r>
-        <w:rPr>
-          <w:rFonts w:ascii="Times New Roman" w:hAnsi="Times New Roman" w:cs="Times New Roman"/>
-          <w:b/>
-          <w:bCs/>
-          <w:sz w:val="24"/>
-          <w:szCs w:val="24"/>
-        </w:rPr>
-        <w:t xml:space="preserve"> ,</w:t>
-      </w:r>
-      <w:proofErr w:type="spellStart"/>
-      <w:r>
-        <w:rPr>
-          <w:rFonts w:ascii="Times New Roman" w:hAnsi="Times New Roman" w:cs="Times New Roman"/>
-          <w:b/>
-          <w:bCs/>
-          <w:sz w:val="24"/>
-          <w:szCs w:val="24"/>
-        </w:rPr>
-        <w:t>px</w:t>
-      </w:r>
-      <w:proofErr w:type="spellEnd"/>
-      <w:r>
-        <w:rPr>
-          <w:rFonts w:ascii="Times New Roman" w:hAnsi="Times New Roman" w:cs="Times New Roman"/>
-          <w:b/>
-          <w:bCs/>
-          <w:sz w:val="24"/>
-          <w:szCs w:val="24"/>
-        </w:rPr>
-        <w:t>,%)</w:t>
+        <w:t>(em,rem,vh, vw,vmax,vmin ,px,%)</w:t>
       </w:r>
     </w:p>
     <w:p>
@@ -14406,13 +12788,8 @@
         <w:pStyle w:val="Heading1"/>
       </w:pPr>
       <w:r>
-        <w:t>CSS Accent-</w:t>
-      </w:r>
-      <w:proofErr w:type="spellStart"/>
-      <w:r>
-        <w:t>Color</w:t>
-      </w:r>
-      <w:proofErr w:type="spellEnd"/>
+        <w:t>CSS Accent-Color</w:t>
+      </w:r>
     </w:p>
     <w:p>
       <w:pPr>
@@ -14681,27 +13058,15 @@
           <w:szCs w:val="24"/>
         </w:rPr>
       </w:pPr>
-      <w:proofErr w:type="spellStart"/>
-      <w:r>
-        <w:rPr>
-          <w:rFonts w:ascii="Times New Roman" w:hAnsi="Times New Roman" w:cs="Times New Roman"/>
-          <w:b/>
-          <w:bCs/>
-          <w:sz w:val="24"/>
-          <w:szCs w:val="24"/>
-        </w:rPr>
-        <w:t>rotateX</w:t>
-      </w:r>
-      <w:proofErr w:type="spellEnd"/>
-      <w:r>
-        <w:rPr>
-          <w:rFonts w:ascii="Times New Roman" w:hAnsi="Times New Roman" w:cs="Times New Roman"/>
-          <w:b/>
-          <w:bCs/>
-          <w:sz w:val="24"/>
-          <w:szCs w:val="24"/>
-        </w:rPr>
-        <w:t>() Method</w:t>
+      <w:r>
+        <w:rPr>
+          <w:rFonts w:ascii="Times New Roman" w:hAnsi="Times New Roman" w:cs="Times New Roman"/>
+          <w:b/>
+          <w:bCs/>
+          <w:sz w:val="24"/>
+          <w:szCs w:val="24"/>
+        </w:rPr>
+        <w:t>rotateX() Method</w:t>
       </w:r>
     </w:p>
     <w:p>
@@ -14719,27 +13084,15 @@
           <w:szCs w:val="24"/>
         </w:rPr>
       </w:pPr>
-      <w:proofErr w:type="spellStart"/>
-      <w:r>
-        <w:rPr>
-          <w:rFonts w:ascii="Times New Roman" w:hAnsi="Times New Roman" w:cs="Times New Roman"/>
-          <w:b/>
-          <w:bCs/>
-          <w:sz w:val="24"/>
-          <w:szCs w:val="24"/>
-        </w:rPr>
-        <w:t>rotateY</w:t>
-      </w:r>
-      <w:proofErr w:type="spellEnd"/>
-      <w:r>
-        <w:rPr>
-          <w:rFonts w:ascii="Times New Roman" w:hAnsi="Times New Roman" w:cs="Times New Roman"/>
-          <w:b/>
-          <w:bCs/>
-          <w:sz w:val="24"/>
-          <w:szCs w:val="24"/>
-        </w:rPr>
-        <w:t>() Method</w:t>
+      <w:r>
+        <w:rPr>
+          <w:rFonts w:ascii="Times New Roman" w:hAnsi="Times New Roman" w:cs="Times New Roman"/>
+          <w:b/>
+          <w:bCs/>
+          <w:sz w:val="24"/>
+          <w:szCs w:val="24"/>
+        </w:rPr>
+        <w:t>rotateY() Method</w:t>
       </w:r>
     </w:p>
     <w:p>
@@ -14757,27 +13110,15 @@
           <w:szCs w:val="24"/>
         </w:rPr>
       </w:pPr>
-      <w:proofErr w:type="spellStart"/>
-      <w:r>
-        <w:rPr>
-          <w:rFonts w:ascii="Times New Roman" w:hAnsi="Times New Roman" w:cs="Times New Roman"/>
-          <w:b/>
-          <w:bCs/>
-          <w:sz w:val="24"/>
-          <w:szCs w:val="24"/>
-        </w:rPr>
-        <w:t>rotateZ</w:t>
-      </w:r>
-      <w:proofErr w:type="spellEnd"/>
-      <w:r>
-        <w:rPr>
-          <w:rFonts w:ascii="Times New Roman" w:hAnsi="Times New Roman" w:cs="Times New Roman"/>
-          <w:b/>
-          <w:bCs/>
-          <w:sz w:val="24"/>
-          <w:szCs w:val="24"/>
-        </w:rPr>
-        <w:t>() Method</w:t>
+      <w:r>
+        <w:rPr>
+          <w:rFonts w:ascii="Times New Roman" w:hAnsi="Times New Roman" w:cs="Times New Roman"/>
+          <w:b/>
+          <w:bCs/>
+          <w:sz w:val="24"/>
+          <w:szCs w:val="24"/>
+        </w:rPr>
+        <w:t>rotateZ() Method</w:t>
       </w:r>
     </w:p>
     <w:p>
@@ -15260,25 +13601,7 @@
           <w:sz w:val="24"/>
           <w:szCs w:val="24"/>
         </w:rPr>
-        <w:t xml:space="preserve">Body{ </w:t>
-      </w:r>
-      <w:proofErr w:type="spellStart"/>
-      <w:r>
-        <w:rPr>
-          <w:rFonts w:ascii="Times New Roman" w:hAnsi="Times New Roman" w:cs="Times New Roman"/>
-          <w:sz w:val="24"/>
-          <w:szCs w:val="24"/>
-        </w:rPr>
-        <w:t>display:flex</w:t>
-      </w:r>
-      <w:proofErr w:type="spellEnd"/>
-      <w:r>
-        <w:rPr>
-          <w:rFonts w:ascii="Times New Roman" w:hAnsi="Times New Roman" w:cs="Times New Roman"/>
-          <w:sz w:val="24"/>
-          <w:szCs w:val="24"/>
-        </w:rPr>
-        <w:t>; }-</w:t>
+        <w:t>Body{ display:flex; }-</w:t>
       </w:r>
       <w:r>
         <w:rPr>
@@ -16483,27 +14806,15 @@
           <w:szCs w:val="24"/>
         </w:rPr>
       </w:pPr>
-      <w:proofErr w:type="spellStart"/>
-      <w:r>
-        <w:rPr>
-          <w:rFonts w:ascii="Times New Roman" w:hAnsi="Times New Roman" w:cs="Times New Roman"/>
-          <w:b/>
-          <w:bCs/>
-          <w:sz w:val="24"/>
-          <w:szCs w:val="24"/>
-        </w:rPr>
-        <w:t>Colors</w:t>
-      </w:r>
-      <w:proofErr w:type="spellEnd"/>
-      <w:r>
-        <w:rPr>
-          <w:rFonts w:ascii="Times New Roman" w:hAnsi="Times New Roman" w:cs="Times New Roman"/>
-          <w:b/>
-          <w:bCs/>
-          <w:sz w:val="24"/>
-          <w:szCs w:val="24"/>
-        </w:rPr>
-        <w:t xml:space="preserve"> Background:</w:t>
+      <w:r>
+        <w:rPr>
+          <w:rFonts w:ascii="Times New Roman" w:hAnsi="Times New Roman" w:cs="Times New Roman"/>
+          <w:b/>
+          <w:bCs/>
+          <w:sz w:val="24"/>
+          <w:szCs w:val="24"/>
+        </w:rPr>
+        <w:t>Colors Background:</w:t>
       </w:r>
     </w:p>
     <w:p>
@@ -16821,40 +15132,25 @@
       <w:pPr>
         <w:pStyle w:val="Heading1"/>
       </w:pPr>
-      <w:proofErr w:type="spellStart"/>
-      <w:r>
-        <w:t>Javascript</w:t>
-      </w:r>
-      <w:proofErr w:type="spellEnd"/>
-      <w:r>
-        <w:t>?</w:t>
-      </w:r>
-    </w:p>
-    <w:p>
-      <w:pPr>
-        <w:rPr>
-          <w:rFonts w:ascii="Times New Roman" w:hAnsi="Times New Roman" w:cs="Times New Roman"/>
-          <w:sz w:val="24"/>
-          <w:szCs w:val="24"/>
-        </w:rPr>
-      </w:pPr>
-      <w:proofErr w:type="spellStart"/>
-      <w:r>
-        <w:rPr>
-          <w:rFonts w:ascii="Times New Roman" w:hAnsi="Times New Roman" w:cs="Times New Roman"/>
-          <w:sz w:val="24"/>
-          <w:szCs w:val="24"/>
-        </w:rPr>
-        <w:t>Javascript</w:t>
-      </w:r>
-      <w:proofErr w:type="spellEnd"/>
-      <w:r>
-        <w:rPr>
-          <w:rFonts w:ascii="Times New Roman" w:hAnsi="Times New Roman" w:cs="Times New Roman"/>
-          <w:sz w:val="24"/>
-          <w:szCs w:val="24"/>
-        </w:rPr>
-        <w:t xml:space="preserve"> is </w:t>
+      <w:r>
+        <w:t>Javascript?</w:t>
+      </w:r>
+    </w:p>
+    <w:p>
+      <w:pPr>
+        <w:rPr>
+          <w:rFonts w:ascii="Times New Roman" w:hAnsi="Times New Roman" w:cs="Times New Roman"/>
+          <w:sz w:val="24"/>
+          <w:szCs w:val="24"/>
+        </w:rPr>
+      </w:pPr>
+      <w:r>
+        <w:rPr>
+          <w:rFonts w:ascii="Times New Roman" w:hAnsi="Times New Roman" w:cs="Times New Roman"/>
+          <w:sz w:val="24"/>
+          <w:szCs w:val="24"/>
+        </w:rPr>
+        <w:t xml:space="preserve">Javascript is </w:t>
       </w:r>
       <w:r>
         <w:rPr>
@@ -16912,25 +15208,7 @@
           <w:sz w:val="24"/>
           <w:szCs w:val="24"/>
         </w:rPr>
-        <w:t xml:space="preserve">Each and every browser will have its own </w:t>
-      </w:r>
-      <w:proofErr w:type="spellStart"/>
-      <w:r>
-        <w:rPr>
-          <w:rFonts w:ascii="Times New Roman" w:hAnsi="Times New Roman" w:cs="Times New Roman"/>
-          <w:sz w:val="24"/>
-          <w:szCs w:val="24"/>
-        </w:rPr>
-        <w:t>javascript</w:t>
-      </w:r>
-      <w:proofErr w:type="spellEnd"/>
-      <w:r>
-        <w:rPr>
-          <w:rFonts w:ascii="Times New Roman" w:hAnsi="Times New Roman" w:cs="Times New Roman"/>
-          <w:sz w:val="24"/>
-          <w:szCs w:val="24"/>
-        </w:rPr>
-        <w:t xml:space="preserve"> engine.</w:t>
+        <w:t>Each and every browser will have its own javascript engine.</w:t>
       </w:r>
     </w:p>
     <w:p>
@@ -16990,13 +15268,95 @@
         <w:pStyle w:val="Heading1"/>
       </w:pPr>
       <w:r>
-        <w:t xml:space="preserve">Purpose of </w:t>
-      </w:r>
-      <w:proofErr w:type="spellStart"/>
-      <w:r>
-        <w:t>Javascript</w:t>
-      </w:r>
-      <w:proofErr w:type="spellEnd"/>
+        <w:t>Purpose of Javascript?</w:t>
+      </w:r>
+    </w:p>
+    <w:p>
+      <w:pPr>
+        <w:rPr>
+          <w:rFonts w:ascii="Times New Roman" w:hAnsi="Times New Roman" w:cs="Times New Roman"/>
+          <w:sz w:val="24"/>
+          <w:szCs w:val="24"/>
+        </w:rPr>
+      </w:pPr>
+      <w:r>
+        <w:rPr>
+          <w:rFonts w:ascii="Times New Roman" w:hAnsi="Times New Roman" w:cs="Times New Roman"/>
+          <w:sz w:val="24"/>
+          <w:szCs w:val="24"/>
+        </w:rPr>
+        <w:t>Creating interactive pages.</w:t>
+      </w:r>
+    </w:p>
+    <w:p>
+      <w:pPr>
+        <w:pStyle w:val="Heading1"/>
+      </w:pPr>
+      <w:r>
+        <w:t>Ways to write Javascript?</w:t>
+      </w:r>
+    </w:p>
+    <w:p>
+      <w:pPr>
+        <w:rPr>
+          <w:rFonts w:ascii="Times New Roman" w:hAnsi="Times New Roman" w:cs="Times New Roman"/>
+          <w:sz w:val="24"/>
+          <w:szCs w:val="24"/>
+        </w:rPr>
+      </w:pPr>
+      <w:r>
+        <w:rPr>
+          <w:rFonts w:ascii="Times New Roman" w:hAnsi="Times New Roman" w:cs="Times New Roman"/>
+          <w:sz w:val="24"/>
+          <w:szCs w:val="24"/>
+        </w:rPr>
+        <w:t>&lt;script&gt; &lt;/script&gt; (Inside of script tag)</w:t>
+      </w:r>
+    </w:p>
+    <w:p>
+      <w:pPr>
+        <w:rPr>
+          <w:rFonts w:ascii="Times New Roman" w:hAnsi="Times New Roman" w:cs="Times New Roman"/>
+          <w:sz w:val="24"/>
+          <w:szCs w:val="24"/>
+        </w:rPr>
+      </w:pPr>
+      <w:r>
+        <w:rPr>
+          <w:rFonts w:ascii="Times New Roman" w:hAnsi="Times New Roman" w:cs="Times New Roman"/>
+          <w:sz w:val="24"/>
+          <w:szCs w:val="24"/>
+        </w:rPr>
+        <w:t>External file and then include as a part of script file.</w:t>
+      </w:r>
+    </w:p>
+    <w:p>
+      <w:pPr>
+        <w:rPr>
+          <w:rFonts w:ascii="Times New Roman" w:hAnsi="Times New Roman" w:cs="Times New Roman"/>
+          <w:sz w:val="24"/>
+          <w:szCs w:val="24"/>
+        </w:rPr>
+      </w:pPr>
+      <w:r>
+        <w:rPr>
+          <w:rFonts w:ascii="Times New Roman" w:hAnsi="Times New Roman" w:cs="Times New Roman"/>
+          <w:sz w:val="24"/>
+          <w:szCs w:val="24"/>
+        </w:rPr>
+        <w:t>src=””</w:t>
+      </w:r>
+    </w:p>
+    <w:p>
+      <w:pPr>
+        <w:pStyle w:val="Heading1"/>
+      </w:pPr>
+      <w:r>
+        <w:t>Best place to write Javascript</w:t>
+      </w:r>
+      <w:r>
+        <w:t xml:space="preserve"> code</w:t>
+      </w:r>
       <w:r>
         <w:t>?</w:t>
       </w:r>
@@ -17015,7 +15375,15 @@
           <w:sz w:val="24"/>
           <w:szCs w:val="24"/>
         </w:rPr>
-        <w:t>Creating interactive pages.</w:t>
+        <w:t xml:space="preserve"> </w:t>
+      </w:r>
+      <w:r>
+        <w:rPr>
+          <w:rFonts w:ascii="Times New Roman" w:hAnsi="Times New Roman" w:cs="Times New Roman"/>
+          <w:sz w:val="24"/>
+          <w:szCs w:val="24"/>
+        </w:rPr>
+        <w:t>At body part: Once the HTML elements are loaded, the script should load afterwards. If the script refers to any of the elements, it should not throw an error.</w:t>
       </w:r>
     </w:p>
     <w:p>
@@ -17023,126 +15391,7 @@
         <w:pStyle w:val="Heading1"/>
       </w:pPr>
       <w:r>
-        <w:t xml:space="preserve">Ways to write </w:t>
-      </w:r>
-      <w:proofErr w:type="spellStart"/>
-      <w:r>
-        <w:t>Javascript</w:t>
-      </w:r>
-      <w:proofErr w:type="spellEnd"/>
-      <w:r>
-        <w:t>?</w:t>
-      </w:r>
-    </w:p>
-    <w:p>
-      <w:pPr>
-        <w:rPr>
-          <w:rFonts w:ascii="Times New Roman" w:hAnsi="Times New Roman" w:cs="Times New Roman"/>
-          <w:sz w:val="24"/>
-          <w:szCs w:val="24"/>
-        </w:rPr>
-      </w:pPr>
-      <w:r>
-        <w:rPr>
-          <w:rFonts w:ascii="Times New Roman" w:hAnsi="Times New Roman" w:cs="Times New Roman"/>
-          <w:sz w:val="24"/>
-          <w:szCs w:val="24"/>
-        </w:rPr>
-        <w:t>&lt;script&gt; &lt;/script&gt; (Inside of script tag)</w:t>
-      </w:r>
-    </w:p>
-    <w:p>
-      <w:pPr>
-        <w:rPr>
-          <w:rFonts w:ascii="Times New Roman" w:hAnsi="Times New Roman" w:cs="Times New Roman"/>
-          <w:sz w:val="24"/>
-          <w:szCs w:val="24"/>
-        </w:rPr>
-      </w:pPr>
-      <w:r>
-        <w:rPr>
-          <w:rFonts w:ascii="Times New Roman" w:hAnsi="Times New Roman" w:cs="Times New Roman"/>
-          <w:sz w:val="24"/>
-          <w:szCs w:val="24"/>
-        </w:rPr>
-        <w:t>External file and then include as a part of script file.</w:t>
-      </w:r>
-    </w:p>
-    <w:p>
-      <w:pPr>
-        <w:rPr>
-          <w:rFonts w:ascii="Times New Roman" w:hAnsi="Times New Roman" w:cs="Times New Roman"/>
-          <w:sz w:val="24"/>
-          <w:szCs w:val="24"/>
-        </w:rPr>
-      </w:pPr>
-      <w:r>
-        <w:rPr>
-          <w:rFonts w:ascii="Times New Roman" w:hAnsi="Times New Roman" w:cs="Times New Roman"/>
-          <w:sz w:val="24"/>
-          <w:szCs w:val="24"/>
-        </w:rPr>
-        <w:t>src=””</w:t>
-      </w:r>
-    </w:p>
-    <w:p>
-      <w:pPr>
-        <w:pStyle w:val="Heading1"/>
-      </w:pPr>
-      <w:r>
-        <w:t xml:space="preserve">Best place to write </w:t>
-      </w:r>
-      <w:proofErr w:type="spellStart"/>
-      <w:r>
-        <w:t>Javascript</w:t>
-      </w:r>
-      <w:proofErr w:type="spellEnd"/>
-      <w:r>
-        <w:t xml:space="preserve"> code</w:t>
-      </w:r>
-      <w:r>
-        <w:t>?</w:t>
-      </w:r>
-    </w:p>
-    <w:p>
-      <w:pPr>
-        <w:rPr>
-          <w:rFonts w:ascii="Times New Roman" w:hAnsi="Times New Roman" w:cs="Times New Roman"/>
-          <w:sz w:val="24"/>
-          <w:szCs w:val="24"/>
-        </w:rPr>
-      </w:pPr>
-      <w:r>
-        <w:rPr>
-          <w:rFonts w:ascii="Times New Roman" w:hAnsi="Times New Roman" w:cs="Times New Roman"/>
-          <w:sz w:val="24"/>
-          <w:szCs w:val="24"/>
-        </w:rPr>
-        <w:t xml:space="preserve"> </w:t>
-      </w:r>
-      <w:r>
-        <w:rPr>
-          <w:rFonts w:ascii="Times New Roman" w:hAnsi="Times New Roman" w:cs="Times New Roman"/>
-          <w:sz w:val="24"/>
-          <w:szCs w:val="24"/>
-        </w:rPr>
-        <w:t>At body part: Once the HTML elements are loaded, the script should load afterwards. If the script refers to any of the elements, it should not throw an error.</w:t>
-      </w:r>
-    </w:p>
-    <w:p>
-      <w:pPr>
-        <w:pStyle w:val="Heading1"/>
-      </w:pPr>
-      <w:r>
-        <w:t xml:space="preserve">Debugging in </w:t>
-      </w:r>
-      <w:proofErr w:type="spellStart"/>
-      <w:r>
-        <w:t>Javascript</w:t>
-      </w:r>
-      <w:proofErr w:type="spellEnd"/>
-      <w:r>
-        <w:t xml:space="preserve"> </w:t>
+        <w:t xml:space="preserve">Debugging in Javascript </w:t>
       </w:r>
       <w:r>
         <w:tab/>
@@ -17181,23 +15430,13 @@
           <w:szCs w:val="24"/>
         </w:rPr>
       </w:pPr>
-      <w:proofErr w:type="spellStart"/>
-      <w:r>
-        <w:rPr>
-          <w:rFonts w:ascii="Times New Roman" w:hAnsi="Times New Roman" w:cs="Times New Roman"/>
-          <w:sz w:val="24"/>
-          <w:szCs w:val="24"/>
-        </w:rPr>
-        <w:t>console.assert</w:t>
-      </w:r>
-      <w:proofErr w:type="spellEnd"/>
-      <w:r>
-        <w:rPr>
-          <w:rFonts w:ascii="Times New Roman" w:hAnsi="Times New Roman" w:cs="Times New Roman"/>
-          <w:sz w:val="24"/>
-          <w:szCs w:val="24"/>
-        </w:rPr>
-        <w:t>(exp</w:t>
+      <w:r>
+        <w:rPr>
+          <w:rFonts w:ascii="Times New Roman" w:hAnsi="Times New Roman" w:cs="Times New Roman"/>
+          <w:sz w:val="24"/>
+          <w:szCs w:val="24"/>
+        </w:rPr>
+        <w:t>console.assert(exp</w:t>
       </w:r>
       <w:r>
         <w:rPr>
@@ -17298,13 +15537,8 @@
         <w:pStyle w:val="Heading1"/>
       </w:pPr>
       <w:r>
-        <w:t xml:space="preserve">Variables and datatypes in </w:t>
-      </w:r>
-      <w:proofErr w:type="spellStart"/>
-      <w:r>
-        <w:t>Javascript</w:t>
-      </w:r>
-      <w:proofErr w:type="spellEnd"/>
+        <w:t>Variables and datatypes in Javascript</w:t>
+      </w:r>
     </w:p>
     <w:p>
       <w:pPr>
@@ -17356,25 +15590,7 @@
           <w:sz w:val="24"/>
           <w:szCs w:val="24"/>
         </w:rPr>
-        <w:t xml:space="preserve">1. Variable name should contain only </w:t>
-      </w:r>
-      <w:proofErr w:type="spellStart"/>
-      <w:r>
-        <w:rPr>
-          <w:rFonts w:ascii="Times New Roman" w:hAnsi="Times New Roman" w:cs="Times New Roman"/>
-          <w:sz w:val="24"/>
-          <w:szCs w:val="24"/>
-        </w:rPr>
-        <w:t>letter,digits,symbols</w:t>
-      </w:r>
-      <w:proofErr w:type="spellEnd"/>
-      <w:r>
-        <w:rPr>
-          <w:rFonts w:ascii="Times New Roman" w:hAnsi="Times New Roman" w:cs="Times New Roman"/>
-          <w:sz w:val="24"/>
-          <w:szCs w:val="24"/>
-        </w:rPr>
-        <w:t xml:space="preserve">($) and (_)underscore </w:t>
+        <w:t xml:space="preserve">1. Variable name should contain only letter,digits,symbols($) and (_)underscore </w:t>
       </w:r>
     </w:p>
     <w:p>
@@ -17580,41 +15796,13 @@
           <w:szCs w:val="24"/>
         </w:rPr>
       </w:pPr>
-      <w:proofErr w:type="spellStart"/>
-      <w:r>
-        <w:rPr>
-          <w:rFonts w:ascii="Times New Roman" w:hAnsi="Times New Roman" w:cs="Times New Roman"/>
-          <w:sz w:val="24"/>
-          <w:szCs w:val="24"/>
-        </w:rPr>
-        <w:t>typeof</w:t>
-      </w:r>
-      <w:proofErr w:type="spellEnd"/>
-      <w:r>
-        <w:rPr>
-          <w:rFonts w:ascii="Times New Roman" w:hAnsi="Times New Roman" w:cs="Times New Roman"/>
-          <w:sz w:val="24"/>
-          <w:szCs w:val="24"/>
-        </w:rPr>
-        <w:t xml:space="preserve"> n =&gt; number , </w:t>
-      </w:r>
-      <w:proofErr w:type="spellStart"/>
-      <w:r>
-        <w:rPr>
-          <w:rFonts w:ascii="Times New Roman" w:hAnsi="Times New Roman" w:cs="Times New Roman"/>
-          <w:sz w:val="24"/>
-          <w:szCs w:val="24"/>
-        </w:rPr>
-        <w:t>typeof</w:t>
-      </w:r>
-      <w:proofErr w:type="spellEnd"/>
-      <w:r>
-        <w:rPr>
-          <w:rFonts w:ascii="Times New Roman" w:hAnsi="Times New Roman" w:cs="Times New Roman"/>
-          <w:sz w:val="24"/>
-          <w:szCs w:val="24"/>
-        </w:rPr>
-        <w:t xml:space="preserve"> m =&gt; number</w:t>
+      <w:r>
+        <w:rPr>
+          <w:rFonts w:ascii="Times New Roman" w:hAnsi="Times New Roman" w:cs="Times New Roman"/>
+          <w:sz w:val="24"/>
+          <w:szCs w:val="24"/>
+        </w:rPr>
+        <w:t>typeof n =&gt; number , typeof m =&gt; number</w:t>
       </w:r>
     </w:p>
     <w:p>
@@ -17626,16 +15814,290 @@
           <w:szCs w:val="24"/>
         </w:rPr>
       </w:pPr>
-      <w:proofErr w:type="spellStart"/>
-      <w:r>
-        <w:rPr>
-          <w:rFonts w:ascii="Times New Roman" w:hAnsi="Times New Roman" w:cs="Times New Roman"/>
-          <w:sz w:val="24"/>
-          <w:szCs w:val="24"/>
-        </w:rPr>
-        <w:t>typeof</w:t>
-      </w:r>
-      <w:proofErr w:type="spellEnd"/>
+      <w:r>
+        <w:rPr>
+          <w:rFonts w:ascii="Times New Roman" w:hAnsi="Times New Roman" w:cs="Times New Roman"/>
+          <w:sz w:val="24"/>
+          <w:szCs w:val="24"/>
+        </w:rPr>
+        <w:t xml:space="preserve">typeof typeof n =&gt; string </w:t>
+      </w:r>
+      <w:r>
+        <w:rPr>
+          <w:rFonts w:ascii="Times New Roman" w:hAnsi="Times New Roman" w:cs="Times New Roman"/>
+          <w:sz w:val="24"/>
+          <w:szCs w:val="24"/>
+        </w:rPr>
+        <w:tab/>
+      </w:r>
+      <w:r>
+        <w:rPr>
+          <w:rFonts w:ascii="Times New Roman" w:hAnsi="Times New Roman" w:cs="Times New Roman"/>
+          <w:sz w:val="24"/>
+          <w:szCs w:val="24"/>
+        </w:rPr>
+        <w:tab/>
+      </w:r>
+      <w:r>
+        <w:rPr>
+          <w:rFonts w:ascii="Times New Roman" w:hAnsi="Times New Roman" w:cs="Times New Roman"/>
+          <w:sz w:val="24"/>
+          <w:szCs w:val="24"/>
+        </w:rPr>
+        <w:tab/>
+      </w:r>
+    </w:p>
+    <w:p>
+      <w:pPr>
+        <w:rPr>
+          <w:rFonts w:ascii="Times New Roman" w:hAnsi="Times New Roman" w:cs="Times New Roman"/>
+          <w:b/>
+          <w:bCs/>
+          <w:sz w:val="24"/>
+          <w:szCs w:val="24"/>
+        </w:rPr>
+      </w:pPr>
+      <w:r>
+        <w:rPr>
+          <w:rFonts w:ascii="Times New Roman" w:hAnsi="Times New Roman" w:cs="Times New Roman"/>
+          <w:b/>
+          <w:bCs/>
+          <w:sz w:val="24"/>
+          <w:szCs w:val="24"/>
+        </w:rPr>
+        <w:t>2. BigInt</w:t>
+      </w:r>
+    </w:p>
+    <w:p>
+      <w:pPr>
+        <w:ind w:firstLine="720"/>
+        <w:rPr>
+          <w:rFonts w:ascii="Times New Roman" w:hAnsi="Times New Roman" w:cs="Times New Roman"/>
+          <w:sz w:val="24"/>
+          <w:szCs w:val="24"/>
+        </w:rPr>
+      </w:pPr>
+      <w:r>
+        <w:rPr>
+          <w:rFonts w:ascii="Times New Roman" w:hAnsi="Times New Roman" w:cs="Times New Roman"/>
+          <w:sz w:val="24"/>
+          <w:szCs w:val="24"/>
+        </w:rPr>
+        <w:t xml:space="preserve">2^53-1 and -(2^53-1) this is a range bound </w:t>
+      </w:r>
+    </w:p>
+    <w:p>
+      <w:pPr>
+        <w:ind w:firstLine="720"/>
+        <w:rPr>
+          <w:rFonts w:ascii="Times New Roman" w:hAnsi="Times New Roman" w:cs="Times New Roman"/>
+          <w:sz w:val="24"/>
+          <w:szCs w:val="24"/>
+        </w:rPr>
+      </w:pPr>
+      <w:r>
+        <w:rPr>
+          <w:rFonts w:ascii="Times New Roman" w:hAnsi="Times New Roman" w:cs="Times New Roman"/>
+          <w:sz w:val="24"/>
+          <w:szCs w:val="24"/>
+        </w:rPr>
+        <w:t xml:space="preserve">limitations of number </w:t>
+      </w:r>
+    </w:p>
+    <w:p>
+      <w:pPr>
+        <w:ind w:firstLine="720"/>
+        <w:rPr>
+          <w:rFonts w:ascii="Times New Roman" w:hAnsi="Times New Roman" w:cs="Times New Roman"/>
+          <w:sz w:val="24"/>
+          <w:szCs w:val="24"/>
+        </w:rPr>
+      </w:pPr>
+      <w:r>
+        <w:rPr>
+          <w:rFonts w:ascii="Times New Roman" w:hAnsi="Times New Roman" w:cs="Times New Roman"/>
+          <w:sz w:val="24"/>
+          <w:szCs w:val="24"/>
+        </w:rPr>
+        <w:t>let n = 78654341234724313465564545n;</w:t>
+      </w:r>
+    </w:p>
+    <w:p>
+      <w:pPr>
+        <w:rPr>
+          <w:rFonts w:ascii="Times New Roman" w:hAnsi="Times New Roman" w:cs="Times New Roman"/>
+          <w:b/>
+          <w:bCs/>
+          <w:sz w:val="24"/>
+          <w:szCs w:val="24"/>
+        </w:rPr>
+      </w:pPr>
+      <w:r>
+        <w:rPr>
+          <w:rFonts w:ascii="Times New Roman" w:hAnsi="Times New Roman" w:cs="Times New Roman"/>
+          <w:b/>
+          <w:bCs/>
+          <w:sz w:val="24"/>
+          <w:szCs w:val="24"/>
+        </w:rPr>
+        <w:t xml:space="preserve">3.string </w:t>
+      </w:r>
+    </w:p>
+    <w:p>
+      <w:pPr>
+        <w:ind w:firstLine="720"/>
+        <w:rPr>
+          <w:rFonts w:ascii="Times New Roman" w:hAnsi="Times New Roman" w:cs="Times New Roman"/>
+          <w:sz w:val="24"/>
+          <w:szCs w:val="24"/>
+        </w:rPr>
+      </w:pPr>
+      <w:r>
+        <w:rPr>
+          <w:rFonts w:ascii="Times New Roman" w:hAnsi="Times New Roman" w:cs="Times New Roman"/>
+          <w:sz w:val="24"/>
+          <w:szCs w:val="24"/>
+        </w:rPr>
+        <w:t>let a = "hello";</w:t>
+      </w:r>
+    </w:p>
+    <w:p>
+      <w:pPr>
+        <w:ind w:firstLine="720"/>
+        <w:rPr>
+          <w:rFonts w:ascii="Times New Roman" w:hAnsi="Times New Roman" w:cs="Times New Roman"/>
+          <w:sz w:val="24"/>
+          <w:szCs w:val="24"/>
+        </w:rPr>
+      </w:pPr>
+      <w:r>
+        <w:rPr>
+          <w:rFonts w:ascii="Times New Roman" w:hAnsi="Times New Roman" w:cs="Times New Roman"/>
+          <w:sz w:val="24"/>
+          <w:szCs w:val="24"/>
+        </w:rPr>
+        <w:t>let b = 'hello';</w:t>
+      </w:r>
+    </w:p>
+    <w:p>
+      <w:pPr>
+        <w:ind w:firstLine="720"/>
+        <w:rPr>
+          <w:rFonts w:ascii="Times New Roman" w:hAnsi="Times New Roman" w:cs="Times New Roman"/>
+          <w:sz w:val="24"/>
+          <w:szCs w:val="24"/>
+        </w:rPr>
+      </w:pPr>
+      <w:r>
+        <w:rPr>
+          <w:rFonts w:ascii="Times New Roman" w:hAnsi="Times New Roman" w:cs="Times New Roman"/>
+          <w:sz w:val="24"/>
+          <w:szCs w:val="24"/>
+        </w:rPr>
+        <w:t xml:space="preserve">let c = `hello`; //template string literal </w:t>
+      </w:r>
+    </w:p>
+    <w:p>
+      <w:pPr>
+        <w:rPr>
+          <w:rFonts w:ascii="Times New Roman" w:hAnsi="Times New Roman" w:cs="Times New Roman"/>
+          <w:b/>
+          <w:bCs/>
+          <w:sz w:val="24"/>
+          <w:szCs w:val="24"/>
+        </w:rPr>
+      </w:pPr>
+      <w:r>
+        <w:rPr>
+          <w:rFonts w:ascii="Times New Roman" w:hAnsi="Times New Roman" w:cs="Times New Roman"/>
+          <w:b/>
+          <w:bCs/>
+          <w:sz w:val="24"/>
+          <w:szCs w:val="24"/>
+        </w:rPr>
+        <w:t xml:space="preserve">4. Boolean </w:t>
+      </w:r>
+    </w:p>
+    <w:p>
+      <w:pPr>
+        <w:ind w:firstLine="720"/>
+        <w:rPr>
+          <w:rFonts w:ascii="Times New Roman" w:hAnsi="Times New Roman" w:cs="Times New Roman"/>
+          <w:sz w:val="24"/>
+          <w:szCs w:val="24"/>
+        </w:rPr>
+      </w:pPr>
+      <w:r>
+        <w:rPr>
+          <w:rFonts w:ascii="Times New Roman" w:hAnsi="Times New Roman" w:cs="Times New Roman"/>
+          <w:sz w:val="24"/>
+          <w:szCs w:val="24"/>
+        </w:rPr>
+        <w:t>true or false</w:t>
+      </w:r>
+    </w:p>
+    <w:p>
+      <w:pPr>
+        <w:ind w:firstLine="720"/>
+        <w:rPr>
+          <w:rFonts w:ascii="Times New Roman" w:hAnsi="Times New Roman" w:cs="Times New Roman"/>
+          <w:sz w:val="24"/>
+          <w:szCs w:val="24"/>
+        </w:rPr>
+      </w:pPr>
+      <w:r>
+        <w:rPr>
+          <w:rFonts w:ascii="Times New Roman" w:hAnsi="Times New Roman" w:cs="Times New Roman"/>
+          <w:sz w:val="24"/>
+          <w:szCs w:val="24"/>
+        </w:rPr>
+        <w:t>if(10&gt;1){ }</w:t>
+      </w:r>
+      <w:r>
+        <w:rPr>
+          <w:rFonts w:ascii="Times New Roman" w:hAnsi="Times New Roman" w:cs="Times New Roman"/>
+          <w:sz w:val="24"/>
+          <w:szCs w:val="24"/>
+        </w:rPr>
+        <w:tab/>
+      </w:r>
+      <w:r>
+        <w:rPr>
+          <w:rFonts w:ascii="Times New Roman" w:hAnsi="Times New Roman" w:cs="Times New Roman"/>
+          <w:sz w:val="24"/>
+          <w:szCs w:val="24"/>
+        </w:rPr>
+        <w:tab/>
+      </w:r>
+    </w:p>
+    <w:p>
+      <w:pPr>
+        <w:rPr>
+          <w:rFonts w:ascii="Times New Roman" w:hAnsi="Times New Roman" w:cs="Times New Roman"/>
+          <w:sz w:val="24"/>
+          <w:szCs w:val="24"/>
+        </w:rPr>
+      </w:pPr>
+      <w:r>
+        <w:rPr>
+          <w:rFonts w:ascii="Times New Roman" w:hAnsi="Times New Roman" w:cs="Times New Roman"/>
+          <w:b/>
+          <w:bCs/>
+          <w:sz w:val="24"/>
+          <w:szCs w:val="24"/>
+        </w:rPr>
+        <w:t>5. undefined</w:t>
+      </w:r>
+      <w:r>
+        <w:rPr>
+          <w:rFonts w:ascii="Times New Roman" w:hAnsi="Times New Roman" w:cs="Times New Roman"/>
+          <w:b/>
+          <w:bCs/>
+          <w:sz w:val="24"/>
+          <w:szCs w:val="24"/>
+        </w:rPr>
+        <w:t>:</w:t>
+      </w:r>
       <w:r>
         <w:rPr>
           <w:rFonts w:ascii="Times New Roman" w:hAnsi="Times New Roman" w:cs="Times New Roman"/>
@@ -17644,345 +16106,13 @@
         </w:rPr>
         <w:t xml:space="preserve"> </w:t>
       </w:r>
-      <w:proofErr w:type="spellStart"/>
-      <w:r>
-        <w:rPr>
-          <w:rFonts w:ascii="Times New Roman" w:hAnsi="Times New Roman" w:cs="Times New Roman"/>
-          <w:sz w:val="24"/>
-          <w:szCs w:val="24"/>
-        </w:rPr>
-        <w:t>typeof</w:t>
-      </w:r>
-      <w:proofErr w:type="spellEnd"/>
-      <w:r>
-        <w:rPr>
-          <w:rFonts w:ascii="Times New Roman" w:hAnsi="Times New Roman" w:cs="Times New Roman"/>
-          <w:sz w:val="24"/>
-          <w:szCs w:val="24"/>
-        </w:rPr>
-        <w:t xml:space="preserve"> n =&gt; string </w:t>
-      </w:r>
-      <w:r>
-        <w:rPr>
-          <w:rFonts w:ascii="Times New Roman" w:hAnsi="Times New Roman" w:cs="Times New Roman"/>
-          <w:sz w:val="24"/>
-          <w:szCs w:val="24"/>
-        </w:rPr>
-        <w:tab/>
-      </w:r>
-      <w:r>
-        <w:rPr>
-          <w:rFonts w:ascii="Times New Roman" w:hAnsi="Times New Roman" w:cs="Times New Roman"/>
-          <w:sz w:val="24"/>
-          <w:szCs w:val="24"/>
-        </w:rPr>
-        <w:tab/>
-      </w:r>
-      <w:r>
-        <w:rPr>
-          <w:rFonts w:ascii="Times New Roman" w:hAnsi="Times New Roman" w:cs="Times New Roman"/>
-          <w:sz w:val="24"/>
-          <w:szCs w:val="24"/>
-        </w:rPr>
-        <w:tab/>
-      </w:r>
-    </w:p>
-    <w:p>
-      <w:pPr>
-        <w:rPr>
-          <w:rFonts w:ascii="Times New Roman" w:hAnsi="Times New Roman" w:cs="Times New Roman"/>
-          <w:b/>
-          <w:bCs/>
-          <w:sz w:val="24"/>
-          <w:szCs w:val="24"/>
-        </w:rPr>
-      </w:pPr>
-      <w:r>
-        <w:rPr>
-          <w:rFonts w:ascii="Times New Roman" w:hAnsi="Times New Roman" w:cs="Times New Roman"/>
-          <w:b/>
-          <w:bCs/>
-          <w:sz w:val="24"/>
-          <w:szCs w:val="24"/>
-        </w:rPr>
-        <w:t xml:space="preserve">2. </w:t>
-      </w:r>
-      <w:proofErr w:type="spellStart"/>
-      <w:r>
-        <w:rPr>
-          <w:rFonts w:ascii="Times New Roman" w:hAnsi="Times New Roman" w:cs="Times New Roman"/>
-          <w:b/>
-          <w:bCs/>
-          <w:sz w:val="24"/>
-          <w:szCs w:val="24"/>
-        </w:rPr>
-        <w:t>BigInt</w:t>
-      </w:r>
-      <w:proofErr w:type="spellEnd"/>
-    </w:p>
-    <w:p>
-      <w:pPr>
-        <w:ind w:firstLine="720"/>
-        <w:rPr>
-          <w:rFonts w:ascii="Times New Roman" w:hAnsi="Times New Roman" w:cs="Times New Roman"/>
-          <w:sz w:val="24"/>
-          <w:szCs w:val="24"/>
-        </w:rPr>
-      </w:pPr>
-      <w:r>
-        <w:rPr>
-          <w:rFonts w:ascii="Times New Roman" w:hAnsi="Times New Roman" w:cs="Times New Roman"/>
-          <w:sz w:val="24"/>
-          <w:szCs w:val="24"/>
-        </w:rPr>
-        <w:t xml:space="preserve">2^53-1 and -(2^53-1) this is a range bound </w:t>
-      </w:r>
-    </w:p>
-    <w:p>
-      <w:pPr>
-        <w:ind w:firstLine="720"/>
-        <w:rPr>
-          <w:rFonts w:ascii="Times New Roman" w:hAnsi="Times New Roman" w:cs="Times New Roman"/>
-          <w:sz w:val="24"/>
-          <w:szCs w:val="24"/>
-        </w:rPr>
-      </w:pPr>
-      <w:r>
-        <w:rPr>
-          <w:rFonts w:ascii="Times New Roman" w:hAnsi="Times New Roman" w:cs="Times New Roman"/>
-          <w:sz w:val="24"/>
-          <w:szCs w:val="24"/>
-        </w:rPr>
-        <w:t xml:space="preserve">limitations of number </w:t>
-      </w:r>
-    </w:p>
-    <w:p>
-      <w:pPr>
-        <w:ind w:firstLine="720"/>
-        <w:rPr>
-          <w:rFonts w:ascii="Times New Roman" w:hAnsi="Times New Roman" w:cs="Times New Roman"/>
-          <w:sz w:val="24"/>
-          <w:szCs w:val="24"/>
-        </w:rPr>
-      </w:pPr>
-      <w:r>
-        <w:rPr>
-          <w:rFonts w:ascii="Times New Roman" w:hAnsi="Times New Roman" w:cs="Times New Roman"/>
-          <w:sz w:val="24"/>
-          <w:szCs w:val="24"/>
-        </w:rPr>
-        <w:t>let n = 78654341234724313465564545n;</w:t>
-      </w:r>
-    </w:p>
-    <w:p>
-      <w:pPr>
-        <w:rPr>
-          <w:rFonts w:ascii="Times New Roman" w:hAnsi="Times New Roman" w:cs="Times New Roman"/>
-          <w:b/>
-          <w:bCs/>
-          <w:sz w:val="24"/>
-          <w:szCs w:val="24"/>
-        </w:rPr>
-      </w:pPr>
-      <w:r>
-        <w:rPr>
-          <w:rFonts w:ascii="Times New Roman" w:hAnsi="Times New Roman" w:cs="Times New Roman"/>
-          <w:b/>
-          <w:bCs/>
-          <w:sz w:val="24"/>
-          <w:szCs w:val="24"/>
-        </w:rPr>
-        <w:t xml:space="preserve">3.string </w:t>
-      </w:r>
-    </w:p>
-    <w:p>
-      <w:pPr>
-        <w:ind w:firstLine="720"/>
-        <w:rPr>
-          <w:rFonts w:ascii="Times New Roman" w:hAnsi="Times New Roman" w:cs="Times New Roman"/>
-          <w:sz w:val="24"/>
-          <w:szCs w:val="24"/>
-        </w:rPr>
-      </w:pPr>
-      <w:r>
-        <w:rPr>
-          <w:rFonts w:ascii="Times New Roman" w:hAnsi="Times New Roman" w:cs="Times New Roman"/>
-          <w:sz w:val="24"/>
-          <w:szCs w:val="24"/>
-        </w:rPr>
-        <w:t>let a = "hello";</w:t>
-      </w:r>
-    </w:p>
-    <w:p>
-      <w:pPr>
-        <w:ind w:firstLine="720"/>
-        <w:rPr>
-          <w:rFonts w:ascii="Times New Roman" w:hAnsi="Times New Roman" w:cs="Times New Roman"/>
-          <w:sz w:val="24"/>
-          <w:szCs w:val="24"/>
-        </w:rPr>
-      </w:pPr>
-      <w:r>
-        <w:rPr>
-          <w:rFonts w:ascii="Times New Roman" w:hAnsi="Times New Roman" w:cs="Times New Roman"/>
-          <w:sz w:val="24"/>
-          <w:szCs w:val="24"/>
-        </w:rPr>
-        <w:t>let b = 'hello';</w:t>
-      </w:r>
-    </w:p>
-    <w:p>
-      <w:pPr>
-        <w:ind w:firstLine="720"/>
-        <w:rPr>
-          <w:rFonts w:ascii="Times New Roman" w:hAnsi="Times New Roman" w:cs="Times New Roman"/>
-          <w:sz w:val="24"/>
-          <w:szCs w:val="24"/>
-        </w:rPr>
-      </w:pPr>
-      <w:r>
-        <w:rPr>
-          <w:rFonts w:ascii="Times New Roman" w:hAnsi="Times New Roman" w:cs="Times New Roman"/>
-          <w:sz w:val="24"/>
-          <w:szCs w:val="24"/>
-        </w:rPr>
-        <w:t xml:space="preserve">let c = `hello`; //template string literal </w:t>
-      </w:r>
-    </w:p>
-    <w:p>
-      <w:pPr>
-        <w:rPr>
-          <w:rFonts w:ascii="Times New Roman" w:hAnsi="Times New Roman" w:cs="Times New Roman"/>
-          <w:b/>
-          <w:bCs/>
-          <w:sz w:val="24"/>
-          <w:szCs w:val="24"/>
-        </w:rPr>
-      </w:pPr>
-      <w:r>
-        <w:rPr>
-          <w:rFonts w:ascii="Times New Roman" w:hAnsi="Times New Roman" w:cs="Times New Roman"/>
-          <w:b/>
-          <w:bCs/>
-          <w:sz w:val="24"/>
-          <w:szCs w:val="24"/>
-        </w:rPr>
-        <w:t xml:space="preserve">4. Boolean </w:t>
-      </w:r>
-    </w:p>
-    <w:p>
-      <w:pPr>
-        <w:ind w:firstLine="720"/>
-        <w:rPr>
-          <w:rFonts w:ascii="Times New Roman" w:hAnsi="Times New Roman" w:cs="Times New Roman"/>
-          <w:sz w:val="24"/>
-          <w:szCs w:val="24"/>
-        </w:rPr>
-      </w:pPr>
-      <w:r>
-        <w:rPr>
-          <w:rFonts w:ascii="Times New Roman" w:hAnsi="Times New Roman" w:cs="Times New Roman"/>
-          <w:sz w:val="24"/>
-          <w:szCs w:val="24"/>
-        </w:rPr>
-        <w:t>true or false</w:t>
-      </w:r>
-    </w:p>
-    <w:p>
-      <w:pPr>
-        <w:ind w:firstLine="720"/>
-        <w:rPr>
-          <w:rFonts w:ascii="Times New Roman" w:hAnsi="Times New Roman" w:cs="Times New Roman"/>
-          <w:sz w:val="24"/>
-          <w:szCs w:val="24"/>
-        </w:rPr>
-      </w:pPr>
-      <w:r>
-        <w:rPr>
-          <w:rFonts w:ascii="Times New Roman" w:hAnsi="Times New Roman" w:cs="Times New Roman"/>
-          <w:sz w:val="24"/>
-          <w:szCs w:val="24"/>
-        </w:rPr>
-        <w:t>if(10&gt;1){ }</w:t>
-      </w:r>
-      <w:r>
-        <w:rPr>
-          <w:rFonts w:ascii="Times New Roman" w:hAnsi="Times New Roman" w:cs="Times New Roman"/>
-          <w:sz w:val="24"/>
-          <w:szCs w:val="24"/>
-        </w:rPr>
-        <w:tab/>
-      </w:r>
-      <w:r>
-        <w:rPr>
-          <w:rFonts w:ascii="Times New Roman" w:hAnsi="Times New Roman" w:cs="Times New Roman"/>
-          <w:sz w:val="24"/>
-          <w:szCs w:val="24"/>
-        </w:rPr>
-        <w:tab/>
-      </w:r>
-    </w:p>
-    <w:p>
-      <w:pPr>
-        <w:rPr>
-          <w:rFonts w:ascii="Times New Roman" w:hAnsi="Times New Roman" w:cs="Times New Roman"/>
-          <w:sz w:val="24"/>
-          <w:szCs w:val="24"/>
-        </w:rPr>
-      </w:pPr>
-      <w:r>
-        <w:rPr>
-          <w:rFonts w:ascii="Times New Roman" w:hAnsi="Times New Roman" w:cs="Times New Roman"/>
-          <w:b/>
-          <w:bCs/>
-          <w:sz w:val="24"/>
-          <w:szCs w:val="24"/>
-        </w:rPr>
-        <w:t>5. undefined</w:t>
-      </w:r>
-      <w:r>
-        <w:rPr>
-          <w:rFonts w:ascii="Times New Roman" w:hAnsi="Times New Roman" w:cs="Times New Roman"/>
-          <w:b/>
-          <w:bCs/>
-          <w:sz w:val="24"/>
-          <w:szCs w:val="24"/>
-        </w:rPr>
-        <w:t>:</w:t>
-      </w:r>
-      <w:r>
-        <w:rPr>
-          <w:rFonts w:ascii="Times New Roman" w:hAnsi="Times New Roman" w:cs="Times New Roman"/>
-          <w:sz w:val="24"/>
-          <w:szCs w:val="24"/>
-        </w:rPr>
-        <w:t xml:space="preserve"> </w:t>
-      </w:r>
-      <w:r>
-        <w:rPr>
-          <w:rFonts w:ascii="Times New Roman" w:hAnsi="Times New Roman" w:cs="Times New Roman"/>
-          <w:sz w:val="24"/>
-          <w:szCs w:val="24"/>
-        </w:rPr>
-        <w:t xml:space="preserve">In </w:t>
-      </w:r>
-      <w:proofErr w:type="spellStart"/>
-      <w:r>
-        <w:rPr>
-          <w:rFonts w:ascii="Times New Roman" w:hAnsi="Times New Roman" w:cs="Times New Roman"/>
-          <w:sz w:val="24"/>
-          <w:szCs w:val="24"/>
-        </w:rPr>
-        <w:t>javascript</w:t>
-      </w:r>
-      <w:proofErr w:type="spellEnd"/>
-      <w:r>
-        <w:rPr>
-          <w:rFonts w:ascii="Times New Roman" w:hAnsi="Times New Roman" w:cs="Times New Roman"/>
-          <w:sz w:val="24"/>
-          <w:szCs w:val="24"/>
-        </w:rPr>
-        <w:t xml:space="preserve"> you declare a variable and not assign any value then it will hold undefined it.</w:t>
+      <w:r>
+        <w:rPr>
+          <w:rFonts w:ascii="Times New Roman" w:hAnsi="Times New Roman" w:cs="Times New Roman"/>
+          <w:sz w:val="24"/>
+          <w:szCs w:val="24"/>
+        </w:rPr>
+        <w:t>In javascript you declare a variable and not assign any value then it will hold undefined it.</w:t>
       </w:r>
     </w:p>
     <w:p>
@@ -18073,25 +16203,7 @@
           <w:sz w:val="24"/>
           <w:szCs w:val="24"/>
         </w:rPr>
-        <w:t xml:space="preserve"> in </w:t>
-      </w:r>
-      <w:proofErr w:type="spellStart"/>
-      <w:r>
-        <w:rPr>
-          <w:rFonts w:ascii="Times New Roman" w:hAnsi="Times New Roman" w:cs="Times New Roman"/>
-          <w:sz w:val="24"/>
-          <w:szCs w:val="24"/>
-        </w:rPr>
-        <w:t>javascript</w:t>
-      </w:r>
-      <w:proofErr w:type="spellEnd"/>
-      <w:r>
-        <w:rPr>
-          <w:rFonts w:ascii="Times New Roman" w:hAnsi="Times New Roman" w:cs="Times New Roman"/>
-          <w:sz w:val="24"/>
-          <w:szCs w:val="24"/>
-        </w:rPr>
-        <w:t xml:space="preserve"> null means "reference to non-existing object " –( The </w:t>
+        <w:t xml:space="preserve"> in javascript null means "reference to non-existing object " –( The </w:t>
       </w:r>
       <w:r>
         <w:rPr>
@@ -18139,23 +16251,13 @@
           <w:szCs w:val="24"/>
         </w:rPr>
       </w:pPr>
-      <w:proofErr w:type="spellStart"/>
-      <w:r>
-        <w:rPr>
-          <w:rFonts w:ascii="Times New Roman" w:hAnsi="Times New Roman" w:cs="Times New Roman"/>
-          <w:sz w:val="24"/>
-          <w:szCs w:val="24"/>
-        </w:rPr>
-        <w:t>typeof</w:t>
-      </w:r>
-      <w:proofErr w:type="spellEnd"/>
-      <w:r>
-        <w:rPr>
-          <w:rFonts w:ascii="Times New Roman" w:hAnsi="Times New Roman" w:cs="Times New Roman"/>
-          <w:sz w:val="24"/>
-          <w:szCs w:val="24"/>
-        </w:rPr>
-        <w:t xml:space="preserve"> a =&gt; object </w:t>
+      <w:r>
+        <w:rPr>
+          <w:rFonts w:ascii="Times New Roman" w:hAnsi="Times New Roman" w:cs="Times New Roman"/>
+          <w:sz w:val="24"/>
+          <w:szCs w:val="24"/>
+        </w:rPr>
+        <w:t xml:space="preserve">typeof a =&gt; object </w:t>
       </w:r>
     </w:p>
     <w:p>
@@ -18803,23 +16905,13 @@
           <w:szCs w:val="24"/>
         </w:rPr>
       </w:pPr>
-      <w:proofErr w:type="spellStart"/>
-      <w:r>
-        <w:rPr>
-          <w:rFonts w:ascii="Times New Roman" w:hAnsi="Times New Roman" w:cs="Times New Roman"/>
-          <w:sz w:val="24"/>
-          <w:szCs w:val="24"/>
-        </w:rPr>
-        <w:t>objectName.newKey</w:t>
-      </w:r>
-      <w:proofErr w:type="spellEnd"/>
-      <w:r>
-        <w:rPr>
-          <w:rFonts w:ascii="Times New Roman" w:hAnsi="Times New Roman" w:cs="Times New Roman"/>
-          <w:sz w:val="24"/>
-          <w:szCs w:val="24"/>
-        </w:rPr>
-        <w:t xml:space="preserve"> = value</w:t>
+      <w:r>
+        <w:rPr>
+          <w:rFonts w:ascii="Times New Roman" w:hAnsi="Times New Roman" w:cs="Times New Roman"/>
+          <w:sz w:val="24"/>
+          <w:szCs w:val="24"/>
+        </w:rPr>
+        <w:t>objectName.newKey = value</w:t>
       </w:r>
       <w:r>
         <w:rPr>
@@ -19215,41 +17307,13 @@
           <w:szCs w:val="24"/>
         </w:rPr>
       </w:pPr>
-      <w:proofErr w:type="spellStart"/>
-      <w:r>
-        <w:rPr>
-          <w:rFonts w:ascii="Times New Roman" w:hAnsi="Times New Roman" w:cs="Times New Roman"/>
-          <w:sz w:val="24"/>
-          <w:szCs w:val="24"/>
-        </w:rPr>
-        <w:t>ler</w:t>
-      </w:r>
-      <w:proofErr w:type="spellEnd"/>
-      <w:r>
-        <w:rPr>
-          <w:rFonts w:ascii="Times New Roman" w:hAnsi="Times New Roman" w:cs="Times New Roman"/>
-          <w:sz w:val="24"/>
-          <w:szCs w:val="24"/>
-        </w:rPr>
-        <w:t xml:space="preserve"> </w:t>
-      </w:r>
-      <w:proofErr w:type="spellStart"/>
-      <w:r>
-        <w:rPr>
-          <w:rFonts w:ascii="Times New Roman" w:hAnsi="Times New Roman" w:cs="Times New Roman"/>
-          <w:sz w:val="24"/>
-          <w:szCs w:val="24"/>
-        </w:rPr>
-        <w:t>arr</w:t>
-      </w:r>
-      <w:proofErr w:type="spellEnd"/>
-      <w:r>
-        <w:rPr>
-          <w:rFonts w:ascii="Times New Roman" w:hAnsi="Times New Roman" w:cs="Times New Roman"/>
-          <w:sz w:val="24"/>
-          <w:szCs w:val="24"/>
-        </w:rPr>
-        <w:t xml:space="preserve"> = new Array(); //not much preferred way</w:t>
+      <w:r>
+        <w:rPr>
+          <w:rFonts w:ascii="Times New Roman" w:hAnsi="Times New Roman" w:cs="Times New Roman"/>
+          <w:sz w:val="24"/>
+          <w:szCs w:val="24"/>
+        </w:rPr>
+        <w:t>ler arr = new Array(); //not much preferred way</w:t>
       </w:r>
     </w:p>
     <w:p>
@@ -19271,25 +17335,7 @@
           <w:sz w:val="24"/>
           <w:szCs w:val="24"/>
         </w:rPr>
-        <w:t xml:space="preserve">let </w:t>
-      </w:r>
-      <w:proofErr w:type="spellStart"/>
-      <w:r>
-        <w:rPr>
-          <w:rFonts w:ascii="Times New Roman" w:hAnsi="Times New Roman" w:cs="Times New Roman"/>
-          <w:sz w:val="24"/>
-          <w:szCs w:val="24"/>
-        </w:rPr>
-        <w:t>arr</w:t>
-      </w:r>
-      <w:proofErr w:type="spellEnd"/>
-      <w:r>
-        <w:rPr>
-          <w:rFonts w:ascii="Times New Roman" w:hAnsi="Times New Roman" w:cs="Times New Roman"/>
-          <w:sz w:val="24"/>
-          <w:szCs w:val="24"/>
-        </w:rPr>
-        <w:t xml:space="preserve"> = {};</w:t>
+        <w:t>let arr = {};</w:t>
       </w:r>
     </w:p>
     <w:p>
@@ -19453,116 +17499,329 @@
         </w:rPr>
         <w:t xml:space="preserve">, </w:t>
       </w:r>
-      <w:proofErr w:type="spellStart"/>
-      <w:r>
-        <w:rPr>
-          <w:rFonts w:ascii="Times New Roman" w:hAnsi="Times New Roman" w:cs="Times New Roman"/>
+      <w:r>
+        <w:rPr>
+          <w:rFonts w:ascii="Times New Roman" w:hAnsi="Times New Roman" w:cs="Times New Roman"/>
+          <w:sz w:val="24"/>
+          <w:szCs w:val="24"/>
+        </w:rPr>
+        <w:t>indexOf(), forEach(), filter(), map(), includes(), sort(), reverse(), reduce(), concat(), join(), flat()</w:t>
+      </w:r>
+    </w:p>
+    <w:p>
+      <w:pPr>
+        <w:rPr>
+          <w:rFonts w:ascii="Times New Roman" w:hAnsi="Times New Roman" w:cs="Times New Roman"/>
+          <w:sz w:val="24"/>
+          <w:szCs w:val="24"/>
+        </w:rPr>
+      </w:pPr>
+      <w:r>
+        <w:rPr>
+          <w:rFonts w:ascii="Times New Roman" w:hAnsi="Times New Roman" w:cs="Times New Roman"/>
+          <w:b/>
+          <w:bCs/>
+          <w:sz w:val="24"/>
+          <w:szCs w:val="24"/>
+        </w:rPr>
+        <w:t>p</w:t>
+      </w:r>
+      <w:r>
+        <w:rPr>
+          <w:rFonts w:ascii="Times New Roman" w:hAnsi="Times New Roman" w:cs="Times New Roman"/>
+          <w:b/>
+          <w:bCs/>
+          <w:sz w:val="24"/>
+          <w:szCs w:val="24"/>
+        </w:rPr>
+        <w:t xml:space="preserve">ush and </w:t>
+      </w:r>
+      <w:r>
+        <w:rPr>
+          <w:rFonts w:ascii="Times New Roman" w:hAnsi="Times New Roman" w:cs="Times New Roman"/>
+          <w:b/>
+          <w:bCs/>
+          <w:sz w:val="24"/>
+          <w:szCs w:val="24"/>
+        </w:rPr>
+        <w:t>p</w:t>
+      </w:r>
+      <w:r>
+        <w:rPr>
+          <w:rFonts w:ascii="Times New Roman" w:hAnsi="Times New Roman" w:cs="Times New Roman"/>
+          <w:b/>
+          <w:bCs/>
+          <w:sz w:val="24"/>
+          <w:szCs w:val="24"/>
+        </w:rPr>
+        <w:t>op</w:t>
+      </w:r>
+      <w:r>
+        <w:rPr>
+          <w:rFonts w:ascii="Times New Roman" w:hAnsi="Times New Roman" w:cs="Times New Roman"/>
+          <w:sz w:val="24"/>
+          <w:szCs w:val="24"/>
+        </w:rPr>
+        <w:t xml:space="preserve"> will act on end of the array. (</w:t>
+      </w:r>
+      <w:r>
+        <w:rPr>
+          <w:rFonts w:ascii="Times New Roman" w:hAnsi="Times New Roman" w:cs="Times New Roman"/>
+          <w:b/>
+          <w:bCs/>
+          <w:color w:val="833C0B" w:themeColor="accent2" w:themeShade="80"/>
+          <w:sz w:val="24"/>
+          <w:szCs w:val="24"/>
+        </w:rPr>
+        <w:t>add and remove at end</w:t>
+      </w:r>
+      <w:r>
+        <w:rPr>
+          <w:rFonts w:ascii="Times New Roman" w:hAnsi="Times New Roman" w:cs="Times New Roman"/>
+          <w:sz w:val="24"/>
+          <w:szCs w:val="24"/>
+        </w:rPr>
+        <w:t>)</w:t>
+      </w:r>
+    </w:p>
+    <w:p>
+      <w:pPr>
+        <w:rPr>
+          <w:rFonts w:ascii="Times New Roman" w:hAnsi="Times New Roman" w:cs="Times New Roman"/>
+          <w:sz w:val="24"/>
+          <w:szCs w:val="24"/>
+        </w:rPr>
+      </w:pPr>
+      <w:r>
+        <w:rPr>
+          <w:rFonts w:ascii="Times New Roman" w:hAnsi="Times New Roman" w:cs="Times New Roman"/>
+          <w:b/>
+          <w:bCs/>
+          <w:sz w:val="24"/>
+          <w:szCs w:val="24"/>
+        </w:rPr>
+        <w:t>s</w:t>
+      </w:r>
+      <w:r>
+        <w:rPr>
+          <w:rFonts w:ascii="Times New Roman" w:hAnsi="Times New Roman" w:cs="Times New Roman"/>
+          <w:b/>
+          <w:bCs/>
+          <w:sz w:val="24"/>
+          <w:szCs w:val="24"/>
+        </w:rPr>
+        <w:t xml:space="preserve">hift, </w:t>
+      </w:r>
+      <w:r>
+        <w:rPr>
+          <w:rFonts w:ascii="Times New Roman" w:hAnsi="Times New Roman" w:cs="Times New Roman"/>
+          <w:b/>
+          <w:bCs/>
+          <w:sz w:val="24"/>
+          <w:szCs w:val="24"/>
+        </w:rPr>
+        <w:t>u</w:t>
+      </w:r>
+      <w:r>
+        <w:rPr>
+          <w:rFonts w:ascii="Times New Roman" w:hAnsi="Times New Roman" w:cs="Times New Roman"/>
+          <w:b/>
+          <w:bCs/>
+          <w:sz w:val="24"/>
+          <w:szCs w:val="24"/>
+        </w:rPr>
+        <w:t>nshift</w:t>
+      </w:r>
+      <w:r>
+        <w:rPr>
+          <w:rFonts w:ascii="Times New Roman" w:hAnsi="Times New Roman" w:cs="Times New Roman"/>
+          <w:sz w:val="24"/>
+          <w:szCs w:val="24"/>
+        </w:rPr>
+        <w:t xml:space="preserve"> will act on start of the array. (</w:t>
+      </w:r>
+      <w:r>
+        <w:rPr>
+          <w:rFonts w:ascii="Times New Roman" w:hAnsi="Times New Roman" w:cs="Times New Roman"/>
+          <w:b/>
+          <w:bCs/>
+          <w:color w:val="833C0B" w:themeColor="accent2" w:themeShade="80"/>
+          <w:sz w:val="24"/>
+          <w:szCs w:val="24"/>
+        </w:rPr>
+        <w:t>add and remove at start</w:t>
+      </w:r>
+      <w:r>
+        <w:rPr>
+          <w:rFonts w:ascii="Times New Roman" w:hAnsi="Times New Roman" w:cs="Times New Roman"/>
+          <w:sz w:val="24"/>
+          <w:szCs w:val="24"/>
+        </w:rPr>
+        <w:t>)</w:t>
+      </w:r>
+    </w:p>
+    <w:p>
+      <w:pPr>
+        <w:rPr>
+          <w:rFonts w:ascii="Times New Roman" w:hAnsi="Times New Roman" w:cs="Times New Roman"/>
+          <w:b/>
+          <w:bCs/>
+          <w:sz w:val="24"/>
+          <w:szCs w:val="24"/>
+        </w:rPr>
+      </w:pPr>
+      <w:r>
+        <w:rPr>
+          <w:rFonts w:ascii="Times New Roman" w:hAnsi="Times New Roman" w:cs="Times New Roman"/>
+          <w:b/>
+          <w:bCs/>
+          <w:sz w:val="24"/>
+          <w:szCs w:val="24"/>
+        </w:rPr>
+        <w:t>s</w:t>
+      </w:r>
+      <w:r>
+        <w:rPr>
+          <w:rFonts w:ascii="Times New Roman" w:hAnsi="Times New Roman" w:cs="Times New Roman"/>
+          <w:b/>
+          <w:bCs/>
+          <w:sz w:val="24"/>
+          <w:szCs w:val="24"/>
+        </w:rPr>
+        <w:t xml:space="preserve">lice </w:t>
+      </w:r>
+      <w:r>
+        <w:rPr>
+          <w:rFonts w:ascii="Times New Roman" w:hAnsi="Times New Roman" w:cs="Times New Roman"/>
+          <w:sz w:val="24"/>
+          <w:szCs w:val="24"/>
+        </w:rPr>
+        <w:t>return a part of the array (</w:t>
+      </w:r>
+      <w:r>
+        <w:rPr>
+          <w:rFonts w:ascii="Times New Roman" w:hAnsi="Times New Roman" w:cs="Times New Roman"/>
+          <w:b/>
+          <w:bCs/>
+          <w:color w:val="833C0B" w:themeColor="accent2" w:themeShade="80"/>
+          <w:sz w:val="24"/>
+          <w:szCs w:val="24"/>
+        </w:rPr>
+        <w:t>does not modify original</w:t>
+      </w:r>
+      <w:r>
+        <w:rPr>
+          <w:rFonts w:ascii="Times New Roman" w:hAnsi="Times New Roman" w:cs="Times New Roman"/>
+          <w:sz w:val="24"/>
+          <w:szCs w:val="24"/>
+        </w:rPr>
+        <w:t>)</w:t>
+      </w:r>
+    </w:p>
+    <w:p>
+      <w:pPr>
+        <w:rPr>
+          <w:rFonts w:ascii="Times New Roman" w:hAnsi="Times New Roman" w:cs="Times New Roman"/>
+          <w:b/>
+          <w:bCs/>
+          <w:sz w:val="24"/>
+          <w:szCs w:val="24"/>
+        </w:rPr>
+      </w:pPr>
+      <w:r>
+        <w:rPr>
+          <w:rFonts w:ascii="Times New Roman" w:hAnsi="Times New Roman" w:cs="Times New Roman"/>
+          <w:b/>
+          <w:bCs/>
+          <w:sz w:val="24"/>
+          <w:szCs w:val="24"/>
+        </w:rPr>
+        <w:t xml:space="preserve">splice </w:t>
+      </w:r>
+      <w:r>
+        <w:rPr>
+          <w:rFonts w:ascii="Times New Roman" w:hAnsi="Times New Roman" w:cs="Times New Roman"/>
+          <w:sz w:val="24"/>
+          <w:szCs w:val="24"/>
+        </w:rPr>
+        <w:t>adds/removes elements (</w:t>
+      </w:r>
+      <w:r>
+        <w:rPr>
+          <w:rFonts w:ascii="Times New Roman" w:hAnsi="Times New Roman" w:cs="Times New Roman"/>
+          <w:b/>
+          <w:bCs/>
+          <w:color w:val="833C0B" w:themeColor="accent2" w:themeShade="80"/>
+          <w:sz w:val="24"/>
+          <w:szCs w:val="24"/>
+        </w:rPr>
+        <w:t>modifies original array</w:t>
+      </w:r>
+      <w:r>
+        <w:rPr>
+          <w:rFonts w:ascii="Times New Roman" w:hAnsi="Times New Roman" w:cs="Times New Roman"/>
+          <w:sz w:val="24"/>
+          <w:szCs w:val="24"/>
+        </w:rPr>
+        <w:t>)</w:t>
+      </w:r>
+    </w:p>
+    <w:p>
+      <w:pPr>
+        <w:rPr>
+          <w:rFonts w:ascii="Times New Roman" w:hAnsi="Times New Roman" w:cs="Times New Roman"/>
+          <w:b/>
+          <w:bCs/>
+          <w:sz w:val="24"/>
+          <w:szCs w:val="24"/>
+        </w:rPr>
+      </w:pPr>
+      <w:r>
+        <w:rPr>
+          <w:rFonts w:ascii="Times New Roman" w:hAnsi="Times New Roman" w:cs="Times New Roman"/>
+          <w:b/>
+          <w:bCs/>
+          <w:sz w:val="24"/>
+          <w:szCs w:val="24"/>
+        </w:rPr>
+        <w:t xml:space="preserve">find </w:t>
+      </w:r>
+      <w:r>
+        <w:rPr>
+          <w:rFonts w:ascii="Times New Roman" w:hAnsi="Times New Roman" w:cs="Times New Roman"/>
+          <w:sz w:val="24"/>
+          <w:szCs w:val="24"/>
+        </w:rPr>
+        <w:t>returns the first element that matches a condition</w:t>
+      </w:r>
+    </w:p>
+    <w:p>
+      <w:pPr>
+        <w:rPr>
+          <w:rFonts w:ascii="Times New Roman" w:hAnsi="Times New Roman" w:cs="Times New Roman"/>
+          <w:b/>
+          <w:bCs/>
+          <w:sz w:val="24"/>
+          <w:szCs w:val="24"/>
+        </w:rPr>
+      </w:pPr>
+      <w:r>
+        <w:rPr>
+          <w:rFonts w:ascii="Times New Roman" w:hAnsi="Times New Roman" w:cs="Times New Roman"/>
+          <w:b/>
+          <w:bCs/>
           <w:sz w:val="24"/>
           <w:szCs w:val="24"/>
         </w:rPr>
         <w:t>indexOf</w:t>
       </w:r>
-      <w:proofErr w:type="spellEnd"/>
-      <w:r>
-        <w:rPr>
-          <w:rFonts w:ascii="Times New Roman" w:hAnsi="Times New Roman" w:cs="Times New Roman"/>
-          <w:sz w:val="24"/>
-          <w:szCs w:val="24"/>
-        </w:rPr>
-        <w:t xml:space="preserve">(), </w:t>
-      </w:r>
-      <w:proofErr w:type="spellStart"/>
-      <w:r>
-        <w:rPr>
-          <w:rFonts w:ascii="Times New Roman" w:hAnsi="Times New Roman" w:cs="Times New Roman"/>
-          <w:sz w:val="24"/>
-          <w:szCs w:val="24"/>
-        </w:rPr>
-        <w:t>forEach</w:t>
-      </w:r>
-      <w:proofErr w:type="spellEnd"/>
-      <w:r>
-        <w:rPr>
-          <w:rFonts w:ascii="Times New Roman" w:hAnsi="Times New Roman" w:cs="Times New Roman"/>
-          <w:sz w:val="24"/>
-          <w:szCs w:val="24"/>
-        </w:rPr>
-        <w:t xml:space="preserve">(), filter(), map(), includes(), sort(), reverse(), reduce(), </w:t>
-      </w:r>
-      <w:proofErr w:type="spellStart"/>
-      <w:r>
-        <w:rPr>
-          <w:rFonts w:ascii="Times New Roman" w:hAnsi="Times New Roman" w:cs="Times New Roman"/>
-          <w:sz w:val="24"/>
-          <w:szCs w:val="24"/>
-        </w:rPr>
-        <w:t>concat</w:t>
-      </w:r>
-      <w:proofErr w:type="spellEnd"/>
-      <w:r>
-        <w:rPr>
-          <w:rFonts w:ascii="Times New Roman" w:hAnsi="Times New Roman" w:cs="Times New Roman"/>
-          <w:sz w:val="24"/>
-          <w:szCs w:val="24"/>
-        </w:rPr>
-        <w:t>(), join(), flat()</w:t>
-      </w:r>
-    </w:p>
-    <w:p>
-      <w:pPr>
-        <w:rPr>
-          <w:rFonts w:ascii="Times New Roman" w:hAnsi="Times New Roman" w:cs="Times New Roman"/>
-          <w:sz w:val="24"/>
-          <w:szCs w:val="24"/>
-        </w:rPr>
-      </w:pPr>
-      <w:r>
-        <w:rPr>
-          <w:rFonts w:ascii="Times New Roman" w:hAnsi="Times New Roman" w:cs="Times New Roman"/>
-          <w:b/>
-          <w:bCs/>
-          <w:sz w:val="24"/>
-          <w:szCs w:val="24"/>
-        </w:rPr>
-        <w:t>p</w:t>
-      </w:r>
-      <w:r>
-        <w:rPr>
-          <w:rFonts w:ascii="Times New Roman" w:hAnsi="Times New Roman" w:cs="Times New Roman"/>
-          <w:b/>
-          <w:bCs/>
-          <w:sz w:val="24"/>
-          <w:szCs w:val="24"/>
-        </w:rPr>
-        <w:t xml:space="preserve">ush and </w:t>
-      </w:r>
-      <w:r>
-        <w:rPr>
-          <w:rFonts w:ascii="Times New Roman" w:hAnsi="Times New Roman" w:cs="Times New Roman"/>
-          <w:b/>
-          <w:bCs/>
-          <w:sz w:val="24"/>
-          <w:szCs w:val="24"/>
-        </w:rPr>
-        <w:t>p</w:t>
-      </w:r>
-      <w:r>
-        <w:rPr>
-          <w:rFonts w:ascii="Times New Roman" w:hAnsi="Times New Roman" w:cs="Times New Roman"/>
-          <w:b/>
-          <w:bCs/>
-          <w:sz w:val="24"/>
-          <w:szCs w:val="24"/>
-        </w:rPr>
-        <w:t>op</w:t>
-      </w:r>
-      <w:r>
-        <w:rPr>
-          <w:rFonts w:ascii="Times New Roman" w:hAnsi="Times New Roman" w:cs="Times New Roman"/>
-          <w:sz w:val="24"/>
-          <w:szCs w:val="24"/>
-        </w:rPr>
-        <w:t xml:space="preserve"> will act on end of the array. (</w:t>
+      <w:r>
+        <w:rPr>
+          <w:rFonts w:ascii="Times New Roman" w:hAnsi="Times New Roman" w:cs="Times New Roman"/>
+          <w:sz w:val="24"/>
+          <w:szCs w:val="24"/>
+        </w:rPr>
+        <w:t xml:space="preserve"> returns the index of a value (</w:t>
       </w:r>
       <w:r>
         <w:rPr>
@@ -19573,7 +17832,7 @@
           <w:sz w:val="24"/>
           <w:szCs w:val="24"/>
         </w:rPr>
-        <w:t>add and remove at end</w:t>
+        <w:t>-1 if not found</w:t>
       </w:r>
       <w:r>
         <w:rPr>
@@ -19588,274 +17847,12 @@
       <w:pPr>
         <w:rPr>
           <w:rFonts w:ascii="Times New Roman" w:hAnsi="Times New Roman" w:cs="Times New Roman"/>
-          <w:sz w:val="24"/>
-          <w:szCs w:val="24"/>
-        </w:rPr>
-      </w:pPr>
-      <w:r>
-        <w:rPr>
-          <w:rFonts w:ascii="Times New Roman" w:hAnsi="Times New Roman" w:cs="Times New Roman"/>
-          <w:b/>
-          <w:bCs/>
-          <w:sz w:val="24"/>
-          <w:szCs w:val="24"/>
-        </w:rPr>
-        <w:t>s</w:t>
-      </w:r>
-      <w:r>
-        <w:rPr>
-          <w:rFonts w:ascii="Times New Roman" w:hAnsi="Times New Roman" w:cs="Times New Roman"/>
-          <w:b/>
-          <w:bCs/>
-          <w:sz w:val="24"/>
-          <w:szCs w:val="24"/>
-        </w:rPr>
-        <w:t xml:space="preserve">hift, </w:t>
-      </w:r>
-      <w:r>
-        <w:rPr>
-          <w:rFonts w:ascii="Times New Roman" w:hAnsi="Times New Roman" w:cs="Times New Roman"/>
-          <w:b/>
-          <w:bCs/>
-          <w:sz w:val="24"/>
-          <w:szCs w:val="24"/>
-        </w:rPr>
-        <w:t>u</w:t>
-      </w:r>
-      <w:r>
-        <w:rPr>
-          <w:rFonts w:ascii="Times New Roman" w:hAnsi="Times New Roman" w:cs="Times New Roman"/>
-          <w:b/>
-          <w:bCs/>
-          <w:sz w:val="24"/>
-          <w:szCs w:val="24"/>
-        </w:rPr>
-        <w:t>nshift</w:t>
-      </w:r>
-      <w:r>
-        <w:rPr>
-          <w:rFonts w:ascii="Times New Roman" w:hAnsi="Times New Roman" w:cs="Times New Roman"/>
-          <w:sz w:val="24"/>
-          <w:szCs w:val="24"/>
-        </w:rPr>
-        <w:t xml:space="preserve"> will act on start of the array. (</w:t>
-      </w:r>
-      <w:r>
-        <w:rPr>
-          <w:rFonts w:ascii="Times New Roman" w:hAnsi="Times New Roman" w:cs="Times New Roman"/>
-          <w:b/>
-          <w:bCs/>
-          <w:color w:val="833C0B" w:themeColor="accent2" w:themeShade="80"/>
-          <w:sz w:val="24"/>
-          <w:szCs w:val="24"/>
-        </w:rPr>
-        <w:t>add and remove at start</w:t>
-      </w:r>
-      <w:r>
-        <w:rPr>
-          <w:rFonts w:ascii="Times New Roman" w:hAnsi="Times New Roman" w:cs="Times New Roman"/>
-          <w:sz w:val="24"/>
-          <w:szCs w:val="24"/>
-        </w:rPr>
-        <w:t>)</w:t>
-      </w:r>
-    </w:p>
-    <w:p>
-      <w:pPr>
-        <w:rPr>
-          <w:rFonts w:ascii="Times New Roman" w:hAnsi="Times New Roman" w:cs="Times New Roman"/>
-          <w:b/>
-          <w:bCs/>
-          <w:sz w:val="24"/>
-          <w:szCs w:val="24"/>
-        </w:rPr>
-      </w:pPr>
-      <w:r>
-        <w:rPr>
-          <w:rFonts w:ascii="Times New Roman" w:hAnsi="Times New Roman" w:cs="Times New Roman"/>
-          <w:b/>
-          <w:bCs/>
-          <w:sz w:val="24"/>
-          <w:szCs w:val="24"/>
-        </w:rPr>
-        <w:t>s</w:t>
-      </w:r>
-      <w:r>
-        <w:rPr>
-          <w:rFonts w:ascii="Times New Roman" w:hAnsi="Times New Roman" w:cs="Times New Roman"/>
-          <w:b/>
-          <w:bCs/>
-          <w:sz w:val="24"/>
-          <w:szCs w:val="24"/>
-        </w:rPr>
-        <w:t xml:space="preserve">lice </w:t>
-      </w:r>
-      <w:r>
-        <w:rPr>
-          <w:rFonts w:ascii="Times New Roman" w:hAnsi="Times New Roman" w:cs="Times New Roman"/>
-          <w:sz w:val="24"/>
-          <w:szCs w:val="24"/>
-        </w:rPr>
-        <w:t>return a part of the array (</w:t>
-      </w:r>
-      <w:r>
-        <w:rPr>
-          <w:rFonts w:ascii="Times New Roman" w:hAnsi="Times New Roman" w:cs="Times New Roman"/>
-          <w:b/>
-          <w:bCs/>
-          <w:color w:val="833C0B" w:themeColor="accent2" w:themeShade="80"/>
-          <w:sz w:val="24"/>
-          <w:szCs w:val="24"/>
-        </w:rPr>
-        <w:t>does not modify original</w:t>
-      </w:r>
-      <w:r>
-        <w:rPr>
-          <w:rFonts w:ascii="Times New Roman" w:hAnsi="Times New Roman" w:cs="Times New Roman"/>
-          <w:sz w:val="24"/>
-          <w:szCs w:val="24"/>
-        </w:rPr>
-        <w:t>)</w:t>
-      </w:r>
-    </w:p>
-    <w:p>
-      <w:pPr>
-        <w:rPr>
-          <w:rFonts w:ascii="Times New Roman" w:hAnsi="Times New Roman" w:cs="Times New Roman"/>
-          <w:b/>
-          <w:bCs/>
-          <w:sz w:val="24"/>
-          <w:szCs w:val="24"/>
-        </w:rPr>
-      </w:pPr>
-      <w:r>
-        <w:rPr>
-          <w:rFonts w:ascii="Times New Roman" w:hAnsi="Times New Roman" w:cs="Times New Roman"/>
-          <w:b/>
-          <w:bCs/>
-          <w:sz w:val="24"/>
-          <w:szCs w:val="24"/>
-        </w:rPr>
-        <w:t xml:space="preserve">splice </w:t>
-      </w:r>
-      <w:r>
-        <w:rPr>
-          <w:rFonts w:ascii="Times New Roman" w:hAnsi="Times New Roman" w:cs="Times New Roman"/>
-          <w:sz w:val="24"/>
-          <w:szCs w:val="24"/>
-        </w:rPr>
-        <w:t>adds/removes elements (</w:t>
-      </w:r>
-      <w:r>
-        <w:rPr>
-          <w:rFonts w:ascii="Times New Roman" w:hAnsi="Times New Roman" w:cs="Times New Roman"/>
-          <w:b/>
-          <w:bCs/>
-          <w:color w:val="833C0B" w:themeColor="accent2" w:themeShade="80"/>
-          <w:sz w:val="24"/>
-          <w:szCs w:val="24"/>
-        </w:rPr>
-        <w:t>modifies original array</w:t>
-      </w:r>
-      <w:r>
-        <w:rPr>
-          <w:rFonts w:ascii="Times New Roman" w:hAnsi="Times New Roman" w:cs="Times New Roman"/>
-          <w:sz w:val="24"/>
-          <w:szCs w:val="24"/>
-        </w:rPr>
-        <w:t>)</w:t>
-      </w:r>
-    </w:p>
-    <w:p>
-      <w:pPr>
-        <w:rPr>
-          <w:rFonts w:ascii="Times New Roman" w:hAnsi="Times New Roman" w:cs="Times New Roman"/>
-          <w:b/>
-          <w:bCs/>
-          <w:sz w:val="24"/>
-          <w:szCs w:val="24"/>
-        </w:rPr>
-      </w:pPr>
-      <w:r>
-        <w:rPr>
-          <w:rFonts w:ascii="Times New Roman" w:hAnsi="Times New Roman" w:cs="Times New Roman"/>
-          <w:b/>
-          <w:bCs/>
-          <w:sz w:val="24"/>
-          <w:szCs w:val="24"/>
-        </w:rPr>
-        <w:t xml:space="preserve">find </w:t>
-      </w:r>
-      <w:r>
-        <w:rPr>
-          <w:rFonts w:ascii="Times New Roman" w:hAnsi="Times New Roman" w:cs="Times New Roman"/>
-          <w:sz w:val="24"/>
-          <w:szCs w:val="24"/>
-        </w:rPr>
-        <w:t>returns the first element that matches a condition</w:t>
-      </w:r>
-    </w:p>
-    <w:p>
-      <w:pPr>
-        <w:rPr>
-          <w:rFonts w:ascii="Times New Roman" w:hAnsi="Times New Roman" w:cs="Times New Roman"/>
-          <w:b/>
-          <w:bCs/>
-          <w:sz w:val="24"/>
-          <w:szCs w:val="24"/>
-        </w:rPr>
-      </w:pPr>
-      <w:proofErr w:type="spellStart"/>
-      <w:r>
-        <w:rPr>
-          <w:rFonts w:ascii="Times New Roman" w:hAnsi="Times New Roman" w:cs="Times New Roman"/>
-          <w:b/>
-          <w:bCs/>
-          <w:sz w:val="24"/>
-          <w:szCs w:val="24"/>
-        </w:rPr>
-        <w:t>indexOf</w:t>
-      </w:r>
-      <w:proofErr w:type="spellEnd"/>
-      <w:r>
-        <w:rPr>
-          <w:rFonts w:ascii="Times New Roman" w:hAnsi="Times New Roman" w:cs="Times New Roman"/>
-          <w:sz w:val="24"/>
-          <w:szCs w:val="24"/>
-        </w:rPr>
-        <w:t xml:space="preserve"> returns the index of a value (</w:t>
-      </w:r>
-      <w:r>
-        <w:rPr>
-          <w:rFonts w:ascii="Times New Roman" w:hAnsi="Times New Roman" w:cs="Times New Roman"/>
-          <w:b/>
-          <w:bCs/>
-          <w:color w:val="833C0B" w:themeColor="accent2" w:themeShade="80"/>
-          <w:sz w:val="24"/>
-          <w:szCs w:val="24"/>
-        </w:rPr>
-        <w:t>-1 if not found</w:t>
-      </w:r>
-      <w:r>
-        <w:rPr>
-          <w:rFonts w:ascii="Times New Roman" w:hAnsi="Times New Roman" w:cs="Times New Roman"/>
-          <w:sz w:val="24"/>
-          <w:szCs w:val="24"/>
-        </w:rPr>
-        <w:t>)</w:t>
-      </w:r>
-    </w:p>
-    <w:p>
-      <w:pPr>
-        <w:rPr>
-          <w:rFonts w:ascii="Times New Roman" w:hAnsi="Times New Roman" w:cs="Times New Roman"/>
-          <w:b/>
-          <w:bCs/>
-          <w:sz w:val="24"/>
-          <w:szCs w:val="24"/>
-        </w:rPr>
-      </w:pPr>
-      <w:proofErr w:type="spellStart"/>
+          <w:b/>
+          <w:bCs/>
+          <w:sz w:val="24"/>
+          <w:szCs w:val="24"/>
+        </w:rPr>
+      </w:pPr>
       <w:r>
         <w:rPr>
           <w:rFonts w:ascii="Times New Roman" w:hAnsi="Times New Roman" w:cs="Times New Roman"/>
@@ -19867,7 +17864,6 @@
         <w:lastRenderedPageBreak/>
         <w:t>forEach</w:t>
       </w:r>
-      <w:proofErr w:type="spellEnd"/>
       <w:r>
         <w:rPr>
           <w:rFonts w:ascii="Times New Roman" w:hAnsi="Times New Roman" w:cs="Times New Roman"/>
@@ -20141,27 +18137,15 @@
           <w:szCs w:val="24"/>
         </w:rPr>
       </w:pPr>
-      <w:proofErr w:type="spellStart"/>
-      <w:r>
-        <w:rPr>
-          <w:rFonts w:ascii="Times New Roman" w:hAnsi="Times New Roman" w:cs="Times New Roman"/>
-          <w:b/>
-          <w:bCs/>
-          <w:sz w:val="24"/>
-          <w:szCs w:val="24"/>
-        </w:rPr>
-        <w:t>concat</w:t>
-      </w:r>
-      <w:proofErr w:type="spellEnd"/>
-      <w:r>
-        <w:rPr>
-          <w:rFonts w:ascii="Times New Roman" w:hAnsi="Times New Roman" w:cs="Times New Roman"/>
-          <w:b/>
-          <w:bCs/>
-          <w:sz w:val="24"/>
-          <w:szCs w:val="24"/>
-        </w:rPr>
-        <w:t xml:space="preserve"> </w:t>
+      <w:r>
+        <w:rPr>
+          <w:rFonts w:ascii="Times New Roman" w:hAnsi="Times New Roman" w:cs="Times New Roman"/>
+          <w:b/>
+          <w:bCs/>
+          <w:sz w:val="24"/>
+          <w:szCs w:val="24"/>
+        </w:rPr>
+        <w:t xml:space="preserve">concat </w:t>
       </w:r>
       <w:r>
         <w:rPr>
@@ -21279,43 +19263,7 @@
           <w:sz w:val="24"/>
           <w:szCs w:val="24"/>
         </w:rPr>
-        <w:t xml:space="preserve">condition ? </w:t>
-      </w:r>
-      <w:proofErr w:type="spellStart"/>
-      <w:r>
-        <w:rPr>
-          <w:rFonts w:ascii="Times New Roman" w:hAnsi="Times New Roman" w:cs="Times New Roman"/>
-          <w:sz w:val="24"/>
-          <w:szCs w:val="24"/>
-        </w:rPr>
-        <w:t>trueBlock</w:t>
-      </w:r>
-      <w:proofErr w:type="spellEnd"/>
-      <w:r>
-        <w:rPr>
-          <w:rFonts w:ascii="Times New Roman" w:hAnsi="Times New Roman" w:cs="Times New Roman"/>
-          <w:sz w:val="24"/>
-          <w:szCs w:val="24"/>
-        </w:rPr>
-        <w:t xml:space="preserve"> : </w:t>
-      </w:r>
-      <w:proofErr w:type="spellStart"/>
-      <w:r>
-        <w:rPr>
-          <w:rFonts w:ascii="Times New Roman" w:hAnsi="Times New Roman" w:cs="Times New Roman"/>
-          <w:sz w:val="24"/>
-          <w:szCs w:val="24"/>
-        </w:rPr>
-        <w:t>falseBlock</w:t>
-      </w:r>
-      <w:proofErr w:type="spellEnd"/>
-      <w:r>
-        <w:rPr>
-          <w:rFonts w:ascii="Times New Roman" w:hAnsi="Times New Roman" w:cs="Times New Roman"/>
-          <w:sz w:val="24"/>
-          <w:szCs w:val="24"/>
-        </w:rPr>
-        <w:t>;</w:t>
+        <w:t>condition ? trueBlock : falseBlock;</w:t>
       </w:r>
     </w:p>
     <w:p>
@@ -21333,25 +19281,7 @@
           <w:sz w:val="24"/>
           <w:szCs w:val="24"/>
         </w:rPr>
-        <w:t xml:space="preserve">let </w:t>
-      </w:r>
-      <w:proofErr w:type="spellStart"/>
-      <w:r>
-        <w:rPr>
-          <w:rFonts w:ascii="Times New Roman" w:hAnsi="Times New Roman" w:cs="Times New Roman"/>
-          <w:sz w:val="24"/>
-          <w:szCs w:val="24"/>
-        </w:rPr>
-        <w:t>num</w:t>
-      </w:r>
-      <w:proofErr w:type="spellEnd"/>
-      <w:r>
-        <w:rPr>
-          <w:rFonts w:ascii="Times New Roman" w:hAnsi="Times New Roman" w:cs="Times New Roman"/>
-          <w:sz w:val="24"/>
-          <w:szCs w:val="24"/>
-        </w:rPr>
-        <w:t xml:space="preserve"> = 13;</w:t>
+        <w:t>let num = 13;</w:t>
       </w:r>
     </w:p>
     <w:p>
@@ -21369,25 +19299,7 @@
           <w:sz w:val="24"/>
           <w:szCs w:val="24"/>
         </w:rPr>
-        <w:t xml:space="preserve">let result = </w:t>
-      </w:r>
-      <w:proofErr w:type="spellStart"/>
-      <w:r>
-        <w:rPr>
-          <w:rFonts w:ascii="Times New Roman" w:hAnsi="Times New Roman" w:cs="Times New Roman"/>
-          <w:sz w:val="24"/>
-          <w:szCs w:val="24"/>
-        </w:rPr>
-        <w:t>num</w:t>
-      </w:r>
-      <w:proofErr w:type="spellEnd"/>
-      <w:r>
-        <w:rPr>
-          <w:rFonts w:ascii="Times New Roman" w:hAnsi="Times New Roman" w:cs="Times New Roman"/>
-          <w:sz w:val="24"/>
-          <w:szCs w:val="24"/>
-        </w:rPr>
-        <w:t xml:space="preserve"> % 2 == 0 ? "even" : "odd";</w:t>
+        <w:t>let result = num % 2 == 0 ? "even" : "odd";</w:t>
       </w:r>
     </w:p>
     <w:p>
@@ -21498,25 +19410,7 @@
           <w:sz w:val="24"/>
           <w:szCs w:val="24"/>
         </w:rPr>
-        <w:t xml:space="preserve">Initialization, condition, </w:t>
-      </w:r>
-      <w:proofErr w:type="spellStart"/>
-      <w:r>
-        <w:rPr>
-          <w:rFonts w:ascii="Times New Roman" w:hAnsi="Times New Roman" w:cs="Times New Roman"/>
-          <w:sz w:val="24"/>
-          <w:szCs w:val="24"/>
-        </w:rPr>
-        <w:t>inc</w:t>
-      </w:r>
-      <w:proofErr w:type="spellEnd"/>
-      <w:r>
-        <w:rPr>
-          <w:rFonts w:ascii="Times New Roman" w:hAnsi="Times New Roman" w:cs="Times New Roman"/>
-          <w:sz w:val="24"/>
-          <w:szCs w:val="24"/>
-        </w:rPr>
-        <w:t>/dec</w:t>
+        <w:t>Initialization, condition, inc/dec</w:t>
       </w:r>
     </w:p>
     <w:p>
@@ -21630,31 +19524,7 @@
           <w:sz w:val="24"/>
           <w:szCs w:val="24"/>
         </w:rPr>
-        <w:t xml:space="preserve"> is used to iterate over </w:t>
-      </w:r>
-      <w:proofErr w:type="spellStart"/>
-      <w:r>
-        <w:rPr>
-          <w:rFonts w:ascii="Times New Roman" w:hAnsi="Times New Roman" w:cs="Times New Roman"/>
-          <w:b/>
-          <w:bCs/>
-          <w:color w:val="833C0B" w:themeColor="accent2" w:themeShade="80"/>
-          <w:sz w:val="24"/>
-          <w:szCs w:val="24"/>
-        </w:rPr>
-        <w:t>iterable</w:t>
-      </w:r>
-      <w:proofErr w:type="spellEnd"/>
-      <w:r>
-        <w:rPr>
-          <w:rFonts w:ascii="Times New Roman" w:hAnsi="Times New Roman" w:cs="Times New Roman"/>
-          <w:b/>
-          <w:bCs/>
-          <w:color w:val="833C0B" w:themeColor="accent2" w:themeShade="80"/>
-          <w:sz w:val="24"/>
-          <w:szCs w:val="24"/>
-        </w:rPr>
-        <w:t xml:space="preserve"> object.</w:t>
+        <w:t xml:space="preserve"> is used to iterate over iterable object.</w:t>
       </w:r>
     </w:p>
     <w:p>
@@ -21797,55 +19667,7 @@
           <w:sz w:val="24"/>
           <w:szCs w:val="24"/>
         </w:rPr>
-        <w:t xml:space="preserve">: </w:t>
-      </w:r>
-      <w:proofErr w:type="spellStart"/>
-      <w:r>
-        <w:rPr>
-          <w:rFonts w:ascii="Times New Roman" w:hAnsi="Times New Roman" w:cs="Times New Roman"/>
-          <w:b/>
-          <w:bCs/>
-          <w:color w:val="833C0B" w:themeColor="accent2" w:themeShade="80"/>
-          <w:sz w:val="24"/>
-          <w:szCs w:val="24"/>
-        </w:rPr>
-        <w:t>Falsy</w:t>
-      </w:r>
-      <w:proofErr w:type="spellEnd"/>
-      <w:r>
-        <w:rPr>
-          <w:rFonts w:ascii="Times New Roman" w:hAnsi="Times New Roman" w:cs="Times New Roman"/>
-          <w:b/>
-          <w:bCs/>
-          <w:color w:val="833C0B" w:themeColor="accent2" w:themeShade="80"/>
-          <w:sz w:val="24"/>
-          <w:szCs w:val="24"/>
-        </w:rPr>
-        <w:t xml:space="preserve"> values in JavaScript: 0, </w:t>
-      </w:r>
-      <w:proofErr w:type="spellStart"/>
-      <w:r>
-        <w:rPr>
-          <w:rFonts w:ascii="Times New Roman" w:hAnsi="Times New Roman" w:cs="Times New Roman"/>
-          <w:b/>
-          <w:bCs/>
-          <w:color w:val="833C0B" w:themeColor="accent2" w:themeShade="80"/>
-          <w:sz w:val="24"/>
-          <w:szCs w:val="24"/>
-        </w:rPr>
-        <w:t>NaN</w:t>
-      </w:r>
-      <w:proofErr w:type="spellEnd"/>
-      <w:r>
-        <w:rPr>
-          <w:rFonts w:ascii="Times New Roman" w:hAnsi="Times New Roman" w:cs="Times New Roman"/>
-          <w:b/>
-          <w:bCs/>
-          <w:color w:val="833C0B" w:themeColor="accent2" w:themeShade="80"/>
-          <w:sz w:val="24"/>
-          <w:szCs w:val="24"/>
-        </w:rPr>
-        <w:t>, undefined, false</w:t>
+        <w:t>: Falsy values in JavaScript: 0, NaN, undefined, false</w:t>
       </w:r>
     </w:p>
     <w:p>
@@ -23095,7 +20917,6 @@
         </w:rPr>
         <w:t>Destructuring helps avoid repetitive dot notation (</w:t>
       </w:r>
-      <w:proofErr w:type="spellStart"/>
       <w:r>
         <w:rPr>
           <w:b/>
@@ -23106,7 +20927,6 @@
         </w:rPr>
         <w:t>ObjectName.PropertyName</w:t>
       </w:r>
-      <w:proofErr w:type="spellEnd"/>
       <w:r>
         <w:rPr>
           <w:sz w:val="24"/>
@@ -23682,6 +21502,7 @@
       </w:pPr>
       <w:r>
         <w:rPr>
+          <w:noProof/>
           <w:sz w:val="24"/>
           <w:szCs w:val="24"/>
         </w:rPr>

--- a/Prereq - Notes prep.docx
+++ b/Prereq - Notes prep.docx
@@ -10,13 +10,7 @@
         <w:fldChar w:fldCharType="begin"/>
       </w:r>
       <w:r>
-        <w:instrText>HYPERLINK "</w:instrText>
-      </w:r>
-      <w:r>
-        <w:instrText>https://github.com/JhanaR/pre-req.git</w:instrText>
-      </w:r>
-      <w:r>
-        <w:instrText>"</w:instrText>
+        <w:instrText>HYPERLINK "https://github.com/JhanaR/pre-req.git"</w:instrText>
       </w:r>
       <w:r>
         <w:fldChar w:fldCharType="separate"/>
@@ -9269,7 +9263,7 @@
                 <o:lock v:ext="edit" aspectratio="t"/>
               </v:shapetype>
               <v:shape id="Ink 22" o:spid="_x0000_s1026" type="#_x0000_t75" style="position:absolute;margin-left:162.3pt;margin-top:21.1pt;width:1.05pt;height:1.05pt;z-index:251667456;visibility:visible;mso-wrap-style:square;mso-wrap-distance-left:9pt;mso-wrap-distance-top:0;mso-wrap-distance-right:9pt;mso-wrap-distance-bottom:0;mso-position-horizontal:absolute;mso-position-horizontal-relative:text;mso-position-vertical:absolute;mso-position-vertical-relative:text" o:gfxdata="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">
-                <v:imagedata r:id="rId20" o:title=""/>
+                <v:imagedata r:id="rId21" o:title=""/>
               </v:shape>
             </w:pict>
           </mc:Fallback>
@@ -9541,7 +9535,7 @@
                 <wp:cNvGraphicFramePr/>
                 <a:graphic xmlns:a="http://schemas.openxmlformats.org/drawingml/2006/main">
                   <a:graphicData uri="http://schemas.microsoft.com/office/word/2010/wordprocessingInk">
-                    <w14:contentPart bwMode="auto" r:id="rId21">
+                    <w14:contentPart bwMode="auto" r:id="rId22">
                       <w14:nvContentPartPr>
                         <w14:cNvContentPartPr/>
                       </w14:nvContentPartPr>
@@ -9558,7 +9552,7 @@
           <mc:Fallback>
             <w:pict>
               <v:shape w14:anchorId="4A08F3E6" id="Ink 15" o:spid="_x0000_s1026" type="#_x0000_t75" style="position:absolute;margin-left:192.2pt;margin-top:-1.25pt;width:15.4pt;height:15.4pt;z-index:251664384;visibility:visible;mso-wrap-style:square;mso-wrap-distance-left:9pt;mso-wrap-distance-top:0;mso-wrap-distance-right:9pt;mso-wrap-distance-bottom:0;mso-position-horizontal:absolute;mso-position-horizontal-relative:text;mso-position-vertical:absolute;mso-position-vertical-relative:text" o:gfxdata="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">
-                <v:imagedata r:id="rId22" o:title=""/>
+                <v:imagedata r:id="rId23" o:title=""/>
               </v:shape>
             </w:pict>
           </mc:Fallback>
@@ -9592,7 +9586,7 @@
                 <wp:cNvGraphicFramePr/>
                 <a:graphic xmlns:a="http://schemas.openxmlformats.org/drawingml/2006/main">
                   <a:graphicData uri="http://schemas.microsoft.com/office/word/2010/wordprocessingInk">
-                    <w14:contentPart bwMode="auto" r:id="rId23">
+                    <w14:contentPart bwMode="auto" r:id="rId24">
                       <w14:nvContentPartPr>
                         <w14:cNvContentPartPr/>
                       </w14:nvContentPartPr>
@@ -9609,7 +9603,7 @@
           <mc:Fallback>
             <w:pict>
               <v:shape w14:anchorId="6550F589" id="Ink 10" o:spid="_x0000_s1026" type="#_x0000_t75" style="position:absolute;margin-left:47.65pt;margin-top:5.75pt;width:15.85pt;height:11.7pt;z-index:251663360;visibility:visible;mso-wrap-style:square;mso-wrap-distance-left:9pt;mso-wrap-distance-top:0;mso-wrap-distance-right:9pt;mso-wrap-distance-bottom:0;mso-position-horizontal:absolute;mso-position-horizontal-relative:text;mso-position-vertical:absolute;mso-position-vertical-relative:text" o:gfxdata="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">
-                <v:imagedata r:id="rId24" o:title=""/>
+                <v:imagedata r:id="rId25" o:title=""/>
               </v:shape>
             </w:pict>
           </mc:Fallback>
@@ -9643,7 +9637,7 @@
                 <wp:cNvGraphicFramePr/>
                 <a:graphic xmlns:a="http://schemas.openxmlformats.org/drawingml/2006/main">
                   <a:graphicData uri="http://schemas.microsoft.com/office/word/2010/wordprocessingInk">
-                    <w14:contentPart bwMode="auto" r:id="rId25">
+                    <w14:contentPart bwMode="auto" r:id="rId26">
                       <w14:nvContentPartPr>
                         <w14:cNvContentPartPr/>
                       </w14:nvContentPartPr>
@@ -9660,7 +9654,7 @@
           <mc:Fallback>
             <w:pict>
               <v:shape w14:anchorId="436FEC55" id="Ink 1" o:spid="_x0000_s1026" type="#_x0000_t75" style="position:absolute;margin-left:54.35pt;margin-top:-4.05pt;width:1.05pt;height:18.1pt;z-index:251659264;visibility:visible;mso-wrap-style:square;mso-wrap-distance-left:9pt;mso-wrap-distance-top:0;mso-wrap-distance-right:9pt;mso-wrap-distance-bottom:0;mso-position-horizontal:absolute;mso-position-horizontal-relative:text;mso-position-vertical:absolute;mso-position-vertical-relative:text" o:gfxdata="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">
-                <v:imagedata r:id="rId26" o:title=""/>
+                <v:imagedata r:id="rId27" o:title=""/>
               </v:shape>
             </w:pict>
           </mc:Fallback>
@@ -9731,7 +9725,7 @@
                 <wp:cNvGraphicFramePr/>
                 <a:graphic xmlns:a="http://schemas.openxmlformats.org/drawingml/2006/main">
                   <a:graphicData uri="http://schemas.microsoft.com/office/word/2010/wordprocessingInk">
-                    <w14:contentPart bwMode="auto" r:id="rId27">
+                    <w14:contentPart bwMode="auto" r:id="rId28">
                       <w14:nvContentPartPr>
                         <w14:cNvContentPartPr/>
                       </w14:nvContentPartPr>
@@ -9748,7 +9742,7 @@
           <mc:Fallback>
             <w:pict>
               <v:shape w14:anchorId="150F2485" id="Ink 18" o:spid="_x0000_s1026" type="#_x0000_t75" style="position:absolute;margin-left:194.95pt;margin-top:-3.95pt;width:14.1pt;height:18.05pt;z-index:251665408;visibility:visible;mso-wrap-style:square;mso-wrap-distance-left:9pt;mso-wrap-distance-top:0;mso-wrap-distance-right:9pt;mso-wrap-distance-bottom:0;mso-position-horizontal:absolute;mso-position-horizontal-relative:text;mso-position-vertical:absolute;mso-position-vertical-relative:text" o:gfxdata="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">
-                <v:imagedata r:id="rId28" o:title=""/>
+                <v:imagedata r:id="rId29" o:title=""/>
               </v:shape>
             </w:pict>
           </mc:Fallback>
@@ -9782,7 +9776,7 @@
                 <wp:cNvGraphicFramePr/>
                 <a:graphic xmlns:a="http://schemas.openxmlformats.org/drawingml/2006/main">
                   <a:graphicData uri="http://schemas.microsoft.com/office/word/2010/wordprocessingInk">
-                    <w14:contentPart bwMode="auto" r:id="rId29">
+                    <w14:contentPart bwMode="auto" r:id="rId30">
                       <w14:nvContentPartPr>
                         <w14:cNvContentPartPr/>
                       </w14:nvContentPartPr>
@@ -9799,7 +9793,7 @@
           <mc:Fallback>
             <w:pict>
               <v:shape w14:anchorId="51D49863" id="Ink 8" o:spid="_x0000_s1026" type="#_x0000_t75" style="position:absolute;margin-left:48.25pt;margin-top:4.9pt;width:12.4pt;height:12.75pt;z-index:251662336;visibility:visible;mso-wrap-style:square;mso-wrap-distance-left:9pt;mso-wrap-distance-top:0;mso-wrap-distance-right:9pt;mso-wrap-distance-bottom:0;mso-position-horizontal:absolute;mso-position-horizontal-relative:text;mso-position-vertical:absolute;mso-position-vertical-relative:text" o:gfxdata="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">
-                <v:imagedata r:id="rId30" o:title=""/>
+                <v:imagedata r:id="rId31" o:title=""/>
               </v:shape>
             </w:pict>
           </mc:Fallback>
@@ -9833,7 +9827,7 @@
                 <wp:cNvGraphicFramePr/>
                 <a:graphic xmlns:a="http://schemas.openxmlformats.org/drawingml/2006/main">
                   <a:graphicData uri="http://schemas.microsoft.com/office/word/2010/wordprocessingInk">
-                    <w14:contentPart bwMode="auto" r:id="rId31">
+                    <w14:contentPart bwMode="auto" r:id="rId32">
                       <w14:nvContentPartPr>
                         <w14:cNvContentPartPr/>
                       </w14:nvContentPartPr>
@@ -9850,7 +9844,7 @@
           <mc:Fallback>
             <w:pict>
               <v:shape w14:anchorId="08FA4B3A" id="Ink 4" o:spid="_x0000_s1026" type="#_x0000_t75" style="position:absolute;margin-left:54.2pt;margin-top:-5.05pt;width:2.3pt;height:22.55pt;z-index:251660288;visibility:visible;mso-wrap-style:square;mso-wrap-distance-left:9pt;mso-wrap-distance-top:0;mso-wrap-distance-right:9pt;mso-wrap-distance-bottom:0;mso-position-horizontal:absolute;mso-position-horizontal-relative:text;mso-position-vertical:absolute;mso-position-vertical-relative:text" o:gfxdata="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">
-                <v:imagedata r:id="rId32" o:title=""/>
+                <v:imagedata r:id="rId33" o:title=""/>
               </v:shape>
             </w:pict>
           </mc:Fallback>
@@ -9934,7 +9928,7 @@
                 <wp:cNvGraphicFramePr/>
                 <a:graphic xmlns:a="http://schemas.openxmlformats.org/drawingml/2006/main">
                   <a:graphicData uri="http://schemas.microsoft.com/office/word/2010/wordprocessingInk">
-                    <w14:contentPart bwMode="auto" r:id="rId33">
+                    <w14:contentPart bwMode="auto" r:id="rId34">
                       <w14:nvContentPartPr>
                         <w14:cNvContentPartPr/>
                       </w14:nvContentPartPr>
@@ -9951,7 +9945,7 @@
           <mc:Fallback>
             <w:pict>
               <v:shape w14:anchorId="0A24DF73" id="Ink 21" o:spid="_x0000_s1026" type="#_x0000_t75" style="position:absolute;margin-left:203.3pt;margin-top:-2.15pt;width:14.2pt;height:17.1pt;z-index:251666432;visibility:visible;mso-wrap-style:square;mso-wrap-distance-left:9pt;mso-wrap-distance-top:0;mso-wrap-distance-right:9pt;mso-wrap-distance-bottom:0;mso-position-horizontal:absolute;mso-position-horizontal-relative:text;mso-position-vertical:absolute;mso-position-vertical-relative:text" o:gfxdata="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">
-                <v:imagedata r:id="rId34" o:title=""/>
+                <v:imagedata r:id="rId35" o:title=""/>
               </v:shape>
             </w:pict>
           </mc:Fallback>
@@ -9985,7 +9979,7 @@
                 <wp:cNvGraphicFramePr/>
                 <a:graphic xmlns:a="http://schemas.openxmlformats.org/drawingml/2006/main">
                   <a:graphicData uri="http://schemas.microsoft.com/office/word/2010/wordprocessingInk">
-                    <w14:contentPart bwMode="auto" r:id="rId35">
+                    <w14:contentPart bwMode="auto" r:id="rId36">
                       <w14:nvContentPartPr>
                         <w14:cNvContentPartPr/>
                       </w14:nvContentPartPr>
@@ -10002,7 +9996,7 @@
           <mc:Fallback>
             <w:pict>
               <v:shape w14:anchorId="73645F54" id="Ink 7" o:spid="_x0000_s1026" type="#_x0000_t75" style="position:absolute;margin-left:50.95pt;margin-top:-1.65pt;width:11.35pt;height:18.2pt;z-index:251661312;visibility:visible;mso-wrap-style:square;mso-wrap-distance-left:9pt;mso-wrap-distance-top:0;mso-wrap-distance-right:9pt;mso-wrap-distance-bottom:0;mso-position-horizontal:absolute;mso-position-horizontal-relative:text;mso-position-vertical:absolute;mso-position-vertical-relative:text" o:gfxdata="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">
-                <v:imagedata r:id="rId36" o:title=""/>
+                <v:imagedata r:id="rId37" o:title=""/>
               </v:shape>
             </w:pict>
           </mc:Fallback>
@@ -11343,7 +11337,7 @@
                     <pic:cNvPicPr/>
                   </pic:nvPicPr>
                   <pic:blipFill>
-                    <a:blip r:embed="rId37"/>
+                    <a:blip r:embed="rId38"/>
                     <a:stretch>
                       <a:fillRect/>
                     </a:stretch>
@@ -12426,7 +12420,7 @@
                     <pic:cNvPicPr/>
                   </pic:nvPicPr>
                   <pic:blipFill>
-                    <a:blip r:embed="rId38"/>
+                    <a:blip r:embed="rId39"/>
                     <a:stretch>
                       <a:fillRect/>
                     </a:stretch>
@@ -16912,7 +16906,7 @@
                     <pic:cNvPicPr/>
                   </pic:nvPicPr>
                   <pic:blipFill>
-                    <a:blip r:embed="rId39"/>
+                    <a:blip r:embed="rId40"/>
                     <a:stretch>
                       <a:fillRect/>
                     </a:stretch>
@@ -17392,7 +17386,7 @@
                     <pic:cNvPicPr/>
                   </pic:nvPicPr>
                   <pic:blipFill>
-                    <a:blip r:embed="rId40"/>
+                    <a:blip r:embed="rId41"/>
                     <a:stretch>
                       <a:fillRect/>
                     </a:stretch>
@@ -18147,7 +18141,7 @@
                     </pic:cNvPicPr>
                   </pic:nvPicPr>
                   <pic:blipFill>
-                    <a:blip r:embed="rId41">
+                    <a:blip r:embed="rId42">
                       <a:extLst>
                         <a:ext uri="{28A0092B-C50C-407E-A947-70E740481C1C}">
                           <a14:useLocalDpi xmlns:a14="http://schemas.microsoft.com/office/drawing/2010/main" val="0"/>
@@ -18368,7 +18362,7 @@
                     </pic:cNvPicPr>
                   </pic:nvPicPr>
                   <pic:blipFill>
-                    <a:blip r:embed="rId42">
+                    <a:blip r:embed="rId43">
                       <a:extLst>
                         <a:ext uri="{28A0092B-C50C-407E-A947-70E740481C1C}">
                           <a14:useLocalDpi xmlns:a14="http://schemas.microsoft.com/office/drawing/2010/main" val="0"/>
@@ -18684,7 +18678,7 @@
                     </pic:cNvPicPr>
                   </pic:nvPicPr>
                   <pic:blipFill>
-                    <a:blip r:embed="rId43">
+                    <a:blip r:embed="rId44">
                       <a:extLst>
                         <a:ext uri="{28A0092B-C50C-407E-A947-70E740481C1C}">
                           <a14:useLocalDpi xmlns:a14="http://schemas.microsoft.com/office/drawing/2010/main" val="0"/>
@@ -18870,7 +18864,7 @@
                     </pic:cNvPicPr>
                   </pic:nvPicPr>
                   <pic:blipFill>
-                    <a:blip r:embed="rId44">
+                    <a:blip r:embed="rId45">
                       <a:extLst>
                         <a:ext uri="{28A0092B-C50C-407E-A947-70E740481C1C}">
                           <a14:useLocalDpi xmlns:a14="http://schemas.microsoft.com/office/drawing/2010/main" val="0"/>
@@ -19642,7 +19636,7 @@
                     <pic:cNvPicPr/>
                   </pic:nvPicPr>
                   <pic:blipFill>
-                    <a:blip r:embed="rId45"/>
+                    <a:blip r:embed="rId46"/>
                     <a:stretch>
                       <a:fillRect/>
                     </a:stretch>
@@ -20921,49 +20915,25 @@
           <w:sz w:val="24"/>
           <w:szCs w:val="24"/>
         </w:rPr>
-        <w:t xml:space="preserve">Objects </w:t>
-      </w:r>
-      <w:r>
-        <w:rPr>
-          <w:rFonts w:ascii="Times New Roman" w:hAnsi="Times New Roman" w:cs="Times New Roman"/>
-          <w:sz w:val="24"/>
-          <w:szCs w:val="24"/>
-        </w:rPr>
-        <w:t xml:space="preserve">=&gt; collection of various data types, </w:t>
-      </w:r>
-      <w:r>
-        <w:rPr>
-          <w:rFonts w:ascii="Times New Roman" w:hAnsi="Times New Roman" w:cs="Times New Roman"/>
-          <w:sz w:val="24"/>
-          <w:szCs w:val="24"/>
-        </w:rPr>
-        <w:t>store key value pair so it can store multiple values</w:t>
-      </w:r>
-      <w:r>
-        <w:rPr>
-          <w:rFonts w:ascii="Times New Roman" w:hAnsi="Times New Roman" w:cs="Times New Roman"/>
-          <w:sz w:val="24"/>
-          <w:szCs w:val="24"/>
-        </w:rPr>
-        <w:t xml:space="preserve"> and </w:t>
-      </w:r>
-      <w:r>
-        <w:rPr>
-          <w:rFonts w:ascii="Times New Roman" w:hAnsi="Times New Roman" w:cs="Times New Roman"/>
-          <w:b/>
-          <w:bCs/>
-          <w:sz w:val="24"/>
-          <w:szCs w:val="24"/>
-        </w:rPr>
-        <w:t>keys are always string</w:t>
-      </w:r>
-      <w:r>
-        <w:rPr>
-          <w:rFonts w:ascii="Times New Roman" w:hAnsi="Times New Roman" w:cs="Times New Roman"/>
-          <w:sz w:val="24"/>
-          <w:szCs w:val="24"/>
-        </w:rPr>
-        <w:t>.</w:t>
+        <w:t xml:space="preserve">An object in JavaScript is a collection of </w:t>
+      </w:r>
+      <w:proofErr w:type="gramStart"/>
+      <w:r>
+        <w:rPr>
+          <w:rFonts w:ascii="Times New Roman" w:hAnsi="Times New Roman" w:cs="Times New Roman"/>
+          <w:sz w:val="24"/>
+          <w:szCs w:val="24"/>
+        </w:rPr>
+        <w:t>key</w:t>
+      </w:r>
+      <w:proofErr w:type="gramEnd"/>
+      <w:r>
+        <w:rPr>
+          <w:rFonts w:ascii="Times New Roman" w:hAnsi="Times New Roman" w:cs="Times New Roman"/>
+          <w:sz w:val="24"/>
+          <w:szCs w:val="24"/>
+        </w:rPr>
+        <w:t>–value pairs. The keys are always strings or symbols and act as references, while the values can be of any data type—numbers, strings, arrays, other objects, or even functions. Because of this flexibility, objects can hold multiple related values together and are the most commonly used structure to model real-world entities.”</w:t>
       </w:r>
     </w:p>
     <w:p>
@@ -21253,7 +21223,7 @@
                     <pic:cNvPicPr/>
                   </pic:nvPicPr>
                   <pic:blipFill>
-                    <a:blip r:embed="rId46"/>
+                    <a:blip r:embed="rId47"/>
                     <a:stretch>
                       <a:fillRect/>
                     </a:stretch>
@@ -21298,7 +21268,7 @@
                     <pic:cNvPicPr/>
                   </pic:nvPicPr>
                   <pic:blipFill>
-                    <a:blip r:embed="rId47"/>
+                    <a:blip r:embed="rId48"/>
                     <a:stretch>
                       <a:fillRect/>
                     </a:stretch>
@@ -21445,7 +21415,7 @@
                     <pic:cNvPicPr/>
                   </pic:nvPicPr>
                   <pic:blipFill>
-                    <a:blip r:embed="rId48"/>
+                    <a:blip r:embed="rId49"/>
                     <a:stretch>
                       <a:fillRect/>
                     </a:stretch>
@@ -21590,7 +21560,7 @@
                     <pic:cNvPicPr/>
                   </pic:nvPicPr>
                   <pic:blipFill>
-                    <a:blip r:embed="rId49"/>
+                    <a:blip r:embed="rId50"/>
                     <a:stretch>
                       <a:fillRect/>
                     </a:stretch>
@@ -21727,7 +21697,7 @@
                     <pic:cNvPicPr/>
                   </pic:nvPicPr>
                   <pic:blipFill>
-                    <a:blip r:embed="rId50"/>
+                    <a:blip r:embed="rId51"/>
                     <a:stretch>
                       <a:fillRect/>
                     </a:stretch>
@@ -21832,7 +21802,7 @@
                     <pic:cNvPicPr/>
                   </pic:nvPicPr>
                   <pic:blipFill>
-                    <a:blip r:embed="rId51"/>
+                    <a:blip r:embed="rId52"/>
                     <a:stretch>
                       <a:fillRect/>
                     </a:stretch>
@@ -23089,7 +23059,7 @@
                     <pic:cNvPicPr/>
                   </pic:nvPicPr>
                   <pic:blipFill>
-                    <a:blip r:embed="rId52"/>
+                    <a:blip r:embed="rId53"/>
                     <a:stretch>
                       <a:fillRect/>
                     </a:stretch>
@@ -23272,7 +23242,7 @@
                     <pic:cNvPicPr/>
                   </pic:nvPicPr>
                   <pic:blipFill>
-                    <a:blip r:embed="rId53"/>
+                    <a:blip r:embed="rId54"/>
                     <a:stretch>
                       <a:fillRect/>
                     </a:stretch>
@@ -23341,7 +23311,7 @@
                     <pic:cNvPicPr/>
                   </pic:nvPicPr>
                   <pic:blipFill>
-                    <a:blip r:embed="rId54"/>
+                    <a:blip r:embed="rId55"/>
                     <a:stretch>
                       <a:fillRect/>
                     </a:stretch>
@@ -23452,7 +23422,7 @@
                     <pic:cNvPicPr/>
                   </pic:nvPicPr>
                   <pic:blipFill>
-                    <a:blip r:embed="rId55"/>
+                    <a:blip r:embed="rId56"/>
                     <a:stretch>
                       <a:fillRect/>
                     </a:stretch>
@@ -23525,7 +23495,7 @@
                     <pic:cNvPicPr/>
                   </pic:nvPicPr>
                   <pic:blipFill>
-                    <a:blip r:embed="rId56"/>
+                    <a:blip r:embed="rId57"/>
                     <a:stretch>
                       <a:fillRect/>
                     </a:stretch>
@@ -23581,7 +23551,7 @@
                     <pic:cNvPicPr/>
                   </pic:nvPicPr>
                   <pic:blipFill>
-                    <a:blip r:embed="rId57"/>
+                    <a:blip r:embed="rId58"/>
                     <a:stretch>
                       <a:fillRect/>
                     </a:stretch>
@@ -24294,7 +24264,7 @@
                     <pic:cNvPicPr/>
                   </pic:nvPicPr>
                   <pic:blipFill>
-                    <a:blip r:embed="rId58"/>
+                    <a:blip r:embed="rId59"/>
                     <a:stretch>
                       <a:fillRect/>
                     </a:stretch>
@@ -24321,17 +24291,17 @@
           <w:rFonts w:ascii="Times New Roman" w:hAnsi="Times New Roman" w:cs="Times New Roman"/>
           <w:b/>
           <w:bCs/>
-          <w:color w:val="538135" w:themeColor="accent6" w:themeShade="BF"/>
-          <w:sz w:val="24"/>
-          <w:szCs w:val="24"/>
-        </w:rPr>
-      </w:pPr>
-      <w:r>
-        <w:rPr>
-          <w:rFonts w:ascii="Times New Roman" w:hAnsi="Times New Roman" w:cs="Times New Roman"/>
-          <w:b/>
-          <w:bCs/>
-          <w:color w:val="538135" w:themeColor="accent6" w:themeShade="BF"/>
+          <w:color w:val="AD1390"/>
+          <w:sz w:val="24"/>
+          <w:szCs w:val="24"/>
+        </w:rPr>
+      </w:pPr>
+      <w:r>
+        <w:rPr>
+          <w:rFonts w:ascii="Times New Roman" w:hAnsi="Times New Roman" w:cs="Times New Roman"/>
+          <w:b/>
+          <w:bCs/>
+          <w:color w:val="AD1390"/>
           <w:sz w:val="24"/>
           <w:szCs w:val="24"/>
         </w:rPr>
@@ -24483,7 +24453,7 @@
                     <pic:cNvPicPr/>
                   </pic:nvPicPr>
                   <pic:blipFill>
-                    <a:blip r:embed="rId59"/>
+                    <a:blip r:embed="rId60"/>
                     <a:stretch>
                       <a:fillRect/>
                     </a:stretch>
@@ -25730,7 +25700,7 @@
                     <pic:cNvPicPr/>
                   </pic:nvPicPr>
                   <pic:blipFill>
-                    <a:blip r:embed="rId60"/>
+                    <a:blip r:embed="rId61"/>
                     <a:stretch>
                       <a:fillRect/>
                     </a:stretch>
@@ -25995,7 +25965,7 @@
                     <pic:cNvPicPr/>
                   </pic:nvPicPr>
                   <pic:blipFill>
-                    <a:blip r:embed="rId61"/>
+                    <a:blip r:embed="rId62"/>
                     <a:stretch>
                       <a:fillRect/>
                     </a:stretch>
@@ -26045,7 +26015,7 @@
                     <pic:cNvPicPr/>
                   </pic:nvPicPr>
                   <pic:blipFill>
-                    <a:blip r:embed="rId62"/>
+                    <a:blip r:embed="rId63"/>
                     <a:stretch>
                       <a:fillRect/>
                     </a:stretch>
@@ -26095,7 +26065,7 @@
                     <pic:cNvPicPr/>
                   </pic:nvPicPr>
                   <pic:blipFill>
-                    <a:blip r:embed="rId63"/>
+                    <a:blip r:embed="rId64"/>
                     <a:stretch>
                       <a:fillRect/>
                     </a:stretch>
@@ -26203,7 +26173,7 @@
                     <pic:cNvPicPr/>
                   </pic:nvPicPr>
                   <pic:blipFill>
-                    <a:blip r:embed="rId64"/>
+                    <a:blip r:embed="rId65"/>
                     <a:stretch>
                       <a:fillRect/>
                     </a:stretch>
@@ -26287,7 +26257,7 @@
                     <pic:cNvPicPr/>
                   </pic:nvPicPr>
                   <pic:blipFill>
-                    <a:blip r:embed="rId65"/>
+                    <a:blip r:embed="rId66"/>
                     <a:stretch>
                       <a:fillRect/>
                     </a:stretch>
@@ -26369,6 +26339,135 @@
     </w:p>
     <w:p>
       <w:pPr>
+        <w:rPr>
+          <w:rFonts w:ascii="Times New Roman" w:hAnsi="Times New Roman" w:cs="Times New Roman"/>
+          <w:b/>
+          <w:bCs/>
+          <w:color w:val="C00000"/>
+          <w:sz w:val="24"/>
+          <w:szCs w:val="24"/>
+        </w:rPr>
+      </w:pPr>
+      <w:r>
+        <w:rPr>
+          <w:rFonts w:ascii="Times New Roman" w:hAnsi="Times New Roman" w:cs="Times New Roman"/>
+          <w:b/>
+          <w:bCs/>
+          <w:color w:val="C00000"/>
+          <w:sz w:val="24"/>
+          <w:szCs w:val="24"/>
+        </w:rPr>
+        <w:t xml:space="preserve">DOM Selection &amp; Manipulation: (Query selector, </w:t>
+      </w:r>
+      <w:proofErr w:type="spellStart"/>
+      <w:r>
+        <w:rPr>
+          <w:rFonts w:ascii="Times New Roman" w:hAnsi="Times New Roman" w:cs="Times New Roman"/>
+          <w:b/>
+          <w:bCs/>
+          <w:color w:val="C00000"/>
+          <w:sz w:val="24"/>
+          <w:szCs w:val="24"/>
+        </w:rPr>
+        <w:t>innerHTML</w:t>
+      </w:r>
+      <w:proofErr w:type="spellEnd"/>
+      <w:r>
+        <w:rPr>
+          <w:rFonts w:ascii="Times New Roman" w:hAnsi="Times New Roman" w:cs="Times New Roman"/>
+          <w:b/>
+          <w:bCs/>
+          <w:color w:val="C00000"/>
+          <w:sz w:val="24"/>
+          <w:szCs w:val="24"/>
+        </w:rPr>
+        <w:t xml:space="preserve">, append, </w:t>
+      </w:r>
+      <w:proofErr w:type="spellStart"/>
+      <w:r>
+        <w:rPr>
+          <w:rFonts w:ascii="Times New Roman" w:hAnsi="Times New Roman" w:cs="Times New Roman"/>
+          <w:b/>
+          <w:bCs/>
+          <w:color w:val="C00000"/>
+          <w:sz w:val="24"/>
+          <w:szCs w:val="24"/>
+        </w:rPr>
+        <w:t>classList</w:t>
+      </w:r>
+      <w:proofErr w:type="spellEnd"/>
+      <w:r>
+        <w:rPr>
+          <w:rFonts w:ascii="Times New Roman" w:hAnsi="Times New Roman" w:cs="Times New Roman"/>
+          <w:b/>
+          <w:bCs/>
+          <w:color w:val="C00000"/>
+          <w:sz w:val="24"/>
+          <w:szCs w:val="24"/>
+        </w:rPr>
+        <w:t>)</w:t>
+      </w:r>
+    </w:p>
+    <w:p>
+      <w:pPr>
+        <w:rPr>
+          <w:rFonts w:ascii="Times New Roman" w:hAnsi="Times New Roman" w:cs="Times New Roman"/>
+          <w:b/>
+          <w:bCs/>
+          <w:color w:val="C00000"/>
+          <w:sz w:val="24"/>
+          <w:szCs w:val="24"/>
+        </w:rPr>
+      </w:pPr>
+      <w:r>
+        <w:rPr>
+          <w:rFonts w:ascii="Times New Roman" w:hAnsi="Times New Roman" w:cs="Times New Roman"/>
+          <w:b/>
+          <w:bCs/>
+          <w:color w:val="C00000"/>
+          <w:sz w:val="24"/>
+          <w:szCs w:val="24"/>
+        </w:rPr>
+        <w:t>Event Listeners</w:t>
+      </w:r>
+      <w:r>
+        <w:rPr>
+          <w:rFonts w:ascii="Times New Roman" w:hAnsi="Times New Roman" w:cs="Times New Roman"/>
+          <w:b/>
+          <w:bCs/>
+          <w:color w:val="C00000"/>
+          <w:sz w:val="24"/>
+          <w:szCs w:val="24"/>
+        </w:rPr>
+        <w:t>(click, submit, input)</w:t>
+      </w:r>
+    </w:p>
+    <w:p>
+      <w:pPr>
+        <w:pStyle w:val="Heading1"/>
+      </w:pPr>
+      <w:r>
+        <w:t>Asynchronous</w:t>
+      </w:r>
+    </w:p>
+    <w:p>
+      <w:pPr>
+        <w:ind w:firstLine="720"/>
+        <w:rPr>
+          <w:sz w:val="24"/>
+          <w:szCs w:val="24"/>
+        </w:rPr>
+      </w:pPr>
+      <w:r>
+        <w:rPr>
+          <w:sz w:val="24"/>
+          <w:szCs w:val="24"/>
+        </w:rPr>
+        <w:t xml:space="preserve">In JavaScript, execution happens line by line. If a particular block of code is heavy, it can block the rest of the code and make it wait until that block finishes. To avoid this blocking, we can move the heavy operation to asynchronous execution. </w:t>
+      </w:r>
+    </w:p>
+    <w:p>
+      <w:pPr>
         <w:pStyle w:val="Heading1"/>
       </w:pPr>
       <w:r>
@@ -26437,7 +26536,7 @@
                     <pic:cNvPicPr/>
                   </pic:nvPicPr>
                   <pic:blipFill>
-                    <a:blip r:embed="rId66"/>
+                    <a:blip r:embed="rId67"/>
                     <a:stretch>
                       <a:fillRect/>
                     </a:stretch>
@@ -26574,6 +26673,515 @@
         <w:t>.</w:t>
       </w:r>
     </w:p>
+    <w:p>
+      <w:pPr>
+        <w:pStyle w:val="Heading1"/>
+      </w:pPr>
+      <w:r>
+        <w:t>Promises?</w:t>
+      </w:r>
+    </w:p>
+    <w:p>
+      <w:pPr>
+        <w:rPr>
+          <w:rFonts w:ascii="Times New Roman" w:hAnsi="Times New Roman" w:cs="Times New Roman"/>
+          <w:b/>
+          <w:bCs/>
+          <w:color w:val="AD1390"/>
+          <w:sz w:val="24"/>
+          <w:szCs w:val="24"/>
+        </w:rPr>
+      </w:pPr>
+      <w:r>
+        <w:rPr>
+          <w:rFonts w:ascii="Times New Roman" w:hAnsi="Times New Roman" w:cs="Times New Roman"/>
+          <w:b/>
+          <w:bCs/>
+          <w:color w:val="AD1390"/>
+          <w:sz w:val="24"/>
+          <w:szCs w:val="24"/>
+        </w:rPr>
+        <w:t>What is Promise?</w:t>
+      </w:r>
+    </w:p>
+    <w:p>
+      <w:pPr>
+        <w:rPr>
+          <w:sz w:val="24"/>
+          <w:szCs w:val="24"/>
+        </w:rPr>
+      </w:pPr>
+      <w:r>
+        <w:rPr>
+          <w:sz w:val="24"/>
+          <w:szCs w:val="24"/>
+        </w:rPr>
+        <w:t>A Promise in JavaScript is an object that represents the eventual completion or failure of an asynchronous operation. It acts as a placeholder for a value that will be available in the future, allowing us to write cleaner and more predictable async code.</w:t>
+      </w:r>
+    </w:p>
+    <w:p>
+      <w:pPr>
+        <w:rPr>
+          <w:sz w:val="24"/>
+          <w:szCs w:val="24"/>
+        </w:rPr>
+      </w:pPr>
+      <w:r>
+        <w:rPr>
+          <w:noProof/>
+          <w:sz w:val="24"/>
+          <w:szCs w:val="24"/>
+        </w:rPr>
+        <w:drawing>
+          <wp:inline distT="0" distB="0" distL="0" distR="0" wp14:anchorId="70AD2C2B" wp14:editId="3E8457F2">
+            <wp:extent cx="5131064" cy="3892750"/>
+            <wp:effectExtent l="0" t="0" r="0" b="0"/>
+            <wp:docPr id="1653801458" name="Picture 1"/>
+            <wp:cNvGraphicFramePr>
+              <a:graphicFrameLocks xmlns:a="http://schemas.openxmlformats.org/drawingml/2006/main" noChangeAspect="1"/>
+            </wp:cNvGraphicFramePr>
+            <a:graphic xmlns:a="http://schemas.openxmlformats.org/drawingml/2006/main">
+              <a:graphicData uri="http://schemas.openxmlformats.org/drawingml/2006/picture">
+                <pic:pic xmlns:pic="http://schemas.openxmlformats.org/drawingml/2006/picture">
+                  <pic:nvPicPr>
+                    <pic:cNvPr id="1653801458" name=""/>
+                    <pic:cNvPicPr/>
+                  </pic:nvPicPr>
+                  <pic:blipFill>
+                    <a:blip r:embed="rId68"/>
+                    <a:stretch>
+                      <a:fillRect/>
+                    </a:stretch>
+                  </pic:blipFill>
+                  <pic:spPr>
+                    <a:xfrm>
+                      <a:off x="0" y="0"/>
+                      <a:ext cx="5131064" cy="3892750"/>
+                    </a:xfrm>
+                    <a:prstGeom prst="rect">
+                      <a:avLst/>
+                    </a:prstGeom>
+                  </pic:spPr>
+                </pic:pic>
+              </a:graphicData>
+            </a:graphic>
+          </wp:inline>
+        </w:drawing>
+      </w:r>
+    </w:p>
+    <w:p>
+      <w:pPr>
+        <w:rPr>
+          <w:rFonts w:ascii="Times New Roman" w:hAnsi="Times New Roman" w:cs="Times New Roman"/>
+          <w:b/>
+          <w:bCs/>
+          <w:color w:val="AD1390"/>
+          <w:sz w:val="24"/>
+          <w:szCs w:val="24"/>
+        </w:rPr>
+      </w:pPr>
+      <w:r>
+        <w:rPr>
+          <w:rFonts w:ascii="Times New Roman" w:hAnsi="Times New Roman" w:cs="Times New Roman"/>
+          <w:b/>
+          <w:bCs/>
+          <w:color w:val="AD1390"/>
+          <w:sz w:val="24"/>
+          <w:szCs w:val="24"/>
+        </w:rPr>
+        <w:t>Use</w:t>
+      </w:r>
+      <w:r>
+        <w:rPr>
+          <w:rFonts w:ascii="Times New Roman" w:hAnsi="Times New Roman" w:cs="Times New Roman"/>
+          <w:b/>
+          <w:bCs/>
+          <w:color w:val="AD1390"/>
+          <w:sz w:val="24"/>
+          <w:szCs w:val="24"/>
+        </w:rPr>
+        <w:t xml:space="preserve"> is Promise?</w:t>
+      </w:r>
+    </w:p>
+    <w:p>
+      <w:pPr>
+        <w:pStyle w:val="ListParagraph"/>
+        <w:numPr>
+          <w:ilvl w:val="0"/>
+          <w:numId w:val="47"/>
+        </w:numPr>
+        <w:rPr>
+          <w:sz w:val="24"/>
+          <w:szCs w:val="24"/>
+        </w:rPr>
+      </w:pPr>
+      <w:r>
+        <w:rPr>
+          <w:sz w:val="24"/>
+          <w:szCs w:val="24"/>
+        </w:rPr>
+        <w:t>It avoids callback hell by chaining asynchronous steps with .then() and handling errors in a single .catch().</w:t>
+      </w:r>
+    </w:p>
+    <w:p>
+      <w:pPr>
+        <w:pStyle w:val="ListParagraph"/>
+        <w:numPr>
+          <w:ilvl w:val="0"/>
+          <w:numId w:val="47"/>
+        </w:numPr>
+        <w:rPr>
+          <w:sz w:val="24"/>
+          <w:szCs w:val="24"/>
+        </w:rPr>
+      </w:pPr>
+      <w:r>
+        <w:rPr>
+          <w:sz w:val="24"/>
+          <w:szCs w:val="24"/>
+        </w:rPr>
+        <w:t>It provides a consistent pattern to manage async operations like API calls, timers, or file I/O.</w:t>
+      </w:r>
+    </w:p>
+    <w:p>
+      <w:pPr>
+        <w:pStyle w:val="ListParagraph"/>
+        <w:numPr>
+          <w:ilvl w:val="0"/>
+          <w:numId w:val="47"/>
+        </w:numPr>
+        <w:rPr>
+          <w:sz w:val="24"/>
+          <w:szCs w:val="24"/>
+        </w:rPr>
+      </w:pPr>
+      <w:r>
+        <w:rPr>
+          <w:sz w:val="24"/>
+          <w:szCs w:val="24"/>
+        </w:rPr>
+        <w:t>With async/await, Promises allow asynchronous code to be written in a synchronous style, improving readability.</w:t>
+      </w:r>
+    </w:p>
+    <w:p>
+      <w:pPr>
+        <w:rPr>
+          <w:rFonts w:ascii="Times New Roman" w:hAnsi="Times New Roman" w:cs="Times New Roman"/>
+          <w:b/>
+          <w:bCs/>
+          <w:color w:val="AD1390"/>
+          <w:sz w:val="24"/>
+          <w:szCs w:val="24"/>
+        </w:rPr>
+      </w:pPr>
+      <w:r>
+        <w:rPr>
+          <w:rFonts w:ascii="Times New Roman" w:hAnsi="Times New Roman" w:cs="Times New Roman"/>
+          <w:b/>
+          <w:bCs/>
+          <w:color w:val="AD1390"/>
+          <w:sz w:val="24"/>
+          <w:szCs w:val="24"/>
+        </w:rPr>
+        <w:t xml:space="preserve">Why promise differs from other </w:t>
+      </w:r>
+      <w:r>
+        <w:rPr>
+          <w:rFonts w:ascii="Times New Roman" w:hAnsi="Times New Roman" w:cs="Times New Roman"/>
+          <w:b/>
+          <w:bCs/>
+          <w:color w:val="AD1390"/>
+          <w:sz w:val="24"/>
+          <w:szCs w:val="24"/>
+        </w:rPr>
+        <w:t>asynchronous</w:t>
+      </w:r>
+      <w:r>
+        <w:rPr>
+          <w:rFonts w:ascii="Times New Roman" w:hAnsi="Times New Roman" w:cs="Times New Roman"/>
+          <w:b/>
+          <w:bCs/>
+          <w:color w:val="AD1390"/>
+          <w:sz w:val="24"/>
+          <w:szCs w:val="24"/>
+        </w:rPr>
+        <w:t>?</w:t>
+      </w:r>
+    </w:p>
+    <w:p>
+      <w:pPr>
+        <w:pStyle w:val="ListParagraph"/>
+        <w:numPr>
+          <w:ilvl w:val="0"/>
+          <w:numId w:val="46"/>
+        </w:numPr>
+        <w:rPr>
+          <w:sz w:val="24"/>
+          <w:szCs w:val="24"/>
+        </w:rPr>
+      </w:pPr>
+      <w:r>
+        <w:rPr>
+          <w:sz w:val="24"/>
+          <w:szCs w:val="24"/>
+        </w:rPr>
+        <w:t>Unlike traditional callbacks, Promises are composable (</w:t>
+      </w:r>
+      <w:proofErr w:type="spellStart"/>
+      <w:r>
+        <w:rPr>
+          <w:sz w:val="24"/>
+          <w:szCs w:val="24"/>
+        </w:rPr>
+        <w:t>Promise.all</w:t>
+      </w:r>
+      <w:proofErr w:type="spellEnd"/>
+      <w:r>
+        <w:rPr>
+          <w:sz w:val="24"/>
+          <w:szCs w:val="24"/>
+        </w:rPr>
+        <w:t xml:space="preserve">, </w:t>
+      </w:r>
+      <w:proofErr w:type="spellStart"/>
+      <w:r>
+        <w:rPr>
+          <w:sz w:val="24"/>
+          <w:szCs w:val="24"/>
+        </w:rPr>
+        <w:t>Promise.race</w:t>
+      </w:r>
+      <w:proofErr w:type="spellEnd"/>
+      <w:r>
+        <w:rPr>
+          <w:sz w:val="24"/>
+          <w:szCs w:val="24"/>
+        </w:rPr>
+        <w:t>, etc.), making complex async flows easier to manage.</w:t>
+      </w:r>
+    </w:p>
+    <w:p>
+      <w:pPr>
+        <w:pStyle w:val="ListParagraph"/>
+        <w:numPr>
+          <w:ilvl w:val="0"/>
+          <w:numId w:val="46"/>
+        </w:numPr>
+        <w:rPr>
+          <w:sz w:val="24"/>
+          <w:szCs w:val="24"/>
+        </w:rPr>
+      </w:pPr>
+      <w:r>
+        <w:rPr>
+          <w:sz w:val="24"/>
+          <w:szCs w:val="24"/>
+        </w:rPr>
+        <w:t xml:space="preserve">Promise callbacks (then/catch) run in the microtask queue, which has higher priority than </w:t>
+      </w:r>
+      <w:proofErr w:type="spellStart"/>
+      <w:r>
+        <w:rPr>
+          <w:sz w:val="24"/>
+          <w:szCs w:val="24"/>
+        </w:rPr>
+        <w:t>macrotasks</w:t>
+      </w:r>
+      <w:proofErr w:type="spellEnd"/>
+      <w:r>
+        <w:rPr>
+          <w:sz w:val="24"/>
+          <w:szCs w:val="24"/>
+        </w:rPr>
+        <w:t xml:space="preserve"> like setTimeout. This gives more control and predictability.</w:t>
+      </w:r>
+    </w:p>
+    <w:p>
+      <w:pPr>
+        <w:pStyle w:val="ListParagraph"/>
+        <w:numPr>
+          <w:ilvl w:val="0"/>
+          <w:numId w:val="46"/>
+        </w:numPr>
+        <w:rPr>
+          <w:sz w:val="24"/>
+          <w:szCs w:val="24"/>
+        </w:rPr>
+      </w:pPr>
+      <w:r>
+        <w:rPr>
+          <w:sz w:val="24"/>
+          <w:szCs w:val="24"/>
+        </w:rPr>
+        <w:t>Promises standardize async handling, while plain callbacks depend on the implementer’s design, often leading to messy code.</w:t>
+      </w:r>
+    </w:p>
+    <w:p>
+      <w:pPr>
+        <w:rPr>
+          <w:rFonts w:ascii="Times New Roman" w:hAnsi="Times New Roman" w:cs="Times New Roman"/>
+          <w:b/>
+          <w:bCs/>
+          <w:color w:val="AD1390"/>
+          <w:sz w:val="24"/>
+          <w:szCs w:val="24"/>
+        </w:rPr>
+      </w:pPr>
+      <w:r>
+        <w:rPr>
+          <w:rFonts w:ascii="Times New Roman" w:hAnsi="Times New Roman" w:cs="Times New Roman"/>
+          <w:b/>
+          <w:bCs/>
+          <w:color w:val="AD1390"/>
+          <w:sz w:val="24"/>
+          <w:szCs w:val="24"/>
+        </w:rPr>
+        <w:t xml:space="preserve">What is </w:t>
+      </w:r>
+      <w:r>
+        <w:rPr>
+          <w:rFonts w:ascii="Times New Roman" w:hAnsi="Times New Roman" w:cs="Times New Roman"/>
+          <w:b/>
+          <w:bCs/>
+          <w:color w:val="AD1390"/>
+          <w:sz w:val="24"/>
+          <w:szCs w:val="24"/>
+        </w:rPr>
+        <w:t xml:space="preserve">Object in </w:t>
+      </w:r>
+      <w:r>
+        <w:rPr>
+          <w:rFonts w:ascii="Times New Roman" w:hAnsi="Times New Roman" w:cs="Times New Roman"/>
+          <w:b/>
+          <w:bCs/>
+          <w:color w:val="AD1390"/>
+          <w:sz w:val="24"/>
+          <w:szCs w:val="24"/>
+        </w:rPr>
+        <w:t>Promise?</w:t>
+      </w:r>
+    </w:p>
+    <w:p>
+      <w:pPr>
+        <w:rPr>
+          <w:sz w:val="24"/>
+          <w:szCs w:val="24"/>
+        </w:rPr>
+      </w:pPr>
+      <w:r>
+        <w:rPr>
+          <w:rFonts w:ascii="Times New Roman" w:hAnsi="Times New Roman" w:cs="Times New Roman"/>
+          <w:b/>
+          <w:bCs/>
+          <w:color w:val="AD1390"/>
+          <w:sz w:val="24"/>
+          <w:szCs w:val="24"/>
+        </w:rPr>
+        <w:tab/>
+      </w:r>
+      <w:r>
+        <w:rPr>
+          <w:sz w:val="24"/>
+          <w:szCs w:val="24"/>
+        </w:rPr>
+        <w:t xml:space="preserve">In JavaScript, an Object just stores data in key–value pairs. A Promise is also an object, but its purpose is different: it represents the result of an asynchronous task. A Promise can eventually give back any type of value—often an object. So, when we say </w:t>
+      </w:r>
+      <w:r>
+        <w:rPr>
+          <w:i/>
+          <w:iCs/>
+          <w:sz w:val="24"/>
+          <w:szCs w:val="24"/>
+        </w:rPr>
+        <w:t>object in Promise</w:t>
+      </w:r>
+      <w:r>
+        <w:rPr>
+          <w:sz w:val="24"/>
+          <w:szCs w:val="24"/>
+        </w:rPr>
+        <w:t>, it usually means the Promise resolves with an object as its result.</w:t>
+      </w:r>
+    </w:p>
+    <w:p>
+      <w:pPr>
+        <w:rPr>
+          <w:rFonts w:ascii="Times New Roman" w:hAnsi="Times New Roman" w:cs="Times New Roman"/>
+          <w:b/>
+          <w:bCs/>
+          <w:color w:val="AD1390"/>
+          <w:sz w:val="24"/>
+          <w:szCs w:val="24"/>
+        </w:rPr>
+      </w:pPr>
+      <w:r>
+        <w:rPr>
+          <w:rFonts w:ascii="Times New Roman" w:hAnsi="Times New Roman" w:cs="Times New Roman"/>
+          <w:b/>
+          <w:bCs/>
+          <w:color w:val="AD1390"/>
+          <w:sz w:val="24"/>
+          <w:szCs w:val="24"/>
+        </w:rPr>
+        <w:t>Async/await</w:t>
+      </w:r>
+    </w:p>
+    <w:p>
+      <w:pPr>
+        <w:rPr>
+          <w:rFonts w:ascii="Times New Roman" w:hAnsi="Times New Roman" w:cs="Times New Roman"/>
+          <w:b/>
+          <w:bCs/>
+          <w:color w:val="AD1390"/>
+          <w:sz w:val="24"/>
+          <w:szCs w:val="24"/>
+        </w:rPr>
+      </w:pPr>
+      <w:r>
+        <w:rPr>
+          <w:rFonts w:ascii="Times New Roman" w:hAnsi="Times New Roman" w:cs="Times New Roman"/>
+          <w:b/>
+          <w:bCs/>
+          <w:color w:val="AD1390"/>
+          <w:sz w:val="24"/>
+          <w:szCs w:val="24"/>
+        </w:rPr>
+        <w:t>JSON/Fetch</w:t>
+      </w:r>
+    </w:p>
+    <w:p>
+      <w:pPr>
+        <w:rPr>
+          <w:sz w:val="24"/>
+          <w:szCs w:val="24"/>
+        </w:rPr>
+      </w:pPr>
+    </w:p>
+    <w:p>
+      <w:pPr>
+        <w:rPr>
+          <w:rFonts w:ascii="Times New Roman" w:hAnsi="Times New Roman" w:cs="Times New Roman"/>
+          <w:b/>
+          <w:bCs/>
+          <w:color w:val="AD1390"/>
+          <w:sz w:val="24"/>
+          <w:szCs w:val="24"/>
+        </w:rPr>
+      </w:pPr>
+    </w:p>
+    <w:p>
+      <w:pPr>
+        <w:rPr>
+          <w:rFonts w:ascii="Times New Roman" w:hAnsi="Times New Roman" w:cs="Times New Roman"/>
+          <w:b/>
+          <w:bCs/>
+          <w:color w:val="AD1390"/>
+          <w:sz w:val="24"/>
+          <w:szCs w:val="24"/>
+        </w:rPr>
+      </w:pPr>
+    </w:p>
+    <w:p/>
     <w:sectPr>
       <w:pgSz w:w="11906" w:h="16838"/>
       <w:pgMar w:top="1440" w:right="1440" w:bottom="1440" w:left="1440" w:header="708" w:footer="708" w:gutter="0"/>
@@ -27315,6 +27923,119 @@
     </w:lvl>
   </w:abstractNum>
   <w:abstractNum w:abstractNumId="6" w15:restartNumberingAfterBreak="0">
+    <w:nsid w:val="0AF62206"/>
+    <w:multiLevelType w:val="hybridMultilevel"/>
+    <w:tmpl w:val="D5083D3C"/>
+    <w:lvl w:ilvl="0" w:tplc="40090001">
+      <w:start w:val="1"/>
+      <w:numFmt w:val="bullet"/>
+      <w:lvlText w:val=""/>
+      <w:lvlJc w:val="left"/>
+      <w:pPr>
+        <w:ind w:left="720" w:hanging="360"/>
+      </w:pPr>
+      <w:rPr>
+        <w:rFonts w:ascii="Symbol" w:hAnsi="Symbol" w:hint="default"/>
+      </w:rPr>
+    </w:lvl>
+    <w:lvl w:ilvl="1" w:tplc="40090003" w:tentative="1">
+      <w:start w:val="1"/>
+      <w:numFmt w:val="bullet"/>
+      <w:lvlText w:val="o"/>
+      <w:lvlJc w:val="left"/>
+      <w:pPr>
+        <w:ind w:left="1440" w:hanging="360"/>
+      </w:pPr>
+      <w:rPr>
+        <w:rFonts w:ascii="Courier New" w:hAnsi="Courier New" w:cs="Courier New" w:hint="default"/>
+      </w:rPr>
+    </w:lvl>
+    <w:lvl w:ilvl="2" w:tplc="40090005" w:tentative="1">
+      <w:start w:val="1"/>
+      <w:numFmt w:val="bullet"/>
+      <w:lvlText w:val=""/>
+      <w:lvlJc w:val="left"/>
+      <w:pPr>
+        <w:ind w:left="2160" w:hanging="360"/>
+      </w:pPr>
+      <w:rPr>
+        <w:rFonts w:ascii="Wingdings" w:hAnsi="Wingdings" w:hint="default"/>
+      </w:rPr>
+    </w:lvl>
+    <w:lvl w:ilvl="3" w:tplc="40090001" w:tentative="1">
+      <w:start w:val="1"/>
+      <w:numFmt w:val="bullet"/>
+      <w:lvlText w:val=""/>
+      <w:lvlJc w:val="left"/>
+      <w:pPr>
+        <w:ind w:left="2880" w:hanging="360"/>
+      </w:pPr>
+      <w:rPr>
+        <w:rFonts w:ascii="Symbol" w:hAnsi="Symbol" w:hint="default"/>
+      </w:rPr>
+    </w:lvl>
+    <w:lvl w:ilvl="4" w:tplc="40090003" w:tentative="1">
+      <w:start w:val="1"/>
+      <w:numFmt w:val="bullet"/>
+      <w:lvlText w:val="o"/>
+      <w:lvlJc w:val="left"/>
+      <w:pPr>
+        <w:ind w:left="3600" w:hanging="360"/>
+      </w:pPr>
+      <w:rPr>
+        <w:rFonts w:ascii="Courier New" w:hAnsi="Courier New" w:cs="Courier New" w:hint="default"/>
+      </w:rPr>
+    </w:lvl>
+    <w:lvl w:ilvl="5" w:tplc="40090005" w:tentative="1">
+      <w:start w:val="1"/>
+      <w:numFmt w:val="bullet"/>
+      <w:lvlText w:val=""/>
+      <w:lvlJc w:val="left"/>
+      <w:pPr>
+        <w:ind w:left="4320" w:hanging="360"/>
+      </w:pPr>
+      <w:rPr>
+        <w:rFonts w:ascii="Wingdings" w:hAnsi="Wingdings" w:hint="default"/>
+      </w:rPr>
+    </w:lvl>
+    <w:lvl w:ilvl="6" w:tplc="40090001" w:tentative="1">
+      <w:start w:val="1"/>
+      <w:numFmt w:val="bullet"/>
+      <w:lvlText w:val=""/>
+      <w:lvlJc w:val="left"/>
+      <w:pPr>
+        <w:ind w:left="5040" w:hanging="360"/>
+      </w:pPr>
+      <w:rPr>
+        <w:rFonts w:ascii="Symbol" w:hAnsi="Symbol" w:hint="default"/>
+      </w:rPr>
+    </w:lvl>
+    <w:lvl w:ilvl="7" w:tplc="40090003" w:tentative="1">
+      <w:start w:val="1"/>
+      <w:numFmt w:val="bullet"/>
+      <w:lvlText w:val="o"/>
+      <w:lvlJc w:val="left"/>
+      <w:pPr>
+        <w:ind w:left="5760" w:hanging="360"/>
+      </w:pPr>
+      <w:rPr>
+        <w:rFonts w:ascii="Courier New" w:hAnsi="Courier New" w:cs="Courier New" w:hint="default"/>
+      </w:rPr>
+    </w:lvl>
+    <w:lvl w:ilvl="8" w:tplc="40090005" w:tentative="1">
+      <w:start w:val="1"/>
+      <w:numFmt w:val="bullet"/>
+      <w:lvlText w:val=""/>
+      <w:lvlJc w:val="left"/>
+      <w:pPr>
+        <w:ind w:left="6480" w:hanging="360"/>
+      </w:pPr>
+      <w:rPr>
+        <w:rFonts w:ascii="Wingdings" w:hAnsi="Wingdings" w:hint="default"/>
+      </w:rPr>
+    </w:lvl>
+  </w:abstractNum>
+  <w:abstractNum w:abstractNumId="7" w15:restartNumberingAfterBreak="0">
     <w:nsid w:val="0C48566D"/>
     <w:multiLevelType w:val="hybridMultilevel"/>
     <w:tmpl w:val="A5403264"/>
@@ -27427,7 +28148,7 @@
       </w:rPr>
     </w:lvl>
   </w:abstractNum>
-  <w:abstractNum w:abstractNumId="7" w15:restartNumberingAfterBreak="0">
+  <w:abstractNum w:abstractNumId="8" w15:restartNumberingAfterBreak="0">
     <w:nsid w:val="13E201D8"/>
     <w:multiLevelType w:val="hybridMultilevel"/>
     <w:tmpl w:val="E460EC32"/>
@@ -27540,7 +28261,7 @@
       </w:rPr>
     </w:lvl>
   </w:abstractNum>
-  <w:abstractNum w:abstractNumId="8" w15:restartNumberingAfterBreak="0">
+  <w:abstractNum w:abstractNumId="9" w15:restartNumberingAfterBreak="0">
     <w:nsid w:val="16B66C87"/>
     <w:multiLevelType w:val="hybridMultilevel"/>
     <w:tmpl w:val="7C7E64E2"/>
@@ -27653,7 +28374,7 @@
       </w:rPr>
     </w:lvl>
   </w:abstractNum>
-  <w:abstractNum w:abstractNumId="9" w15:restartNumberingAfterBreak="0">
+  <w:abstractNum w:abstractNumId="10" w15:restartNumberingAfterBreak="0">
     <w:nsid w:val="16DB7462"/>
     <w:multiLevelType w:val="hybridMultilevel"/>
     <w:tmpl w:val="67D490CC"/>
@@ -27766,7 +28487,7 @@
       </w:rPr>
     </w:lvl>
   </w:abstractNum>
-  <w:abstractNum w:abstractNumId="10" w15:restartNumberingAfterBreak="0">
+  <w:abstractNum w:abstractNumId="11" w15:restartNumberingAfterBreak="0">
     <w:nsid w:val="1DCF46DA"/>
     <w:multiLevelType w:val="hybridMultilevel"/>
     <w:tmpl w:val="DA987878"/>
@@ -27879,7 +28600,7 @@
       </w:rPr>
     </w:lvl>
   </w:abstractNum>
-  <w:abstractNum w:abstractNumId="11" w15:restartNumberingAfterBreak="0">
+  <w:abstractNum w:abstractNumId="12" w15:restartNumberingAfterBreak="0">
     <w:nsid w:val="279668BD"/>
     <w:multiLevelType w:val="hybridMultilevel"/>
     <w:tmpl w:val="EB5A712A"/>
@@ -27992,7 +28713,7 @@
       </w:rPr>
     </w:lvl>
   </w:abstractNum>
-  <w:abstractNum w:abstractNumId="12" w15:restartNumberingAfterBreak="0">
+  <w:abstractNum w:abstractNumId="13" w15:restartNumberingAfterBreak="0">
     <w:nsid w:val="28503F5A"/>
     <w:multiLevelType w:val="hybridMultilevel"/>
     <w:tmpl w:val="3B800D66"/>
@@ -28105,7 +28826,7 @@
       </w:rPr>
     </w:lvl>
   </w:abstractNum>
-  <w:abstractNum w:abstractNumId="13" w15:restartNumberingAfterBreak="0">
+  <w:abstractNum w:abstractNumId="14" w15:restartNumberingAfterBreak="0">
     <w:nsid w:val="2B8835E8"/>
     <w:multiLevelType w:val="hybridMultilevel"/>
     <w:tmpl w:val="F2E039EE"/>
@@ -28217,7 +28938,7 @@
       </w:rPr>
     </w:lvl>
   </w:abstractNum>
-  <w:abstractNum w:abstractNumId="14" w15:restartNumberingAfterBreak="0">
+  <w:abstractNum w:abstractNumId="15" w15:restartNumberingAfterBreak="0">
     <w:nsid w:val="34224119"/>
     <w:multiLevelType w:val="hybridMultilevel"/>
     <w:tmpl w:val="65D2BA4A"/>
@@ -28306,7 +29027,7 @@
       </w:pPr>
     </w:lvl>
   </w:abstractNum>
-  <w:abstractNum w:abstractNumId="15" w15:restartNumberingAfterBreak="0">
+  <w:abstractNum w:abstractNumId="16" w15:restartNumberingAfterBreak="0">
     <w:nsid w:val="366C0985"/>
     <w:multiLevelType w:val="hybridMultilevel"/>
     <w:tmpl w:val="C3369FC6"/>
@@ -28419,7 +29140,7 @@
       </w:rPr>
     </w:lvl>
   </w:abstractNum>
-  <w:abstractNum w:abstractNumId="16" w15:restartNumberingAfterBreak="0">
+  <w:abstractNum w:abstractNumId="17" w15:restartNumberingAfterBreak="0">
     <w:nsid w:val="37987432"/>
     <w:multiLevelType w:val="hybridMultilevel"/>
     <w:tmpl w:val="CB341A76"/>
@@ -28532,7 +29253,7 @@
       </w:rPr>
     </w:lvl>
   </w:abstractNum>
-  <w:abstractNum w:abstractNumId="17" w15:restartNumberingAfterBreak="0">
+  <w:abstractNum w:abstractNumId="18" w15:restartNumberingAfterBreak="0">
     <w:nsid w:val="38C93BB7"/>
     <w:multiLevelType w:val="hybridMultilevel"/>
     <w:tmpl w:val="4E7094F0"/>
@@ -28645,7 +29366,7 @@
       </w:rPr>
     </w:lvl>
   </w:abstractNum>
-  <w:abstractNum w:abstractNumId="18" w15:restartNumberingAfterBreak="0">
+  <w:abstractNum w:abstractNumId="19" w15:restartNumberingAfterBreak="0">
     <w:nsid w:val="400F3147"/>
     <w:multiLevelType w:val="hybridMultilevel"/>
     <w:tmpl w:val="43DA958C"/>
@@ -28758,7 +29479,7 @@
       </w:rPr>
     </w:lvl>
   </w:abstractNum>
-  <w:abstractNum w:abstractNumId="19" w15:restartNumberingAfterBreak="0">
+  <w:abstractNum w:abstractNumId="20" w15:restartNumberingAfterBreak="0">
     <w:nsid w:val="4068061A"/>
     <w:multiLevelType w:val="hybridMultilevel"/>
     <w:tmpl w:val="969A29A8"/>
@@ -28871,7 +29592,7 @@
       </w:rPr>
     </w:lvl>
   </w:abstractNum>
-  <w:abstractNum w:abstractNumId="20" w15:restartNumberingAfterBreak="0">
+  <w:abstractNum w:abstractNumId="21" w15:restartNumberingAfterBreak="0">
     <w:nsid w:val="478628B7"/>
     <w:multiLevelType w:val="hybridMultilevel"/>
     <w:tmpl w:val="688C1906"/>
@@ -28984,7 +29705,7 @@
       </w:rPr>
     </w:lvl>
   </w:abstractNum>
-  <w:abstractNum w:abstractNumId="21" w15:restartNumberingAfterBreak="0">
+  <w:abstractNum w:abstractNumId="22" w15:restartNumberingAfterBreak="0">
     <w:nsid w:val="47F83CE3"/>
     <w:multiLevelType w:val="hybridMultilevel"/>
     <w:tmpl w:val="3C223B56"/>
@@ -29097,7 +29818,7 @@
       </w:rPr>
     </w:lvl>
   </w:abstractNum>
-  <w:abstractNum w:abstractNumId="22" w15:restartNumberingAfterBreak="0">
+  <w:abstractNum w:abstractNumId="23" w15:restartNumberingAfterBreak="0">
     <w:nsid w:val="49BE4903"/>
     <w:multiLevelType w:val="hybridMultilevel"/>
     <w:tmpl w:val="9A3429E4"/>
@@ -29210,7 +29931,7 @@
       </w:rPr>
     </w:lvl>
   </w:abstractNum>
-  <w:abstractNum w:abstractNumId="23" w15:restartNumberingAfterBreak="0">
+  <w:abstractNum w:abstractNumId="24" w15:restartNumberingAfterBreak="0">
     <w:nsid w:val="4A224D14"/>
     <w:multiLevelType w:val="hybridMultilevel"/>
     <w:tmpl w:val="776CFB2C"/>
@@ -29323,7 +30044,7 @@
       </w:rPr>
     </w:lvl>
   </w:abstractNum>
-  <w:abstractNum w:abstractNumId="24" w15:restartNumberingAfterBreak="0">
+  <w:abstractNum w:abstractNumId="25" w15:restartNumberingAfterBreak="0">
     <w:nsid w:val="4AB545A8"/>
     <w:multiLevelType w:val="hybridMultilevel"/>
     <w:tmpl w:val="0ECC26B4"/>
@@ -29436,7 +30157,7 @@
       </w:rPr>
     </w:lvl>
   </w:abstractNum>
-  <w:abstractNum w:abstractNumId="25" w15:restartNumberingAfterBreak="0">
+  <w:abstractNum w:abstractNumId="26" w15:restartNumberingAfterBreak="0">
     <w:nsid w:val="4AFE39CA"/>
     <w:multiLevelType w:val="hybridMultilevel"/>
     <w:tmpl w:val="63B80926"/>
@@ -29549,7 +30270,120 @@
       </w:rPr>
     </w:lvl>
   </w:abstractNum>
-  <w:abstractNum w:abstractNumId="26" w15:restartNumberingAfterBreak="0">
+  <w:abstractNum w:abstractNumId="27" w15:restartNumberingAfterBreak="0">
+    <w:nsid w:val="4C5F0E8F"/>
+    <w:multiLevelType w:val="hybridMultilevel"/>
+    <w:tmpl w:val="702EF194"/>
+    <w:lvl w:ilvl="0" w:tplc="40090001">
+      <w:start w:val="1"/>
+      <w:numFmt w:val="bullet"/>
+      <w:lvlText w:val=""/>
+      <w:lvlJc w:val="left"/>
+      <w:pPr>
+        <w:ind w:left="720" w:hanging="360"/>
+      </w:pPr>
+      <w:rPr>
+        <w:rFonts w:ascii="Symbol" w:hAnsi="Symbol" w:hint="default"/>
+      </w:rPr>
+    </w:lvl>
+    <w:lvl w:ilvl="1" w:tplc="40090003" w:tentative="1">
+      <w:start w:val="1"/>
+      <w:numFmt w:val="bullet"/>
+      <w:lvlText w:val="o"/>
+      <w:lvlJc w:val="left"/>
+      <w:pPr>
+        <w:ind w:left="1440" w:hanging="360"/>
+      </w:pPr>
+      <w:rPr>
+        <w:rFonts w:ascii="Courier New" w:hAnsi="Courier New" w:cs="Courier New" w:hint="default"/>
+      </w:rPr>
+    </w:lvl>
+    <w:lvl w:ilvl="2" w:tplc="40090005" w:tentative="1">
+      <w:start w:val="1"/>
+      <w:numFmt w:val="bullet"/>
+      <w:lvlText w:val=""/>
+      <w:lvlJc w:val="left"/>
+      <w:pPr>
+        <w:ind w:left="2160" w:hanging="360"/>
+      </w:pPr>
+      <w:rPr>
+        <w:rFonts w:ascii="Wingdings" w:hAnsi="Wingdings" w:hint="default"/>
+      </w:rPr>
+    </w:lvl>
+    <w:lvl w:ilvl="3" w:tplc="40090001" w:tentative="1">
+      <w:start w:val="1"/>
+      <w:numFmt w:val="bullet"/>
+      <w:lvlText w:val=""/>
+      <w:lvlJc w:val="left"/>
+      <w:pPr>
+        <w:ind w:left="2880" w:hanging="360"/>
+      </w:pPr>
+      <w:rPr>
+        <w:rFonts w:ascii="Symbol" w:hAnsi="Symbol" w:hint="default"/>
+      </w:rPr>
+    </w:lvl>
+    <w:lvl w:ilvl="4" w:tplc="40090003" w:tentative="1">
+      <w:start w:val="1"/>
+      <w:numFmt w:val="bullet"/>
+      <w:lvlText w:val="o"/>
+      <w:lvlJc w:val="left"/>
+      <w:pPr>
+        <w:ind w:left="3600" w:hanging="360"/>
+      </w:pPr>
+      <w:rPr>
+        <w:rFonts w:ascii="Courier New" w:hAnsi="Courier New" w:cs="Courier New" w:hint="default"/>
+      </w:rPr>
+    </w:lvl>
+    <w:lvl w:ilvl="5" w:tplc="40090005" w:tentative="1">
+      <w:start w:val="1"/>
+      <w:numFmt w:val="bullet"/>
+      <w:lvlText w:val=""/>
+      <w:lvlJc w:val="left"/>
+      <w:pPr>
+        <w:ind w:left="4320" w:hanging="360"/>
+      </w:pPr>
+      <w:rPr>
+        <w:rFonts w:ascii="Wingdings" w:hAnsi="Wingdings" w:hint="default"/>
+      </w:rPr>
+    </w:lvl>
+    <w:lvl w:ilvl="6" w:tplc="40090001" w:tentative="1">
+      <w:start w:val="1"/>
+      <w:numFmt w:val="bullet"/>
+      <w:lvlText w:val=""/>
+      <w:lvlJc w:val="left"/>
+      <w:pPr>
+        <w:ind w:left="5040" w:hanging="360"/>
+      </w:pPr>
+      <w:rPr>
+        <w:rFonts w:ascii="Symbol" w:hAnsi="Symbol" w:hint="default"/>
+      </w:rPr>
+    </w:lvl>
+    <w:lvl w:ilvl="7" w:tplc="40090003" w:tentative="1">
+      <w:start w:val="1"/>
+      <w:numFmt w:val="bullet"/>
+      <w:lvlText w:val="o"/>
+      <w:lvlJc w:val="left"/>
+      <w:pPr>
+        <w:ind w:left="5760" w:hanging="360"/>
+      </w:pPr>
+      <w:rPr>
+        <w:rFonts w:ascii="Courier New" w:hAnsi="Courier New" w:cs="Courier New" w:hint="default"/>
+      </w:rPr>
+    </w:lvl>
+    <w:lvl w:ilvl="8" w:tplc="40090005" w:tentative="1">
+      <w:start w:val="1"/>
+      <w:numFmt w:val="bullet"/>
+      <w:lvlText w:val=""/>
+      <w:lvlJc w:val="left"/>
+      <w:pPr>
+        <w:ind w:left="6480" w:hanging="360"/>
+      </w:pPr>
+      <w:rPr>
+        <w:rFonts w:ascii="Wingdings" w:hAnsi="Wingdings" w:hint="default"/>
+      </w:rPr>
+    </w:lvl>
+  </w:abstractNum>
+  <w:abstractNum w:abstractNumId="28" w15:restartNumberingAfterBreak="0">
     <w:nsid w:val="4F5D5A47"/>
     <w:multiLevelType w:val="hybridMultilevel"/>
     <w:tmpl w:val="48425BAA"/>
@@ -29662,7 +30496,7 @@
       </w:rPr>
     </w:lvl>
   </w:abstractNum>
-  <w:abstractNum w:abstractNumId="27" w15:restartNumberingAfterBreak="0">
+  <w:abstractNum w:abstractNumId="29" w15:restartNumberingAfterBreak="0">
     <w:nsid w:val="522803EF"/>
     <w:multiLevelType w:val="hybridMultilevel"/>
     <w:tmpl w:val="0C3A66C4"/>
@@ -29775,7 +30609,7 @@
       </w:rPr>
     </w:lvl>
   </w:abstractNum>
-  <w:abstractNum w:abstractNumId="28" w15:restartNumberingAfterBreak="0">
+  <w:abstractNum w:abstractNumId="30" w15:restartNumberingAfterBreak="0">
     <w:nsid w:val="56E72059"/>
     <w:multiLevelType w:val="hybridMultilevel"/>
     <w:tmpl w:val="7B6C62F8"/>
@@ -29888,7 +30722,7 @@
       </w:rPr>
     </w:lvl>
   </w:abstractNum>
-  <w:abstractNum w:abstractNumId="29" w15:restartNumberingAfterBreak="0">
+  <w:abstractNum w:abstractNumId="31" w15:restartNumberingAfterBreak="0">
     <w:nsid w:val="5B970446"/>
     <w:multiLevelType w:val="hybridMultilevel"/>
     <w:tmpl w:val="2EE678EA"/>
@@ -30001,7 +30835,7 @@
       </w:rPr>
     </w:lvl>
   </w:abstractNum>
-  <w:abstractNum w:abstractNumId="30" w15:restartNumberingAfterBreak="0">
+  <w:abstractNum w:abstractNumId="32" w15:restartNumberingAfterBreak="0">
     <w:nsid w:val="5BC30D36"/>
     <w:multiLevelType w:val="hybridMultilevel"/>
     <w:tmpl w:val="F054892C"/>
@@ -30114,7 +30948,7 @@
       </w:rPr>
     </w:lvl>
   </w:abstractNum>
-  <w:abstractNum w:abstractNumId="31" w15:restartNumberingAfterBreak="0">
+  <w:abstractNum w:abstractNumId="33" w15:restartNumberingAfterBreak="0">
     <w:nsid w:val="5D7F1015"/>
     <w:multiLevelType w:val="hybridMultilevel"/>
     <w:tmpl w:val="717AF604"/>
@@ -30227,7 +31061,7 @@
       </w:rPr>
     </w:lvl>
   </w:abstractNum>
-  <w:abstractNum w:abstractNumId="32" w15:restartNumberingAfterBreak="0">
+  <w:abstractNum w:abstractNumId="34" w15:restartNumberingAfterBreak="0">
     <w:nsid w:val="5E6F13ED"/>
     <w:multiLevelType w:val="hybridMultilevel"/>
     <w:tmpl w:val="4B2074CA"/>
@@ -30340,7 +31174,7 @@
       </w:rPr>
     </w:lvl>
   </w:abstractNum>
-  <w:abstractNum w:abstractNumId="33" w15:restartNumberingAfterBreak="0">
+  <w:abstractNum w:abstractNumId="35" w15:restartNumberingAfterBreak="0">
     <w:nsid w:val="5EEF36C7"/>
     <w:multiLevelType w:val="hybridMultilevel"/>
     <w:tmpl w:val="44B8DAE2"/>
@@ -30453,7 +31287,7 @@
       </w:rPr>
     </w:lvl>
   </w:abstractNum>
-  <w:abstractNum w:abstractNumId="34" w15:restartNumberingAfterBreak="0">
+  <w:abstractNum w:abstractNumId="36" w15:restartNumberingAfterBreak="0">
     <w:nsid w:val="5F2609AD"/>
     <w:multiLevelType w:val="hybridMultilevel"/>
     <w:tmpl w:val="DB1ED0D2"/>
@@ -30566,7 +31400,7 @@
       </w:rPr>
     </w:lvl>
   </w:abstractNum>
-  <w:abstractNum w:abstractNumId="35" w15:restartNumberingAfterBreak="0">
+  <w:abstractNum w:abstractNumId="37" w15:restartNumberingAfterBreak="0">
     <w:nsid w:val="65553BF5"/>
     <w:multiLevelType w:val="hybridMultilevel"/>
     <w:tmpl w:val="50986D9E"/>
@@ -30655,7 +31489,7 @@
       </w:pPr>
     </w:lvl>
   </w:abstractNum>
-  <w:abstractNum w:abstractNumId="36" w15:restartNumberingAfterBreak="0">
+  <w:abstractNum w:abstractNumId="38" w15:restartNumberingAfterBreak="0">
     <w:nsid w:val="6E9944DA"/>
     <w:multiLevelType w:val="hybridMultilevel"/>
     <w:tmpl w:val="5B6CCEE6"/>
@@ -30768,7 +31602,7 @@
       </w:rPr>
     </w:lvl>
   </w:abstractNum>
-  <w:abstractNum w:abstractNumId="37" w15:restartNumberingAfterBreak="0">
+  <w:abstractNum w:abstractNumId="39" w15:restartNumberingAfterBreak="0">
     <w:nsid w:val="6ED0019D"/>
     <w:multiLevelType w:val="hybridMultilevel"/>
     <w:tmpl w:val="2048D8F6"/>
@@ -30881,7 +31715,7 @@
       </w:rPr>
     </w:lvl>
   </w:abstractNum>
-  <w:abstractNum w:abstractNumId="38" w15:restartNumberingAfterBreak="0">
+  <w:abstractNum w:abstractNumId="40" w15:restartNumberingAfterBreak="0">
     <w:nsid w:val="790752BC"/>
     <w:multiLevelType w:val="hybridMultilevel"/>
     <w:tmpl w:val="863661B2"/>
@@ -30994,7 +31828,7 @@
       </w:rPr>
     </w:lvl>
   </w:abstractNum>
-  <w:abstractNum w:abstractNumId="39" w15:restartNumberingAfterBreak="0">
+  <w:abstractNum w:abstractNumId="41" w15:restartNumberingAfterBreak="0">
     <w:nsid w:val="7A4A45D1"/>
     <w:multiLevelType w:val="hybridMultilevel"/>
     <w:tmpl w:val="6CFA308A"/>
@@ -31107,7 +31941,7 @@
       </w:rPr>
     </w:lvl>
   </w:abstractNum>
-  <w:abstractNum w:abstractNumId="40" w15:restartNumberingAfterBreak="0">
+  <w:abstractNum w:abstractNumId="42" w15:restartNumberingAfterBreak="0">
     <w:nsid w:val="7B897D4C"/>
     <w:multiLevelType w:val="hybridMultilevel"/>
     <w:tmpl w:val="5726E13C"/>
@@ -31220,7 +32054,7 @@
       </w:rPr>
     </w:lvl>
   </w:abstractNum>
-  <w:abstractNum w:abstractNumId="41" w15:restartNumberingAfterBreak="0">
+  <w:abstractNum w:abstractNumId="43" w15:restartNumberingAfterBreak="0">
     <w:nsid w:val="7C1A4AEC"/>
     <w:multiLevelType w:val="hybridMultilevel"/>
     <w:tmpl w:val="23586ABE"/>
@@ -31333,7 +32167,7 @@
       </w:rPr>
     </w:lvl>
   </w:abstractNum>
-  <w:abstractNum w:abstractNumId="42" w15:restartNumberingAfterBreak="0">
+  <w:abstractNum w:abstractNumId="44" w15:restartNumberingAfterBreak="0">
     <w:nsid w:val="7E5C7433"/>
     <w:multiLevelType w:val="multilevel"/>
     <w:tmpl w:val="45486E76"/>
@@ -31482,7 +32316,7 @@
       </w:rPr>
     </w:lvl>
   </w:abstractNum>
-  <w:abstractNum w:abstractNumId="43" w15:restartNumberingAfterBreak="0">
+  <w:abstractNum w:abstractNumId="45" w15:restartNumberingAfterBreak="0">
     <w:nsid w:val="7F3323E8"/>
     <w:multiLevelType w:val="hybridMultilevel"/>
     <w:tmpl w:val="636220BC"/>
@@ -31595,7 +32429,7 @@
       </w:rPr>
     </w:lvl>
   </w:abstractNum>
-  <w:abstractNum w:abstractNumId="44" w15:restartNumberingAfterBreak="0">
+  <w:abstractNum w:abstractNumId="46" w15:restartNumberingAfterBreak="0">
     <w:nsid w:val="7F64741F"/>
     <w:multiLevelType w:val="hybridMultilevel"/>
     <w:tmpl w:val="2E38A9D0"/>
@@ -31709,10 +32543,10 @@
     </w:lvl>
   </w:abstractNum>
   <w:num w:numId="1" w16cid:durableId="1703822083">
-    <w:abstractNumId w:val="9"/>
+    <w:abstractNumId w:val="10"/>
   </w:num>
   <w:num w:numId="2" w16cid:durableId="954363457">
-    <w:abstractNumId w:val="44"/>
+    <w:abstractNumId w:val="46"/>
   </w:num>
   <w:num w:numId="3" w16cid:durableId="1084447819">
     <w:abstractNumId w:val="0"/>
@@ -31721,37 +32555,37 @@
     <w:abstractNumId w:val="4"/>
   </w:num>
   <w:num w:numId="5" w16cid:durableId="1774596171">
-    <w:abstractNumId w:val="37"/>
+    <w:abstractNumId w:val="39"/>
   </w:num>
   <w:num w:numId="6" w16cid:durableId="45419321">
+    <w:abstractNumId w:val="22"/>
+  </w:num>
+  <w:num w:numId="7" w16cid:durableId="417679766">
     <w:abstractNumId w:val="21"/>
   </w:num>
-  <w:num w:numId="7" w16cid:durableId="417679766">
-    <w:abstractNumId w:val="20"/>
-  </w:num>
   <w:num w:numId="8" w16cid:durableId="268897092">
-    <w:abstractNumId w:val="28"/>
+    <w:abstractNumId w:val="30"/>
   </w:num>
   <w:num w:numId="9" w16cid:durableId="145168977">
-    <w:abstractNumId w:val="27"/>
+    <w:abstractNumId w:val="29"/>
   </w:num>
   <w:num w:numId="10" w16cid:durableId="1898513223">
-    <w:abstractNumId w:val="30"/>
+    <w:abstractNumId w:val="32"/>
   </w:num>
   <w:num w:numId="11" w16cid:durableId="444228380">
-    <w:abstractNumId w:val="38"/>
+    <w:abstractNumId w:val="40"/>
   </w:num>
   <w:num w:numId="12" w16cid:durableId="1374379446">
-    <w:abstractNumId w:val="31"/>
+    <w:abstractNumId w:val="33"/>
   </w:num>
   <w:num w:numId="13" w16cid:durableId="1890922994">
-    <w:abstractNumId w:val="32"/>
+    <w:abstractNumId w:val="34"/>
   </w:num>
   <w:num w:numId="14" w16cid:durableId="262497753">
-    <w:abstractNumId w:val="39"/>
+    <w:abstractNumId w:val="41"/>
   </w:num>
   <w:num w:numId="15" w16cid:durableId="1382250782">
-    <w:abstractNumId w:val="23"/>
+    <w:abstractNumId w:val="24"/>
   </w:num>
   <w:num w:numId="16" w16cid:durableId="1789540652">
     <w:abstractNumId w:val="2"/>
@@ -31760,88 +32594,94 @@
     <w:abstractNumId w:val="5"/>
   </w:num>
   <w:num w:numId="18" w16cid:durableId="1790313708">
-    <w:abstractNumId w:val="36"/>
+    <w:abstractNumId w:val="38"/>
   </w:num>
   <w:num w:numId="19" w16cid:durableId="1480196989">
-    <w:abstractNumId w:val="40"/>
+    <w:abstractNumId w:val="42"/>
   </w:num>
   <w:num w:numId="20" w16cid:durableId="2128817649">
-    <w:abstractNumId w:val="18"/>
+    <w:abstractNumId w:val="19"/>
   </w:num>
   <w:num w:numId="21" w16cid:durableId="346910344">
-    <w:abstractNumId w:val="11"/>
+    <w:abstractNumId w:val="12"/>
   </w:num>
   <w:num w:numId="22" w16cid:durableId="776096731">
-    <w:abstractNumId w:val="33"/>
+    <w:abstractNumId w:val="35"/>
   </w:num>
   <w:num w:numId="23" w16cid:durableId="320080921">
-    <w:abstractNumId w:val="24"/>
+    <w:abstractNumId w:val="25"/>
   </w:num>
   <w:num w:numId="24" w16cid:durableId="1944530597">
-    <w:abstractNumId w:val="15"/>
+    <w:abstractNumId w:val="16"/>
   </w:num>
   <w:num w:numId="25" w16cid:durableId="768701180">
-    <w:abstractNumId w:val="41"/>
+    <w:abstractNumId w:val="43"/>
   </w:num>
   <w:num w:numId="26" w16cid:durableId="535314963">
-    <w:abstractNumId w:val="10"/>
+    <w:abstractNumId w:val="11"/>
   </w:num>
   <w:num w:numId="27" w16cid:durableId="389773967">
     <w:abstractNumId w:val="1"/>
   </w:num>
   <w:num w:numId="28" w16cid:durableId="1247377189">
-    <w:abstractNumId w:val="12"/>
+    <w:abstractNumId w:val="13"/>
   </w:num>
   <w:num w:numId="29" w16cid:durableId="1938634138">
     <w:abstractNumId w:val="3"/>
   </w:num>
   <w:num w:numId="30" w16cid:durableId="943269335">
-    <w:abstractNumId w:val="29"/>
+    <w:abstractNumId w:val="31"/>
   </w:num>
   <w:num w:numId="31" w16cid:durableId="1936278544">
-    <w:abstractNumId w:val="22"/>
+    <w:abstractNumId w:val="23"/>
   </w:num>
   <w:num w:numId="32" w16cid:durableId="514926312">
+    <w:abstractNumId w:val="28"/>
+  </w:num>
+  <w:num w:numId="33" w16cid:durableId="2115587133">
+    <w:abstractNumId w:val="9"/>
+  </w:num>
+  <w:num w:numId="34" w16cid:durableId="1682781783">
+    <w:abstractNumId w:val="36"/>
+  </w:num>
+  <w:num w:numId="35" w16cid:durableId="349990158">
+    <w:abstractNumId w:val="8"/>
+  </w:num>
+  <w:num w:numId="36" w16cid:durableId="1714620464">
+    <w:abstractNumId w:val="18"/>
+  </w:num>
+  <w:num w:numId="37" w16cid:durableId="1385518977">
+    <w:abstractNumId w:val="20"/>
+  </w:num>
+  <w:num w:numId="38" w16cid:durableId="402794919">
+    <w:abstractNumId w:val="17"/>
+  </w:num>
+  <w:num w:numId="39" w16cid:durableId="1147164969">
     <w:abstractNumId w:val="26"/>
   </w:num>
-  <w:num w:numId="33" w16cid:durableId="2115587133">
-    <w:abstractNumId w:val="8"/>
-  </w:num>
-  <w:num w:numId="34" w16cid:durableId="1682781783">
-    <w:abstractNumId w:val="34"/>
-  </w:num>
-  <w:num w:numId="35" w16cid:durableId="349990158">
+  <w:num w:numId="40" w16cid:durableId="1953050056">
     <w:abstractNumId w:val="7"/>
   </w:num>
-  <w:num w:numId="36" w16cid:durableId="1714620464">
-    <w:abstractNumId w:val="17"/>
-  </w:num>
-  <w:num w:numId="37" w16cid:durableId="1385518977">
-    <w:abstractNumId w:val="19"/>
-  </w:num>
-  <w:num w:numId="38" w16cid:durableId="402794919">
-    <w:abstractNumId w:val="16"/>
-  </w:num>
-  <w:num w:numId="39" w16cid:durableId="1147164969">
-    <w:abstractNumId w:val="25"/>
-  </w:num>
-  <w:num w:numId="40" w16cid:durableId="1953050056">
-    <w:abstractNumId w:val="6"/>
-  </w:num>
   <w:num w:numId="41" w16cid:durableId="613563707">
-    <w:abstractNumId w:val="43"/>
+    <w:abstractNumId w:val="45"/>
   </w:num>
   <w:num w:numId="42" w16cid:durableId="367418498">
-    <w:abstractNumId w:val="35"/>
+    <w:abstractNumId w:val="37"/>
   </w:num>
   <w:num w:numId="43" w16cid:durableId="1097168414">
+    <w:abstractNumId w:val="15"/>
+  </w:num>
+  <w:num w:numId="44" w16cid:durableId="363864804">
+    <w:abstractNumId w:val="44"/>
+  </w:num>
+  <w:num w:numId="45" w16cid:durableId="2082365843">
     <w:abstractNumId w:val="14"/>
   </w:num>
-  <w:num w:numId="44" w16cid:durableId="363864804">
-    <w:abstractNumId w:val="42"/>
+  <w:num w:numId="46" w16cid:durableId="759570669">
+    <w:abstractNumId w:val="27"/>
   </w:num>
-  <w:num w:numId="45" w16cid:durableId="2082365843">
-    <w:abstractNumId w:val="13"/>
+  <w:num w:numId="47" w16cid:durableId="1255211724">
+    <w:abstractNumId w:val="6"/>
   </w:num>
   <w:numIdMacAtCleanup w:val="45"/>
 </w:numbering>

--- a/Prereq - Notes prep.docx
+++ b/Prereq - Notes prep.docx
@@ -6,24 +6,14 @@
       <w:pPr>
         <w:pStyle w:val="Heading1"/>
       </w:pPr>
-      <w:r>
-        <w:fldChar w:fldCharType="begin"/>
-      </w:r>
-      <w:r>
-        <w:instrText>HYPERLINK "https://github.com/JhanaR/pre-req.git"</w:instrText>
-      </w:r>
-      <w:r>
-        <w:fldChar w:fldCharType="separate"/>
-      </w:r>
-      <w:r>
-        <w:rPr>
-          <w:rStyle w:val="Hyperlink"/>
-        </w:rPr>
-        <w:t>https://github.com/JhanaR/pre-req.git</w:t>
-      </w:r>
-      <w:r>
-        <w:fldChar w:fldCharType="end"/>
-      </w:r>
+      <w:hyperlink r:id="rId8" w:history="1">
+        <w:r>
+          <w:rPr>
+            <w:rStyle w:val="Hyperlink"/>
+          </w:rPr>
+          <w:t>https://github.com/JhanaR/pre-req.git</w:t>
+        </w:r>
+      </w:hyperlink>
     </w:p>
     <w:p>
       <w:pPr>
@@ -85,7 +75,7 @@
                     </pic:cNvPicPr>
                   </pic:nvPicPr>
                   <pic:blipFill>
-                    <a:blip r:embed="rId8" cstate="print">
+                    <a:blip r:embed="rId9" cstate="print">
                       <a:extLst>
                         <a:ext uri="{28A0092B-C50C-407E-A947-70E740481C1C}">
                           <a14:useLocalDpi xmlns:a14="http://schemas.microsoft.com/office/drawing/2010/main" val="0"/>
@@ -238,7 +228,7 @@
                     </pic:cNvPicPr>
                   </pic:nvPicPr>
                   <pic:blipFill>
-                    <a:blip r:embed="rId9">
+                    <a:blip r:embed="rId10">
                       <a:extLst>
                         <a:ext uri="{28A0092B-C50C-407E-A947-70E740481C1C}">
                           <a14:useLocalDpi xmlns:a14="http://schemas.microsoft.com/office/drawing/2010/main" val="0"/>
@@ -581,7 +571,7 @@
                     <pic:cNvPicPr/>
                   </pic:nvPicPr>
                   <pic:blipFill>
-                    <a:blip r:embed="rId10"/>
+                    <a:blip r:embed="rId11"/>
                     <a:stretch>
                       <a:fillRect/>
                     </a:stretch>
@@ -896,11 +886,6 @@
       <w:pPr>
         <w:pStyle w:val="Heading1"/>
       </w:pPr>
-    </w:p>
-    <w:p>
-      <w:pPr>
-        <w:pStyle w:val="Heading1"/>
-      </w:pPr>
       <w:r>
         <w:t>HTML Meta Tags ®</w:t>
       </w:r>
@@ -1050,25 +1035,7 @@
           <w:sz w:val="24"/>
           <w:szCs w:val="24"/>
         </w:rPr>
-        <w:t xml:space="preserve">&lt;meta name="description" content="React </w:t>
-      </w:r>
-      <w:proofErr w:type="spellStart"/>
-      <w:r>
-        <w:rPr>
-          <w:rFonts w:ascii="Times New Roman" w:hAnsi="Times New Roman" w:cs="Times New Roman"/>
-          <w:sz w:val="24"/>
-          <w:szCs w:val="24"/>
-        </w:rPr>
-        <w:t>Js</w:t>
-      </w:r>
-      <w:proofErr w:type="spellEnd"/>
-      <w:r>
-        <w:rPr>
-          <w:rFonts w:ascii="Times New Roman" w:hAnsi="Times New Roman" w:cs="Times New Roman"/>
-          <w:sz w:val="24"/>
-          <w:szCs w:val="24"/>
-        </w:rPr>
-        <w:t xml:space="preserve"> Course"&gt;</w:t>
+        <w:t>&lt;meta name="description" content="React Js Course"&gt;</w:t>
       </w:r>
     </w:p>
     <w:p>
@@ -1106,64 +1073,24 @@
           <w:sz w:val="24"/>
           <w:szCs w:val="24"/>
         </w:rPr>
-        <w:t>Http-</w:t>
-      </w:r>
-      <w:proofErr w:type="spellStart"/>
-      <w:r>
-        <w:rPr>
-          <w:rFonts w:ascii="Times New Roman" w:hAnsi="Times New Roman" w:cs="Times New Roman"/>
-          <w:b/>
-          <w:bCs/>
-          <w:sz w:val="24"/>
-          <w:szCs w:val="24"/>
-        </w:rPr>
-        <w:t>equiv</w:t>
-      </w:r>
-      <w:proofErr w:type="spellEnd"/>
-      <w:r>
-        <w:rPr>
-          <w:rFonts w:ascii="Times New Roman" w:hAnsi="Times New Roman" w:cs="Times New Roman"/>
-          <w:b/>
-          <w:bCs/>
-          <w:sz w:val="24"/>
-          <w:szCs w:val="24"/>
-        </w:rPr>
-        <w:t xml:space="preserve"> (refresh)</w:t>
-      </w:r>
-    </w:p>
-    <w:p>
-      <w:pPr>
-        <w:rPr>
-          <w:rFonts w:ascii="Times New Roman" w:hAnsi="Times New Roman" w:cs="Times New Roman"/>
-          <w:sz w:val="24"/>
-          <w:szCs w:val="24"/>
-        </w:rPr>
-      </w:pPr>
-      <w:r>
-        <w:rPr>
-          <w:rFonts w:ascii="Times New Roman" w:hAnsi="Times New Roman" w:cs="Times New Roman"/>
-          <w:sz w:val="24"/>
-          <w:szCs w:val="24"/>
-        </w:rPr>
-        <w:t>&lt;meta http-</w:t>
-      </w:r>
-      <w:proofErr w:type="spellStart"/>
-      <w:r>
-        <w:rPr>
-          <w:rFonts w:ascii="Times New Roman" w:hAnsi="Times New Roman" w:cs="Times New Roman"/>
-          <w:sz w:val="24"/>
-          <w:szCs w:val="24"/>
-        </w:rPr>
-        <w:t>equiv</w:t>
-      </w:r>
-      <w:proofErr w:type="spellEnd"/>
-      <w:r>
-        <w:rPr>
-          <w:rFonts w:ascii="Times New Roman" w:hAnsi="Times New Roman" w:cs="Times New Roman"/>
-          <w:sz w:val="24"/>
-          <w:szCs w:val="24"/>
-        </w:rPr>
-        <w:t>="refresh" content="5000"&gt;</w:t>
+        <w:t>Http-equiv (refresh)</w:t>
+      </w:r>
+    </w:p>
+    <w:p>
+      <w:pPr>
+        <w:rPr>
+          <w:rFonts w:ascii="Times New Roman" w:hAnsi="Times New Roman" w:cs="Times New Roman"/>
+          <w:sz w:val="24"/>
+          <w:szCs w:val="24"/>
+        </w:rPr>
+      </w:pPr>
+      <w:r>
+        <w:rPr>
+          <w:rFonts w:ascii="Times New Roman" w:hAnsi="Times New Roman" w:cs="Times New Roman"/>
+          <w:sz w:val="24"/>
+          <w:szCs w:val="24"/>
+        </w:rPr>
+        <w:t>&lt;meta http-equiv="refresh" content="5000"&gt;</w:t>
       </w:r>
     </w:p>
     <w:p>
@@ -1472,7 +1399,7 @@
                     <pic:cNvPicPr/>
                   </pic:nvPicPr>
                   <pic:blipFill>
-                    <a:blip r:embed="rId11"/>
+                    <a:blip r:embed="rId12"/>
                     <a:stretch>
                       <a:fillRect/>
                     </a:stretch>
@@ -2164,31 +2091,7 @@
           <w:sz w:val="24"/>
           <w:szCs w:val="24"/>
         </w:rPr>
-        <w:t>&lt;</w:t>
-      </w:r>
-      <w:proofErr w:type="spellStart"/>
-      <w:r>
-        <w:rPr>
-          <w:rFonts w:ascii="Times New Roman" w:hAnsi="Times New Roman" w:cs="Times New Roman"/>
-          <w:b/>
-          <w:bCs/>
-          <w:color w:val="385623" w:themeColor="accent6" w:themeShade="80"/>
-          <w:sz w:val="24"/>
-          <w:szCs w:val="24"/>
-        </w:rPr>
-        <w:t>br</w:t>
-      </w:r>
-      <w:proofErr w:type="spellEnd"/>
-      <w:r>
-        <w:rPr>
-          <w:rFonts w:ascii="Times New Roman" w:hAnsi="Times New Roman" w:cs="Times New Roman"/>
-          <w:b/>
-          <w:bCs/>
-          <w:color w:val="385623" w:themeColor="accent6" w:themeShade="80"/>
-          <w:sz w:val="24"/>
-          <w:szCs w:val="24"/>
-        </w:rPr>
-        <w:t>/&gt; giving next line.</w:t>
+        <w:t>&lt;br/&gt; giving next line.</w:t>
       </w:r>
     </w:p>
     <w:p>
@@ -2233,31 +2136,7 @@
           <w:sz w:val="24"/>
           <w:szCs w:val="24"/>
         </w:rPr>
-        <w:t xml:space="preserve">: Bold and strong are like same, for whole </w:t>
-      </w:r>
-      <w:proofErr w:type="spellStart"/>
-      <w:r>
-        <w:rPr>
-          <w:rFonts w:ascii="Times New Roman" w:hAnsi="Times New Roman" w:cs="Times New Roman"/>
-          <w:b/>
-          <w:bCs/>
-          <w:color w:val="385623" w:themeColor="accent6" w:themeShade="80"/>
-          <w:sz w:val="24"/>
-          <w:szCs w:val="24"/>
-        </w:rPr>
-        <w:t>parah</w:t>
-      </w:r>
-      <w:proofErr w:type="spellEnd"/>
-      <w:r>
-        <w:rPr>
-          <w:rFonts w:ascii="Times New Roman" w:hAnsi="Times New Roman" w:cs="Times New Roman"/>
-          <w:b/>
-          <w:bCs/>
-          <w:color w:val="385623" w:themeColor="accent6" w:themeShade="80"/>
-          <w:sz w:val="24"/>
-          <w:szCs w:val="24"/>
-        </w:rPr>
-        <w:t xml:space="preserve"> we can go with strong for particular things we can go with bold</w:t>
+        <w:t>: Bold and strong are like same, for whole parah we can go with strong for particular things we can go with bold</w:t>
       </w:r>
     </w:p>
     <w:p>
@@ -2283,51 +2162,7 @@
           <w:sz w:val="24"/>
           <w:szCs w:val="24"/>
         </w:rPr>
-        <w:t>&lt;</w:t>
-      </w:r>
-      <w:proofErr w:type="spellStart"/>
-      <w:r>
-        <w:rPr>
-          <w:rFonts w:ascii="Times New Roman" w:hAnsi="Times New Roman" w:cs="Times New Roman"/>
-          <w:b/>
-          <w:bCs/>
-          <w:sz w:val="24"/>
-          <w:szCs w:val="24"/>
-        </w:rPr>
-        <w:t>i</w:t>
-      </w:r>
-      <w:proofErr w:type="spellEnd"/>
-      <w:r>
-        <w:rPr>
-          <w:rFonts w:ascii="Times New Roman" w:hAnsi="Times New Roman" w:cs="Times New Roman"/>
-          <w:b/>
-          <w:bCs/>
-          <w:sz w:val="24"/>
-          <w:szCs w:val="24"/>
-        </w:rPr>
-        <w:t>&gt; and &lt;</w:t>
-      </w:r>
-      <w:proofErr w:type="spellStart"/>
-      <w:r>
-        <w:rPr>
-          <w:rFonts w:ascii="Times New Roman" w:hAnsi="Times New Roman" w:cs="Times New Roman"/>
-          <w:b/>
-          <w:bCs/>
-          <w:sz w:val="24"/>
-          <w:szCs w:val="24"/>
-        </w:rPr>
-        <w:t>em</w:t>
-      </w:r>
-      <w:proofErr w:type="spellEnd"/>
-      <w:r>
-        <w:rPr>
-          <w:rFonts w:ascii="Times New Roman" w:hAnsi="Times New Roman" w:cs="Times New Roman"/>
-          <w:b/>
-          <w:bCs/>
-          <w:sz w:val="24"/>
-          <w:szCs w:val="24"/>
-        </w:rPr>
-        <w:t>&gt; Elements:</w:t>
+        <w:t>&lt;i&gt; and &lt;em&gt; Elements:</w:t>
       </w:r>
       <w:r>
         <w:rPr>
@@ -2568,13 +2403,8 @@
         <w:pStyle w:val="Heading1"/>
       </w:pPr>
       <w:r>
-        <w:t xml:space="preserve">HTML </w:t>
-      </w:r>
-      <w:proofErr w:type="spellStart"/>
-      <w:r>
-        <w:t>Preformatter</w:t>
-      </w:r>
-      <w:proofErr w:type="spellEnd"/>
+        <w:t>HTML Preformatter</w:t>
+      </w:r>
     </w:p>
     <w:p>
       <w:pPr>
@@ -3207,25 +3037,7 @@
           <w:sz w:val="24"/>
           <w:szCs w:val="24"/>
         </w:rPr>
-        <w:t xml:space="preserve">adding </w:t>
-      </w:r>
-      <w:proofErr w:type="spellStart"/>
-      <w:r>
-        <w:rPr>
-          <w:rFonts w:ascii="Times New Roman" w:hAnsi="Times New Roman" w:cs="Times New Roman"/>
-          <w:sz w:val="24"/>
-          <w:szCs w:val="24"/>
-        </w:rPr>
-        <w:t>css</w:t>
-      </w:r>
-      <w:proofErr w:type="spellEnd"/>
-      <w:r>
-        <w:rPr>
-          <w:rFonts w:ascii="Times New Roman" w:hAnsi="Times New Roman" w:cs="Times New Roman"/>
-          <w:sz w:val="24"/>
-          <w:szCs w:val="24"/>
-        </w:rPr>
-        <w:t xml:space="preserve"> file</w:t>
+        <w:t>adding css file</w:t>
       </w:r>
     </w:p>
     <w:p>
@@ -3339,7 +3151,7 @@
                     </pic:cNvPicPr>
                   </pic:nvPicPr>
                   <pic:blipFill>
-                    <a:blip r:embed="rId12">
+                    <a:blip r:embed="rId13">
                       <a:extLst>
                         <a:ext uri="{28A0092B-C50C-407E-A947-70E740481C1C}">
                           <a14:useLocalDpi xmlns:a14="http://schemas.microsoft.com/office/drawing/2010/main" val="0"/>
@@ -3555,87 +3367,41 @@
           <w:sz w:val="24"/>
           <w:szCs w:val="24"/>
         </w:rPr>
-        <w:t xml:space="preserve">document. Possible values are </w:t>
-      </w:r>
-      <w:proofErr w:type="spellStart"/>
-      <w:r>
-        <w:rPr>
-          <w:rFonts w:ascii="Times New Roman" w:hAnsi="Times New Roman" w:cs="Times New Roman"/>
-          <w:sz w:val="24"/>
-          <w:szCs w:val="24"/>
-        </w:rPr>
-        <w:t>noopener</w:t>
-      </w:r>
-      <w:proofErr w:type="spellEnd"/>
-      <w:r>
-        <w:rPr>
-          <w:rFonts w:ascii="Times New Roman" w:hAnsi="Times New Roman" w:cs="Times New Roman"/>
-          <w:sz w:val="24"/>
-          <w:szCs w:val="24"/>
-        </w:rPr>
-        <w:t xml:space="preserve"> (prevents the linked page from controlling the current</w:t>
-      </w:r>
-    </w:p>
-    <w:p>
-      <w:pPr>
-        <w:rPr>
-          <w:rFonts w:ascii="Times New Roman" w:hAnsi="Times New Roman" w:cs="Times New Roman"/>
-          <w:sz w:val="24"/>
-          <w:szCs w:val="24"/>
-        </w:rPr>
-      </w:pPr>
-      <w:r>
-        <w:rPr>
-          <w:rFonts w:ascii="Times New Roman" w:hAnsi="Times New Roman" w:cs="Times New Roman"/>
-          <w:sz w:val="24"/>
-          <w:szCs w:val="24"/>
-        </w:rPr>
-        <w:t xml:space="preserve">page), </w:t>
-      </w:r>
-      <w:proofErr w:type="spellStart"/>
-      <w:r>
-        <w:rPr>
-          <w:rFonts w:ascii="Times New Roman" w:hAnsi="Times New Roman" w:cs="Times New Roman"/>
-          <w:sz w:val="24"/>
-          <w:szCs w:val="24"/>
-        </w:rPr>
-        <w:t>noreferrer</w:t>
-      </w:r>
-      <w:proofErr w:type="spellEnd"/>
-      <w:r>
-        <w:rPr>
-          <w:rFonts w:ascii="Times New Roman" w:hAnsi="Times New Roman" w:cs="Times New Roman"/>
-          <w:sz w:val="24"/>
-          <w:szCs w:val="24"/>
-        </w:rPr>
-        <w:t xml:space="preserve"> (prevents the browser from sending a referrer header to the linked page), and</w:t>
-      </w:r>
-    </w:p>
-    <w:p>
-      <w:pPr>
-        <w:rPr>
-          <w:rFonts w:ascii="Times New Roman" w:hAnsi="Times New Roman" w:cs="Times New Roman"/>
-          <w:sz w:val="24"/>
-          <w:szCs w:val="24"/>
-        </w:rPr>
-      </w:pPr>
-      <w:proofErr w:type="spellStart"/>
-      <w:r>
-        <w:rPr>
-          <w:rFonts w:ascii="Times New Roman" w:hAnsi="Times New Roman" w:cs="Times New Roman"/>
-          <w:sz w:val="24"/>
-          <w:szCs w:val="24"/>
-        </w:rPr>
-        <w:t>nofollow</w:t>
-      </w:r>
-      <w:proofErr w:type="spellEnd"/>
-      <w:r>
-        <w:rPr>
-          <w:rFonts w:ascii="Times New Roman" w:hAnsi="Times New Roman" w:cs="Times New Roman"/>
-          <w:sz w:val="24"/>
-          <w:szCs w:val="24"/>
-        </w:rPr>
-        <w:t xml:space="preserve"> (tells search engines not to follow the link for ranking purposes).</w:t>
+        <w:t>document. Possible values are noopener (prevents the linked page from controlling the current</w:t>
+      </w:r>
+    </w:p>
+    <w:p>
+      <w:pPr>
+        <w:rPr>
+          <w:rFonts w:ascii="Times New Roman" w:hAnsi="Times New Roman" w:cs="Times New Roman"/>
+          <w:sz w:val="24"/>
+          <w:szCs w:val="24"/>
+        </w:rPr>
+      </w:pPr>
+      <w:r>
+        <w:rPr>
+          <w:rFonts w:ascii="Times New Roman" w:hAnsi="Times New Roman" w:cs="Times New Roman"/>
+          <w:sz w:val="24"/>
+          <w:szCs w:val="24"/>
+        </w:rPr>
+        <w:t>page), noreferrer (prevents the browser from sending a referrer header to the linked page), and</w:t>
+      </w:r>
+    </w:p>
+    <w:p>
+      <w:pPr>
+        <w:rPr>
+          <w:rFonts w:ascii="Times New Roman" w:hAnsi="Times New Roman" w:cs="Times New Roman"/>
+          <w:sz w:val="24"/>
+          <w:szCs w:val="24"/>
+        </w:rPr>
+      </w:pPr>
+      <w:r>
+        <w:rPr>
+          <w:rFonts w:ascii="Times New Roman" w:hAnsi="Times New Roman" w:cs="Times New Roman"/>
+          <w:sz w:val="24"/>
+          <w:szCs w:val="24"/>
+        </w:rPr>
+        <w:t>nofollow (tells search engines not to follow the link for ranking purposes).</w:t>
       </w:r>
     </w:p>
     <w:p>
@@ -3739,7 +3505,7 @@
                     </pic:cNvPicPr>
                   </pic:nvPicPr>
                   <pic:blipFill>
-                    <a:blip r:embed="rId13">
+                    <a:blip r:embed="rId14">
                       <a:extLst>
                         <a:ext uri="{28A0092B-C50C-407E-A947-70E740481C1C}">
                           <a14:useLocalDpi xmlns:a14="http://schemas.microsoft.com/office/drawing/2010/main" val="0"/>
@@ -3802,52 +3568,24 @@
           <w:sz w:val="24"/>
           <w:szCs w:val="24"/>
         </w:rPr>
-        <w:t xml:space="preserve">tooltip with the text "Go to Example.com" when hovered over, and includes the </w:t>
-      </w:r>
-      <w:proofErr w:type="spellStart"/>
-      <w:r>
-        <w:rPr>
-          <w:rFonts w:ascii="Times New Roman" w:hAnsi="Times New Roman" w:cs="Times New Roman"/>
-          <w:sz w:val="24"/>
-          <w:szCs w:val="24"/>
-        </w:rPr>
-        <w:t>noopener</w:t>
-      </w:r>
-      <w:proofErr w:type="spellEnd"/>
-      <w:r>
-        <w:rPr>
-          <w:rFonts w:ascii="Times New Roman" w:hAnsi="Times New Roman" w:cs="Times New Roman"/>
-          <w:sz w:val="24"/>
-          <w:szCs w:val="24"/>
-        </w:rPr>
-        <w:t xml:space="preserve"> and</w:t>
-      </w:r>
-    </w:p>
-    <w:p>
-      <w:pPr>
-        <w:rPr>
-          <w:rFonts w:ascii="Times New Roman" w:hAnsi="Times New Roman" w:cs="Times New Roman"/>
-          <w:sz w:val="24"/>
-          <w:szCs w:val="24"/>
-        </w:rPr>
-      </w:pPr>
-      <w:proofErr w:type="spellStart"/>
-      <w:r>
-        <w:rPr>
-          <w:rFonts w:ascii="Times New Roman" w:hAnsi="Times New Roman" w:cs="Times New Roman"/>
-          <w:sz w:val="24"/>
-          <w:szCs w:val="24"/>
-        </w:rPr>
-        <w:t>noreferrer</w:t>
-      </w:r>
-      <w:proofErr w:type="spellEnd"/>
-      <w:r>
-        <w:rPr>
-          <w:rFonts w:ascii="Times New Roman" w:hAnsi="Times New Roman" w:cs="Times New Roman"/>
-          <w:sz w:val="24"/>
-          <w:szCs w:val="24"/>
-        </w:rPr>
-        <w:t xml:space="preserve"> attributes to enhance security.</w:t>
+        <w:t>tooltip with the text "Go to Example.com" when hovered over, and includes the noopener and</w:t>
+      </w:r>
+    </w:p>
+    <w:p>
+      <w:pPr>
+        <w:rPr>
+          <w:rFonts w:ascii="Times New Roman" w:hAnsi="Times New Roman" w:cs="Times New Roman"/>
+          <w:sz w:val="24"/>
+          <w:szCs w:val="24"/>
+        </w:rPr>
+      </w:pPr>
+      <w:r>
+        <w:rPr>
+          <w:rFonts w:ascii="Times New Roman" w:hAnsi="Times New Roman" w:cs="Times New Roman"/>
+          <w:sz w:val="24"/>
+          <w:szCs w:val="24"/>
+        </w:rPr>
+        <w:t>noreferrer attributes to enhance security.</w:t>
       </w:r>
     </w:p>
     <w:p>
@@ -3951,7 +3689,7 @@
                     </pic:cNvPicPr>
                   </pic:nvPicPr>
                   <pic:blipFill>
-                    <a:blip r:embed="rId14">
+                    <a:blip r:embed="rId15">
                       <a:extLst>
                         <a:ext uri="{28A0092B-C50C-407E-A947-70E740481C1C}">
                           <a14:useLocalDpi xmlns:a14="http://schemas.microsoft.com/office/drawing/2010/main" val="0"/>
@@ -4213,7 +3951,7 @@
                     </pic:cNvPicPr>
                   </pic:nvPicPr>
                   <pic:blipFill>
-                    <a:blip r:embed="rId15">
+                    <a:blip r:embed="rId16">
                       <a:extLst>
                         <a:ext uri="{28A0092B-C50C-407E-A947-70E740481C1C}">
                           <a14:useLocalDpi xmlns:a14="http://schemas.microsoft.com/office/drawing/2010/main" val="0"/>
@@ -4276,25 +4014,7 @@
           <w:sz w:val="24"/>
           <w:szCs w:val="24"/>
         </w:rPr>
-        <w:t xml:space="preserve">the user clicks on this </w:t>
-      </w:r>
-      <w:proofErr w:type="gramStart"/>
-      <w:r>
-        <w:rPr>
-          <w:rFonts w:ascii="Times New Roman" w:hAnsi="Times New Roman" w:cs="Times New Roman"/>
-          <w:sz w:val="24"/>
-          <w:szCs w:val="24"/>
-        </w:rPr>
-        <w:t>link,</w:t>
-      </w:r>
-      <w:proofErr w:type="gramEnd"/>
-      <w:r>
-        <w:rPr>
-          <w:rFonts w:ascii="Times New Roman" w:hAnsi="Times New Roman" w:cs="Times New Roman"/>
-          <w:sz w:val="24"/>
-          <w:szCs w:val="24"/>
-        </w:rPr>
-        <w:t xml:space="preserve"> they will be taken to the specified website in a new tab or window</w:t>
+        <w:t>the user clicks on this link, they will be taken to the specified website in a new tab or window</w:t>
       </w:r>
     </w:p>
     <w:p>
@@ -4328,44 +4048,24 @@
           <w:sz w:val="24"/>
           <w:szCs w:val="24"/>
         </w:rPr>
-        <w:t>It's important to note that when linking to external websites, you should use the rel="</w:t>
-      </w:r>
-      <w:proofErr w:type="spellStart"/>
-      <w:r>
-        <w:rPr>
-          <w:rFonts w:ascii="Times New Roman" w:hAnsi="Times New Roman" w:cs="Times New Roman"/>
-          <w:sz w:val="24"/>
-          <w:szCs w:val="24"/>
-        </w:rPr>
-        <w:t>noopener</w:t>
-      </w:r>
-      <w:proofErr w:type="spellEnd"/>
-    </w:p>
-    <w:p>
-      <w:pPr>
-        <w:rPr>
-          <w:rFonts w:ascii="Times New Roman" w:hAnsi="Times New Roman" w:cs="Times New Roman"/>
-          <w:sz w:val="24"/>
-          <w:szCs w:val="24"/>
-        </w:rPr>
-      </w:pPr>
-      <w:proofErr w:type="spellStart"/>
-      <w:r>
-        <w:rPr>
-          <w:rFonts w:ascii="Times New Roman" w:hAnsi="Times New Roman" w:cs="Times New Roman"/>
-          <w:sz w:val="24"/>
-          <w:szCs w:val="24"/>
-        </w:rPr>
-        <w:t>noreferrer</w:t>
-      </w:r>
-      <w:proofErr w:type="spellEnd"/>
-      <w:r>
-        <w:rPr>
-          <w:rFonts w:ascii="Times New Roman" w:hAnsi="Times New Roman" w:cs="Times New Roman"/>
-          <w:sz w:val="24"/>
-          <w:szCs w:val="24"/>
-        </w:rPr>
-        <w:t>" attribute to enhance security. This attribute prevents the external website from being</w:t>
+        <w:t>It's important to note that when linking to external websites, you should use the rel="noopener</w:t>
+      </w:r>
+    </w:p>
+    <w:p>
+      <w:pPr>
+        <w:rPr>
+          <w:rFonts w:ascii="Times New Roman" w:hAnsi="Times New Roman" w:cs="Times New Roman"/>
+          <w:sz w:val="24"/>
+          <w:szCs w:val="24"/>
+        </w:rPr>
+      </w:pPr>
+      <w:r>
+        <w:rPr>
+          <w:rFonts w:ascii="Times New Roman" w:hAnsi="Times New Roman" w:cs="Times New Roman"/>
+          <w:sz w:val="24"/>
+          <w:szCs w:val="24"/>
+        </w:rPr>
+        <w:t>noreferrer" attribute to enhance security. This attribute prevents the external website from being</w:t>
       </w:r>
     </w:p>
     <w:p>
@@ -4452,7 +4152,7 @@
                     </pic:cNvPicPr>
                   </pic:nvPicPr>
                   <pic:blipFill>
-                    <a:blip r:embed="rId16">
+                    <a:blip r:embed="rId17">
                       <a:extLst>
                         <a:ext uri="{28A0092B-C50C-407E-A947-70E740481C1C}">
                           <a14:useLocalDpi xmlns:a14="http://schemas.microsoft.com/office/drawing/2010/main" val="0"/>
@@ -4640,25 +4340,7 @@
           <w:sz w:val="24"/>
           <w:szCs w:val="24"/>
         </w:rPr>
-        <w:t xml:space="preserve">By </w:t>
-      </w:r>
-      <w:proofErr w:type="gramStart"/>
-      <w:r>
-        <w:rPr>
-          <w:rFonts w:ascii="Times New Roman" w:hAnsi="Times New Roman" w:cs="Times New Roman"/>
-          <w:sz w:val="24"/>
-          <w:szCs w:val="24"/>
-        </w:rPr>
-        <w:t>default</w:t>
-      </w:r>
-      <w:proofErr w:type="gramEnd"/>
-      <w:r>
-        <w:rPr>
-          <w:rFonts w:ascii="Times New Roman" w:hAnsi="Times New Roman" w:cs="Times New Roman"/>
-          <w:sz w:val="24"/>
-          <w:szCs w:val="24"/>
-        </w:rPr>
-        <w:t xml:space="preserve"> no styles will be added.</w:t>
+        <w:t>By default no styles will be added.</w:t>
       </w:r>
     </w:p>
     <w:p>
@@ -4753,31 +4435,7 @@
           <w:sz w:val="24"/>
           <w:szCs w:val="24"/>
         </w:rPr>
-        <w:t>It’s a self-closing tag &lt;</w:t>
-      </w:r>
-      <w:proofErr w:type="spellStart"/>
-      <w:r>
-        <w:rPr>
-          <w:rFonts w:ascii="Times New Roman" w:hAnsi="Times New Roman" w:cs="Times New Roman"/>
-          <w:b/>
-          <w:bCs/>
-          <w:color w:val="385623" w:themeColor="accent6" w:themeShade="80"/>
-          <w:sz w:val="24"/>
-          <w:szCs w:val="24"/>
-        </w:rPr>
-        <w:t>img</w:t>
-      </w:r>
-      <w:proofErr w:type="spellEnd"/>
-      <w:r>
-        <w:rPr>
-          <w:rFonts w:ascii="Times New Roman" w:hAnsi="Times New Roman" w:cs="Times New Roman"/>
-          <w:b/>
-          <w:bCs/>
-          <w:color w:val="385623" w:themeColor="accent6" w:themeShade="80"/>
-          <w:sz w:val="24"/>
-          <w:szCs w:val="24"/>
-        </w:rPr>
-        <w:t xml:space="preserve"> /&gt;</w:t>
+        <w:t>It’s a self-closing tag &lt;img /&gt;</w:t>
       </w:r>
     </w:p>
     <w:p>
@@ -4825,29 +4483,7 @@
           <w:sz w:val="24"/>
           <w:szCs w:val="24"/>
         </w:rPr>
-        <w:t>&lt;</w:t>
-      </w:r>
-      <w:proofErr w:type="spellStart"/>
-      <w:r>
-        <w:rPr>
-          <w:rFonts w:ascii="Times New Roman" w:hAnsi="Times New Roman" w:cs="Times New Roman"/>
-          <w:b/>
-          <w:bCs/>
-          <w:sz w:val="24"/>
-          <w:szCs w:val="24"/>
-        </w:rPr>
-        <w:t>img</w:t>
-      </w:r>
-      <w:proofErr w:type="spellEnd"/>
-      <w:r>
-        <w:rPr>
-          <w:rFonts w:ascii="Times New Roman" w:hAnsi="Times New Roman" w:cs="Times New Roman"/>
-          <w:b/>
-          <w:bCs/>
-          <w:sz w:val="24"/>
-          <w:szCs w:val="24"/>
-        </w:rPr>
-        <w:t xml:space="preserve"> src="path/to/image.jpg" alt="description"&gt;  </w:t>
+        <w:t xml:space="preserve">&lt;img src="path/to/image.jpg" alt="description"&gt;  </w:t>
       </w:r>
       <w:r>
         <w:rPr>
@@ -5053,7 +4689,7 @@
                     <pic:cNvPicPr/>
                   </pic:nvPicPr>
                   <pic:blipFill>
-                    <a:blip r:embed="rId17"/>
+                    <a:blip r:embed="rId18"/>
                     <a:stretch>
                       <a:fillRect/>
                     </a:stretch>
@@ -5089,7 +4725,6 @@
           <w:szCs w:val="24"/>
         </w:rPr>
       </w:pPr>
-      <w:proofErr w:type="spellStart"/>
       <w:r>
         <w:rPr>
           <w:rFonts w:ascii="Times New Roman" w:hAnsi="Times New Roman" w:cs="Times New Roman"/>
@@ -5100,7 +4735,6 @@
         </w:rPr>
         <w:t>thead</w:t>
       </w:r>
-      <w:proofErr w:type="spellEnd"/>
     </w:p>
     <w:p>
       <w:pPr>
@@ -5117,7 +4751,6 @@
           <w:szCs w:val="24"/>
         </w:rPr>
       </w:pPr>
-      <w:proofErr w:type="spellStart"/>
       <w:r>
         <w:rPr>
           <w:rFonts w:ascii="Times New Roman" w:hAnsi="Times New Roman" w:cs="Times New Roman"/>
@@ -5128,7 +4761,6 @@
         </w:rPr>
         <w:t>tbody</w:t>
       </w:r>
-      <w:proofErr w:type="spellEnd"/>
     </w:p>
     <w:p>
       <w:pPr>
@@ -5145,7 +4777,6 @@
           <w:szCs w:val="24"/>
         </w:rPr>
       </w:pPr>
-      <w:proofErr w:type="spellStart"/>
       <w:r>
         <w:rPr>
           <w:rFonts w:ascii="Times New Roman" w:hAnsi="Times New Roman" w:cs="Times New Roman"/>
@@ -5156,7 +4787,6 @@
         </w:rPr>
         <w:t>tfoot</w:t>
       </w:r>
-      <w:proofErr w:type="spellEnd"/>
     </w:p>
     <w:p>
       <w:pPr>
@@ -5199,7 +4829,6 @@
           <w:szCs w:val="24"/>
         </w:rPr>
       </w:pPr>
-      <w:proofErr w:type="spellStart"/>
       <w:r>
         <w:rPr>
           <w:rFonts w:ascii="Times New Roman" w:hAnsi="Times New Roman" w:cs="Times New Roman"/>
@@ -5210,7 +4839,6 @@
         </w:rPr>
         <w:t>th</w:t>
       </w:r>
-      <w:proofErr w:type="spellEnd"/>
     </w:p>
     <w:p>
       <w:pPr>
@@ -5253,7 +4881,6 @@
           <w:szCs w:val="24"/>
         </w:rPr>
       </w:pPr>
-      <w:proofErr w:type="spellStart"/>
       <w:r>
         <w:rPr>
           <w:rFonts w:ascii="Times New Roman" w:hAnsi="Times New Roman" w:cs="Times New Roman"/>
@@ -5264,7 +4891,6 @@
         </w:rPr>
         <w:t>Colspan</w:t>
       </w:r>
-      <w:proofErr w:type="spellEnd"/>
     </w:p>
     <w:p>
       <w:pPr>
@@ -5281,7 +4907,6 @@
           <w:szCs w:val="24"/>
         </w:rPr>
       </w:pPr>
-      <w:proofErr w:type="spellStart"/>
       <w:r>
         <w:rPr>
           <w:rFonts w:ascii="Times New Roman" w:hAnsi="Times New Roman" w:cs="Times New Roman"/>
@@ -5292,7 +4917,6 @@
         </w:rPr>
         <w:t>Rowspan</w:t>
       </w:r>
-      <w:proofErr w:type="spellEnd"/>
     </w:p>
     <w:p>
       <w:pPr>
@@ -5406,10 +5030,28 @@
           <w:sz w:val="24"/>
           <w:szCs w:val="24"/>
         </w:rPr>
-        <w:t xml:space="preserve">above, below, box, </w:t>
-      </w:r>
-      <w:proofErr w:type="spellStart"/>
-      <w:r>
+        <w:t>above, below, box, lhs, rhs</w:t>
+      </w:r>
+    </w:p>
+    <w:p>
+      <w:pPr>
+        <w:rPr>
+          <w:rFonts w:ascii="Times New Roman" w:hAnsi="Times New Roman" w:cs="Times New Roman"/>
+          <w:sz w:val="24"/>
+          <w:szCs w:val="24"/>
+        </w:rPr>
+      </w:pPr>
+      <w:r>
+        <w:rPr>
+          <w:rFonts w:ascii="Times New Roman" w:hAnsi="Times New Roman" w:cs="Times New Roman"/>
+          <w:sz w:val="24"/>
+          <w:szCs w:val="24"/>
+        </w:rPr>
+        <w:t>Rules:</w:t>
+      </w:r>
+    </w:p>
+    <w:p>
+      <w:pPr>
         <w:rPr>
           <w:rFonts w:ascii="Times New Roman" w:hAnsi="Times New Roman" w:cs="Times New Roman"/>
           <w:b/>
@@ -5418,9 +5060,7 @@
           <w:sz w:val="24"/>
           <w:szCs w:val="24"/>
         </w:rPr>
-        <w:t>lhs</w:t>
-      </w:r>
-      <w:proofErr w:type="spellEnd"/>
+      </w:pPr>
       <w:r>
         <w:rPr>
           <w:rFonts w:ascii="Times New Roman" w:hAnsi="Times New Roman" w:cs="Times New Roman"/>
@@ -5430,10 +5070,11 @@
           <w:sz w:val="24"/>
           <w:szCs w:val="24"/>
         </w:rPr>
-        <w:t xml:space="preserve">, </w:t>
-      </w:r>
-      <w:proofErr w:type="spellStart"/>
-      <w:r>
+        <w:t>all, groups, rows, cols</w:t>
+      </w:r>
+    </w:p>
+    <w:p>
+      <w:pPr>
         <w:rPr>
           <w:rFonts w:ascii="Times New Roman" w:hAnsi="Times New Roman" w:cs="Times New Roman"/>
           <w:b/>
@@ -5442,29 +5083,16 @@
           <w:sz w:val="24"/>
           <w:szCs w:val="24"/>
         </w:rPr>
-        <w:t>rhs</w:t>
-      </w:r>
-      <w:proofErr w:type="spellEnd"/>
-    </w:p>
-    <w:p>
-      <w:pPr>
-        <w:rPr>
-          <w:rFonts w:ascii="Times New Roman" w:hAnsi="Times New Roman" w:cs="Times New Roman"/>
-          <w:sz w:val="24"/>
-          <w:szCs w:val="24"/>
-        </w:rPr>
-      </w:pPr>
-      <w:r>
-        <w:rPr>
-          <w:rFonts w:ascii="Times New Roman" w:hAnsi="Times New Roman" w:cs="Times New Roman"/>
-          <w:sz w:val="24"/>
-          <w:szCs w:val="24"/>
-        </w:rPr>
-        <w:t>Rules:</w:t>
-      </w:r>
-    </w:p>
-    <w:p>
-      <w:pPr>
+      </w:pPr>
+      <w:r>
+        <w:rPr>
+          <w:rFonts w:ascii="Times New Roman" w:hAnsi="Times New Roman" w:cs="Times New Roman"/>
+          <w:sz w:val="24"/>
+          <w:szCs w:val="24"/>
+        </w:rPr>
+        <w:t>border</w:t>
+      </w:r>
+      <w:r>
         <w:rPr>
           <w:rFonts w:ascii="Times New Roman" w:hAnsi="Times New Roman" w:cs="Times New Roman"/>
           <w:b/>
@@ -5473,8 +5101,11 @@
           <w:sz w:val="24"/>
           <w:szCs w:val="24"/>
         </w:rPr>
-      </w:pPr>
-      <w:r>
+        <w:t>: This attribute specifies the width of the border around the table. The default value is 0, which means no border.</w:t>
+      </w:r>
+    </w:p>
+    <w:p>
+      <w:pPr>
         <w:rPr>
           <w:rFonts w:ascii="Times New Roman" w:hAnsi="Times New Roman" w:cs="Times New Roman"/>
           <w:b/>
@@ -5483,11 +5114,16 @@
           <w:sz w:val="24"/>
           <w:szCs w:val="24"/>
         </w:rPr>
-        <w:t>all, groups, rows, cols</w:t>
-      </w:r>
-    </w:p>
-    <w:p>
-      <w:pPr>
+      </w:pPr>
+      <w:r>
+        <w:rPr>
+          <w:rFonts w:ascii="Times New Roman" w:hAnsi="Times New Roman" w:cs="Times New Roman"/>
+          <w:sz w:val="24"/>
+          <w:szCs w:val="24"/>
+        </w:rPr>
+        <w:t>cellpadding</w:t>
+      </w:r>
+      <w:r>
         <w:rPr>
           <w:rFonts w:ascii="Times New Roman" w:hAnsi="Times New Roman" w:cs="Times New Roman"/>
           <w:b/>
@@ -5496,16 +5132,11 @@
           <w:sz w:val="24"/>
           <w:szCs w:val="24"/>
         </w:rPr>
-      </w:pPr>
-      <w:r>
-        <w:rPr>
-          <w:rFonts w:ascii="Times New Roman" w:hAnsi="Times New Roman" w:cs="Times New Roman"/>
-          <w:sz w:val="24"/>
-          <w:szCs w:val="24"/>
-        </w:rPr>
-        <w:t>border</w:t>
-      </w:r>
-      <w:r>
+        <w:t xml:space="preserve">: This attribute specifies the padding within each table cell. The value is measured in pixels. </w:t>
+      </w:r>
+    </w:p>
+    <w:p>
+      <w:pPr>
         <w:rPr>
           <w:rFonts w:ascii="Times New Roman" w:hAnsi="Times New Roman" w:cs="Times New Roman"/>
           <w:b/>
@@ -5514,11 +5145,16 @@
           <w:sz w:val="24"/>
           <w:szCs w:val="24"/>
         </w:rPr>
-        <w:t>: This attribute specifies the width of the border around the table. The default value is 0, which means no border.</w:t>
-      </w:r>
-    </w:p>
-    <w:p>
-      <w:pPr>
+      </w:pPr>
+      <w:r>
+        <w:rPr>
+          <w:rFonts w:ascii="Times New Roman" w:hAnsi="Times New Roman" w:cs="Times New Roman"/>
+          <w:sz w:val="24"/>
+          <w:szCs w:val="24"/>
+        </w:rPr>
+        <w:t>cellspacing</w:t>
+      </w:r>
+      <w:r>
         <w:rPr>
           <w:rFonts w:ascii="Times New Roman" w:hAnsi="Times New Roman" w:cs="Times New Roman"/>
           <w:b/>
@@ -5527,16 +5163,11 @@
           <w:sz w:val="24"/>
           <w:szCs w:val="24"/>
         </w:rPr>
-      </w:pPr>
-      <w:r>
-        <w:rPr>
-          <w:rFonts w:ascii="Times New Roman" w:hAnsi="Times New Roman" w:cs="Times New Roman"/>
-          <w:sz w:val="24"/>
-          <w:szCs w:val="24"/>
-        </w:rPr>
-        <w:t>cellpadding</w:t>
-      </w:r>
-      <w:r>
+        <w:t xml:space="preserve">: This attribute specifies the space between table cells. The value is measured in pixels. </w:t>
+      </w:r>
+    </w:p>
+    <w:p>
+      <w:pPr>
         <w:rPr>
           <w:rFonts w:ascii="Times New Roman" w:hAnsi="Times New Roman" w:cs="Times New Roman"/>
           <w:b/>
@@ -5545,11 +5176,16 @@
           <w:sz w:val="24"/>
           <w:szCs w:val="24"/>
         </w:rPr>
-        <w:t xml:space="preserve">: This attribute specifies the padding within each table cell. The value is measured in pixels. </w:t>
-      </w:r>
-    </w:p>
-    <w:p>
-      <w:pPr>
+      </w:pPr>
+      <w:r>
+        <w:rPr>
+          <w:rFonts w:ascii="Times New Roman" w:hAnsi="Times New Roman" w:cs="Times New Roman"/>
+          <w:sz w:val="24"/>
+          <w:szCs w:val="24"/>
+        </w:rPr>
+        <w:t>width</w:t>
+      </w:r>
+      <w:r>
         <w:rPr>
           <w:rFonts w:ascii="Times New Roman" w:hAnsi="Times New Roman" w:cs="Times New Roman"/>
           <w:b/>
@@ -5558,18 +5194,11 @@
           <w:sz w:val="24"/>
           <w:szCs w:val="24"/>
         </w:rPr>
-      </w:pPr>
-      <w:proofErr w:type="spellStart"/>
-      <w:r>
-        <w:rPr>
-          <w:rFonts w:ascii="Times New Roman" w:hAnsi="Times New Roman" w:cs="Times New Roman"/>
-          <w:sz w:val="24"/>
-          <w:szCs w:val="24"/>
-        </w:rPr>
-        <w:t>cellspacing</w:t>
-      </w:r>
-      <w:proofErr w:type="spellEnd"/>
-      <w:r>
+        <w:t xml:space="preserve">: This attribute specifies the width of the table. The value can be a percentage or a pixel value. </w:t>
+      </w:r>
+    </w:p>
+    <w:p>
+      <w:pPr>
         <w:rPr>
           <w:rFonts w:ascii="Times New Roman" w:hAnsi="Times New Roman" w:cs="Times New Roman"/>
           <w:b/>
@@ -5578,11 +5207,16 @@
           <w:sz w:val="24"/>
           <w:szCs w:val="24"/>
         </w:rPr>
-        <w:t xml:space="preserve">: This attribute specifies the space between table cells. The value is measured in pixels. </w:t>
-      </w:r>
-    </w:p>
-    <w:p>
-      <w:pPr>
+      </w:pPr>
+      <w:r>
+        <w:rPr>
+          <w:rFonts w:ascii="Times New Roman" w:hAnsi="Times New Roman" w:cs="Times New Roman"/>
+          <w:sz w:val="24"/>
+          <w:szCs w:val="24"/>
+        </w:rPr>
+        <w:t>height</w:t>
+      </w:r>
+      <w:r>
         <w:rPr>
           <w:rFonts w:ascii="Times New Roman" w:hAnsi="Times New Roman" w:cs="Times New Roman"/>
           <w:b/>
@@ -5591,16 +5225,11 @@
           <w:sz w:val="24"/>
           <w:szCs w:val="24"/>
         </w:rPr>
-      </w:pPr>
-      <w:r>
-        <w:rPr>
-          <w:rFonts w:ascii="Times New Roman" w:hAnsi="Times New Roman" w:cs="Times New Roman"/>
-          <w:sz w:val="24"/>
-          <w:szCs w:val="24"/>
-        </w:rPr>
-        <w:t>width</w:t>
-      </w:r>
-      <w:r>
+        <w:t xml:space="preserve">: This attribute specifies the height of the table. The value can be a percentage or a pixel value. </w:t>
+      </w:r>
+    </w:p>
+    <w:p>
+      <w:pPr>
         <w:rPr>
           <w:rFonts w:ascii="Times New Roman" w:hAnsi="Times New Roman" w:cs="Times New Roman"/>
           <w:b/>
@@ -5609,11 +5238,16 @@
           <w:sz w:val="24"/>
           <w:szCs w:val="24"/>
         </w:rPr>
-        <w:t xml:space="preserve">: This attribute specifies the width of the table. The value can be a percentage or a pixel value. </w:t>
-      </w:r>
-    </w:p>
-    <w:p>
-      <w:pPr>
+      </w:pPr>
+      <w:r>
+        <w:rPr>
+          <w:rFonts w:ascii="Times New Roman" w:hAnsi="Times New Roman" w:cs="Times New Roman"/>
+          <w:sz w:val="24"/>
+          <w:szCs w:val="24"/>
+        </w:rPr>
+        <w:t>align</w:t>
+      </w:r>
+      <w:r>
         <w:rPr>
           <w:rFonts w:ascii="Times New Roman" w:hAnsi="Times New Roman" w:cs="Times New Roman"/>
           <w:b/>
@@ -5622,14 +5256,7 @@
           <w:sz w:val="24"/>
           <w:szCs w:val="24"/>
         </w:rPr>
-      </w:pPr>
-      <w:r>
-        <w:rPr>
-          <w:rFonts w:ascii="Times New Roman" w:hAnsi="Times New Roman" w:cs="Times New Roman"/>
-          <w:sz w:val="24"/>
-          <w:szCs w:val="24"/>
-        </w:rPr>
-        <w:t>height</w:t>
+        <w:t>: This attribute</w:t>
       </w:r>
       <w:r>
         <w:rPr>
@@ -5640,11 +5267,9 @@
           <w:sz w:val="24"/>
           <w:szCs w:val="24"/>
         </w:rPr>
-        <w:t xml:space="preserve">: This attribute specifies the height of the table. The value can be a percentage or a pixel value. </w:t>
-      </w:r>
-    </w:p>
-    <w:p>
-      <w:pPr>
+        <w:t>/properties</w:t>
+      </w:r>
+      <w:r>
         <w:rPr>
           <w:rFonts w:ascii="Times New Roman" w:hAnsi="Times New Roman" w:cs="Times New Roman"/>
           <w:b/>
@@ -5653,84 +5278,7 @@
           <w:sz w:val="24"/>
           <w:szCs w:val="24"/>
         </w:rPr>
-      </w:pPr>
-      <w:r>
-        <w:rPr>
-          <w:rFonts w:ascii="Times New Roman" w:hAnsi="Times New Roman" w:cs="Times New Roman"/>
-          <w:sz w:val="24"/>
-          <w:szCs w:val="24"/>
-        </w:rPr>
-        <w:t>align</w:t>
-      </w:r>
-      <w:r>
-        <w:rPr>
-          <w:rFonts w:ascii="Times New Roman" w:hAnsi="Times New Roman" w:cs="Times New Roman"/>
-          <w:b/>
-          <w:bCs/>
-          <w:color w:val="1F3864" w:themeColor="accent1" w:themeShade="80"/>
-          <w:sz w:val="24"/>
-          <w:szCs w:val="24"/>
-        </w:rPr>
-        <w:t xml:space="preserve">: </w:t>
-      </w:r>
-      <w:proofErr w:type="gramStart"/>
-      <w:r>
-        <w:rPr>
-          <w:rFonts w:ascii="Times New Roman" w:hAnsi="Times New Roman" w:cs="Times New Roman"/>
-          <w:b/>
-          <w:bCs/>
-          <w:color w:val="1F3864" w:themeColor="accent1" w:themeShade="80"/>
-          <w:sz w:val="24"/>
-          <w:szCs w:val="24"/>
-        </w:rPr>
-        <w:t>This attribute</w:t>
-      </w:r>
-      <w:r>
-        <w:rPr>
-          <w:rFonts w:ascii="Times New Roman" w:hAnsi="Times New Roman" w:cs="Times New Roman"/>
-          <w:b/>
-          <w:bCs/>
-          <w:color w:val="1F3864" w:themeColor="accent1" w:themeShade="80"/>
-          <w:sz w:val="24"/>
-          <w:szCs w:val="24"/>
-        </w:rPr>
-        <w:t>/properties</w:t>
-      </w:r>
-      <w:proofErr w:type="gramEnd"/>
-      <w:r>
-        <w:rPr>
-          <w:rFonts w:ascii="Times New Roman" w:hAnsi="Times New Roman" w:cs="Times New Roman"/>
-          <w:b/>
-          <w:bCs/>
-          <w:color w:val="1F3864" w:themeColor="accent1" w:themeShade="80"/>
-          <w:sz w:val="24"/>
-          <w:szCs w:val="24"/>
-        </w:rPr>
-        <w:t xml:space="preserve"> specifies the horizontal alignment of the table within its containing element. The possible values are "left", "</w:t>
-      </w:r>
-      <w:proofErr w:type="spellStart"/>
-      <w:r>
-        <w:rPr>
-          <w:rFonts w:ascii="Times New Roman" w:hAnsi="Times New Roman" w:cs="Times New Roman"/>
-          <w:b/>
-          <w:bCs/>
-          <w:color w:val="1F3864" w:themeColor="accent1" w:themeShade="80"/>
-          <w:sz w:val="24"/>
-          <w:szCs w:val="24"/>
-        </w:rPr>
-        <w:t>center</w:t>
-      </w:r>
-      <w:proofErr w:type="spellEnd"/>
-      <w:r>
-        <w:rPr>
-          <w:rFonts w:ascii="Times New Roman" w:hAnsi="Times New Roman" w:cs="Times New Roman"/>
-          <w:b/>
-          <w:bCs/>
-          <w:color w:val="1F3864" w:themeColor="accent1" w:themeShade="80"/>
-          <w:sz w:val="24"/>
-          <w:szCs w:val="24"/>
-        </w:rPr>
-        <w:t>", or "right".</w:t>
+        <w:t xml:space="preserve"> specifies the horizontal alignment of the table within its containing element. The possible values are "left", "center", or "right".</w:t>
       </w:r>
     </w:p>
     <w:p>
@@ -5767,7 +5315,7 @@
                     <pic:cNvPicPr/>
                   </pic:nvPicPr>
                   <pic:blipFill>
-                    <a:blip r:embed="rId18"/>
+                    <a:blip r:embed="rId19"/>
                     <a:stretch>
                       <a:fillRect/>
                     </a:stretch>
@@ -5940,31 +5488,7 @@
           <w:sz w:val="24"/>
           <w:szCs w:val="24"/>
         </w:rPr>
-        <w:t>&lt;</w:t>
-      </w:r>
-      <w:proofErr w:type="spellStart"/>
-      <w:r>
-        <w:rPr>
-          <w:rFonts w:ascii="Times New Roman" w:hAnsi="Times New Roman" w:cs="Times New Roman"/>
-          <w:b/>
-          <w:bCs/>
-          <w:color w:val="833C0B" w:themeColor="accent2" w:themeShade="80"/>
-          <w:sz w:val="24"/>
-          <w:szCs w:val="24"/>
-        </w:rPr>
-        <w:t>ol</w:t>
-      </w:r>
-      <w:proofErr w:type="spellEnd"/>
-      <w:r>
-        <w:rPr>
-          <w:rFonts w:ascii="Times New Roman" w:hAnsi="Times New Roman" w:cs="Times New Roman"/>
-          <w:b/>
-          <w:bCs/>
-          <w:color w:val="833C0B" w:themeColor="accent2" w:themeShade="80"/>
-          <w:sz w:val="24"/>
-          <w:szCs w:val="24"/>
-        </w:rPr>
-        <w:t>&gt;</w:t>
+        <w:t>&lt;ol&gt;</w:t>
       </w:r>
     </w:p>
     <w:p>
@@ -6026,31 +5550,7 @@
           <w:sz w:val="24"/>
           <w:szCs w:val="24"/>
         </w:rPr>
-        <w:t>&lt;/</w:t>
-      </w:r>
-      <w:proofErr w:type="spellStart"/>
-      <w:r>
-        <w:rPr>
-          <w:rFonts w:ascii="Times New Roman" w:hAnsi="Times New Roman" w:cs="Times New Roman"/>
-          <w:b/>
-          <w:bCs/>
-          <w:color w:val="833C0B" w:themeColor="accent2" w:themeShade="80"/>
-          <w:sz w:val="24"/>
-          <w:szCs w:val="24"/>
-        </w:rPr>
-        <w:t>ol</w:t>
-      </w:r>
-      <w:proofErr w:type="spellEnd"/>
-      <w:r>
-        <w:rPr>
-          <w:rFonts w:ascii="Times New Roman" w:hAnsi="Times New Roman" w:cs="Times New Roman"/>
-          <w:b/>
-          <w:bCs/>
-          <w:color w:val="833C0B" w:themeColor="accent2" w:themeShade="80"/>
-          <w:sz w:val="24"/>
-          <w:szCs w:val="24"/>
-        </w:rPr>
-        <w:t>&gt;</w:t>
+        <w:t>&lt;/ol&gt;</w:t>
       </w:r>
     </w:p>
     <w:p>
@@ -6073,31 +5573,7 @@
           <w:sz w:val="24"/>
           <w:szCs w:val="24"/>
         </w:rPr>
-        <w:t xml:space="preserve">--- can have any number of li inside this </w:t>
-      </w:r>
-      <w:proofErr w:type="spellStart"/>
-      <w:r>
-        <w:rPr>
-          <w:rFonts w:ascii="Times New Roman" w:hAnsi="Times New Roman" w:cs="Times New Roman"/>
-          <w:b/>
-          <w:bCs/>
-          <w:color w:val="2F5496" w:themeColor="accent1" w:themeShade="BF"/>
-          <w:sz w:val="24"/>
-          <w:szCs w:val="24"/>
-        </w:rPr>
-        <w:t>ol</w:t>
-      </w:r>
-      <w:proofErr w:type="spellEnd"/>
-      <w:r>
-        <w:rPr>
-          <w:rFonts w:ascii="Times New Roman" w:hAnsi="Times New Roman" w:cs="Times New Roman"/>
-          <w:b/>
-          <w:bCs/>
-          <w:color w:val="2F5496" w:themeColor="accent1" w:themeShade="BF"/>
-          <w:sz w:val="24"/>
-          <w:szCs w:val="24"/>
-        </w:rPr>
-        <w:t xml:space="preserve">, li is sub element </w:t>
+        <w:t xml:space="preserve">--- can have any number of li inside this ol, li is sub element </w:t>
       </w:r>
     </w:p>
     <w:p>
@@ -6311,15 +5787,7 @@
         <w:pStyle w:val="Heading1"/>
       </w:pPr>
       <w:r>
-        <w:t xml:space="preserve">HTML </w:t>
-      </w:r>
-      <w:proofErr w:type="spellStart"/>
-      <w:r>
-        <w:t>Iframes</w:t>
-      </w:r>
-      <w:proofErr w:type="spellEnd"/>
-      <w:r>
-        <w:t xml:space="preserve"> :</w:t>
+        <w:t>HTML Iframes :</w:t>
       </w:r>
     </w:p>
     <w:p>
@@ -6483,10 +5951,42 @@
           <w:sz w:val="24"/>
           <w:szCs w:val="24"/>
         </w:rPr>
-        <w:t>&lt;</w:t>
-      </w:r>
-      <w:proofErr w:type="spellStart"/>
-      <w:r>
+        <w:t xml:space="preserve">&lt;iframe src ="http://www.example.com"&gt;&lt;/iframe&gt; </w:t>
+      </w:r>
+    </w:p>
+    <w:p>
+      <w:pPr>
+        <w:ind w:left="360"/>
+        <w:rPr>
+          <w:rFonts w:ascii="Times New Roman" w:hAnsi="Times New Roman" w:cs="Times New Roman"/>
+          <w:b/>
+          <w:bCs/>
+          <w:sz w:val="24"/>
+          <w:szCs w:val="24"/>
+        </w:rPr>
+      </w:pPr>
+      <w:r>
+        <w:rPr>
+          <w:rFonts w:ascii="Times New Roman" w:hAnsi="Times New Roman" w:cs="Times New Roman"/>
+          <w:b/>
+          <w:bCs/>
+          <w:sz w:val="24"/>
+          <w:szCs w:val="24"/>
+        </w:rPr>
+        <w:t xml:space="preserve">width: </w:t>
+      </w:r>
+      <w:r>
+        <w:rPr>
+          <w:rFonts w:ascii="Times New Roman" w:hAnsi="Times New Roman" w:cs="Times New Roman"/>
+          <w:sz w:val="24"/>
+          <w:szCs w:val="24"/>
+        </w:rPr>
+        <w:t>This attribute specifies the width of the iframe. The value can be specified as a positive integer followed by a unit of measurement, such as "px" or "em".</w:t>
+      </w:r>
+    </w:p>
+    <w:p>
+      <w:pPr>
+        <w:ind w:left="360" w:firstLine="360"/>
         <w:rPr>
           <w:rFonts w:ascii="Times New Roman" w:hAnsi="Times New Roman" w:cs="Times New Roman"/>
           <w:b/>
@@ -6495,9 +5995,7 @@
           <w:sz w:val="24"/>
           <w:szCs w:val="24"/>
         </w:rPr>
-        <w:t>iframe</w:t>
-      </w:r>
-      <w:proofErr w:type="spellEnd"/>
+      </w:pPr>
       <w:r>
         <w:rPr>
           <w:rFonts w:ascii="Times New Roman" w:hAnsi="Times New Roman" w:cs="Times New Roman"/>
@@ -6507,7 +6005,7 @@
           <w:sz w:val="24"/>
           <w:szCs w:val="24"/>
         </w:rPr>
-        <w:t xml:space="preserve"> src ="http://www.example.com"&gt;&lt;/iframe&gt; </w:t>
+        <w:t>&lt;iframe src="http://www.example.com" width="500px"&gt;&lt;/iframe&gt;</w:t>
       </w:r>
     </w:p>
     <w:p>
@@ -6515,88 +6013,32 @@
         <w:ind w:left="360"/>
         <w:rPr>
           <w:rFonts w:ascii="Times New Roman" w:hAnsi="Times New Roman" w:cs="Times New Roman"/>
-          <w:b/>
-          <w:bCs/>
-          <w:sz w:val="24"/>
-          <w:szCs w:val="24"/>
-        </w:rPr>
-      </w:pPr>
-      <w:r>
-        <w:rPr>
-          <w:rFonts w:ascii="Times New Roman" w:hAnsi="Times New Roman" w:cs="Times New Roman"/>
-          <w:b/>
-          <w:bCs/>
-          <w:sz w:val="24"/>
-          <w:szCs w:val="24"/>
-        </w:rPr>
-        <w:t xml:space="preserve">width: </w:t>
-      </w:r>
-      <w:r>
-        <w:rPr>
-          <w:rFonts w:ascii="Times New Roman" w:hAnsi="Times New Roman" w:cs="Times New Roman"/>
-          <w:sz w:val="24"/>
-          <w:szCs w:val="24"/>
-        </w:rPr>
-        <w:t xml:space="preserve">This attribute specifies the width of the </w:t>
-      </w:r>
-      <w:proofErr w:type="spellStart"/>
-      <w:r>
-        <w:rPr>
-          <w:rFonts w:ascii="Times New Roman" w:hAnsi="Times New Roman" w:cs="Times New Roman"/>
-          <w:sz w:val="24"/>
-          <w:szCs w:val="24"/>
-        </w:rPr>
-        <w:t>iframe</w:t>
-      </w:r>
-      <w:proofErr w:type="spellEnd"/>
-      <w:r>
-        <w:rPr>
-          <w:rFonts w:ascii="Times New Roman" w:hAnsi="Times New Roman" w:cs="Times New Roman"/>
-          <w:sz w:val="24"/>
-          <w:szCs w:val="24"/>
-        </w:rPr>
-        <w:t>. The value can be specified as a positive integer followed by a unit of measurement, such as "</w:t>
-      </w:r>
-      <w:proofErr w:type="spellStart"/>
-      <w:r>
-        <w:rPr>
-          <w:rFonts w:ascii="Times New Roman" w:hAnsi="Times New Roman" w:cs="Times New Roman"/>
-          <w:sz w:val="24"/>
-          <w:szCs w:val="24"/>
-        </w:rPr>
-        <w:t>px</w:t>
-      </w:r>
-      <w:proofErr w:type="spellEnd"/>
-      <w:r>
-        <w:rPr>
-          <w:rFonts w:ascii="Times New Roman" w:hAnsi="Times New Roman" w:cs="Times New Roman"/>
-          <w:sz w:val="24"/>
-          <w:szCs w:val="24"/>
-        </w:rPr>
-        <w:t>" or "</w:t>
-      </w:r>
-      <w:proofErr w:type="spellStart"/>
-      <w:r>
-        <w:rPr>
-          <w:rFonts w:ascii="Times New Roman" w:hAnsi="Times New Roman" w:cs="Times New Roman"/>
-          <w:sz w:val="24"/>
-          <w:szCs w:val="24"/>
-        </w:rPr>
-        <w:t>em</w:t>
-      </w:r>
-      <w:proofErr w:type="spellEnd"/>
-      <w:r>
-        <w:rPr>
-          <w:rFonts w:ascii="Times New Roman" w:hAnsi="Times New Roman" w:cs="Times New Roman"/>
-          <w:sz w:val="24"/>
-          <w:szCs w:val="24"/>
-        </w:rPr>
-        <w:t>".</w:t>
-      </w:r>
-    </w:p>
-    <w:p>
-      <w:pPr>
-        <w:ind w:left="360" w:firstLine="360"/>
+          <w:sz w:val="24"/>
+          <w:szCs w:val="24"/>
+        </w:rPr>
+      </w:pPr>
+      <w:r>
+        <w:rPr>
+          <w:rFonts w:ascii="Times New Roman" w:hAnsi="Times New Roman" w:cs="Times New Roman"/>
+          <w:b/>
+          <w:bCs/>
+          <w:sz w:val="24"/>
+          <w:szCs w:val="24"/>
+        </w:rPr>
+        <w:t xml:space="preserve">height: </w:t>
+      </w:r>
+      <w:r>
+        <w:rPr>
+          <w:rFonts w:ascii="Times New Roman" w:hAnsi="Times New Roman" w:cs="Times New Roman"/>
+          <w:sz w:val="24"/>
+          <w:szCs w:val="24"/>
+        </w:rPr>
+        <w:t xml:space="preserve">This attribute specifies the height of the iframe. The value can be specified as a positive integer followed by a unit of measurement, such as "px" or "em". </w:t>
+      </w:r>
+    </w:p>
+    <w:p>
+      <w:pPr>
+        <w:ind w:left="360"/>
         <w:rPr>
           <w:rFonts w:ascii="Times New Roman" w:hAnsi="Times New Roman" w:cs="Times New Roman"/>
           <w:b/>
@@ -6615,10 +6057,40 @@
           <w:sz w:val="24"/>
           <w:szCs w:val="24"/>
         </w:rPr>
-        <w:t>&lt;</w:t>
-      </w:r>
-      <w:proofErr w:type="spellStart"/>
-      <w:r>
+        <w:t xml:space="preserve">&lt;iframe src="http://www.example.com" height="300px"&gt;&lt;/iframe&gt; </w:t>
+      </w:r>
+    </w:p>
+    <w:p>
+      <w:pPr>
+        <w:ind w:left="360"/>
+        <w:rPr>
+          <w:rFonts w:ascii="Times New Roman" w:hAnsi="Times New Roman" w:cs="Times New Roman"/>
+          <w:sz w:val="24"/>
+          <w:szCs w:val="24"/>
+        </w:rPr>
+      </w:pPr>
+      <w:r>
+        <w:rPr>
+          <w:rFonts w:ascii="Times New Roman" w:hAnsi="Times New Roman" w:cs="Times New Roman"/>
+          <w:b/>
+          <w:bCs/>
+          <w:sz w:val="24"/>
+          <w:szCs w:val="24"/>
+        </w:rPr>
+        <w:t xml:space="preserve">name: </w:t>
+      </w:r>
+      <w:r>
+        <w:rPr>
+          <w:rFonts w:ascii="Times New Roman" w:hAnsi="Times New Roman" w:cs="Times New Roman"/>
+          <w:sz w:val="24"/>
+          <w:szCs w:val="24"/>
+        </w:rPr>
+        <w:t>This attribute specifies a name for the iframe. This name can be used as the target of links, form submissions, and JavaScript functions.</w:t>
+      </w:r>
+    </w:p>
+    <w:p>
+      <w:pPr>
+        <w:ind w:left="360"/>
         <w:rPr>
           <w:rFonts w:ascii="Times New Roman" w:hAnsi="Times New Roman" w:cs="Times New Roman"/>
           <w:b/>
@@ -6627,9 +6099,7 @@
           <w:sz w:val="24"/>
           <w:szCs w:val="24"/>
         </w:rPr>
-        <w:t>iframe</w:t>
-      </w:r>
-      <w:proofErr w:type="spellEnd"/>
+      </w:pPr>
       <w:r>
         <w:rPr>
           <w:rFonts w:ascii="Times New Roman" w:hAnsi="Times New Roman" w:cs="Times New Roman"/>
@@ -6639,10 +6109,52 @@
           <w:sz w:val="24"/>
           <w:szCs w:val="24"/>
         </w:rPr>
-        <w:t xml:space="preserve"> src="http://www.example.com" width="500px"&gt;&lt;/</w:t>
-      </w:r>
-      <w:proofErr w:type="spellStart"/>
-      <w:r>
+        <w:t>&lt;iframe src="http://www.example.com" name="myframe"&gt;&lt;/iframe&gt;</w:t>
+      </w:r>
+    </w:p>
+    <w:p>
+      <w:pPr>
+        <w:ind w:left="360"/>
+        <w:rPr>
+          <w:rFonts w:ascii="Times New Roman" w:hAnsi="Times New Roman" w:cs="Times New Roman"/>
+          <w:b/>
+          <w:bCs/>
+          <w:sz w:val="24"/>
+          <w:szCs w:val="24"/>
+        </w:rPr>
+      </w:pPr>
+      <w:r>
+        <w:rPr>
+          <w:rFonts w:ascii="Times New Roman" w:hAnsi="Times New Roman" w:cs="Times New Roman"/>
+          <w:b/>
+          <w:bCs/>
+          <w:sz w:val="24"/>
+          <w:szCs w:val="24"/>
+        </w:rPr>
+        <w:t xml:space="preserve">frameborder: </w:t>
+      </w:r>
+      <w:r>
+        <w:rPr>
+          <w:rFonts w:ascii="Times New Roman" w:hAnsi="Times New Roman" w:cs="Times New Roman"/>
+          <w:sz w:val="24"/>
+          <w:szCs w:val="24"/>
+        </w:rPr>
+        <w:t>This attribute specifies whether or not the iframe should have a border. The value can be "0" or "1".</w:t>
+      </w:r>
+      <w:r>
+        <w:rPr>
+          <w:rFonts w:ascii="Times New Roman" w:hAnsi="Times New Roman" w:cs="Times New Roman"/>
+          <w:b/>
+          <w:bCs/>
+          <w:sz w:val="24"/>
+          <w:szCs w:val="24"/>
+        </w:rPr>
+        <w:t xml:space="preserve"> </w:t>
+      </w:r>
+    </w:p>
+    <w:p>
+      <w:pPr>
+        <w:ind w:left="360"/>
         <w:rPr>
           <w:rFonts w:ascii="Times New Roman" w:hAnsi="Times New Roman" w:cs="Times New Roman"/>
           <w:b/>
@@ -6651,9 +6163,7 @@
           <w:sz w:val="24"/>
           <w:szCs w:val="24"/>
         </w:rPr>
-        <w:t>iframe</w:t>
-      </w:r>
-      <w:proofErr w:type="spellEnd"/>
+      </w:pPr>
       <w:r>
         <w:rPr>
           <w:rFonts w:ascii="Times New Roman" w:hAnsi="Times New Roman" w:cs="Times New Roman"/>
@@ -6663,7 +6173,7 @@
           <w:sz w:val="24"/>
           <w:szCs w:val="24"/>
         </w:rPr>
-        <w:t>&gt;</w:t>
+        <w:t>&lt;iframe src="http://www.example.com" frameborder="0"&gt;&lt;/iframe&gt;</w:t>
       </w:r>
     </w:p>
     <w:p>
@@ -6683,69 +6193,15 @@
           <w:sz w:val="24"/>
           <w:szCs w:val="24"/>
         </w:rPr>
-        <w:t xml:space="preserve">height: </w:t>
-      </w:r>
-      <w:r>
-        <w:rPr>
-          <w:rFonts w:ascii="Times New Roman" w:hAnsi="Times New Roman" w:cs="Times New Roman"/>
-          <w:sz w:val="24"/>
-          <w:szCs w:val="24"/>
-        </w:rPr>
-        <w:t xml:space="preserve">This attribute specifies the height of the </w:t>
-      </w:r>
-      <w:proofErr w:type="spellStart"/>
-      <w:r>
-        <w:rPr>
-          <w:rFonts w:ascii="Times New Roman" w:hAnsi="Times New Roman" w:cs="Times New Roman"/>
-          <w:sz w:val="24"/>
-          <w:szCs w:val="24"/>
-        </w:rPr>
-        <w:t>iframe</w:t>
-      </w:r>
-      <w:proofErr w:type="spellEnd"/>
-      <w:r>
-        <w:rPr>
-          <w:rFonts w:ascii="Times New Roman" w:hAnsi="Times New Roman" w:cs="Times New Roman"/>
-          <w:sz w:val="24"/>
-          <w:szCs w:val="24"/>
-        </w:rPr>
-        <w:t>. The value can be specified as a positive integer followed by a unit of measurement, such as "</w:t>
-      </w:r>
-      <w:proofErr w:type="spellStart"/>
-      <w:r>
-        <w:rPr>
-          <w:rFonts w:ascii="Times New Roman" w:hAnsi="Times New Roman" w:cs="Times New Roman"/>
-          <w:sz w:val="24"/>
-          <w:szCs w:val="24"/>
-        </w:rPr>
-        <w:t>px</w:t>
-      </w:r>
-      <w:proofErr w:type="spellEnd"/>
-      <w:r>
-        <w:rPr>
-          <w:rFonts w:ascii="Times New Roman" w:hAnsi="Times New Roman" w:cs="Times New Roman"/>
-          <w:sz w:val="24"/>
-          <w:szCs w:val="24"/>
-        </w:rPr>
-        <w:t>" or "</w:t>
-      </w:r>
-      <w:proofErr w:type="spellStart"/>
-      <w:r>
-        <w:rPr>
-          <w:rFonts w:ascii="Times New Roman" w:hAnsi="Times New Roman" w:cs="Times New Roman"/>
-          <w:sz w:val="24"/>
-          <w:szCs w:val="24"/>
-        </w:rPr>
-        <w:t>em</w:t>
-      </w:r>
-      <w:proofErr w:type="spellEnd"/>
-      <w:r>
-        <w:rPr>
-          <w:rFonts w:ascii="Times New Roman" w:hAnsi="Times New Roman" w:cs="Times New Roman"/>
-          <w:sz w:val="24"/>
-          <w:szCs w:val="24"/>
-        </w:rPr>
-        <w:t xml:space="preserve">". </w:t>
+        <w:t xml:space="preserve">scrolling: </w:t>
+      </w:r>
+      <w:r>
+        <w:rPr>
+          <w:rFonts w:ascii="Times New Roman" w:hAnsi="Times New Roman" w:cs="Times New Roman"/>
+          <w:sz w:val="24"/>
+          <w:szCs w:val="24"/>
+        </w:rPr>
+        <w:t>This attribute specifies whether or not the iframe should have scrollbars. The value can be "yes", "no", or "auto".</w:t>
       </w:r>
     </w:p>
     <w:p>
@@ -6769,10 +6225,52 @@
           <w:sz w:val="24"/>
           <w:szCs w:val="24"/>
         </w:rPr>
-        <w:t>&lt;</w:t>
-      </w:r>
-      <w:proofErr w:type="spellStart"/>
-      <w:r>
+        <w:t>&lt;iframe src="http://www.example.com" scrolling="auto"&gt;&lt;/iframe&gt;</w:t>
+      </w:r>
+    </w:p>
+    <w:p>
+      <w:pPr>
+        <w:ind w:left="360"/>
+        <w:rPr>
+          <w:rFonts w:ascii="Times New Roman" w:hAnsi="Times New Roman" w:cs="Times New Roman"/>
+          <w:b/>
+          <w:bCs/>
+          <w:sz w:val="24"/>
+          <w:szCs w:val="24"/>
+        </w:rPr>
+      </w:pPr>
+      <w:r>
+        <w:rPr>
+          <w:rFonts w:ascii="Times New Roman" w:hAnsi="Times New Roman" w:cs="Times New Roman"/>
+          <w:b/>
+          <w:bCs/>
+          <w:sz w:val="24"/>
+          <w:szCs w:val="24"/>
+        </w:rPr>
+        <w:t xml:space="preserve">allowfullscreen: </w:t>
+      </w:r>
+      <w:r>
+        <w:rPr>
+          <w:rFonts w:ascii="Times New Roman" w:hAnsi="Times New Roman" w:cs="Times New Roman"/>
+          <w:sz w:val="24"/>
+          <w:szCs w:val="24"/>
+        </w:rPr>
+        <w:t>This attribute specifies whether or not the iframe should be allowed to enter fullscreen mode. The value can be "true" or "false".</w:t>
+      </w:r>
+      <w:r>
+        <w:rPr>
+          <w:rFonts w:ascii="Times New Roman" w:hAnsi="Times New Roman" w:cs="Times New Roman"/>
+          <w:b/>
+          <w:bCs/>
+          <w:sz w:val="24"/>
+          <w:szCs w:val="24"/>
+        </w:rPr>
+        <w:t xml:space="preserve"> </w:t>
+      </w:r>
+    </w:p>
+    <w:p>
+      <w:pPr>
+        <w:ind w:left="360"/>
         <w:rPr>
           <w:rFonts w:ascii="Times New Roman" w:hAnsi="Times New Roman" w:cs="Times New Roman"/>
           <w:b/>
@@ -6781,9 +6279,7 @@
           <w:sz w:val="24"/>
           <w:szCs w:val="24"/>
         </w:rPr>
-        <w:t>iframe</w:t>
-      </w:r>
-      <w:proofErr w:type="spellEnd"/>
+      </w:pPr>
       <w:r>
         <w:rPr>
           <w:rFonts w:ascii="Times New Roman" w:hAnsi="Times New Roman" w:cs="Times New Roman"/>
@@ -6793,9 +6289,8 @@
           <w:sz w:val="24"/>
           <w:szCs w:val="24"/>
         </w:rPr>
-        <w:t xml:space="preserve"> src="http://www.example.com" height="300px"&gt;&lt;/</w:t>
-      </w:r>
-      <w:proofErr w:type="spellStart"/>
+        <w:t>&lt;iframe src="http://www.example.com" allowfullscreen="true"&gt;&lt;/iframe&gt;</w:t>
+      </w:r>
       <w:r>
         <w:rPr>
           <w:rFonts w:ascii="Times New Roman" w:hAnsi="Times New Roman" w:cs="Times New Roman"/>
@@ -6805,10 +6300,12 @@
           <w:sz w:val="24"/>
           <w:szCs w:val="24"/>
         </w:rPr>
-        <w:t>iframe</w:t>
-      </w:r>
-      <w:proofErr w:type="spellEnd"/>
-      <w:r>
+        <w:t xml:space="preserve"> </w:t>
+      </w:r>
+    </w:p>
+    <w:p>
+      <w:pPr>
+        <w:ind w:left="360"/>
         <w:rPr>
           <w:rFonts w:ascii="Times New Roman" w:hAnsi="Times New Roman" w:cs="Times New Roman"/>
           <w:b/>
@@ -6817,7 +6314,24 @@
           <w:sz w:val="24"/>
           <w:szCs w:val="24"/>
         </w:rPr>
-        <w:t xml:space="preserve">&gt; </w:t>
+      </w:pPr>
+      <w:r>
+        <w:rPr>
+          <w:rFonts w:ascii="Times New Roman" w:hAnsi="Times New Roman" w:cs="Times New Roman"/>
+          <w:b/>
+          <w:bCs/>
+          <w:sz w:val="24"/>
+          <w:szCs w:val="24"/>
+        </w:rPr>
+        <w:t xml:space="preserve">allow: </w:t>
+      </w:r>
+      <w:r>
+        <w:rPr>
+          <w:rFonts w:ascii="Times New Roman" w:hAnsi="Times New Roman" w:cs="Times New Roman"/>
+          <w:sz w:val="24"/>
+          <w:szCs w:val="24"/>
+        </w:rPr>
+        <w:t>This attribute specifies a space-separated list of features that the iframe is allowed to use. Example:</w:t>
       </w:r>
     </w:p>
     <w:p>
@@ -6825,52 +6339,6 @@
         <w:ind w:left="360"/>
         <w:rPr>
           <w:rFonts w:ascii="Times New Roman" w:hAnsi="Times New Roman" w:cs="Times New Roman"/>
-          <w:sz w:val="24"/>
-          <w:szCs w:val="24"/>
-        </w:rPr>
-      </w:pPr>
-      <w:r>
-        <w:rPr>
-          <w:rFonts w:ascii="Times New Roman" w:hAnsi="Times New Roman" w:cs="Times New Roman"/>
-          <w:b/>
-          <w:bCs/>
-          <w:sz w:val="24"/>
-          <w:szCs w:val="24"/>
-        </w:rPr>
-        <w:t xml:space="preserve">name: </w:t>
-      </w:r>
-      <w:r>
-        <w:rPr>
-          <w:rFonts w:ascii="Times New Roman" w:hAnsi="Times New Roman" w:cs="Times New Roman"/>
-          <w:sz w:val="24"/>
-          <w:szCs w:val="24"/>
-        </w:rPr>
-        <w:t xml:space="preserve">This attribute specifies a name for the </w:t>
-      </w:r>
-      <w:proofErr w:type="spellStart"/>
-      <w:r>
-        <w:rPr>
-          <w:rFonts w:ascii="Times New Roman" w:hAnsi="Times New Roman" w:cs="Times New Roman"/>
-          <w:sz w:val="24"/>
-          <w:szCs w:val="24"/>
-        </w:rPr>
-        <w:t>iframe</w:t>
-      </w:r>
-      <w:proofErr w:type="spellEnd"/>
-      <w:r>
-        <w:rPr>
-          <w:rFonts w:ascii="Times New Roman" w:hAnsi="Times New Roman" w:cs="Times New Roman"/>
-          <w:sz w:val="24"/>
-          <w:szCs w:val="24"/>
-        </w:rPr>
-        <w:t>. This name can be used as the target of links, form submissions, and JavaScript functions.</w:t>
-      </w:r>
-    </w:p>
-    <w:p>
-      <w:pPr>
-        <w:ind w:left="360"/>
-        <w:rPr>
-          <w:rFonts w:ascii="Times New Roman" w:hAnsi="Times New Roman" w:cs="Times New Roman"/>
           <w:b/>
           <w:bCs/>
           <w:color w:val="385623" w:themeColor="accent6" w:themeShade="80"/>
@@ -6887,643 +6355,7 @@
           <w:sz w:val="24"/>
           <w:szCs w:val="24"/>
         </w:rPr>
-        <w:t>&lt;</w:t>
-      </w:r>
-      <w:proofErr w:type="spellStart"/>
-      <w:r>
-        <w:rPr>
-          <w:rFonts w:ascii="Times New Roman" w:hAnsi="Times New Roman" w:cs="Times New Roman"/>
-          <w:b/>
-          <w:bCs/>
-          <w:color w:val="385623" w:themeColor="accent6" w:themeShade="80"/>
-          <w:sz w:val="24"/>
-          <w:szCs w:val="24"/>
-        </w:rPr>
-        <w:t>iframe</w:t>
-      </w:r>
-      <w:proofErr w:type="spellEnd"/>
-      <w:r>
-        <w:rPr>
-          <w:rFonts w:ascii="Times New Roman" w:hAnsi="Times New Roman" w:cs="Times New Roman"/>
-          <w:b/>
-          <w:bCs/>
-          <w:color w:val="385623" w:themeColor="accent6" w:themeShade="80"/>
-          <w:sz w:val="24"/>
-          <w:szCs w:val="24"/>
-        </w:rPr>
-        <w:t xml:space="preserve"> src="http://www.example.com" name="</w:t>
-      </w:r>
-      <w:proofErr w:type="spellStart"/>
-      <w:r>
-        <w:rPr>
-          <w:rFonts w:ascii="Times New Roman" w:hAnsi="Times New Roman" w:cs="Times New Roman"/>
-          <w:b/>
-          <w:bCs/>
-          <w:color w:val="385623" w:themeColor="accent6" w:themeShade="80"/>
-          <w:sz w:val="24"/>
-          <w:szCs w:val="24"/>
-        </w:rPr>
-        <w:t>myframe</w:t>
-      </w:r>
-      <w:proofErr w:type="spellEnd"/>
-      <w:r>
-        <w:rPr>
-          <w:rFonts w:ascii="Times New Roman" w:hAnsi="Times New Roman" w:cs="Times New Roman"/>
-          <w:b/>
-          <w:bCs/>
-          <w:color w:val="385623" w:themeColor="accent6" w:themeShade="80"/>
-          <w:sz w:val="24"/>
-          <w:szCs w:val="24"/>
-        </w:rPr>
-        <w:t>"&gt;&lt;/</w:t>
-      </w:r>
-      <w:proofErr w:type="spellStart"/>
-      <w:r>
-        <w:rPr>
-          <w:rFonts w:ascii="Times New Roman" w:hAnsi="Times New Roman" w:cs="Times New Roman"/>
-          <w:b/>
-          <w:bCs/>
-          <w:color w:val="385623" w:themeColor="accent6" w:themeShade="80"/>
-          <w:sz w:val="24"/>
-          <w:szCs w:val="24"/>
-        </w:rPr>
-        <w:t>iframe</w:t>
-      </w:r>
-      <w:proofErr w:type="spellEnd"/>
-      <w:r>
-        <w:rPr>
-          <w:rFonts w:ascii="Times New Roman" w:hAnsi="Times New Roman" w:cs="Times New Roman"/>
-          <w:b/>
-          <w:bCs/>
-          <w:color w:val="385623" w:themeColor="accent6" w:themeShade="80"/>
-          <w:sz w:val="24"/>
-          <w:szCs w:val="24"/>
-        </w:rPr>
-        <w:t>&gt;</w:t>
-      </w:r>
-    </w:p>
-    <w:p>
-      <w:pPr>
-        <w:ind w:left="360"/>
-        <w:rPr>
-          <w:rFonts w:ascii="Times New Roman" w:hAnsi="Times New Roman" w:cs="Times New Roman"/>
-          <w:b/>
-          <w:bCs/>
-          <w:sz w:val="24"/>
-          <w:szCs w:val="24"/>
-        </w:rPr>
-      </w:pPr>
-      <w:r>
-        <w:rPr>
-          <w:rFonts w:ascii="Times New Roman" w:hAnsi="Times New Roman" w:cs="Times New Roman"/>
-          <w:b/>
-          <w:bCs/>
-          <w:sz w:val="24"/>
-          <w:szCs w:val="24"/>
-        </w:rPr>
-        <w:t xml:space="preserve">frameborder: </w:t>
-      </w:r>
-      <w:r>
-        <w:rPr>
-          <w:rFonts w:ascii="Times New Roman" w:hAnsi="Times New Roman" w:cs="Times New Roman"/>
-          <w:sz w:val="24"/>
-          <w:szCs w:val="24"/>
-        </w:rPr>
-        <w:t xml:space="preserve">This attribute specifies whether or not the </w:t>
-      </w:r>
-      <w:proofErr w:type="spellStart"/>
-      <w:r>
-        <w:rPr>
-          <w:rFonts w:ascii="Times New Roman" w:hAnsi="Times New Roman" w:cs="Times New Roman"/>
-          <w:sz w:val="24"/>
-          <w:szCs w:val="24"/>
-        </w:rPr>
-        <w:t>iframe</w:t>
-      </w:r>
-      <w:proofErr w:type="spellEnd"/>
-      <w:r>
-        <w:rPr>
-          <w:rFonts w:ascii="Times New Roman" w:hAnsi="Times New Roman" w:cs="Times New Roman"/>
-          <w:sz w:val="24"/>
-          <w:szCs w:val="24"/>
-        </w:rPr>
-        <w:t xml:space="preserve"> should have a border. The value can be "0" or "1".</w:t>
-      </w:r>
-      <w:r>
-        <w:rPr>
-          <w:rFonts w:ascii="Times New Roman" w:hAnsi="Times New Roman" w:cs="Times New Roman"/>
-          <w:b/>
-          <w:bCs/>
-          <w:sz w:val="24"/>
-          <w:szCs w:val="24"/>
-        </w:rPr>
-        <w:t xml:space="preserve"> </w:t>
-      </w:r>
-    </w:p>
-    <w:p>
-      <w:pPr>
-        <w:ind w:left="360"/>
-        <w:rPr>
-          <w:rFonts w:ascii="Times New Roman" w:hAnsi="Times New Roman" w:cs="Times New Roman"/>
-          <w:b/>
-          <w:bCs/>
-          <w:color w:val="385623" w:themeColor="accent6" w:themeShade="80"/>
-          <w:sz w:val="24"/>
-          <w:szCs w:val="24"/>
-        </w:rPr>
-      </w:pPr>
-      <w:r>
-        <w:rPr>
-          <w:rFonts w:ascii="Times New Roman" w:hAnsi="Times New Roman" w:cs="Times New Roman"/>
-          <w:b/>
-          <w:bCs/>
-          <w:color w:val="385623" w:themeColor="accent6" w:themeShade="80"/>
-          <w:sz w:val="24"/>
-          <w:szCs w:val="24"/>
-        </w:rPr>
-        <w:t>&lt;</w:t>
-      </w:r>
-      <w:proofErr w:type="spellStart"/>
-      <w:r>
-        <w:rPr>
-          <w:rFonts w:ascii="Times New Roman" w:hAnsi="Times New Roman" w:cs="Times New Roman"/>
-          <w:b/>
-          <w:bCs/>
-          <w:color w:val="385623" w:themeColor="accent6" w:themeShade="80"/>
-          <w:sz w:val="24"/>
-          <w:szCs w:val="24"/>
-        </w:rPr>
-        <w:t>iframe</w:t>
-      </w:r>
-      <w:proofErr w:type="spellEnd"/>
-      <w:r>
-        <w:rPr>
-          <w:rFonts w:ascii="Times New Roman" w:hAnsi="Times New Roman" w:cs="Times New Roman"/>
-          <w:b/>
-          <w:bCs/>
-          <w:color w:val="385623" w:themeColor="accent6" w:themeShade="80"/>
-          <w:sz w:val="24"/>
-          <w:szCs w:val="24"/>
-        </w:rPr>
-        <w:t xml:space="preserve"> src="http://www.example.com" frameborder="0"&gt;&lt;/</w:t>
-      </w:r>
-      <w:proofErr w:type="spellStart"/>
-      <w:r>
-        <w:rPr>
-          <w:rFonts w:ascii="Times New Roman" w:hAnsi="Times New Roman" w:cs="Times New Roman"/>
-          <w:b/>
-          <w:bCs/>
-          <w:color w:val="385623" w:themeColor="accent6" w:themeShade="80"/>
-          <w:sz w:val="24"/>
-          <w:szCs w:val="24"/>
-        </w:rPr>
-        <w:t>iframe</w:t>
-      </w:r>
-      <w:proofErr w:type="spellEnd"/>
-      <w:r>
-        <w:rPr>
-          <w:rFonts w:ascii="Times New Roman" w:hAnsi="Times New Roman" w:cs="Times New Roman"/>
-          <w:b/>
-          <w:bCs/>
-          <w:color w:val="385623" w:themeColor="accent6" w:themeShade="80"/>
-          <w:sz w:val="24"/>
-          <w:szCs w:val="24"/>
-        </w:rPr>
-        <w:t>&gt;</w:t>
-      </w:r>
-    </w:p>
-    <w:p>
-      <w:pPr>
-        <w:ind w:left="360"/>
-        <w:rPr>
-          <w:rFonts w:ascii="Times New Roman" w:hAnsi="Times New Roman" w:cs="Times New Roman"/>
-          <w:sz w:val="24"/>
-          <w:szCs w:val="24"/>
-        </w:rPr>
-      </w:pPr>
-      <w:r>
-        <w:rPr>
-          <w:rFonts w:ascii="Times New Roman" w:hAnsi="Times New Roman" w:cs="Times New Roman"/>
-          <w:b/>
-          <w:bCs/>
-          <w:sz w:val="24"/>
-          <w:szCs w:val="24"/>
-        </w:rPr>
-        <w:t xml:space="preserve">scrolling: </w:t>
-      </w:r>
-      <w:r>
-        <w:rPr>
-          <w:rFonts w:ascii="Times New Roman" w:hAnsi="Times New Roman" w:cs="Times New Roman"/>
-          <w:sz w:val="24"/>
-          <w:szCs w:val="24"/>
-        </w:rPr>
-        <w:t xml:space="preserve">This attribute specifies whether or not the </w:t>
-      </w:r>
-      <w:proofErr w:type="spellStart"/>
-      <w:r>
-        <w:rPr>
-          <w:rFonts w:ascii="Times New Roman" w:hAnsi="Times New Roman" w:cs="Times New Roman"/>
-          <w:sz w:val="24"/>
-          <w:szCs w:val="24"/>
-        </w:rPr>
-        <w:t>iframe</w:t>
-      </w:r>
-      <w:proofErr w:type="spellEnd"/>
-      <w:r>
-        <w:rPr>
-          <w:rFonts w:ascii="Times New Roman" w:hAnsi="Times New Roman" w:cs="Times New Roman"/>
-          <w:sz w:val="24"/>
-          <w:szCs w:val="24"/>
-        </w:rPr>
-        <w:t xml:space="preserve"> should have scrollbars. The value can be "yes", "no", or "auto".</w:t>
-      </w:r>
-    </w:p>
-    <w:p>
-      <w:pPr>
-        <w:ind w:left="360"/>
-        <w:rPr>
-          <w:rFonts w:ascii="Times New Roman" w:hAnsi="Times New Roman" w:cs="Times New Roman"/>
-          <w:b/>
-          <w:bCs/>
-          <w:color w:val="385623" w:themeColor="accent6" w:themeShade="80"/>
-          <w:sz w:val="24"/>
-          <w:szCs w:val="24"/>
-        </w:rPr>
-      </w:pPr>
-      <w:r>
-        <w:rPr>
-          <w:rFonts w:ascii="Times New Roman" w:hAnsi="Times New Roman" w:cs="Times New Roman"/>
-          <w:b/>
-          <w:bCs/>
-          <w:color w:val="385623" w:themeColor="accent6" w:themeShade="80"/>
-          <w:sz w:val="24"/>
-          <w:szCs w:val="24"/>
-        </w:rPr>
-        <w:t>&lt;</w:t>
-      </w:r>
-      <w:proofErr w:type="spellStart"/>
-      <w:r>
-        <w:rPr>
-          <w:rFonts w:ascii="Times New Roman" w:hAnsi="Times New Roman" w:cs="Times New Roman"/>
-          <w:b/>
-          <w:bCs/>
-          <w:color w:val="385623" w:themeColor="accent6" w:themeShade="80"/>
-          <w:sz w:val="24"/>
-          <w:szCs w:val="24"/>
-        </w:rPr>
-        <w:t>iframe</w:t>
-      </w:r>
-      <w:proofErr w:type="spellEnd"/>
-      <w:r>
-        <w:rPr>
-          <w:rFonts w:ascii="Times New Roman" w:hAnsi="Times New Roman" w:cs="Times New Roman"/>
-          <w:b/>
-          <w:bCs/>
-          <w:color w:val="385623" w:themeColor="accent6" w:themeShade="80"/>
-          <w:sz w:val="24"/>
-          <w:szCs w:val="24"/>
-        </w:rPr>
-        <w:t xml:space="preserve"> src="http://www.example.com" scrolling="auto"&gt;&lt;/</w:t>
-      </w:r>
-      <w:proofErr w:type="spellStart"/>
-      <w:r>
-        <w:rPr>
-          <w:rFonts w:ascii="Times New Roman" w:hAnsi="Times New Roman" w:cs="Times New Roman"/>
-          <w:b/>
-          <w:bCs/>
-          <w:color w:val="385623" w:themeColor="accent6" w:themeShade="80"/>
-          <w:sz w:val="24"/>
-          <w:szCs w:val="24"/>
-        </w:rPr>
-        <w:t>iframe</w:t>
-      </w:r>
-      <w:proofErr w:type="spellEnd"/>
-      <w:r>
-        <w:rPr>
-          <w:rFonts w:ascii="Times New Roman" w:hAnsi="Times New Roman" w:cs="Times New Roman"/>
-          <w:b/>
-          <w:bCs/>
-          <w:color w:val="385623" w:themeColor="accent6" w:themeShade="80"/>
-          <w:sz w:val="24"/>
-          <w:szCs w:val="24"/>
-        </w:rPr>
-        <w:t>&gt;</w:t>
-      </w:r>
-    </w:p>
-    <w:p>
-      <w:pPr>
-        <w:ind w:left="360"/>
-        <w:rPr>
-          <w:rFonts w:ascii="Times New Roman" w:hAnsi="Times New Roman" w:cs="Times New Roman"/>
-          <w:b/>
-          <w:bCs/>
-          <w:sz w:val="24"/>
-          <w:szCs w:val="24"/>
-        </w:rPr>
-      </w:pPr>
-      <w:proofErr w:type="spellStart"/>
-      <w:r>
-        <w:rPr>
-          <w:rFonts w:ascii="Times New Roman" w:hAnsi="Times New Roman" w:cs="Times New Roman"/>
-          <w:b/>
-          <w:bCs/>
-          <w:sz w:val="24"/>
-          <w:szCs w:val="24"/>
-        </w:rPr>
-        <w:t>allowfullscreen</w:t>
-      </w:r>
-      <w:proofErr w:type="spellEnd"/>
-      <w:r>
-        <w:rPr>
-          <w:rFonts w:ascii="Times New Roman" w:hAnsi="Times New Roman" w:cs="Times New Roman"/>
-          <w:b/>
-          <w:bCs/>
-          <w:sz w:val="24"/>
-          <w:szCs w:val="24"/>
-        </w:rPr>
-        <w:t xml:space="preserve">: </w:t>
-      </w:r>
-      <w:r>
-        <w:rPr>
-          <w:rFonts w:ascii="Times New Roman" w:hAnsi="Times New Roman" w:cs="Times New Roman"/>
-          <w:sz w:val="24"/>
-          <w:szCs w:val="24"/>
-        </w:rPr>
-        <w:t xml:space="preserve">This attribute specifies whether or not the </w:t>
-      </w:r>
-      <w:proofErr w:type="spellStart"/>
-      <w:r>
-        <w:rPr>
-          <w:rFonts w:ascii="Times New Roman" w:hAnsi="Times New Roman" w:cs="Times New Roman"/>
-          <w:sz w:val="24"/>
-          <w:szCs w:val="24"/>
-        </w:rPr>
-        <w:t>iframe</w:t>
-      </w:r>
-      <w:proofErr w:type="spellEnd"/>
-      <w:r>
-        <w:rPr>
-          <w:rFonts w:ascii="Times New Roman" w:hAnsi="Times New Roman" w:cs="Times New Roman"/>
-          <w:sz w:val="24"/>
-          <w:szCs w:val="24"/>
-        </w:rPr>
-        <w:t xml:space="preserve"> should be allowed to enter </w:t>
-      </w:r>
-      <w:proofErr w:type="spellStart"/>
-      <w:r>
-        <w:rPr>
-          <w:rFonts w:ascii="Times New Roman" w:hAnsi="Times New Roman" w:cs="Times New Roman"/>
-          <w:sz w:val="24"/>
-          <w:szCs w:val="24"/>
-        </w:rPr>
-        <w:t>fullscreen</w:t>
-      </w:r>
-      <w:proofErr w:type="spellEnd"/>
-      <w:r>
-        <w:rPr>
-          <w:rFonts w:ascii="Times New Roman" w:hAnsi="Times New Roman" w:cs="Times New Roman"/>
-          <w:sz w:val="24"/>
-          <w:szCs w:val="24"/>
-        </w:rPr>
-        <w:t xml:space="preserve"> mode. The value can be "true" or "false".</w:t>
-      </w:r>
-      <w:r>
-        <w:rPr>
-          <w:rFonts w:ascii="Times New Roman" w:hAnsi="Times New Roman" w:cs="Times New Roman"/>
-          <w:b/>
-          <w:bCs/>
-          <w:sz w:val="24"/>
-          <w:szCs w:val="24"/>
-        </w:rPr>
-        <w:t xml:space="preserve"> </w:t>
-      </w:r>
-    </w:p>
-    <w:p>
-      <w:pPr>
-        <w:ind w:left="360"/>
-        <w:rPr>
-          <w:rFonts w:ascii="Times New Roman" w:hAnsi="Times New Roman" w:cs="Times New Roman"/>
-          <w:b/>
-          <w:bCs/>
-          <w:color w:val="385623" w:themeColor="accent6" w:themeShade="80"/>
-          <w:sz w:val="24"/>
-          <w:szCs w:val="24"/>
-        </w:rPr>
-      </w:pPr>
-      <w:r>
-        <w:rPr>
-          <w:rFonts w:ascii="Times New Roman" w:hAnsi="Times New Roman" w:cs="Times New Roman"/>
-          <w:b/>
-          <w:bCs/>
-          <w:color w:val="385623" w:themeColor="accent6" w:themeShade="80"/>
-          <w:sz w:val="24"/>
-          <w:szCs w:val="24"/>
-        </w:rPr>
-        <w:t>&lt;</w:t>
-      </w:r>
-      <w:proofErr w:type="spellStart"/>
-      <w:r>
-        <w:rPr>
-          <w:rFonts w:ascii="Times New Roman" w:hAnsi="Times New Roman" w:cs="Times New Roman"/>
-          <w:b/>
-          <w:bCs/>
-          <w:color w:val="385623" w:themeColor="accent6" w:themeShade="80"/>
-          <w:sz w:val="24"/>
-          <w:szCs w:val="24"/>
-        </w:rPr>
-        <w:t>iframe</w:t>
-      </w:r>
-      <w:proofErr w:type="spellEnd"/>
-      <w:r>
-        <w:rPr>
-          <w:rFonts w:ascii="Times New Roman" w:hAnsi="Times New Roman" w:cs="Times New Roman"/>
-          <w:b/>
-          <w:bCs/>
-          <w:color w:val="385623" w:themeColor="accent6" w:themeShade="80"/>
-          <w:sz w:val="24"/>
-          <w:szCs w:val="24"/>
-        </w:rPr>
-        <w:t xml:space="preserve"> src="http://www.example.com" </w:t>
-      </w:r>
-      <w:proofErr w:type="spellStart"/>
-      <w:r>
-        <w:rPr>
-          <w:rFonts w:ascii="Times New Roman" w:hAnsi="Times New Roman" w:cs="Times New Roman"/>
-          <w:b/>
-          <w:bCs/>
-          <w:color w:val="385623" w:themeColor="accent6" w:themeShade="80"/>
-          <w:sz w:val="24"/>
-          <w:szCs w:val="24"/>
-        </w:rPr>
-        <w:t>allowfullscreen</w:t>
-      </w:r>
-      <w:proofErr w:type="spellEnd"/>
-      <w:r>
-        <w:rPr>
-          <w:rFonts w:ascii="Times New Roman" w:hAnsi="Times New Roman" w:cs="Times New Roman"/>
-          <w:b/>
-          <w:bCs/>
-          <w:color w:val="385623" w:themeColor="accent6" w:themeShade="80"/>
-          <w:sz w:val="24"/>
-          <w:szCs w:val="24"/>
-        </w:rPr>
-        <w:t>="true"&gt;&lt;/</w:t>
-      </w:r>
-      <w:proofErr w:type="spellStart"/>
-      <w:r>
-        <w:rPr>
-          <w:rFonts w:ascii="Times New Roman" w:hAnsi="Times New Roman" w:cs="Times New Roman"/>
-          <w:b/>
-          <w:bCs/>
-          <w:color w:val="385623" w:themeColor="accent6" w:themeShade="80"/>
-          <w:sz w:val="24"/>
-          <w:szCs w:val="24"/>
-        </w:rPr>
-        <w:t>iframe</w:t>
-      </w:r>
-      <w:proofErr w:type="spellEnd"/>
-      <w:r>
-        <w:rPr>
-          <w:rFonts w:ascii="Times New Roman" w:hAnsi="Times New Roman" w:cs="Times New Roman"/>
-          <w:b/>
-          <w:bCs/>
-          <w:color w:val="385623" w:themeColor="accent6" w:themeShade="80"/>
-          <w:sz w:val="24"/>
-          <w:szCs w:val="24"/>
-        </w:rPr>
-        <w:t>&gt;</w:t>
-      </w:r>
-      <w:r>
-        <w:rPr>
-          <w:rFonts w:ascii="Times New Roman" w:hAnsi="Times New Roman" w:cs="Times New Roman"/>
-          <w:b/>
-          <w:bCs/>
-          <w:color w:val="385623" w:themeColor="accent6" w:themeShade="80"/>
-          <w:sz w:val="24"/>
-          <w:szCs w:val="24"/>
-        </w:rPr>
-        <w:t xml:space="preserve"> </w:t>
-      </w:r>
-    </w:p>
-    <w:p>
-      <w:pPr>
-        <w:ind w:left="360"/>
-        <w:rPr>
-          <w:rFonts w:ascii="Times New Roman" w:hAnsi="Times New Roman" w:cs="Times New Roman"/>
-          <w:b/>
-          <w:bCs/>
-          <w:color w:val="385623" w:themeColor="accent6" w:themeShade="80"/>
-          <w:sz w:val="24"/>
-          <w:szCs w:val="24"/>
-        </w:rPr>
-      </w:pPr>
-      <w:r>
-        <w:rPr>
-          <w:rFonts w:ascii="Times New Roman" w:hAnsi="Times New Roman" w:cs="Times New Roman"/>
-          <w:b/>
-          <w:bCs/>
-          <w:sz w:val="24"/>
-          <w:szCs w:val="24"/>
-        </w:rPr>
-        <w:t xml:space="preserve">allow: </w:t>
-      </w:r>
-      <w:r>
-        <w:rPr>
-          <w:rFonts w:ascii="Times New Roman" w:hAnsi="Times New Roman" w:cs="Times New Roman"/>
-          <w:sz w:val="24"/>
-          <w:szCs w:val="24"/>
-        </w:rPr>
-        <w:t xml:space="preserve">This attribute specifies a space-separated list of features that the </w:t>
-      </w:r>
-      <w:proofErr w:type="spellStart"/>
-      <w:r>
-        <w:rPr>
-          <w:rFonts w:ascii="Times New Roman" w:hAnsi="Times New Roman" w:cs="Times New Roman"/>
-          <w:sz w:val="24"/>
-          <w:szCs w:val="24"/>
-        </w:rPr>
-        <w:t>iframe</w:t>
-      </w:r>
-      <w:proofErr w:type="spellEnd"/>
-      <w:r>
-        <w:rPr>
-          <w:rFonts w:ascii="Times New Roman" w:hAnsi="Times New Roman" w:cs="Times New Roman"/>
-          <w:sz w:val="24"/>
-          <w:szCs w:val="24"/>
-        </w:rPr>
-        <w:t xml:space="preserve"> is allowed to use. Example:</w:t>
-      </w:r>
-    </w:p>
-    <w:p>
-      <w:pPr>
-        <w:ind w:left="360"/>
-        <w:rPr>
-          <w:rFonts w:ascii="Times New Roman" w:hAnsi="Times New Roman" w:cs="Times New Roman"/>
-          <w:b/>
-          <w:bCs/>
-          <w:color w:val="385623" w:themeColor="accent6" w:themeShade="80"/>
-          <w:sz w:val="24"/>
-          <w:szCs w:val="24"/>
-        </w:rPr>
-      </w:pPr>
-      <w:r>
-        <w:rPr>
-          <w:rFonts w:ascii="Times New Roman" w:hAnsi="Times New Roman" w:cs="Times New Roman"/>
-          <w:b/>
-          <w:bCs/>
-          <w:color w:val="385623" w:themeColor="accent6" w:themeShade="80"/>
-          <w:sz w:val="24"/>
-          <w:szCs w:val="24"/>
-        </w:rPr>
-        <w:t>&lt;</w:t>
-      </w:r>
-      <w:proofErr w:type="spellStart"/>
-      <w:r>
-        <w:rPr>
-          <w:rFonts w:ascii="Times New Roman" w:hAnsi="Times New Roman" w:cs="Times New Roman"/>
-          <w:b/>
-          <w:bCs/>
-          <w:color w:val="385623" w:themeColor="accent6" w:themeShade="80"/>
-          <w:sz w:val="24"/>
-          <w:szCs w:val="24"/>
-        </w:rPr>
-        <w:t>iframe</w:t>
-      </w:r>
-      <w:proofErr w:type="spellEnd"/>
-      <w:r>
-        <w:rPr>
-          <w:rFonts w:ascii="Times New Roman" w:hAnsi="Times New Roman" w:cs="Times New Roman"/>
-          <w:b/>
-          <w:bCs/>
-          <w:color w:val="385623" w:themeColor="accent6" w:themeShade="80"/>
-          <w:sz w:val="24"/>
-          <w:szCs w:val="24"/>
-        </w:rPr>
-        <w:t xml:space="preserve"> src="http://www.example.com" allow="camera; microphone"&gt;&lt;/</w:t>
-      </w:r>
-      <w:proofErr w:type="spellStart"/>
-      <w:r>
-        <w:rPr>
-          <w:rFonts w:ascii="Times New Roman" w:hAnsi="Times New Roman" w:cs="Times New Roman"/>
-          <w:b/>
-          <w:bCs/>
-          <w:color w:val="385623" w:themeColor="accent6" w:themeShade="80"/>
-          <w:sz w:val="24"/>
-          <w:szCs w:val="24"/>
-        </w:rPr>
-        <w:t>iframe</w:t>
-      </w:r>
-      <w:proofErr w:type="spellEnd"/>
-      <w:r>
-        <w:rPr>
-          <w:rFonts w:ascii="Times New Roman" w:hAnsi="Times New Roman" w:cs="Times New Roman"/>
-          <w:b/>
-          <w:bCs/>
-          <w:color w:val="385623" w:themeColor="accent6" w:themeShade="80"/>
-          <w:sz w:val="24"/>
-          <w:szCs w:val="24"/>
-        </w:rPr>
-        <w:t>&gt;</w:t>
+        <w:t>&lt;iframe src="http://www.example.com" allow="camera; microphone"&gt;&lt;/iframe&gt;</w:t>
       </w:r>
     </w:p>
     <w:p>
@@ -7583,29 +6415,7 @@
           <w:sz w:val="24"/>
           <w:szCs w:val="24"/>
         </w:rPr>
-        <w:t>&lt;</w:t>
-      </w:r>
-      <w:proofErr w:type="spellStart"/>
-      <w:r>
-        <w:rPr>
-          <w:rFonts w:ascii="Times New Roman" w:hAnsi="Times New Roman" w:cs="Times New Roman"/>
-          <w:b/>
-          <w:bCs/>
-          <w:sz w:val="24"/>
-          <w:szCs w:val="24"/>
-        </w:rPr>
-        <w:t>kbd</w:t>
-      </w:r>
-      <w:proofErr w:type="spellEnd"/>
-      <w:r>
-        <w:rPr>
-          <w:rFonts w:ascii="Times New Roman" w:hAnsi="Times New Roman" w:cs="Times New Roman"/>
-          <w:b/>
-          <w:bCs/>
-          <w:sz w:val="24"/>
-          <w:szCs w:val="24"/>
-        </w:rPr>
-        <w:t>&gt; For Keyboard Input</w:t>
+        <w:t>&lt;kbd&gt; For Keyboard Input</w:t>
       </w:r>
     </w:p>
     <w:p>
@@ -7901,7 +6711,6 @@
           <w:szCs w:val="24"/>
         </w:rPr>
       </w:pPr>
-      <w:proofErr w:type="spellStart"/>
       <w:r>
         <w:rPr>
           <w:rFonts w:ascii="Times New Roman" w:hAnsi="Times New Roman" w:cs="Times New Roman"/>
@@ -7912,7 +6721,6 @@
         </w:rPr>
         <w:t>Behavior</w:t>
       </w:r>
-      <w:proofErr w:type="spellEnd"/>
     </w:p>
     <w:p>
       <w:pPr>
@@ -7929,7 +6737,6 @@
           <w:szCs w:val="24"/>
         </w:rPr>
       </w:pPr>
-      <w:proofErr w:type="spellStart"/>
       <w:r>
         <w:rPr>
           <w:rFonts w:ascii="Times New Roman" w:hAnsi="Times New Roman" w:cs="Times New Roman"/>
@@ -7940,7 +6747,6 @@
         </w:rPr>
         <w:t>Scrolldelay</w:t>
       </w:r>
-      <w:proofErr w:type="spellEnd"/>
     </w:p>
     <w:p>
       <w:pPr>
@@ -7957,7 +6763,6 @@
           <w:szCs w:val="24"/>
         </w:rPr>
       </w:pPr>
-      <w:proofErr w:type="spellStart"/>
       <w:r>
         <w:rPr>
           <w:rFonts w:ascii="Times New Roman" w:hAnsi="Times New Roman" w:cs="Times New Roman"/>
@@ -7968,7 +6773,6 @@
         </w:rPr>
         <w:t>Scrollamount</w:t>
       </w:r>
-      <w:proofErr w:type="spellEnd"/>
     </w:p>
     <w:p>
       <w:pPr>
@@ -7993,20 +6797,8 @@
           <w:sz w:val="24"/>
           <w:szCs w:val="24"/>
         </w:rPr>
-        <w:t xml:space="preserve">Loop </w:t>
-      </w:r>
-      <w:proofErr w:type="gramStart"/>
-      <w:r>
-        <w:rPr>
-          <w:rFonts w:ascii="Times New Roman" w:hAnsi="Times New Roman" w:cs="Times New Roman"/>
-          <w:b/>
-          <w:bCs/>
-          <w:sz w:val="24"/>
-          <w:szCs w:val="24"/>
-        </w:rPr>
-        <w:t>etc..</w:t>
-      </w:r>
-      <w:proofErr w:type="gramEnd"/>
+        <w:t>Loop etc..</w:t>
+      </w:r>
     </w:p>
     <w:p>
       <w:pPr>
@@ -8082,31 +6874,7 @@
           <w:sz w:val="24"/>
           <w:szCs w:val="24"/>
         </w:rPr>
-        <w:t xml:space="preserve">Form </w:t>
-      </w:r>
-      <w:proofErr w:type="gramStart"/>
-      <w:r>
-        <w:rPr>
-          <w:rFonts w:ascii="Times New Roman" w:hAnsi="Times New Roman" w:cs="Times New Roman"/>
-          <w:b/>
-          <w:bCs/>
-          <w:color w:val="385623" w:themeColor="accent6" w:themeShade="80"/>
-          <w:sz w:val="24"/>
-          <w:szCs w:val="24"/>
-        </w:rPr>
-        <w:t>are</w:t>
-      </w:r>
-      <w:proofErr w:type="gramEnd"/>
-      <w:r>
-        <w:rPr>
-          <w:rFonts w:ascii="Times New Roman" w:hAnsi="Times New Roman" w:cs="Times New Roman"/>
-          <w:b/>
-          <w:bCs/>
-          <w:color w:val="385623" w:themeColor="accent6" w:themeShade="80"/>
-          <w:sz w:val="24"/>
-          <w:szCs w:val="24"/>
-        </w:rPr>
-        <w:t xml:space="preserve"> used to take the data from users.</w:t>
+        <w:t>Form are used to take the data from users.</w:t>
       </w:r>
     </w:p>
     <w:p>
@@ -8395,7 +7163,6 @@
           <w:szCs w:val="24"/>
         </w:rPr>
       </w:pPr>
-      <w:proofErr w:type="spellStart"/>
       <w:r>
         <w:rPr>
           <w:rFonts w:ascii="Times New Roman" w:hAnsi="Times New Roman" w:cs="Times New Roman"/>
@@ -8406,7 +7173,6 @@
         </w:rPr>
         <w:t>Textarea</w:t>
       </w:r>
-      <w:proofErr w:type="spellEnd"/>
     </w:p>
     <w:p>
       <w:pPr>
@@ -8527,62 +7293,16 @@
           <w:szCs w:val="24"/>
         </w:rPr>
       </w:pPr>
-      <w:proofErr w:type="spellStart"/>
-      <w:r>
-        <w:rPr>
-          <w:rFonts w:ascii="Times New Roman" w:hAnsi="Times New Roman" w:cs="Times New Roman"/>
-          <w:b/>
-          <w:bCs/>
-          <w:sz w:val="24"/>
-          <w:szCs w:val="24"/>
-        </w:rPr>
-        <w:t>minlength</w:t>
-      </w:r>
-      <w:proofErr w:type="spellEnd"/>
-      <w:r>
-        <w:rPr>
-          <w:rFonts w:ascii="Times New Roman" w:hAnsi="Times New Roman" w:cs="Times New Roman"/>
-          <w:b/>
-          <w:bCs/>
-          <w:sz w:val="24"/>
-          <w:szCs w:val="24"/>
-        </w:rPr>
-        <w:t xml:space="preserve"> and </w:t>
-      </w:r>
-      <w:proofErr w:type="spellStart"/>
-      <w:r>
-        <w:rPr>
-          <w:rFonts w:ascii="Times New Roman" w:hAnsi="Times New Roman" w:cs="Times New Roman"/>
-          <w:b/>
-          <w:bCs/>
-          <w:sz w:val="24"/>
-          <w:szCs w:val="24"/>
-        </w:rPr>
-        <w:t>maxlength</w:t>
-      </w:r>
-      <w:proofErr w:type="spellEnd"/>
-      <w:r>
-        <w:rPr>
-          <w:rFonts w:ascii="Times New Roman" w:hAnsi="Times New Roman" w:cs="Times New Roman"/>
-          <w:b/>
-          <w:bCs/>
-          <w:sz w:val="24"/>
-          <w:szCs w:val="24"/>
-        </w:rPr>
-        <w:t xml:space="preserve"> </w:t>
-      </w:r>
-      <w:proofErr w:type="gramStart"/>
-      <w:r>
-        <w:rPr>
-          <w:rFonts w:ascii="Times New Roman" w:hAnsi="Times New Roman" w:cs="Times New Roman"/>
-          <w:b/>
-          <w:bCs/>
-          <w:sz w:val="24"/>
-          <w:szCs w:val="24"/>
-        </w:rPr>
-        <w:t>etc..</w:t>
-      </w:r>
-      <w:proofErr w:type="gramEnd"/>
+      <w:r>
+        <w:rPr>
+          <w:rFonts w:ascii="Times New Roman" w:hAnsi="Times New Roman" w:cs="Times New Roman"/>
+          <w:b/>
+          <w:bCs/>
+          <w:sz w:val="24"/>
+          <w:szCs w:val="24"/>
+        </w:rPr>
+        <w:t>minlength and maxlength etc..</w:t>
+      </w:r>
     </w:p>
     <w:p>
       <w:pPr>
@@ -8607,7 +7327,6 @@
           <w:szCs w:val="24"/>
         </w:rPr>
       </w:pPr>
-      <w:proofErr w:type="spellStart"/>
       <w:r>
         <w:rPr>
           <w:rFonts w:ascii="Times New Roman" w:hAnsi="Times New Roman" w:cs="Times New Roman"/>
@@ -8618,7 +7337,6 @@
         </w:rPr>
         <w:t>color</w:t>
       </w:r>
-      <w:proofErr w:type="spellEnd"/>
     </w:p>
     <w:p>
       <w:pPr>
@@ -8869,7 +7587,6 @@
           <w:szCs w:val="24"/>
         </w:rPr>
       </w:pPr>
-      <w:proofErr w:type="spellStart"/>
       <w:r>
         <w:rPr>
           <w:rFonts w:ascii="Times New Roman" w:hAnsi="Times New Roman" w:cs="Times New Roman"/>
@@ -8880,7 +7597,6 @@
         </w:rPr>
         <w:t>Url</w:t>
       </w:r>
-      <w:proofErr w:type="spellEnd"/>
     </w:p>
     <w:p>
       <w:pPr>
@@ -9227,7 +7943,7 @@
                 <wp:cNvGraphicFramePr/>
                 <a:graphic xmlns:a="http://schemas.openxmlformats.org/drawingml/2006/main">
                   <a:graphicData uri="http://schemas.microsoft.com/office/word/2010/wordprocessingInk">
-                    <w14:contentPart bwMode="auto" r:id="rId19">
+                    <w14:contentPart bwMode="auto" r:id="rId20">
                       <w14:nvContentPartPr>
                         <w14:cNvContentPartPr/>
                       </w14:nvContentPartPr>
@@ -9872,21 +8588,8 @@
           <w:sz w:val="24"/>
           <w:szCs w:val="24"/>
         </w:rPr>
-        <w:t xml:space="preserve">TAGS                                          </w:t>
-      </w:r>
-      <w:proofErr w:type="spellStart"/>
-      <w:r>
-        <w:rPr>
-          <w:rFonts w:ascii="Times New Roman" w:hAnsi="Times New Roman" w:cs="Times New Roman"/>
-          <w:b/>
-          <w:bCs/>
-          <w:color w:val="833C0B" w:themeColor="accent2" w:themeShade="80"/>
-          <w:sz w:val="24"/>
-          <w:szCs w:val="24"/>
-        </w:rPr>
-        <w:t>Key:Value</w:t>
-      </w:r>
-      <w:proofErr w:type="spellEnd"/>
+        <w:t>TAGS                                          Key:Value</w:t>
+      </w:r>
     </w:p>
     <w:p>
       <w:pPr>
@@ -10294,25 +8997,7 @@
           <w:sz w:val="24"/>
           <w:szCs w:val="24"/>
         </w:rPr>
-        <w:t xml:space="preserve">Every </w:t>
-      </w:r>
-      <w:proofErr w:type="gramStart"/>
-      <w:r>
-        <w:rPr>
-          <w:rFonts w:ascii="Times New Roman" w:hAnsi="Times New Roman" w:cs="Times New Roman"/>
-          <w:sz w:val="24"/>
-          <w:szCs w:val="24"/>
-        </w:rPr>
-        <w:t>properties</w:t>
-      </w:r>
-      <w:proofErr w:type="gramEnd"/>
-      <w:r>
-        <w:rPr>
-          <w:rFonts w:ascii="Times New Roman" w:hAnsi="Times New Roman" w:cs="Times New Roman"/>
-          <w:sz w:val="24"/>
-          <w:szCs w:val="24"/>
-        </w:rPr>
-        <w:t xml:space="preserve"> will give style/designs.</w:t>
+        <w:t>Every properties will give style/designs.</w:t>
       </w:r>
     </w:p>
     <w:p>
@@ -10444,31 +9129,7 @@
           <w:sz w:val="24"/>
           <w:szCs w:val="24"/>
         </w:rPr>
-        <w:t xml:space="preserve">Example: container  p{ </w:t>
-      </w:r>
-      <w:proofErr w:type="spellStart"/>
-      <w:r>
-        <w:rPr>
-          <w:rFonts w:ascii="Times New Roman" w:hAnsi="Times New Roman" w:cs="Times New Roman"/>
-          <w:b/>
-          <w:bCs/>
-          <w:color w:val="00B0F0"/>
-          <w:sz w:val="24"/>
-          <w:szCs w:val="24"/>
-        </w:rPr>
-        <w:t>color:red</w:t>
-      </w:r>
-      <w:proofErr w:type="spellEnd"/>
-      <w:r>
-        <w:rPr>
-          <w:rFonts w:ascii="Times New Roman" w:hAnsi="Times New Roman" w:cs="Times New Roman"/>
-          <w:b/>
-          <w:bCs/>
-          <w:color w:val="00B0F0"/>
-          <w:sz w:val="24"/>
-          <w:szCs w:val="24"/>
-        </w:rPr>
-        <w:t xml:space="preserve"> }</w:t>
+        <w:t>Example: container  p{ color:red }</w:t>
       </w:r>
     </w:p>
     <w:p>
@@ -10546,31 +9207,7 @@
           <w:sz w:val="24"/>
           <w:szCs w:val="24"/>
         </w:rPr>
-        <w:t xml:space="preserve">Example: div +  p{ </w:t>
-      </w:r>
-      <w:proofErr w:type="spellStart"/>
-      <w:r>
-        <w:rPr>
-          <w:rFonts w:ascii="Times New Roman" w:hAnsi="Times New Roman" w:cs="Times New Roman"/>
-          <w:b/>
-          <w:bCs/>
-          <w:color w:val="00B0F0"/>
-          <w:sz w:val="24"/>
-          <w:szCs w:val="24"/>
-        </w:rPr>
-        <w:t>color:red</w:t>
-      </w:r>
-      <w:proofErr w:type="spellEnd"/>
-      <w:r>
-        <w:rPr>
-          <w:rFonts w:ascii="Times New Roman" w:hAnsi="Times New Roman" w:cs="Times New Roman"/>
-          <w:b/>
-          <w:bCs/>
-          <w:color w:val="00B0F0"/>
-          <w:sz w:val="24"/>
-          <w:szCs w:val="24"/>
-        </w:rPr>
-        <w:t xml:space="preserve"> }</w:t>
+        <w:t>Example: div +  p{ color:red }</w:t>
       </w:r>
     </w:p>
     <w:p>
@@ -10673,31 +9310,7 @@
           <w:sz w:val="24"/>
           <w:szCs w:val="24"/>
         </w:rPr>
-        <w:t xml:space="preserve">Example: container &gt; p{ </w:t>
-      </w:r>
-      <w:proofErr w:type="spellStart"/>
-      <w:r>
-        <w:rPr>
-          <w:rFonts w:ascii="Times New Roman" w:hAnsi="Times New Roman" w:cs="Times New Roman"/>
-          <w:b/>
-          <w:bCs/>
-          <w:color w:val="00B0F0"/>
-          <w:sz w:val="24"/>
-          <w:szCs w:val="24"/>
-        </w:rPr>
-        <w:t>color:red</w:t>
-      </w:r>
-      <w:proofErr w:type="spellEnd"/>
-      <w:r>
-        <w:rPr>
-          <w:rFonts w:ascii="Times New Roman" w:hAnsi="Times New Roman" w:cs="Times New Roman"/>
-          <w:b/>
-          <w:bCs/>
-          <w:color w:val="00B0F0"/>
-          <w:sz w:val="24"/>
-          <w:szCs w:val="24"/>
-        </w:rPr>
-        <w:t xml:space="preserve"> }</w:t>
+        <w:t>Example: container &gt; p{ color:red }</w:t>
       </w:r>
     </w:p>
     <w:p>
@@ -10789,31 +9402,7 @@
           <w:sz w:val="24"/>
           <w:szCs w:val="24"/>
         </w:rPr>
-        <w:t xml:space="preserve">Example: container ~ p{ </w:t>
-      </w:r>
-      <w:proofErr w:type="spellStart"/>
-      <w:r>
-        <w:rPr>
-          <w:rFonts w:ascii="Times New Roman" w:hAnsi="Times New Roman" w:cs="Times New Roman"/>
-          <w:b/>
-          <w:bCs/>
-          <w:color w:val="00B0F0"/>
-          <w:sz w:val="24"/>
-          <w:szCs w:val="24"/>
-        </w:rPr>
-        <w:t>color:red</w:t>
-      </w:r>
-      <w:proofErr w:type="spellEnd"/>
-      <w:r>
-        <w:rPr>
-          <w:rFonts w:ascii="Times New Roman" w:hAnsi="Times New Roman" w:cs="Times New Roman"/>
-          <w:b/>
-          <w:bCs/>
-          <w:color w:val="00B0F0"/>
-          <w:sz w:val="24"/>
-          <w:szCs w:val="24"/>
-        </w:rPr>
-        <w:t xml:space="preserve"> }</w:t>
+        <w:t>Example: container ~ p{ color:red }</w:t>
       </w:r>
     </w:p>
     <w:p>
@@ -11160,13 +9749,8 @@
         <w:pStyle w:val="Heading1"/>
       </w:pPr>
       <w:r>
-        <w:t xml:space="preserve">CSS </w:t>
-      </w:r>
-      <w:proofErr w:type="spellStart"/>
-      <w:r>
-        <w:t>Colors</w:t>
-      </w:r>
-      <w:proofErr w:type="spellEnd"/>
+        <w:t>CSS Colors</w:t>
+      </w:r>
     </w:p>
     <w:p>
       <w:pPr>
@@ -11212,20 +9796,8 @@
           <w:sz w:val="24"/>
           <w:szCs w:val="24"/>
         </w:rPr>
-        <w:t xml:space="preserve">RGB </w:t>
-      </w:r>
-      <w:proofErr w:type="spellStart"/>
-      <w:r>
-        <w:rPr>
-          <w:rFonts w:ascii="Times New Roman" w:hAnsi="Times New Roman" w:cs="Times New Roman"/>
-          <w:b/>
-          <w:bCs/>
-          <w:sz w:val="24"/>
-          <w:szCs w:val="24"/>
-        </w:rPr>
-        <w:t>Colors</w:t>
-      </w:r>
-      <w:proofErr w:type="spellEnd"/>
+        <w:t>RGB Colors</w:t>
+      </w:r>
     </w:p>
     <w:p>
       <w:pPr>
@@ -11250,20 +9822,8 @@
           <w:sz w:val="24"/>
           <w:szCs w:val="24"/>
         </w:rPr>
-        <w:t xml:space="preserve">HEX </w:t>
-      </w:r>
-      <w:proofErr w:type="spellStart"/>
-      <w:r>
-        <w:rPr>
-          <w:rFonts w:ascii="Times New Roman" w:hAnsi="Times New Roman" w:cs="Times New Roman"/>
-          <w:b/>
-          <w:bCs/>
-          <w:sz w:val="24"/>
-          <w:szCs w:val="24"/>
-        </w:rPr>
-        <w:t>Colors</w:t>
-      </w:r>
-      <w:proofErr w:type="spellEnd"/>
+        <w:t>HEX Colors</w:t>
+      </w:r>
     </w:p>
     <w:p>
       <w:pPr>
@@ -11288,20 +9848,8 @@
           <w:sz w:val="24"/>
           <w:szCs w:val="24"/>
         </w:rPr>
-        <w:t xml:space="preserve">HSL </w:t>
-      </w:r>
-      <w:proofErr w:type="spellStart"/>
-      <w:r>
-        <w:rPr>
-          <w:rFonts w:ascii="Times New Roman" w:hAnsi="Times New Roman" w:cs="Times New Roman"/>
-          <w:b/>
-          <w:bCs/>
-          <w:sz w:val="24"/>
-          <w:szCs w:val="24"/>
-        </w:rPr>
-        <w:t>Colors</w:t>
-      </w:r>
-      <w:proofErr w:type="spellEnd"/>
+        <w:t>HSL Colors</w:t>
+      </w:r>
     </w:p>
     <w:p>
       <w:pPr>
@@ -11380,25 +9928,7 @@
           <w:sz w:val="24"/>
           <w:szCs w:val="24"/>
         </w:rPr>
-        <w:t xml:space="preserve">This property sets the background </w:t>
-      </w:r>
-      <w:proofErr w:type="spellStart"/>
-      <w:r>
-        <w:rPr>
-          <w:rFonts w:ascii="Times New Roman" w:hAnsi="Times New Roman" w:cs="Times New Roman"/>
-          <w:sz w:val="24"/>
-          <w:szCs w:val="24"/>
-        </w:rPr>
-        <w:t>color</w:t>
-      </w:r>
-      <w:proofErr w:type="spellEnd"/>
-      <w:r>
-        <w:rPr>
-          <w:rFonts w:ascii="Times New Roman" w:hAnsi="Times New Roman" w:cs="Times New Roman"/>
-          <w:sz w:val="24"/>
-          <w:szCs w:val="24"/>
-        </w:rPr>
-        <w:t xml:space="preserve"> of an </w:t>
+        <w:t xml:space="preserve">This property sets the background color of an </w:t>
       </w:r>
       <w:r>
         <w:rPr>
@@ -11446,25 +9976,7 @@
           <w:sz w:val="24"/>
           <w:szCs w:val="24"/>
         </w:rPr>
-        <w:t xml:space="preserve">r keyword, a hexadecimal value, </w:t>
-      </w:r>
-      <w:proofErr w:type="spellStart"/>
-      <w:r>
-        <w:rPr>
-          <w:rFonts w:ascii="Times New Roman" w:hAnsi="Times New Roman" w:cs="Times New Roman"/>
-          <w:sz w:val="24"/>
-          <w:szCs w:val="24"/>
-        </w:rPr>
-        <w:t>hsl</w:t>
-      </w:r>
-      <w:proofErr w:type="spellEnd"/>
-      <w:r>
-        <w:rPr>
-          <w:rFonts w:ascii="Times New Roman" w:hAnsi="Times New Roman" w:cs="Times New Roman"/>
-          <w:sz w:val="24"/>
-          <w:szCs w:val="24"/>
-        </w:rPr>
-        <w:t>.</w:t>
+        <w:t>r keyword, a hexadecimal value, hsl.</w:t>
       </w:r>
     </w:p>
     <w:p>
@@ -11492,55 +10004,7 @@
           <w:sz w:val="24"/>
           <w:szCs w:val="24"/>
         </w:rPr>
-        <w:t>background-</w:t>
-      </w:r>
-      <w:proofErr w:type="spellStart"/>
-      <w:r>
-        <w:rPr>
-          <w:rFonts w:ascii="Times New Roman" w:hAnsi="Times New Roman" w:cs="Times New Roman"/>
-          <w:b/>
-          <w:bCs/>
-          <w:color w:val="1F3864" w:themeColor="accent1" w:themeShade="80"/>
-          <w:sz w:val="24"/>
-          <w:szCs w:val="24"/>
-        </w:rPr>
-        <w:t>color</w:t>
-      </w:r>
-      <w:proofErr w:type="spellEnd"/>
-      <w:r>
-        <w:rPr>
-          <w:rFonts w:ascii="Times New Roman" w:hAnsi="Times New Roman" w:cs="Times New Roman"/>
-          <w:b/>
-          <w:bCs/>
-          <w:color w:val="1F3864" w:themeColor="accent1" w:themeShade="80"/>
-          <w:sz w:val="24"/>
-          <w:szCs w:val="24"/>
-        </w:rPr>
-        <w:t>: &lt;</w:t>
-      </w:r>
-      <w:proofErr w:type="spellStart"/>
-      <w:r>
-        <w:rPr>
-          <w:rFonts w:ascii="Times New Roman" w:hAnsi="Times New Roman" w:cs="Times New Roman"/>
-          <w:b/>
-          <w:bCs/>
-          <w:color w:val="1F3864" w:themeColor="accent1" w:themeShade="80"/>
-          <w:sz w:val="24"/>
-          <w:szCs w:val="24"/>
-        </w:rPr>
-        <w:t>ColorName</w:t>
-      </w:r>
-      <w:proofErr w:type="spellEnd"/>
-      <w:r>
-        <w:rPr>
-          <w:rFonts w:ascii="Times New Roman" w:hAnsi="Times New Roman" w:cs="Times New Roman"/>
-          <w:b/>
-          <w:bCs/>
-          <w:color w:val="1F3864" w:themeColor="accent1" w:themeShade="80"/>
-          <w:sz w:val="24"/>
-          <w:szCs w:val="24"/>
-        </w:rPr>
-        <w:t>&gt;</w:t>
+        <w:t>background-color: &lt;ColorName&gt;</w:t>
       </w:r>
     </w:p>
     <w:p>
@@ -11568,31 +10032,7 @@
           <w:sz w:val="24"/>
           <w:szCs w:val="24"/>
         </w:rPr>
-        <w:t>body {background-</w:t>
-      </w:r>
-      <w:proofErr w:type="spellStart"/>
-      <w:r>
-        <w:rPr>
-          <w:rFonts w:ascii="Times New Roman" w:hAnsi="Times New Roman" w:cs="Times New Roman"/>
-          <w:b/>
-          <w:bCs/>
-          <w:color w:val="385623" w:themeColor="accent6" w:themeShade="80"/>
-          <w:sz w:val="24"/>
-          <w:szCs w:val="24"/>
-        </w:rPr>
-        <w:t>color</w:t>
-      </w:r>
-      <w:proofErr w:type="spellEnd"/>
-      <w:r>
-        <w:rPr>
-          <w:rFonts w:ascii="Times New Roman" w:hAnsi="Times New Roman" w:cs="Times New Roman"/>
-          <w:b/>
-          <w:bCs/>
-          <w:color w:val="385623" w:themeColor="accent6" w:themeShade="80"/>
-          <w:sz w:val="24"/>
-          <w:szCs w:val="24"/>
-        </w:rPr>
-        <w:t>: coral;}</w:t>
+        <w:t>body {background-color: coral;}</w:t>
       </w:r>
     </w:p>
     <w:p>
@@ -11620,31 +10060,7 @@
           <w:sz w:val="24"/>
           <w:szCs w:val="24"/>
         </w:rPr>
-        <w:t>body {background-</w:t>
-      </w:r>
-      <w:proofErr w:type="spellStart"/>
-      <w:r>
-        <w:rPr>
-          <w:rFonts w:ascii="Times New Roman" w:hAnsi="Times New Roman" w:cs="Times New Roman"/>
-          <w:b/>
-          <w:bCs/>
-          <w:color w:val="385623" w:themeColor="accent6" w:themeShade="80"/>
-          <w:sz w:val="24"/>
-          <w:szCs w:val="24"/>
-        </w:rPr>
-        <w:t>color</w:t>
-      </w:r>
-      <w:proofErr w:type="spellEnd"/>
-      <w:r>
-        <w:rPr>
-          <w:rFonts w:ascii="Times New Roman" w:hAnsi="Times New Roman" w:cs="Times New Roman"/>
-          <w:b/>
-          <w:bCs/>
-          <w:color w:val="385623" w:themeColor="accent6" w:themeShade="80"/>
-          <w:sz w:val="24"/>
-          <w:szCs w:val="24"/>
-        </w:rPr>
-        <w:t>: #92a8d1;}</w:t>
+        <w:t>body {background-color: #92a8d1;}</w:t>
       </w:r>
     </w:p>
     <w:p>
@@ -11672,55 +10088,7 @@
           <w:sz w:val="24"/>
           <w:szCs w:val="24"/>
         </w:rPr>
-        <w:t>body {background-</w:t>
-      </w:r>
-      <w:proofErr w:type="spellStart"/>
-      <w:r>
-        <w:rPr>
-          <w:rFonts w:ascii="Times New Roman" w:hAnsi="Times New Roman" w:cs="Times New Roman"/>
-          <w:b/>
-          <w:bCs/>
-          <w:color w:val="385623" w:themeColor="accent6" w:themeShade="80"/>
-          <w:sz w:val="24"/>
-          <w:szCs w:val="24"/>
-        </w:rPr>
-        <w:t>color</w:t>
-      </w:r>
-      <w:proofErr w:type="spellEnd"/>
-      <w:r>
-        <w:rPr>
-          <w:rFonts w:ascii="Times New Roman" w:hAnsi="Times New Roman" w:cs="Times New Roman"/>
-          <w:b/>
-          <w:bCs/>
-          <w:color w:val="385623" w:themeColor="accent6" w:themeShade="80"/>
-          <w:sz w:val="24"/>
-          <w:szCs w:val="24"/>
-        </w:rPr>
-        <w:t>: </w:t>
-      </w:r>
-      <w:proofErr w:type="spellStart"/>
-      <w:r>
-        <w:rPr>
-          <w:rFonts w:ascii="Times New Roman" w:hAnsi="Times New Roman" w:cs="Times New Roman"/>
-          <w:b/>
-          <w:bCs/>
-          <w:color w:val="385623" w:themeColor="accent6" w:themeShade="80"/>
-          <w:sz w:val="24"/>
-          <w:szCs w:val="24"/>
-        </w:rPr>
-        <w:t>rgb</w:t>
-      </w:r>
-      <w:proofErr w:type="spellEnd"/>
-      <w:r>
-        <w:rPr>
-          <w:rFonts w:ascii="Times New Roman" w:hAnsi="Times New Roman" w:cs="Times New Roman"/>
-          <w:b/>
-          <w:bCs/>
-          <w:color w:val="385623" w:themeColor="accent6" w:themeShade="80"/>
-          <w:sz w:val="24"/>
-          <w:szCs w:val="24"/>
-        </w:rPr>
-        <w:t>(201, 76, 76);}</w:t>
+        <w:t>body {background-color: rgb(201, 76, 76);}</w:t>
       </w:r>
     </w:p>
     <w:p>
@@ -11748,55 +10116,7 @@
           <w:sz w:val="24"/>
           <w:szCs w:val="24"/>
         </w:rPr>
-        <w:t>body {background-</w:t>
-      </w:r>
-      <w:proofErr w:type="spellStart"/>
-      <w:r>
-        <w:rPr>
-          <w:rFonts w:ascii="Times New Roman" w:hAnsi="Times New Roman" w:cs="Times New Roman"/>
-          <w:b/>
-          <w:bCs/>
-          <w:color w:val="385623" w:themeColor="accent6" w:themeShade="80"/>
-          <w:sz w:val="24"/>
-          <w:szCs w:val="24"/>
-        </w:rPr>
-        <w:t>color</w:t>
-      </w:r>
-      <w:proofErr w:type="spellEnd"/>
-      <w:r>
-        <w:rPr>
-          <w:rFonts w:ascii="Times New Roman" w:hAnsi="Times New Roman" w:cs="Times New Roman"/>
-          <w:b/>
-          <w:bCs/>
-          <w:color w:val="385623" w:themeColor="accent6" w:themeShade="80"/>
-          <w:sz w:val="24"/>
-          <w:szCs w:val="24"/>
-        </w:rPr>
-        <w:t>: </w:t>
-      </w:r>
-      <w:proofErr w:type="spellStart"/>
-      <w:r>
-        <w:rPr>
-          <w:rFonts w:ascii="Times New Roman" w:hAnsi="Times New Roman" w:cs="Times New Roman"/>
-          <w:b/>
-          <w:bCs/>
-          <w:color w:val="385623" w:themeColor="accent6" w:themeShade="80"/>
-          <w:sz w:val="24"/>
-          <w:szCs w:val="24"/>
-        </w:rPr>
-        <w:t>hsl</w:t>
-      </w:r>
-      <w:proofErr w:type="spellEnd"/>
-      <w:r>
-        <w:rPr>
-          <w:rFonts w:ascii="Times New Roman" w:hAnsi="Times New Roman" w:cs="Times New Roman"/>
-          <w:b/>
-          <w:bCs/>
-          <w:color w:val="385623" w:themeColor="accent6" w:themeShade="80"/>
-          <w:sz w:val="24"/>
-          <w:szCs w:val="24"/>
-        </w:rPr>
-        <w:t>(89, 43%, 51%);}</w:t>
+        <w:t>body {background-color: hsl(89, 43%, 51%);}</w:t>
       </w:r>
     </w:p>
     <w:p>
@@ -12079,7 +10399,6 @@
           <w:szCs w:val="24"/>
         </w:rPr>
       </w:pPr>
-      <w:proofErr w:type="spellStart"/>
       <w:r>
         <w:rPr>
           <w:rFonts w:ascii="Times New Roman" w:hAnsi="Times New Roman" w:cs="Times New Roman"/>
@@ -12091,41 +10410,22 @@
         </w:rPr>
         <w:t>color</w:t>
       </w:r>
-      <w:proofErr w:type="spellEnd"/>
-    </w:p>
-    <w:p>
-      <w:pPr>
-        <w:rPr>
-          <w:rFonts w:ascii="Times New Roman" w:hAnsi="Times New Roman" w:cs="Times New Roman"/>
-          <w:sz w:val="24"/>
-          <w:szCs w:val="24"/>
-        </w:rPr>
-      </w:pPr>
-      <w:r>
-        <w:rPr>
-          <w:rFonts w:ascii="Times New Roman" w:hAnsi="Times New Roman" w:cs="Times New Roman"/>
-          <w:sz w:val="24"/>
-          <w:szCs w:val="24"/>
-        </w:rPr>
-        <w:t xml:space="preserve">Used to </w:t>
-      </w:r>
-      <w:proofErr w:type="spellStart"/>
-      <w:r>
-        <w:rPr>
-          <w:rFonts w:ascii="Times New Roman" w:hAnsi="Times New Roman" w:cs="Times New Roman"/>
-          <w:sz w:val="24"/>
-          <w:szCs w:val="24"/>
-        </w:rPr>
-        <w:t>color</w:t>
-      </w:r>
-      <w:proofErr w:type="spellEnd"/>
-      <w:r>
-        <w:rPr>
-          <w:rFonts w:ascii="Times New Roman" w:hAnsi="Times New Roman" w:cs="Times New Roman"/>
-          <w:sz w:val="24"/>
-          <w:szCs w:val="24"/>
-        </w:rPr>
-        <w:t xml:space="preserve"> the HTML element</w:t>
+    </w:p>
+    <w:p>
+      <w:pPr>
+        <w:rPr>
+          <w:rFonts w:ascii="Times New Roman" w:hAnsi="Times New Roman" w:cs="Times New Roman"/>
+          <w:sz w:val="24"/>
+          <w:szCs w:val="24"/>
+        </w:rPr>
+      </w:pPr>
+      <w:r>
+        <w:rPr>
+          <w:rFonts w:ascii="Times New Roman" w:hAnsi="Times New Roman" w:cs="Times New Roman"/>
+          <w:sz w:val="24"/>
+          <w:szCs w:val="24"/>
+        </w:rPr>
+        <w:t>Used to color the HTML element</w:t>
       </w:r>
       <w:r>
         <w:rPr>
@@ -12161,23 +10461,13 @@
           <w:szCs w:val="24"/>
         </w:rPr>
       </w:pPr>
-      <w:proofErr w:type="spellStart"/>
-      <w:r>
-        <w:rPr>
-          <w:rFonts w:ascii="Times New Roman" w:hAnsi="Times New Roman" w:cs="Times New Roman"/>
-          <w:sz w:val="24"/>
-          <w:szCs w:val="24"/>
-        </w:rPr>
-        <w:t>Color</w:t>
-      </w:r>
-      <w:proofErr w:type="spellEnd"/>
-      <w:r>
-        <w:rPr>
-          <w:rFonts w:ascii="Times New Roman" w:hAnsi="Times New Roman" w:cs="Times New Roman"/>
-          <w:sz w:val="24"/>
-          <w:szCs w:val="24"/>
-        </w:rPr>
-        <w:t>: blue;</w:t>
+      <w:r>
+        <w:rPr>
+          <w:rFonts w:ascii="Times New Roman" w:hAnsi="Times New Roman" w:cs="Times New Roman"/>
+          <w:sz w:val="24"/>
+          <w:szCs w:val="24"/>
+        </w:rPr>
+        <w:t>Color: blue;</w:t>
       </w:r>
     </w:p>
     <w:p>
@@ -12273,60 +10563,24 @@
           <w:sz w:val="24"/>
           <w:szCs w:val="24"/>
         </w:rPr>
-        <w:t xml:space="preserve">Ex: style = “direction: </w:t>
-      </w:r>
-      <w:proofErr w:type="spellStart"/>
-      <w:r>
-        <w:rPr>
-          <w:rFonts w:ascii="Times New Roman" w:hAnsi="Times New Roman" w:cs="Times New Roman"/>
-          <w:sz w:val="24"/>
-          <w:szCs w:val="24"/>
-        </w:rPr>
-        <w:t>ltr</w:t>
-      </w:r>
-      <w:proofErr w:type="spellEnd"/>
-      <w:r>
-        <w:rPr>
-          <w:rFonts w:ascii="Times New Roman" w:hAnsi="Times New Roman" w:cs="Times New Roman"/>
-          <w:sz w:val="24"/>
-          <w:szCs w:val="24"/>
-        </w:rPr>
-        <w:t>”</w:t>
-      </w:r>
-    </w:p>
-    <w:p>
-      <w:pPr>
-        <w:rPr>
-          <w:rFonts w:ascii="Times New Roman" w:hAnsi="Times New Roman" w:cs="Times New Roman"/>
-          <w:sz w:val="24"/>
-          <w:szCs w:val="24"/>
-        </w:rPr>
-      </w:pPr>
-      <w:r>
-        <w:rPr>
-          <w:rFonts w:ascii="Times New Roman" w:hAnsi="Times New Roman" w:cs="Times New Roman"/>
-          <w:sz w:val="24"/>
-          <w:szCs w:val="24"/>
-        </w:rPr>
-        <w:t xml:space="preserve">Ex: style = “direction: </w:t>
-      </w:r>
-      <w:proofErr w:type="spellStart"/>
-      <w:r>
-        <w:rPr>
-          <w:rFonts w:ascii="Times New Roman" w:hAnsi="Times New Roman" w:cs="Times New Roman"/>
-          <w:sz w:val="24"/>
-          <w:szCs w:val="24"/>
-        </w:rPr>
-        <w:t>rtl</w:t>
-      </w:r>
-      <w:proofErr w:type="spellEnd"/>
-      <w:r>
-        <w:rPr>
-          <w:rFonts w:ascii="Times New Roman" w:hAnsi="Times New Roman" w:cs="Times New Roman"/>
-          <w:sz w:val="24"/>
-          <w:szCs w:val="24"/>
-        </w:rPr>
-        <w:t>”</w:t>
+        <w:t>Ex: style = “direction: ltr”</w:t>
+      </w:r>
+    </w:p>
+    <w:p>
+      <w:pPr>
+        <w:rPr>
+          <w:rFonts w:ascii="Times New Roman" w:hAnsi="Times New Roman" w:cs="Times New Roman"/>
+          <w:sz w:val="24"/>
+          <w:szCs w:val="24"/>
+        </w:rPr>
+      </w:pPr>
+      <w:r>
+        <w:rPr>
+          <w:rFonts w:ascii="Times New Roman" w:hAnsi="Times New Roman" w:cs="Times New Roman"/>
+          <w:sz w:val="24"/>
+          <w:szCs w:val="24"/>
+        </w:rPr>
+        <w:t>Ex: style = “direction: rtl”</w:t>
       </w:r>
     </w:p>
     <w:p>
@@ -12954,21 +11208,8 @@
           <w:sz w:val="24"/>
           <w:szCs w:val="24"/>
         </w:rPr>
-        <w:t xml:space="preserve">h-space v-space blur </w:t>
-      </w:r>
-      <w:proofErr w:type="spellStart"/>
-      <w:r>
-        <w:rPr>
-          <w:rFonts w:ascii="Times New Roman" w:hAnsi="Times New Roman" w:cs="Times New Roman"/>
-          <w:b/>
-          <w:bCs/>
-          <w:color w:val="1F3864" w:themeColor="accent1" w:themeShade="80"/>
-          <w:sz w:val="24"/>
-          <w:szCs w:val="24"/>
-        </w:rPr>
-        <w:t>color</w:t>
-      </w:r>
-      <w:proofErr w:type="spellEnd"/>
+        <w:t>h-space v-space blur color</w:t>
+      </w:r>
     </w:p>
     <w:p>
       <w:pPr>
@@ -13195,31 +11436,7 @@
           <w:sz w:val="24"/>
           <w:szCs w:val="24"/>
         </w:rPr>
-        <w:t xml:space="preserve">Add border(property) to HTML element, to add border need to define width, style, </w:t>
-      </w:r>
-      <w:proofErr w:type="spellStart"/>
-      <w:r>
-        <w:rPr>
-          <w:rFonts w:ascii="Times New Roman" w:hAnsi="Times New Roman" w:cs="Times New Roman"/>
-          <w:b/>
-          <w:bCs/>
-          <w:color w:val="385623" w:themeColor="accent6" w:themeShade="80"/>
-          <w:sz w:val="24"/>
-          <w:szCs w:val="24"/>
-        </w:rPr>
-        <w:t>color</w:t>
-      </w:r>
-      <w:proofErr w:type="spellEnd"/>
-      <w:r>
-        <w:rPr>
-          <w:rFonts w:ascii="Times New Roman" w:hAnsi="Times New Roman" w:cs="Times New Roman"/>
-          <w:b/>
-          <w:bCs/>
-          <w:color w:val="385623" w:themeColor="accent6" w:themeShade="80"/>
-          <w:sz w:val="24"/>
-          <w:szCs w:val="24"/>
-        </w:rPr>
-        <w:t>.</w:t>
+        <w:t>Add border(property) to HTML element, to add border need to define width, style, color.</w:t>
       </w:r>
     </w:p>
     <w:p>
@@ -13303,21 +11520,8 @@
           <w:sz w:val="24"/>
           <w:szCs w:val="24"/>
         </w:rPr>
-        <w:t>border-</w:t>
-      </w:r>
-      <w:proofErr w:type="spellStart"/>
-      <w:r>
-        <w:rPr>
-          <w:rFonts w:ascii="Times New Roman" w:hAnsi="Times New Roman" w:cs="Times New Roman"/>
-          <w:b/>
-          <w:bCs/>
-          <w:color w:val="2F5496" w:themeColor="accent1" w:themeShade="BF"/>
-          <w:sz w:val="24"/>
-          <w:szCs w:val="24"/>
-        </w:rPr>
-        <w:t>color</w:t>
-      </w:r>
-      <w:proofErr w:type="spellEnd"/>
+        <w:t>border-color</w:t>
+      </w:r>
     </w:p>
     <w:p>
       <w:pPr>
@@ -13352,7 +11556,6 @@
         </w:rPr>
         <w:t xml:space="preserve">, </w:t>
       </w:r>
-      <w:proofErr w:type="gramStart"/>
       <w:r>
         <w:rPr>
           <w:rFonts w:ascii="Times New Roman" w:hAnsi="Times New Roman" w:cs="Times New Roman"/>
@@ -13362,19 +11565,7 @@
           <w:sz w:val="24"/>
           <w:szCs w:val="24"/>
         </w:rPr>
-        <w:t>If</w:t>
-      </w:r>
-      <w:proofErr w:type="gramEnd"/>
-      <w:r>
-        <w:rPr>
-          <w:rFonts w:ascii="Times New Roman" w:hAnsi="Times New Roman" w:cs="Times New Roman"/>
-          <w:b/>
-          <w:bCs/>
-          <w:color w:val="385623" w:themeColor="accent6" w:themeShade="80"/>
-          <w:sz w:val="24"/>
-          <w:szCs w:val="24"/>
-        </w:rPr>
-        <w:t xml:space="preserve"> use </w:t>
+        <w:t xml:space="preserve">If use </w:t>
       </w:r>
       <w:r>
         <w:rPr>
@@ -13657,31 +11848,7 @@
           <w:sz w:val="24"/>
           <w:szCs w:val="24"/>
         </w:rPr>
-        <w:t xml:space="preserve">(equal space from left and right, exactly </w:t>
-      </w:r>
-      <w:proofErr w:type="spellStart"/>
-      <w:r>
-        <w:rPr>
-          <w:rFonts w:ascii="Times New Roman" w:hAnsi="Times New Roman" w:cs="Times New Roman"/>
-          <w:b/>
-          <w:bCs/>
-          <w:color w:val="385623" w:themeColor="accent6" w:themeShade="80"/>
-          <w:sz w:val="24"/>
-          <w:szCs w:val="24"/>
-        </w:rPr>
-        <w:t>center</w:t>
-      </w:r>
-      <w:proofErr w:type="spellEnd"/>
-      <w:r>
-        <w:rPr>
-          <w:rFonts w:ascii="Times New Roman" w:hAnsi="Times New Roman" w:cs="Times New Roman"/>
-          <w:b/>
-          <w:bCs/>
-          <w:color w:val="385623" w:themeColor="accent6" w:themeShade="80"/>
-          <w:sz w:val="24"/>
-          <w:szCs w:val="24"/>
-        </w:rPr>
-        <w:t>)</w:t>
+        <w:t>(equal space from left and right, exactly center)</w:t>
       </w:r>
     </w:p>
     <w:p>
@@ -13819,31 +11986,7 @@
           <w:sz w:val="24"/>
           <w:szCs w:val="24"/>
         </w:rPr>
-        <w:t xml:space="preserve">: it </w:t>
-      </w:r>
-      <w:proofErr w:type="gramStart"/>
-      <w:r>
-        <w:rPr>
-          <w:rFonts w:ascii="Times New Roman" w:hAnsi="Times New Roman" w:cs="Times New Roman"/>
-          <w:b/>
-          <w:bCs/>
-          <w:color w:val="385623" w:themeColor="accent6" w:themeShade="80"/>
-          <w:sz w:val="24"/>
-          <w:szCs w:val="24"/>
-        </w:rPr>
-        <w:t>use</w:t>
-      </w:r>
-      <w:proofErr w:type="gramEnd"/>
-      <w:r>
-        <w:rPr>
-          <w:rFonts w:ascii="Times New Roman" w:hAnsi="Times New Roman" w:cs="Times New Roman"/>
-          <w:b/>
-          <w:bCs/>
-          <w:color w:val="385623" w:themeColor="accent6" w:themeShade="80"/>
-          <w:sz w:val="24"/>
-          <w:szCs w:val="24"/>
-        </w:rPr>
-        <w:t xml:space="preserve"> to generate space between border and content of the element (or) used to generate space inside the border.</w:t>
+        <w:t>: it use to generate space between border and content of the element (or) used to generate space inside the border.</w:t>
       </w:r>
     </w:p>
     <w:p>
@@ -14321,20 +12464,8 @@
           <w:sz w:val="24"/>
           <w:szCs w:val="24"/>
         </w:rPr>
-        <w:t>outline-</w:t>
-      </w:r>
-      <w:proofErr w:type="spellStart"/>
-      <w:r>
-        <w:rPr>
-          <w:rFonts w:ascii="Times New Roman" w:hAnsi="Times New Roman" w:cs="Times New Roman"/>
-          <w:b/>
-          <w:bCs/>
-          <w:sz w:val="24"/>
-          <w:szCs w:val="24"/>
-        </w:rPr>
-        <w:t>color</w:t>
-      </w:r>
-      <w:proofErr w:type="spellEnd"/>
+        <w:t>outline-color</w:t>
+      </w:r>
     </w:p>
     <w:p>
       <w:pPr>
@@ -14982,73 +13113,7 @@
           <w:sz w:val="24"/>
           <w:szCs w:val="24"/>
         </w:rPr>
-        <w:t>(</w:t>
-      </w:r>
-      <w:proofErr w:type="spellStart"/>
-      <w:r>
-        <w:rPr>
-          <w:rFonts w:ascii="Times New Roman" w:hAnsi="Times New Roman" w:cs="Times New Roman"/>
-          <w:b/>
-          <w:bCs/>
-          <w:sz w:val="24"/>
-          <w:szCs w:val="24"/>
-        </w:rPr>
-        <w:t>em,rem,vh</w:t>
-      </w:r>
-      <w:proofErr w:type="spellEnd"/>
-      <w:r>
-        <w:rPr>
-          <w:rFonts w:ascii="Times New Roman" w:hAnsi="Times New Roman" w:cs="Times New Roman"/>
-          <w:b/>
-          <w:bCs/>
-          <w:sz w:val="24"/>
-          <w:szCs w:val="24"/>
-        </w:rPr>
-        <w:t xml:space="preserve">, </w:t>
-      </w:r>
-      <w:proofErr w:type="spellStart"/>
-      <w:r>
-        <w:rPr>
-          <w:rFonts w:ascii="Times New Roman" w:hAnsi="Times New Roman" w:cs="Times New Roman"/>
-          <w:b/>
-          <w:bCs/>
-          <w:sz w:val="24"/>
-          <w:szCs w:val="24"/>
-        </w:rPr>
-        <w:t>vw,vmax,vmin</w:t>
-      </w:r>
-      <w:proofErr w:type="spellEnd"/>
-      <w:r>
-        <w:rPr>
-          <w:rFonts w:ascii="Times New Roman" w:hAnsi="Times New Roman" w:cs="Times New Roman"/>
-          <w:b/>
-          <w:bCs/>
-          <w:sz w:val="24"/>
-          <w:szCs w:val="24"/>
-        </w:rPr>
-        <w:t xml:space="preserve"> ,</w:t>
-      </w:r>
-      <w:proofErr w:type="spellStart"/>
-      <w:r>
-        <w:rPr>
-          <w:rFonts w:ascii="Times New Roman" w:hAnsi="Times New Roman" w:cs="Times New Roman"/>
-          <w:b/>
-          <w:bCs/>
-          <w:sz w:val="24"/>
-          <w:szCs w:val="24"/>
-        </w:rPr>
-        <w:t>px</w:t>
-      </w:r>
-      <w:proofErr w:type="spellEnd"/>
-      <w:r>
-        <w:rPr>
-          <w:rFonts w:ascii="Times New Roman" w:hAnsi="Times New Roman" w:cs="Times New Roman"/>
-          <w:b/>
-          <w:bCs/>
-          <w:sz w:val="24"/>
-          <w:szCs w:val="24"/>
-        </w:rPr>
-        <w:t>,%)</w:t>
+        <w:t>(em,rem,vh, vw,vmax,vmin ,px,%)</w:t>
       </w:r>
     </w:p>
     <w:p>
@@ -15646,27 +13711,15 @@
           <w:szCs w:val="24"/>
         </w:rPr>
       </w:pPr>
-      <w:proofErr w:type="gramStart"/>
-      <w:r>
-        <w:rPr>
-          <w:rFonts w:ascii="Times New Roman" w:hAnsi="Times New Roman" w:cs="Times New Roman"/>
-          <w:b/>
-          <w:bCs/>
-          <w:sz w:val="24"/>
-          <w:szCs w:val="24"/>
-        </w:rPr>
-        <w:t>::</w:t>
-      </w:r>
-      <w:proofErr w:type="gramEnd"/>
-      <w:r>
-        <w:rPr>
-          <w:rFonts w:ascii="Times New Roman" w:hAnsi="Times New Roman" w:cs="Times New Roman"/>
-          <w:b/>
-          <w:bCs/>
-          <w:sz w:val="24"/>
-          <w:szCs w:val="24"/>
-        </w:rPr>
-        <w:t>first-letter</w:t>
+      <w:r>
+        <w:rPr>
+          <w:rFonts w:ascii="Times New Roman" w:hAnsi="Times New Roman" w:cs="Times New Roman"/>
+          <w:b/>
+          <w:bCs/>
+          <w:sz w:val="24"/>
+          <w:szCs w:val="24"/>
+        </w:rPr>
+        <w:t>::first-letter</w:t>
       </w:r>
     </w:p>
     <w:p>
@@ -15684,27 +13737,15 @@
           <w:szCs w:val="24"/>
         </w:rPr>
       </w:pPr>
-      <w:proofErr w:type="gramStart"/>
-      <w:r>
-        <w:rPr>
-          <w:rFonts w:ascii="Times New Roman" w:hAnsi="Times New Roman" w:cs="Times New Roman"/>
-          <w:b/>
-          <w:bCs/>
-          <w:sz w:val="24"/>
-          <w:szCs w:val="24"/>
-        </w:rPr>
-        <w:t>::</w:t>
-      </w:r>
-      <w:proofErr w:type="gramEnd"/>
-      <w:r>
-        <w:rPr>
-          <w:rFonts w:ascii="Times New Roman" w:hAnsi="Times New Roman" w:cs="Times New Roman"/>
-          <w:b/>
-          <w:bCs/>
-          <w:sz w:val="24"/>
-          <w:szCs w:val="24"/>
-        </w:rPr>
-        <w:t>first-line</w:t>
+      <w:r>
+        <w:rPr>
+          <w:rFonts w:ascii="Times New Roman" w:hAnsi="Times New Roman" w:cs="Times New Roman"/>
+          <w:b/>
+          <w:bCs/>
+          <w:sz w:val="24"/>
+          <w:szCs w:val="24"/>
+        </w:rPr>
+        <w:t>::first-line</w:t>
       </w:r>
     </w:p>
     <w:p>
@@ -15722,27 +13763,15 @@
           <w:szCs w:val="24"/>
         </w:rPr>
       </w:pPr>
-      <w:proofErr w:type="gramStart"/>
-      <w:r>
-        <w:rPr>
-          <w:rFonts w:ascii="Times New Roman" w:hAnsi="Times New Roman" w:cs="Times New Roman"/>
-          <w:b/>
-          <w:bCs/>
-          <w:sz w:val="24"/>
-          <w:szCs w:val="24"/>
-        </w:rPr>
-        <w:t>::</w:t>
-      </w:r>
-      <w:proofErr w:type="gramEnd"/>
-      <w:r>
-        <w:rPr>
-          <w:rFonts w:ascii="Times New Roman" w:hAnsi="Times New Roman" w:cs="Times New Roman"/>
-          <w:b/>
-          <w:bCs/>
-          <w:sz w:val="24"/>
-          <w:szCs w:val="24"/>
-        </w:rPr>
-        <w:t>marker (UL/OL List)</w:t>
+      <w:r>
+        <w:rPr>
+          <w:rFonts w:ascii="Times New Roman" w:hAnsi="Times New Roman" w:cs="Times New Roman"/>
+          <w:b/>
+          <w:bCs/>
+          <w:sz w:val="24"/>
+          <w:szCs w:val="24"/>
+        </w:rPr>
+        <w:t>::marker (UL/OL List)</w:t>
       </w:r>
     </w:p>
     <w:p>
@@ -15760,27 +13789,15 @@
           <w:szCs w:val="24"/>
         </w:rPr>
       </w:pPr>
-      <w:proofErr w:type="gramStart"/>
-      <w:r>
-        <w:rPr>
-          <w:rFonts w:ascii="Times New Roman" w:hAnsi="Times New Roman" w:cs="Times New Roman"/>
-          <w:b/>
-          <w:bCs/>
-          <w:sz w:val="24"/>
-          <w:szCs w:val="24"/>
-        </w:rPr>
-        <w:t>::</w:t>
-      </w:r>
-      <w:proofErr w:type="gramEnd"/>
-      <w:r>
-        <w:rPr>
-          <w:rFonts w:ascii="Times New Roman" w:hAnsi="Times New Roman" w:cs="Times New Roman"/>
-          <w:b/>
-          <w:bCs/>
-          <w:sz w:val="24"/>
-          <w:szCs w:val="24"/>
-        </w:rPr>
-        <w:t>selection</w:t>
+      <w:r>
+        <w:rPr>
+          <w:rFonts w:ascii="Times New Roman" w:hAnsi="Times New Roman" w:cs="Times New Roman"/>
+          <w:b/>
+          <w:bCs/>
+          <w:sz w:val="24"/>
+          <w:szCs w:val="24"/>
+        </w:rPr>
+        <w:t>::selection</w:t>
       </w:r>
     </w:p>
     <w:p>
@@ -15942,13 +13959,8 @@
         <w:pStyle w:val="Heading1"/>
       </w:pPr>
       <w:r>
-        <w:t>CSS Accent-</w:t>
-      </w:r>
-      <w:proofErr w:type="spellStart"/>
-      <w:r>
-        <w:t>Color</w:t>
-      </w:r>
-      <w:proofErr w:type="spellEnd"/>
+        <w:t>CSS Accent-Color</w:t>
+      </w:r>
     </w:p>
     <w:p>
       <w:pPr>
@@ -16216,27 +14228,15 @@
           <w:szCs w:val="24"/>
         </w:rPr>
       </w:pPr>
-      <w:proofErr w:type="spellStart"/>
-      <w:r>
-        <w:rPr>
-          <w:rFonts w:ascii="Times New Roman" w:hAnsi="Times New Roman" w:cs="Times New Roman"/>
-          <w:b/>
-          <w:bCs/>
-          <w:sz w:val="24"/>
-          <w:szCs w:val="24"/>
-        </w:rPr>
-        <w:t>rotateX</w:t>
-      </w:r>
-      <w:proofErr w:type="spellEnd"/>
-      <w:r>
-        <w:rPr>
-          <w:rFonts w:ascii="Times New Roman" w:hAnsi="Times New Roman" w:cs="Times New Roman"/>
-          <w:b/>
-          <w:bCs/>
-          <w:sz w:val="24"/>
-          <w:szCs w:val="24"/>
-        </w:rPr>
-        <w:t>() Method</w:t>
+      <w:r>
+        <w:rPr>
+          <w:rFonts w:ascii="Times New Roman" w:hAnsi="Times New Roman" w:cs="Times New Roman"/>
+          <w:b/>
+          <w:bCs/>
+          <w:sz w:val="24"/>
+          <w:szCs w:val="24"/>
+        </w:rPr>
+        <w:t>rotateX() Method</w:t>
       </w:r>
     </w:p>
     <w:p>
@@ -16254,27 +14254,15 @@
           <w:szCs w:val="24"/>
         </w:rPr>
       </w:pPr>
-      <w:proofErr w:type="spellStart"/>
-      <w:r>
-        <w:rPr>
-          <w:rFonts w:ascii="Times New Roman" w:hAnsi="Times New Roman" w:cs="Times New Roman"/>
-          <w:b/>
-          <w:bCs/>
-          <w:sz w:val="24"/>
-          <w:szCs w:val="24"/>
-        </w:rPr>
-        <w:t>rotateY</w:t>
-      </w:r>
-      <w:proofErr w:type="spellEnd"/>
-      <w:r>
-        <w:rPr>
-          <w:rFonts w:ascii="Times New Roman" w:hAnsi="Times New Roman" w:cs="Times New Roman"/>
-          <w:b/>
-          <w:bCs/>
-          <w:sz w:val="24"/>
-          <w:szCs w:val="24"/>
-        </w:rPr>
-        <w:t>() Method</w:t>
+      <w:r>
+        <w:rPr>
+          <w:rFonts w:ascii="Times New Roman" w:hAnsi="Times New Roman" w:cs="Times New Roman"/>
+          <w:b/>
+          <w:bCs/>
+          <w:sz w:val="24"/>
+          <w:szCs w:val="24"/>
+        </w:rPr>
+        <w:t>rotateY() Method</w:t>
       </w:r>
     </w:p>
     <w:p>
@@ -16292,27 +14280,15 @@
           <w:szCs w:val="24"/>
         </w:rPr>
       </w:pPr>
-      <w:proofErr w:type="spellStart"/>
-      <w:r>
-        <w:rPr>
-          <w:rFonts w:ascii="Times New Roman" w:hAnsi="Times New Roman" w:cs="Times New Roman"/>
-          <w:b/>
-          <w:bCs/>
-          <w:sz w:val="24"/>
-          <w:szCs w:val="24"/>
-        </w:rPr>
-        <w:t>rotateZ</w:t>
-      </w:r>
-      <w:proofErr w:type="spellEnd"/>
-      <w:r>
-        <w:rPr>
-          <w:rFonts w:ascii="Times New Roman" w:hAnsi="Times New Roman" w:cs="Times New Roman"/>
-          <w:b/>
-          <w:bCs/>
-          <w:sz w:val="24"/>
-          <w:szCs w:val="24"/>
-        </w:rPr>
-        <w:t>() Method</w:t>
+      <w:r>
+        <w:rPr>
+          <w:rFonts w:ascii="Times New Roman" w:hAnsi="Times New Roman" w:cs="Times New Roman"/>
+          <w:b/>
+          <w:bCs/>
+          <w:sz w:val="24"/>
+          <w:szCs w:val="24"/>
+        </w:rPr>
+        <w:t>rotateZ() Method</w:t>
       </w:r>
     </w:p>
     <w:p>
@@ -16734,25 +14710,7 @@
           <w:sz w:val="24"/>
           <w:szCs w:val="24"/>
         </w:rPr>
-        <w:t xml:space="preserve">We can create layout in horizontal or vertical </w:t>
-      </w:r>
-      <w:proofErr w:type="gramStart"/>
-      <w:r>
-        <w:rPr>
-          <w:rFonts w:ascii="Times New Roman" w:hAnsi="Times New Roman" w:cs="Times New Roman"/>
-          <w:sz w:val="24"/>
-          <w:szCs w:val="24"/>
-        </w:rPr>
-        <w:t>direction,</w:t>
-      </w:r>
-      <w:proofErr w:type="gramEnd"/>
-      <w:r>
-        <w:rPr>
-          <w:rFonts w:ascii="Times New Roman" w:hAnsi="Times New Roman" w:cs="Times New Roman"/>
-          <w:sz w:val="24"/>
-          <w:szCs w:val="24"/>
-        </w:rPr>
-        <w:t xml:space="preserve"> we can create only one direction at a time.</w:t>
+        <w:t>We can create layout in horizontal or vertical direction, we can create only one direction at a time.</w:t>
       </w:r>
     </w:p>
     <w:p>
@@ -16813,25 +14771,7 @@
           <w:sz w:val="24"/>
           <w:szCs w:val="24"/>
         </w:rPr>
-        <w:t xml:space="preserve">Body{ </w:t>
-      </w:r>
-      <w:proofErr w:type="spellStart"/>
-      <w:r>
-        <w:rPr>
-          <w:rFonts w:ascii="Times New Roman" w:hAnsi="Times New Roman" w:cs="Times New Roman"/>
-          <w:sz w:val="24"/>
-          <w:szCs w:val="24"/>
-        </w:rPr>
-        <w:t>display:flex</w:t>
-      </w:r>
-      <w:proofErr w:type="spellEnd"/>
-      <w:r>
-        <w:rPr>
-          <w:rFonts w:ascii="Times New Roman" w:hAnsi="Times New Roman" w:cs="Times New Roman"/>
-          <w:sz w:val="24"/>
-          <w:szCs w:val="24"/>
-        </w:rPr>
-        <w:t>; }-</w:t>
+        <w:t>Body{ display:flex; }-</w:t>
       </w:r>
       <w:r>
         <w:rPr>
@@ -17997,25 +15937,7 @@
           <w:sz w:val="24"/>
           <w:szCs w:val="24"/>
         </w:rPr>
-        <w:t xml:space="preserve">To Create Grid </w:t>
-      </w:r>
-      <w:proofErr w:type="gramStart"/>
-      <w:r>
-        <w:rPr>
-          <w:rFonts w:ascii="Times New Roman" w:hAnsi="Times New Roman" w:cs="Times New Roman"/>
-          <w:sz w:val="24"/>
-          <w:szCs w:val="24"/>
-        </w:rPr>
-        <w:t>Container</w:t>
-      </w:r>
-      <w:proofErr w:type="gramEnd"/>
-      <w:r>
-        <w:rPr>
-          <w:rFonts w:ascii="Times New Roman" w:hAnsi="Times New Roman" w:cs="Times New Roman"/>
-          <w:sz w:val="24"/>
-          <w:szCs w:val="24"/>
-        </w:rPr>
-        <w:t xml:space="preserve"> use the Following Property</w:t>
+        <w:t>To Create Grid Container use the Following Property</w:t>
       </w:r>
     </w:p>
     <w:p>
@@ -18187,60 +16109,24 @@
           <w:sz w:val="24"/>
           <w:szCs w:val="24"/>
         </w:rPr>
-        <w:t xml:space="preserve">column. You can use various units like pixels, percentages, </w:t>
-      </w:r>
-      <w:proofErr w:type="spellStart"/>
-      <w:r>
-        <w:rPr>
-          <w:rFonts w:ascii="Times New Roman" w:hAnsi="Times New Roman" w:cs="Times New Roman"/>
-          <w:sz w:val="24"/>
-          <w:szCs w:val="24"/>
-        </w:rPr>
-        <w:t>em</w:t>
-      </w:r>
-      <w:proofErr w:type="spellEnd"/>
-      <w:r>
-        <w:rPr>
-          <w:rFonts w:ascii="Times New Roman" w:hAnsi="Times New Roman" w:cs="Times New Roman"/>
-          <w:sz w:val="24"/>
-          <w:szCs w:val="24"/>
-        </w:rPr>
-        <w:t>, rem, auto, and fractional units</w:t>
-      </w:r>
-    </w:p>
-    <w:p>
-      <w:pPr>
-        <w:rPr>
-          <w:rFonts w:ascii="Times New Roman" w:hAnsi="Times New Roman" w:cs="Times New Roman"/>
-          <w:sz w:val="24"/>
-          <w:szCs w:val="24"/>
-        </w:rPr>
-      </w:pPr>
-      <w:r>
-        <w:rPr>
-          <w:rFonts w:ascii="Times New Roman" w:hAnsi="Times New Roman" w:cs="Times New Roman"/>
-          <w:sz w:val="24"/>
-          <w:szCs w:val="24"/>
-        </w:rPr>
-        <w:t xml:space="preserve">(like </w:t>
-      </w:r>
-      <w:proofErr w:type="spellStart"/>
-      <w:r>
-        <w:rPr>
-          <w:rFonts w:ascii="Times New Roman" w:hAnsi="Times New Roman" w:cs="Times New Roman"/>
-          <w:sz w:val="24"/>
-          <w:szCs w:val="24"/>
-        </w:rPr>
-        <w:t>fr</w:t>
-      </w:r>
-      <w:proofErr w:type="spellEnd"/>
-      <w:r>
-        <w:rPr>
-          <w:rFonts w:ascii="Times New Roman" w:hAnsi="Times New Roman" w:cs="Times New Roman"/>
-          <w:sz w:val="24"/>
-          <w:szCs w:val="24"/>
-        </w:rPr>
-        <w:t>) to define the size of the columns. Here's an example that creates a grid with three</w:t>
+        <w:t>column. You can use various units like pixels, percentages, em, rem, auto, and fractional units</w:t>
+      </w:r>
+    </w:p>
+    <w:p>
+      <w:pPr>
+        <w:rPr>
+          <w:rFonts w:ascii="Times New Roman" w:hAnsi="Times New Roman" w:cs="Times New Roman"/>
+          <w:sz w:val="24"/>
+          <w:szCs w:val="24"/>
+        </w:rPr>
+      </w:pPr>
+      <w:r>
+        <w:rPr>
+          <w:rFonts w:ascii="Times New Roman" w:hAnsi="Times New Roman" w:cs="Times New Roman"/>
+          <w:sz w:val="24"/>
+          <w:szCs w:val="24"/>
+        </w:rPr>
+        <w:t>(like fr) to define the size of the columns. Here's an example that creates a grid with three</w:t>
       </w:r>
     </w:p>
     <w:p>
@@ -18291,25 +16177,7 @@
           <w:sz w:val="24"/>
           <w:szCs w:val="24"/>
         </w:rPr>
-        <w:t xml:space="preserve">The </w:t>
-      </w:r>
-      <w:proofErr w:type="spellStart"/>
-      <w:r>
-        <w:rPr>
-          <w:rFonts w:ascii="Times New Roman" w:hAnsi="Times New Roman" w:cs="Times New Roman"/>
-          <w:sz w:val="24"/>
-          <w:szCs w:val="24"/>
-        </w:rPr>
-        <w:t>fr</w:t>
-      </w:r>
-      <w:proofErr w:type="spellEnd"/>
-      <w:r>
-        <w:rPr>
-          <w:rFonts w:ascii="Times New Roman" w:hAnsi="Times New Roman" w:cs="Times New Roman"/>
-          <w:sz w:val="24"/>
-          <w:szCs w:val="24"/>
-        </w:rPr>
-        <w:t xml:space="preserve"> unit is a fractional unit that divides the available space among the columns. In this case,</w:t>
+        <w:t>The fr unit is a fractional unit that divides the available space among the columns. In this case,</w:t>
       </w:r>
     </w:p>
     <w:p>
@@ -18580,52 +16448,24 @@
           <w:sz w:val="24"/>
           <w:szCs w:val="24"/>
         </w:rPr>
-        <w:t xml:space="preserve">row. You can use various units like pixels, percentages, </w:t>
-      </w:r>
-      <w:proofErr w:type="spellStart"/>
-      <w:r>
-        <w:rPr>
-          <w:rFonts w:ascii="Times New Roman" w:hAnsi="Times New Roman" w:cs="Times New Roman"/>
-          <w:sz w:val="24"/>
-          <w:szCs w:val="24"/>
-        </w:rPr>
-        <w:t>em</w:t>
-      </w:r>
-      <w:proofErr w:type="spellEnd"/>
-      <w:r>
-        <w:rPr>
-          <w:rFonts w:ascii="Times New Roman" w:hAnsi="Times New Roman" w:cs="Times New Roman"/>
-          <w:sz w:val="24"/>
-          <w:szCs w:val="24"/>
-        </w:rPr>
-        <w:t>, rem, auto, and fractional units (like</w:t>
-      </w:r>
-    </w:p>
-    <w:p>
-      <w:pPr>
-        <w:rPr>
-          <w:rFonts w:ascii="Times New Roman" w:hAnsi="Times New Roman" w:cs="Times New Roman"/>
-          <w:sz w:val="24"/>
-          <w:szCs w:val="24"/>
-        </w:rPr>
-      </w:pPr>
-      <w:proofErr w:type="spellStart"/>
-      <w:r>
-        <w:rPr>
-          <w:rFonts w:ascii="Times New Roman" w:hAnsi="Times New Roman" w:cs="Times New Roman"/>
-          <w:sz w:val="24"/>
-          <w:szCs w:val="24"/>
-        </w:rPr>
-        <w:t>fr</w:t>
-      </w:r>
-      <w:proofErr w:type="spellEnd"/>
-      <w:r>
-        <w:rPr>
-          <w:rFonts w:ascii="Times New Roman" w:hAnsi="Times New Roman" w:cs="Times New Roman"/>
-          <w:sz w:val="24"/>
-          <w:szCs w:val="24"/>
-        </w:rPr>
-        <w:t>) to define the size of the rows. Here's an example that creates a grid with three rows of equal</w:t>
+        <w:t>row. You can use various units like pixels, percentages, em, rem, auto, and fractional units (like</w:t>
+      </w:r>
+    </w:p>
+    <w:p>
+      <w:pPr>
+        <w:rPr>
+          <w:rFonts w:ascii="Times New Roman" w:hAnsi="Times New Roman" w:cs="Times New Roman"/>
+          <w:sz w:val="24"/>
+          <w:szCs w:val="24"/>
+        </w:rPr>
+      </w:pPr>
+      <w:r>
+        <w:rPr>
+          <w:rFonts w:ascii="Times New Roman" w:hAnsi="Times New Roman" w:cs="Times New Roman"/>
+          <w:sz w:val="24"/>
+          <w:szCs w:val="24"/>
+        </w:rPr>
+        <w:t>fr) to define the size of the rows. Here's an example that creates a grid with three rows of equal</w:t>
       </w:r>
     </w:p>
     <w:p>
@@ -18741,25 +16581,7 @@
           <w:sz w:val="24"/>
           <w:szCs w:val="24"/>
         </w:rPr>
-        <w:t xml:space="preserve">with grid-template-columns, the </w:t>
-      </w:r>
-      <w:proofErr w:type="spellStart"/>
-      <w:r>
-        <w:rPr>
-          <w:rFonts w:ascii="Times New Roman" w:hAnsi="Times New Roman" w:cs="Times New Roman"/>
-          <w:sz w:val="24"/>
-          <w:szCs w:val="24"/>
-        </w:rPr>
-        <w:t>fr</w:t>
-      </w:r>
-      <w:proofErr w:type="spellEnd"/>
-      <w:r>
-        <w:rPr>
-          <w:rFonts w:ascii="Times New Roman" w:hAnsi="Times New Roman" w:cs="Times New Roman"/>
-          <w:sz w:val="24"/>
-          <w:szCs w:val="24"/>
-        </w:rPr>
-        <w:t xml:space="preserve"> unit is a fractional unit that divides the available space among</w:t>
+        <w:t>with grid-template-columns, the fr unit is a fractional unit that divides the available space among</w:t>
       </w:r>
     </w:p>
     <w:p>
@@ -18793,25 +16615,7 @@
           <w:sz w:val="24"/>
           <w:szCs w:val="24"/>
         </w:rPr>
-        <w:t xml:space="preserve">You can also use other units and values in combination with the </w:t>
-      </w:r>
-      <w:proofErr w:type="spellStart"/>
-      <w:r>
-        <w:rPr>
-          <w:rFonts w:ascii="Times New Roman" w:hAnsi="Times New Roman" w:cs="Times New Roman"/>
-          <w:sz w:val="24"/>
-          <w:szCs w:val="24"/>
-        </w:rPr>
-        <w:t>fr</w:t>
-      </w:r>
-      <w:proofErr w:type="spellEnd"/>
-      <w:r>
-        <w:rPr>
-          <w:rFonts w:ascii="Times New Roman" w:hAnsi="Times New Roman" w:cs="Times New Roman"/>
-          <w:sz w:val="24"/>
-          <w:szCs w:val="24"/>
-        </w:rPr>
-        <w:t xml:space="preserve"> unit to create more complex</w:t>
+        <w:t>You can also use other units and values in combination with the fr unit to create more complex</w:t>
       </w:r>
     </w:p>
     <w:p>
@@ -19138,27 +16942,15 @@
           <w:szCs w:val="24"/>
         </w:rPr>
       </w:pPr>
-      <w:proofErr w:type="spellStart"/>
-      <w:r>
-        <w:rPr>
-          <w:rFonts w:ascii="Times New Roman" w:hAnsi="Times New Roman" w:cs="Times New Roman"/>
-          <w:b/>
-          <w:bCs/>
-          <w:sz w:val="24"/>
-          <w:szCs w:val="24"/>
-        </w:rPr>
-        <w:t>Colors</w:t>
-      </w:r>
-      <w:proofErr w:type="spellEnd"/>
-      <w:r>
-        <w:rPr>
-          <w:rFonts w:ascii="Times New Roman" w:hAnsi="Times New Roman" w:cs="Times New Roman"/>
-          <w:b/>
-          <w:bCs/>
-          <w:sz w:val="24"/>
-          <w:szCs w:val="24"/>
-        </w:rPr>
-        <w:t xml:space="preserve"> Background:</w:t>
+      <w:r>
+        <w:rPr>
+          <w:rFonts w:ascii="Times New Roman" w:hAnsi="Times New Roman" w:cs="Times New Roman"/>
+          <w:b/>
+          <w:bCs/>
+          <w:sz w:val="24"/>
+          <w:szCs w:val="24"/>
+        </w:rPr>
+        <w:t>Colors Background:</w:t>
       </w:r>
     </w:p>
     <w:p>
@@ -19475,40 +17267,25 @@
       <w:pPr>
         <w:pStyle w:val="Heading1"/>
       </w:pPr>
-      <w:proofErr w:type="spellStart"/>
-      <w:r>
-        <w:t>Javascript</w:t>
-      </w:r>
-      <w:proofErr w:type="spellEnd"/>
-      <w:r>
-        <w:t>?</w:t>
-      </w:r>
-    </w:p>
-    <w:p>
-      <w:pPr>
-        <w:rPr>
-          <w:rFonts w:ascii="Times New Roman" w:hAnsi="Times New Roman" w:cs="Times New Roman"/>
-          <w:sz w:val="24"/>
-          <w:szCs w:val="24"/>
-        </w:rPr>
-      </w:pPr>
-      <w:proofErr w:type="spellStart"/>
-      <w:r>
-        <w:rPr>
-          <w:rFonts w:ascii="Times New Roman" w:hAnsi="Times New Roman" w:cs="Times New Roman"/>
-          <w:sz w:val="24"/>
-          <w:szCs w:val="24"/>
-        </w:rPr>
-        <w:t>Javascript</w:t>
-      </w:r>
-      <w:proofErr w:type="spellEnd"/>
-      <w:r>
-        <w:rPr>
-          <w:rFonts w:ascii="Times New Roman" w:hAnsi="Times New Roman" w:cs="Times New Roman"/>
-          <w:sz w:val="24"/>
-          <w:szCs w:val="24"/>
-        </w:rPr>
-        <w:t xml:space="preserve"> is </w:t>
+      <w:r>
+        <w:t>Javascript?</w:t>
+      </w:r>
+    </w:p>
+    <w:p>
+      <w:pPr>
+        <w:rPr>
+          <w:rFonts w:ascii="Times New Roman" w:hAnsi="Times New Roman" w:cs="Times New Roman"/>
+          <w:sz w:val="24"/>
+          <w:szCs w:val="24"/>
+        </w:rPr>
+      </w:pPr>
+      <w:r>
+        <w:rPr>
+          <w:rFonts w:ascii="Times New Roman" w:hAnsi="Times New Roman" w:cs="Times New Roman"/>
+          <w:sz w:val="24"/>
+          <w:szCs w:val="24"/>
+        </w:rPr>
+        <w:t xml:space="preserve">Javascript is </w:t>
       </w:r>
       <w:r>
         <w:rPr>
@@ -19524,25 +17301,7 @@
           <w:sz w:val="24"/>
           <w:szCs w:val="24"/>
         </w:rPr>
-        <w:t xml:space="preserve"> and also </w:t>
-      </w:r>
-      <w:proofErr w:type="gramStart"/>
-      <w:r>
-        <w:rPr>
-          <w:rFonts w:ascii="Times New Roman" w:hAnsi="Times New Roman" w:cs="Times New Roman"/>
-          <w:sz w:val="24"/>
-          <w:szCs w:val="24"/>
-        </w:rPr>
-        <w:t>client side</w:t>
-      </w:r>
-      <w:proofErr w:type="gramEnd"/>
-      <w:r>
-        <w:rPr>
-          <w:rFonts w:ascii="Times New Roman" w:hAnsi="Times New Roman" w:cs="Times New Roman"/>
-          <w:sz w:val="24"/>
-          <w:szCs w:val="24"/>
-        </w:rPr>
-        <w:t xml:space="preserve"> scripting language</w:t>
+        <w:t xml:space="preserve"> and also client side scripting language</w:t>
       </w:r>
     </w:p>
     <w:p>
@@ -19584,25 +17343,7 @@
           <w:sz w:val="24"/>
           <w:szCs w:val="24"/>
         </w:rPr>
-        <w:t xml:space="preserve">Each and every browser will have its own </w:t>
-      </w:r>
-      <w:proofErr w:type="spellStart"/>
-      <w:r>
-        <w:rPr>
-          <w:rFonts w:ascii="Times New Roman" w:hAnsi="Times New Roman" w:cs="Times New Roman"/>
-          <w:sz w:val="24"/>
-          <w:szCs w:val="24"/>
-        </w:rPr>
-        <w:t>javascript</w:t>
-      </w:r>
-      <w:proofErr w:type="spellEnd"/>
-      <w:r>
-        <w:rPr>
-          <w:rFonts w:ascii="Times New Roman" w:hAnsi="Times New Roman" w:cs="Times New Roman"/>
-          <w:sz w:val="24"/>
-          <w:szCs w:val="24"/>
-        </w:rPr>
-        <w:t xml:space="preserve"> engine.</w:t>
+        <w:t>Each and every browser will have its own javascript engine.</w:t>
       </w:r>
     </w:p>
     <w:p>
@@ -19662,13 +17403,95 @@
         <w:pStyle w:val="Heading1"/>
       </w:pPr>
       <w:r>
-        <w:t xml:space="preserve">Purpose of </w:t>
-      </w:r>
-      <w:proofErr w:type="spellStart"/>
-      <w:r>
-        <w:t>Javascript</w:t>
-      </w:r>
-      <w:proofErr w:type="spellEnd"/>
+        <w:t>Purpose of Javascript?</w:t>
+      </w:r>
+    </w:p>
+    <w:p>
+      <w:pPr>
+        <w:rPr>
+          <w:rFonts w:ascii="Times New Roman" w:hAnsi="Times New Roman" w:cs="Times New Roman"/>
+          <w:sz w:val="24"/>
+          <w:szCs w:val="24"/>
+        </w:rPr>
+      </w:pPr>
+      <w:r>
+        <w:rPr>
+          <w:rFonts w:ascii="Times New Roman" w:hAnsi="Times New Roman" w:cs="Times New Roman"/>
+          <w:sz w:val="24"/>
+          <w:szCs w:val="24"/>
+        </w:rPr>
+        <w:t>Creating interactive pages.</w:t>
+      </w:r>
+    </w:p>
+    <w:p>
+      <w:pPr>
+        <w:pStyle w:val="Heading1"/>
+      </w:pPr>
+      <w:r>
+        <w:t>Ways to write Javascript?</w:t>
+      </w:r>
+    </w:p>
+    <w:p>
+      <w:pPr>
+        <w:rPr>
+          <w:rFonts w:ascii="Times New Roman" w:hAnsi="Times New Roman" w:cs="Times New Roman"/>
+          <w:sz w:val="24"/>
+          <w:szCs w:val="24"/>
+        </w:rPr>
+      </w:pPr>
+      <w:r>
+        <w:rPr>
+          <w:rFonts w:ascii="Times New Roman" w:hAnsi="Times New Roman" w:cs="Times New Roman"/>
+          <w:sz w:val="24"/>
+          <w:szCs w:val="24"/>
+        </w:rPr>
+        <w:t>&lt;script&gt; &lt;/script&gt; (Inside of script tag)</w:t>
+      </w:r>
+    </w:p>
+    <w:p>
+      <w:pPr>
+        <w:rPr>
+          <w:rFonts w:ascii="Times New Roman" w:hAnsi="Times New Roman" w:cs="Times New Roman"/>
+          <w:sz w:val="24"/>
+          <w:szCs w:val="24"/>
+        </w:rPr>
+      </w:pPr>
+      <w:r>
+        <w:rPr>
+          <w:rFonts w:ascii="Times New Roman" w:hAnsi="Times New Roman" w:cs="Times New Roman"/>
+          <w:sz w:val="24"/>
+          <w:szCs w:val="24"/>
+        </w:rPr>
+        <w:t>External file and then include as a part of script file.</w:t>
+      </w:r>
+    </w:p>
+    <w:p>
+      <w:pPr>
+        <w:rPr>
+          <w:rFonts w:ascii="Times New Roman" w:hAnsi="Times New Roman" w:cs="Times New Roman"/>
+          <w:sz w:val="24"/>
+          <w:szCs w:val="24"/>
+        </w:rPr>
+      </w:pPr>
+      <w:r>
+        <w:rPr>
+          <w:rFonts w:ascii="Times New Roman" w:hAnsi="Times New Roman" w:cs="Times New Roman"/>
+          <w:sz w:val="24"/>
+          <w:szCs w:val="24"/>
+        </w:rPr>
+        <w:t>src=””</w:t>
+      </w:r>
+    </w:p>
+    <w:p>
+      <w:pPr>
+        <w:pStyle w:val="Heading1"/>
+      </w:pPr>
+      <w:r>
+        <w:t>Best place to write Javascript</w:t>
+      </w:r>
+      <w:r>
+        <w:t xml:space="preserve"> code</w:t>
+      </w:r>
       <w:r>
         <w:t>?</w:t>
       </w:r>
@@ -19687,7 +17510,15 @@
           <w:sz w:val="24"/>
           <w:szCs w:val="24"/>
         </w:rPr>
-        <w:t>Creating interactive pages.</w:t>
+        <w:t xml:space="preserve"> </w:t>
+      </w:r>
+      <w:r>
+        <w:rPr>
+          <w:rFonts w:ascii="Times New Roman" w:hAnsi="Times New Roman" w:cs="Times New Roman"/>
+          <w:sz w:val="24"/>
+          <w:szCs w:val="24"/>
+        </w:rPr>
+        <w:t>At body part: Once the HTML elements are loaded, the script should load afterwards. If the script refers to any of the elements, it should not throw an error.</w:t>
       </w:r>
     </w:p>
     <w:p>
@@ -19695,126 +17526,7 @@
         <w:pStyle w:val="Heading1"/>
       </w:pPr>
       <w:r>
-        <w:t xml:space="preserve">Ways to write </w:t>
-      </w:r>
-      <w:proofErr w:type="spellStart"/>
-      <w:r>
-        <w:t>Javascript</w:t>
-      </w:r>
-      <w:proofErr w:type="spellEnd"/>
-      <w:r>
-        <w:t>?</w:t>
-      </w:r>
-    </w:p>
-    <w:p>
-      <w:pPr>
-        <w:rPr>
-          <w:rFonts w:ascii="Times New Roman" w:hAnsi="Times New Roman" w:cs="Times New Roman"/>
-          <w:sz w:val="24"/>
-          <w:szCs w:val="24"/>
-        </w:rPr>
-      </w:pPr>
-      <w:r>
-        <w:rPr>
-          <w:rFonts w:ascii="Times New Roman" w:hAnsi="Times New Roman" w:cs="Times New Roman"/>
-          <w:sz w:val="24"/>
-          <w:szCs w:val="24"/>
-        </w:rPr>
-        <w:t>&lt;script&gt; &lt;/script&gt; (Inside of script tag)</w:t>
-      </w:r>
-    </w:p>
-    <w:p>
-      <w:pPr>
-        <w:rPr>
-          <w:rFonts w:ascii="Times New Roman" w:hAnsi="Times New Roman" w:cs="Times New Roman"/>
-          <w:sz w:val="24"/>
-          <w:szCs w:val="24"/>
-        </w:rPr>
-      </w:pPr>
-      <w:r>
-        <w:rPr>
-          <w:rFonts w:ascii="Times New Roman" w:hAnsi="Times New Roman" w:cs="Times New Roman"/>
-          <w:sz w:val="24"/>
-          <w:szCs w:val="24"/>
-        </w:rPr>
-        <w:t>External file and then include as a part of script file.</w:t>
-      </w:r>
-    </w:p>
-    <w:p>
-      <w:pPr>
-        <w:rPr>
-          <w:rFonts w:ascii="Times New Roman" w:hAnsi="Times New Roman" w:cs="Times New Roman"/>
-          <w:sz w:val="24"/>
-          <w:szCs w:val="24"/>
-        </w:rPr>
-      </w:pPr>
-      <w:r>
-        <w:rPr>
-          <w:rFonts w:ascii="Times New Roman" w:hAnsi="Times New Roman" w:cs="Times New Roman"/>
-          <w:sz w:val="24"/>
-          <w:szCs w:val="24"/>
-        </w:rPr>
-        <w:t>src=””</w:t>
-      </w:r>
-    </w:p>
-    <w:p>
-      <w:pPr>
-        <w:pStyle w:val="Heading1"/>
-      </w:pPr>
-      <w:r>
-        <w:t xml:space="preserve">Best place to write </w:t>
-      </w:r>
-      <w:proofErr w:type="spellStart"/>
-      <w:r>
-        <w:t>Javascript</w:t>
-      </w:r>
-      <w:proofErr w:type="spellEnd"/>
-      <w:r>
-        <w:t xml:space="preserve"> code</w:t>
-      </w:r>
-      <w:r>
-        <w:t>?</w:t>
-      </w:r>
-    </w:p>
-    <w:p>
-      <w:pPr>
-        <w:rPr>
-          <w:rFonts w:ascii="Times New Roman" w:hAnsi="Times New Roman" w:cs="Times New Roman"/>
-          <w:sz w:val="24"/>
-          <w:szCs w:val="24"/>
-        </w:rPr>
-      </w:pPr>
-      <w:r>
-        <w:rPr>
-          <w:rFonts w:ascii="Times New Roman" w:hAnsi="Times New Roman" w:cs="Times New Roman"/>
-          <w:sz w:val="24"/>
-          <w:szCs w:val="24"/>
-        </w:rPr>
-        <w:t xml:space="preserve"> </w:t>
-      </w:r>
-      <w:r>
-        <w:rPr>
-          <w:rFonts w:ascii="Times New Roman" w:hAnsi="Times New Roman" w:cs="Times New Roman"/>
-          <w:sz w:val="24"/>
-          <w:szCs w:val="24"/>
-        </w:rPr>
-        <w:t>At body part: Once the HTML elements are loaded, the script should load afterwards. If the script refers to any of the elements, it should not throw an error.</w:t>
-      </w:r>
-    </w:p>
-    <w:p>
-      <w:pPr>
-        <w:pStyle w:val="Heading1"/>
-      </w:pPr>
-      <w:r>
-        <w:t xml:space="preserve">Debugging in </w:t>
-      </w:r>
-      <w:proofErr w:type="spellStart"/>
-      <w:r>
-        <w:t>Javascript</w:t>
-      </w:r>
-      <w:proofErr w:type="spellEnd"/>
-      <w:r>
-        <w:t xml:space="preserve"> </w:t>
+        <w:t xml:space="preserve">Debugging in Javascript </w:t>
       </w:r>
       <w:r>
         <w:tab/>
@@ -19853,23 +17565,13 @@
           <w:szCs w:val="24"/>
         </w:rPr>
       </w:pPr>
-      <w:proofErr w:type="spellStart"/>
-      <w:r>
-        <w:rPr>
-          <w:rFonts w:ascii="Times New Roman" w:hAnsi="Times New Roman" w:cs="Times New Roman"/>
-          <w:sz w:val="24"/>
-          <w:szCs w:val="24"/>
-        </w:rPr>
-        <w:t>console.assert</w:t>
-      </w:r>
-      <w:proofErr w:type="spellEnd"/>
-      <w:r>
-        <w:rPr>
-          <w:rFonts w:ascii="Times New Roman" w:hAnsi="Times New Roman" w:cs="Times New Roman"/>
-          <w:sz w:val="24"/>
-          <w:szCs w:val="24"/>
-        </w:rPr>
-        <w:t>(exp</w:t>
+      <w:r>
+        <w:rPr>
+          <w:rFonts w:ascii="Times New Roman" w:hAnsi="Times New Roman" w:cs="Times New Roman"/>
+          <w:sz w:val="24"/>
+          <w:szCs w:val="24"/>
+        </w:rPr>
+        <w:t>console.assert(exp</w:t>
       </w:r>
       <w:r>
         <w:rPr>
@@ -19969,13 +17671,8 @@
         <w:pStyle w:val="Heading1"/>
       </w:pPr>
       <w:r>
-        <w:t xml:space="preserve">Variables and datatypes in </w:t>
-      </w:r>
-      <w:proofErr w:type="spellStart"/>
-      <w:r>
-        <w:t>Javascript</w:t>
-      </w:r>
-      <w:proofErr w:type="spellEnd"/>
+        <w:t>Variables and datatypes in Javascript</w:t>
+      </w:r>
     </w:p>
     <w:p>
       <w:pPr>
@@ -20027,25 +17724,7 @@
           <w:sz w:val="24"/>
           <w:szCs w:val="24"/>
         </w:rPr>
-        <w:t xml:space="preserve">1. Variable name should contain only </w:t>
-      </w:r>
-      <w:proofErr w:type="spellStart"/>
-      <w:r>
-        <w:rPr>
-          <w:rFonts w:ascii="Times New Roman" w:hAnsi="Times New Roman" w:cs="Times New Roman"/>
-          <w:sz w:val="24"/>
-          <w:szCs w:val="24"/>
-        </w:rPr>
-        <w:t>letter,digits,symbols</w:t>
-      </w:r>
-      <w:proofErr w:type="spellEnd"/>
-      <w:r>
-        <w:rPr>
-          <w:rFonts w:ascii="Times New Roman" w:hAnsi="Times New Roman" w:cs="Times New Roman"/>
-          <w:sz w:val="24"/>
-          <w:szCs w:val="24"/>
-        </w:rPr>
-        <w:t xml:space="preserve">($) and (_)underscore </w:t>
+        <w:t xml:space="preserve">1. Variable name should contain only letter,digits,symbols($) and (_)underscore </w:t>
       </w:r>
     </w:p>
     <w:p>
@@ -20251,41 +17930,13 @@
           <w:szCs w:val="24"/>
         </w:rPr>
       </w:pPr>
-      <w:proofErr w:type="spellStart"/>
-      <w:r>
-        <w:rPr>
-          <w:rFonts w:ascii="Times New Roman" w:hAnsi="Times New Roman" w:cs="Times New Roman"/>
-          <w:sz w:val="24"/>
-          <w:szCs w:val="24"/>
-        </w:rPr>
-        <w:t>typeof</w:t>
-      </w:r>
-      <w:proofErr w:type="spellEnd"/>
-      <w:r>
-        <w:rPr>
-          <w:rFonts w:ascii="Times New Roman" w:hAnsi="Times New Roman" w:cs="Times New Roman"/>
-          <w:sz w:val="24"/>
-          <w:szCs w:val="24"/>
-        </w:rPr>
-        <w:t xml:space="preserve"> n =&gt; number , </w:t>
-      </w:r>
-      <w:proofErr w:type="spellStart"/>
-      <w:r>
-        <w:rPr>
-          <w:rFonts w:ascii="Times New Roman" w:hAnsi="Times New Roman" w:cs="Times New Roman"/>
-          <w:sz w:val="24"/>
-          <w:szCs w:val="24"/>
-        </w:rPr>
-        <w:t>typeof</w:t>
-      </w:r>
-      <w:proofErr w:type="spellEnd"/>
-      <w:r>
-        <w:rPr>
-          <w:rFonts w:ascii="Times New Roman" w:hAnsi="Times New Roman" w:cs="Times New Roman"/>
-          <w:sz w:val="24"/>
-          <w:szCs w:val="24"/>
-        </w:rPr>
-        <w:t xml:space="preserve"> m =&gt; number</w:t>
+      <w:r>
+        <w:rPr>
+          <w:rFonts w:ascii="Times New Roman" w:hAnsi="Times New Roman" w:cs="Times New Roman"/>
+          <w:sz w:val="24"/>
+          <w:szCs w:val="24"/>
+        </w:rPr>
+        <w:t>typeof n =&gt; number , typeof m =&gt; number</w:t>
       </w:r>
     </w:p>
     <w:p>
@@ -20297,16 +17948,290 @@
           <w:szCs w:val="24"/>
         </w:rPr>
       </w:pPr>
-      <w:proofErr w:type="spellStart"/>
-      <w:r>
-        <w:rPr>
-          <w:rFonts w:ascii="Times New Roman" w:hAnsi="Times New Roman" w:cs="Times New Roman"/>
-          <w:sz w:val="24"/>
-          <w:szCs w:val="24"/>
-        </w:rPr>
-        <w:t>typeof</w:t>
-      </w:r>
-      <w:proofErr w:type="spellEnd"/>
+      <w:r>
+        <w:rPr>
+          <w:rFonts w:ascii="Times New Roman" w:hAnsi="Times New Roman" w:cs="Times New Roman"/>
+          <w:sz w:val="24"/>
+          <w:szCs w:val="24"/>
+        </w:rPr>
+        <w:t xml:space="preserve">typeof typeof n =&gt; string </w:t>
+      </w:r>
+      <w:r>
+        <w:rPr>
+          <w:rFonts w:ascii="Times New Roman" w:hAnsi="Times New Roman" w:cs="Times New Roman"/>
+          <w:sz w:val="24"/>
+          <w:szCs w:val="24"/>
+        </w:rPr>
+        <w:tab/>
+      </w:r>
+      <w:r>
+        <w:rPr>
+          <w:rFonts w:ascii="Times New Roman" w:hAnsi="Times New Roman" w:cs="Times New Roman"/>
+          <w:sz w:val="24"/>
+          <w:szCs w:val="24"/>
+        </w:rPr>
+        <w:tab/>
+      </w:r>
+      <w:r>
+        <w:rPr>
+          <w:rFonts w:ascii="Times New Roman" w:hAnsi="Times New Roman" w:cs="Times New Roman"/>
+          <w:sz w:val="24"/>
+          <w:szCs w:val="24"/>
+        </w:rPr>
+        <w:tab/>
+      </w:r>
+    </w:p>
+    <w:p>
+      <w:pPr>
+        <w:rPr>
+          <w:rFonts w:ascii="Times New Roman" w:hAnsi="Times New Roman" w:cs="Times New Roman"/>
+          <w:b/>
+          <w:bCs/>
+          <w:sz w:val="24"/>
+          <w:szCs w:val="24"/>
+        </w:rPr>
+      </w:pPr>
+      <w:r>
+        <w:rPr>
+          <w:rFonts w:ascii="Times New Roman" w:hAnsi="Times New Roman" w:cs="Times New Roman"/>
+          <w:b/>
+          <w:bCs/>
+          <w:sz w:val="24"/>
+          <w:szCs w:val="24"/>
+        </w:rPr>
+        <w:t>2. BigInt</w:t>
+      </w:r>
+    </w:p>
+    <w:p>
+      <w:pPr>
+        <w:ind w:firstLine="720"/>
+        <w:rPr>
+          <w:rFonts w:ascii="Times New Roman" w:hAnsi="Times New Roman" w:cs="Times New Roman"/>
+          <w:sz w:val="24"/>
+          <w:szCs w:val="24"/>
+        </w:rPr>
+      </w:pPr>
+      <w:r>
+        <w:rPr>
+          <w:rFonts w:ascii="Times New Roman" w:hAnsi="Times New Roman" w:cs="Times New Roman"/>
+          <w:sz w:val="24"/>
+          <w:szCs w:val="24"/>
+        </w:rPr>
+        <w:t xml:space="preserve">2^53-1 and -(2^53-1) this is a range bound </w:t>
+      </w:r>
+    </w:p>
+    <w:p>
+      <w:pPr>
+        <w:ind w:firstLine="720"/>
+        <w:rPr>
+          <w:rFonts w:ascii="Times New Roman" w:hAnsi="Times New Roman" w:cs="Times New Roman"/>
+          <w:sz w:val="24"/>
+          <w:szCs w:val="24"/>
+        </w:rPr>
+      </w:pPr>
+      <w:r>
+        <w:rPr>
+          <w:rFonts w:ascii="Times New Roman" w:hAnsi="Times New Roman" w:cs="Times New Roman"/>
+          <w:sz w:val="24"/>
+          <w:szCs w:val="24"/>
+        </w:rPr>
+        <w:t xml:space="preserve">limitations of number </w:t>
+      </w:r>
+    </w:p>
+    <w:p>
+      <w:pPr>
+        <w:ind w:firstLine="720"/>
+        <w:rPr>
+          <w:rFonts w:ascii="Times New Roman" w:hAnsi="Times New Roman" w:cs="Times New Roman"/>
+          <w:sz w:val="24"/>
+          <w:szCs w:val="24"/>
+        </w:rPr>
+      </w:pPr>
+      <w:r>
+        <w:rPr>
+          <w:rFonts w:ascii="Times New Roman" w:hAnsi="Times New Roman" w:cs="Times New Roman"/>
+          <w:sz w:val="24"/>
+          <w:szCs w:val="24"/>
+        </w:rPr>
+        <w:t>let n = 78654341234724313465564545n;</w:t>
+      </w:r>
+    </w:p>
+    <w:p>
+      <w:pPr>
+        <w:rPr>
+          <w:rFonts w:ascii="Times New Roman" w:hAnsi="Times New Roman" w:cs="Times New Roman"/>
+          <w:b/>
+          <w:bCs/>
+          <w:sz w:val="24"/>
+          <w:szCs w:val="24"/>
+        </w:rPr>
+      </w:pPr>
+      <w:r>
+        <w:rPr>
+          <w:rFonts w:ascii="Times New Roman" w:hAnsi="Times New Roman" w:cs="Times New Roman"/>
+          <w:b/>
+          <w:bCs/>
+          <w:sz w:val="24"/>
+          <w:szCs w:val="24"/>
+        </w:rPr>
+        <w:t xml:space="preserve">3.string </w:t>
+      </w:r>
+    </w:p>
+    <w:p>
+      <w:pPr>
+        <w:ind w:firstLine="720"/>
+        <w:rPr>
+          <w:rFonts w:ascii="Times New Roman" w:hAnsi="Times New Roman" w:cs="Times New Roman"/>
+          <w:sz w:val="24"/>
+          <w:szCs w:val="24"/>
+        </w:rPr>
+      </w:pPr>
+      <w:r>
+        <w:rPr>
+          <w:rFonts w:ascii="Times New Roman" w:hAnsi="Times New Roman" w:cs="Times New Roman"/>
+          <w:sz w:val="24"/>
+          <w:szCs w:val="24"/>
+        </w:rPr>
+        <w:t>let a = "hello";</w:t>
+      </w:r>
+    </w:p>
+    <w:p>
+      <w:pPr>
+        <w:ind w:firstLine="720"/>
+        <w:rPr>
+          <w:rFonts w:ascii="Times New Roman" w:hAnsi="Times New Roman" w:cs="Times New Roman"/>
+          <w:sz w:val="24"/>
+          <w:szCs w:val="24"/>
+        </w:rPr>
+      </w:pPr>
+      <w:r>
+        <w:rPr>
+          <w:rFonts w:ascii="Times New Roman" w:hAnsi="Times New Roman" w:cs="Times New Roman"/>
+          <w:sz w:val="24"/>
+          <w:szCs w:val="24"/>
+        </w:rPr>
+        <w:t>let b = 'hello';</w:t>
+      </w:r>
+    </w:p>
+    <w:p>
+      <w:pPr>
+        <w:ind w:firstLine="720"/>
+        <w:rPr>
+          <w:rFonts w:ascii="Times New Roman" w:hAnsi="Times New Roman" w:cs="Times New Roman"/>
+          <w:sz w:val="24"/>
+          <w:szCs w:val="24"/>
+        </w:rPr>
+      </w:pPr>
+      <w:r>
+        <w:rPr>
+          <w:rFonts w:ascii="Times New Roman" w:hAnsi="Times New Roman" w:cs="Times New Roman"/>
+          <w:sz w:val="24"/>
+          <w:szCs w:val="24"/>
+        </w:rPr>
+        <w:t xml:space="preserve">let c = `hello`; //template string literal </w:t>
+      </w:r>
+    </w:p>
+    <w:p>
+      <w:pPr>
+        <w:rPr>
+          <w:rFonts w:ascii="Times New Roman" w:hAnsi="Times New Roman" w:cs="Times New Roman"/>
+          <w:b/>
+          <w:bCs/>
+          <w:sz w:val="24"/>
+          <w:szCs w:val="24"/>
+        </w:rPr>
+      </w:pPr>
+      <w:r>
+        <w:rPr>
+          <w:rFonts w:ascii="Times New Roman" w:hAnsi="Times New Roman" w:cs="Times New Roman"/>
+          <w:b/>
+          <w:bCs/>
+          <w:sz w:val="24"/>
+          <w:szCs w:val="24"/>
+        </w:rPr>
+        <w:t xml:space="preserve">4. Boolean </w:t>
+      </w:r>
+    </w:p>
+    <w:p>
+      <w:pPr>
+        <w:ind w:firstLine="720"/>
+        <w:rPr>
+          <w:rFonts w:ascii="Times New Roman" w:hAnsi="Times New Roman" w:cs="Times New Roman"/>
+          <w:sz w:val="24"/>
+          <w:szCs w:val="24"/>
+        </w:rPr>
+      </w:pPr>
+      <w:r>
+        <w:rPr>
+          <w:rFonts w:ascii="Times New Roman" w:hAnsi="Times New Roman" w:cs="Times New Roman"/>
+          <w:sz w:val="24"/>
+          <w:szCs w:val="24"/>
+        </w:rPr>
+        <w:t>true or false</w:t>
+      </w:r>
+    </w:p>
+    <w:p>
+      <w:pPr>
+        <w:ind w:firstLine="720"/>
+        <w:rPr>
+          <w:rFonts w:ascii="Times New Roman" w:hAnsi="Times New Roman" w:cs="Times New Roman"/>
+          <w:sz w:val="24"/>
+          <w:szCs w:val="24"/>
+        </w:rPr>
+      </w:pPr>
+      <w:r>
+        <w:rPr>
+          <w:rFonts w:ascii="Times New Roman" w:hAnsi="Times New Roman" w:cs="Times New Roman"/>
+          <w:sz w:val="24"/>
+          <w:szCs w:val="24"/>
+        </w:rPr>
+        <w:t>if(10&gt;1){ }</w:t>
+      </w:r>
+      <w:r>
+        <w:rPr>
+          <w:rFonts w:ascii="Times New Roman" w:hAnsi="Times New Roman" w:cs="Times New Roman"/>
+          <w:sz w:val="24"/>
+          <w:szCs w:val="24"/>
+        </w:rPr>
+        <w:tab/>
+      </w:r>
+      <w:r>
+        <w:rPr>
+          <w:rFonts w:ascii="Times New Roman" w:hAnsi="Times New Roman" w:cs="Times New Roman"/>
+          <w:sz w:val="24"/>
+          <w:szCs w:val="24"/>
+        </w:rPr>
+        <w:tab/>
+      </w:r>
+    </w:p>
+    <w:p>
+      <w:pPr>
+        <w:rPr>
+          <w:rFonts w:ascii="Times New Roman" w:hAnsi="Times New Roman" w:cs="Times New Roman"/>
+          <w:sz w:val="24"/>
+          <w:szCs w:val="24"/>
+        </w:rPr>
+      </w:pPr>
+      <w:r>
+        <w:rPr>
+          <w:rFonts w:ascii="Times New Roman" w:hAnsi="Times New Roman" w:cs="Times New Roman"/>
+          <w:b/>
+          <w:bCs/>
+          <w:sz w:val="24"/>
+          <w:szCs w:val="24"/>
+        </w:rPr>
+        <w:t>5. undefined</w:t>
+      </w:r>
+      <w:r>
+        <w:rPr>
+          <w:rFonts w:ascii="Times New Roman" w:hAnsi="Times New Roman" w:cs="Times New Roman"/>
+          <w:b/>
+          <w:bCs/>
+          <w:sz w:val="24"/>
+          <w:szCs w:val="24"/>
+        </w:rPr>
+        <w:t>:</w:t>
+      </w:r>
       <w:r>
         <w:rPr>
           <w:rFonts w:ascii="Times New Roman" w:hAnsi="Times New Roman" w:cs="Times New Roman"/>
@@ -20315,345 +18240,13 @@
         </w:rPr>
         <w:t xml:space="preserve"> </w:t>
       </w:r>
-      <w:proofErr w:type="spellStart"/>
-      <w:r>
-        <w:rPr>
-          <w:rFonts w:ascii="Times New Roman" w:hAnsi="Times New Roman" w:cs="Times New Roman"/>
-          <w:sz w:val="24"/>
-          <w:szCs w:val="24"/>
-        </w:rPr>
-        <w:t>typeof</w:t>
-      </w:r>
-      <w:proofErr w:type="spellEnd"/>
-      <w:r>
-        <w:rPr>
-          <w:rFonts w:ascii="Times New Roman" w:hAnsi="Times New Roman" w:cs="Times New Roman"/>
-          <w:sz w:val="24"/>
-          <w:szCs w:val="24"/>
-        </w:rPr>
-        <w:t xml:space="preserve"> n =&gt; string </w:t>
-      </w:r>
-      <w:r>
-        <w:rPr>
-          <w:rFonts w:ascii="Times New Roman" w:hAnsi="Times New Roman" w:cs="Times New Roman"/>
-          <w:sz w:val="24"/>
-          <w:szCs w:val="24"/>
-        </w:rPr>
-        <w:tab/>
-      </w:r>
-      <w:r>
-        <w:rPr>
-          <w:rFonts w:ascii="Times New Roman" w:hAnsi="Times New Roman" w:cs="Times New Roman"/>
-          <w:sz w:val="24"/>
-          <w:szCs w:val="24"/>
-        </w:rPr>
-        <w:tab/>
-      </w:r>
-      <w:r>
-        <w:rPr>
-          <w:rFonts w:ascii="Times New Roman" w:hAnsi="Times New Roman" w:cs="Times New Roman"/>
-          <w:sz w:val="24"/>
-          <w:szCs w:val="24"/>
-        </w:rPr>
-        <w:tab/>
-      </w:r>
-    </w:p>
-    <w:p>
-      <w:pPr>
-        <w:rPr>
-          <w:rFonts w:ascii="Times New Roman" w:hAnsi="Times New Roman" w:cs="Times New Roman"/>
-          <w:b/>
-          <w:bCs/>
-          <w:sz w:val="24"/>
-          <w:szCs w:val="24"/>
-        </w:rPr>
-      </w:pPr>
-      <w:r>
-        <w:rPr>
-          <w:rFonts w:ascii="Times New Roman" w:hAnsi="Times New Roman" w:cs="Times New Roman"/>
-          <w:b/>
-          <w:bCs/>
-          <w:sz w:val="24"/>
-          <w:szCs w:val="24"/>
-        </w:rPr>
-        <w:t xml:space="preserve">2. </w:t>
-      </w:r>
-      <w:proofErr w:type="spellStart"/>
-      <w:r>
-        <w:rPr>
-          <w:rFonts w:ascii="Times New Roman" w:hAnsi="Times New Roman" w:cs="Times New Roman"/>
-          <w:b/>
-          <w:bCs/>
-          <w:sz w:val="24"/>
-          <w:szCs w:val="24"/>
-        </w:rPr>
-        <w:t>BigInt</w:t>
-      </w:r>
-      <w:proofErr w:type="spellEnd"/>
-    </w:p>
-    <w:p>
-      <w:pPr>
-        <w:ind w:firstLine="720"/>
-        <w:rPr>
-          <w:rFonts w:ascii="Times New Roman" w:hAnsi="Times New Roman" w:cs="Times New Roman"/>
-          <w:sz w:val="24"/>
-          <w:szCs w:val="24"/>
-        </w:rPr>
-      </w:pPr>
-      <w:r>
-        <w:rPr>
-          <w:rFonts w:ascii="Times New Roman" w:hAnsi="Times New Roman" w:cs="Times New Roman"/>
-          <w:sz w:val="24"/>
-          <w:szCs w:val="24"/>
-        </w:rPr>
-        <w:t xml:space="preserve">2^53-1 and -(2^53-1) this is a range bound </w:t>
-      </w:r>
-    </w:p>
-    <w:p>
-      <w:pPr>
-        <w:ind w:firstLine="720"/>
-        <w:rPr>
-          <w:rFonts w:ascii="Times New Roman" w:hAnsi="Times New Roman" w:cs="Times New Roman"/>
-          <w:sz w:val="24"/>
-          <w:szCs w:val="24"/>
-        </w:rPr>
-      </w:pPr>
-      <w:r>
-        <w:rPr>
-          <w:rFonts w:ascii="Times New Roman" w:hAnsi="Times New Roman" w:cs="Times New Roman"/>
-          <w:sz w:val="24"/>
-          <w:szCs w:val="24"/>
-        </w:rPr>
-        <w:t xml:space="preserve">limitations of number </w:t>
-      </w:r>
-    </w:p>
-    <w:p>
-      <w:pPr>
-        <w:ind w:firstLine="720"/>
-        <w:rPr>
-          <w:rFonts w:ascii="Times New Roman" w:hAnsi="Times New Roman" w:cs="Times New Roman"/>
-          <w:sz w:val="24"/>
-          <w:szCs w:val="24"/>
-        </w:rPr>
-      </w:pPr>
-      <w:r>
-        <w:rPr>
-          <w:rFonts w:ascii="Times New Roman" w:hAnsi="Times New Roman" w:cs="Times New Roman"/>
-          <w:sz w:val="24"/>
-          <w:szCs w:val="24"/>
-        </w:rPr>
-        <w:t>let n = 78654341234724313465564545n;</w:t>
-      </w:r>
-    </w:p>
-    <w:p>
-      <w:pPr>
-        <w:rPr>
-          <w:rFonts w:ascii="Times New Roman" w:hAnsi="Times New Roman" w:cs="Times New Roman"/>
-          <w:b/>
-          <w:bCs/>
-          <w:sz w:val="24"/>
-          <w:szCs w:val="24"/>
-        </w:rPr>
-      </w:pPr>
-      <w:r>
-        <w:rPr>
-          <w:rFonts w:ascii="Times New Roman" w:hAnsi="Times New Roman" w:cs="Times New Roman"/>
-          <w:b/>
-          <w:bCs/>
-          <w:sz w:val="24"/>
-          <w:szCs w:val="24"/>
-        </w:rPr>
-        <w:t xml:space="preserve">3.string </w:t>
-      </w:r>
-    </w:p>
-    <w:p>
-      <w:pPr>
-        <w:ind w:firstLine="720"/>
-        <w:rPr>
-          <w:rFonts w:ascii="Times New Roman" w:hAnsi="Times New Roman" w:cs="Times New Roman"/>
-          <w:sz w:val="24"/>
-          <w:szCs w:val="24"/>
-        </w:rPr>
-      </w:pPr>
-      <w:r>
-        <w:rPr>
-          <w:rFonts w:ascii="Times New Roman" w:hAnsi="Times New Roman" w:cs="Times New Roman"/>
-          <w:sz w:val="24"/>
-          <w:szCs w:val="24"/>
-        </w:rPr>
-        <w:t>let a = "hello";</w:t>
-      </w:r>
-    </w:p>
-    <w:p>
-      <w:pPr>
-        <w:ind w:firstLine="720"/>
-        <w:rPr>
-          <w:rFonts w:ascii="Times New Roman" w:hAnsi="Times New Roman" w:cs="Times New Roman"/>
-          <w:sz w:val="24"/>
-          <w:szCs w:val="24"/>
-        </w:rPr>
-      </w:pPr>
-      <w:r>
-        <w:rPr>
-          <w:rFonts w:ascii="Times New Roman" w:hAnsi="Times New Roman" w:cs="Times New Roman"/>
-          <w:sz w:val="24"/>
-          <w:szCs w:val="24"/>
-        </w:rPr>
-        <w:t>let b = 'hello';</w:t>
-      </w:r>
-    </w:p>
-    <w:p>
-      <w:pPr>
-        <w:ind w:firstLine="720"/>
-        <w:rPr>
-          <w:rFonts w:ascii="Times New Roman" w:hAnsi="Times New Roman" w:cs="Times New Roman"/>
-          <w:sz w:val="24"/>
-          <w:szCs w:val="24"/>
-        </w:rPr>
-      </w:pPr>
-      <w:r>
-        <w:rPr>
-          <w:rFonts w:ascii="Times New Roman" w:hAnsi="Times New Roman" w:cs="Times New Roman"/>
-          <w:sz w:val="24"/>
-          <w:szCs w:val="24"/>
-        </w:rPr>
-        <w:t xml:space="preserve">let c = `hello`; //template string literal </w:t>
-      </w:r>
-    </w:p>
-    <w:p>
-      <w:pPr>
-        <w:rPr>
-          <w:rFonts w:ascii="Times New Roman" w:hAnsi="Times New Roman" w:cs="Times New Roman"/>
-          <w:b/>
-          <w:bCs/>
-          <w:sz w:val="24"/>
-          <w:szCs w:val="24"/>
-        </w:rPr>
-      </w:pPr>
-      <w:r>
-        <w:rPr>
-          <w:rFonts w:ascii="Times New Roman" w:hAnsi="Times New Roman" w:cs="Times New Roman"/>
-          <w:b/>
-          <w:bCs/>
-          <w:sz w:val="24"/>
-          <w:szCs w:val="24"/>
-        </w:rPr>
-        <w:t xml:space="preserve">4. Boolean </w:t>
-      </w:r>
-    </w:p>
-    <w:p>
-      <w:pPr>
-        <w:ind w:firstLine="720"/>
-        <w:rPr>
-          <w:rFonts w:ascii="Times New Roman" w:hAnsi="Times New Roman" w:cs="Times New Roman"/>
-          <w:sz w:val="24"/>
-          <w:szCs w:val="24"/>
-        </w:rPr>
-      </w:pPr>
-      <w:r>
-        <w:rPr>
-          <w:rFonts w:ascii="Times New Roman" w:hAnsi="Times New Roman" w:cs="Times New Roman"/>
-          <w:sz w:val="24"/>
-          <w:szCs w:val="24"/>
-        </w:rPr>
-        <w:t>true or false</w:t>
-      </w:r>
-    </w:p>
-    <w:p>
-      <w:pPr>
-        <w:ind w:firstLine="720"/>
-        <w:rPr>
-          <w:rFonts w:ascii="Times New Roman" w:hAnsi="Times New Roman" w:cs="Times New Roman"/>
-          <w:sz w:val="24"/>
-          <w:szCs w:val="24"/>
-        </w:rPr>
-      </w:pPr>
-      <w:r>
-        <w:rPr>
-          <w:rFonts w:ascii="Times New Roman" w:hAnsi="Times New Roman" w:cs="Times New Roman"/>
-          <w:sz w:val="24"/>
-          <w:szCs w:val="24"/>
-        </w:rPr>
-        <w:t>if(10&gt;1){ }</w:t>
-      </w:r>
-      <w:r>
-        <w:rPr>
-          <w:rFonts w:ascii="Times New Roman" w:hAnsi="Times New Roman" w:cs="Times New Roman"/>
-          <w:sz w:val="24"/>
-          <w:szCs w:val="24"/>
-        </w:rPr>
-        <w:tab/>
-      </w:r>
-      <w:r>
-        <w:rPr>
-          <w:rFonts w:ascii="Times New Roman" w:hAnsi="Times New Roman" w:cs="Times New Roman"/>
-          <w:sz w:val="24"/>
-          <w:szCs w:val="24"/>
-        </w:rPr>
-        <w:tab/>
-      </w:r>
-    </w:p>
-    <w:p>
-      <w:pPr>
-        <w:rPr>
-          <w:rFonts w:ascii="Times New Roman" w:hAnsi="Times New Roman" w:cs="Times New Roman"/>
-          <w:sz w:val="24"/>
-          <w:szCs w:val="24"/>
-        </w:rPr>
-      </w:pPr>
-      <w:r>
-        <w:rPr>
-          <w:rFonts w:ascii="Times New Roman" w:hAnsi="Times New Roman" w:cs="Times New Roman"/>
-          <w:b/>
-          <w:bCs/>
-          <w:sz w:val="24"/>
-          <w:szCs w:val="24"/>
-        </w:rPr>
-        <w:t>5. undefined</w:t>
-      </w:r>
-      <w:r>
-        <w:rPr>
-          <w:rFonts w:ascii="Times New Roman" w:hAnsi="Times New Roman" w:cs="Times New Roman"/>
-          <w:b/>
-          <w:bCs/>
-          <w:sz w:val="24"/>
-          <w:szCs w:val="24"/>
-        </w:rPr>
-        <w:t>:</w:t>
-      </w:r>
-      <w:r>
-        <w:rPr>
-          <w:rFonts w:ascii="Times New Roman" w:hAnsi="Times New Roman" w:cs="Times New Roman"/>
-          <w:sz w:val="24"/>
-          <w:szCs w:val="24"/>
-        </w:rPr>
-        <w:t xml:space="preserve"> </w:t>
-      </w:r>
-      <w:r>
-        <w:rPr>
-          <w:rFonts w:ascii="Times New Roman" w:hAnsi="Times New Roman" w:cs="Times New Roman"/>
-          <w:sz w:val="24"/>
-          <w:szCs w:val="24"/>
-        </w:rPr>
-        <w:t xml:space="preserve">In </w:t>
-      </w:r>
-      <w:proofErr w:type="spellStart"/>
-      <w:r>
-        <w:rPr>
-          <w:rFonts w:ascii="Times New Roman" w:hAnsi="Times New Roman" w:cs="Times New Roman"/>
-          <w:sz w:val="24"/>
-          <w:szCs w:val="24"/>
-        </w:rPr>
-        <w:t>javascript</w:t>
-      </w:r>
-      <w:proofErr w:type="spellEnd"/>
-      <w:r>
-        <w:rPr>
-          <w:rFonts w:ascii="Times New Roman" w:hAnsi="Times New Roman" w:cs="Times New Roman"/>
-          <w:sz w:val="24"/>
-          <w:szCs w:val="24"/>
-        </w:rPr>
-        <w:t xml:space="preserve"> you declare a variable and not assign any value then it will hold undefined it.</w:t>
+      <w:r>
+        <w:rPr>
+          <w:rFonts w:ascii="Times New Roman" w:hAnsi="Times New Roman" w:cs="Times New Roman"/>
+          <w:sz w:val="24"/>
+          <w:szCs w:val="24"/>
+        </w:rPr>
+        <w:t>In javascript you declare a variable and not assign any value then it will hold undefined it.</w:t>
       </w:r>
     </w:p>
     <w:p>
@@ -20743,25 +18336,7 @@
           <w:sz w:val="24"/>
           <w:szCs w:val="24"/>
         </w:rPr>
-        <w:t xml:space="preserve"> in </w:t>
-      </w:r>
-      <w:proofErr w:type="spellStart"/>
-      <w:r>
-        <w:rPr>
-          <w:rFonts w:ascii="Times New Roman" w:hAnsi="Times New Roman" w:cs="Times New Roman"/>
-          <w:sz w:val="24"/>
-          <w:szCs w:val="24"/>
-        </w:rPr>
-        <w:t>javascript</w:t>
-      </w:r>
-      <w:proofErr w:type="spellEnd"/>
-      <w:r>
-        <w:rPr>
-          <w:rFonts w:ascii="Times New Roman" w:hAnsi="Times New Roman" w:cs="Times New Roman"/>
-          <w:sz w:val="24"/>
-          <w:szCs w:val="24"/>
-        </w:rPr>
-        <w:t xml:space="preserve"> null means "reference to non-existing object " –( The </w:t>
+        <w:t xml:space="preserve"> in javascript null means "reference to non-existing object " –( The </w:t>
       </w:r>
       <w:r>
         <w:rPr>
@@ -20809,23 +18384,13 @@
           <w:szCs w:val="24"/>
         </w:rPr>
       </w:pPr>
-      <w:proofErr w:type="spellStart"/>
-      <w:r>
-        <w:rPr>
-          <w:rFonts w:ascii="Times New Roman" w:hAnsi="Times New Roman" w:cs="Times New Roman"/>
-          <w:sz w:val="24"/>
-          <w:szCs w:val="24"/>
-        </w:rPr>
-        <w:t>typeof</w:t>
-      </w:r>
-      <w:proofErr w:type="spellEnd"/>
-      <w:r>
-        <w:rPr>
-          <w:rFonts w:ascii="Times New Roman" w:hAnsi="Times New Roman" w:cs="Times New Roman"/>
-          <w:sz w:val="24"/>
-          <w:szCs w:val="24"/>
-        </w:rPr>
-        <w:t xml:space="preserve"> a =&gt; object </w:t>
+      <w:r>
+        <w:rPr>
+          <w:rFonts w:ascii="Times New Roman" w:hAnsi="Times New Roman" w:cs="Times New Roman"/>
+          <w:sz w:val="24"/>
+          <w:szCs w:val="24"/>
+        </w:rPr>
+        <w:t xml:space="preserve">typeof a =&gt; object </w:t>
       </w:r>
     </w:p>
     <w:p>
@@ -20915,25 +18480,7 @@
           <w:sz w:val="24"/>
           <w:szCs w:val="24"/>
         </w:rPr>
-        <w:t xml:space="preserve">An object in JavaScript is a collection of </w:t>
-      </w:r>
-      <w:proofErr w:type="gramStart"/>
-      <w:r>
-        <w:rPr>
-          <w:rFonts w:ascii="Times New Roman" w:hAnsi="Times New Roman" w:cs="Times New Roman"/>
-          <w:sz w:val="24"/>
-          <w:szCs w:val="24"/>
-        </w:rPr>
-        <w:t>key</w:t>
-      </w:r>
-      <w:proofErr w:type="gramEnd"/>
-      <w:r>
-        <w:rPr>
-          <w:rFonts w:ascii="Times New Roman" w:hAnsi="Times New Roman" w:cs="Times New Roman"/>
-          <w:sz w:val="24"/>
-          <w:szCs w:val="24"/>
-        </w:rPr>
-        <w:t>–value pairs. The keys are always strings or symbols and act as references, while the values can be of any data type—numbers, strings, arrays, other objects, or even functions. Because of this flexibility, objects can hold multiple related values together and are the most commonly used structure to model real-world entities.”</w:t>
+        <w:t>An object in JavaScript is a collection of key–value pairs. The keys are always strings or symbols and act as references, while the values can be of any data type—numbers, strings, arrays, other objects, or even functions. Because of this flexibility, objects can hold multiple related values together and are the most commonly used structure to model real-world entities.”</w:t>
       </w:r>
     </w:p>
     <w:p>
@@ -21501,23 +19048,13 @@
           <w:szCs w:val="24"/>
         </w:rPr>
       </w:pPr>
-      <w:proofErr w:type="spellStart"/>
-      <w:r>
-        <w:rPr>
-          <w:rFonts w:ascii="Times New Roman" w:hAnsi="Times New Roman" w:cs="Times New Roman"/>
-          <w:sz w:val="24"/>
-          <w:szCs w:val="24"/>
-        </w:rPr>
-        <w:t>objectName.newKey</w:t>
-      </w:r>
-      <w:proofErr w:type="spellEnd"/>
-      <w:r>
-        <w:rPr>
-          <w:rFonts w:ascii="Times New Roman" w:hAnsi="Times New Roman" w:cs="Times New Roman"/>
-          <w:sz w:val="24"/>
-          <w:szCs w:val="24"/>
-        </w:rPr>
-        <w:t xml:space="preserve"> = value</w:t>
+      <w:r>
+        <w:rPr>
+          <w:rFonts w:ascii="Times New Roman" w:hAnsi="Times New Roman" w:cs="Times New Roman"/>
+          <w:sz w:val="24"/>
+          <w:szCs w:val="24"/>
+        </w:rPr>
+        <w:t>objectName.newKey = value</w:t>
       </w:r>
       <w:r>
         <w:rPr>
@@ -21870,25 +19407,7 @@
           <w:sz w:val="24"/>
           <w:szCs w:val="24"/>
         </w:rPr>
-        <w:t xml:space="preserve">Arrays: Collection of </w:t>
-      </w:r>
-      <w:proofErr w:type="gramStart"/>
-      <w:r>
-        <w:rPr>
-          <w:rFonts w:ascii="Times New Roman" w:hAnsi="Times New Roman" w:cs="Times New Roman"/>
-          <w:sz w:val="24"/>
-          <w:szCs w:val="24"/>
-        </w:rPr>
-        <w:t>element</w:t>
-      </w:r>
-      <w:proofErr w:type="gramEnd"/>
-      <w:r>
-        <w:rPr>
-          <w:rFonts w:ascii="Times New Roman" w:hAnsi="Times New Roman" w:cs="Times New Roman"/>
-          <w:sz w:val="24"/>
-          <w:szCs w:val="24"/>
-        </w:rPr>
-        <w:t xml:space="preserve"> or ordered </w:t>
+        <w:t xml:space="preserve">Arrays: Collection of element or ordered </w:t>
       </w:r>
       <w:r>
         <w:rPr>
@@ -21929,41 +19448,13 @@
           <w:szCs w:val="24"/>
         </w:rPr>
       </w:pPr>
-      <w:proofErr w:type="spellStart"/>
-      <w:r>
-        <w:rPr>
-          <w:rFonts w:ascii="Times New Roman" w:hAnsi="Times New Roman" w:cs="Times New Roman"/>
-          <w:sz w:val="24"/>
-          <w:szCs w:val="24"/>
-        </w:rPr>
-        <w:t>ler</w:t>
-      </w:r>
-      <w:proofErr w:type="spellEnd"/>
-      <w:r>
-        <w:rPr>
-          <w:rFonts w:ascii="Times New Roman" w:hAnsi="Times New Roman" w:cs="Times New Roman"/>
-          <w:sz w:val="24"/>
-          <w:szCs w:val="24"/>
-        </w:rPr>
-        <w:t xml:space="preserve"> </w:t>
-      </w:r>
-      <w:proofErr w:type="spellStart"/>
-      <w:r>
-        <w:rPr>
-          <w:rFonts w:ascii="Times New Roman" w:hAnsi="Times New Roman" w:cs="Times New Roman"/>
-          <w:sz w:val="24"/>
-          <w:szCs w:val="24"/>
-        </w:rPr>
-        <w:t>arr</w:t>
-      </w:r>
-      <w:proofErr w:type="spellEnd"/>
-      <w:r>
-        <w:rPr>
-          <w:rFonts w:ascii="Times New Roman" w:hAnsi="Times New Roman" w:cs="Times New Roman"/>
-          <w:sz w:val="24"/>
-          <w:szCs w:val="24"/>
-        </w:rPr>
-        <w:t xml:space="preserve"> = new Array(); //not much preferred way</w:t>
+      <w:r>
+        <w:rPr>
+          <w:rFonts w:ascii="Times New Roman" w:hAnsi="Times New Roman" w:cs="Times New Roman"/>
+          <w:sz w:val="24"/>
+          <w:szCs w:val="24"/>
+        </w:rPr>
+        <w:t>ler arr = new Array(); //not much preferred way</w:t>
       </w:r>
     </w:p>
     <w:p>
@@ -21985,25 +19476,7 @@
           <w:sz w:val="24"/>
           <w:szCs w:val="24"/>
         </w:rPr>
-        <w:t xml:space="preserve">let </w:t>
-      </w:r>
-      <w:proofErr w:type="spellStart"/>
-      <w:r>
-        <w:rPr>
-          <w:rFonts w:ascii="Times New Roman" w:hAnsi="Times New Roman" w:cs="Times New Roman"/>
-          <w:sz w:val="24"/>
-          <w:szCs w:val="24"/>
-        </w:rPr>
-        <w:t>arr</w:t>
-      </w:r>
-      <w:proofErr w:type="spellEnd"/>
-      <w:r>
-        <w:rPr>
-          <w:rFonts w:ascii="Times New Roman" w:hAnsi="Times New Roman" w:cs="Times New Roman"/>
-          <w:sz w:val="24"/>
-          <w:szCs w:val="24"/>
-        </w:rPr>
-        <w:t xml:space="preserve"> = {};</w:t>
+        <w:t>let arr = {};</w:t>
       </w:r>
     </w:p>
     <w:p>
@@ -22167,116 +19640,397 @@
         </w:rPr>
         <w:t xml:space="preserve">, </w:t>
       </w:r>
-      <w:proofErr w:type="spellStart"/>
-      <w:r>
-        <w:rPr>
-          <w:rFonts w:ascii="Times New Roman" w:hAnsi="Times New Roman" w:cs="Times New Roman"/>
+      <w:r>
+        <w:rPr>
+          <w:rFonts w:ascii="Times New Roman" w:hAnsi="Times New Roman" w:cs="Times New Roman"/>
+          <w:sz w:val="24"/>
+          <w:szCs w:val="24"/>
+        </w:rPr>
+        <w:t>indexOf(), forEach(), filter(), map(), includes(), sort(), reverse(), reduce(), concat(), join(), flat()</w:t>
+      </w:r>
+    </w:p>
+    <w:p>
+      <w:pPr>
+        <w:rPr>
+          <w:rFonts w:ascii="Times New Roman" w:hAnsi="Times New Roman" w:cs="Times New Roman"/>
+          <w:sz w:val="24"/>
+          <w:szCs w:val="24"/>
+        </w:rPr>
+      </w:pPr>
+      <w:r>
+        <w:rPr>
+          <w:rFonts w:ascii="Times New Roman" w:hAnsi="Times New Roman" w:cs="Times New Roman"/>
+          <w:b/>
+          <w:bCs/>
+          <w:sz w:val="24"/>
+          <w:szCs w:val="24"/>
+        </w:rPr>
+        <w:t>p</w:t>
+      </w:r>
+      <w:r>
+        <w:rPr>
+          <w:rFonts w:ascii="Times New Roman" w:hAnsi="Times New Roman" w:cs="Times New Roman"/>
+          <w:b/>
+          <w:bCs/>
+          <w:sz w:val="24"/>
+          <w:szCs w:val="24"/>
+        </w:rPr>
+        <w:t xml:space="preserve">ush and </w:t>
+      </w:r>
+      <w:r>
+        <w:rPr>
+          <w:rFonts w:ascii="Times New Roman" w:hAnsi="Times New Roman" w:cs="Times New Roman"/>
+          <w:b/>
+          <w:bCs/>
+          <w:sz w:val="24"/>
+          <w:szCs w:val="24"/>
+        </w:rPr>
+        <w:t>p</w:t>
+      </w:r>
+      <w:r>
+        <w:rPr>
+          <w:rFonts w:ascii="Times New Roman" w:hAnsi="Times New Roman" w:cs="Times New Roman"/>
+          <w:b/>
+          <w:bCs/>
+          <w:sz w:val="24"/>
+          <w:szCs w:val="24"/>
+        </w:rPr>
+        <w:t>op</w:t>
+      </w:r>
+      <w:r>
+        <w:rPr>
+          <w:rFonts w:ascii="Times New Roman" w:hAnsi="Times New Roman" w:cs="Times New Roman"/>
+          <w:sz w:val="24"/>
+          <w:szCs w:val="24"/>
+        </w:rPr>
+        <w:t xml:space="preserve"> will act on end of the array. (</w:t>
+      </w:r>
+      <w:r>
+        <w:rPr>
+          <w:rFonts w:ascii="Times New Roman" w:hAnsi="Times New Roman" w:cs="Times New Roman"/>
+          <w:b/>
+          <w:bCs/>
+          <w:color w:val="833C0B" w:themeColor="accent2" w:themeShade="80"/>
+          <w:sz w:val="24"/>
+          <w:szCs w:val="24"/>
+        </w:rPr>
+        <w:t>add and remove at end</w:t>
+      </w:r>
+      <w:r>
+        <w:rPr>
+          <w:rFonts w:ascii="Times New Roman" w:hAnsi="Times New Roman" w:cs="Times New Roman"/>
+          <w:sz w:val="24"/>
+          <w:szCs w:val="24"/>
+        </w:rPr>
+        <w:t>)</w:t>
+      </w:r>
+    </w:p>
+    <w:p>
+      <w:pPr>
+        <w:rPr>
+          <w:rFonts w:ascii="Times New Roman" w:hAnsi="Times New Roman" w:cs="Times New Roman"/>
+          <w:sz w:val="24"/>
+          <w:szCs w:val="24"/>
+        </w:rPr>
+      </w:pPr>
+      <w:r>
+        <w:rPr>
+          <w:rFonts w:ascii="Times New Roman" w:hAnsi="Times New Roman" w:cs="Times New Roman"/>
+          <w:b/>
+          <w:bCs/>
+          <w:sz w:val="24"/>
+          <w:szCs w:val="24"/>
+        </w:rPr>
+        <w:t>s</w:t>
+      </w:r>
+      <w:r>
+        <w:rPr>
+          <w:rFonts w:ascii="Times New Roman" w:hAnsi="Times New Roman" w:cs="Times New Roman"/>
+          <w:b/>
+          <w:bCs/>
+          <w:sz w:val="24"/>
+          <w:szCs w:val="24"/>
+        </w:rPr>
+        <w:t xml:space="preserve">hift, </w:t>
+      </w:r>
+      <w:r>
+        <w:rPr>
+          <w:rFonts w:ascii="Times New Roman" w:hAnsi="Times New Roman" w:cs="Times New Roman"/>
+          <w:b/>
+          <w:bCs/>
+          <w:sz w:val="24"/>
+          <w:szCs w:val="24"/>
+        </w:rPr>
+        <w:t>u</w:t>
+      </w:r>
+      <w:r>
+        <w:rPr>
+          <w:rFonts w:ascii="Times New Roman" w:hAnsi="Times New Roman" w:cs="Times New Roman"/>
+          <w:b/>
+          <w:bCs/>
+          <w:sz w:val="24"/>
+          <w:szCs w:val="24"/>
+        </w:rPr>
+        <w:t>nshift</w:t>
+      </w:r>
+      <w:r>
+        <w:rPr>
+          <w:rFonts w:ascii="Times New Roman" w:hAnsi="Times New Roman" w:cs="Times New Roman"/>
+          <w:sz w:val="24"/>
+          <w:szCs w:val="24"/>
+        </w:rPr>
+        <w:t xml:space="preserve"> will act on start of the array. (</w:t>
+      </w:r>
+      <w:r>
+        <w:rPr>
+          <w:rFonts w:ascii="Times New Roman" w:hAnsi="Times New Roman" w:cs="Times New Roman"/>
+          <w:b/>
+          <w:bCs/>
+          <w:color w:val="833C0B" w:themeColor="accent2" w:themeShade="80"/>
+          <w:sz w:val="24"/>
+          <w:szCs w:val="24"/>
+        </w:rPr>
+        <w:t>add and remove at start</w:t>
+      </w:r>
+      <w:r>
+        <w:rPr>
+          <w:rFonts w:ascii="Times New Roman" w:hAnsi="Times New Roman" w:cs="Times New Roman"/>
+          <w:sz w:val="24"/>
+          <w:szCs w:val="24"/>
+        </w:rPr>
+        <w:t>)</w:t>
+      </w:r>
+    </w:p>
+    <w:p>
+      <w:pPr>
+        <w:rPr>
+          <w:rFonts w:ascii="Times New Roman" w:hAnsi="Times New Roman" w:cs="Times New Roman"/>
+          <w:b/>
+          <w:bCs/>
+          <w:sz w:val="24"/>
+          <w:szCs w:val="24"/>
+        </w:rPr>
+      </w:pPr>
+      <w:r>
+        <w:rPr>
+          <w:rFonts w:ascii="Times New Roman" w:hAnsi="Times New Roman" w:cs="Times New Roman"/>
+          <w:b/>
+          <w:bCs/>
+          <w:sz w:val="24"/>
+          <w:szCs w:val="24"/>
+        </w:rPr>
+        <w:t>s</w:t>
+      </w:r>
+      <w:r>
+        <w:rPr>
+          <w:rFonts w:ascii="Times New Roman" w:hAnsi="Times New Roman" w:cs="Times New Roman"/>
+          <w:b/>
+          <w:bCs/>
+          <w:sz w:val="24"/>
+          <w:szCs w:val="24"/>
+        </w:rPr>
+        <w:t xml:space="preserve">lice </w:t>
+      </w:r>
+      <w:r>
+        <w:rPr>
+          <w:rFonts w:ascii="Times New Roman" w:hAnsi="Times New Roman" w:cs="Times New Roman"/>
+          <w:sz w:val="24"/>
+          <w:szCs w:val="24"/>
+        </w:rPr>
+        <w:t>return a part of the array (</w:t>
+      </w:r>
+      <w:r>
+        <w:rPr>
+          <w:rFonts w:ascii="Times New Roman" w:hAnsi="Times New Roman" w:cs="Times New Roman"/>
+          <w:b/>
+          <w:bCs/>
+          <w:color w:val="833C0B" w:themeColor="accent2" w:themeShade="80"/>
+          <w:sz w:val="24"/>
+          <w:szCs w:val="24"/>
+        </w:rPr>
+        <w:t>does not modify original</w:t>
+      </w:r>
+      <w:r>
+        <w:rPr>
+          <w:rFonts w:ascii="Times New Roman" w:hAnsi="Times New Roman" w:cs="Times New Roman"/>
+          <w:sz w:val="24"/>
+          <w:szCs w:val="24"/>
+        </w:rPr>
+        <w:t>)</w:t>
+      </w:r>
+    </w:p>
+    <w:p>
+      <w:pPr>
+        <w:rPr>
+          <w:rFonts w:ascii="Times New Roman" w:hAnsi="Times New Roman" w:cs="Times New Roman"/>
+          <w:b/>
+          <w:bCs/>
+          <w:sz w:val="24"/>
+          <w:szCs w:val="24"/>
+        </w:rPr>
+      </w:pPr>
+      <w:r>
+        <w:rPr>
+          <w:rFonts w:ascii="Times New Roman" w:hAnsi="Times New Roman" w:cs="Times New Roman"/>
+          <w:b/>
+          <w:bCs/>
+          <w:sz w:val="24"/>
+          <w:szCs w:val="24"/>
+        </w:rPr>
+        <w:t xml:space="preserve">splice </w:t>
+      </w:r>
+      <w:r>
+        <w:rPr>
+          <w:rFonts w:ascii="Times New Roman" w:hAnsi="Times New Roman" w:cs="Times New Roman"/>
+          <w:sz w:val="24"/>
+          <w:szCs w:val="24"/>
+        </w:rPr>
+        <w:t>adds/removes elements (</w:t>
+      </w:r>
+      <w:r>
+        <w:rPr>
+          <w:rFonts w:ascii="Times New Roman" w:hAnsi="Times New Roman" w:cs="Times New Roman"/>
+          <w:b/>
+          <w:bCs/>
+          <w:color w:val="833C0B" w:themeColor="accent2" w:themeShade="80"/>
+          <w:sz w:val="24"/>
+          <w:szCs w:val="24"/>
+        </w:rPr>
+        <w:t>modifies original array</w:t>
+      </w:r>
+      <w:r>
+        <w:rPr>
+          <w:rFonts w:ascii="Times New Roman" w:hAnsi="Times New Roman" w:cs="Times New Roman"/>
+          <w:sz w:val="24"/>
+          <w:szCs w:val="24"/>
+        </w:rPr>
+        <w:t>)</w:t>
+      </w:r>
+    </w:p>
+    <w:p>
+      <w:pPr>
+        <w:rPr>
+          <w:rFonts w:ascii="Times New Roman" w:hAnsi="Times New Roman" w:cs="Times New Roman"/>
+          <w:b/>
+          <w:bCs/>
+          <w:sz w:val="24"/>
+          <w:szCs w:val="24"/>
+        </w:rPr>
+      </w:pPr>
+      <w:r>
+        <w:rPr>
+          <w:rFonts w:ascii="Times New Roman" w:hAnsi="Times New Roman" w:cs="Times New Roman"/>
+          <w:b/>
+          <w:bCs/>
+          <w:sz w:val="24"/>
+          <w:szCs w:val="24"/>
+        </w:rPr>
+        <w:t xml:space="preserve">find </w:t>
+      </w:r>
+      <w:r>
+        <w:rPr>
+          <w:rFonts w:ascii="Times New Roman" w:hAnsi="Times New Roman" w:cs="Times New Roman"/>
+          <w:sz w:val="24"/>
+          <w:szCs w:val="24"/>
+        </w:rPr>
+        <w:t>returns the first element that matches a condition</w:t>
+      </w:r>
+    </w:p>
+    <w:p>
+      <w:pPr>
+        <w:rPr>
+          <w:rFonts w:ascii="Times New Roman" w:hAnsi="Times New Roman" w:cs="Times New Roman"/>
+          <w:b/>
+          <w:bCs/>
+          <w:sz w:val="24"/>
+          <w:szCs w:val="24"/>
+        </w:rPr>
+      </w:pPr>
+      <w:r>
+        <w:rPr>
+          <w:rFonts w:ascii="Times New Roman" w:hAnsi="Times New Roman" w:cs="Times New Roman"/>
+          <w:b/>
+          <w:bCs/>
           <w:sz w:val="24"/>
           <w:szCs w:val="24"/>
         </w:rPr>
         <w:t>indexOf</w:t>
       </w:r>
-      <w:proofErr w:type="spellEnd"/>
-      <w:r>
-        <w:rPr>
-          <w:rFonts w:ascii="Times New Roman" w:hAnsi="Times New Roman" w:cs="Times New Roman"/>
-          <w:sz w:val="24"/>
-          <w:szCs w:val="24"/>
-        </w:rPr>
-        <w:t xml:space="preserve">(), </w:t>
-      </w:r>
-      <w:proofErr w:type="spellStart"/>
-      <w:r>
-        <w:rPr>
-          <w:rFonts w:ascii="Times New Roman" w:hAnsi="Times New Roman" w:cs="Times New Roman"/>
+      <w:r>
+        <w:rPr>
+          <w:rFonts w:ascii="Times New Roman" w:hAnsi="Times New Roman" w:cs="Times New Roman"/>
+          <w:sz w:val="24"/>
+          <w:szCs w:val="24"/>
+        </w:rPr>
+        <w:t xml:space="preserve"> returns the index of a value (</w:t>
+      </w:r>
+      <w:r>
+        <w:rPr>
+          <w:rFonts w:ascii="Times New Roman" w:hAnsi="Times New Roman" w:cs="Times New Roman"/>
+          <w:b/>
+          <w:bCs/>
+          <w:color w:val="833C0B" w:themeColor="accent2" w:themeShade="80"/>
+          <w:sz w:val="24"/>
+          <w:szCs w:val="24"/>
+        </w:rPr>
+        <w:t>-1 if not found</w:t>
+      </w:r>
+      <w:r>
+        <w:rPr>
+          <w:rFonts w:ascii="Times New Roman" w:hAnsi="Times New Roman" w:cs="Times New Roman"/>
+          <w:sz w:val="24"/>
+          <w:szCs w:val="24"/>
+        </w:rPr>
+        <w:t>)</w:t>
+      </w:r>
+    </w:p>
+    <w:p>
+      <w:pPr>
+        <w:rPr>
+          <w:rFonts w:ascii="Times New Roman" w:hAnsi="Times New Roman" w:cs="Times New Roman"/>
+          <w:b/>
+          <w:bCs/>
+          <w:sz w:val="24"/>
+          <w:szCs w:val="24"/>
+        </w:rPr>
+      </w:pPr>
+      <w:r>
+        <w:rPr>
+          <w:rFonts w:ascii="Times New Roman" w:hAnsi="Times New Roman" w:cs="Times New Roman"/>
+          <w:b/>
+          <w:bCs/>
           <w:sz w:val="24"/>
           <w:szCs w:val="24"/>
         </w:rPr>
         <w:t>forEach</w:t>
       </w:r>
-      <w:proofErr w:type="spellEnd"/>
-      <w:r>
-        <w:rPr>
-          <w:rFonts w:ascii="Times New Roman" w:hAnsi="Times New Roman" w:cs="Times New Roman"/>
-          <w:sz w:val="24"/>
-          <w:szCs w:val="24"/>
-        </w:rPr>
-        <w:t xml:space="preserve">(), filter(), map(), includes(), sort(), reverse(), reduce(), </w:t>
-      </w:r>
-      <w:proofErr w:type="spellStart"/>
-      <w:r>
-        <w:rPr>
-          <w:rFonts w:ascii="Times New Roman" w:hAnsi="Times New Roman" w:cs="Times New Roman"/>
-          <w:sz w:val="24"/>
-          <w:szCs w:val="24"/>
-        </w:rPr>
-        <w:t>concat</w:t>
-      </w:r>
-      <w:proofErr w:type="spellEnd"/>
-      <w:r>
-        <w:rPr>
-          <w:rFonts w:ascii="Times New Roman" w:hAnsi="Times New Roman" w:cs="Times New Roman"/>
-          <w:sz w:val="24"/>
-          <w:szCs w:val="24"/>
-        </w:rPr>
-        <w:t>(), join(), flat()</w:t>
-      </w:r>
-    </w:p>
-    <w:p>
-      <w:pPr>
-        <w:rPr>
-          <w:rFonts w:ascii="Times New Roman" w:hAnsi="Times New Roman" w:cs="Times New Roman"/>
-          <w:sz w:val="24"/>
-          <w:szCs w:val="24"/>
-        </w:rPr>
-      </w:pPr>
-      <w:r>
-        <w:rPr>
-          <w:rFonts w:ascii="Times New Roman" w:hAnsi="Times New Roman" w:cs="Times New Roman"/>
-          <w:b/>
-          <w:bCs/>
-          <w:sz w:val="24"/>
-          <w:szCs w:val="24"/>
-        </w:rPr>
-        <w:t>p</w:t>
-      </w:r>
-      <w:r>
-        <w:rPr>
-          <w:rFonts w:ascii="Times New Roman" w:hAnsi="Times New Roman" w:cs="Times New Roman"/>
-          <w:b/>
-          <w:bCs/>
-          <w:sz w:val="24"/>
-          <w:szCs w:val="24"/>
-        </w:rPr>
-        <w:t xml:space="preserve">ush and </w:t>
-      </w:r>
-      <w:r>
-        <w:rPr>
-          <w:rFonts w:ascii="Times New Roman" w:hAnsi="Times New Roman" w:cs="Times New Roman"/>
-          <w:b/>
-          <w:bCs/>
-          <w:sz w:val="24"/>
-          <w:szCs w:val="24"/>
-        </w:rPr>
-        <w:t>p</w:t>
-      </w:r>
-      <w:r>
-        <w:rPr>
-          <w:rFonts w:ascii="Times New Roman" w:hAnsi="Times New Roman" w:cs="Times New Roman"/>
-          <w:b/>
-          <w:bCs/>
-          <w:sz w:val="24"/>
-          <w:szCs w:val="24"/>
-        </w:rPr>
-        <w:t>op</w:t>
-      </w:r>
-      <w:r>
-        <w:rPr>
-          <w:rFonts w:ascii="Times New Roman" w:hAnsi="Times New Roman" w:cs="Times New Roman"/>
-          <w:sz w:val="24"/>
-          <w:szCs w:val="24"/>
-        </w:rPr>
-        <w:t xml:space="preserve"> will act on end of the array. (</w:t>
+      <w:r>
+        <w:rPr>
+          <w:rFonts w:ascii="Times New Roman" w:hAnsi="Times New Roman" w:cs="Times New Roman"/>
+          <w:b/>
+          <w:bCs/>
+          <w:sz w:val="24"/>
+          <w:szCs w:val="24"/>
+        </w:rPr>
+        <w:t xml:space="preserve"> </w:t>
+      </w:r>
+      <w:r>
+        <w:rPr>
+          <w:rFonts w:ascii="Times New Roman" w:hAnsi="Times New Roman" w:cs="Times New Roman"/>
+          <w:sz w:val="24"/>
+          <w:szCs w:val="24"/>
+        </w:rPr>
+        <w:t xml:space="preserve">loops through the array </w:t>
+      </w:r>
+      <w:r>
+        <w:rPr>
+          <w:rFonts w:ascii="Times New Roman" w:hAnsi="Times New Roman" w:cs="Times New Roman"/>
+          <w:b/>
+          <w:bCs/>
+          <w:sz w:val="24"/>
+          <w:szCs w:val="24"/>
+        </w:rPr>
+        <w:t>(</w:t>
       </w:r>
       <w:r>
         <w:rPr>
@@ -22287,11 +20041,13 @@
           <w:sz w:val="24"/>
           <w:szCs w:val="24"/>
         </w:rPr>
-        <w:t>add and remove at end</w:t>
-      </w:r>
-      <w:r>
-        <w:rPr>
-          <w:rFonts w:ascii="Times New Roman" w:hAnsi="Times New Roman" w:cs="Times New Roman"/>
+        <w:t>no return value</w:t>
+      </w:r>
+      <w:r>
+        <w:rPr>
+          <w:rFonts w:ascii="Times New Roman" w:hAnsi="Times New Roman" w:cs="Times New Roman"/>
+          <w:b/>
+          <w:bCs/>
           <w:sz w:val="24"/>
           <w:szCs w:val="24"/>
         </w:rPr>
@@ -22302,57 +20058,136 @@
       <w:pPr>
         <w:rPr>
           <w:rFonts w:ascii="Times New Roman" w:hAnsi="Times New Roman" w:cs="Times New Roman"/>
-          <w:sz w:val="24"/>
-          <w:szCs w:val="24"/>
-        </w:rPr>
-      </w:pPr>
-      <w:r>
-        <w:rPr>
-          <w:rFonts w:ascii="Times New Roman" w:hAnsi="Times New Roman" w:cs="Times New Roman"/>
-          <w:b/>
-          <w:bCs/>
-          <w:sz w:val="24"/>
-          <w:szCs w:val="24"/>
-        </w:rPr>
-        <w:t>s</w:t>
-      </w:r>
-      <w:r>
-        <w:rPr>
-          <w:rFonts w:ascii="Times New Roman" w:hAnsi="Times New Roman" w:cs="Times New Roman"/>
-          <w:b/>
-          <w:bCs/>
-          <w:sz w:val="24"/>
-          <w:szCs w:val="24"/>
-        </w:rPr>
-        <w:t xml:space="preserve">hift, </w:t>
-      </w:r>
-      <w:r>
-        <w:rPr>
-          <w:rFonts w:ascii="Times New Roman" w:hAnsi="Times New Roman" w:cs="Times New Roman"/>
-          <w:b/>
-          <w:bCs/>
-          <w:sz w:val="24"/>
-          <w:szCs w:val="24"/>
-        </w:rPr>
-        <w:t>u</w:t>
-      </w:r>
-      <w:r>
-        <w:rPr>
-          <w:rFonts w:ascii="Times New Roman" w:hAnsi="Times New Roman" w:cs="Times New Roman"/>
-          <w:b/>
-          <w:bCs/>
-          <w:sz w:val="24"/>
-          <w:szCs w:val="24"/>
-        </w:rPr>
-        <w:t>nshift</w:t>
-      </w:r>
-      <w:r>
-        <w:rPr>
-          <w:rFonts w:ascii="Times New Roman" w:hAnsi="Times New Roman" w:cs="Times New Roman"/>
-          <w:sz w:val="24"/>
-          <w:szCs w:val="24"/>
-        </w:rPr>
-        <w:t xml:space="preserve"> will act on start of the array. (</w:t>
+          <w:b/>
+          <w:bCs/>
+          <w:sz w:val="24"/>
+          <w:szCs w:val="24"/>
+        </w:rPr>
+      </w:pPr>
+      <w:r>
+        <w:rPr>
+          <w:rFonts w:ascii="Times New Roman" w:hAnsi="Times New Roman" w:cs="Times New Roman"/>
+          <w:b/>
+          <w:bCs/>
+          <w:sz w:val="24"/>
+          <w:szCs w:val="24"/>
+        </w:rPr>
+        <w:t xml:space="preserve">filter </w:t>
+      </w:r>
+      <w:r>
+        <w:rPr>
+          <w:rFonts w:ascii="Times New Roman" w:hAnsi="Times New Roman" w:cs="Times New Roman"/>
+          <w:sz w:val="24"/>
+          <w:szCs w:val="24"/>
+        </w:rPr>
+        <w:t>returns a new array with elements that match a condition</w:t>
+      </w:r>
+      <w:r>
+        <w:rPr>
+          <w:rFonts w:ascii="Times New Roman" w:hAnsi="Times New Roman" w:cs="Times New Roman"/>
+          <w:b/>
+          <w:bCs/>
+          <w:sz w:val="24"/>
+          <w:szCs w:val="24"/>
+        </w:rPr>
+        <w:t xml:space="preserve"> </w:t>
+      </w:r>
+    </w:p>
+    <w:p>
+      <w:pPr>
+        <w:rPr>
+          <w:rFonts w:ascii="Times New Roman" w:hAnsi="Times New Roman" w:cs="Times New Roman"/>
+          <w:b/>
+          <w:bCs/>
+          <w:sz w:val="24"/>
+          <w:szCs w:val="24"/>
+        </w:rPr>
+      </w:pPr>
+      <w:r>
+        <w:rPr>
+          <w:rFonts w:ascii="Times New Roman" w:hAnsi="Times New Roman" w:cs="Times New Roman"/>
+          <w:b/>
+          <w:bCs/>
+          <w:sz w:val="24"/>
+          <w:szCs w:val="24"/>
+        </w:rPr>
+        <w:t>map</w:t>
+      </w:r>
+      <w:r>
+        <w:rPr>
+          <w:rFonts w:ascii="Times New Roman" w:hAnsi="Times New Roman" w:cs="Times New Roman"/>
+          <w:b/>
+          <w:bCs/>
+          <w:sz w:val="24"/>
+          <w:szCs w:val="24"/>
+        </w:rPr>
+        <w:t xml:space="preserve"> </w:t>
+      </w:r>
+      <w:r>
+        <w:rPr>
+          <w:rFonts w:ascii="Times New Roman" w:hAnsi="Times New Roman" w:cs="Times New Roman"/>
+          <w:sz w:val="24"/>
+          <w:szCs w:val="24"/>
+        </w:rPr>
+        <w:t>transforms each element and returns a new array</w:t>
+      </w:r>
+    </w:p>
+    <w:p>
+      <w:pPr>
+        <w:rPr>
+          <w:rFonts w:ascii="Times New Roman" w:hAnsi="Times New Roman" w:cs="Times New Roman"/>
+          <w:b/>
+          <w:bCs/>
+          <w:sz w:val="24"/>
+          <w:szCs w:val="24"/>
+        </w:rPr>
+      </w:pPr>
+      <w:r>
+        <w:rPr>
+          <w:rFonts w:ascii="Times New Roman" w:hAnsi="Times New Roman" w:cs="Times New Roman"/>
+          <w:b/>
+          <w:bCs/>
+          <w:sz w:val="24"/>
+          <w:szCs w:val="24"/>
+        </w:rPr>
+        <w:t xml:space="preserve">includes </w:t>
+      </w:r>
+      <w:r>
+        <w:rPr>
+          <w:rFonts w:ascii="Times New Roman" w:hAnsi="Times New Roman" w:cs="Times New Roman"/>
+          <w:sz w:val="24"/>
+          <w:szCs w:val="24"/>
+        </w:rPr>
+        <w:t>checks if a value exists in the array</w:t>
+      </w:r>
+    </w:p>
+    <w:p>
+      <w:pPr>
+        <w:rPr>
+          <w:rFonts w:ascii="Times New Roman" w:hAnsi="Times New Roman" w:cs="Times New Roman"/>
+          <w:b/>
+          <w:bCs/>
+          <w:sz w:val="24"/>
+          <w:szCs w:val="24"/>
+        </w:rPr>
+      </w:pPr>
+      <w:r>
+        <w:rPr>
+          <w:rFonts w:ascii="Times New Roman" w:hAnsi="Times New Roman" w:cs="Times New Roman"/>
+          <w:b/>
+          <w:bCs/>
+          <w:sz w:val="24"/>
+          <w:szCs w:val="24"/>
+        </w:rPr>
+        <w:t xml:space="preserve">sort </w:t>
+      </w:r>
+      <w:r>
+        <w:rPr>
+          <w:rFonts w:ascii="Times New Roman" w:hAnsi="Times New Roman" w:cs="Times New Roman"/>
+          <w:sz w:val="24"/>
+          <w:szCs w:val="24"/>
+        </w:rPr>
+        <w:t>sorts the array (</w:t>
       </w:r>
       <w:r>
         <w:rPr>
@@ -22363,7 +20198,7 @@
           <w:sz w:val="24"/>
           <w:szCs w:val="24"/>
         </w:rPr>
-        <w:t>add and remove at start</w:t>
+        <w:t>as strings by default</w:t>
       </w:r>
       <w:r>
         <w:rPr>
@@ -22392,418 +20227,6 @@
           <w:sz w:val="24"/>
           <w:szCs w:val="24"/>
         </w:rPr>
-        <w:t>s</w:t>
-      </w:r>
-      <w:r>
-        <w:rPr>
-          <w:rFonts w:ascii="Times New Roman" w:hAnsi="Times New Roman" w:cs="Times New Roman"/>
-          <w:b/>
-          <w:bCs/>
-          <w:sz w:val="24"/>
-          <w:szCs w:val="24"/>
-        </w:rPr>
-        <w:t xml:space="preserve">lice </w:t>
-      </w:r>
-      <w:r>
-        <w:rPr>
-          <w:rFonts w:ascii="Times New Roman" w:hAnsi="Times New Roman" w:cs="Times New Roman"/>
-          <w:sz w:val="24"/>
-          <w:szCs w:val="24"/>
-        </w:rPr>
-        <w:t>return a part of the array (</w:t>
-      </w:r>
-      <w:r>
-        <w:rPr>
-          <w:rFonts w:ascii="Times New Roman" w:hAnsi="Times New Roman" w:cs="Times New Roman"/>
-          <w:b/>
-          <w:bCs/>
-          <w:color w:val="833C0B" w:themeColor="accent2" w:themeShade="80"/>
-          <w:sz w:val="24"/>
-          <w:szCs w:val="24"/>
-        </w:rPr>
-        <w:t>does not modify original</w:t>
-      </w:r>
-      <w:r>
-        <w:rPr>
-          <w:rFonts w:ascii="Times New Roman" w:hAnsi="Times New Roman" w:cs="Times New Roman"/>
-          <w:sz w:val="24"/>
-          <w:szCs w:val="24"/>
-        </w:rPr>
-        <w:t>)</w:t>
-      </w:r>
-    </w:p>
-    <w:p>
-      <w:pPr>
-        <w:rPr>
-          <w:rFonts w:ascii="Times New Roman" w:hAnsi="Times New Roman" w:cs="Times New Roman"/>
-          <w:b/>
-          <w:bCs/>
-          <w:sz w:val="24"/>
-          <w:szCs w:val="24"/>
-        </w:rPr>
-      </w:pPr>
-      <w:r>
-        <w:rPr>
-          <w:rFonts w:ascii="Times New Roman" w:hAnsi="Times New Roman" w:cs="Times New Roman"/>
-          <w:b/>
-          <w:bCs/>
-          <w:sz w:val="24"/>
-          <w:szCs w:val="24"/>
-        </w:rPr>
-        <w:t xml:space="preserve">splice </w:t>
-      </w:r>
-      <w:r>
-        <w:rPr>
-          <w:rFonts w:ascii="Times New Roman" w:hAnsi="Times New Roman" w:cs="Times New Roman"/>
-          <w:sz w:val="24"/>
-          <w:szCs w:val="24"/>
-        </w:rPr>
-        <w:t>adds/removes elements (</w:t>
-      </w:r>
-      <w:r>
-        <w:rPr>
-          <w:rFonts w:ascii="Times New Roman" w:hAnsi="Times New Roman" w:cs="Times New Roman"/>
-          <w:b/>
-          <w:bCs/>
-          <w:color w:val="833C0B" w:themeColor="accent2" w:themeShade="80"/>
-          <w:sz w:val="24"/>
-          <w:szCs w:val="24"/>
-        </w:rPr>
-        <w:t>modifies original array</w:t>
-      </w:r>
-      <w:r>
-        <w:rPr>
-          <w:rFonts w:ascii="Times New Roman" w:hAnsi="Times New Roman" w:cs="Times New Roman"/>
-          <w:sz w:val="24"/>
-          <w:szCs w:val="24"/>
-        </w:rPr>
-        <w:t>)</w:t>
-      </w:r>
-    </w:p>
-    <w:p>
-      <w:pPr>
-        <w:rPr>
-          <w:rFonts w:ascii="Times New Roman" w:hAnsi="Times New Roman" w:cs="Times New Roman"/>
-          <w:b/>
-          <w:bCs/>
-          <w:sz w:val="24"/>
-          <w:szCs w:val="24"/>
-        </w:rPr>
-      </w:pPr>
-      <w:r>
-        <w:rPr>
-          <w:rFonts w:ascii="Times New Roman" w:hAnsi="Times New Roman" w:cs="Times New Roman"/>
-          <w:b/>
-          <w:bCs/>
-          <w:sz w:val="24"/>
-          <w:szCs w:val="24"/>
-        </w:rPr>
-        <w:t xml:space="preserve">find </w:t>
-      </w:r>
-      <w:r>
-        <w:rPr>
-          <w:rFonts w:ascii="Times New Roman" w:hAnsi="Times New Roman" w:cs="Times New Roman"/>
-          <w:sz w:val="24"/>
-          <w:szCs w:val="24"/>
-        </w:rPr>
-        <w:t>returns the first element that matches a condition</w:t>
-      </w:r>
-    </w:p>
-    <w:p>
-      <w:pPr>
-        <w:rPr>
-          <w:rFonts w:ascii="Times New Roman" w:hAnsi="Times New Roman" w:cs="Times New Roman"/>
-          <w:b/>
-          <w:bCs/>
-          <w:sz w:val="24"/>
-          <w:szCs w:val="24"/>
-        </w:rPr>
-      </w:pPr>
-      <w:proofErr w:type="spellStart"/>
-      <w:r>
-        <w:rPr>
-          <w:rFonts w:ascii="Times New Roman" w:hAnsi="Times New Roman" w:cs="Times New Roman"/>
-          <w:b/>
-          <w:bCs/>
-          <w:sz w:val="24"/>
-          <w:szCs w:val="24"/>
-        </w:rPr>
-        <w:t>indexOf</w:t>
-      </w:r>
-      <w:proofErr w:type="spellEnd"/>
-      <w:r>
-        <w:rPr>
-          <w:rFonts w:ascii="Times New Roman" w:hAnsi="Times New Roman" w:cs="Times New Roman"/>
-          <w:sz w:val="24"/>
-          <w:szCs w:val="24"/>
-        </w:rPr>
-        <w:t xml:space="preserve"> returns the index of a value (</w:t>
-      </w:r>
-      <w:r>
-        <w:rPr>
-          <w:rFonts w:ascii="Times New Roman" w:hAnsi="Times New Roman" w:cs="Times New Roman"/>
-          <w:b/>
-          <w:bCs/>
-          <w:color w:val="833C0B" w:themeColor="accent2" w:themeShade="80"/>
-          <w:sz w:val="24"/>
-          <w:szCs w:val="24"/>
-        </w:rPr>
-        <w:t>-1 if not found</w:t>
-      </w:r>
-      <w:r>
-        <w:rPr>
-          <w:rFonts w:ascii="Times New Roman" w:hAnsi="Times New Roman" w:cs="Times New Roman"/>
-          <w:sz w:val="24"/>
-          <w:szCs w:val="24"/>
-        </w:rPr>
-        <w:t>)</w:t>
-      </w:r>
-    </w:p>
-    <w:p>
-      <w:pPr>
-        <w:rPr>
-          <w:rFonts w:ascii="Times New Roman" w:hAnsi="Times New Roman" w:cs="Times New Roman"/>
-          <w:b/>
-          <w:bCs/>
-          <w:sz w:val="24"/>
-          <w:szCs w:val="24"/>
-        </w:rPr>
-      </w:pPr>
-      <w:proofErr w:type="spellStart"/>
-      <w:r>
-        <w:rPr>
-          <w:rFonts w:ascii="Times New Roman" w:hAnsi="Times New Roman" w:cs="Times New Roman"/>
-          <w:b/>
-          <w:bCs/>
-          <w:sz w:val="24"/>
-          <w:szCs w:val="24"/>
-        </w:rPr>
-        <w:t>forEach</w:t>
-      </w:r>
-      <w:proofErr w:type="spellEnd"/>
-      <w:r>
-        <w:rPr>
-          <w:rFonts w:ascii="Times New Roman" w:hAnsi="Times New Roman" w:cs="Times New Roman"/>
-          <w:b/>
-          <w:bCs/>
-          <w:sz w:val="24"/>
-          <w:szCs w:val="24"/>
-        </w:rPr>
-        <w:t xml:space="preserve"> </w:t>
-      </w:r>
-      <w:r>
-        <w:rPr>
-          <w:rFonts w:ascii="Times New Roman" w:hAnsi="Times New Roman" w:cs="Times New Roman"/>
-          <w:sz w:val="24"/>
-          <w:szCs w:val="24"/>
-        </w:rPr>
-        <w:t xml:space="preserve">loops through the array </w:t>
-      </w:r>
-      <w:r>
-        <w:rPr>
-          <w:rFonts w:ascii="Times New Roman" w:hAnsi="Times New Roman" w:cs="Times New Roman"/>
-          <w:b/>
-          <w:bCs/>
-          <w:sz w:val="24"/>
-          <w:szCs w:val="24"/>
-        </w:rPr>
-        <w:t>(</w:t>
-      </w:r>
-      <w:r>
-        <w:rPr>
-          <w:rFonts w:ascii="Times New Roman" w:hAnsi="Times New Roman" w:cs="Times New Roman"/>
-          <w:b/>
-          <w:bCs/>
-          <w:color w:val="833C0B" w:themeColor="accent2" w:themeShade="80"/>
-          <w:sz w:val="24"/>
-          <w:szCs w:val="24"/>
-        </w:rPr>
-        <w:t>no return value</w:t>
-      </w:r>
-      <w:r>
-        <w:rPr>
-          <w:rFonts w:ascii="Times New Roman" w:hAnsi="Times New Roman" w:cs="Times New Roman"/>
-          <w:b/>
-          <w:bCs/>
-          <w:sz w:val="24"/>
-          <w:szCs w:val="24"/>
-        </w:rPr>
-        <w:t>)</w:t>
-      </w:r>
-    </w:p>
-    <w:p>
-      <w:pPr>
-        <w:rPr>
-          <w:rFonts w:ascii="Times New Roman" w:hAnsi="Times New Roman" w:cs="Times New Roman"/>
-          <w:b/>
-          <w:bCs/>
-          <w:sz w:val="24"/>
-          <w:szCs w:val="24"/>
-        </w:rPr>
-      </w:pPr>
-      <w:r>
-        <w:rPr>
-          <w:rFonts w:ascii="Times New Roman" w:hAnsi="Times New Roman" w:cs="Times New Roman"/>
-          <w:b/>
-          <w:bCs/>
-          <w:sz w:val="24"/>
-          <w:szCs w:val="24"/>
-        </w:rPr>
-        <w:t xml:space="preserve">filter </w:t>
-      </w:r>
-      <w:r>
-        <w:rPr>
-          <w:rFonts w:ascii="Times New Roman" w:hAnsi="Times New Roman" w:cs="Times New Roman"/>
-          <w:sz w:val="24"/>
-          <w:szCs w:val="24"/>
-        </w:rPr>
-        <w:t>returns a new array with elements that match a condition</w:t>
-      </w:r>
-      <w:r>
-        <w:rPr>
-          <w:rFonts w:ascii="Times New Roman" w:hAnsi="Times New Roman" w:cs="Times New Roman"/>
-          <w:b/>
-          <w:bCs/>
-          <w:sz w:val="24"/>
-          <w:szCs w:val="24"/>
-        </w:rPr>
-        <w:t xml:space="preserve"> </w:t>
-      </w:r>
-    </w:p>
-    <w:p>
-      <w:pPr>
-        <w:rPr>
-          <w:rFonts w:ascii="Times New Roman" w:hAnsi="Times New Roman" w:cs="Times New Roman"/>
-          <w:b/>
-          <w:bCs/>
-          <w:sz w:val="24"/>
-          <w:szCs w:val="24"/>
-        </w:rPr>
-      </w:pPr>
-      <w:r>
-        <w:rPr>
-          <w:rFonts w:ascii="Times New Roman" w:hAnsi="Times New Roman" w:cs="Times New Roman"/>
-          <w:b/>
-          <w:bCs/>
-          <w:sz w:val="24"/>
-          <w:szCs w:val="24"/>
-        </w:rPr>
-        <w:t>map</w:t>
-      </w:r>
-      <w:r>
-        <w:rPr>
-          <w:rFonts w:ascii="Times New Roman" w:hAnsi="Times New Roman" w:cs="Times New Roman"/>
-          <w:b/>
-          <w:bCs/>
-          <w:sz w:val="24"/>
-          <w:szCs w:val="24"/>
-        </w:rPr>
-        <w:t xml:space="preserve"> </w:t>
-      </w:r>
-      <w:r>
-        <w:rPr>
-          <w:rFonts w:ascii="Times New Roman" w:hAnsi="Times New Roman" w:cs="Times New Roman"/>
-          <w:sz w:val="24"/>
-          <w:szCs w:val="24"/>
-        </w:rPr>
-        <w:t>transforms each element and returns a new array</w:t>
-      </w:r>
-    </w:p>
-    <w:p>
-      <w:pPr>
-        <w:rPr>
-          <w:rFonts w:ascii="Times New Roman" w:hAnsi="Times New Roman" w:cs="Times New Roman"/>
-          <w:b/>
-          <w:bCs/>
-          <w:sz w:val="24"/>
-          <w:szCs w:val="24"/>
-        </w:rPr>
-      </w:pPr>
-      <w:r>
-        <w:rPr>
-          <w:rFonts w:ascii="Times New Roman" w:hAnsi="Times New Roman" w:cs="Times New Roman"/>
-          <w:b/>
-          <w:bCs/>
-          <w:sz w:val="24"/>
-          <w:szCs w:val="24"/>
-        </w:rPr>
-        <w:t xml:space="preserve">includes </w:t>
-      </w:r>
-      <w:r>
-        <w:rPr>
-          <w:rFonts w:ascii="Times New Roman" w:hAnsi="Times New Roman" w:cs="Times New Roman"/>
-          <w:sz w:val="24"/>
-          <w:szCs w:val="24"/>
-        </w:rPr>
-        <w:t>checks if a value exists in the array</w:t>
-      </w:r>
-    </w:p>
-    <w:p>
-      <w:pPr>
-        <w:rPr>
-          <w:rFonts w:ascii="Times New Roman" w:hAnsi="Times New Roman" w:cs="Times New Roman"/>
-          <w:b/>
-          <w:bCs/>
-          <w:sz w:val="24"/>
-          <w:szCs w:val="24"/>
-        </w:rPr>
-      </w:pPr>
-      <w:r>
-        <w:rPr>
-          <w:rFonts w:ascii="Times New Roman" w:hAnsi="Times New Roman" w:cs="Times New Roman"/>
-          <w:b/>
-          <w:bCs/>
-          <w:sz w:val="24"/>
-          <w:szCs w:val="24"/>
-        </w:rPr>
-        <w:t xml:space="preserve">sort </w:t>
-      </w:r>
-      <w:r>
-        <w:rPr>
-          <w:rFonts w:ascii="Times New Roman" w:hAnsi="Times New Roman" w:cs="Times New Roman"/>
-          <w:sz w:val="24"/>
-          <w:szCs w:val="24"/>
-        </w:rPr>
-        <w:t>sorts the array (</w:t>
-      </w:r>
-      <w:r>
-        <w:rPr>
-          <w:rFonts w:ascii="Times New Roman" w:hAnsi="Times New Roman" w:cs="Times New Roman"/>
-          <w:b/>
-          <w:bCs/>
-          <w:color w:val="833C0B" w:themeColor="accent2" w:themeShade="80"/>
-          <w:sz w:val="24"/>
-          <w:szCs w:val="24"/>
-        </w:rPr>
-        <w:t>as strings by default</w:t>
-      </w:r>
-      <w:r>
-        <w:rPr>
-          <w:rFonts w:ascii="Times New Roman" w:hAnsi="Times New Roman" w:cs="Times New Roman"/>
-          <w:sz w:val="24"/>
-          <w:szCs w:val="24"/>
-        </w:rPr>
-        <w:t>)</w:t>
-      </w:r>
-    </w:p>
-    <w:p>
-      <w:pPr>
-        <w:rPr>
-          <w:rFonts w:ascii="Times New Roman" w:hAnsi="Times New Roman" w:cs="Times New Roman"/>
-          <w:b/>
-          <w:bCs/>
-          <w:sz w:val="24"/>
-          <w:szCs w:val="24"/>
-        </w:rPr>
-      </w:pPr>
-      <w:r>
-        <w:rPr>
-          <w:rFonts w:ascii="Times New Roman" w:hAnsi="Times New Roman" w:cs="Times New Roman"/>
-          <w:b/>
-          <w:bCs/>
-          <w:sz w:val="24"/>
-          <w:szCs w:val="24"/>
-        </w:rPr>
         <w:t xml:space="preserve">reverse </w:t>
       </w:r>
       <w:r>
@@ -22854,27 +20277,15 @@
           <w:szCs w:val="24"/>
         </w:rPr>
       </w:pPr>
-      <w:proofErr w:type="spellStart"/>
-      <w:r>
-        <w:rPr>
-          <w:rFonts w:ascii="Times New Roman" w:hAnsi="Times New Roman" w:cs="Times New Roman"/>
-          <w:b/>
-          <w:bCs/>
-          <w:sz w:val="24"/>
-          <w:szCs w:val="24"/>
-        </w:rPr>
-        <w:t>concat</w:t>
-      </w:r>
-      <w:proofErr w:type="spellEnd"/>
-      <w:r>
-        <w:rPr>
-          <w:rFonts w:ascii="Times New Roman" w:hAnsi="Times New Roman" w:cs="Times New Roman"/>
-          <w:b/>
-          <w:bCs/>
-          <w:sz w:val="24"/>
-          <w:szCs w:val="24"/>
-        </w:rPr>
-        <w:t xml:space="preserve"> </w:t>
+      <w:r>
+        <w:rPr>
+          <w:rFonts w:ascii="Times New Roman" w:hAnsi="Times New Roman" w:cs="Times New Roman"/>
+          <w:b/>
+          <w:bCs/>
+          <w:sz w:val="24"/>
+          <w:szCs w:val="24"/>
+        </w:rPr>
+        <w:t xml:space="preserve">concat </w:t>
       </w:r>
       <w:r>
         <w:rPr>
@@ -23988,43 +21399,7 @@
           <w:sz w:val="24"/>
           <w:szCs w:val="24"/>
         </w:rPr>
-        <w:t xml:space="preserve">condition ? </w:t>
-      </w:r>
-      <w:proofErr w:type="spellStart"/>
-      <w:r>
-        <w:rPr>
-          <w:rFonts w:ascii="Times New Roman" w:hAnsi="Times New Roman" w:cs="Times New Roman"/>
-          <w:sz w:val="24"/>
-          <w:szCs w:val="24"/>
-        </w:rPr>
-        <w:t>trueBlock</w:t>
-      </w:r>
-      <w:proofErr w:type="spellEnd"/>
-      <w:r>
-        <w:rPr>
-          <w:rFonts w:ascii="Times New Roman" w:hAnsi="Times New Roman" w:cs="Times New Roman"/>
-          <w:sz w:val="24"/>
-          <w:szCs w:val="24"/>
-        </w:rPr>
-        <w:t xml:space="preserve"> : </w:t>
-      </w:r>
-      <w:proofErr w:type="spellStart"/>
-      <w:r>
-        <w:rPr>
-          <w:rFonts w:ascii="Times New Roman" w:hAnsi="Times New Roman" w:cs="Times New Roman"/>
-          <w:sz w:val="24"/>
-          <w:szCs w:val="24"/>
-        </w:rPr>
-        <w:t>falseBlock</w:t>
-      </w:r>
-      <w:proofErr w:type="spellEnd"/>
-      <w:r>
-        <w:rPr>
-          <w:rFonts w:ascii="Times New Roman" w:hAnsi="Times New Roman" w:cs="Times New Roman"/>
-          <w:sz w:val="24"/>
-          <w:szCs w:val="24"/>
-        </w:rPr>
-        <w:t>;</w:t>
+        <w:t>condition ? trueBlock : falseBlock;</w:t>
       </w:r>
     </w:p>
     <w:p>
@@ -24042,25 +21417,7 @@
           <w:sz w:val="24"/>
           <w:szCs w:val="24"/>
         </w:rPr>
-        <w:t xml:space="preserve">let </w:t>
-      </w:r>
-      <w:proofErr w:type="spellStart"/>
-      <w:r>
-        <w:rPr>
-          <w:rFonts w:ascii="Times New Roman" w:hAnsi="Times New Roman" w:cs="Times New Roman"/>
-          <w:sz w:val="24"/>
-          <w:szCs w:val="24"/>
-        </w:rPr>
-        <w:t>num</w:t>
-      </w:r>
-      <w:proofErr w:type="spellEnd"/>
-      <w:r>
-        <w:rPr>
-          <w:rFonts w:ascii="Times New Roman" w:hAnsi="Times New Roman" w:cs="Times New Roman"/>
-          <w:sz w:val="24"/>
-          <w:szCs w:val="24"/>
-        </w:rPr>
-        <w:t xml:space="preserve"> = 13;</w:t>
+        <w:t>let num = 13;</w:t>
       </w:r>
     </w:p>
     <w:p>
@@ -24078,25 +21435,7 @@
           <w:sz w:val="24"/>
           <w:szCs w:val="24"/>
         </w:rPr>
-        <w:t xml:space="preserve">let result = </w:t>
-      </w:r>
-      <w:proofErr w:type="spellStart"/>
-      <w:r>
-        <w:rPr>
-          <w:rFonts w:ascii="Times New Roman" w:hAnsi="Times New Roman" w:cs="Times New Roman"/>
-          <w:sz w:val="24"/>
-          <w:szCs w:val="24"/>
-        </w:rPr>
-        <w:t>num</w:t>
-      </w:r>
-      <w:proofErr w:type="spellEnd"/>
-      <w:r>
-        <w:rPr>
-          <w:rFonts w:ascii="Times New Roman" w:hAnsi="Times New Roman" w:cs="Times New Roman"/>
-          <w:sz w:val="24"/>
-          <w:szCs w:val="24"/>
-        </w:rPr>
-        <w:t xml:space="preserve"> % 2 == 0 ? "even" : "odd";</w:t>
+        <w:t>let result = num % 2 == 0 ? "even" : "odd";</w:t>
       </w:r>
     </w:p>
     <w:p>
@@ -24207,25 +21546,7 @@
           <w:sz w:val="24"/>
           <w:szCs w:val="24"/>
         </w:rPr>
-        <w:t xml:space="preserve">Initialization, condition, </w:t>
-      </w:r>
-      <w:proofErr w:type="spellStart"/>
-      <w:r>
-        <w:rPr>
-          <w:rFonts w:ascii="Times New Roman" w:hAnsi="Times New Roman" w:cs="Times New Roman"/>
-          <w:sz w:val="24"/>
-          <w:szCs w:val="24"/>
-        </w:rPr>
-        <w:t>inc</w:t>
-      </w:r>
-      <w:proofErr w:type="spellEnd"/>
-      <w:r>
-        <w:rPr>
-          <w:rFonts w:ascii="Times New Roman" w:hAnsi="Times New Roman" w:cs="Times New Roman"/>
-          <w:sz w:val="24"/>
-          <w:szCs w:val="24"/>
-        </w:rPr>
-        <w:t>/dec</w:t>
+        <w:t>Initialization, condition, inc/dec</w:t>
       </w:r>
     </w:p>
     <w:p>
@@ -24339,31 +21660,7 @@
           <w:sz w:val="24"/>
           <w:szCs w:val="24"/>
         </w:rPr>
-        <w:t xml:space="preserve"> is used to iterate over </w:t>
-      </w:r>
-      <w:proofErr w:type="spellStart"/>
-      <w:r>
-        <w:rPr>
-          <w:rFonts w:ascii="Times New Roman" w:hAnsi="Times New Roman" w:cs="Times New Roman"/>
-          <w:b/>
-          <w:bCs/>
-          <w:color w:val="833C0B" w:themeColor="accent2" w:themeShade="80"/>
-          <w:sz w:val="24"/>
-          <w:szCs w:val="24"/>
-        </w:rPr>
-        <w:t>iterable</w:t>
-      </w:r>
-      <w:proofErr w:type="spellEnd"/>
-      <w:r>
-        <w:rPr>
-          <w:rFonts w:ascii="Times New Roman" w:hAnsi="Times New Roman" w:cs="Times New Roman"/>
-          <w:b/>
-          <w:bCs/>
-          <w:color w:val="833C0B" w:themeColor="accent2" w:themeShade="80"/>
-          <w:sz w:val="24"/>
-          <w:szCs w:val="24"/>
-        </w:rPr>
-        <w:t xml:space="preserve"> object.</w:t>
+        <w:t xml:space="preserve"> is used to iterate over iterable object.</w:t>
       </w:r>
     </w:p>
     <w:p>
@@ -24505,55 +21802,7 @@
           <w:sz w:val="24"/>
           <w:szCs w:val="24"/>
         </w:rPr>
-        <w:t xml:space="preserve">: </w:t>
-      </w:r>
-      <w:proofErr w:type="spellStart"/>
-      <w:r>
-        <w:rPr>
-          <w:rFonts w:ascii="Times New Roman" w:hAnsi="Times New Roman" w:cs="Times New Roman"/>
-          <w:b/>
-          <w:bCs/>
-          <w:color w:val="833C0B" w:themeColor="accent2" w:themeShade="80"/>
-          <w:sz w:val="24"/>
-          <w:szCs w:val="24"/>
-        </w:rPr>
-        <w:t>Falsy</w:t>
-      </w:r>
-      <w:proofErr w:type="spellEnd"/>
-      <w:r>
-        <w:rPr>
-          <w:rFonts w:ascii="Times New Roman" w:hAnsi="Times New Roman" w:cs="Times New Roman"/>
-          <w:b/>
-          <w:bCs/>
-          <w:color w:val="833C0B" w:themeColor="accent2" w:themeShade="80"/>
-          <w:sz w:val="24"/>
-          <w:szCs w:val="24"/>
-        </w:rPr>
-        <w:t xml:space="preserve"> values in JavaScript: 0, </w:t>
-      </w:r>
-      <w:proofErr w:type="spellStart"/>
-      <w:r>
-        <w:rPr>
-          <w:rFonts w:ascii="Times New Roman" w:hAnsi="Times New Roman" w:cs="Times New Roman"/>
-          <w:b/>
-          <w:bCs/>
-          <w:color w:val="833C0B" w:themeColor="accent2" w:themeShade="80"/>
-          <w:sz w:val="24"/>
-          <w:szCs w:val="24"/>
-        </w:rPr>
-        <w:t>NaN</w:t>
-      </w:r>
-      <w:proofErr w:type="spellEnd"/>
-      <w:r>
-        <w:rPr>
-          <w:rFonts w:ascii="Times New Roman" w:hAnsi="Times New Roman" w:cs="Times New Roman"/>
-          <w:b/>
-          <w:bCs/>
-          <w:color w:val="833C0B" w:themeColor="accent2" w:themeShade="80"/>
-          <w:sz w:val="24"/>
-          <w:szCs w:val="24"/>
-        </w:rPr>
-        <w:t>, undefined, false</w:t>
+        <w:t>: Falsy values in JavaScript: 0, NaN, undefined, false</w:t>
       </w:r>
     </w:p>
     <w:p>
@@ -25802,7 +23051,6 @@
         </w:rPr>
         <w:t>Destructuring helps avoid repetitive dot notation (</w:t>
       </w:r>
-      <w:proofErr w:type="spellStart"/>
       <w:r>
         <w:rPr>
           <w:b/>
@@ -25813,7 +23061,6 @@
         </w:rPr>
         <w:t>ObjectName.PropertyName</w:t>
       </w:r>
-      <w:proofErr w:type="spellEnd"/>
       <w:r>
         <w:rPr>
           <w:sz w:val="24"/>
@@ -26357,55 +23604,7 @@
           <w:sz w:val="24"/>
           <w:szCs w:val="24"/>
         </w:rPr>
-        <w:t xml:space="preserve">DOM Selection &amp; Manipulation: (Query selector, </w:t>
-      </w:r>
-      <w:proofErr w:type="spellStart"/>
-      <w:r>
-        <w:rPr>
-          <w:rFonts w:ascii="Times New Roman" w:hAnsi="Times New Roman" w:cs="Times New Roman"/>
-          <w:b/>
-          <w:bCs/>
-          <w:color w:val="C00000"/>
-          <w:sz w:val="24"/>
-          <w:szCs w:val="24"/>
-        </w:rPr>
-        <w:t>innerHTML</w:t>
-      </w:r>
-      <w:proofErr w:type="spellEnd"/>
-      <w:r>
-        <w:rPr>
-          <w:rFonts w:ascii="Times New Roman" w:hAnsi="Times New Roman" w:cs="Times New Roman"/>
-          <w:b/>
-          <w:bCs/>
-          <w:color w:val="C00000"/>
-          <w:sz w:val="24"/>
-          <w:szCs w:val="24"/>
-        </w:rPr>
-        <w:t xml:space="preserve">, append, </w:t>
-      </w:r>
-      <w:proofErr w:type="spellStart"/>
-      <w:r>
-        <w:rPr>
-          <w:rFonts w:ascii="Times New Roman" w:hAnsi="Times New Roman" w:cs="Times New Roman"/>
-          <w:b/>
-          <w:bCs/>
-          <w:color w:val="C00000"/>
-          <w:sz w:val="24"/>
-          <w:szCs w:val="24"/>
-        </w:rPr>
-        <w:t>classList</w:t>
-      </w:r>
-      <w:proofErr w:type="spellEnd"/>
-      <w:r>
-        <w:rPr>
-          <w:rFonts w:ascii="Times New Roman" w:hAnsi="Times New Roman" w:cs="Times New Roman"/>
-          <w:b/>
-          <w:bCs/>
-          <w:color w:val="C00000"/>
-          <w:sz w:val="24"/>
-          <w:szCs w:val="24"/>
-        </w:rPr>
-        <w:t>)</w:t>
+        <w:t>DOM Selection &amp; Manipulation: (Query selector, innerHTML, append, classList)</w:t>
       </w:r>
     </w:p>
     <w:p>
@@ -26562,13 +23761,8 @@
         <w:pStyle w:val="Heading1"/>
       </w:pPr>
       <w:r>
-        <w:t xml:space="preserve">Import &amp; </w:t>
-      </w:r>
-      <w:proofErr w:type="gramStart"/>
-      <w:r>
-        <w:t>Export</w:t>
-      </w:r>
-      <w:proofErr w:type="gramEnd"/>
+        <w:t>Import &amp; Export</w:t>
+      </w:r>
       <w:r>
         <w:t>?</w:t>
       </w:r>
@@ -26925,39 +24119,7 @@
           <w:sz w:val="24"/>
           <w:szCs w:val="24"/>
         </w:rPr>
-        <w:t>Unlike traditional callbacks, Promises are composable (</w:t>
-      </w:r>
-      <w:proofErr w:type="spellStart"/>
-      <w:r>
-        <w:rPr>
-          <w:sz w:val="24"/>
-          <w:szCs w:val="24"/>
-        </w:rPr>
-        <w:t>Promise.all</w:t>
-      </w:r>
-      <w:proofErr w:type="spellEnd"/>
-      <w:r>
-        <w:rPr>
-          <w:sz w:val="24"/>
-          <w:szCs w:val="24"/>
-        </w:rPr>
-        <w:t xml:space="preserve">, </w:t>
-      </w:r>
-      <w:proofErr w:type="spellStart"/>
-      <w:r>
-        <w:rPr>
-          <w:sz w:val="24"/>
-          <w:szCs w:val="24"/>
-        </w:rPr>
-        <w:t>Promise.race</w:t>
-      </w:r>
-      <w:proofErr w:type="spellEnd"/>
-      <w:r>
-        <w:rPr>
-          <w:sz w:val="24"/>
-          <w:szCs w:val="24"/>
-        </w:rPr>
-        <w:t>, etc.), making complex async flows easier to manage.</w:t>
+        <w:t>Unlike traditional callbacks, Promises are composable (Promise.all, Promise.race, etc.), making complex async flows easier to manage.</w:t>
       </w:r>
     </w:p>
     <w:p>
@@ -26977,23 +24139,7 @@
           <w:sz w:val="24"/>
           <w:szCs w:val="24"/>
         </w:rPr>
-        <w:t xml:space="preserve">Promise callbacks (then/catch) run in the microtask queue, which has higher priority than </w:t>
-      </w:r>
-      <w:proofErr w:type="spellStart"/>
-      <w:r>
-        <w:rPr>
-          <w:sz w:val="24"/>
-          <w:szCs w:val="24"/>
-        </w:rPr>
-        <w:t>macrotasks</w:t>
-      </w:r>
-      <w:proofErr w:type="spellEnd"/>
-      <w:r>
-        <w:rPr>
-          <w:sz w:val="24"/>
-          <w:szCs w:val="24"/>
-        </w:rPr>
-        <w:t xml:space="preserve"> like setTimeout. This gives more control and predictability.</w:t>
+        <w:t>Promise callbacks (then/catch) run in the microtask queue, which has higher priority than macrotasks like setTimeout. This gives more control and predictability.</w:t>
       </w:r>
     </w:p>
     <w:p>

--- a/Prereq - Notes prep.docx
+++ b/Prereq - Notes prep.docx
@@ -6,14 +6,24 @@
       <w:pPr>
         <w:pStyle w:val="Heading1"/>
       </w:pPr>
-      <w:hyperlink r:id="rId8" w:history="1">
-        <w:r>
-          <w:rPr>
-            <w:rStyle w:val="Hyperlink"/>
-          </w:rPr>
-          <w:t>https://github.com/JhanaR/pre-req.git</w:t>
-        </w:r>
-      </w:hyperlink>
+      <w:r>
+        <w:fldChar w:fldCharType="begin"/>
+      </w:r>
+      <w:r>
+        <w:instrText>HYPERLINK "https://github.com/JhanaR/pre-req.git"</w:instrText>
+      </w:r>
+      <w:r>
+        <w:fldChar w:fldCharType="separate"/>
+      </w:r>
+      <w:r>
+        <w:rPr>
+          <w:rStyle w:val="Hyperlink"/>
+        </w:rPr>
+        <w:t>https://github.com/JhanaR/pre-req.git</w:t>
+      </w:r>
+      <w:r>
+        <w:fldChar w:fldCharType="end"/>
+      </w:r>
     </w:p>
     <w:p>
       <w:pPr>
@@ -75,7 +85,7 @@
                     </pic:cNvPicPr>
                   </pic:nvPicPr>
                   <pic:blipFill>
-                    <a:blip r:embed="rId9" cstate="print">
+                    <a:blip r:embed="rId8" cstate="print">
                       <a:extLst>
                         <a:ext uri="{28A0092B-C50C-407E-A947-70E740481C1C}">
                           <a14:useLocalDpi xmlns:a14="http://schemas.microsoft.com/office/drawing/2010/main" val="0"/>
@@ -228,7 +238,7 @@
                     </pic:cNvPicPr>
                   </pic:nvPicPr>
                   <pic:blipFill>
-                    <a:blip r:embed="rId10">
+                    <a:blip r:embed="rId9">
                       <a:extLst>
                         <a:ext uri="{28A0092B-C50C-407E-A947-70E740481C1C}">
                           <a14:useLocalDpi xmlns:a14="http://schemas.microsoft.com/office/drawing/2010/main" val="0"/>
@@ -571,7 +581,7 @@
                     <pic:cNvPicPr/>
                   </pic:nvPicPr>
                   <pic:blipFill>
-                    <a:blip r:embed="rId11"/>
+                    <a:blip r:embed="rId10"/>
                     <a:stretch>
                       <a:fillRect/>
                     </a:stretch>
@@ -1035,7 +1045,25 @@
           <w:sz w:val="24"/>
           <w:szCs w:val="24"/>
         </w:rPr>
-        <w:t>&lt;meta name="description" content="React Js Course"&gt;</w:t>
+        <w:t xml:space="preserve">&lt;meta name="description" content="React </w:t>
+      </w:r>
+      <w:proofErr w:type="spellStart"/>
+      <w:r>
+        <w:rPr>
+          <w:rFonts w:ascii="Times New Roman" w:hAnsi="Times New Roman" w:cs="Times New Roman"/>
+          <w:sz w:val="24"/>
+          <w:szCs w:val="24"/>
+        </w:rPr>
+        <w:t>Js</w:t>
+      </w:r>
+      <w:proofErr w:type="spellEnd"/>
+      <w:r>
+        <w:rPr>
+          <w:rFonts w:ascii="Times New Roman" w:hAnsi="Times New Roman" w:cs="Times New Roman"/>
+          <w:sz w:val="24"/>
+          <w:szCs w:val="24"/>
+        </w:rPr>
+        <w:t xml:space="preserve"> Course"&gt;</w:t>
       </w:r>
     </w:p>
     <w:p>
@@ -1073,24 +1101,64 @@
           <w:sz w:val="24"/>
           <w:szCs w:val="24"/>
         </w:rPr>
-        <w:t>Http-equiv (refresh)</w:t>
-      </w:r>
-    </w:p>
-    <w:p>
-      <w:pPr>
-        <w:rPr>
-          <w:rFonts w:ascii="Times New Roman" w:hAnsi="Times New Roman" w:cs="Times New Roman"/>
-          <w:sz w:val="24"/>
-          <w:szCs w:val="24"/>
-        </w:rPr>
-      </w:pPr>
-      <w:r>
-        <w:rPr>
-          <w:rFonts w:ascii="Times New Roman" w:hAnsi="Times New Roman" w:cs="Times New Roman"/>
-          <w:sz w:val="24"/>
-          <w:szCs w:val="24"/>
-        </w:rPr>
-        <w:t>&lt;meta http-equiv="refresh" content="5000"&gt;</w:t>
+        <w:t>Http-</w:t>
+      </w:r>
+      <w:proofErr w:type="spellStart"/>
+      <w:r>
+        <w:rPr>
+          <w:rFonts w:ascii="Times New Roman" w:hAnsi="Times New Roman" w:cs="Times New Roman"/>
+          <w:b/>
+          <w:bCs/>
+          <w:sz w:val="24"/>
+          <w:szCs w:val="24"/>
+        </w:rPr>
+        <w:t>equiv</w:t>
+      </w:r>
+      <w:proofErr w:type="spellEnd"/>
+      <w:r>
+        <w:rPr>
+          <w:rFonts w:ascii="Times New Roman" w:hAnsi="Times New Roman" w:cs="Times New Roman"/>
+          <w:b/>
+          <w:bCs/>
+          <w:sz w:val="24"/>
+          <w:szCs w:val="24"/>
+        </w:rPr>
+        <w:t xml:space="preserve"> (refresh)</w:t>
+      </w:r>
+    </w:p>
+    <w:p>
+      <w:pPr>
+        <w:rPr>
+          <w:rFonts w:ascii="Times New Roman" w:hAnsi="Times New Roman" w:cs="Times New Roman"/>
+          <w:sz w:val="24"/>
+          <w:szCs w:val="24"/>
+        </w:rPr>
+      </w:pPr>
+      <w:r>
+        <w:rPr>
+          <w:rFonts w:ascii="Times New Roman" w:hAnsi="Times New Roman" w:cs="Times New Roman"/>
+          <w:sz w:val="24"/>
+          <w:szCs w:val="24"/>
+        </w:rPr>
+        <w:t>&lt;meta http-</w:t>
+      </w:r>
+      <w:proofErr w:type="spellStart"/>
+      <w:r>
+        <w:rPr>
+          <w:rFonts w:ascii="Times New Roman" w:hAnsi="Times New Roman" w:cs="Times New Roman"/>
+          <w:sz w:val="24"/>
+          <w:szCs w:val="24"/>
+        </w:rPr>
+        <w:t>equiv</w:t>
+      </w:r>
+      <w:proofErr w:type="spellEnd"/>
+      <w:r>
+        <w:rPr>
+          <w:rFonts w:ascii="Times New Roman" w:hAnsi="Times New Roman" w:cs="Times New Roman"/>
+          <w:sz w:val="24"/>
+          <w:szCs w:val="24"/>
+        </w:rPr>
+        <w:t>="refresh" content="5000"&gt;</w:t>
       </w:r>
     </w:p>
     <w:p>
@@ -1399,7 +1467,7 @@
                     <pic:cNvPicPr/>
                   </pic:nvPicPr>
                   <pic:blipFill>
-                    <a:blip r:embed="rId12"/>
+                    <a:blip r:embed="rId11"/>
                     <a:stretch>
                       <a:fillRect/>
                     </a:stretch>
@@ -2091,7 +2159,31 @@
           <w:sz w:val="24"/>
           <w:szCs w:val="24"/>
         </w:rPr>
-        <w:t>&lt;br/&gt; giving next line.</w:t>
+        <w:t>&lt;</w:t>
+      </w:r>
+      <w:proofErr w:type="spellStart"/>
+      <w:r>
+        <w:rPr>
+          <w:rFonts w:ascii="Times New Roman" w:hAnsi="Times New Roman" w:cs="Times New Roman"/>
+          <w:b/>
+          <w:bCs/>
+          <w:color w:val="385623" w:themeColor="accent6" w:themeShade="80"/>
+          <w:sz w:val="24"/>
+          <w:szCs w:val="24"/>
+        </w:rPr>
+        <w:t>br</w:t>
+      </w:r>
+      <w:proofErr w:type="spellEnd"/>
+      <w:r>
+        <w:rPr>
+          <w:rFonts w:ascii="Times New Roman" w:hAnsi="Times New Roman" w:cs="Times New Roman"/>
+          <w:b/>
+          <w:bCs/>
+          <w:color w:val="385623" w:themeColor="accent6" w:themeShade="80"/>
+          <w:sz w:val="24"/>
+          <w:szCs w:val="24"/>
+        </w:rPr>
+        <w:t>/&gt; giving next line.</w:t>
       </w:r>
     </w:p>
     <w:p>
@@ -2136,7 +2228,31 @@
           <w:sz w:val="24"/>
           <w:szCs w:val="24"/>
         </w:rPr>
-        <w:t>: Bold and strong are like same, for whole parah we can go with strong for particular things we can go with bold</w:t>
+        <w:t xml:space="preserve">: Bold and strong are like same, for whole </w:t>
+      </w:r>
+      <w:proofErr w:type="spellStart"/>
+      <w:r>
+        <w:rPr>
+          <w:rFonts w:ascii="Times New Roman" w:hAnsi="Times New Roman" w:cs="Times New Roman"/>
+          <w:b/>
+          <w:bCs/>
+          <w:color w:val="385623" w:themeColor="accent6" w:themeShade="80"/>
+          <w:sz w:val="24"/>
+          <w:szCs w:val="24"/>
+        </w:rPr>
+        <w:t>parah</w:t>
+      </w:r>
+      <w:proofErr w:type="spellEnd"/>
+      <w:r>
+        <w:rPr>
+          <w:rFonts w:ascii="Times New Roman" w:hAnsi="Times New Roman" w:cs="Times New Roman"/>
+          <w:b/>
+          <w:bCs/>
+          <w:color w:val="385623" w:themeColor="accent6" w:themeShade="80"/>
+          <w:sz w:val="24"/>
+          <w:szCs w:val="24"/>
+        </w:rPr>
+        <w:t xml:space="preserve"> we can go with strong for particular things we can go with bold</w:t>
       </w:r>
     </w:p>
     <w:p>
@@ -2162,7 +2278,51 @@
           <w:sz w:val="24"/>
           <w:szCs w:val="24"/>
         </w:rPr>
-        <w:t>&lt;i&gt; and &lt;em&gt; Elements:</w:t>
+        <w:t>&lt;</w:t>
+      </w:r>
+      <w:proofErr w:type="spellStart"/>
+      <w:r>
+        <w:rPr>
+          <w:rFonts w:ascii="Times New Roman" w:hAnsi="Times New Roman" w:cs="Times New Roman"/>
+          <w:b/>
+          <w:bCs/>
+          <w:sz w:val="24"/>
+          <w:szCs w:val="24"/>
+        </w:rPr>
+        <w:t>i</w:t>
+      </w:r>
+      <w:proofErr w:type="spellEnd"/>
+      <w:r>
+        <w:rPr>
+          <w:rFonts w:ascii="Times New Roman" w:hAnsi="Times New Roman" w:cs="Times New Roman"/>
+          <w:b/>
+          <w:bCs/>
+          <w:sz w:val="24"/>
+          <w:szCs w:val="24"/>
+        </w:rPr>
+        <w:t>&gt; and &lt;</w:t>
+      </w:r>
+      <w:proofErr w:type="spellStart"/>
+      <w:r>
+        <w:rPr>
+          <w:rFonts w:ascii="Times New Roman" w:hAnsi="Times New Roman" w:cs="Times New Roman"/>
+          <w:b/>
+          <w:bCs/>
+          <w:sz w:val="24"/>
+          <w:szCs w:val="24"/>
+        </w:rPr>
+        <w:t>em</w:t>
+      </w:r>
+      <w:proofErr w:type="spellEnd"/>
+      <w:r>
+        <w:rPr>
+          <w:rFonts w:ascii="Times New Roman" w:hAnsi="Times New Roman" w:cs="Times New Roman"/>
+          <w:b/>
+          <w:bCs/>
+          <w:sz w:val="24"/>
+          <w:szCs w:val="24"/>
+        </w:rPr>
+        <w:t>&gt; Elements:</w:t>
       </w:r>
       <w:r>
         <w:rPr>
@@ -2403,8 +2563,13 @@
         <w:pStyle w:val="Heading1"/>
       </w:pPr>
       <w:r>
-        <w:t>HTML Preformatter</w:t>
-      </w:r>
+        <w:t xml:space="preserve">HTML </w:t>
+      </w:r>
+      <w:proofErr w:type="spellStart"/>
+      <w:r>
+        <w:t>Preformatter</w:t>
+      </w:r>
+      <w:proofErr w:type="spellEnd"/>
     </w:p>
     <w:p>
       <w:pPr>
@@ -3037,7 +3202,25 @@
           <w:sz w:val="24"/>
           <w:szCs w:val="24"/>
         </w:rPr>
-        <w:t>adding css file</w:t>
+        <w:t xml:space="preserve">adding </w:t>
+      </w:r>
+      <w:proofErr w:type="spellStart"/>
+      <w:r>
+        <w:rPr>
+          <w:rFonts w:ascii="Times New Roman" w:hAnsi="Times New Roman" w:cs="Times New Roman"/>
+          <w:sz w:val="24"/>
+          <w:szCs w:val="24"/>
+        </w:rPr>
+        <w:t>css</w:t>
+      </w:r>
+      <w:proofErr w:type="spellEnd"/>
+      <w:r>
+        <w:rPr>
+          <w:rFonts w:ascii="Times New Roman" w:hAnsi="Times New Roman" w:cs="Times New Roman"/>
+          <w:sz w:val="24"/>
+          <w:szCs w:val="24"/>
+        </w:rPr>
+        <w:t xml:space="preserve"> file</w:t>
       </w:r>
     </w:p>
     <w:p>
@@ -3151,7 +3334,7 @@
                     </pic:cNvPicPr>
                   </pic:nvPicPr>
                   <pic:blipFill>
-                    <a:blip r:embed="rId13">
+                    <a:blip r:embed="rId12">
                       <a:extLst>
                         <a:ext uri="{28A0092B-C50C-407E-A947-70E740481C1C}">
                           <a14:useLocalDpi xmlns:a14="http://schemas.microsoft.com/office/drawing/2010/main" val="0"/>
@@ -3367,41 +3550,87 @@
           <w:sz w:val="24"/>
           <w:szCs w:val="24"/>
         </w:rPr>
-        <w:t>document. Possible values are noopener (prevents the linked page from controlling the current</w:t>
-      </w:r>
-    </w:p>
-    <w:p>
-      <w:pPr>
-        <w:rPr>
-          <w:rFonts w:ascii="Times New Roman" w:hAnsi="Times New Roman" w:cs="Times New Roman"/>
-          <w:sz w:val="24"/>
-          <w:szCs w:val="24"/>
-        </w:rPr>
-      </w:pPr>
-      <w:r>
-        <w:rPr>
-          <w:rFonts w:ascii="Times New Roman" w:hAnsi="Times New Roman" w:cs="Times New Roman"/>
-          <w:sz w:val="24"/>
-          <w:szCs w:val="24"/>
-        </w:rPr>
-        <w:t>page), noreferrer (prevents the browser from sending a referrer header to the linked page), and</w:t>
-      </w:r>
-    </w:p>
-    <w:p>
-      <w:pPr>
-        <w:rPr>
-          <w:rFonts w:ascii="Times New Roman" w:hAnsi="Times New Roman" w:cs="Times New Roman"/>
-          <w:sz w:val="24"/>
-          <w:szCs w:val="24"/>
-        </w:rPr>
-      </w:pPr>
-      <w:r>
-        <w:rPr>
-          <w:rFonts w:ascii="Times New Roman" w:hAnsi="Times New Roman" w:cs="Times New Roman"/>
-          <w:sz w:val="24"/>
-          <w:szCs w:val="24"/>
-        </w:rPr>
-        <w:t>nofollow (tells search engines not to follow the link for ranking purposes).</w:t>
+        <w:t xml:space="preserve">document. Possible values are </w:t>
+      </w:r>
+      <w:proofErr w:type="spellStart"/>
+      <w:r>
+        <w:rPr>
+          <w:rFonts w:ascii="Times New Roman" w:hAnsi="Times New Roman" w:cs="Times New Roman"/>
+          <w:sz w:val="24"/>
+          <w:szCs w:val="24"/>
+        </w:rPr>
+        <w:t>noopener</w:t>
+      </w:r>
+      <w:proofErr w:type="spellEnd"/>
+      <w:r>
+        <w:rPr>
+          <w:rFonts w:ascii="Times New Roman" w:hAnsi="Times New Roman" w:cs="Times New Roman"/>
+          <w:sz w:val="24"/>
+          <w:szCs w:val="24"/>
+        </w:rPr>
+        <w:t xml:space="preserve"> (prevents the linked page from controlling the current</w:t>
+      </w:r>
+    </w:p>
+    <w:p>
+      <w:pPr>
+        <w:rPr>
+          <w:rFonts w:ascii="Times New Roman" w:hAnsi="Times New Roman" w:cs="Times New Roman"/>
+          <w:sz w:val="24"/>
+          <w:szCs w:val="24"/>
+        </w:rPr>
+      </w:pPr>
+      <w:r>
+        <w:rPr>
+          <w:rFonts w:ascii="Times New Roman" w:hAnsi="Times New Roman" w:cs="Times New Roman"/>
+          <w:sz w:val="24"/>
+          <w:szCs w:val="24"/>
+        </w:rPr>
+        <w:t xml:space="preserve">page), </w:t>
+      </w:r>
+      <w:proofErr w:type="spellStart"/>
+      <w:r>
+        <w:rPr>
+          <w:rFonts w:ascii="Times New Roman" w:hAnsi="Times New Roman" w:cs="Times New Roman"/>
+          <w:sz w:val="24"/>
+          <w:szCs w:val="24"/>
+        </w:rPr>
+        <w:t>noreferrer</w:t>
+      </w:r>
+      <w:proofErr w:type="spellEnd"/>
+      <w:r>
+        <w:rPr>
+          <w:rFonts w:ascii="Times New Roman" w:hAnsi="Times New Roman" w:cs="Times New Roman"/>
+          <w:sz w:val="24"/>
+          <w:szCs w:val="24"/>
+        </w:rPr>
+        <w:t xml:space="preserve"> (prevents the browser from sending a referrer header to the linked page), and</w:t>
+      </w:r>
+    </w:p>
+    <w:p>
+      <w:pPr>
+        <w:rPr>
+          <w:rFonts w:ascii="Times New Roman" w:hAnsi="Times New Roman" w:cs="Times New Roman"/>
+          <w:sz w:val="24"/>
+          <w:szCs w:val="24"/>
+        </w:rPr>
+      </w:pPr>
+      <w:proofErr w:type="spellStart"/>
+      <w:r>
+        <w:rPr>
+          <w:rFonts w:ascii="Times New Roman" w:hAnsi="Times New Roman" w:cs="Times New Roman"/>
+          <w:sz w:val="24"/>
+          <w:szCs w:val="24"/>
+        </w:rPr>
+        <w:t>nofollow</w:t>
+      </w:r>
+      <w:proofErr w:type="spellEnd"/>
+      <w:r>
+        <w:rPr>
+          <w:rFonts w:ascii="Times New Roman" w:hAnsi="Times New Roman" w:cs="Times New Roman"/>
+          <w:sz w:val="24"/>
+          <w:szCs w:val="24"/>
+        </w:rPr>
+        <w:t xml:space="preserve"> (tells search engines not to follow the link for ranking purposes).</w:t>
       </w:r>
     </w:p>
     <w:p>
@@ -3505,7 +3734,7 @@
                     </pic:cNvPicPr>
                   </pic:nvPicPr>
                   <pic:blipFill>
-                    <a:blip r:embed="rId14">
+                    <a:blip r:embed="rId13">
                       <a:extLst>
                         <a:ext uri="{28A0092B-C50C-407E-A947-70E740481C1C}">
                           <a14:useLocalDpi xmlns:a14="http://schemas.microsoft.com/office/drawing/2010/main" val="0"/>
@@ -3568,24 +3797,52 @@
           <w:sz w:val="24"/>
           <w:szCs w:val="24"/>
         </w:rPr>
-        <w:t>tooltip with the text "Go to Example.com" when hovered over, and includes the noopener and</w:t>
-      </w:r>
-    </w:p>
-    <w:p>
-      <w:pPr>
-        <w:rPr>
-          <w:rFonts w:ascii="Times New Roman" w:hAnsi="Times New Roman" w:cs="Times New Roman"/>
-          <w:sz w:val="24"/>
-          <w:szCs w:val="24"/>
-        </w:rPr>
-      </w:pPr>
-      <w:r>
-        <w:rPr>
-          <w:rFonts w:ascii="Times New Roman" w:hAnsi="Times New Roman" w:cs="Times New Roman"/>
-          <w:sz w:val="24"/>
-          <w:szCs w:val="24"/>
-        </w:rPr>
-        <w:t>noreferrer attributes to enhance security.</w:t>
+        <w:t xml:space="preserve">tooltip with the text "Go to Example.com" when hovered over, and includes the </w:t>
+      </w:r>
+      <w:proofErr w:type="spellStart"/>
+      <w:r>
+        <w:rPr>
+          <w:rFonts w:ascii="Times New Roman" w:hAnsi="Times New Roman" w:cs="Times New Roman"/>
+          <w:sz w:val="24"/>
+          <w:szCs w:val="24"/>
+        </w:rPr>
+        <w:t>noopener</w:t>
+      </w:r>
+      <w:proofErr w:type="spellEnd"/>
+      <w:r>
+        <w:rPr>
+          <w:rFonts w:ascii="Times New Roman" w:hAnsi="Times New Roman" w:cs="Times New Roman"/>
+          <w:sz w:val="24"/>
+          <w:szCs w:val="24"/>
+        </w:rPr>
+        <w:t xml:space="preserve"> and</w:t>
+      </w:r>
+    </w:p>
+    <w:p>
+      <w:pPr>
+        <w:rPr>
+          <w:rFonts w:ascii="Times New Roman" w:hAnsi="Times New Roman" w:cs="Times New Roman"/>
+          <w:sz w:val="24"/>
+          <w:szCs w:val="24"/>
+        </w:rPr>
+      </w:pPr>
+      <w:proofErr w:type="spellStart"/>
+      <w:r>
+        <w:rPr>
+          <w:rFonts w:ascii="Times New Roman" w:hAnsi="Times New Roman" w:cs="Times New Roman"/>
+          <w:sz w:val="24"/>
+          <w:szCs w:val="24"/>
+        </w:rPr>
+        <w:t>noreferrer</w:t>
+      </w:r>
+      <w:proofErr w:type="spellEnd"/>
+      <w:r>
+        <w:rPr>
+          <w:rFonts w:ascii="Times New Roman" w:hAnsi="Times New Roman" w:cs="Times New Roman"/>
+          <w:sz w:val="24"/>
+          <w:szCs w:val="24"/>
+        </w:rPr>
+        <w:t xml:space="preserve"> attributes to enhance security.</w:t>
       </w:r>
     </w:p>
     <w:p>
@@ -3689,7 +3946,7 @@
                     </pic:cNvPicPr>
                   </pic:nvPicPr>
                   <pic:blipFill>
-                    <a:blip r:embed="rId15">
+                    <a:blip r:embed="rId14">
                       <a:extLst>
                         <a:ext uri="{28A0092B-C50C-407E-A947-70E740481C1C}">
                           <a14:useLocalDpi xmlns:a14="http://schemas.microsoft.com/office/drawing/2010/main" val="0"/>
@@ -3951,7 +4208,7 @@
                     </pic:cNvPicPr>
                   </pic:nvPicPr>
                   <pic:blipFill>
-                    <a:blip r:embed="rId16">
+                    <a:blip r:embed="rId15">
                       <a:extLst>
                         <a:ext uri="{28A0092B-C50C-407E-A947-70E740481C1C}">
                           <a14:useLocalDpi xmlns:a14="http://schemas.microsoft.com/office/drawing/2010/main" val="0"/>
@@ -4014,7 +4271,25 @@
           <w:sz w:val="24"/>
           <w:szCs w:val="24"/>
         </w:rPr>
-        <w:t>the user clicks on this link, they will be taken to the specified website in a new tab or window</w:t>
+        <w:t xml:space="preserve">the user clicks on this </w:t>
+      </w:r>
+      <w:proofErr w:type="gramStart"/>
+      <w:r>
+        <w:rPr>
+          <w:rFonts w:ascii="Times New Roman" w:hAnsi="Times New Roman" w:cs="Times New Roman"/>
+          <w:sz w:val="24"/>
+          <w:szCs w:val="24"/>
+        </w:rPr>
+        <w:t>link,</w:t>
+      </w:r>
+      <w:proofErr w:type="gramEnd"/>
+      <w:r>
+        <w:rPr>
+          <w:rFonts w:ascii="Times New Roman" w:hAnsi="Times New Roman" w:cs="Times New Roman"/>
+          <w:sz w:val="24"/>
+          <w:szCs w:val="24"/>
+        </w:rPr>
+        <w:t xml:space="preserve"> they will be taken to the specified website in a new tab or window</w:t>
       </w:r>
     </w:p>
     <w:p>
@@ -4048,24 +4323,44 @@
           <w:sz w:val="24"/>
           <w:szCs w:val="24"/>
         </w:rPr>
-        <w:t>It's important to note that when linking to external websites, you should use the rel="noopener</w:t>
-      </w:r>
-    </w:p>
-    <w:p>
-      <w:pPr>
-        <w:rPr>
-          <w:rFonts w:ascii="Times New Roman" w:hAnsi="Times New Roman" w:cs="Times New Roman"/>
-          <w:sz w:val="24"/>
-          <w:szCs w:val="24"/>
-        </w:rPr>
-      </w:pPr>
-      <w:r>
-        <w:rPr>
-          <w:rFonts w:ascii="Times New Roman" w:hAnsi="Times New Roman" w:cs="Times New Roman"/>
-          <w:sz w:val="24"/>
-          <w:szCs w:val="24"/>
-        </w:rPr>
-        <w:t>noreferrer" attribute to enhance security. This attribute prevents the external website from being</w:t>
+        <w:t>It's important to note that when linking to external websites, you should use the rel="</w:t>
+      </w:r>
+      <w:proofErr w:type="spellStart"/>
+      <w:r>
+        <w:rPr>
+          <w:rFonts w:ascii="Times New Roman" w:hAnsi="Times New Roman" w:cs="Times New Roman"/>
+          <w:sz w:val="24"/>
+          <w:szCs w:val="24"/>
+        </w:rPr>
+        <w:t>noopener</w:t>
+      </w:r>
+      <w:proofErr w:type="spellEnd"/>
+    </w:p>
+    <w:p>
+      <w:pPr>
+        <w:rPr>
+          <w:rFonts w:ascii="Times New Roman" w:hAnsi="Times New Roman" w:cs="Times New Roman"/>
+          <w:sz w:val="24"/>
+          <w:szCs w:val="24"/>
+        </w:rPr>
+      </w:pPr>
+      <w:proofErr w:type="spellStart"/>
+      <w:r>
+        <w:rPr>
+          <w:rFonts w:ascii="Times New Roman" w:hAnsi="Times New Roman" w:cs="Times New Roman"/>
+          <w:sz w:val="24"/>
+          <w:szCs w:val="24"/>
+        </w:rPr>
+        <w:t>noreferrer</w:t>
+      </w:r>
+      <w:proofErr w:type="spellEnd"/>
+      <w:r>
+        <w:rPr>
+          <w:rFonts w:ascii="Times New Roman" w:hAnsi="Times New Roman" w:cs="Times New Roman"/>
+          <w:sz w:val="24"/>
+          <w:szCs w:val="24"/>
+        </w:rPr>
+        <w:t>" attribute to enhance security. This attribute prevents the external website from being</w:t>
       </w:r>
     </w:p>
     <w:p>
@@ -4152,7 +4447,7 @@
                     </pic:cNvPicPr>
                   </pic:nvPicPr>
                   <pic:blipFill>
-                    <a:blip r:embed="rId17">
+                    <a:blip r:embed="rId16">
                       <a:extLst>
                         <a:ext uri="{28A0092B-C50C-407E-A947-70E740481C1C}">
                           <a14:useLocalDpi xmlns:a14="http://schemas.microsoft.com/office/drawing/2010/main" val="0"/>
@@ -4340,7 +4635,25 @@
           <w:sz w:val="24"/>
           <w:szCs w:val="24"/>
         </w:rPr>
-        <w:t>By default no styles will be added.</w:t>
+        <w:t xml:space="preserve">By </w:t>
+      </w:r>
+      <w:proofErr w:type="gramStart"/>
+      <w:r>
+        <w:rPr>
+          <w:rFonts w:ascii="Times New Roman" w:hAnsi="Times New Roman" w:cs="Times New Roman"/>
+          <w:sz w:val="24"/>
+          <w:szCs w:val="24"/>
+        </w:rPr>
+        <w:t>default</w:t>
+      </w:r>
+      <w:proofErr w:type="gramEnd"/>
+      <w:r>
+        <w:rPr>
+          <w:rFonts w:ascii="Times New Roman" w:hAnsi="Times New Roman" w:cs="Times New Roman"/>
+          <w:sz w:val="24"/>
+          <w:szCs w:val="24"/>
+        </w:rPr>
+        <w:t xml:space="preserve"> no styles will be added.</w:t>
       </w:r>
     </w:p>
     <w:p>
@@ -4435,7 +4748,31 @@
           <w:sz w:val="24"/>
           <w:szCs w:val="24"/>
         </w:rPr>
-        <w:t>It’s a self-closing tag &lt;img /&gt;</w:t>
+        <w:t>It’s a self-closing tag &lt;</w:t>
+      </w:r>
+      <w:proofErr w:type="spellStart"/>
+      <w:r>
+        <w:rPr>
+          <w:rFonts w:ascii="Times New Roman" w:hAnsi="Times New Roman" w:cs="Times New Roman"/>
+          <w:b/>
+          <w:bCs/>
+          <w:color w:val="385623" w:themeColor="accent6" w:themeShade="80"/>
+          <w:sz w:val="24"/>
+          <w:szCs w:val="24"/>
+        </w:rPr>
+        <w:t>img</w:t>
+      </w:r>
+      <w:proofErr w:type="spellEnd"/>
+      <w:r>
+        <w:rPr>
+          <w:rFonts w:ascii="Times New Roman" w:hAnsi="Times New Roman" w:cs="Times New Roman"/>
+          <w:b/>
+          <w:bCs/>
+          <w:color w:val="385623" w:themeColor="accent6" w:themeShade="80"/>
+          <w:sz w:val="24"/>
+          <w:szCs w:val="24"/>
+        </w:rPr>
+        <w:t xml:space="preserve"> /&gt;</w:t>
       </w:r>
     </w:p>
     <w:p>
@@ -4483,7 +4820,29 @@
           <w:sz w:val="24"/>
           <w:szCs w:val="24"/>
         </w:rPr>
-        <w:t xml:space="preserve">&lt;img src="path/to/image.jpg" alt="description"&gt;  </w:t>
+        <w:t>&lt;</w:t>
+      </w:r>
+      <w:proofErr w:type="spellStart"/>
+      <w:r>
+        <w:rPr>
+          <w:rFonts w:ascii="Times New Roman" w:hAnsi="Times New Roman" w:cs="Times New Roman"/>
+          <w:b/>
+          <w:bCs/>
+          <w:sz w:val="24"/>
+          <w:szCs w:val="24"/>
+        </w:rPr>
+        <w:t>img</w:t>
+      </w:r>
+      <w:proofErr w:type="spellEnd"/>
+      <w:r>
+        <w:rPr>
+          <w:rFonts w:ascii="Times New Roman" w:hAnsi="Times New Roman" w:cs="Times New Roman"/>
+          <w:b/>
+          <w:bCs/>
+          <w:sz w:val="24"/>
+          <w:szCs w:val="24"/>
+        </w:rPr>
+        <w:t xml:space="preserve"> src="path/to/image.jpg" alt="description"&gt;  </w:t>
       </w:r>
       <w:r>
         <w:rPr>
@@ -4689,7 +5048,7 @@
                     <pic:cNvPicPr/>
                   </pic:nvPicPr>
                   <pic:blipFill>
-                    <a:blip r:embed="rId18"/>
+                    <a:blip r:embed="rId17"/>
                     <a:stretch>
                       <a:fillRect/>
                     </a:stretch>
@@ -4725,6 +5084,7 @@
           <w:szCs w:val="24"/>
         </w:rPr>
       </w:pPr>
+      <w:proofErr w:type="spellStart"/>
       <w:r>
         <w:rPr>
           <w:rFonts w:ascii="Times New Roman" w:hAnsi="Times New Roman" w:cs="Times New Roman"/>
@@ -4735,6 +5095,7 @@
         </w:rPr>
         <w:t>thead</w:t>
       </w:r>
+      <w:proofErr w:type="spellEnd"/>
     </w:p>
     <w:p>
       <w:pPr>
@@ -4751,6 +5112,7 @@
           <w:szCs w:val="24"/>
         </w:rPr>
       </w:pPr>
+      <w:proofErr w:type="spellStart"/>
       <w:r>
         <w:rPr>
           <w:rFonts w:ascii="Times New Roman" w:hAnsi="Times New Roman" w:cs="Times New Roman"/>
@@ -4761,6 +5123,7 @@
         </w:rPr>
         <w:t>tbody</w:t>
       </w:r>
+      <w:proofErr w:type="spellEnd"/>
     </w:p>
     <w:p>
       <w:pPr>
@@ -4777,6 +5140,7 @@
           <w:szCs w:val="24"/>
         </w:rPr>
       </w:pPr>
+      <w:proofErr w:type="spellStart"/>
       <w:r>
         <w:rPr>
           <w:rFonts w:ascii="Times New Roman" w:hAnsi="Times New Roman" w:cs="Times New Roman"/>
@@ -4787,6 +5151,7 @@
         </w:rPr>
         <w:t>tfoot</w:t>
       </w:r>
+      <w:proofErr w:type="spellEnd"/>
     </w:p>
     <w:p>
       <w:pPr>
@@ -4829,6 +5194,7 @@
           <w:szCs w:val="24"/>
         </w:rPr>
       </w:pPr>
+      <w:proofErr w:type="spellStart"/>
       <w:r>
         <w:rPr>
           <w:rFonts w:ascii="Times New Roman" w:hAnsi="Times New Roman" w:cs="Times New Roman"/>
@@ -4839,6 +5205,7 @@
         </w:rPr>
         <w:t>th</w:t>
       </w:r>
+      <w:proofErr w:type="spellEnd"/>
     </w:p>
     <w:p>
       <w:pPr>
@@ -4881,6 +5248,7 @@
           <w:szCs w:val="24"/>
         </w:rPr>
       </w:pPr>
+      <w:proofErr w:type="spellStart"/>
       <w:r>
         <w:rPr>
           <w:rFonts w:ascii="Times New Roman" w:hAnsi="Times New Roman" w:cs="Times New Roman"/>
@@ -4891,6 +5259,7 @@
         </w:rPr>
         <w:t>Colspan</w:t>
       </w:r>
+      <w:proofErr w:type="spellEnd"/>
     </w:p>
     <w:p>
       <w:pPr>
@@ -4907,6 +5276,7 @@
           <w:szCs w:val="24"/>
         </w:rPr>
       </w:pPr>
+      <w:proofErr w:type="spellStart"/>
       <w:r>
         <w:rPr>
           <w:rFonts w:ascii="Times New Roman" w:hAnsi="Times New Roman" w:cs="Times New Roman"/>
@@ -4917,6 +5287,7 @@
         </w:rPr>
         <w:t>Rowspan</w:t>
       </w:r>
+      <w:proofErr w:type="spellEnd"/>
     </w:p>
     <w:p>
       <w:pPr>
@@ -5030,8 +5401,45 @@
           <w:sz w:val="24"/>
           <w:szCs w:val="24"/>
         </w:rPr>
-        <w:t>above, below, box, lhs, rhs</w:t>
-      </w:r>
+        <w:t xml:space="preserve">above, below, box, </w:t>
+      </w:r>
+      <w:proofErr w:type="spellStart"/>
+      <w:r>
+        <w:rPr>
+          <w:rFonts w:ascii="Times New Roman" w:hAnsi="Times New Roman" w:cs="Times New Roman"/>
+          <w:b/>
+          <w:bCs/>
+          <w:color w:val="1F3864" w:themeColor="accent1" w:themeShade="80"/>
+          <w:sz w:val="24"/>
+          <w:szCs w:val="24"/>
+        </w:rPr>
+        <w:t>lhs</w:t>
+      </w:r>
+      <w:proofErr w:type="spellEnd"/>
+      <w:r>
+        <w:rPr>
+          <w:rFonts w:ascii="Times New Roman" w:hAnsi="Times New Roman" w:cs="Times New Roman"/>
+          <w:b/>
+          <w:bCs/>
+          <w:color w:val="1F3864" w:themeColor="accent1" w:themeShade="80"/>
+          <w:sz w:val="24"/>
+          <w:szCs w:val="24"/>
+        </w:rPr>
+        <w:t xml:space="preserve">, </w:t>
+      </w:r>
+      <w:proofErr w:type="spellStart"/>
+      <w:r>
+        <w:rPr>
+          <w:rFonts w:ascii="Times New Roman" w:hAnsi="Times New Roman" w:cs="Times New Roman"/>
+          <w:b/>
+          <w:bCs/>
+          <w:color w:val="1F3864" w:themeColor="accent1" w:themeShade="80"/>
+          <w:sz w:val="24"/>
+          <w:szCs w:val="24"/>
+        </w:rPr>
+        <w:t>rhs</w:t>
+      </w:r>
+      <w:proofErr w:type="spellEnd"/>
     </w:p>
     <w:p>
       <w:pPr>
@@ -5146,6 +5554,7 @@
           <w:szCs w:val="24"/>
         </w:rPr>
       </w:pPr>
+      <w:proofErr w:type="spellStart"/>
       <w:r>
         <w:rPr>
           <w:rFonts w:ascii="Times New Roman" w:hAnsi="Times New Roman" w:cs="Times New Roman"/>
@@ -5154,6 +5563,7 @@
         </w:rPr>
         <w:t>cellspacing</w:t>
       </w:r>
+      <w:proofErr w:type="spellEnd"/>
       <w:r>
         <w:rPr>
           <w:rFonts w:ascii="Times New Roman" w:hAnsi="Times New Roman" w:cs="Times New Roman"/>
@@ -5256,8 +5666,9 @@
           <w:sz w:val="24"/>
           <w:szCs w:val="24"/>
         </w:rPr>
-        <w:t>: This attribute</w:t>
-      </w:r>
+        <w:t xml:space="preserve">: </w:t>
+      </w:r>
+      <w:proofErr w:type="gramStart"/>
       <w:r>
         <w:rPr>
           <w:rFonts w:ascii="Times New Roman" w:hAnsi="Times New Roman" w:cs="Times New Roman"/>
@@ -5267,8 +5678,20 @@
           <w:sz w:val="24"/>
           <w:szCs w:val="24"/>
         </w:rPr>
+        <w:t>This attribute</w:t>
+      </w:r>
+      <w:r>
+        <w:rPr>
+          <w:rFonts w:ascii="Times New Roman" w:hAnsi="Times New Roman" w:cs="Times New Roman"/>
+          <w:b/>
+          <w:bCs/>
+          <w:color w:val="1F3864" w:themeColor="accent1" w:themeShade="80"/>
+          <w:sz w:val="24"/>
+          <w:szCs w:val="24"/>
+        </w:rPr>
         <w:t>/properties</w:t>
       </w:r>
+      <w:proofErr w:type="gramEnd"/>
       <w:r>
         <w:rPr>
           <w:rFonts w:ascii="Times New Roman" w:hAnsi="Times New Roman" w:cs="Times New Roman"/>
@@ -5278,7 +5701,31 @@
           <w:sz w:val="24"/>
           <w:szCs w:val="24"/>
         </w:rPr>
-        <w:t xml:space="preserve"> specifies the horizontal alignment of the table within its containing element. The possible values are "left", "center", or "right".</w:t>
+        <w:t xml:space="preserve"> specifies the horizontal alignment of the table within its containing element. The possible values are "left", "</w:t>
+      </w:r>
+      <w:proofErr w:type="spellStart"/>
+      <w:r>
+        <w:rPr>
+          <w:rFonts w:ascii="Times New Roman" w:hAnsi="Times New Roman" w:cs="Times New Roman"/>
+          <w:b/>
+          <w:bCs/>
+          <w:color w:val="1F3864" w:themeColor="accent1" w:themeShade="80"/>
+          <w:sz w:val="24"/>
+          <w:szCs w:val="24"/>
+        </w:rPr>
+        <w:t>center</w:t>
+      </w:r>
+      <w:proofErr w:type="spellEnd"/>
+      <w:r>
+        <w:rPr>
+          <w:rFonts w:ascii="Times New Roman" w:hAnsi="Times New Roman" w:cs="Times New Roman"/>
+          <w:b/>
+          <w:bCs/>
+          <w:color w:val="1F3864" w:themeColor="accent1" w:themeShade="80"/>
+          <w:sz w:val="24"/>
+          <w:szCs w:val="24"/>
+        </w:rPr>
+        <w:t>", or "right".</w:t>
       </w:r>
     </w:p>
     <w:p>
@@ -5315,7 +5762,7 @@
                     <pic:cNvPicPr/>
                   </pic:nvPicPr>
                   <pic:blipFill>
-                    <a:blip r:embed="rId19"/>
+                    <a:blip r:embed="rId18"/>
                     <a:stretch>
                       <a:fillRect/>
                     </a:stretch>
@@ -5488,7 +5935,31 @@
           <w:sz w:val="24"/>
           <w:szCs w:val="24"/>
         </w:rPr>
-        <w:t>&lt;ol&gt;</w:t>
+        <w:t>&lt;</w:t>
+      </w:r>
+      <w:proofErr w:type="spellStart"/>
+      <w:r>
+        <w:rPr>
+          <w:rFonts w:ascii="Times New Roman" w:hAnsi="Times New Roman" w:cs="Times New Roman"/>
+          <w:b/>
+          <w:bCs/>
+          <w:color w:val="833C0B" w:themeColor="accent2" w:themeShade="80"/>
+          <w:sz w:val="24"/>
+          <w:szCs w:val="24"/>
+        </w:rPr>
+        <w:t>ol</w:t>
+      </w:r>
+      <w:proofErr w:type="spellEnd"/>
+      <w:r>
+        <w:rPr>
+          <w:rFonts w:ascii="Times New Roman" w:hAnsi="Times New Roman" w:cs="Times New Roman"/>
+          <w:b/>
+          <w:bCs/>
+          <w:color w:val="833C0B" w:themeColor="accent2" w:themeShade="80"/>
+          <w:sz w:val="24"/>
+          <w:szCs w:val="24"/>
+        </w:rPr>
+        <w:t>&gt;</w:t>
       </w:r>
     </w:p>
     <w:p>
@@ -5550,7 +6021,31 @@
           <w:sz w:val="24"/>
           <w:szCs w:val="24"/>
         </w:rPr>
-        <w:t>&lt;/ol&gt;</w:t>
+        <w:t>&lt;/</w:t>
+      </w:r>
+      <w:proofErr w:type="spellStart"/>
+      <w:r>
+        <w:rPr>
+          <w:rFonts w:ascii="Times New Roman" w:hAnsi="Times New Roman" w:cs="Times New Roman"/>
+          <w:b/>
+          <w:bCs/>
+          <w:color w:val="833C0B" w:themeColor="accent2" w:themeShade="80"/>
+          <w:sz w:val="24"/>
+          <w:szCs w:val="24"/>
+        </w:rPr>
+        <w:t>ol</w:t>
+      </w:r>
+      <w:proofErr w:type="spellEnd"/>
+      <w:r>
+        <w:rPr>
+          <w:rFonts w:ascii="Times New Roman" w:hAnsi="Times New Roman" w:cs="Times New Roman"/>
+          <w:b/>
+          <w:bCs/>
+          <w:color w:val="833C0B" w:themeColor="accent2" w:themeShade="80"/>
+          <w:sz w:val="24"/>
+          <w:szCs w:val="24"/>
+        </w:rPr>
+        <w:t>&gt;</w:t>
       </w:r>
     </w:p>
     <w:p>
@@ -5573,7 +6068,31 @@
           <w:sz w:val="24"/>
           <w:szCs w:val="24"/>
         </w:rPr>
-        <w:t xml:space="preserve">--- can have any number of li inside this ol, li is sub element </w:t>
+        <w:t xml:space="preserve">--- can have any number of li inside this </w:t>
+      </w:r>
+      <w:proofErr w:type="spellStart"/>
+      <w:r>
+        <w:rPr>
+          <w:rFonts w:ascii="Times New Roman" w:hAnsi="Times New Roman" w:cs="Times New Roman"/>
+          <w:b/>
+          <w:bCs/>
+          <w:color w:val="2F5496" w:themeColor="accent1" w:themeShade="BF"/>
+          <w:sz w:val="24"/>
+          <w:szCs w:val="24"/>
+        </w:rPr>
+        <w:t>ol</w:t>
+      </w:r>
+      <w:proofErr w:type="spellEnd"/>
+      <w:r>
+        <w:rPr>
+          <w:rFonts w:ascii="Times New Roman" w:hAnsi="Times New Roman" w:cs="Times New Roman"/>
+          <w:b/>
+          <w:bCs/>
+          <w:color w:val="2F5496" w:themeColor="accent1" w:themeShade="BF"/>
+          <w:sz w:val="24"/>
+          <w:szCs w:val="24"/>
+        </w:rPr>
+        <w:t xml:space="preserve">, li is sub element </w:t>
       </w:r>
     </w:p>
     <w:p>
@@ -5787,7 +6306,15 @@
         <w:pStyle w:val="Heading1"/>
       </w:pPr>
       <w:r>
-        <w:t>HTML Iframes :</w:t>
+        <w:t xml:space="preserve">HTML </w:t>
+      </w:r>
+      <w:proofErr w:type="spellStart"/>
+      <w:r>
+        <w:t>Iframes</w:t>
+      </w:r>
+      <w:proofErr w:type="spellEnd"/>
+      <w:r>
+        <w:t xml:space="preserve"> :</w:t>
       </w:r>
     </w:p>
     <w:p>
@@ -5951,7 +6478,31 @@
           <w:sz w:val="24"/>
           <w:szCs w:val="24"/>
         </w:rPr>
-        <w:t xml:space="preserve">&lt;iframe src ="http://www.example.com"&gt;&lt;/iframe&gt; </w:t>
+        <w:t>&lt;</w:t>
+      </w:r>
+      <w:proofErr w:type="spellStart"/>
+      <w:r>
+        <w:rPr>
+          <w:rFonts w:ascii="Times New Roman" w:hAnsi="Times New Roman" w:cs="Times New Roman"/>
+          <w:b/>
+          <w:bCs/>
+          <w:color w:val="385623" w:themeColor="accent6" w:themeShade="80"/>
+          <w:sz w:val="24"/>
+          <w:szCs w:val="24"/>
+        </w:rPr>
+        <w:t>iframe</w:t>
+      </w:r>
+      <w:proofErr w:type="spellEnd"/>
+      <w:r>
+        <w:rPr>
+          <w:rFonts w:ascii="Times New Roman" w:hAnsi="Times New Roman" w:cs="Times New Roman"/>
+          <w:b/>
+          <w:bCs/>
+          <w:color w:val="385623" w:themeColor="accent6" w:themeShade="80"/>
+          <w:sz w:val="24"/>
+          <w:szCs w:val="24"/>
+        </w:rPr>
+        <w:t xml:space="preserve"> src ="http://www.example.com"&gt;&lt;/iframe&gt; </w:t>
       </w:r>
     </w:p>
     <w:p>
@@ -5981,7 +6532,61 @@
           <w:sz w:val="24"/>
           <w:szCs w:val="24"/>
         </w:rPr>
-        <w:t>This attribute specifies the width of the iframe. The value can be specified as a positive integer followed by a unit of measurement, such as "px" or "em".</w:t>
+        <w:t xml:space="preserve">This attribute specifies the width of the </w:t>
+      </w:r>
+      <w:proofErr w:type="spellStart"/>
+      <w:r>
+        <w:rPr>
+          <w:rFonts w:ascii="Times New Roman" w:hAnsi="Times New Roman" w:cs="Times New Roman"/>
+          <w:sz w:val="24"/>
+          <w:szCs w:val="24"/>
+        </w:rPr>
+        <w:t>iframe</w:t>
+      </w:r>
+      <w:proofErr w:type="spellEnd"/>
+      <w:r>
+        <w:rPr>
+          <w:rFonts w:ascii="Times New Roman" w:hAnsi="Times New Roman" w:cs="Times New Roman"/>
+          <w:sz w:val="24"/>
+          <w:szCs w:val="24"/>
+        </w:rPr>
+        <w:t>. The value can be specified as a positive integer followed by a unit of measurement, such as "</w:t>
+      </w:r>
+      <w:proofErr w:type="spellStart"/>
+      <w:r>
+        <w:rPr>
+          <w:rFonts w:ascii="Times New Roman" w:hAnsi="Times New Roman" w:cs="Times New Roman"/>
+          <w:sz w:val="24"/>
+          <w:szCs w:val="24"/>
+        </w:rPr>
+        <w:t>px</w:t>
+      </w:r>
+      <w:proofErr w:type="spellEnd"/>
+      <w:r>
+        <w:rPr>
+          <w:rFonts w:ascii="Times New Roman" w:hAnsi="Times New Roman" w:cs="Times New Roman"/>
+          <w:sz w:val="24"/>
+          <w:szCs w:val="24"/>
+        </w:rPr>
+        <w:t>" or "</w:t>
+      </w:r>
+      <w:proofErr w:type="spellStart"/>
+      <w:r>
+        <w:rPr>
+          <w:rFonts w:ascii="Times New Roman" w:hAnsi="Times New Roman" w:cs="Times New Roman"/>
+          <w:sz w:val="24"/>
+          <w:szCs w:val="24"/>
+        </w:rPr>
+        <w:t>em</w:t>
+      </w:r>
+      <w:proofErr w:type="spellEnd"/>
+      <w:r>
+        <w:rPr>
+          <w:rFonts w:ascii="Times New Roman" w:hAnsi="Times New Roman" w:cs="Times New Roman"/>
+          <w:sz w:val="24"/>
+          <w:szCs w:val="24"/>
+        </w:rPr>
+        <w:t>".</w:t>
       </w:r>
     </w:p>
     <w:p>
@@ -6005,7 +6610,55 @@
           <w:sz w:val="24"/>
           <w:szCs w:val="24"/>
         </w:rPr>
-        <w:t>&lt;iframe src="http://www.example.com" width="500px"&gt;&lt;/iframe&gt;</w:t>
+        <w:t>&lt;</w:t>
+      </w:r>
+      <w:proofErr w:type="spellStart"/>
+      <w:r>
+        <w:rPr>
+          <w:rFonts w:ascii="Times New Roman" w:hAnsi="Times New Roman" w:cs="Times New Roman"/>
+          <w:b/>
+          <w:bCs/>
+          <w:color w:val="385623" w:themeColor="accent6" w:themeShade="80"/>
+          <w:sz w:val="24"/>
+          <w:szCs w:val="24"/>
+        </w:rPr>
+        <w:t>iframe</w:t>
+      </w:r>
+      <w:proofErr w:type="spellEnd"/>
+      <w:r>
+        <w:rPr>
+          <w:rFonts w:ascii="Times New Roman" w:hAnsi="Times New Roman" w:cs="Times New Roman"/>
+          <w:b/>
+          <w:bCs/>
+          <w:color w:val="385623" w:themeColor="accent6" w:themeShade="80"/>
+          <w:sz w:val="24"/>
+          <w:szCs w:val="24"/>
+        </w:rPr>
+        <w:t xml:space="preserve"> src="http://www.example.com" width="500px"&gt;&lt;/</w:t>
+      </w:r>
+      <w:proofErr w:type="spellStart"/>
+      <w:r>
+        <w:rPr>
+          <w:rFonts w:ascii="Times New Roman" w:hAnsi="Times New Roman" w:cs="Times New Roman"/>
+          <w:b/>
+          <w:bCs/>
+          <w:color w:val="385623" w:themeColor="accent6" w:themeShade="80"/>
+          <w:sz w:val="24"/>
+          <w:szCs w:val="24"/>
+        </w:rPr>
+        <w:t>iframe</w:t>
+      </w:r>
+      <w:proofErr w:type="spellEnd"/>
+      <w:r>
+        <w:rPr>
+          <w:rFonts w:ascii="Times New Roman" w:hAnsi="Times New Roman" w:cs="Times New Roman"/>
+          <w:b/>
+          <w:bCs/>
+          <w:color w:val="385623" w:themeColor="accent6" w:themeShade="80"/>
+          <w:sz w:val="24"/>
+          <w:szCs w:val="24"/>
+        </w:rPr>
+        <w:t>&gt;</w:t>
       </w:r>
     </w:p>
     <w:p>
@@ -6033,7 +6686,61 @@
           <w:sz w:val="24"/>
           <w:szCs w:val="24"/>
         </w:rPr>
-        <w:t xml:space="preserve">This attribute specifies the height of the iframe. The value can be specified as a positive integer followed by a unit of measurement, such as "px" or "em". </w:t>
+        <w:t xml:space="preserve">This attribute specifies the height of the </w:t>
+      </w:r>
+      <w:proofErr w:type="spellStart"/>
+      <w:r>
+        <w:rPr>
+          <w:rFonts w:ascii="Times New Roman" w:hAnsi="Times New Roman" w:cs="Times New Roman"/>
+          <w:sz w:val="24"/>
+          <w:szCs w:val="24"/>
+        </w:rPr>
+        <w:t>iframe</w:t>
+      </w:r>
+      <w:proofErr w:type="spellEnd"/>
+      <w:r>
+        <w:rPr>
+          <w:rFonts w:ascii="Times New Roman" w:hAnsi="Times New Roman" w:cs="Times New Roman"/>
+          <w:sz w:val="24"/>
+          <w:szCs w:val="24"/>
+        </w:rPr>
+        <w:t>. The value can be specified as a positive integer followed by a unit of measurement, such as "</w:t>
+      </w:r>
+      <w:proofErr w:type="spellStart"/>
+      <w:r>
+        <w:rPr>
+          <w:rFonts w:ascii="Times New Roman" w:hAnsi="Times New Roman" w:cs="Times New Roman"/>
+          <w:sz w:val="24"/>
+          <w:szCs w:val="24"/>
+        </w:rPr>
+        <w:t>px</w:t>
+      </w:r>
+      <w:proofErr w:type="spellEnd"/>
+      <w:r>
+        <w:rPr>
+          <w:rFonts w:ascii="Times New Roman" w:hAnsi="Times New Roman" w:cs="Times New Roman"/>
+          <w:sz w:val="24"/>
+          <w:szCs w:val="24"/>
+        </w:rPr>
+        <w:t>" or "</w:t>
+      </w:r>
+      <w:proofErr w:type="spellStart"/>
+      <w:r>
+        <w:rPr>
+          <w:rFonts w:ascii="Times New Roman" w:hAnsi="Times New Roman" w:cs="Times New Roman"/>
+          <w:sz w:val="24"/>
+          <w:szCs w:val="24"/>
+        </w:rPr>
+        <w:t>em</w:t>
+      </w:r>
+      <w:proofErr w:type="spellEnd"/>
+      <w:r>
+        <w:rPr>
+          <w:rFonts w:ascii="Times New Roman" w:hAnsi="Times New Roman" w:cs="Times New Roman"/>
+          <w:sz w:val="24"/>
+          <w:szCs w:val="24"/>
+        </w:rPr>
+        <w:t xml:space="preserve">". </w:t>
       </w:r>
     </w:p>
     <w:p>
@@ -6057,7 +6764,55 @@
           <w:sz w:val="24"/>
           <w:szCs w:val="24"/>
         </w:rPr>
-        <w:t xml:space="preserve">&lt;iframe src="http://www.example.com" height="300px"&gt;&lt;/iframe&gt; </w:t>
+        <w:t>&lt;</w:t>
+      </w:r>
+      <w:proofErr w:type="spellStart"/>
+      <w:r>
+        <w:rPr>
+          <w:rFonts w:ascii="Times New Roman" w:hAnsi="Times New Roman" w:cs="Times New Roman"/>
+          <w:b/>
+          <w:bCs/>
+          <w:color w:val="385623" w:themeColor="accent6" w:themeShade="80"/>
+          <w:sz w:val="24"/>
+          <w:szCs w:val="24"/>
+        </w:rPr>
+        <w:t>iframe</w:t>
+      </w:r>
+      <w:proofErr w:type="spellEnd"/>
+      <w:r>
+        <w:rPr>
+          <w:rFonts w:ascii="Times New Roman" w:hAnsi="Times New Roman" w:cs="Times New Roman"/>
+          <w:b/>
+          <w:bCs/>
+          <w:color w:val="385623" w:themeColor="accent6" w:themeShade="80"/>
+          <w:sz w:val="24"/>
+          <w:szCs w:val="24"/>
+        </w:rPr>
+        <w:t xml:space="preserve"> src="http://www.example.com" height="300px"&gt;&lt;/</w:t>
+      </w:r>
+      <w:proofErr w:type="spellStart"/>
+      <w:r>
+        <w:rPr>
+          <w:rFonts w:ascii="Times New Roman" w:hAnsi="Times New Roman" w:cs="Times New Roman"/>
+          <w:b/>
+          <w:bCs/>
+          <w:color w:val="385623" w:themeColor="accent6" w:themeShade="80"/>
+          <w:sz w:val="24"/>
+          <w:szCs w:val="24"/>
+        </w:rPr>
+        <w:t>iframe</w:t>
+      </w:r>
+      <w:proofErr w:type="spellEnd"/>
+      <w:r>
+        <w:rPr>
+          <w:rFonts w:ascii="Times New Roman" w:hAnsi="Times New Roman" w:cs="Times New Roman"/>
+          <w:b/>
+          <w:bCs/>
+          <w:color w:val="385623" w:themeColor="accent6" w:themeShade="80"/>
+          <w:sz w:val="24"/>
+          <w:szCs w:val="24"/>
+        </w:rPr>
+        <w:t xml:space="preserve">&gt; </w:t>
       </w:r>
     </w:p>
     <w:p>
@@ -6085,7 +6840,25 @@
           <w:sz w:val="24"/>
           <w:szCs w:val="24"/>
         </w:rPr>
-        <w:t>This attribute specifies a name for the iframe. This name can be used as the target of links, form submissions, and JavaScript functions.</w:t>
+        <w:t xml:space="preserve">This attribute specifies a name for the </w:t>
+      </w:r>
+      <w:proofErr w:type="spellStart"/>
+      <w:r>
+        <w:rPr>
+          <w:rFonts w:ascii="Times New Roman" w:hAnsi="Times New Roman" w:cs="Times New Roman"/>
+          <w:sz w:val="24"/>
+          <w:szCs w:val="24"/>
+        </w:rPr>
+        <w:t>iframe</w:t>
+      </w:r>
+      <w:proofErr w:type="spellEnd"/>
+      <w:r>
+        <w:rPr>
+          <w:rFonts w:ascii="Times New Roman" w:hAnsi="Times New Roman" w:cs="Times New Roman"/>
+          <w:sz w:val="24"/>
+          <w:szCs w:val="24"/>
+        </w:rPr>
+        <w:t>. This name can be used as the target of links, form submissions, and JavaScript functions.</w:t>
       </w:r>
     </w:p>
     <w:p>
@@ -6109,7 +6882,79 @@
           <w:sz w:val="24"/>
           <w:szCs w:val="24"/>
         </w:rPr>
-        <w:t>&lt;iframe src="http://www.example.com" name="myframe"&gt;&lt;/iframe&gt;</w:t>
+        <w:t>&lt;</w:t>
+      </w:r>
+      <w:proofErr w:type="spellStart"/>
+      <w:r>
+        <w:rPr>
+          <w:rFonts w:ascii="Times New Roman" w:hAnsi="Times New Roman" w:cs="Times New Roman"/>
+          <w:b/>
+          <w:bCs/>
+          <w:color w:val="385623" w:themeColor="accent6" w:themeShade="80"/>
+          <w:sz w:val="24"/>
+          <w:szCs w:val="24"/>
+        </w:rPr>
+        <w:t>iframe</w:t>
+      </w:r>
+      <w:proofErr w:type="spellEnd"/>
+      <w:r>
+        <w:rPr>
+          <w:rFonts w:ascii="Times New Roman" w:hAnsi="Times New Roman" w:cs="Times New Roman"/>
+          <w:b/>
+          <w:bCs/>
+          <w:color w:val="385623" w:themeColor="accent6" w:themeShade="80"/>
+          <w:sz w:val="24"/>
+          <w:szCs w:val="24"/>
+        </w:rPr>
+        <w:t xml:space="preserve"> src="http://www.example.com" name="</w:t>
+      </w:r>
+      <w:proofErr w:type="spellStart"/>
+      <w:r>
+        <w:rPr>
+          <w:rFonts w:ascii="Times New Roman" w:hAnsi="Times New Roman" w:cs="Times New Roman"/>
+          <w:b/>
+          <w:bCs/>
+          <w:color w:val="385623" w:themeColor="accent6" w:themeShade="80"/>
+          <w:sz w:val="24"/>
+          <w:szCs w:val="24"/>
+        </w:rPr>
+        <w:t>myframe</w:t>
+      </w:r>
+      <w:proofErr w:type="spellEnd"/>
+      <w:r>
+        <w:rPr>
+          <w:rFonts w:ascii="Times New Roman" w:hAnsi="Times New Roman" w:cs="Times New Roman"/>
+          <w:b/>
+          <w:bCs/>
+          <w:color w:val="385623" w:themeColor="accent6" w:themeShade="80"/>
+          <w:sz w:val="24"/>
+          <w:szCs w:val="24"/>
+        </w:rPr>
+        <w:t>"&gt;&lt;/</w:t>
+      </w:r>
+      <w:proofErr w:type="spellStart"/>
+      <w:r>
+        <w:rPr>
+          <w:rFonts w:ascii="Times New Roman" w:hAnsi="Times New Roman" w:cs="Times New Roman"/>
+          <w:b/>
+          <w:bCs/>
+          <w:color w:val="385623" w:themeColor="accent6" w:themeShade="80"/>
+          <w:sz w:val="24"/>
+          <w:szCs w:val="24"/>
+        </w:rPr>
+        <w:t>iframe</w:t>
+      </w:r>
+      <w:proofErr w:type="spellEnd"/>
+      <w:r>
+        <w:rPr>
+          <w:rFonts w:ascii="Times New Roman" w:hAnsi="Times New Roman" w:cs="Times New Roman"/>
+          <w:b/>
+          <w:bCs/>
+          <w:color w:val="385623" w:themeColor="accent6" w:themeShade="80"/>
+          <w:sz w:val="24"/>
+          <w:szCs w:val="24"/>
+        </w:rPr>
+        <w:t>&gt;</w:t>
       </w:r>
     </w:p>
     <w:p>
@@ -6139,7 +6984,25 @@
           <w:sz w:val="24"/>
           <w:szCs w:val="24"/>
         </w:rPr>
-        <w:t>This attribute specifies whether or not the iframe should have a border. The value can be "0" or "1".</w:t>
+        <w:t xml:space="preserve">This attribute specifies whether or not the </w:t>
+      </w:r>
+      <w:proofErr w:type="spellStart"/>
+      <w:r>
+        <w:rPr>
+          <w:rFonts w:ascii="Times New Roman" w:hAnsi="Times New Roman" w:cs="Times New Roman"/>
+          <w:sz w:val="24"/>
+          <w:szCs w:val="24"/>
+        </w:rPr>
+        <w:t>iframe</w:t>
+      </w:r>
+      <w:proofErr w:type="spellEnd"/>
+      <w:r>
+        <w:rPr>
+          <w:rFonts w:ascii="Times New Roman" w:hAnsi="Times New Roman" w:cs="Times New Roman"/>
+          <w:sz w:val="24"/>
+          <w:szCs w:val="24"/>
+        </w:rPr>
+        <w:t xml:space="preserve"> should have a border. The value can be "0" or "1".</w:t>
       </w:r>
       <w:r>
         <w:rPr>
@@ -6173,7 +7036,55 @@
           <w:sz w:val="24"/>
           <w:szCs w:val="24"/>
         </w:rPr>
-        <w:t>&lt;iframe src="http://www.example.com" frameborder="0"&gt;&lt;/iframe&gt;</w:t>
+        <w:t>&lt;</w:t>
+      </w:r>
+      <w:proofErr w:type="spellStart"/>
+      <w:r>
+        <w:rPr>
+          <w:rFonts w:ascii="Times New Roman" w:hAnsi="Times New Roman" w:cs="Times New Roman"/>
+          <w:b/>
+          <w:bCs/>
+          <w:color w:val="385623" w:themeColor="accent6" w:themeShade="80"/>
+          <w:sz w:val="24"/>
+          <w:szCs w:val="24"/>
+        </w:rPr>
+        <w:t>iframe</w:t>
+      </w:r>
+      <w:proofErr w:type="spellEnd"/>
+      <w:r>
+        <w:rPr>
+          <w:rFonts w:ascii="Times New Roman" w:hAnsi="Times New Roman" w:cs="Times New Roman"/>
+          <w:b/>
+          <w:bCs/>
+          <w:color w:val="385623" w:themeColor="accent6" w:themeShade="80"/>
+          <w:sz w:val="24"/>
+          <w:szCs w:val="24"/>
+        </w:rPr>
+        <w:t xml:space="preserve"> src="http://www.example.com" frameborder="0"&gt;&lt;/</w:t>
+      </w:r>
+      <w:proofErr w:type="spellStart"/>
+      <w:r>
+        <w:rPr>
+          <w:rFonts w:ascii="Times New Roman" w:hAnsi="Times New Roman" w:cs="Times New Roman"/>
+          <w:b/>
+          <w:bCs/>
+          <w:color w:val="385623" w:themeColor="accent6" w:themeShade="80"/>
+          <w:sz w:val="24"/>
+          <w:szCs w:val="24"/>
+        </w:rPr>
+        <w:t>iframe</w:t>
+      </w:r>
+      <w:proofErr w:type="spellEnd"/>
+      <w:r>
+        <w:rPr>
+          <w:rFonts w:ascii="Times New Roman" w:hAnsi="Times New Roman" w:cs="Times New Roman"/>
+          <w:b/>
+          <w:bCs/>
+          <w:color w:val="385623" w:themeColor="accent6" w:themeShade="80"/>
+          <w:sz w:val="24"/>
+          <w:szCs w:val="24"/>
+        </w:rPr>
+        <w:t>&gt;</w:t>
       </w:r>
     </w:p>
     <w:p>
@@ -6201,7 +7112,25 @@
           <w:sz w:val="24"/>
           <w:szCs w:val="24"/>
         </w:rPr>
-        <w:t>This attribute specifies whether or not the iframe should have scrollbars. The value can be "yes", "no", or "auto".</w:t>
+        <w:t xml:space="preserve">This attribute specifies whether or not the </w:t>
+      </w:r>
+      <w:proofErr w:type="spellStart"/>
+      <w:r>
+        <w:rPr>
+          <w:rFonts w:ascii="Times New Roman" w:hAnsi="Times New Roman" w:cs="Times New Roman"/>
+          <w:sz w:val="24"/>
+          <w:szCs w:val="24"/>
+        </w:rPr>
+        <w:t>iframe</w:t>
+      </w:r>
+      <w:proofErr w:type="spellEnd"/>
+      <w:r>
+        <w:rPr>
+          <w:rFonts w:ascii="Times New Roman" w:hAnsi="Times New Roman" w:cs="Times New Roman"/>
+          <w:sz w:val="24"/>
+          <w:szCs w:val="24"/>
+        </w:rPr>
+        <w:t xml:space="preserve"> should have scrollbars. The value can be "yes", "no", or "auto".</w:t>
       </w:r>
     </w:p>
     <w:p>
@@ -6225,7 +7154,55 @@
           <w:sz w:val="24"/>
           <w:szCs w:val="24"/>
         </w:rPr>
-        <w:t>&lt;iframe src="http://www.example.com" scrolling="auto"&gt;&lt;/iframe&gt;</w:t>
+        <w:t>&lt;</w:t>
+      </w:r>
+      <w:proofErr w:type="spellStart"/>
+      <w:r>
+        <w:rPr>
+          <w:rFonts w:ascii="Times New Roman" w:hAnsi="Times New Roman" w:cs="Times New Roman"/>
+          <w:b/>
+          <w:bCs/>
+          <w:color w:val="385623" w:themeColor="accent6" w:themeShade="80"/>
+          <w:sz w:val="24"/>
+          <w:szCs w:val="24"/>
+        </w:rPr>
+        <w:t>iframe</w:t>
+      </w:r>
+      <w:proofErr w:type="spellEnd"/>
+      <w:r>
+        <w:rPr>
+          <w:rFonts w:ascii="Times New Roman" w:hAnsi="Times New Roman" w:cs="Times New Roman"/>
+          <w:b/>
+          <w:bCs/>
+          <w:color w:val="385623" w:themeColor="accent6" w:themeShade="80"/>
+          <w:sz w:val="24"/>
+          <w:szCs w:val="24"/>
+        </w:rPr>
+        <w:t xml:space="preserve"> src="http://www.example.com" scrolling="auto"&gt;&lt;/</w:t>
+      </w:r>
+      <w:proofErr w:type="spellStart"/>
+      <w:r>
+        <w:rPr>
+          <w:rFonts w:ascii="Times New Roman" w:hAnsi="Times New Roman" w:cs="Times New Roman"/>
+          <w:b/>
+          <w:bCs/>
+          <w:color w:val="385623" w:themeColor="accent6" w:themeShade="80"/>
+          <w:sz w:val="24"/>
+          <w:szCs w:val="24"/>
+        </w:rPr>
+        <w:t>iframe</w:t>
+      </w:r>
+      <w:proofErr w:type="spellEnd"/>
+      <w:r>
+        <w:rPr>
+          <w:rFonts w:ascii="Times New Roman" w:hAnsi="Times New Roman" w:cs="Times New Roman"/>
+          <w:b/>
+          <w:bCs/>
+          <w:color w:val="385623" w:themeColor="accent6" w:themeShade="80"/>
+          <w:sz w:val="24"/>
+          <w:szCs w:val="24"/>
+        </w:rPr>
+        <w:t>&gt;</w:t>
       </w:r>
     </w:p>
     <w:p>
@@ -6239,23 +7216,71 @@
           <w:szCs w:val="24"/>
         </w:rPr>
       </w:pPr>
-      <w:r>
-        <w:rPr>
-          <w:rFonts w:ascii="Times New Roman" w:hAnsi="Times New Roman" w:cs="Times New Roman"/>
-          <w:b/>
-          <w:bCs/>
-          <w:sz w:val="24"/>
-          <w:szCs w:val="24"/>
-        </w:rPr>
-        <w:t xml:space="preserve">allowfullscreen: </w:t>
-      </w:r>
-      <w:r>
-        <w:rPr>
-          <w:rFonts w:ascii="Times New Roman" w:hAnsi="Times New Roman" w:cs="Times New Roman"/>
-          <w:sz w:val="24"/>
-          <w:szCs w:val="24"/>
-        </w:rPr>
-        <w:t>This attribute specifies whether or not the iframe should be allowed to enter fullscreen mode. The value can be "true" or "false".</w:t>
+      <w:proofErr w:type="spellStart"/>
+      <w:r>
+        <w:rPr>
+          <w:rFonts w:ascii="Times New Roman" w:hAnsi="Times New Roman" w:cs="Times New Roman"/>
+          <w:b/>
+          <w:bCs/>
+          <w:sz w:val="24"/>
+          <w:szCs w:val="24"/>
+        </w:rPr>
+        <w:t>allowfullscreen</w:t>
+      </w:r>
+      <w:proofErr w:type="spellEnd"/>
+      <w:r>
+        <w:rPr>
+          <w:rFonts w:ascii="Times New Roman" w:hAnsi="Times New Roman" w:cs="Times New Roman"/>
+          <w:b/>
+          <w:bCs/>
+          <w:sz w:val="24"/>
+          <w:szCs w:val="24"/>
+        </w:rPr>
+        <w:t xml:space="preserve">: </w:t>
+      </w:r>
+      <w:r>
+        <w:rPr>
+          <w:rFonts w:ascii="Times New Roman" w:hAnsi="Times New Roman" w:cs="Times New Roman"/>
+          <w:sz w:val="24"/>
+          <w:szCs w:val="24"/>
+        </w:rPr>
+        <w:t xml:space="preserve">This attribute specifies whether or not the </w:t>
+      </w:r>
+      <w:proofErr w:type="spellStart"/>
+      <w:r>
+        <w:rPr>
+          <w:rFonts w:ascii="Times New Roman" w:hAnsi="Times New Roman" w:cs="Times New Roman"/>
+          <w:sz w:val="24"/>
+          <w:szCs w:val="24"/>
+        </w:rPr>
+        <w:t>iframe</w:t>
+      </w:r>
+      <w:proofErr w:type="spellEnd"/>
+      <w:r>
+        <w:rPr>
+          <w:rFonts w:ascii="Times New Roman" w:hAnsi="Times New Roman" w:cs="Times New Roman"/>
+          <w:sz w:val="24"/>
+          <w:szCs w:val="24"/>
+        </w:rPr>
+        <w:t xml:space="preserve"> should be allowed to enter </w:t>
+      </w:r>
+      <w:proofErr w:type="spellStart"/>
+      <w:r>
+        <w:rPr>
+          <w:rFonts w:ascii="Times New Roman" w:hAnsi="Times New Roman" w:cs="Times New Roman"/>
+          <w:sz w:val="24"/>
+          <w:szCs w:val="24"/>
+        </w:rPr>
+        <w:t>fullscreen</w:t>
+      </w:r>
+      <w:proofErr w:type="spellEnd"/>
+      <w:r>
+        <w:rPr>
+          <w:rFonts w:ascii="Times New Roman" w:hAnsi="Times New Roman" w:cs="Times New Roman"/>
+          <w:sz w:val="24"/>
+          <w:szCs w:val="24"/>
+        </w:rPr>
+        <w:t xml:space="preserve"> mode. The value can be "true" or "false".</w:t>
       </w:r>
       <w:r>
         <w:rPr>
@@ -6289,8 +7314,9 @@
           <w:sz w:val="24"/>
           <w:szCs w:val="24"/>
         </w:rPr>
-        <w:t>&lt;iframe src="http://www.example.com" allowfullscreen="true"&gt;&lt;/iframe&gt;</w:t>
-      </w:r>
+        <w:t>&lt;</w:t>
+      </w:r>
+      <w:proofErr w:type="spellStart"/>
       <w:r>
         <w:rPr>
           <w:rFonts w:ascii="Times New Roman" w:hAnsi="Times New Roman" w:cs="Times New Roman"/>
@@ -6300,6 +7326,77 @@
           <w:sz w:val="24"/>
           <w:szCs w:val="24"/>
         </w:rPr>
+        <w:t>iframe</w:t>
+      </w:r>
+      <w:proofErr w:type="spellEnd"/>
+      <w:r>
+        <w:rPr>
+          <w:rFonts w:ascii="Times New Roman" w:hAnsi="Times New Roman" w:cs="Times New Roman"/>
+          <w:b/>
+          <w:bCs/>
+          <w:color w:val="385623" w:themeColor="accent6" w:themeShade="80"/>
+          <w:sz w:val="24"/>
+          <w:szCs w:val="24"/>
+        </w:rPr>
+        <w:t xml:space="preserve"> src="http://www.example.com" </w:t>
+      </w:r>
+      <w:proofErr w:type="spellStart"/>
+      <w:r>
+        <w:rPr>
+          <w:rFonts w:ascii="Times New Roman" w:hAnsi="Times New Roman" w:cs="Times New Roman"/>
+          <w:b/>
+          <w:bCs/>
+          <w:color w:val="385623" w:themeColor="accent6" w:themeShade="80"/>
+          <w:sz w:val="24"/>
+          <w:szCs w:val="24"/>
+        </w:rPr>
+        <w:t>allowfullscreen</w:t>
+      </w:r>
+      <w:proofErr w:type="spellEnd"/>
+      <w:r>
+        <w:rPr>
+          <w:rFonts w:ascii="Times New Roman" w:hAnsi="Times New Roman" w:cs="Times New Roman"/>
+          <w:b/>
+          <w:bCs/>
+          <w:color w:val="385623" w:themeColor="accent6" w:themeShade="80"/>
+          <w:sz w:val="24"/>
+          <w:szCs w:val="24"/>
+        </w:rPr>
+        <w:t>="true"&gt;&lt;/</w:t>
+      </w:r>
+      <w:proofErr w:type="spellStart"/>
+      <w:r>
+        <w:rPr>
+          <w:rFonts w:ascii="Times New Roman" w:hAnsi="Times New Roman" w:cs="Times New Roman"/>
+          <w:b/>
+          <w:bCs/>
+          <w:color w:val="385623" w:themeColor="accent6" w:themeShade="80"/>
+          <w:sz w:val="24"/>
+          <w:szCs w:val="24"/>
+        </w:rPr>
+        <w:t>iframe</w:t>
+      </w:r>
+      <w:proofErr w:type="spellEnd"/>
+      <w:r>
+        <w:rPr>
+          <w:rFonts w:ascii="Times New Roman" w:hAnsi="Times New Roman" w:cs="Times New Roman"/>
+          <w:b/>
+          <w:bCs/>
+          <w:color w:val="385623" w:themeColor="accent6" w:themeShade="80"/>
+          <w:sz w:val="24"/>
+          <w:szCs w:val="24"/>
+        </w:rPr>
+        <w:t>&gt;</w:t>
+      </w:r>
+      <w:r>
+        <w:rPr>
+          <w:rFonts w:ascii="Times New Roman" w:hAnsi="Times New Roman" w:cs="Times New Roman"/>
+          <w:b/>
+          <w:bCs/>
+          <w:color w:val="385623" w:themeColor="accent6" w:themeShade="80"/>
+          <w:sz w:val="24"/>
+          <w:szCs w:val="24"/>
+        </w:rPr>
         <w:t xml:space="preserve"> </w:t>
       </w:r>
     </w:p>
@@ -6331,7 +7428,25 @@
           <w:sz w:val="24"/>
           <w:szCs w:val="24"/>
         </w:rPr>
-        <w:t>This attribute specifies a space-separated list of features that the iframe is allowed to use. Example:</w:t>
+        <w:t xml:space="preserve">This attribute specifies a space-separated list of features that the </w:t>
+      </w:r>
+      <w:proofErr w:type="spellStart"/>
+      <w:r>
+        <w:rPr>
+          <w:rFonts w:ascii="Times New Roman" w:hAnsi="Times New Roman" w:cs="Times New Roman"/>
+          <w:sz w:val="24"/>
+          <w:szCs w:val="24"/>
+        </w:rPr>
+        <w:t>iframe</w:t>
+      </w:r>
+      <w:proofErr w:type="spellEnd"/>
+      <w:r>
+        <w:rPr>
+          <w:rFonts w:ascii="Times New Roman" w:hAnsi="Times New Roman" w:cs="Times New Roman"/>
+          <w:sz w:val="24"/>
+          <w:szCs w:val="24"/>
+        </w:rPr>
+        <w:t xml:space="preserve"> is allowed to use. Example:</w:t>
       </w:r>
     </w:p>
     <w:p>
@@ -6355,7 +7470,55 @@
           <w:sz w:val="24"/>
           <w:szCs w:val="24"/>
         </w:rPr>
-        <w:t>&lt;iframe src="http://www.example.com" allow="camera; microphone"&gt;&lt;/iframe&gt;</w:t>
+        <w:t>&lt;</w:t>
+      </w:r>
+      <w:proofErr w:type="spellStart"/>
+      <w:r>
+        <w:rPr>
+          <w:rFonts w:ascii="Times New Roman" w:hAnsi="Times New Roman" w:cs="Times New Roman"/>
+          <w:b/>
+          <w:bCs/>
+          <w:color w:val="385623" w:themeColor="accent6" w:themeShade="80"/>
+          <w:sz w:val="24"/>
+          <w:szCs w:val="24"/>
+        </w:rPr>
+        <w:t>iframe</w:t>
+      </w:r>
+      <w:proofErr w:type="spellEnd"/>
+      <w:r>
+        <w:rPr>
+          <w:rFonts w:ascii="Times New Roman" w:hAnsi="Times New Roman" w:cs="Times New Roman"/>
+          <w:b/>
+          <w:bCs/>
+          <w:color w:val="385623" w:themeColor="accent6" w:themeShade="80"/>
+          <w:sz w:val="24"/>
+          <w:szCs w:val="24"/>
+        </w:rPr>
+        <w:t xml:space="preserve"> src="http://www.example.com" allow="camera; microphone"&gt;&lt;/</w:t>
+      </w:r>
+      <w:proofErr w:type="spellStart"/>
+      <w:r>
+        <w:rPr>
+          <w:rFonts w:ascii="Times New Roman" w:hAnsi="Times New Roman" w:cs="Times New Roman"/>
+          <w:b/>
+          <w:bCs/>
+          <w:color w:val="385623" w:themeColor="accent6" w:themeShade="80"/>
+          <w:sz w:val="24"/>
+          <w:szCs w:val="24"/>
+        </w:rPr>
+        <w:t>iframe</w:t>
+      </w:r>
+      <w:proofErr w:type="spellEnd"/>
+      <w:r>
+        <w:rPr>
+          <w:rFonts w:ascii="Times New Roman" w:hAnsi="Times New Roman" w:cs="Times New Roman"/>
+          <w:b/>
+          <w:bCs/>
+          <w:color w:val="385623" w:themeColor="accent6" w:themeShade="80"/>
+          <w:sz w:val="24"/>
+          <w:szCs w:val="24"/>
+        </w:rPr>
+        <w:t>&gt;</w:t>
       </w:r>
     </w:p>
     <w:p>
@@ -6415,7 +7578,29 @@
           <w:sz w:val="24"/>
           <w:szCs w:val="24"/>
         </w:rPr>
-        <w:t>&lt;kbd&gt; For Keyboard Input</w:t>
+        <w:t>&lt;</w:t>
+      </w:r>
+      <w:proofErr w:type="spellStart"/>
+      <w:r>
+        <w:rPr>
+          <w:rFonts w:ascii="Times New Roman" w:hAnsi="Times New Roman" w:cs="Times New Roman"/>
+          <w:b/>
+          <w:bCs/>
+          <w:sz w:val="24"/>
+          <w:szCs w:val="24"/>
+        </w:rPr>
+        <w:t>kbd</w:t>
+      </w:r>
+      <w:proofErr w:type="spellEnd"/>
+      <w:r>
+        <w:rPr>
+          <w:rFonts w:ascii="Times New Roman" w:hAnsi="Times New Roman" w:cs="Times New Roman"/>
+          <w:b/>
+          <w:bCs/>
+          <w:sz w:val="24"/>
+          <w:szCs w:val="24"/>
+        </w:rPr>
+        <w:t>&gt; For Keyboard Input</w:t>
       </w:r>
     </w:p>
     <w:p>
@@ -6711,6 +7896,7 @@
           <w:szCs w:val="24"/>
         </w:rPr>
       </w:pPr>
+      <w:proofErr w:type="spellStart"/>
       <w:r>
         <w:rPr>
           <w:rFonts w:ascii="Times New Roman" w:hAnsi="Times New Roman" w:cs="Times New Roman"/>
@@ -6721,6 +7907,7 @@
         </w:rPr>
         <w:t>Behavior</w:t>
       </w:r>
+      <w:proofErr w:type="spellEnd"/>
     </w:p>
     <w:p>
       <w:pPr>
@@ -6737,6 +7924,7 @@
           <w:szCs w:val="24"/>
         </w:rPr>
       </w:pPr>
+      <w:proofErr w:type="spellStart"/>
       <w:r>
         <w:rPr>
           <w:rFonts w:ascii="Times New Roman" w:hAnsi="Times New Roman" w:cs="Times New Roman"/>
@@ -6747,6 +7935,7 @@
         </w:rPr>
         <w:t>Scrolldelay</w:t>
       </w:r>
+      <w:proofErr w:type="spellEnd"/>
     </w:p>
     <w:p>
       <w:pPr>
@@ -6763,6 +7952,7 @@
           <w:szCs w:val="24"/>
         </w:rPr>
       </w:pPr>
+      <w:proofErr w:type="spellStart"/>
       <w:r>
         <w:rPr>
           <w:rFonts w:ascii="Times New Roman" w:hAnsi="Times New Roman" w:cs="Times New Roman"/>
@@ -6773,6 +7963,7 @@
         </w:rPr>
         <w:t>Scrollamount</w:t>
       </w:r>
+      <w:proofErr w:type="spellEnd"/>
     </w:p>
     <w:p>
       <w:pPr>
@@ -6797,8 +7988,20 @@
           <w:sz w:val="24"/>
           <w:szCs w:val="24"/>
         </w:rPr>
-        <w:t>Loop etc..</w:t>
-      </w:r>
+        <w:t xml:space="preserve">Loop </w:t>
+      </w:r>
+      <w:proofErr w:type="gramStart"/>
+      <w:r>
+        <w:rPr>
+          <w:rFonts w:ascii="Times New Roman" w:hAnsi="Times New Roman" w:cs="Times New Roman"/>
+          <w:b/>
+          <w:bCs/>
+          <w:sz w:val="24"/>
+          <w:szCs w:val="24"/>
+        </w:rPr>
+        <w:t>etc..</w:t>
+      </w:r>
+      <w:proofErr w:type="gramEnd"/>
     </w:p>
     <w:p>
       <w:pPr>
@@ -6874,7 +8077,31 @@
           <w:sz w:val="24"/>
           <w:szCs w:val="24"/>
         </w:rPr>
-        <w:t>Form are used to take the data from users.</w:t>
+        <w:t xml:space="preserve">Form </w:t>
+      </w:r>
+      <w:proofErr w:type="gramStart"/>
+      <w:r>
+        <w:rPr>
+          <w:rFonts w:ascii="Times New Roman" w:hAnsi="Times New Roman" w:cs="Times New Roman"/>
+          <w:b/>
+          <w:bCs/>
+          <w:color w:val="385623" w:themeColor="accent6" w:themeShade="80"/>
+          <w:sz w:val="24"/>
+          <w:szCs w:val="24"/>
+        </w:rPr>
+        <w:t>are</w:t>
+      </w:r>
+      <w:proofErr w:type="gramEnd"/>
+      <w:r>
+        <w:rPr>
+          <w:rFonts w:ascii="Times New Roman" w:hAnsi="Times New Roman" w:cs="Times New Roman"/>
+          <w:b/>
+          <w:bCs/>
+          <w:color w:val="385623" w:themeColor="accent6" w:themeShade="80"/>
+          <w:sz w:val="24"/>
+          <w:szCs w:val="24"/>
+        </w:rPr>
+        <w:t xml:space="preserve"> used to take the data from users.</w:t>
       </w:r>
     </w:p>
     <w:p>
@@ -7163,6 +8390,7 @@
           <w:szCs w:val="24"/>
         </w:rPr>
       </w:pPr>
+      <w:proofErr w:type="spellStart"/>
       <w:r>
         <w:rPr>
           <w:rFonts w:ascii="Times New Roman" w:hAnsi="Times New Roman" w:cs="Times New Roman"/>
@@ -7173,6 +8401,7 @@
         </w:rPr>
         <w:t>Textarea</w:t>
       </w:r>
+      <w:proofErr w:type="spellEnd"/>
     </w:p>
     <w:p>
       <w:pPr>
@@ -7293,16 +8522,62 @@
           <w:szCs w:val="24"/>
         </w:rPr>
       </w:pPr>
-      <w:r>
-        <w:rPr>
-          <w:rFonts w:ascii="Times New Roman" w:hAnsi="Times New Roman" w:cs="Times New Roman"/>
-          <w:b/>
-          <w:bCs/>
-          <w:sz w:val="24"/>
-          <w:szCs w:val="24"/>
-        </w:rPr>
-        <w:t>minlength and maxlength etc..</w:t>
-      </w:r>
+      <w:proofErr w:type="spellStart"/>
+      <w:r>
+        <w:rPr>
+          <w:rFonts w:ascii="Times New Roman" w:hAnsi="Times New Roman" w:cs="Times New Roman"/>
+          <w:b/>
+          <w:bCs/>
+          <w:sz w:val="24"/>
+          <w:szCs w:val="24"/>
+        </w:rPr>
+        <w:t>minlength</w:t>
+      </w:r>
+      <w:proofErr w:type="spellEnd"/>
+      <w:r>
+        <w:rPr>
+          <w:rFonts w:ascii="Times New Roman" w:hAnsi="Times New Roman" w:cs="Times New Roman"/>
+          <w:b/>
+          <w:bCs/>
+          <w:sz w:val="24"/>
+          <w:szCs w:val="24"/>
+        </w:rPr>
+        <w:t xml:space="preserve"> and </w:t>
+      </w:r>
+      <w:proofErr w:type="spellStart"/>
+      <w:r>
+        <w:rPr>
+          <w:rFonts w:ascii="Times New Roman" w:hAnsi="Times New Roman" w:cs="Times New Roman"/>
+          <w:b/>
+          <w:bCs/>
+          <w:sz w:val="24"/>
+          <w:szCs w:val="24"/>
+        </w:rPr>
+        <w:t>maxlength</w:t>
+      </w:r>
+      <w:proofErr w:type="spellEnd"/>
+      <w:r>
+        <w:rPr>
+          <w:rFonts w:ascii="Times New Roman" w:hAnsi="Times New Roman" w:cs="Times New Roman"/>
+          <w:b/>
+          <w:bCs/>
+          <w:sz w:val="24"/>
+          <w:szCs w:val="24"/>
+        </w:rPr>
+        <w:t xml:space="preserve"> </w:t>
+      </w:r>
+      <w:proofErr w:type="gramStart"/>
+      <w:r>
+        <w:rPr>
+          <w:rFonts w:ascii="Times New Roman" w:hAnsi="Times New Roman" w:cs="Times New Roman"/>
+          <w:b/>
+          <w:bCs/>
+          <w:sz w:val="24"/>
+          <w:szCs w:val="24"/>
+        </w:rPr>
+        <w:t>etc..</w:t>
+      </w:r>
+      <w:proofErr w:type="gramEnd"/>
     </w:p>
     <w:p>
       <w:pPr>
@@ -7327,6 +8602,7 @@
           <w:szCs w:val="24"/>
         </w:rPr>
       </w:pPr>
+      <w:proofErr w:type="spellStart"/>
       <w:r>
         <w:rPr>
           <w:rFonts w:ascii="Times New Roman" w:hAnsi="Times New Roman" w:cs="Times New Roman"/>
@@ -7337,6 +8613,7 @@
         </w:rPr>
         <w:t>color</w:t>
       </w:r>
+      <w:proofErr w:type="spellEnd"/>
     </w:p>
     <w:p>
       <w:pPr>
@@ -7587,6 +8864,7 @@
           <w:szCs w:val="24"/>
         </w:rPr>
       </w:pPr>
+      <w:proofErr w:type="spellStart"/>
       <w:r>
         <w:rPr>
           <w:rFonts w:ascii="Times New Roman" w:hAnsi="Times New Roman" w:cs="Times New Roman"/>
@@ -7597,6 +8875,7 @@
         </w:rPr>
         <w:t>Url</w:t>
       </w:r>
+      <w:proofErr w:type="spellEnd"/>
     </w:p>
     <w:p>
       <w:pPr>
@@ -7943,7 +9222,7 @@
                 <wp:cNvGraphicFramePr/>
                 <a:graphic xmlns:a="http://schemas.openxmlformats.org/drawingml/2006/main">
                   <a:graphicData uri="http://schemas.microsoft.com/office/word/2010/wordprocessingInk">
-                    <w14:contentPart bwMode="auto" r:id="rId20">
+                    <w14:contentPart bwMode="auto" r:id="rId19">
                       <w14:nvContentPartPr>
                         <w14:cNvContentPartPr/>
                       </w14:nvContentPartPr>
@@ -8588,8 +9867,21 @@
           <w:sz w:val="24"/>
           <w:szCs w:val="24"/>
         </w:rPr>
-        <w:t>TAGS                                          Key:Value</w:t>
-      </w:r>
+        <w:t xml:space="preserve">TAGS                                          </w:t>
+      </w:r>
+      <w:proofErr w:type="spellStart"/>
+      <w:r>
+        <w:rPr>
+          <w:rFonts w:ascii="Times New Roman" w:hAnsi="Times New Roman" w:cs="Times New Roman"/>
+          <w:b/>
+          <w:bCs/>
+          <w:color w:val="833C0B" w:themeColor="accent2" w:themeShade="80"/>
+          <w:sz w:val="24"/>
+          <w:szCs w:val="24"/>
+        </w:rPr>
+        <w:t>Key:Value</w:t>
+      </w:r>
+      <w:proofErr w:type="spellEnd"/>
     </w:p>
     <w:p>
       <w:pPr>
@@ -8997,7 +10289,25 @@
           <w:sz w:val="24"/>
           <w:szCs w:val="24"/>
         </w:rPr>
-        <w:t>Every properties will give style/designs.</w:t>
+        <w:t xml:space="preserve">Every </w:t>
+      </w:r>
+      <w:proofErr w:type="gramStart"/>
+      <w:r>
+        <w:rPr>
+          <w:rFonts w:ascii="Times New Roman" w:hAnsi="Times New Roman" w:cs="Times New Roman"/>
+          <w:sz w:val="24"/>
+          <w:szCs w:val="24"/>
+        </w:rPr>
+        <w:t>properties</w:t>
+      </w:r>
+      <w:proofErr w:type="gramEnd"/>
+      <w:r>
+        <w:rPr>
+          <w:rFonts w:ascii="Times New Roman" w:hAnsi="Times New Roman" w:cs="Times New Roman"/>
+          <w:sz w:val="24"/>
+          <w:szCs w:val="24"/>
+        </w:rPr>
+        <w:t xml:space="preserve"> will give style/designs.</w:t>
       </w:r>
     </w:p>
     <w:p>
@@ -9129,7 +10439,31 @@
           <w:sz w:val="24"/>
           <w:szCs w:val="24"/>
         </w:rPr>
-        <w:t>Example: container  p{ color:red }</w:t>
+        <w:t xml:space="preserve">Example: container  p{ </w:t>
+      </w:r>
+      <w:proofErr w:type="spellStart"/>
+      <w:r>
+        <w:rPr>
+          <w:rFonts w:ascii="Times New Roman" w:hAnsi="Times New Roman" w:cs="Times New Roman"/>
+          <w:b/>
+          <w:bCs/>
+          <w:color w:val="00B0F0"/>
+          <w:sz w:val="24"/>
+          <w:szCs w:val="24"/>
+        </w:rPr>
+        <w:t>color:red</w:t>
+      </w:r>
+      <w:proofErr w:type="spellEnd"/>
+      <w:r>
+        <w:rPr>
+          <w:rFonts w:ascii="Times New Roman" w:hAnsi="Times New Roman" w:cs="Times New Roman"/>
+          <w:b/>
+          <w:bCs/>
+          <w:color w:val="00B0F0"/>
+          <w:sz w:val="24"/>
+          <w:szCs w:val="24"/>
+        </w:rPr>
+        <w:t xml:space="preserve"> }</w:t>
       </w:r>
     </w:p>
     <w:p>
@@ -9207,7 +10541,31 @@
           <w:sz w:val="24"/>
           <w:szCs w:val="24"/>
         </w:rPr>
-        <w:t>Example: div +  p{ color:red }</w:t>
+        <w:t xml:space="preserve">Example: div +  p{ </w:t>
+      </w:r>
+      <w:proofErr w:type="spellStart"/>
+      <w:r>
+        <w:rPr>
+          <w:rFonts w:ascii="Times New Roman" w:hAnsi="Times New Roman" w:cs="Times New Roman"/>
+          <w:b/>
+          <w:bCs/>
+          <w:color w:val="00B0F0"/>
+          <w:sz w:val="24"/>
+          <w:szCs w:val="24"/>
+        </w:rPr>
+        <w:t>color:red</w:t>
+      </w:r>
+      <w:proofErr w:type="spellEnd"/>
+      <w:r>
+        <w:rPr>
+          <w:rFonts w:ascii="Times New Roman" w:hAnsi="Times New Roman" w:cs="Times New Roman"/>
+          <w:b/>
+          <w:bCs/>
+          <w:color w:val="00B0F0"/>
+          <w:sz w:val="24"/>
+          <w:szCs w:val="24"/>
+        </w:rPr>
+        <w:t xml:space="preserve"> }</w:t>
       </w:r>
     </w:p>
     <w:p>
@@ -9310,7 +10668,31 @@
           <w:sz w:val="24"/>
           <w:szCs w:val="24"/>
         </w:rPr>
-        <w:t>Example: container &gt; p{ color:red }</w:t>
+        <w:t xml:space="preserve">Example: container &gt; p{ </w:t>
+      </w:r>
+      <w:proofErr w:type="spellStart"/>
+      <w:r>
+        <w:rPr>
+          <w:rFonts w:ascii="Times New Roman" w:hAnsi="Times New Roman" w:cs="Times New Roman"/>
+          <w:b/>
+          <w:bCs/>
+          <w:color w:val="00B0F0"/>
+          <w:sz w:val="24"/>
+          <w:szCs w:val="24"/>
+        </w:rPr>
+        <w:t>color:red</w:t>
+      </w:r>
+      <w:proofErr w:type="spellEnd"/>
+      <w:r>
+        <w:rPr>
+          <w:rFonts w:ascii="Times New Roman" w:hAnsi="Times New Roman" w:cs="Times New Roman"/>
+          <w:b/>
+          <w:bCs/>
+          <w:color w:val="00B0F0"/>
+          <w:sz w:val="24"/>
+          <w:szCs w:val="24"/>
+        </w:rPr>
+        <w:t xml:space="preserve"> }</w:t>
       </w:r>
     </w:p>
     <w:p>
@@ -9402,7 +10784,31 @@
           <w:sz w:val="24"/>
           <w:szCs w:val="24"/>
         </w:rPr>
-        <w:t>Example: container ~ p{ color:red }</w:t>
+        <w:t xml:space="preserve">Example: container ~ p{ </w:t>
+      </w:r>
+      <w:proofErr w:type="spellStart"/>
+      <w:r>
+        <w:rPr>
+          <w:rFonts w:ascii="Times New Roman" w:hAnsi="Times New Roman" w:cs="Times New Roman"/>
+          <w:b/>
+          <w:bCs/>
+          <w:color w:val="00B0F0"/>
+          <w:sz w:val="24"/>
+          <w:szCs w:val="24"/>
+        </w:rPr>
+        <w:t>color:red</w:t>
+      </w:r>
+      <w:proofErr w:type="spellEnd"/>
+      <w:r>
+        <w:rPr>
+          <w:rFonts w:ascii="Times New Roman" w:hAnsi="Times New Roman" w:cs="Times New Roman"/>
+          <w:b/>
+          <w:bCs/>
+          <w:color w:val="00B0F0"/>
+          <w:sz w:val="24"/>
+          <w:szCs w:val="24"/>
+        </w:rPr>
+        <w:t xml:space="preserve"> }</w:t>
       </w:r>
     </w:p>
     <w:p>
@@ -9749,8 +11155,13 @@
         <w:pStyle w:val="Heading1"/>
       </w:pPr>
       <w:r>
-        <w:t>CSS Colors</w:t>
-      </w:r>
+        <w:t xml:space="preserve">CSS </w:t>
+      </w:r>
+      <w:proofErr w:type="spellStart"/>
+      <w:r>
+        <w:t>Colors</w:t>
+      </w:r>
+      <w:proofErr w:type="spellEnd"/>
     </w:p>
     <w:p>
       <w:pPr>
@@ -9796,8 +11207,20 @@
           <w:sz w:val="24"/>
           <w:szCs w:val="24"/>
         </w:rPr>
-        <w:t>RGB Colors</w:t>
-      </w:r>
+        <w:t xml:space="preserve">RGB </w:t>
+      </w:r>
+      <w:proofErr w:type="spellStart"/>
+      <w:r>
+        <w:rPr>
+          <w:rFonts w:ascii="Times New Roman" w:hAnsi="Times New Roman" w:cs="Times New Roman"/>
+          <w:b/>
+          <w:bCs/>
+          <w:sz w:val="24"/>
+          <w:szCs w:val="24"/>
+        </w:rPr>
+        <w:t>Colors</w:t>
+      </w:r>
+      <w:proofErr w:type="spellEnd"/>
     </w:p>
     <w:p>
       <w:pPr>
@@ -9822,8 +11245,20 @@
           <w:sz w:val="24"/>
           <w:szCs w:val="24"/>
         </w:rPr>
-        <w:t>HEX Colors</w:t>
-      </w:r>
+        <w:t xml:space="preserve">HEX </w:t>
+      </w:r>
+      <w:proofErr w:type="spellStart"/>
+      <w:r>
+        <w:rPr>
+          <w:rFonts w:ascii="Times New Roman" w:hAnsi="Times New Roman" w:cs="Times New Roman"/>
+          <w:b/>
+          <w:bCs/>
+          <w:sz w:val="24"/>
+          <w:szCs w:val="24"/>
+        </w:rPr>
+        <w:t>Colors</w:t>
+      </w:r>
+      <w:proofErr w:type="spellEnd"/>
     </w:p>
     <w:p>
       <w:pPr>
@@ -9848,8 +11283,20 @@
           <w:sz w:val="24"/>
           <w:szCs w:val="24"/>
         </w:rPr>
-        <w:t>HSL Colors</w:t>
-      </w:r>
+        <w:t xml:space="preserve">HSL </w:t>
+      </w:r>
+      <w:proofErr w:type="spellStart"/>
+      <w:r>
+        <w:rPr>
+          <w:rFonts w:ascii="Times New Roman" w:hAnsi="Times New Roman" w:cs="Times New Roman"/>
+          <w:b/>
+          <w:bCs/>
+          <w:sz w:val="24"/>
+          <w:szCs w:val="24"/>
+        </w:rPr>
+        <w:t>Colors</w:t>
+      </w:r>
+      <w:proofErr w:type="spellEnd"/>
     </w:p>
     <w:p>
       <w:pPr>
@@ -9928,7 +11375,25 @@
           <w:sz w:val="24"/>
           <w:szCs w:val="24"/>
         </w:rPr>
-        <w:t xml:space="preserve">This property sets the background color of an </w:t>
+        <w:t xml:space="preserve">This property sets the background </w:t>
+      </w:r>
+      <w:proofErr w:type="spellStart"/>
+      <w:r>
+        <w:rPr>
+          <w:rFonts w:ascii="Times New Roman" w:hAnsi="Times New Roman" w:cs="Times New Roman"/>
+          <w:sz w:val="24"/>
+          <w:szCs w:val="24"/>
+        </w:rPr>
+        <w:t>color</w:t>
+      </w:r>
+      <w:proofErr w:type="spellEnd"/>
+      <w:r>
+        <w:rPr>
+          <w:rFonts w:ascii="Times New Roman" w:hAnsi="Times New Roman" w:cs="Times New Roman"/>
+          <w:sz w:val="24"/>
+          <w:szCs w:val="24"/>
+        </w:rPr>
+        <w:t xml:space="preserve"> of an </w:t>
       </w:r>
       <w:r>
         <w:rPr>
@@ -9976,7 +11441,25 @@
           <w:sz w:val="24"/>
           <w:szCs w:val="24"/>
         </w:rPr>
-        <w:t>r keyword, a hexadecimal value, hsl.</w:t>
+        <w:t xml:space="preserve">r keyword, a hexadecimal value, </w:t>
+      </w:r>
+      <w:proofErr w:type="spellStart"/>
+      <w:r>
+        <w:rPr>
+          <w:rFonts w:ascii="Times New Roman" w:hAnsi="Times New Roman" w:cs="Times New Roman"/>
+          <w:sz w:val="24"/>
+          <w:szCs w:val="24"/>
+        </w:rPr>
+        <w:t>hsl</w:t>
+      </w:r>
+      <w:proofErr w:type="spellEnd"/>
+      <w:r>
+        <w:rPr>
+          <w:rFonts w:ascii="Times New Roman" w:hAnsi="Times New Roman" w:cs="Times New Roman"/>
+          <w:sz w:val="24"/>
+          <w:szCs w:val="24"/>
+        </w:rPr>
+        <w:t>.</w:t>
       </w:r>
     </w:p>
     <w:p>
@@ -10004,7 +11487,55 @@
           <w:sz w:val="24"/>
           <w:szCs w:val="24"/>
         </w:rPr>
-        <w:t>background-color: &lt;ColorName&gt;</w:t>
+        <w:t>background-</w:t>
+      </w:r>
+      <w:proofErr w:type="spellStart"/>
+      <w:r>
+        <w:rPr>
+          <w:rFonts w:ascii="Times New Roman" w:hAnsi="Times New Roman" w:cs="Times New Roman"/>
+          <w:b/>
+          <w:bCs/>
+          <w:color w:val="1F3864" w:themeColor="accent1" w:themeShade="80"/>
+          <w:sz w:val="24"/>
+          <w:szCs w:val="24"/>
+        </w:rPr>
+        <w:t>color</w:t>
+      </w:r>
+      <w:proofErr w:type="spellEnd"/>
+      <w:r>
+        <w:rPr>
+          <w:rFonts w:ascii="Times New Roman" w:hAnsi="Times New Roman" w:cs="Times New Roman"/>
+          <w:b/>
+          <w:bCs/>
+          <w:color w:val="1F3864" w:themeColor="accent1" w:themeShade="80"/>
+          <w:sz w:val="24"/>
+          <w:szCs w:val="24"/>
+        </w:rPr>
+        <w:t>: &lt;</w:t>
+      </w:r>
+      <w:proofErr w:type="spellStart"/>
+      <w:r>
+        <w:rPr>
+          <w:rFonts w:ascii="Times New Roman" w:hAnsi="Times New Roman" w:cs="Times New Roman"/>
+          <w:b/>
+          <w:bCs/>
+          <w:color w:val="1F3864" w:themeColor="accent1" w:themeShade="80"/>
+          <w:sz w:val="24"/>
+          <w:szCs w:val="24"/>
+        </w:rPr>
+        <w:t>ColorName</w:t>
+      </w:r>
+      <w:proofErr w:type="spellEnd"/>
+      <w:r>
+        <w:rPr>
+          <w:rFonts w:ascii="Times New Roman" w:hAnsi="Times New Roman" w:cs="Times New Roman"/>
+          <w:b/>
+          <w:bCs/>
+          <w:color w:val="1F3864" w:themeColor="accent1" w:themeShade="80"/>
+          <w:sz w:val="24"/>
+          <w:szCs w:val="24"/>
+        </w:rPr>
+        <w:t>&gt;</w:t>
       </w:r>
     </w:p>
     <w:p>
@@ -10032,7 +11563,31 @@
           <w:sz w:val="24"/>
           <w:szCs w:val="24"/>
         </w:rPr>
-        <w:t>body {background-color: coral;}</w:t>
+        <w:t>body {background-</w:t>
+      </w:r>
+      <w:proofErr w:type="spellStart"/>
+      <w:r>
+        <w:rPr>
+          <w:rFonts w:ascii="Times New Roman" w:hAnsi="Times New Roman" w:cs="Times New Roman"/>
+          <w:b/>
+          <w:bCs/>
+          <w:color w:val="385623" w:themeColor="accent6" w:themeShade="80"/>
+          <w:sz w:val="24"/>
+          <w:szCs w:val="24"/>
+        </w:rPr>
+        <w:t>color</w:t>
+      </w:r>
+      <w:proofErr w:type="spellEnd"/>
+      <w:r>
+        <w:rPr>
+          <w:rFonts w:ascii="Times New Roman" w:hAnsi="Times New Roman" w:cs="Times New Roman"/>
+          <w:b/>
+          <w:bCs/>
+          <w:color w:val="385623" w:themeColor="accent6" w:themeShade="80"/>
+          <w:sz w:val="24"/>
+          <w:szCs w:val="24"/>
+        </w:rPr>
+        <w:t>: coral;}</w:t>
       </w:r>
     </w:p>
     <w:p>
@@ -10060,7 +11615,31 @@
           <w:sz w:val="24"/>
           <w:szCs w:val="24"/>
         </w:rPr>
-        <w:t>body {background-color: #92a8d1;}</w:t>
+        <w:t>body {background-</w:t>
+      </w:r>
+      <w:proofErr w:type="spellStart"/>
+      <w:r>
+        <w:rPr>
+          <w:rFonts w:ascii="Times New Roman" w:hAnsi="Times New Roman" w:cs="Times New Roman"/>
+          <w:b/>
+          <w:bCs/>
+          <w:color w:val="385623" w:themeColor="accent6" w:themeShade="80"/>
+          <w:sz w:val="24"/>
+          <w:szCs w:val="24"/>
+        </w:rPr>
+        <w:t>color</w:t>
+      </w:r>
+      <w:proofErr w:type="spellEnd"/>
+      <w:r>
+        <w:rPr>
+          <w:rFonts w:ascii="Times New Roman" w:hAnsi="Times New Roman" w:cs="Times New Roman"/>
+          <w:b/>
+          <w:bCs/>
+          <w:color w:val="385623" w:themeColor="accent6" w:themeShade="80"/>
+          <w:sz w:val="24"/>
+          <w:szCs w:val="24"/>
+        </w:rPr>
+        <w:t>: #92a8d1;}</w:t>
       </w:r>
     </w:p>
     <w:p>
@@ -10088,7 +11667,55 @@
           <w:sz w:val="24"/>
           <w:szCs w:val="24"/>
         </w:rPr>
-        <w:t>body {background-color: rgb(201, 76, 76);}</w:t>
+        <w:t>body {background-</w:t>
+      </w:r>
+      <w:proofErr w:type="spellStart"/>
+      <w:r>
+        <w:rPr>
+          <w:rFonts w:ascii="Times New Roman" w:hAnsi="Times New Roman" w:cs="Times New Roman"/>
+          <w:b/>
+          <w:bCs/>
+          <w:color w:val="385623" w:themeColor="accent6" w:themeShade="80"/>
+          <w:sz w:val="24"/>
+          <w:szCs w:val="24"/>
+        </w:rPr>
+        <w:t>color</w:t>
+      </w:r>
+      <w:proofErr w:type="spellEnd"/>
+      <w:r>
+        <w:rPr>
+          <w:rFonts w:ascii="Times New Roman" w:hAnsi="Times New Roman" w:cs="Times New Roman"/>
+          <w:b/>
+          <w:bCs/>
+          <w:color w:val="385623" w:themeColor="accent6" w:themeShade="80"/>
+          <w:sz w:val="24"/>
+          <w:szCs w:val="24"/>
+        </w:rPr>
+        <w:t>: </w:t>
+      </w:r>
+      <w:proofErr w:type="spellStart"/>
+      <w:r>
+        <w:rPr>
+          <w:rFonts w:ascii="Times New Roman" w:hAnsi="Times New Roman" w:cs="Times New Roman"/>
+          <w:b/>
+          <w:bCs/>
+          <w:color w:val="385623" w:themeColor="accent6" w:themeShade="80"/>
+          <w:sz w:val="24"/>
+          <w:szCs w:val="24"/>
+        </w:rPr>
+        <w:t>rgb</w:t>
+      </w:r>
+      <w:proofErr w:type="spellEnd"/>
+      <w:r>
+        <w:rPr>
+          <w:rFonts w:ascii="Times New Roman" w:hAnsi="Times New Roman" w:cs="Times New Roman"/>
+          <w:b/>
+          <w:bCs/>
+          <w:color w:val="385623" w:themeColor="accent6" w:themeShade="80"/>
+          <w:sz w:val="24"/>
+          <w:szCs w:val="24"/>
+        </w:rPr>
+        <w:t>(201, 76, 76);}</w:t>
       </w:r>
     </w:p>
     <w:p>
@@ -10116,7 +11743,55 @@
           <w:sz w:val="24"/>
           <w:szCs w:val="24"/>
         </w:rPr>
-        <w:t>body {background-color: hsl(89, 43%, 51%);}</w:t>
+        <w:t>body {background-</w:t>
+      </w:r>
+      <w:proofErr w:type="spellStart"/>
+      <w:r>
+        <w:rPr>
+          <w:rFonts w:ascii="Times New Roman" w:hAnsi="Times New Roman" w:cs="Times New Roman"/>
+          <w:b/>
+          <w:bCs/>
+          <w:color w:val="385623" w:themeColor="accent6" w:themeShade="80"/>
+          <w:sz w:val="24"/>
+          <w:szCs w:val="24"/>
+        </w:rPr>
+        <w:t>color</w:t>
+      </w:r>
+      <w:proofErr w:type="spellEnd"/>
+      <w:r>
+        <w:rPr>
+          <w:rFonts w:ascii="Times New Roman" w:hAnsi="Times New Roman" w:cs="Times New Roman"/>
+          <w:b/>
+          <w:bCs/>
+          <w:color w:val="385623" w:themeColor="accent6" w:themeShade="80"/>
+          <w:sz w:val="24"/>
+          <w:szCs w:val="24"/>
+        </w:rPr>
+        <w:t>: </w:t>
+      </w:r>
+      <w:proofErr w:type="spellStart"/>
+      <w:r>
+        <w:rPr>
+          <w:rFonts w:ascii="Times New Roman" w:hAnsi="Times New Roman" w:cs="Times New Roman"/>
+          <w:b/>
+          <w:bCs/>
+          <w:color w:val="385623" w:themeColor="accent6" w:themeShade="80"/>
+          <w:sz w:val="24"/>
+          <w:szCs w:val="24"/>
+        </w:rPr>
+        <w:t>hsl</w:t>
+      </w:r>
+      <w:proofErr w:type="spellEnd"/>
+      <w:r>
+        <w:rPr>
+          <w:rFonts w:ascii="Times New Roman" w:hAnsi="Times New Roman" w:cs="Times New Roman"/>
+          <w:b/>
+          <w:bCs/>
+          <w:color w:val="385623" w:themeColor="accent6" w:themeShade="80"/>
+          <w:sz w:val="24"/>
+          <w:szCs w:val="24"/>
+        </w:rPr>
+        <w:t>(89, 43%, 51%);}</w:t>
       </w:r>
     </w:p>
     <w:p>
@@ -10399,6 +12074,7 @@
           <w:szCs w:val="24"/>
         </w:rPr>
       </w:pPr>
+      <w:proofErr w:type="spellStart"/>
       <w:r>
         <w:rPr>
           <w:rFonts w:ascii="Times New Roman" w:hAnsi="Times New Roman" w:cs="Times New Roman"/>
@@ -10410,22 +12086,41 @@
         </w:rPr>
         <w:t>color</w:t>
       </w:r>
-    </w:p>
-    <w:p>
-      <w:pPr>
-        <w:rPr>
-          <w:rFonts w:ascii="Times New Roman" w:hAnsi="Times New Roman" w:cs="Times New Roman"/>
-          <w:sz w:val="24"/>
-          <w:szCs w:val="24"/>
-        </w:rPr>
-      </w:pPr>
-      <w:r>
-        <w:rPr>
-          <w:rFonts w:ascii="Times New Roman" w:hAnsi="Times New Roman" w:cs="Times New Roman"/>
-          <w:sz w:val="24"/>
-          <w:szCs w:val="24"/>
-        </w:rPr>
-        <w:t>Used to color the HTML element</w:t>
+      <w:proofErr w:type="spellEnd"/>
+    </w:p>
+    <w:p>
+      <w:pPr>
+        <w:rPr>
+          <w:rFonts w:ascii="Times New Roman" w:hAnsi="Times New Roman" w:cs="Times New Roman"/>
+          <w:sz w:val="24"/>
+          <w:szCs w:val="24"/>
+        </w:rPr>
+      </w:pPr>
+      <w:r>
+        <w:rPr>
+          <w:rFonts w:ascii="Times New Roman" w:hAnsi="Times New Roman" w:cs="Times New Roman"/>
+          <w:sz w:val="24"/>
+          <w:szCs w:val="24"/>
+        </w:rPr>
+        <w:t xml:space="preserve">Used to </w:t>
+      </w:r>
+      <w:proofErr w:type="spellStart"/>
+      <w:r>
+        <w:rPr>
+          <w:rFonts w:ascii="Times New Roman" w:hAnsi="Times New Roman" w:cs="Times New Roman"/>
+          <w:sz w:val="24"/>
+          <w:szCs w:val="24"/>
+        </w:rPr>
+        <w:t>color</w:t>
+      </w:r>
+      <w:proofErr w:type="spellEnd"/>
+      <w:r>
+        <w:rPr>
+          <w:rFonts w:ascii="Times New Roman" w:hAnsi="Times New Roman" w:cs="Times New Roman"/>
+          <w:sz w:val="24"/>
+          <w:szCs w:val="24"/>
+        </w:rPr>
+        <w:t xml:space="preserve"> the HTML element</w:t>
       </w:r>
       <w:r>
         <w:rPr>
@@ -10461,13 +12156,23 @@
           <w:szCs w:val="24"/>
         </w:rPr>
       </w:pPr>
-      <w:r>
-        <w:rPr>
-          <w:rFonts w:ascii="Times New Roman" w:hAnsi="Times New Roman" w:cs="Times New Roman"/>
-          <w:sz w:val="24"/>
-          <w:szCs w:val="24"/>
-        </w:rPr>
-        <w:t>Color: blue;</w:t>
+      <w:proofErr w:type="spellStart"/>
+      <w:r>
+        <w:rPr>
+          <w:rFonts w:ascii="Times New Roman" w:hAnsi="Times New Roman" w:cs="Times New Roman"/>
+          <w:sz w:val="24"/>
+          <w:szCs w:val="24"/>
+        </w:rPr>
+        <w:t>Color</w:t>
+      </w:r>
+      <w:proofErr w:type="spellEnd"/>
+      <w:r>
+        <w:rPr>
+          <w:rFonts w:ascii="Times New Roman" w:hAnsi="Times New Roman" w:cs="Times New Roman"/>
+          <w:sz w:val="24"/>
+          <w:szCs w:val="24"/>
+        </w:rPr>
+        <w:t>: blue;</w:t>
       </w:r>
     </w:p>
     <w:p>
@@ -10563,24 +12268,60 @@
           <w:sz w:val="24"/>
           <w:szCs w:val="24"/>
         </w:rPr>
-        <w:t>Ex: style = “direction: ltr”</w:t>
-      </w:r>
-    </w:p>
-    <w:p>
-      <w:pPr>
-        <w:rPr>
-          <w:rFonts w:ascii="Times New Roman" w:hAnsi="Times New Roman" w:cs="Times New Roman"/>
-          <w:sz w:val="24"/>
-          <w:szCs w:val="24"/>
-        </w:rPr>
-      </w:pPr>
-      <w:r>
-        <w:rPr>
-          <w:rFonts w:ascii="Times New Roman" w:hAnsi="Times New Roman" w:cs="Times New Roman"/>
-          <w:sz w:val="24"/>
-          <w:szCs w:val="24"/>
-        </w:rPr>
-        <w:t>Ex: style = “direction: rtl”</w:t>
+        <w:t xml:space="preserve">Ex: style = “direction: </w:t>
+      </w:r>
+      <w:proofErr w:type="spellStart"/>
+      <w:r>
+        <w:rPr>
+          <w:rFonts w:ascii="Times New Roman" w:hAnsi="Times New Roman" w:cs="Times New Roman"/>
+          <w:sz w:val="24"/>
+          <w:szCs w:val="24"/>
+        </w:rPr>
+        <w:t>ltr</w:t>
+      </w:r>
+      <w:proofErr w:type="spellEnd"/>
+      <w:r>
+        <w:rPr>
+          <w:rFonts w:ascii="Times New Roman" w:hAnsi="Times New Roman" w:cs="Times New Roman"/>
+          <w:sz w:val="24"/>
+          <w:szCs w:val="24"/>
+        </w:rPr>
+        <w:t>”</w:t>
+      </w:r>
+    </w:p>
+    <w:p>
+      <w:pPr>
+        <w:rPr>
+          <w:rFonts w:ascii="Times New Roman" w:hAnsi="Times New Roman" w:cs="Times New Roman"/>
+          <w:sz w:val="24"/>
+          <w:szCs w:val="24"/>
+        </w:rPr>
+      </w:pPr>
+      <w:r>
+        <w:rPr>
+          <w:rFonts w:ascii="Times New Roman" w:hAnsi="Times New Roman" w:cs="Times New Roman"/>
+          <w:sz w:val="24"/>
+          <w:szCs w:val="24"/>
+        </w:rPr>
+        <w:t xml:space="preserve">Ex: style = “direction: </w:t>
+      </w:r>
+      <w:proofErr w:type="spellStart"/>
+      <w:r>
+        <w:rPr>
+          <w:rFonts w:ascii="Times New Roman" w:hAnsi="Times New Roman" w:cs="Times New Roman"/>
+          <w:sz w:val="24"/>
+          <w:szCs w:val="24"/>
+        </w:rPr>
+        <w:t>rtl</w:t>
+      </w:r>
+      <w:proofErr w:type="spellEnd"/>
+      <w:r>
+        <w:rPr>
+          <w:rFonts w:ascii="Times New Roman" w:hAnsi="Times New Roman" w:cs="Times New Roman"/>
+          <w:sz w:val="24"/>
+          <w:szCs w:val="24"/>
+        </w:rPr>
+        <w:t>”</w:t>
       </w:r>
     </w:p>
     <w:p>
@@ -11208,8 +12949,21 @@
           <w:sz w:val="24"/>
           <w:szCs w:val="24"/>
         </w:rPr>
-        <w:t>h-space v-space blur color</w:t>
-      </w:r>
+        <w:t xml:space="preserve">h-space v-space blur </w:t>
+      </w:r>
+      <w:proofErr w:type="spellStart"/>
+      <w:r>
+        <w:rPr>
+          <w:rFonts w:ascii="Times New Roman" w:hAnsi="Times New Roman" w:cs="Times New Roman"/>
+          <w:b/>
+          <w:bCs/>
+          <w:color w:val="1F3864" w:themeColor="accent1" w:themeShade="80"/>
+          <w:sz w:val="24"/>
+          <w:szCs w:val="24"/>
+        </w:rPr>
+        <w:t>color</w:t>
+      </w:r>
+      <w:proofErr w:type="spellEnd"/>
     </w:p>
     <w:p>
       <w:pPr>
@@ -11436,7 +13190,31 @@
           <w:sz w:val="24"/>
           <w:szCs w:val="24"/>
         </w:rPr>
-        <w:t>Add border(property) to HTML element, to add border need to define width, style, color.</w:t>
+        <w:t xml:space="preserve">Add border(property) to HTML element, to add border need to define width, style, </w:t>
+      </w:r>
+      <w:proofErr w:type="spellStart"/>
+      <w:r>
+        <w:rPr>
+          <w:rFonts w:ascii="Times New Roman" w:hAnsi="Times New Roman" w:cs="Times New Roman"/>
+          <w:b/>
+          <w:bCs/>
+          <w:color w:val="385623" w:themeColor="accent6" w:themeShade="80"/>
+          <w:sz w:val="24"/>
+          <w:szCs w:val="24"/>
+        </w:rPr>
+        <w:t>color</w:t>
+      </w:r>
+      <w:proofErr w:type="spellEnd"/>
+      <w:r>
+        <w:rPr>
+          <w:rFonts w:ascii="Times New Roman" w:hAnsi="Times New Roman" w:cs="Times New Roman"/>
+          <w:b/>
+          <w:bCs/>
+          <w:color w:val="385623" w:themeColor="accent6" w:themeShade="80"/>
+          <w:sz w:val="24"/>
+          <w:szCs w:val="24"/>
+        </w:rPr>
+        <w:t>.</w:t>
       </w:r>
     </w:p>
     <w:p>
@@ -11520,8 +13298,21 @@
           <w:sz w:val="24"/>
           <w:szCs w:val="24"/>
         </w:rPr>
-        <w:t>border-color</w:t>
-      </w:r>
+        <w:t>border-</w:t>
+      </w:r>
+      <w:proofErr w:type="spellStart"/>
+      <w:r>
+        <w:rPr>
+          <w:rFonts w:ascii="Times New Roman" w:hAnsi="Times New Roman" w:cs="Times New Roman"/>
+          <w:b/>
+          <w:bCs/>
+          <w:color w:val="2F5496" w:themeColor="accent1" w:themeShade="BF"/>
+          <w:sz w:val="24"/>
+          <w:szCs w:val="24"/>
+        </w:rPr>
+        <w:t>color</w:t>
+      </w:r>
+      <w:proofErr w:type="spellEnd"/>
     </w:p>
     <w:p>
       <w:pPr>
@@ -11556,6 +13347,7 @@
         </w:rPr>
         <w:t xml:space="preserve">, </w:t>
       </w:r>
+      <w:proofErr w:type="gramStart"/>
       <w:r>
         <w:rPr>
           <w:rFonts w:ascii="Times New Roman" w:hAnsi="Times New Roman" w:cs="Times New Roman"/>
@@ -11565,7 +13357,19 @@
           <w:sz w:val="24"/>
           <w:szCs w:val="24"/>
         </w:rPr>
-        <w:t xml:space="preserve">If use </w:t>
+        <w:t>If</w:t>
+      </w:r>
+      <w:proofErr w:type="gramEnd"/>
+      <w:r>
+        <w:rPr>
+          <w:rFonts w:ascii="Times New Roman" w:hAnsi="Times New Roman" w:cs="Times New Roman"/>
+          <w:b/>
+          <w:bCs/>
+          <w:color w:val="385623" w:themeColor="accent6" w:themeShade="80"/>
+          <w:sz w:val="24"/>
+          <w:szCs w:val="24"/>
+        </w:rPr>
+        <w:t xml:space="preserve"> use </w:t>
       </w:r>
       <w:r>
         <w:rPr>
@@ -11848,7 +13652,31 @@
           <w:sz w:val="24"/>
           <w:szCs w:val="24"/>
         </w:rPr>
-        <w:t>(equal space from left and right, exactly center)</w:t>
+        <w:t xml:space="preserve">(equal space from left and right, exactly </w:t>
+      </w:r>
+      <w:proofErr w:type="spellStart"/>
+      <w:r>
+        <w:rPr>
+          <w:rFonts w:ascii="Times New Roman" w:hAnsi="Times New Roman" w:cs="Times New Roman"/>
+          <w:b/>
+          <w:bCs/>
+          <w:color w:val="385623" w:themeColor="accent6" w:themeShade="80"/>
+          <w:sz w:val="24"/>
+          <w:szCs w:val="24"/>
+        </w:rPr>
+        <w:t>center</w:t>
+      </w:r>
+      <w:proofErr w:type="spellEnd"/>
+      <w:r>
+        <w:rPr>
+          <w:rFonts w:ascii="Times New Roman" w:hAnsi="Times New Roman" w:cs="Times New Roman"/>
+          <w:b/>
+          <w:bCs/>
+          <w:color w:val="385623" w:themeColor="accent6" w:themeShade="80"/>
+          <w:sz w:val="24"/>
+          <w:szCs w:val="24"/>
+        </w:rPr>
+        <w:t>)</w:t>
       </w:r>
     </w:p>
     <w:p>
@@ -11986,7 +13814,31 @@
           <w:sz w:val="24"/>
           <w:szCs w:val="24"/>
         </w:rPr>
-        <w:t>: it use to generate space between border and content of the element (or) used to generate space inside the border.</w:t>
+        <w:t xml:space="preserve">: it </w:t>
+      </w:r>
+      <w:proofErr w:type="gramStart"/>
+      <w:r>
+        <w:rPr>
+          <w:rFonts w:ascii="Times New Roman" w:hAnsi="Times New Roman" w:cs="Times New Roman"/>
+          <w:b/>
+          <w:bCs/>
+          <w:color w:val="385623" w:themeColor="accent6" w:themeShade="80"/>
+          <w:sz w:val="24"/>
+          <w:szCs w:val="24"/>
+        </w:rPr>
+        <w:t>use</w:t>
+      </w:r>
+      <w:proofErr w:type="gramEnd"/>
+      <w:r>
+        <w:rPr>
+          <w:rFonts w:ascii="Times New Roman" w:hAnsi="Times New Roman" w:cs="Times New Roman"/>
+          <w:b/>
+          <w:bCs/>
+          <w:color w:val="385623" w:themeColor="accent6" w:themeShade="80"/>
+          <w:sz w:val="24"/>
+          <w:szCs w:val="24"/>
+        </w:rPr>
+        <w:t xml:space="preserve"> to generate space between border and content of the element (or) used to generate space inside the border.</w:t>
       </w:r>
     </w:p>
     <w:p>
@@ -12464,8 +14316,20 @@
           <w:sz w:val="24"/>
           <w:szCs w:val="24"/>
         </w:rPr>
-        <w:t>outline-color</w:t>
-      </w:r>
+        <w:t>outline-</w:t>
+      </w:r>
+      <w:proofErr w:type="spellStart"/>
+      <w:r>
+        <w:rPr>
+          <w:rFonts w:ascii="Times New Roman" w:hAnsi="Times New Roman" w:cs="Times New Roman"/>
+          <w:b/>
+          <w:bCs/>
+          <w:sz w:val="24"/>
+          <w:szCs w:val="24"/>
+        </w:rPr>
+        <w:t>color</w:t>
+      </w:r>
+      <w:proofErr w:type="spellEnd"/>
     </w:p>
     <w:p>
       <w:pPr>
@@ -13113,7 +14977,73 @@
           <w:sz w:val="24"/>
           <w:szCs w:val="24"/>
         </w:rPr>
-        <w:t>(em,rem,vh, vw,vmax,vmin ,px,%)</w:t>
+        <w:t>(</w:t>
+      </w:r>
+      <w:proofErr w:type="spellStart"/>
+      <w:r>
+        <w:rPr>
+          <w:rFonts w:ascii="Times New Roman" w:hAnsi="Times New Roman" w:cs="Times New Roman"/>
+          <w:b/>
+          <w:bCs/>
+          <w:sz w:val="24"/>
+          <w:szCs w:val="24"/>
+        </w:rPr>
+        <w:t>em,rem,vh</w:t>
+      </w:r>
+      <w:proofErr w:type="spellEnd"/>
+      <w:r>
+        <w:rPr>
+          <w:rFonts w:ascii="Times New Roman" w:hAnsi="Times New Roman" w:cs="Times New Roman"/>
+          <w:b/>
+          <w:bCs/>
+          <w:sz w:val="24"/>
+          <w:szCs w:val="24"/>
+        </w:rPr>
+        <w:t xml:space="preserve">, </w:t>
+      </w:r>
+      <w:proofErr w:type="spellStart"/>
+      <w:r>
+        <w:rPr>
+          <w:rFonts w:ascii="Times New Roman" w:hAnsi="Times New Roman" w:cs="Times New Roman"/>
+          <w:b/>
+          <w:bCs/>
+          <w:sz w:val="24"/>
+          <w:szCs w:val="24"/>
+        </w:rPr>
+        <w:t>vw,vmax,vmin</w:t>
+      </w:r>
+      <w:proofErr w:type="spellEnd"/>
+      <w:r>
+        <w:rPr>
+          <w:rFonts w:ascii="Times New Roman" w:hAnsi="Times New Roman" w:cs="Times New Roman"/>
+          <w:b/>
+          <w:bCs/>
+          <w:sz w:val="24"/>
+          <w:szCs w:val="24"/>
+        </w:rPr>
+        <w:t xml:space="preserve"> ,</w:t>
+      </w:r>
+      <w:proofErr w:type="spellStart"/>
+      <w:r>
+        <w:rPr>
+          <w:rFonts w:ascii="Times New Roman" w:hAnsi="Times New Roman" w:cs="Times New Roman"/>
+          <w:b/>
+          <w:bCs/>
+          <w:sz w:val="24"/>
+          <w:szCs w:val="24"/>
+        </w:rPr>
+        <w:t>px</w:t>
+      </w:r>
+      <w:proofErr w:type="spellEnd"/>
+      <w:r>
+        <w:rPr>
+          <w:rFonts w:ascii="Times New Roman" w:hAnsi="Times New Roman" w:cs="Times New Roman"/>
+          <w:b/>
+          <w:bCs/>
+          <w:sz w:val="24"/>
+          <w:szCs w:val="24"/>
+        </w:rPr>
+        <w:t>,%)</w:t>
       </w:r>
     </w:p>
     <w:p>
@@ -13711,15 +15641,27 @@
           <w:szCs w:val="24"/>
         </w:rPr>
       </w:pPr>
-      <w:r>
-        <w:rPr>
-          <w:rFonts w:ascii="Times New Roman" w:hAnsi="Times New Roman" w:cs="Times New Roman"/>
-          <w:b/>
-          <w:bCs/>
-          <w:sz w:val="24"/>
-          <w:szCs w:val="24"/>
-        </w:rPr>
-        <w:t>::first-letter</w:t>
+      <w:proofErr w:type="gramStart"/>
+      <w:r>
+        <w:rPr>
+          <w:rFonts w:ascii="Times New Roman" w:hAnsi="Times New Roman" w:cs="Times New Roman"/>
+          <w:b/>
+          <w:bCs/>
+          <w:sz w:val="24"/>
+          <w:szCs w:val="24"/>
+        </w:rPr>
+        <w:t>::</w:t>
+      </w:r>
+      <w:proofErr w:type="gramEnd"/>
+      <w:r>
+        <w:rPr>
+          <w:rFonts w:ascii="Times New Roman" w:hAnsi="Times New Roman" w:cs="Times New Roman"/>
+          <w:b/>
+          <w:bCs/>
+          <w:sz w:val="24"/>
+          <w:szCs w:val="24"/>
+        </w:rPr>
+        <w:t>first-letter</w:t>
       </w:r>
     </w:p>
     <w:p>
@@ -13737,15 +15679,27 @@
           <w:szCs w:val="24"/>
         </w:rPr>
       </w:pPr>
-      <w:r>
-        <w:rPr>
-          <w:rFonts w:ascii="Times New Roman" w:hAnsi="Times New Roman" w:cs="Times New Roman"/>
-          <w:b/>
-          <w:bCs/>
-          <w:sz w:val="24"/>
-          <w:szCs w:val="24"/>
-        </w:rPr>
-        <w:t>::first-line</w:t>
+      <w:proofErr w:type="gramStart"/>
+      <w:r>
+        <w:rPr>
+          <w:rFonts w:ascii="Times New Roman" w:hAnsi="Times New Roman" w:cs="Times New Roman"/>
+          <w:b/>
+          <w:bCs/>
+          <w:sz w:val="24"/>
+          <w:szCs w:val="24"/>
+        </w:rPr>
+        <w:t>::</w:t>
+      </w:r>
+      <w:proofErr w:type="gramEnd"/>
+      <w:r>
+        <w:rPr>
+          <w:rFonts w:ascii="Times New Roman" w:hAnsi="Times New Roman" w:cs="Times New Roman"/>
+          <w:b/>
+          <w:bCs/>
+          <w:sz w:val="24"/>
+          <w:szCs w:val="24"/>
+        </w:rPr>
+        <w:t>first-line</w:t>
       </w:r>
     </w:p>
     <w:p>
@@ -13763,15 +15717,27 @@
           <w:szCs w:val="24"/>
         </w:rPr>
       </w:pPr>
-      <w:r>
-        <w:rPr>
-          <w:rFonts w:ascii="Times New Roman" w:hAnsi="Times New Roman" w:cs="Times New Roman"/>
-          <w:b/>
-          <w:bCs/>
-          <w:sz w:val="24"/>
-          <w:szCs w:val="24"/>
-        </w:rPr>
-        <w:t>::marker (UL/OL List)</w:t>
+      <w:proofErr w:type="gramStart"/>
+      <w:r>
+        <w:rPr>
+          <w:rFonts w:ascii="Times New Roman" w:hAnsi="Times New Roman" w:cs="Times New Roman"/>
+          <w:b/>
+          <w:bCs/>
+          <w:sz w:val="24"/>
+          <w:szCs w:val="24"/>
+        </w:rPr>
+        <w:t>::</w:t>
+      </w:r>
+      <w:proofErr w:type="gramEnd"/>
+      <w:r>
+        <w:rPr>
+          <w:rFonts w:ascii="Times New Roman" w:hAnsi="Times New Roman" w:cs="Times New Roman"/>
+          <w:b/>
+          <w:bCs/>
+          <w:sz w:val="24"/>
+          <w:szCs w:val="24"/>
+        </w:rPr>
+        <w:t>marker (UL/OL List)</w:t>
       </w:r>
     </w:p>
     <w:p>
@@ -13789,15 +15755,27 @@
           <w:szCs w:val="24"/>
         </w:rPr>
       </w:pPr>
-      <w:r>
-        <w:rPr>
-          <w:rFonts w:ascii="Times New Roman" w:hAnsi="Times New Roman" w:cs="Times New Roman"/>
-          <w:b/>
-          <w:bCs/>
-          <w:sz w:val="24"/>
-          <w:szCs w:val="24"/>
-        </w:rPr>
-        <w:t>::selection</w:t>
+      <w:proofErr w:type="gramStart"/>
+      <w:r>
+        <w:rPr>
+          <w:rFonts w:ascii="Times New Roman" w:hAnsi="Times New Roman" w:cs="Times New Roman"/>
+          <w:b/>
+          <w:bCs/>
+          <w:sz w:val="24"/>
+          <w:szCs w:val="24"/>
+        </w:rPr>
+        <w:t>::</w:t>
+      </w:r>
+      <w:proofErr w:type="gramEnd"/>
+      <w:r>
+        <w:rPr>
+          <w:rFonts w:ascii="Times New Roman" w:hAnsi="Times New Roman" w:cs="Times New Roman"/>
+          <w:b/>
+          <w:bCs/>
+          <w:sz w:val="24"/>
+          <w:szCs w:val="24"/>
+        </w:rPr>
+        <w:t>selection</w:t>
       </w:r>
     </w:p>
     <w:p>
@@ -13959,8 +15937,13 @@
         <w:pStyle w:val="Heading1"/>
       </w:pPr>
       <w:r>
-        <w:t>CSS Accent-Color</w:t>
-      </w:r>
+        <w:t>CSS Accent-</w:t>
+      </w:r>
+      <w:proofErr w:type="spellStart"/>
+      <w:r>
+        <w:t>Color</w:t>
+      </w:r>
+      <w:proofErr w:type="spellEnd"/>
     </w:p>
     <w:p>
       <w:pPr>
@@ -14228,15 +16211,27 @@
           <w:szCs w:val="24"/>
         </w:rPr>
       </w:pPr>
-      <w:r>
-        <w:rPr>
-          <w:rFonts w:ascii="Times New Roman" w:hAnsi="Times New Roman" w:cs="Times New Roman"/>
-          <w:b/>
-          <w:bCs/>
-          <w:sz w:val="24"/>
-          <w:szCs w:val="24"/>
-        </w:rPr>
-        <w:t>rotateX() Method</w:t>
+      <w:proofErr w:type="spellStart"/>
+      <w:r>
+        <w:rPr>
+          <w:rFonts w:ascii="Times New Roman" w:hAnsi="Times New Roman" w:cs="Times New Roman"/>
+          <w:b/>
+          <w:bCs/>
+          <w:sz w:val="24"/>
+          <w:szCs w:val="24"/>
+        </w:rPr>
+        <w:t>rotateX</w:t>
+      </w:r>
+      <w:proofErr w:type="spellEnd"/>
+      <w:r>
+        <w:rPr>
+          <w:rFonts w:ascii="Times New Roman" w:hAnsi="Times New Roman" w:cs="Times New Roman"/>
+          <w:b/>
+          <w:bCs/>
+          <w:sz w:val="24"/>
+          <w:szCs w:val="24"/>
+        </w:rPr>
+        <w:t>() Method</w:t>
       </w:r>
     </w:p>
     <w:p>
@@ -14254,15 +16249,27 @@
           <w:szCs w:val="24"/>
         </w:rPr>
       </w:pPr>
-      <w:r>
-        <w:rPr>
-          <w:rFonts w:ascii="Times New Roman" w:hAnsi="Times New Roman" w:cs="Times New Roman"/>
-          <w:b/>
-          <w:bCs/>
-          <w:sz w:val="24"/>
-          <w:szCs w:val="24"/>
-        </w:rPr>
-        <w:t>rotateY() Method</w:t>
+      <w:proofErr w:type="spellStart"/>
+      <w:r>
+        <w:rPr>
+          <w:rFonts w:ascii="Times New Roman" w:hAnsi="Times New Roman" w:cs="Times New Roman"/>
+          <w:b/>
+          <w:bCs/>
+          <w:sz w:val="24"/>
+          <w:szCs w:val="24"/>
+        </w:rPr>
+        <w:t>rotateY</w:t>
+      </w:r>
+      <w:proofErr w:type="spellEnd"/>
+      <w:r>
+        <w:rPr>
+          <w:rFonts w:ascii="Times New Roman" w:hAnsi="Times New Roman" w:cs="Times New Roman"/>
+          <w:b/>
+          <w:bCs/>
+          <w:sz w:val="24"/>
+          <w:szCs w:val="24"/>
+        </w:rPr>
+        <w:t>() Method</w:t>
       </w:r>
     </w:p>
     <w:p>
@@ -14280,15 +16287,27 @@
           <w:szCs w:val="24"/>
         </w:rPr>
       </w:pPr>
-      <w:r>
-        <w:rPr>
-          <w:rFonts w:ascii="Times New Roman" w:hAnsi="Times New Roman" w:cs="Times New Roman"/>
-          <w:b/>
-          <w:bCs/>
-          <w:sz w:val="24"/>
-          <w:szCs w:val="24"/>
-        </w:rPr>
-        <w:t>rotateZ() Method</w:t>
+      <w:proofErr w:type="spellStart"/>
+      <w:r>
+        <w:rPr>
+          <w:rFonts w:ascii="Times New Roman" w:hAnsi="Times New Roman" w:cs="Times New Roman"/>
+          <w:b/>
+          <w:bCs/>
+          <w:sz w:val="24"/>
+          <w:szCs w:val="24"/>
+        </w:rPr>
+        <w:t>rotateZ</w:t>
+      </w:r>
+      <w:proofErr w:type="spellEnd"/>
+      <w:r>
+        <w:rPr>
+          <w:rFonts w:ascii="Times New Roman" w:hAnsi="Times New Roman" w:cs="Times New Roman"/>
+          <w:b/>
+          <w:bCs/>
+          <w:sz w:val="24"/>
+          <w:szCs w:val="24"/>
+        </w:rPr>
+        <w:t>() Method</w:t>
       </w:r>
     </w:p>
     <w:p>
@@ -14710,7 +16729,25 @@
           <w:sz w:val="24"/>
           <w:szCs w:val="24"/>
         </w:rPr>
-        <w:t>We can create layout in horizontal or vertical direction, we can create only one direction at a time.</w:t>
+        <w:t xml:space="preserve">We can create layout in horizontal or vertical </w:t>
+      </w:r>
+      <w:proofErr w:type="gramStart"/>
+      <w:r>
+        <w:rPr>
+          <w:rFonts w:ascii="Times New Roman" w:hAnsi="Times New Roman" w:cs="Times New Roman"/>
+          <w:sz w:val="24"/>
+          <w:szCs w:val="24"/>
+        </w:rPr>
+        <w:t>direction,</w:t>
+      </w:r>
+      <w:proofErr w:type="gramEnd"/>
+      <w:r>
+        <w:rPr>
+          <w:rFonts w:ascii="Times New Roman" w:hAnsi="Times New Roman" w:cs="Times New Roman"/>
+          <w:sz w:val="24"/>
+          <w:szCs w:val="24"/>
+        </w:rPr>
+        <w:t xml:space="preserve"> we can create only one direction at a time.</w:t>
       </w:r>
     </w:p>
     <w:p>
@@ -14771,7 +16808,25 @@
           <w:sz w:val="24"/>
           <w:szCs w:val="24"/>
         </w:rPr>
-        <w:t>Body{ display:flex; }-</w:t>
+        <w:t xml:space="preserve">Body{ </w:t>
+      </w:r>
+      <w:proofErr w:type="spellStart"/>
+      <w:r>
+        <w:rPr>
+          <w:rFonts w:ascii="Times New Roman" w:hAnsi="Times New Roman" w:cs="Times New Roman"/>
+          <w:sz w:val="24"/>
+          <w:szCs w:val="24"/>
+        </w:rPr>
+        <w:t>display:flex</w:t>
+      </w:r>
+      <w:proofErr w:type="spellEnd"/>
+      <w:r>
+        <w:rPr>
+          <w:rFonts w:ascii="Times New Roman" w:hAnsi="Times New Roman" w:cs="Times New Roman"/>
+          <w:sz w:val="24"/>
+          <w:szCs w:val="24"/>
+        </w:rPr>
+        <w:t>; }-</w:t>
       </w:r>
       <w:r>
         <w:rPr>
@@ -15937,7 +17992,25 @@
           <w:sz w:val="24"/>
           <w:szCs w:val="24"/>
         </w:rPr>
-        <w:t>To Create Grid Container use the Following Property</w:t>
+        <w:t xml:space="preserve">To Create Grid </w:t>
+      </w:r>
+      <w:proofErr w:type="gramStart"/>
+      <w:r>
+        <w:rPr>
+          <w:rFonts w:ascii="Times New Roman" w:hAnsi="Times New Roman" w:cs="Times New Roman"/>
+          <w:sz w:val="24"/>
+          <w:szCs w:val="24"/>
+        </w:rPr>
+        <w:t>Container</w:t>
+      </w:r>
+      <w:proofErr w:type="gramEnd"/>
+      <w:r>
+        <w:rPr>
+          <w:rFonts w:ascii="Times New Roman" w:hAnsi="Times New Roman" w:cs="Times New Roman"/>
+          <w:sz w:val="24"/>
+          <w:szCs w:val="24"/>
+        </w:rPr>
+        <w:t xml:space="preserve"> use the Following Property</w:t>
       </w:r>
     </w:p>
     <w:p>
@@ -16109,24 +18182,60 @@
           <w:sz w:val="24"/>
           <w:szCs w:val="24"/>
         </w:rPr>
-        <w:t>column. You can use various units like pixels, percentages, em, rem, auto, and fractional units</w:t>
-      </w:r>
-    </w:p>
-    <w:p>
-      <w:pPr>
-        <w:rPr>
-          <w:rFonts w:ascii="Times New Roman" w:hAnsi="Times New Roman" w:cs="Times New Roman"/>
-          <w:sz w:val="24"/>
-          <w:szCs w:val="24"/>
-        </w:rPr>
-      </w:pPr>
-      <w:r>
-        <w:rPr>
-          <w:rFonts w:ascii="Times New Roman" w:hAnsi="Times New Roman" w:cs="Times New Roman"/>
-          <w:sz w:val="24"/>
-          <w:szCs w:val="24"/>
-        </w:rPr>
-        <w:t>(like fr) to define the size of the columns. Here's an example that creates a grid with three</w:t>
+        <w:t xml:space="preserve">column. You can use various units like pixels, percentages, </w:t>
+      </w:r>
+      <w:proofErr w:type="spellStart"/>
+      <w:r>
+        <w:rPr>
+          <w:rFonts w:ascii="Times New Roman" w:hAnsi="Times New Roman" w:cs="Times New Roman"/>
+          <w:sz w:val="24"/>
+          <w:szCs w:val="24"/>
+        </w:rPr>
+        <w:t>em</w:t>
+      </w:r>
+      <w:proofErr w:type="spellEnd"/>
+      <w:r>
+        <w:rPr>
+          <w:rFonts w:ascii="Times New Roman" w:hAnsi="Times New Roman" w:cs="Times New Roman"/>
+          <w:sz w:val="24"/>
+          <w:szCs w:val="24"/>
+        </w:rPr>
+        <w:t>, rem, auto, and fractional units</w:t>
+      </w:r>
+    </w:p>
+    <w:p>
+      <w:pPr>
+        <w:rPr>
+          <w:rFonts w:ascii="Times New Roman" w:hAnsi="Times New Roman" w:cs="Times New Roman"/>
+          <w:sz w:val="24"/>
+          <w:szCs w:val="24"/>
+        </w:rPr>
+      </w:pPr>
+      <w:r>
+        <w:rPr>
+          <w:rFonts w:ascii="Times New Roman" w:hAnsi="Times New Roman" w:cs="Times New Roman"/>
+          <w:sz w:val="24"/>
+          <w:szCs w:val="24"/>
+        </w:rPr>
+        <w:t xml:space="preserve">(like </w:t>
+      </w:r>
+      <w:proofErr w:type="spellStart"/>
+      <w:r>
+        <w:rPr>
+          <w:rFonts w:ascii="Times New Roman" w:hAnsi="Times New Roman" w:cs="Times New Roman"/>
+          <w:sz w:val="24"/>
+          <w:szCs w:val="24"/>
+        </w:rPr>
+        <w:t>fr</w:t>
+      </w:r>
+      <w:proofErr w:type="spellEnd"/>
+      <w:r>
+        <w:rPr>
+          <w:rFonts w:ascii="Times New Roman" w:hAnsi="Times New Roman" w:cs="Times New Roman"/>
+          <w:sz w:val="24"/>
+          <w:szCs w:val="24"/>
+        </w:rPr>
+        <w:t>) to define the size of the columns. Here's an example that creates a grid with three</w:t>
       </w:r>
     </w:p>
     <w:p>
@@ -16177,7 +18286,25 @@
           <w:sz w:val="24"/>
           <w:szCs w:val="24"/>
         </w:rPr>
-        <w:t>The fr unit is a fractional unit that divides the available space among the columns. In this case,</w:t>
+        <w:t xml:space="preserve">The </w:t>
+      </w:r>
+      <w:proofErr w:type="spellStart"/>
+      <w:r>
+        <w:rPr>
+          <w:rFonts w:ascii="Times New Roman" w:hAnsi="Times New Roman" w:cs="Times New Roman"/>
+          <w:sz w:val="24"/>
+          <w:szCs w:val="24"/>
+        </w:rPr>
+        <w:t>fr</w:t>
+      </w:r>
+      <w:proofErr w:type="spellEnd"/>
+      <w:r>
+        <w:rPr>
+          <w:rFonts w:ascii="Times New Roman" w:hAnsi="Times New Roman" w:cs="Times New Roman"/>
+          <w:sz w:val="24"/>
+          <w:szCs w:val="24"/>
+        </w:rPr>
+        <w:t xml:space="preserve"> unit is a fractional unit that divides the available space among the columns. In this case,</w:t>
       </w:r>
     </w:p>
     <w:p>
@@ -16448,24 +18575,52 @@
           <w:sz w:val="24"/>
           <w:szCs w:val="24"/>
         </w:rPr>
-        <w:t>row. You can use various units like pixels, percentages, em, rem, auto, and fractional units (like</w:t>
-      </w:r>
-    </w:p>
-    <w:p>
-      <w:pPr>
-        <w:rPr>
-          <w:rFonts w:ascii="Times New Roman" w:hAnsi="Times New Roman" w:cs="Times New Roman"/>
-          <w:sz w:val="24"/>
-          <w:szCs w:val="24"/>
-        </w:rPr>
-      </w:pPr>
-      <w:r>
-        <w:rPr>
-          <w:rFonts w:ascii="Times New Roman" w:hAnsi="Times New Roman" w:cs="Times New Roman"/>
-          <w:sz w:val="24"/>
-          <w:szCs w:val="24"/>
-        </w:rPr>
-        <w:t>fr) to define the size of the rows. Here's an example that creates a grid with three rows of equal</w:t>
+        <w:t xml:space="preserve">row. You can use various units like pixels, percentages, </w:t>
+      </w:r>
+      <w:proofErr w:type="spellStart"/>
+      <w:r>
+        <w:rPr>
+          <w:rFonts w:ascii="Times New Roman" w:hAnsi="Times New Roman" w:cs="Times New Roman"/>
+          <w:sz w:val="24"/>
+          <w:szCs w:val="24"/>
+        </w:rPr>
+        <w:t>em</w:t>
+      </w:r>
+      <w:proofErr w:type="spellEnd"/>
+      <w:r>
+        <w:rPr>
+          <w:rFonts w:ascii="Times New Roman" w:hAnsi="Times New Roman" w:cs="Times New Roman"/>
+          <w:sz w:val="24"/>
+          <w:szCs w:val="24"/>
+        </w:rPr>
+        <w:t>, rem, auto, and fractional units (like</w:t>
+      </w:r>
+    </w:p>
+    <w:p>
+      <w:pPr>
+        <w:rPr>
+          <w:rFonts w:ascii="Times New Roman" w:hAnsi="Times New Roman" w:cs="Times New Roman"/>
+          <w:sz w:val="24"/>
+          <w:szCs w:val="24"/>
+        </w:rPr>
+      </w:pPr>
+      <w:proofErr w:type="spellStart"/>
+      <w:r>
+        <w:rPr>
+          <w:rFonts w:ascii="Times New Roman" w:hAnsi="Times New Roman" w:cs="Times New Roman"/>
+          <w:sz w:val="24"/>
+          <w:szCs w:val="24"/>
+        </w:rPr>
+        <w:t>fr</w:t>
+      </w:r>
+      <w:proofErr w:type="spellEnd"/>
+      <w:r>
+        <w:rPr>
+          <w:rFonts w:ascii="Times New Roman" w:hAnsi="Times New Roman" w:cs="Times New Roman"/>
+          <w:sz w:val="24"/>
+          <w:szCs w:val="24"/>
+        </w:rPr>
+        <w:t>) to define the size of the rows. Here's an example that creates a grid with three rows of equal</w:t>
       </w:r>
     </w:p>
     <w:p>
@@ -16581,7 +18736,25 @@
           <w:sz w:val="24"/>
           <w:szCs w:val="24"/>
         </w:rPr>
-        <w:t>with grid-template-columns, the fr unit is a fractional unit that divides the available space among</w:t>
+        <w:t xml:space="preserve">with grid-template-columns, the </w:t>
+      </w:r>
+      <w:proofErr w:type="spellStart"/>
+      <w:r>
+        <w:rPr>
+          <w:rFonts w:ascii="Times New Roman" w:hAnsi="Times New Roman" w:cs="Times New Roman"/>
+          <w:sz w:val="24"/>
+          <w:szCs w:val="24"/>
+        </w:rPr>
+        <w:t>fr</w:t>
+      </w:r>
+      <w:proofErr w:type="spellEnd"/>
+      <w:r>
+        <w:rPr>
+          <w:rFonts w:ascii="Times New Roman" w:hAnsi="Times New Roman" w:cs="Times New Roman"/>
+          <w:sz w:val="24"/>
+          <w:szCs w:val="24"/>
+        </w:rPr>
+        <w:t xml:space="preserve"> unit is a fractional unit that divides the available space among</w:t>
       </w:r>
     </w:p>
     <w:p>
@@ -16615,7 +18788,25 @@
           <w:sz w:val="24"/>
           <w:szCs w:val="24"/>
         </w:rPr>
-        <w:t>You can also use other units and values in combination with the fr unit to create more complex</w:t>
+        <w:t xml:space="preserve">You can also use other units and values in combination with the </w:t>
+      </w:r>
+      <w:proofErr w:type="spellStart"/>
+      <w:r>
+        <w:rPr>
+          <w:rFonts w:ascii="Times New Roman" w:hAnsi="Times New Roman" w:cs="Times New Roman"/>
+          <w:sz w:val="24"/>
+          <w:szCs w:val="24"/>
+        </w:rPr>
+        <w:t>fr</w:t>
+      </w:r>
+      <w:proofErr w:type="spellEnd"/>
+      <w:r>
+        <w:rPr>
+          <w:rFonts w:ascii="Times New Roman" w:hAnsi="Times New Roman" w:cs="Times New Roman"/>
+          <w:sz w:val="24"/>
+          <w:szCs w:val="24"/>
+        </w:rPr>
+        <w:t xml:space="preserve"> unit to create more complex</w:t>
       </w:r>
     </w:p>
     <w:p>
@@ -16942,15 +19133,27 @@
           <w:szCs w:val="24"/>
         </w:rPr>
       </w:pPr>
-      <w:r>
-        <w:rPr>
-          <w:rFonts w:ascii="Times New Roman" w:hAnsi="Times New Roman" w:cs="Times New Roman"/>
-          <w:b/>
-          <w:bCs/>
-          <w:sz w:val="24"/>
-          <w:szCs w:val="24"/>
-        </w:rPr>
-        <w:t>Colors Background:</w:t>
+      <w:proofErr w:type="spellStart"/>
+      <w:r>
+        <w:rPr>
+          <w:rFonts w:ascii="Times New Roman" w:hAnsi="Times New Roman" w:cs="Times New Roman"/>
+          <w:b/>
+          <w:bCs/>
+          <w:sz w:val="24"/>
+          <w:szCs w:val="24"/>
+        </w:rPr>
+        <w:t>Colors</w:t>
+      </w:r>
+      <w:proofErr w:type="spellEnd"/>
+      <w:r>
+        <w:rPr>
+          <w:rFonts w:ascii="Times New Roman" w:hAnsi="Times New Roman" w:cs="Times New Roman"/>
+          <w:b/>
+          <w:bCs/>
+          <w:sz w:val="24"/>
+          <w:szCs w:val="24"/>
+        </w:rPr>
+        <w:t xml:space="preserve"> Background:</w:t>
       </w:r>
     </w:p>
     <w:p>
@@ -17267,25 +19470,40 @@
       <w:pPr>
         <w:pStyle w:val="Heading1"/>
       </w:pPr>
-      <w:r>
-        <w:t>Javascript?</w:t>
-      </w:r>
-    </w:p>
-    <w:p>
-      <w:pPr>
-        <w:rPr>
-          <w:rFonts w:ascii="Times New Roman" w:hAnsi="Times New Roman" w:cs="Times New Roman"/>
-          <w:sz w:val="24"/>
-          <w:szCs w:val="24"/>
-        </w:rPr>
-      </w:pPr>
-      <w:r>
-        <w:rPr>
-          <w:rFonts w:ascii="Times New Roman" w:hAnsi="Times New Roman" w:cs="Times New Roman"/>
-          <w:sz w:val="24"/>
-          <w:szCs w:val="24"/>
-        </w:rPr>
-        <w:t xml:space="preserve">Javascript is </w:t>
+      <w:proofErr w:type="spellStart"/>
+      <w:r>
+        <w:t>Javascript</w:t>
+      </w:r>
+      <w:proofErr w:type="spellEnd"/>
+      <w:r>
+        <w:t>?</w:t>
+      </w:r>
+    </w:p>
+    <w:p>
+      <w:pPr>
+        <w:rPr>
+          <w:rFonts w:ascii="Times New Roman" w:hAnsi="Times New Roman" w:cs="Times New Roman"/>
+          <w:sz w:val="24"/>
+          <w:szCs w:val="24"/>
+        </w:rPr>
+      </w:pPr>
+      <w:proofErr w:type="spellStart"/>
+      <w:r>
+        <w:rPr>
+          <w:rFonts w:ascii="Times New Roman" w:hAnsi="Times New Roman" w:cs="Times New Roman"/>
+          <w:sz w:val="24"/>
+          <w:szCs w:val="24"/>
+        </w:rPr>
+        <w:t>Javascript</w:t>
+      </w:r>
+      <w:proofErr w:type="spellEnd"/>
+      <w:r>
+        <w:rPr>
+          <w:rFonts w:ascii="Times New Roman" w:hAnsi="Times New Roman" w:cs="Times New Roman"/>
+          <w:sz w:val="24"/>
+          <w:szCs w:val="24"/>
+        </w:rPr>
+        <w:t xml:space="preserve"> is </w:t>
       </w:r>
       <w:r>
         <w:rPr>
@@ -17301,7 +19519,25 @@
           <w:sz w:val="24"/>
           <w:szCs w:val="24"/>
         </w:rPr>
-        <w:t xml:space="preserve"> and also client side scripting language</w:t>
+        <w:t xml:space="preserve"> and also </w:t>
+      </w:r>
+      <w:proofErr w:type="gramStart"/>
+      <w:r>
+        <w:rPr>
+          <w:rFonts w:ascii="Times New Roman" w:hAnsi="Times New Roman" w:cs="Times New Roman"/>
+          <w:sz w:val="24"/>
+          <w:szCs w:val="24"/>
+        </w:rPr>
+        <w:t>client side</w:t>
+      </w:r>
+      <w:proofErr w:type="gramEnd"/>
+      <w:r>
+        <w:rPr>
+          <w:rFonts w:ascii="Times New Roman" w:hAnsi="Times New Roman" w:cs="Times New Roman"/>
+          <w:sz w:val="24"/>
+          <w:szCs w:val="24"/>
+        </w:rPr>
+        <w:t xml:space="preserve"> scripting language</w:t>
       </w:r>
     </w:p>
     <w:p>
@@ -17343,7 +19579,25 @@
           <w:sz w:val="24"/>
           <w:szCs w:val="24"/>
         </w:rPr>
-        <w:t>Each and every browser will have its own javascript engine.</w:t>
+        <w:t xml:space="preserve">Each and every browser will have its own </w:t>
+      </w:r>
+      <w:proofErr w:type="spellStart"/>
+      <w:r>
+        <w:rPr>
+          <w:rFonts w:ascii="Times New Roman" w:hAnsi="Times New Roman" w:cs="Times New Roman"/>
+          <w:sz w:val="24"/>
+          <w:szCs w:val="24"/>
+        </w:rPr>
+        <w:t>javascript</w:t>
+      </w:r>
+      <w:proofErr w:type="spellEnd"/>
+      <w:r>
+        <w:rPr>
+          <w:rFonts w:ascii="Times New Roman" w:hAnsi="Times New Roman" w:cs="Times New Roman"/>
+          <w:sz w:val="24"/>
+          <w:szCs w:val="24"/>
+        </w:rPr>
+        <w:t xml:space="preserve"> engine.</w:t>
       </w:r>
     </w:p>
     <w:p>
@@ -17403,7 +19657,15 @@
         <w:pStyle w:val="Heading1"/>
       </w:pPr>
       <w:r>
-        <w:t>Purpose of Javascript?</w:t>
+        <w:t xml:space="preserve">Purpose of </w:t>
+      </w:r>
+      <w:proofErr w:type="spellStart"/>
+      <w:r>
+        <w:t>Javascript</w:t>
+      </w:r>
+      <w:proofErr w:type="spellEnd"/>
+      <w:r>
+        <w:t>?</w:t>
       </w:r>
     </w:p>
     <w:p>
@@ -17428,7 +19690,15 @@
         <w:pStyle w:val="Heading1"/>
       </w:pPr>
       <w:r>
-        <w:t>Ways to write Javascript?</w:t>
+        <w:t xml:space="preserve">Ways to write </w:t>
+      </w:r>
+      <w:proofErr w:type="spellStart"/>
+      <w:r>
+        <w:t>Javascript</w:t>
+      </w:r>
+      <w:proofErr w:type="spellEnd"/>
+      <w:r>
+        <w:t>?</w:t>
       </w:r>
     </w:p>
     <w:p>
@@ -17487,8 +19757,13 @@
         <w:pStyle w:val="Heading1"/>
       </w:pPr>
       <w:r>
-        <w:t>Best place to write Javascript</w:t>
-      </w:r>
+        <w:t xml:space="preserve">Best place to write </w:t>
+      </w:r>
+      <w:proofErr w:type="spellStart"/>
+      <w:r>
+        <w:t>Javascript</w:t>
+      </w:r>
+      <w:proofErr w:type="spellEnd"/>
       <w:r>
         <w:t xml:space="preserve"> code</w:t>
       </w:r>
@@ -17526,7 +19801,15 @@
         <w:pStyle w:val="Heading1"/>
       </w:pPr>
       <w:r>
-        <w:t xml:space="preserve">Debugging in Javascript </w:t>
+        <w:t xml:space="preserve">Debugging in </w:t>
+      </w:r>
+      <w:proofErr w:type="spellStart"/>
+      <w:r>
+        <w:t>Javascript</w:t>
+      </w:r>
+      <w:proofErr w:type="spellEnd"/>
+      <w:r>
+        <w:t xml:space="preserve"> </w:t>
       </w:r>
       <w:r>
         <w:tab/>
@@ -17565,13 +19848,23 @@
           <w:szCs w:val="24"/>
         </w:rPr>
       </w:pPr>
-      <w:r>
-        <w:rPr>
-          <w:rFonts w:ascii="Times New Roman" w:hAnsi="Times New Roman" w:cs="Times New Roman"/>
-          <w:sz w:val="24"/>
-          <w:szCs w:val="24"/>
-        </w:rPr>
-        <w:t>console.assert(exp</w:t>
+      <w:proofErr w:type="spellStart"/>
+      <w:r>
+        <w:rPr>
+          <w:rFonts w:ascii="Times New Roman" w:hAnsi="Times New Roman" w:cs="Times New Roman"/>
+          <w:sz w:val="24"/>
+          <w:szCs w:val="24"/>
+        </w:rPr>
+        <w:t>console.assert</w:t>
+      </w:r>
+      <w:proofErr w:type="spellEnd"/>
+      <w:r>
+        <w:rPr>
+          <w:rFonts w:ascii="Times New Roman" w:hAnsi="Times New Roman" w:cs="Times New Roman"/>
+          <w:sz w:val="24"/>
+          <w:szCs w:val="24"/>
+        </w:rPr>
+        <w:t>(exp</w:t>
       </w:r>
       <w:r>
         <w:rPr>
@@ -17671,8 +19964,13 @@
         <w:pStyle w:val="Heading1"/>
       </w:pPr>
       <w:r>
-        <w:t>Variables and datatypes in Javascript</w:t>
-      </w:r>
+        <w:t xml:space="preserve">Variables and datatypes in </w:t>
+      </w:r>
+      <w:proofErr w:type="spellStart"/>
+      <w:r>
+        <w:t>Javascript</w:t>
+      </w:r>
+      <w:proofErr w:type="spellEnd"/>
     </w:p>
     <w:p>
       <w:pPr>
@@ -17724,7 +20022,25 @@
           <w:sz w:val="24"/>
           <w:szCs w:val="24"/>
         </w:rPr>
-        <w:t xml:space="preserve">1. Variable name should contain only letter,digits,symbols($) and (_)underscore </w:t>
+        <w:t xml:space="preserve">1. Variable name should contain only </w:t>
+      </w:r>
+      <w:proofErr w:type="spellStart"/>
+      <w:r>
+        <w:rPr>
+          <w:rFonts w:ascii="Times New Roman" w:hAnsi="Times New Roman" w:cs="Times New Roman"/>
+          <w:sz w:val="24"/>
+          <w:szCs w:val="24"/>
+        </w:rPr>
+        <w:t>letter,digits,symbols</w:t>
+      </w:r>
+      <w:proofErr w:type="spellEnd"/>
+      <w:r>
+        <w:rPr>
+          <w:rFonts w:ascii="Times New Roman" w:hAnsi="Times New Roman" w:cs="Times New Roman"/>
+          <w:sz w:val="24"/>
+          <w:szCs w:val="24"/>
+        </w:rPr>
+        <w:t xml:space="preserve">($) and (_)underscore </w:t>
       </w:r>
     </w:p>
     <w:p>
@@ -17930,13 +20246,41 @@
           <w:szCs w:val="24"/>
         </w:rPr>
       </w:pPr>
-      <w:r>
-        <w:rPr>
-          <w:rFonts w:ascii="Times New Roman" w:hAnsi="Times New Roman" w:cs="Times New Roman"/>
-          <w:sz w:val="24"/>
-          <w:szCs w:val="24"/>
-        </w:rPr>
-        <w:t>typeof n =&gt; number , typeof m =&gt; number</w:t>
+      <w:proofErr w:type="spellStart"/>
+      <w:r>
+        <w:rPr>
+          <w:rFonts w:ascii="Times New Roman" w:hAnsi="Times New Roman" w:cs="Times New Roman"/>
+          <w:sz w:val="24"/>
+          <w:szCs w:val="24"/>
+        </w:rPr>
+        <w:t>typeof</w:t>
+      </w:r>
+      <w:proofErr w:type="spellEnd"/>
+      <w:r>
+        <w:rPr>
+          <w:rFonts w:ascii="Times New Roman" w:hAnsi="Times New Roman" w:cs="Times New Roman"/>
+          <w:sz w:val="24"/>
+          <w:szCs w:val="24"/>
+        </w:rPr>
+        <w:t xml:space="preserve"> n =&gt; number , </w:t>
+      </w:r>
+      <w:proofErr w:type="spellStart"/>
+      <w:r>
+        <w:rPr>
+          <w:rFonts w:ascii="Times New Roman" w:hAnsi="Times New Roman" w:cs="Times New Roman"/>
+          <w:sz w:val="24"/>
+          <w:szCs w:val="24"/>
+        </w:rPr>
+        <w:t>typeof</w:t>
+      </w:r>
+      <w:proofErr w:type="spellEnd"/>
+      <w:r>
+        <w:rPr>
+          <w:rFonts w:ascii="Times New Roman" w:hAnsi="Times New Roman" w:cs="Times New Roman"/>
+          <w:sz w:val="24"/>
+          <w:szCs w:val="24"/>
+        </w:rPr>
+        <w:t xml:space="preserve"> m =&gt; number</w:t>
       </w:r>
     </w:p>
     <w:p>
@@ -17948,13 +20292,41 @@
           <w:szCs w:val="24"/>
         </w:rPr>
       </w:pPr>
-      <w:r>
-        <w:rPr>
-          <w:rFonts w:ascii="Times New Roman" w:hAnsi="Times New Roman" w:cs="Times New Roman"/>
-          <w:sz w:val="24"/>
-          <w:szCs w:val="24"/>
-        </w:rPr>
-        <w:t xml:space="preserve">typeof typeof n =&gt; string </w:t>
+      <w:proofErr w:type="spellStart"/>
+      <w:r>
+        <w:rPr>
+          <w:rFonts w:ascii="Times New Roman" w:hAnsi="Times New Roman" w:cs="Times New Roman"/>
+          <w:sz w:val="24"/>
+          <w:szCs w:val="24"/>
+        </w:rPr>
+        <w:t>typeof</w:t>
+      </w:r>
+      <w:proofErr w:type="spellEnd"/>
+      <w:r>
+        <w:rPr>
+          <w:rFonts w:ascii="Times New Roman" w:hAnsi="Times New Roman" w:cs="Times New Roman"/>
+          <w:sz w:val="24"/>
+          <w:szCs w:val="24"/>
+        </w:rPr>
+        <w:t xml:space="preserve"> </w:t>
+      </w:r>
+      <w:proofErr w:type="spellStart"/>
+      <w:r>
+        <w:rPr>
+          <w:rFonts w:ascii="Times New Roman" w:hAnsi="Times New Roman" w:cs="Times New Roman"/>
+          <w:sz w:val="24"/>
+          <w:szCs w:val="24"/>
+        </w:rPr>
+        <w:t>typeof</w:t>
+      </w:r>
+      <w:proofErr w:type="spellEnd"/>
+      <w:r>
+        <w:rPr>
+          <w:rFonts w:ascii="Times New Roman" w:hAnsi="Times New Roman" w:cs="Times New Roman"/>
+          <w:sz w:val="24"/>
+          <w:szCs w:val="24"/>
+        </w:rPr>
+        <w:t xml:space="preserve"> n =&gt; string </w:t>
       </w:r>
       <w:r>
         <w:rPr>
@@ -17999,8 +20371,20 @@
           <w:sz w:val="24"/>
           <w:szCs w:val="24"/>
         </w:rPr>
-        <w:t>2. BigInt</w:t>
-      </w:r>
+        <w:t xml:space="preserve">2. </w:t>
+      </w:r>
+      <w:proofErr w:type="spellStart"/>
+      <w:r>
+        <w:rPr>
+          <w:rFonts w:ascii="Times New Roman" w:hAnsi="Times New Roman" w:cs="Times New Roman"/>
+          <w:b/>
+          <w:bCs/>
+          <w:sz w:val="24"/>
+          <w:szCs w:val="24"/>
+        </w:rPr>
+        <w:t>BigInt</w:t>
+      </w:r>
+      <w:proofErr w:type="spellEnd"/>
     </w:p>
     <w:p>
       <w:pPr>
@@ -18246,7 +20630,25 @@
           <w:sz w:val="24"/>
           <w:szCs w:val="24"/>
         </w:rPr>
-        <w:t>In javascript you declare a variable and not assign any value then it will hold undefined it.</w:t>
+        <w:t xml:space="preserve">In </w:t>
+      </w:r>
+      <w:proofErr w:type="spellStart"/>
+      <w:r>
+        <w:rPr>
+          <w:rFonts w:ascii="Times New Roman" w:hAnsi="Times New Roman" w:cs="Times New Roman"/>
+          <w:sz w:val="24"/>
+          <w:szCs w:val="24"/>
+        </w:rPr>
+        <w:t>javascript</w:t>
+      </w:r>
+      <w:proofErr w:type="spellEnd"/>
+      <w:r>
+        <w:rPr>
+          <w:rFonts w:ascii="Times New Roman" w:hAnsi="Times New Roman" w:cs="Times New Roman"/>
+          <w:sz w:val="24"/>
+          <w:szCs w:val="24"/>
+        </w:rPr>
+        <w:t xml:space="preserve"> you declare a variable and not assign any value then it will hold undefined it.</w:t>
       </w:r>
     </w:p>
     <w:p>
@@ -18336,7 +20738,25 @@
           <w:sz w:val="24"/>
           <w:szCs w:val="24"/>
         </w:rPr>
-        <w:t xml:space="preserve"> in javascript null means "reference to non-existing object " –( The </w:t>
+        <w:t xml:space="preserve"> in </w:t>
+      </w:r>
+      <w:proofErr w:type="spellStart"/>
+      <w:r>
+        <w:rPr>
+          <w:rFonts w:ascii="Times New Roman" w:hAnsi="Times New Roman" w:cs="Times New Roman"/>
+          <w:sz w:val="24"/>
+          <w:szCs w:val="24"/>
+        </w:rPr>
+        <w:t>javascript</w:t>
+      </w:r>
+      <w:proofErr w:type="spellEnd"/>
+      <w:r>
+        <w:rPr>
+          <w:rFonts w:ascii="Times New Roman" w:hAnsi="Times New Roman" w:cs="Times New Roman"/>
+          <w:sz w:val="24"/>
+          <w:szCs w:val="24"/>
+        </w:rPr>
+        <w:t xml:space="preserve"> null means "reference to non-existing object " –( The </w:t>
       </w:r>
       <w:r>
         <w:rPr>
@@ -18384,13 +20804,23 @@
           <w:szCs w:val="24"/>
         </w:rPr>
       </w:pPr>
-      <w:r>
-        <w:rPr>
-          <w:rFonts w:ascii="Times New Roman" w:hAnsi="Times New Roman" w:cs="Times New Roman"/>
-          <w:sz w:val="24"/>
-          <w:szCs w:val="24"/>
-        </w:rPr>
-        <w:t xml:space="preserve">typeof a =&gt; object </w:t>
+      <w:proofErr w:type="spellStart"/>
+      <w:r>
+        <w:rPr>
+          <w:rFonts w:ascii="Times New Roman" w:hAnsi="Times New Roman" w:cs="Times New Roman"/>
+          <w:sz w:val="24"/>
+          <w:szCs w:val="24"/>
+        </w:rPr>
+        <w:t>typeof</w:t>
+      </w:r>
+      <w:proofErr w:type="spellEnd"/>
+      <w:r>
+        <w:rPr>
+          <w:rFonts w:ascii="Times New Roman" w:hAnsi="Times New Roman" w:cs="Times New Roman"/>
+          <w:sz w:val="24"/>
+          <w:szCs w:val="24"/>
+        </w:rPr>
+        <w:t xml:space="preserve"> a =&gt; object </w:t>
       </w:r>
     </w:p>
     <w:p>
@@ -18480,7 +20910,25 @@
           <w:sz w:val="24"/>
           <w:szCs w:val="24"/>
         </w:rPr>
-        <w:t>An object in JavaScript is a collection of key–value pairs. The keys are always strings or symbols and act as references, while the values can be of any data type—numbers, strings, arrays, other objects, or even functions. Because of this flexibility, objects can hold multiple related values together and are the most commonly used structure to model real-world entities.”</w:t>
+        <w:t xml:space="preserve">An object in JavaScript is a collection of </w:t>
+      </w:r>
+      <w:proofErr w:type="gramStart"/>
+      <w:r>
+        <w:rPr>
+          <w:rFonts w:ascii="Times New Roman" w:hAnsi="Times New Roman" w:cs="Times New Roman"/>
+          <w:sz w:val="24"/>
+          <w:szCs w:val="24"/>
+        </w:rPr>
+        <w:t>key</w:t>
+      </w:r>
+      <w:proofErr w:type="gramEnd"/>
+      <w:r>
+        <w:rPr>
+          <w:rFonts w:ascii="Times New Roman" w:hAnsi="Times New Roman" w:cs="Times New Roman"/>
+          <w:sz w:val="24"/>
+          <w:szCs w:val="24"/>
+        </w:rPr>
+        <w:t>–value pairs. The keys are always strings or symbols and act as references, while the values can be of any data type—numbers, strings, arrays, other objects, or even functions. Because of this flexibility, objects can hold multiple related values together and are the most commonly used structure to model real-world entities.”</w:t>
       </w:r>
     </w:p>
     <w:p>
@@ -19048,13 +21496,23 @@
           <w:szCs w:val="24"/>
         </w:rPr>
       </w:pPr>
-      <w:r>
-        <w:rPr>
-          <w:rFonts w:ascii="Times New Roman" w:hAnsi="Times New Roman" w:cs="Times New Roman"/>
-          <w:sz w:val="24"/>
-          <w:szCs w:val="24"/>
-        </w:rPr>
-        <w:t>objectName.newKey = value</w:t>
+      <w:proofErr w:type="spellStart"/>
+      <w:r>
+        <w:rPr>
+          <w:rFonts w:ascii="Times New Roman" w:hAnsi="Times New Roman" w:cs="Times New Roman"/>
+          <w:sz w:val="24"/>
+          <w:szCs w:val="24"/>
+        </w:rPr>
+        <w:t>objectName.newKey</w:t>
+      </w:r>
+      <w:proofErr w:type="spellEnd"/>
+      <w:r>
+        <w:rPr>
+          <w:rFonts w:ascii="Times New Roman" w:hAnsi="Times New Roman" w:cs="Times New Roman"/>
+          <w:sz w:val="24"/>
+          <w:szCs w:val="24"/>
+        </w:rPr>
+        <w:t xml:space="preserve"> = value</w:t>
       </w:r>
       <w:r>
         <w:rPr>
@@ -19407,7 +21865,25 @@
           <w:sz w:val="24"/>
           <w:szCs w:val="24"/>
         </w:rPr>
-        <w:t xml:space="preserve">Arrays: Collection of element or ordered </w:t>
+        <w:t xml:space="preserve">Arrays: Collection of </w:t>
+      </w:r>
+      <w:proofErr w:type="gramStart"/>
+      <w:r>
+        <w:rPr>
+          <w:rFonts w:ascii="Times New Roman" w:hAnsi="Times New Roman" w:cs="Times New Roman"/>
+          <w:sz w:val="24"/>
+          <w:szCs w:val="24"/>
+        </w:rPr>
+        <w:t>element</w:t>
+      </w:r>
+      <w:proofErr w:type="gramEnd"/>
+      <w:r>
+        <w:rPr>
+          <w:rFonts w:ascii="Times New Roman" w:hAnsi="Times New Roman" w:cs="Times New Roman"/>
+          <w:sz w:val="24"/>
+          <w:szCs w:val="24"/>
+        </w:rPr>
+        <w:t xml:space="preserve"> or ordered </w:t>
       </w:r>
       <w:r>
         <w:rPr>
@@ -19448,13 +21924,41 @@
           <w:szCs w:val="24"/>
         </w:rPr>
       </w:pPr>
-      <w:r>
-        <w:rPr>
-          <w:rFonts w:ascii="Times New Roman" w:hAnsi="Times New Roman" w:cs="Times New Roman"/>
-          <w:sz w:val="24"/>
-          <w:szCs w:val="24"/>
-        </w:rPr>
-        <w:t>ler arr = new Array(); //not much preferred way</w:t>
+      <w:proofErr w:type="spellStart"/>
+      <w:r>
+        <w:rPr>
+          <w:rFonts w:ascii="Times New Roman" w:hAnsi="Times New Roman" w:cs="Times New Roman"/>
+          <w:sz w:val="24"/>
+          <w:szCs w:val="24"/>
+        </w:rPr>
+        <w:t>ler</w:t>
+      </w:r>
+      <w:proofErr w:type="spellEnd"/>
+      <w:r>
+        <w:rPr>
+          <w:rFonts w:ascii="Times New Roman" w:hAnsi="Times New Roman" w:cs="Times New Roman"/>
+          <w:sz w:val="24"/>
+          <w:szCs w:val="24"/>
+        </w:rPr>
+        <w:t xml:space="preserve"> </w:t>
+      </w:r>
+      <w:proofErr w:type="spellStart"/>
+      <w:r>
+        <w:rPr>
+          <w:rFonts w:ascii="Times New Roman" w:hAnsi="Times New Roman" w:cs="Times New Roman"/>
+          <w:sz w:val="24"/>
+          <w:szCs w:val="24"/>
+        </w:rPr>
+        <w:t>arr</w:t>
+      </w:r>
+      <w:proofErr w:type="spellEnd"/>
+      <w:r>
+        <w:rPr>
+          <w:rFonts w:ascii="Times New Roman" w:hAnsi="Times New Roman" w:cs="Times New Roman"/>
+          <w:sz w:val="24"/>
+          <w:szCs w:val="24"/>
+        </w:rPr>
+        <w:t xml:space="preserve"> = new Array(); //not much preferred way</w:t>
       </w:r>
     </w:p>
     <w:p>
@@ -19476,7 +21980,25 @@
           <w:sz w:val="24"/>
           <w:szCs w:val="24"/>
         </w:rPr>
-        <w:t>let arr = {};</w:t>
+        <w:t xml:space="preserve">let </w:t>
+      </w:r>
+      <w:proofErr w:type="spellStart"/>
+      <w:r>
+        <w:rPr>
+          <w:rFonts w:ascii="Times New Roman" w:hAnsi="Times New Roman" w:cs="Times New Roman"/>
+          <w:sz w:val="24"/>
+          <w:szCs w:val="24"/>
+        </w:rPr>
+        <w:t>arr</w:t>
+      </w:r>
+      <w:proofErr w:type="spellEnd"/>
+      <w:r>
+        <w:rPr>
+          <w:rFonts w:ascii="Times New Roman" w:hAnsi="Times New Roman" w:cs="Times New Roman"/>
+          <w:sz w:val="24"/>
+          <w:szCs w:val="24"/>
+        </w:rPr>
+        <w:t xml:space="preserve"> = {};</w:t>
       </w:r>
     </w:p>
     <w:p>
@@ -19640,13 +22162,59 @@
         </w:rPr>
         <w:t xml:space="preserve">, </w:t>
       </w:r>
-      <w:r>
-        <w:rPr>
-          <w:rFonts w:ascii="Times New Roman" w:hAnsi="Times New Roman" w:cs="Times New Roman"/>
-          <w:sz w:val="24"/>
-          <w:szCs w:val="24"/>
-        </w:rPr>
-        <w:t>indexOf(), forEach(), filter(), map(), includes(), sort(), reverse(), reduce(), concat(), join(), flat()</w:t>
+      <w:proofErr w:type="spellStart"/>
+      <w:r>
+        <w:rPr>
+          <w:rFonts w:ascii="Times New Roman" w:hAnsi="Times New Roman" w:cs="Times New Roman"/>
+          <w:sz w:val="24"/>
+          <w:szCs w:val="24"/>
+        </w:rPr>
+        <w:t>indexOf</w:t>
+      </w:r>
+      <w:proofErr w:type="spellEnd"/>
+      <w:r>
+        <w:rPr>
+          <w:rFonts w:ascii="Times New Roman" w:hAnsi="Times New Roman" w:cs="Times New Roman"/>
+          <w:sz w:val="24"/>
+          <w:szCs w:val="24"/>
+        </w:rPr>
+        <w:t xml:space="preserve">(), </w:t>
+      </w:r>
+      <w:proofErr w:type="spellStart"/>
+      <w:r>
+        <w:rPr>
+          <w:rFonts w:ascii="Times New Roman" w:hAnsi="Times New Roman" w:cs="Times New Roman"/>
+          <w:sz w:val="24"/>
+          <w:szCs w:val="24"/>
+        </w:rPr>
+        <w:t>forEach</w:t>
+      </w:r>
+      <w:proofErr w:type="spellEnd"/>
+      <w:r>
+        <w:rPr>
+          <w:rFonts w:ascii="Times New Roman" w:hAnsi="Times New Roman" w:cs="Times New Roman"/>
+          <w:sz w:val="24"/>
+          <w:szCs w:val="24"/>
+        </w:rPr>
+        <w:t xml:space="preserve">(), filter(), map(), includes(), sort(), reverse(), reduce(), </w:t>
+      </w:r>
+      <w:proofErr w:type="spellStart"/>
+      <w:r>
+        <w:rPr>
+          <w:rFonts w:ascii="Times New Roman" w:hAnsi="Times New Roman" w:cs="Times New Roman"/>
+          <w:sz w:val="24"/>
+          <w:szCs w:val="24"/>
+        </w:rPr>
+        <w:t>concat</w:t>
+      </w:r>
+      <w:proofErr w:type="spellEnd"/>
+      <w:r>
+        <w:rPr>
+          <w:rFonts w:ascii="Times New Roman" w:hAnsi="Times New Roman" w:cs="Times New Roman"/>
+          <w:sz w:val="24"/>
+          <w:szCs w:val="24"/>
+        </w:rPr>
+        <w:t>(), join(), flat()</w:t>
       </w:r>
     </w:p>
     <w:p>
@@ -19946,6 +22514,7 @@
           <w:szCs w:val="24"/>
         </w:rPr>
       </w:pPr>
+      <w:proofErr w:type="spellStart"/>
       <w:r>
         <w:rPr>
           <w:rFonts w:ascii="Times New Roman" w:hAnsi="Times New Roman" w:cs="Times New Roman"/>
@@ -19956,6 +22525,7 @@
         </w:rPr>
         <w:t>indexOf</w:t>
       </w:r>
+      <w:proofErr w:type="spellEnd"/>
       <w:r>
         <w:rPr>
           <w:rFonts w:ascii="Times New Roman" w:hAnsi="Times New Roman" w:cs="Times New Roman"/>
@@ -19994,6 +22564,7 @@
           <w:szCs w:val="24"/>
         </w:rPr>
       </w:pPr>
+      <w:proofErr w:type="spellStart"/>
       <w:r>
         <w:rPr>
           <w:rFonts w:ascii="Times New Roman" w:hAnsi="Times New Roman" w:cs="Times New Roman"/>
@@ -20004,6 +22575,7 @@
         </w:rPr>
         <w:t>forEach</w:t>
       </w:r>
+      <w:proofErr w:type="spellEnd"/>
       <w:r>
         <w:rPr>
           <w:rFonts w:ascii="Times New Roman" w:hAnsi="Times New Roman" w:cs="Times New Roman"/>
@@ -20014,13 +22586,23 @@
         </w:rPr>
         <w:t xml:space="preserve"> </w:t>
       </w:r>
-      <w:r>
-        <w:rPr>
-          <w:rFonts w:ascii="Times New Roman" w:hAnsi="Times New Roman" w:cs="Times New Roman"/>
-          <w:sz w:val="24"/>
-          <w:szCs w:val="24"/>
-        </w:rPr>
-        <w:t xml:space="preserve">loops through the array </w:t>
+      <w:proofErr w:type="gramStart"/>
+      <w:r>
+        <w:rPr>
+          <w:rFonts w:ascii="Times New Roman" w:hAnsi="Times New Roman" w:cs="Times New Roman"/>
+          <w:sz w:val="24"/>
+          <w:szCs w:val="24"/>
+        </w:rPr>
+        <w:t>loops</w:t>
+      </w:r>
+      <w:proofErr w:type="gramEnd"/>
+      <w:r>
+        <w:rPr>
+          <w:rFonts w:ascii="Times New Roman" w:hAnsi="Times New Roman" w:cs="Times New Roman"/>
+          <w:sz w:val="24"/>
+          <w:szCs w:val="24"/>
+        </w:rPr>
+        <w:t xml:space="preserve"> through the array </w:t>
       </w:r>
       <w:r>
         <w:rPr>
@@ -20277,15 +22859,27 @@
           <w:szCs w:val="24"/>
         </w:rPr>
       </w:pPr>
-      <w:r>
-        <w:rPr>
-          <w:rFonts w:ascii="Times New Roman" w:hAnsi="Times New Roman" w:cs="Times New Roman"/>
-          <w:b/>
-          <w:bCs/>
-          <w:sz w:val="24"/>
-          <w:szCs w:val="24"/>
-        </w:rPr>
-        <w:t xml:space="preserve">concat </w:t>
+      <w:proofErr w:type="spellStart"/>
+      <w:r>
+        <w:rPr>
+          <w:rFonts w:ascii="Times New Roman" w:hAnsi="Times New Roman" w:cs="Times New Roman"/>
+          <w:b/>
+          <w:bCs/>
+          <w:sz w:val="24"/>
+          <w:szCs w:val="24"/>
+        </w:rPr>
+        <w:t>concat</w:t>
+      </w:r>
+      <w:proofErr w:type="spellEnd"/>
+      <w:r>
+        <w:rPr>
+          <w:rFonts w:ascii="Times New Roman" w:hAnsi="Times New Roman" w:cs="Times New Roman"/>
+          <w:b/>
+          <w:bCs/>
+          <w:sz w:val="24"/>
+          <w:szCs w:val="24"/>
+        </w:rPr>
+        <w:t xml:space="preserve"> </w:t>
       </w:r>
       <w:r>
         <w:rPr>
@@ -21399,7 +23993,43 @@
           <w:sz w:val="24"/>
           <w:szCs w:val="24"/>
         </w:rPr>
-        <w:t>condition ? trueBlock : falseBlock;</w:t>
+        <w:t xml:space="preserve">condition ? </w:t>
+      </w:r>
+      <w:proofErr w:type="spellStart"/>
+      <w:r>
+        <w:rPr>
+          <w:rFonts w:ascii="Times New Roman" w:hAnsi="Times New Roman" w:cs="Times New Roman"/>
+          <w:sz w:val="24"/>
+          <w:szCs w:val="24"/>
+        </w:rPr>
+        <w:t>trueBlock</w:t>
+      </w:r>
+      <w:proofErr w:type="spellEnd"/>
+      <w:r>
+        <w:rPr>
+          <w:rFonts w:ascii="Times New Roman" w:hAnsi="Times New Roman" w:cs="Times New Roman"/>
+          <w:sz w:val="24"/>
+          <w:szCs w:val="24"/>
+        </w:rPr>
+        <w:t xml:space="preserve"> : </w:t>
+      </w:r>
+      <w:proofErr w:type="spellStart"/>
+      <w:r>
+        <w:rPr>
+          <w:rFonts w:ascii="Times New Roman" w:hAnsi="Times New Roman" w:cs="Times New Roman"/>
+          <w:sz w:val="24"/>
+          <w:szCs w:val="24"/>
+        </w:rPr>
+        <w:t>falseBlock</w:t>
+      </w:r>
+      <w:proofErr w:type="spellEnd"/>
+      <w:r>
+        <w:rPr>
+          <w:rFonts w:ascii="Times New Roman" w:hAnsi="Times New Roman" w:cs="Times New Roman"/>
+          <w:sz w:val="24"/>
+          <w:szCs w:val="24"/>
+        </w:rPr>
+        <w:t>;</w:t>
       </w:r>
     </w:p>
     <w:p>
@@ -21417,7 +24047,25 @@
           <w:sz w:val="24"/>
           <w:szCs w:val="24"/>
         </w:rPr>
-        <w:t>let num = 13;</w:t>
+        <w:t xml:space="preserve">let </w:t>
+      </w:r>
+      <w:proofErr w:type="spellStart"/>
+      <w:r>
+        <w:rPr>
+          <w:rFonts w:ascii="Times New Roman" w:hAnsi="Times New Roman" w:cs="Times New Roman"/>
+          <w:sz w:val="24"/>
+          <w:szCs w:val="24"/>
+        </w:rPr>
+        <w:t>num</w:t>
+      </w:r>
+      <w:proofErr w:type="spellEnd"/>
+      <w:r>
+        <w:rPr>
+          <w:rFonts w:ascii="Times New Roman" w:hAnsi="Times New Roman" w:cs="Times New Roman"/>
+          <w:sz w:val="24"/>
+          <w:szCs w:val="24"/>
+        </w:rPr>
+        <w:t xml:space="preserve"> = 13;</w:t>
       </w:r>
     </w:p>
     <w:p>
@@ -21435,7 +24083,25 @@
           <w:sz w:val="24"/>
           <w:szCs w:val="24"/>
         </w:rPr>
-        <w:t>let result = num % 2 == 0 ? "even" : "odd";</w:t>
+        <w:t xml:space="preserve">let result = </w:t>
+      </w:r>
+      <w:proofErr w:type="spellStart"/>
+      <w:r>
+        <w:rPr>
+          <w:rFonts w:ascii="Times New Roman" w:hAnsi="Times New Roman" w:cs="Times New Roman"/>
+          <w:sz w:val="24"/>
+          <w:szCs w:val="24"/>
+        </w:rPr>
+        <w:t>num</w:t>
+      </w:r>
+      <w:proofErr w:type="spellEnd"/>
+      <w:r>
+        <w:rPr>
+          <w:rFonts w:ascii="Times New Roman" w:hAnsi="Times New Roman" w:cs="Times New Roman"/>
+          <w:sz w:val="24"/>
+          <w:szCs w:val="24"/>
+        </w:rPr>
+        <w:t xml:space="preserve"> % 2 == 0 ? "even" : "odd";</w:t>
       </w:r>
     </w:p>
     <w:p>
@@ -21546,7 +24212,25 @@
           <w:sz w:val="24"/>
           <w:szCs w:val="24"/>
         </w:rPr>
-        <w:t>Initialization, condition, inc/dec</w:t>
+        <w:t xml:space="preserve">Initialization, condition, </w:t>
+      </w:r>
+      <w:proofErr w:type="spellStart"/>
+      <w:r>
+        <w:rPr>
+          <w:rFonts w:ascii="Times New Roman" w:hAnsi="Times New Roman" w:cs="Times New Roman"/>
+          <w:sz w:val="24"/>
+          <w:szCs w:val="24"/>
+        </w:rPr>
+        <w:t>inc</w:t>
+      </w:r>
+      <w:proofErr w:type="spellEnd"/>
+      <w:r>
+        <w:rPr>
+          <w:rFonts w:ascii="Times New Roman" w:hAnsi="Times New Roman" w:cs="Times New Roman"/>
+          <w:sz w:val="24"/>
+          <w:szCs w:val="24"/>
+        </w:rPr>
+        <w:t>/dec</w:t>
       </w:r>
     </w:p>
     <w:p>
@@ -21660,7 +24344,31 @@
           <w:sz w:val="24"/>
           <w:szCs w:val="24"/>
         </w:rPr>
-        <w:t xml:space="preserve"> is used to iterate over iterable object.</w:t>
+        <w:t xml:space="preserve"> is used to iterate over </w:t>
+      </w:r>
+      <w:proofErr w:type="spellStart"/>
+      <w:r>
+        <w:rPr>
+          <w:rFonts w:ascii="Times New Roman" w:hAnsi="Times New Roman" w:cs="Times New Roman"/>
+          <w:b/>
+          <w:bCs/>
+          <w:color w:val="833C0B" w:themeColor="accent2" w:themeShade="80"/>
+          <w:sz w:val="24"/>
+          <w:szCs w:val="24"/>
+        </w:rPr>
+        <w:t>iterable</w:t>
+      </w:r>
+      <w:proofErr w:type="spellEnd"/>
+      <w:r>
+        <w:rPr>
+          <w:rFonts w:ascii="Times New Roman" w:hAnsi="Times New Roman" w:cs="Times New Roman"/>
+          <w:b/>
+          <w:bCs/>
+          <w:color w:val="833C0B" w:themeColor="accent2" w:themeShade="80"/>
+          <w:sz w:val="24"/>
+          <w:szCs w:val="24"/>
+        </w:rPr>
+        <w:t xml:space="preserve"> object.</w:t>
       </w:r>
     </w:p>
     <w:p>
@@ -21802,7 +24510,55 @@
           <w:sz w:val="24"/>
           <w:szCs w:val="24"/>
         </w:rPr>
-        <w:t>: Falsy values in JavaScript: 0, NaN, undefined, false</w:t>
+        <w:t xml:space="preserve">: </w:t>
+      </w:r>
+      <w:proofErr w:type="spellStart"/>
+      <w:r>
+        <w:rPr>
+          <w:rFonts w:ascii="Times New Roman" w:hAnsi="Times New Roman" w:cs="Times New Roman"/>
+          <w:b/>
+          <w:bCs/>
+          <w:color w:val="833C0B" w:themeColor="accent2" w:themeShade="80"/>
+          <w:sz w:val="24"/>
+          <w:szCs w:val="24"/>
+        </w:rPr>
+        <w:t>Falsy</w:t>
+      </w:r>
+      <w:proofErr w:type="spellEnd"/>
+      <w:r>
+        <w:rPr>
+          <w:rFonts w:ascii="Times New Roman" w:hAnsi="Times New Roman" w:cs="Times New Roman"/>
+          <w:b/>
+          <w:bCs/>
+          <w:color w:val="833C0B" w:themeColor="accent2" w:themeShade="80"/>
+          <w:sz w:val="24"/>
+          <w:szCs w:val="24"/>
+        </w:rPr>
+        <w:t xml:space="preserve"> values in JavaScript: 0, </w:t>
+      </w:r>
+      <w:proofErr w:type="spellStart"/>
+      <w:r>
+        <w:rPr>
+          <w:rFonts w:ascii="Times New Roman" w:hAnsi="Times New Roman" w:cs="Times New Roman"/>
+          <w:b/>
+          <w:bCs/>
+          <w:color w:val="833C0B" w:themeColor="accent2" w:themeShade="80"/>
+          <w:sz w:val="24"/>
+          <w:szCs w:val="24"/>
+        </w:rPr>
+        <w:t>NaN</w:t>
+      </w:r>
+      <w:proofErr w:type="spellEnd"/>
+      <w:r>
+        <w:rPr>
+          <w:rFonts w:ascii="Times New Roman" w:hAnsi="Times New Roman" w:cs="Times New Roman"/>
+          <w:b/>
+          <w:bCs/>
+          <w:color w:val="833C0B" w:themeColor="accent2" w:themeShade="80"/>
+          <w:sz w:val="24"/>
+          <w:szCs w:val="24"/>
+        </w:rPr>
+        <w:t>, undefined, false</w:t>
       </w:r>
     </w:p>
     <w:p>
@@ -23051,6 +25807,7 @@
         </w:rPr>
         <w:t>Destructuring helps avoid repetitive dot notation (</w:t>
       </w:r>
+      <w:proofErr w:type="spellStart"/>
       <w:r>
         <w:rPr>
           <w:b/>
@@ -23061,6 +25818,7 @@
         </w:rPr>
         <w:t>ObjectName.PropertyName</w:t>
       </w:r>
+      <w:proofErr w:type="spellEnd"/>
       <w:r>
         <w:rPr>
           <w:sz w:val="24"/>
@@ -23604,7 +26362,1546 @@
           <w:sz w:val="24"/>
           <w:szCs w:val="24"/>
         </w:rPr>
-        <w:t>DOM Selection &amp; Manipulation: (Query selector, innerHTML, append, classList)</w:t>
+        <w:t>What is Event Loop in JavaScript?</w:t>
+      </w:r>
+    </w:p>
+    <w:p>
+      <w:pPr>
+        <w:rPr>
+          <w:sz w:val="24"/>
+          <w:szCs w:val="24"/>
+        </w:rPr>
+      </w:pPr>
+      <w:r>
+        <w:rPr>
+          <w:sz w:val="24"/>
+          <w:szCs w:val="24"/>
+        </w:rPr>
+        <w:t>JavaScript is single-threaded—it has only one call stack and executes one command at a time</w:t>
+      </w:r>
+      <w:r>
+        <w:rPr>
+          <w:sz w:val="24"/>
+          <w:szCs w:val="24"/>
+        </w:rPr>
+        <w:t xml:space="preserve"> b</w:t>
+      </w:r>
+      <w:r>
+        <w:rPr>
+          <w:sz w:val="24"/>
+          <w:szCs w:val="24"/>
+        </w:rPr>
+        <w:t xml:space="preserve">ut it's designed to be non-blocking, which it achieves using the event loop in coordination with the Web APIs, callback queue, and microtask queue. </w:t>
+      </w:r>
+    </w:p>
+    <w:p>
+      <w:pPr>
+        <w:rPr>
+          <w:sz w:val="24"/>
+          <w:szCs w:val="24"/>
+        </w:rPr>
+      </w:pPr>
+      <w:r>
+        <w:rPr>
+          <w:sz w:val="24"/>
+          <w:szCs w:val="24"/>
+        </w:rPr>
+        <w:t xml:space="preserve">The Event Loop is a fundamental part of JavaScript’s runtime. It allows non-blocking, asynchronous operations (like setTimeout, Promises, and API calls) to execute without stopping the main thread. </w:t>
+      </w:r>
+    </w:p>
+    <w:p>
+      <w:pPr>
+        <w:rPr>
+          <w:sz w:val="24"/>
+          <w:szCs w:val="24"/>
+        </w:rPr>
+      </w:pPr>
+    </w:p>
+    <w:p>
+      <w:pPr>
+        <w:rPr>
+          <w:sz w:val="24"/>
+          <w:szCs w:val="24"/>
+        </w:rPr>
+      </w:pPr>
+      <w:r>
+        <w:rPr>
+          <w:sz w:val="24"/>
+          <w:szCs w:val="24"/>
+        </w:rPr>
+        <w:t xml:space="preserve">Event Loop – How it Works: </w:t>
+      </w:r>
+    </w:p>
+    <w:p>
+      <w:pPr>
+        <w:rPr>
+          <w:b/>
+          <w:bCs/>
+          <w:sz w:val="24"/>
+          <w:szCs w:val="24"/>
+        </w:rPr>
+      </w:pPr>
+      <w:r>
+        <w:rPr>
+          <w:b/>
+          <w:bCs/>
+          <w:sz w:val="24"/>
+          <w:szCs w:val="24"/>
+        </w:rPr>
+        <w:t>Call Stack</w:t>
+      </w:r>
+    </w:p>
+    <w:p>
+      <w:pPr>
+        <w:numPr>
+          <w:ilvl w:val="0"/>
+          <w:numId w:val="48"/>
+        </w:numPr>
+        <w:rPr>
+          <w:sz w:val="24"/>
+          <w:szCs w:val="24"/>
+        </w:rPr>
+      </w:pPr>
+      <w:r>
+        <w:rPr>
+          <w:sz w:val="24"/>
+          <w:szCs w:val="24"/>
+        </w:rPr>
+        <w:t xml:space="preserve">Executes all </w:t>
+      </w:r>
+      <w:r>
+        <w:rPr>
+          <w:b/>
+          <w:bCs/>
+          <w:sz w:val="24"/>
+          <w:szCs w:val="24"/>
+        </w:rPr>
+        <w:t>synchronous</w:t>
+      </w:r>
+      <w:r>
+        <w:rPr>
+          <w:sz w:val="24"/>
+          <w:szCs w:val="24"/>
+        </w:rPr>
+        <w:t xml:space="preserve"> code line-by-line.</w:t>
+      </w:r>
+    </w:p>
+    <w:p>
+      <w:pPr>
+        <w:numPr>
+          <w:ilvl w:val="0"/>
+          <w:numId w:val="48"/>
+        </w:numPr>
+        <w:rPr>
+          <w:sz w:val="24"/>
+          <w:szCs w:val="24"/>
+        </w:rPr>
+      </w:pPr>
+      <w:r>
+        <w:rPr>
+          <w:sz w:val="24"/>
+          <w:szCs w:val="24"/>
+        </w:rPr>
+        <w:t xml:space="preserve">Follows </w:t>
+      </w:r>
+      <w:r>
+        <w:rPr>
+          <w:b/>
+          <w:bCs/>
+          <w:sz w:val="24"/>
+          <w:szCs w:val="24"/>
+        </w:rPr>
+        <w:t>LIFO (Last In, First Out)</w:t>
+      </w:r>
+      <w:r>
+        <w:rPr>
+          <w:sz w:val="24"/>
+          <w:szCs w:val="24"/>
+        </w:rPr>
+        <w:t xml:space="preserve"> order.</w:t>
+      </w:r>
+    </w:p>
+    <w:p>
+      <w:pPr>
+        <w:numPr>
+          <w:ilvl w:val="0"/>
+          <w:numId w:val="48"/>
+        </w:numPr>
+        <w:rPr>
+          <w:sz w:val="24"/>
+          <w:szCs w:val="24"/>
+        </w:rPr>
+      </w:pPr>
+      <w:r>
+        <w:rPr>
+          <w:sz w:val="24"/>
+          <w:szCs w:val="24"/>
+        </w:rPr>
+        <w:t>When a function is called, it’s pushed onto the stack.</w:t>
+      </w:r>
+    </w:p>
+    <w:p>
+      <w:pPr>
+        <w:numPr>
+          <w:ilvl w:val="0"/>
+          <w:numId w:val="48"/>
+        </w:numPr>
+        <w:rPr>
+          <w:sz w:val="24"/>
+          <w:szCs w:val="24"/>
+        </w:rPr>
+      </w:pPr>
+      <w:r>
+        <w:rPr>
+          <w:sz w:val="24"/>
+          <w:szCs w:val="24"/>
+        </w:rPr>
+        <w:t>When execution finishes, it’s popped off.</w:t>
+      </w:r>
+    </w:p>
+    <w:p>
+      <w:pPr>
+        <w:rPr>
+          <w:b/>
+          <w:bCs/>
+          <w:sz w:val="24"/>
+          <w:szCs w:val="24"/>
+        </w:rPr>
+      </w:pPr>
+      <w:r>
+        <w:rPr>
+          <w:b/>
+          <w:bCs/>
+          <w:sz w:val="24"/>
+          <w:szCs w:val="24"/>
+        </w:rPr>
+        <w:t>Web APIs</w:t>
+      </w:r>
+    </w:p>
+    <w:p>
+      <w:pPr>
+        <w:numPr>
+          <w:ilvl w:val="0"/>
+          <w:numId w:val="49"/>
+        </w:numPr>
+        <w:rPr>
+          <w:sz w:val="24"/>
+          <w:szCs w:val="24"/>
+        </w:rPr>
+      </w:pPr>
+      <w:r>
+        <w:rPr>
+          <w:sz w:val="24"/>
+          <w:szCs w:val="24"/>
+        </w:rPr>
+        <w:t xml:space="preserve">Provided by the </w:t>
+      </w:r>
+      <w:r>
+        <w:rPr>
+          <w:b/>
+          <w:bCs/>
+          <w:sz w:val="24"/>
+          <w:szCs w:val="24"/>
+        </w:rPr>
+        <w:t>browser environment</w:t>
+      </w:r>
+      <w:r>
+        <w:rPr>
+          <w:sz w:val="24"/>
+          <w:szCs w:val="24"/>
+        </w:rPr>
+        <w:t xml:space="preserve"> (not part of JavaScript itself).</w:t>
+      </w:r>
+    </w:p>
+    <w:p>
+      <w:pPr>
+        <w:numPr>
+          <w:ilvl w:val="0"/>
+          <w:numId w:val="49"/>
+        </w:numPr>
+        <w:rPr>
+          <w:sz w:val="24"/>
+          <w:szCs w:val="24"/>
+        </w:rPr>
+      </w:pPr>
+      <w:r>
+        <w:rPr>
+          <w:sz w:val="24"/>
+          <w:szCs w:val="24"/>
+        </w:rPr>
+        <w:t xml:space="preserve">Handle </w:t>
+      </w:r>
+      <w:r>
+        <w:rPr>
+          <w:b/>
+          <w:bCs/>
+          <w:sz w:val="24"/>
+          <w:szCs w:val="24"/>
+        </w:rPr>
+        <w:t>asynchronous tasks</w:t>
+      </w:r>
+      <w:r>
+        <w:rPr>
+          <w:sz w:val="24"/>
+          <w:szCs w:val="24"/>
+        </w:rPr>
+        <w:t xml:space="preserve"> like:</w:t>
+      </w:r>
+    </w:p>
+    <w:p>
+      <w:pPr>
+        <w:numPr>
+          <w:ilvl w:val="1"/>
+          <w:numId w:val="49"/>
+        </w:numPr>
+        <w:rPr>
+          <w:sz w:val="24"/>
+          <w:szCs w:val="24"/>
+        </w:rPr>
+      </w:pPr>
+      <w:r>
+        <w:rPr>
+          <w:sz w:val="24"/>
+          <w:szCs w:val="24"/>
+        </w:rPr>
+        <w:t xml:space="preserve">setTimeout, </w:t>
+      </w:r>
+      <w:proofErr w:type="spellStart"/>
+      <w:r>
+        <w:rPr>
+          <w:sz w:val="24"/>
+          <w:szCs w:val="24"/>
+        </w:rPr>
+        <w:t>setInterval</w:t>
+      </w:r>
+      <w:proofErr w:type="spellEnd"/>
+    </w:p>
+    <w:p>
+      <w:pPr>
+        <w:numPr>
+          <w:ilvl w:val="2"/>
+          <w:numId w:val="49"/>
+        </w:numPr>
+        <w:rPr>
+          <w:sz w:val="24"/>
+          <w:szCs w:val="24"/>
+        </w:rPr>
+      </w:pPr>
+      <w:r>
+        <w:rPr>
+          <w:sz w:val="24"/>
+          <w:szCs w:val="24"/>
+        </w:rPr>
+        <w:t>Used for scheduling code execution after a specified delay.</w:t>
+      </w:r>
+    </w:p>
+    <w:p>
+      <w:pPr>
+        <w:ind w:left="1080" w:firstLine="720"/>
+        <w:rPr>
+          <w:b/>
+          <w:bCs/>
+          <w:color w:val="385623" w:themeColor="accent6" w:themeShade="80"/>
+          <w:sz w:val="24"/>
+          <w:szCs w:val="24"/>
+        </w:rPr>
+      </w:pPr>
+      <w:r>
+        <w:rPr>
+          <w:b/>
+          <w:bCs/>
+          <w:color w:val="385623" w:themeColor="accent6" w:themeShade="80"/>
+          <w:sz w:val="24"/>
+          <w:szCs w:val="24"/>
+        </w:rPr>
+        <w:t>setTimeout(() =&gt; console.log("Hi"), 1000)</w:t>
+      </w:r>
+    </w:p>
+    <w:p>
+      <w:pPr>
+        <w:numPr>
+          <w:ilvl w:val="1"/>
+          <w:numId w:val="49"/>
+        </w:numPr>
+        <w:rPr>
+          <w:sz w:val="24"/>
+          <w:szCs w:val="24"/>
+        </w:rPr>
+      </w:pPr>
+      <w:r>
+        <w:rPr>
+          <w:sz w:val="24"/>
+          <w:szCs w:val="24"/>
+        </w:rPr>
+        <w:t xml:space="preserve">fetch / </w:t>
+      </w:r>
+      <w:proofErr w:type="spellStart"/>
+      <w:r>
+        <w:rPr>
+          <w:sz w:val="24"/>
+          <w:szCs w:val="24"/>
+        </w:rPr>
+        <w:t>XMLHttpRequest</w:t>
+      </w:r>
+      <w:proofErr w:type="spellEnd"/>
+    </w:p>
+    <w:p>
+      <w:pPr>
+        <w:numPr>
+          <w:ilvl w:val="2"/>
+          <w:numId w:val="49"/>
+        </w:numPr>
+        <w:rPr>
+          <w:sz w:val="24"/>
+          <w:szCs w:val="24"/>
+        </w:rPr>
+      </w:pPr>
+      <w:r>
+        <w:rPr>
+          <w:sz w:val="24"/>
+          <w:szCs w:val="24"/>
+        </w:rPr>
+        <w:t xml:space="preserve">Handles HTTP requests asynchronously to retrieve or send data from/to a server. Returns a </w:t>
+      </w:r>
+      <w:r>
+        <w:rPr>
+          <w:b/>
+          <w:bCs/>
+          <w:sz w:val="24"/>
+          <w:szCs w:val="24"/>
+        </w:rPr>
+        <w:t>Promise</w:t>
+      </w:r>
+      <w:r>
+        <w:rPr>
+          <w:sz w:val="24"/>
+          <w:szCs w:val="24"/>
+        </w:rPr>
+        <w:t>.</w:t>
+      </w:r>
+    </w:p>
+    <w:p>
+      <w:pPr>
+        <w:ind w:left="1080" w:firstLine="720"/>
+        <w:rPr>
+          <w:b/>
+          <w:bCs/>
+          <w:color w:val="385623" w:themeColor="accent6" w:themeShade="80"/>
+          <w:sz w:val="24"/>
+          <w:szCs w:val="24"/>
+        </w:rPr>
+      </w:pPr>
+      <w:r>
+        <w:rPr>
+          <w:b/>
+          <w:bCs/>
+          <w:color w:val="385623" w:themeColor="accent6" w:themeShade="80"/>
+          <w:sz w:val="24"/>
+          <w:szCs w:val="24"/>
+        </w:rPr>
+        <w:t>fetch('/</w:t>
+      </w:r>
+      <w:proofErr w:type="spellStart"/>
+      <w:r>
+        <w:rPr>
+          <w:b/>
+          <w:bCs/>
+          <w:color w:val="385623" w:themeColor="accent6" w:themeShade="80"/>
+          <w:sz w:val="24"/>
+          <w:szCs w:val="24"/>
+        </w:rPr>
+        <w:t>api</w:t>
+      </w:r>
+      <w:proofErr w:type="spellEnd"/>
+      <w:r>
+        <w:rPr>
+          <w:b/>
+          <w:bCs/>
+          <w:color w:val="385623" w:themeColor="accent6" w:themeShade="80"/>
+          <w:sz w:val="24"/>
+          <w:szCs w:val="24"/>
+        </w:rPr>
+        <w:t xml:space="preserve">/data').then(res =&gt; </w:t>
+      </w:r>
+      <w:proofErr w:type="spellStart"/>
+      <w:r>
+        <w:rPr>
+          <w:b/>
+          <w:bCs/>
+          <w:color w:val="385623" w:themeColor="accent6" w:themeShade="80"/>
+          <w:sz w:val="24"/>
+          <w:szCs w:val="24"/>
+        </w:rPr>
+        <w:t>res.json</w:t>
+      </w:r>
+      <w:proofErr w:type="spellEnd"/>
+      <w:r>
+        <w:rPr>
+          <w:b/>
+          <w:bCs/>
+          <w:color w:val="385623" w:themeColor="accent6" w:themeShade="80"/>
+          <w:sz w:val="24"/>
+          <w:szCs w:val="24"/>
+        </w:rPr>
+        <w:t>())</w:t>
+      </w:r>
+    </w:p>
+    <w:p>
+      <w:pPr>
+        <w:numPr>
+          <w:ilvl w:val="1"/>
+          <w:numId w:val="49"/>
+        </w:numPr>
+        <w:rPr>
+          <w:sz w:val="24"/>
+          <w:szCs w:val="24"/>
+        </w:rPr>
+      </w:pPr>
+      <w:r>
+        <w:rPr>
+          <w:sz w:val="24"/>
+          <w:szCs w:val="24"/>
+        </w:rPr>
+        <w:t>DOM</w:t>
+      </w:r>
+      <w:r>
+        <w:rPr>
+          <w:sz w:val="24"/>
+          <w:szCs w:val="24"/>
+        </w:rPr>
+        <w:t xml:space="preserve"> API</w:t>
+      </w:r>
+      <w:r>
+        <w:rPr>
+          <w:sz w:val="24"/>
+          <w:szCs w:val="24"/>
+        </w:rPr>
+        <w:t>.</w:t>
+      </w:r>
+    </w:p>
+    <w:p>
+      <w:pPr>
+        <w:numPr>
+          <w:ilvl w:val="2"/>
+          <w:numId w:val="49"/>
+        </w:numPr>
+        <w:rPr>
+          <w:sz w:val="24"/>
+          <w:szCs w:val="24"/>
+        </w:rPr>
+      </w:pPr>
+      <w:r>
+        <w:rPr>
+          <w:sz w:val="24"/>
+          <w:szCs w:val="24"/>
+        </w:rPr>
+        <w:t>Allow JavaScript to interact with and manipulate the Document Object Model (HTML elements).</w:t>
+      </w:r>
+    </w:p>
+    <w:p>
+      <w:pPr>
+        <w:ind w:left="1080" w:firstLine="720"/>
+        <w:rPr>
+          <w:b/>
+          <w:bCs/>
+          <w:color w:val="385623" w:themeColor="accent6" w:themeShade="80"/>
+          <w:sz w:val="24"/>
+          <w:szCs w:val="24"/>
+        </w:rPr>
+      </w:pPr>
+      <w:proofErr w:type="spellStart"/>
+      <w:r>
+        <w:rPr>
+          <w:b/>
+          <w:bCs/>
+          <w:color w:val="385623" w:themeColor="accent6" w:themeShade="80"/>
+          <w:sz w:val="24"/>
+          <w:szCs w:val="24"/>
+        </w:rPr>
+        <w:t>document.querySelector</w:t>
+      </w:r>
+      <w:proofErr w:type="spellEnd"/>
+      <w:r>
+        <w:rPr>
+          <w:b/>
+          <w:bCs/>
+          <w:color w:val="385623" w:themeColor="accent6" w:themeShade="80"/>
+          <w:sz w:val="24"/>
+          <w:szCs w:val="24"/>
+        </w:rPr>
+        <w:t>("button").</w:t>
+      </w:r>
+      <w:proofErr w:type="spellStart"/>
+      <w:r>
+        <w:rPr>
+          <w:b/>
+          <w:bCs/>
+          <w:color w:val="385623" w:themeColor="accent6" w:themeShade="80"/>
+          <w:sz w:val="24"/>
+          <w:szCs w:val="24"/>
+        </w:rPr>
+        <w:t>addEventListener</w:t>
+      </w:r>
+      <w:proofErr w:type="spellEnd"/>
+      <w:r>
+        <w:rPr>
+          <w:b/>
+          <w:bCs/>
+          <w:color w:val="385623" w:themeColor="accent6" w:themeShade="80"/>
+          <w:sz w:val="24"/>
+          <w:szCs w:val="24"/>
+        </w:rPr>
+        <w:t>("click", ...)</w:t>
+      </w:r>
+    </w:p>
+    <w:p>
+      <w:pPr>
+        <w:numPr>
+          <w:ilvl w:val="1"/>
+          <w:numId w:val="49"/>
+        </w:numPr>
+        <w:rPr>
+          <w:sz w:val="24"/>
+          <w:szCs w:val="24"/>
+        </w:rPr>
+      </w:pPr>
+      <w:proofErr w:type="spellStart"/>
+      <w:r>
+        <w:rPr>
+          <w:sz w:val="24"/>
+          <w:szCs w:val="24"/>
+        </w:rPr>
+        <w:t>localStorage</w:t>
+      </w:r>
+      <w:proofErr w:type="spellEnd"/>
+      <w:r>
+        <w:rPr>
+          <w:sz w:val="24"/>
+          <w:szCs w:val="24"/>
+        </w:rPr>
+        <w:t>, location, console</w:t>
+      </w:r>
+    </w:p>
+    <w:p>
+      <w:pPr>
+        <w:numPr>
+          <w:ilvl w:val="2"/>
+          <w:numId w:val="49"/>
+        </w:numPr>
+        <w:rPr>
+          <w:sz w:val="24"/>
+          <w:szCs w:val="24"/>
+        </w:rPr>
+      </w:pPr>
+      <w:r>
+        <w:rPr>
+          <w:sz w:val="24"/>
+          <w:szCs w:val="24"/>
+        </w:rPr>
+        <w:t>Provides a way to store key-value pairs persistently in the browser.</w:t>
+      </w:r>
+    </w:p>
+    <w:p>
+      <w:pPr>
+        <w:ind w:left="1080" w:firstLine="720"/>
+        <w:rPr>
+          <w:b/>
+          <w:bCs/>
+          <w:color w:val="385623" w:themeColor="accent6" w:themeShade="80"/>
+          <w:sz w:val="24"/>
+          <w:szCs w:val="24"/>
+        </w:rPr>
+      </w:pPr>
+      <w:proofErr w:type="spellStart"/>
+      <w:r>
+        <w:rPr>
+          <w:b/>
+          <w:bCs/>
+          <w:color w:val="385623" w:themeColor="accent6" w:themeShade="80"/>
+          <w:sz w:val="24"/>
+          <w:szCs w:val="24"/>
+        </w:rPr>
+        <w:t>localStorage.setItem</w:t>
+      </w:r>
+      <w:proofErr w:type="spellEnd"/>
+      <w:r>
+        <w:rPr>
+          <w:b/>
+          <w:bCs/>
+          <w:color w:val="385623" w:themeColor="accent6" w:themeShade="80"/>
+          <w:sz w:val="24"/>
+          <w:szCs w:val="24"/>
+        </w:rPr>
+        <w:t>('theme', 'dark')</w:t>
+      </w:r>
+    </w:p>
+    <w:p>
+      <w:pPr>
+        <w:numPr>
+          <w:ilvl w:val="2"/>
+          <w:numId w:val="49"/>
+        </w:numPr>
+        <w:rPr>
+          <w:sz w:val="24"/>
+          <w:szCs w:val="24"/>
+        </w:rPr>
+      </w:pPr>
+      <w:r>
+        <w:rPr>
+          <w:sz w:val="24"/>
+          <w:szCs w:val="24"/>
+        </w:rPr>
+        <w:t>Provides info about the current URL and allows navigation to new URLs.</w:t>
+      </w:r>
+    </w:p>
+    <w:p>
+      <w:pPr>
+        <w:ind w:left="1080" w:firstLine="720"/>
+        <w:rPr>
+          <w:b/>
+          <w:bCs/>
+          <w:color w:val="385623" w:themeColor="accent6" w:themeShade="80"/>
+          <w:sz w:val="24"/>
+          <w:szCs w:val="24"/>
+        </w:rPr>
+      </w:pPr>
+      <w:proofErr w:type="spellStart"/>
+      <w:r>
+        <w:rPr>
+          <w:b/>
+          <w:bCs/>
+          <w:color w:val="385623" w:themeColor="accent6" w:themeShade="80"/>
+          <w:sz w:val="24"/>
+          <w:szCs w:val="24"/>
+        </w:rPr>
+        <w:t>window.location.href</w:t>
+      </w:r>
+      <w:proofErr w:type="spellEnd"/>
+      <w:r>
+        <w:rPr>
+          <w:b/>
+          <w:bCs/>
+          <w:color w:val="385623" w:themeColor="accent6" w:themeShade="80"/>
+          <w:sz w:val="24"/>
+          <w:szCs w:val="24"/>
+        </w:rPr>
+        <w:t xml:space="preserve"> = 'https://example.com'</w:t>
+      </w:r>
+    </w:p>
+    <w:p>
+      <w:pPr>
+        <w:numPr>
+          <w:ilvl w:val="2"/>
+          <w:numId w:val="49"/>
+        </w:numPr>
+        <w:rPr>
+          <w:sz w:val="24"/>
+          <w:szCs w:val="24"/>
+        </w:rPr>
+      </w:pPr>
+      <w:r>
+        <w:rPr>
+          <w:sz w:val="24"/>
+          <w:szCs w:val="24"/>
+        </w:rPr>
+        <w:t>For logging data to the browser console — used for debugging and inspection.</w:t>
+      </w:r>
+    </w:p>
+    <w:p>
+      <w:pPr>
+        <w:ind w:left="1080" w:firstLine="720"/>
+        <w:rPr>
+          <w:b/>
+          <w:bCs/>
+          <w:color w:val="385623" w:themeColor="accent6" w:themeShade="80"/>
+          <w:sz w:val="24"/>
+          <w:szCs w:val="24"/>
+        </w:rPr>
+      </w:pPr>
+      <w:r>
+        <w:rPr>
+          <w:b/>
+          <w:bCs/>
+          <w:color w:val="385623" w:themeColor="accent6" w:themeShade="80"/>
+          <w:sz w:val="24"/>
+          <w:szCs w:val="24"/>
+        </w:rPr>
+        <w:t>console.log("Debug Info")</w:t>
+      </w:r>
+    </w:p>
+    <w:p>
+      <w:pPr>
+        <w:numPr>
+          <w:ilvl w:val="0"/>
+          <w:numId w:val="49"/>
+        </w:numPr>
+        <w:rPr>
+          <w:sz w:val="24"/>
+          <w:szCs w:val="24"/>
+        </w:rPr>
+      </w:pPr>
+      <w:r>
+        <w:rPr>
+          <w:sz w:val="24"/>
+          <w:szCs w:val="24"/>
+        </w:rPr>
+        <w:t xml:space="preserve">Once these tasks finish, their callbacks are sent to a queue (microtask or </w:t>
+      </w:r>
+      <w:proofErr w:type="spellStart"/>
+      <w:r>
+        <w:rPr>
+          <w:sz w:val="24"/>
+          <w:szCs w:val="24"/>
+        </w:rPr>
+        <w:t>macrotask</w:t>
+      </w:r>
+      <w:proofErr w:type="spellEnd"/>
+      <w:r>
+        <w:rPr>
+          <w:sz w:val="24"/>
+          <w:szCs w:val="24"/>
+        </w:rPr>
+        <w:t>).</w:t>
+      </w:r>
+    </w:p>
+    <w:p>
+      <w:pPr>
+        <w:rPr>
+          <w:b/>
+          <w:bCs/>
+          <w:sz w:val="24"/>
+          <w:szCs w:val="24"/>
+        </w:rPr>
+      </w:pPr>
+      <w:r>
+        <w:rPr>
+          <w:b/>
+          <w:bCs/>
+          <w:sz w:val="24"/>
+          <w:szCs w:val="24"/>
+        </w:rPr>
+        <w:t>Callback Queue (</w:t>
+      </w:r>
+      <w:proofErr w:type="spellStart"/>
+      <w:r>
+        <w:rPr>
+          <w:b/>
+          <w:bCs/>
+          <w:sz w:val="24"/>
+          <w:szCs w:val="24"/>
+        </w:rPr>
+        <w:t>Macrotask</w:t>
+      </w:r>
+      <w:proofErr w:type="spellEnd"/>
+      <w:r>
+        <w:rPr>
+          <w:b/>
+          <w:bCs/>
+          <w:sz w:val="24"/>
+          <w:szCs w:val="24"/>
+        </w:rPr>
+        <w:t xml:space="preserve"> Queue)</w:t>
+      </w:r>
+    </w:p>
+    <w:p>
+      <w:pPr>
+        <w:numPr>
+          <w:ilvl w:val="0"/>
+          <w:numId w:val="50"/>
+        </w:numPr>
+        <w:rPr>
+          <w:sz w:val="24"/>
+          <w:szCs w:val="24"/>
+        </w:rPr>
+      </w:pPr>
+      <w:r>
+        <w:rPr>
+          <w:sz w:val="24"/>
+          <w:szCs w:val="24"/>
+        </w:rPr>
+        <w:t xml:space="preserve">Stores callbacks from </w:t>
+      </w:r>
+      <w:r>
+        <w:rPr>
+          <w:b/>
+          <w:bCs/>
+          <w:sz w:val="24"/>
+          <w:szCs w:val="24"/>
+        </w:rPr>
+        <w:t>Web APIs</w:t>
+      </w:r>
+      <w:r>
+        <w:rPr>
+          <w:sz w:val="24"/>
+          <w:szCs w:val="24"/>
+        </w:rPr>
+        <w:t xml:space="preserve"> after async operations complete.</w:t>
+      </w:r>
+    </w:p>
+    <w:p>
+      <w:pPr>
+        <w:numPr>
+          <w:ilvl w:val="0"/>
+          <w:numId w:val="50"/>
+        </w:numPr>
+        <w:rPr>
+          <w:sz w:val="24"/>
+          <w:szCs w:val="24"/>
+        </w:rPr>
+      </w:pPr>
+      <w:r>
+        <w:rPr>
+          <w:sz w:val="24"/>
+          <w:szCs w:val="24"/>
+        </w:rPr>
+        <w:t>Examples:</w:t>
+      </w:r>
+    </w:p>
+    <w:p>
+      <w:pPr>
+        <w:numPr>
+          <w:ilvl w:val="1"/>
+          <w:numId w:val="50"/>
+        </w:numPr>
+        <w:rPr>
+          <w:sz w:val="24"/>
+          <w:szCs w:val="24"/>
+        </w:rPr>
+      </w:pPr>
+      <w:r>
+        <w:rPr>
+          <w:sz w:val="24"/>
+          <w:szCs w:val="24"/>
+        </w:rPr>
+        <w:t xml:space="preserve">setTimeout, </w:t>
+      </w:r>
+      <w:proofErr w:type="spellStart"/>
+      <w:r>
+        <w:rPr>
+          <w:sz w:val="24"/>
+          <w:szCs w:val="24"/>
+        </w:rPr>
+        <w:t>setInterval</w:t>
+      </w:r>
+      <w:proofErr w:type="spellEnd"/>
+      <w:r>
+        <w:rPr>
+          <w:sz w:val="24"/>
+          <w:szCs w:val="24"/>
+        </w:rPr>
+        <w:t xml:space="preserve">, </w:t>
+      </w:r>
+      <w:proofErr w:type="spellStart"/>
+      <w:r>
+        <w:rPr>
+          <w:sz w:val="24"/>
+          <w:szCs w:val="24"/>
+        </w:rPr>
+        <w:t>setImmediate</w:t>
+      </w:r>
+      <w:proofErr w:type="spellEnd"/>
+    </w:p>
+    <w:p>
+      <w:pPr>
+        <w:numPr>
+          <w:ilvl w:val="1"/>
+          <w:numId w:val="50"/>
+        </w:numPr>
+        <w:rPr>
+          <w:sz w:val="24"/>
+          <w:szCs w:val="24"/>
+        </w:rPr>
+      </w:pPr>
+      <w:r>
+        <w:rPr>
+          <w:sz w:val="24"/>
+          <w:szCs w:val="24"/>
+        </w:rPr>
+        <w:t>I/O operations</w:t>
+      </w:r>
+    </w:p>
+    <w:p>
+      <w:pPr>
+        <w:numPr>
+          <w:ilvl w:val="1"/>
+          <w:numId w:val="50"/>
+        </w:numPr>
+        <w:rPr>
+          <w:sz w:val="24"/>
+          <w:szCs w:val="24"/>
+        </w:rPr>
+      </w:pPr>
+      <w:r>
+        <w:rPr>
+          <w:sz w:val="24"/>
+          <w:szCs w:val="24"/>
+        </w:rPr>
+        <w:t>DOM event callbacks</w:t>
+      </w:r>
+    </w:p>
+    <w:p>
+      <w:pPr>
+        <w:numPr>
+          <w:ilvl w:val="0"/>
+          <w:numId w:val="50"/>
+        </w:numPr>
+        <w:rPr>
+          <w:sz w:val="24"/>
+          <w:szCs w:val="24"/>
+        </w:rPr>
+      </w:pPr>
+      <w:r>
+        <w:rPr>
+          <w:sz w:val="24"/>
+          <w:szCs w:val="24"/>
+        </w:rPr>
+        <w:t xml:space="preserve">The Event Loop picks </w:t>
+      </w:r>
+      <w:r>
+        <w:rPr>
+          <w:b/>
+          <w:bCs/>
+          <w:sz w:val="24"/>
+          <w:szCs w:val="24"/>
+        </w:rPr>
+        <w:t xml:space="preserve">one </w:t>
+      </w:r>
+      <w:proofErr w:type="spellStart"/>
+      <w:r>
+        <w:rPr>
+          <w:b/>
+          <w:bCs/>
+          <w:sz w:val="24"/>
+          <w:szCs w:val="24"/>
+        </w:rPr>
+        <w:t>macrotask</w:t>
+      </w:r>
+      <w:proofErr w:type="spellEnd"/>
+      <w:r>
+        <w:rPr>
+          <w:sz w:val="24"/>
+          <w:szCs w:val="24"/>
+        </w:rPr>
+        <w:t xml:space="preserve"> at a time to execute (after microtasks finish).</w:t>
+      </w:r>
+    </w:p>
+    <w:p>
+      <w:pPr>
+        <w:rPr>
+          <w:b/>
+          <w:bCs/>
+          <w:sz w:val="24"/>
+          <w:szCs w:val="24"/>
+        </w:rPr>
+      </w:pPr>
+      <w:r>
+        <w:rPr>
+          <w:b/>
+          <w:bCs/>
+          <w:sz w:val="24"/>
+          <w:szCs w:val="24"/>
+        </w:rPr>
+        <w:t>Microtask Queue</w:t>
+      </w:r>
+    </w:p>
+    <w:p>
+      <w:pPr>
+        <w:numPr>
+          <w:ilvl w:val="0"/>
+          <w:numId w:val="51"/>
+        </w:numPr>
+        <w:rPr>
+          <w:sz w:val="24"/>
+          <w:szCs w:val="24"/>
+        </w:rPr>
+      </w:pPr>
+      <w:r>
+        <w:rPr>
+          <w:sz w:val="24"/>
+          <w:szCs w:val="24"/>
+        </w:rPr>
+        <w:t xml:space="preserve">Holds </w:t>
+      </w:r>
+      <w:r>
+        <w:rPr>
+          <w:b/>
+          <w:bCs/>
+          <w:sz w:val="24"/>
+          <w:szCs w:val="24"/>
+        </w:rPr>
+        <w:t>high-priority asynchronous tasks</w:t>
+      </w:r>
+      <w:r>
+        <w:rPr>
+          <w:sz w:val="24"/>
+          <w:szCs w:val="24"/>
+        </w:rPr>
+        <w:t xml:space="preserve"> that need to run </w:t>
+      </w:r>
+      <w:r>
+        <w:rPr>
+          <w:b/>
+          <w:bCs/>
+          <w:sz w:val="24"/>
+          <w:szCs w:val="24"/>
+        </w:rPr>
+        <w:t>immediately after</w:t>
+      </w:r>
+      <w:r>
+        <w:rPr>
+          <w:sz w:val="24"/>
+          <w:szCs w:val="24"/>
+        </w:rPr>
+        <w:t xml:space="preserve"> the current stack is clear.</w:t>
+      </w:r>
+    </w:p>
+    <w:p>
+      <w:pPr>
+        <w:numPr>
+          <w:ilvl w:val="0"/>
+          <w:numId w:val="51"/>
+        </w:numPr>
+        <w:rPr>
+          <w:sz w:val="24"/>
+          <w:szCs w:val="24"/>
+        </w:rPr>
+      </w:pPr>
+      <w:r>
+        <w:rPr>
+          <w:sz w:val="24"/>
+          <w:szCs w:val="24"/>
+        </w:rPr>
+        <w:t>Examples:</w:t>
+      </w:r>
+    </w:p>
+    <w:p>
+      <w:pPr>
+        <w:numPr>
+          <w:ilvl w:val="1"/>
+          <w:numId w:val="51"/>
+        </w:numPr>
+        <w:rPr>
+          <w:sz w:val="24"/>
+          <w:szCs w:val="24"/>
+        </w:rPr>
+      </w:pPr>
+      <w:proofErr w:type="spellStart"/>
+      <w:r>
+        <w:rPr>
+          <w:sz w:val="24"/>
+          <w:szCs w:val="24"/>
+        </w:rPr>
+        <w:t>Promise.then</w:t>
+      </w:r>
+      <w:proofErr w:type="spellEnd"/>
+      <w:r>
+        <w:rPr>
+          <w:sz w:val="24"/>
+          <w:szCs w:val="24"/>
+        </w:rPr>
+        <w:t xml:space="preserve">(), </w:t>
+      </w:r>
+      <w:proofErr w:type="spellStart"/>
+      <w:r>
+        <w:rPr>
+          <w:sz w:val="24"/>
+          <w:szCs w:val="24"/>
+        </w:rPr>
+        <w:t>Promise.catch</w:t>
+      </w:r>
+      <w:proofErr w:type="spellEnd"/>
+      <w:r>
+        <w:rPr>
+          <w:sz w:val="24"/>
+          <w:szCs w:val="24"/>
+        </w:rPr>
+        <w:t xml:space="preserve">(), </w:t>
+      </w:r>
+      <w:proofErr w:type="spellStart"/>
+      <w:r>
+        <w:rPr>
+          <w:sz w:val="24"/>
+          <w:szCs w:val="24"/>
+        </w:rPr>
+        <w:t>queueMicrotask</w:t>
+      </w:r>
+      <w:proofErr w:type="spellEnd"/>
+      <w:r>
+        <w:rPr>
+          <w:sz w:val="24"/>
+          <w:szCs w:val="24"/>
+        </w:rPr>
+        <w:t>()</w:t>
+      </w:r>
+    </w:p>
+    <w:p>
+      <w:pPr>
+        <w:numPr>
+          <w:ilvl w:val="1"/>
+          <w:numId w:val="51"/>
+        </w:numPr>
+        <w:rPr>
+          <w:sz w:val="24"/>
+          <w:szCs w:val="24"/>
+        </w:rPr>
+      </w:pPr>
+      <w:proofErr w:type="spellStart"/>
+      <w:r>
+        <w:rPr>
+          <w:sz w:val="24"/>
+          <w:szCs w:val="24"/>
+        </w:rPr>
+        <w:t>MutationObserver</w:t>
+      </w:r>
+      <w:proofErr w:type="spellEnd"/>
+    </w:p>
+    <w:p>
+      <w:pPr>
+        <w:numPr>
+          <w:ilvl w:val="0"/>
+          <w:numId w:val="51"/>
+        </w:numPr>
+        <w:rPr>
+          <w:sz w:val="24"/>
+          <w:szCs w:val="24"/>
+        </w:rPr>
+      </w:pPr>
+      <w:r>
+        <w:rPr>
+          <w:sz w:val="24"/>
+          <w:szCs w:val="24"/>
+        </w:rPr>
+        <w:t xml:space="preserve">The Event Loop always executes </w:t>
+      </w:r>
+      <w:r>
+        <w:rPr>
+          <w:b/>
+          <w:bCs/>
+          <w:sz w:val="24"/>
+          <w:szCs w:val="24"/>
+        </w:rPr>
+        <w:t>all microtasks first</w:t>
+      </w:r>
+      <w:r>
+        <w:rPr>
+          <w:sz w:val="24"/>
+          <w:szCs w:val="24"/>
+        </w:rPr>
+        <w:t xml:space="preserve"> before moving to </w:t>
+      </w:r>
+      <w:proofErr w:type="spellStart"/>
+      <w:r>
+        <w:rPr>
+          <w:sz w:val="24"/>
+          <w:szCs w:val="24"/>
+        </w:rPr>
+        <w:t>macrotasks</w:t>
+      </w:r>
+      <w:proofErr w:type="spellEnd"/>
+      <w:r>
+        <w:rPr>
+          <w:sz w:val="24"/>
+          <w:szCs w:val="24"/>
+        </w:rPr>
+        <w:t>.</w:t>
+      </w:r>
+    </w:p>
+    <w:p>
+      <w:pPr>
+        <w:rPr>
+          <w:b/>
+          <w:bCs/>
+          <w:sz w:val="24"/>
+          <w:szCs w:val="24"/>
+        </w:rPr>
+      </w:pPr>
+      <w:r>
+        <w:rPr>
+          <w:b/>
+          <w:bCs/>
+          <w:sz w:val="24"/>
+          <w:szCs w:val="24"/>
+        </w:rPr>
+        <w:t>Event Loop</w:t>
+      </w:r>
+    </w:p>
+    <w:p>
+      <w:pPr>
+        <w:numPr>
+          <w:ilvl w:val="0"/>
+          <w:numId w:val="52"/>
+        </w:numPr>
+        <w:rPr>
+          <w:sz w:val="24"/>
+          <w:szCs w:val="24"/>
+        </w:rPr>
+      </w:pPr>
+      <w:r>
+        <w:rPr>
+          <w:sz w:val="24"/>
+          <w:szCs w:val="24"/>
+        </w:rPr>
+        <w:t xml:space="preserve">Continuously monitors and coordinates between the </w:t>
+      </w:r>
+      <w:r>
+        <w:rPr>
+          <w:b/>
+          <w:bCs/>
+          <w:sz w:val="24"/>
+          <w:szCs w:val="24"/>
+        </w:rPr>
+        <w:t>Call Stack</w:t>
+      </w:r>
+      <w:r>
+        <w:rPr>
+          <w:sz w:val="24"/>
+          <w:szCs w:val="24"/>
+        </w:rPr>
+        <w:t xml:space="preserve"> and the task queues.</w:t>
+      </w:r>
+    </w:p>
+    <w:p>
+      <w:pPr>
+        <w:numPr>
+          <w:ilvl w:val="0"/>
+          <w:numId w:val="52"/>
+        </w:numPr>
+        <w:rPr>
+          <w:sz w:val="24"/>
+          <w:szCs w:val="24"/>
+        </w:rPr>
+      </w:pPr>
+      <w:r>
+        <w:rPr>
+          <w:sz w:val="24"/>
+          <w:szCs w:val="24"/>
+        </w:rPr>
+        <w:t>Its algorithm:</w:t>
+      </w:r>
+    </w:p>
+    <w:p>
+      <w:pPr>
+        <w:numPr>
+          <w:ilvl w:val="1"/>
+          <w:numId w:val="52"/>
+        </w:numPr>
+        <w:rPr>
+          <w:sz w:val="24"/>
+          <w:szCs w:val="24"/>
+        </w:rPr>
+      </w:pPr>
+      <w:r>
+        <w:rPr>
+          <w:sz w:val="24"/>
+          <w:szCs w:val="24"/>
+        </w:rPr>
+        <w:t xml:space="preserve">Check if the </w:t>
+      </w:r>
+      <w:r>
+        <w:rPr>
+          <w:b/>
+          <w:bCs/>
+          <w:sz w:val="24"/>
+          <w:szCs w:val="24"/>
+        </w:rPr>
+        <w:t>Call Stack</w:t>
+      </w:r>
+      <w:r>
+        <w:rPr>
+          <w:sz w:val="24"/>
+          <w:szCs w:val="24"/>
+        </w:rPr>
+        <w:t xml:space="preserve"> is empty.</w:t>
+      </w:r>
+    </w:p>
+    <w:p>
+      <w:pPr>
+        <w:numPr>
+          <w:ilvl w:val="1"/>
+          <w:numId w:val="52"/>
+        </w:numPr>
+        <w:rPr>
+          <w:sz w:val="24"/>
+          <w:szCs w:val="24"/>
+        </w:rPr>
+      </w:pPr>
+      <w:r>
+        <w:rPr>
+          <w:sz w:val="24"/>
+          <w:szCs w:val="24"/>
+        </w:rPr>
+        <w:t>If yes:</w:t>
+      </w:r>
+    </w:p>
+    <w:p>
+      <w:pPr>
+        <w:numPr>
+          <w:ilvl w:val="2"/>
+          <w:numId w:val="52"/>
+        </w:numPr>
+        <w:rPr>
+          <w:sz w:val="24"/>
+          <w:szCs w:val="24"/>
+        </w:rPr>
+      </w:pPr>
+      <w:r>
+        <w:rPr>
+          <w:sz w:val="24"/>
+          <w:szCs w:val="24"/>
+        </w:rPr>
+        <w:t xml:space="preserve">Execute </w:t>
+      </w:r>
+      <w:r>
+        <w:rPr>
+          <w:b/>
+          <w:bCs/>
+          <w:sz w:val="24"/>
+          <w:szCs w:val="24"/>
+        </w:rPr>
+        <w:t>all microtasks</w:t>
+      </w:r>
+      <w:r>
+        <w:rPr>
+          <w:sz w:val="24"/>
+          <w:szCs w:val="24"/>
+        </w:rPr>
+        <w:t xml:space="preserve"> from the Microtask Queue (in order).</w:t>
+      </w:r>
+    </w:p>
+    <w:p>
+      <w:pPr>
+        <w:numPr>
+          <w:ilvl w:val="2"/>
+          <w:numId w:val="52"/>
+        </w:numPr>
+        <w:rPr>
+          <w:sz w:val="24"/>
+          <w:szCs w:val="24"/>
+        </w:rPr>
+      </w:pPr>
+      <w:r>
+        <w:rPr>
+          <w:sz w:val="24"/>
+          <w:szCs w:val="24"/>
+        </w:rPr>
+        <w:t xml:space="preserve">Then execute </w:t>
+      </w:r>
+      <w:r>
+        <w:rPr>
+          <w:b/>
+          <w:bCs/>
+          <w:sz w:val="24"/>
+          <w:szCs w:val="24"/>
+        </w:rPr>
+        <w:t xml:space="preserve">one </w:t>
+      </w:r>
+      <w:proofErr w:type="spellStart"/>
+      <w:r>
+        <w:rPr>
+          <w:b/>
+          <w:bCs/>
+          <w:sz w:val="24"/>
+          <w:szCs w:val="24"/>
+        </w:rPr>
+        <w:t>macrotask</w:t>
+      </w:r>
+      <w:proofErr w:type="spellEnd"/>
+      <w:r>
+        <w:rPr>
+          <w:sz w:val="24"/>
+          <w:szCs w:val="24"/>
+        </w:rPr>
+        <w:t xml:space="preserve"> from the Callback Queue.</w:t>
+      </w:r>
+    </w:p>
+    <w:p>
+      <w:pPr>
+        <w:numPr>
+          <w:ilvl w:val="1"/>
+          <w:numId w:val="52"/>
+        </w:numPr>
+        <w:rPr>
+          <w:sz w:val="24"/>
+          <w:szCs w:val="24"/>
+        </w:rPr>
+      </w:pPr>
+      <w:r>
+        <w:rPr>
+          <w:sz w:val="24"/>
+          <w:szCs w:val="24"/>
+        </w:rPr>
+        <w:t>Repeat this cycle indefinitely.</w:t>
+      </w:r>
+    </w:p>
+    <w:p>
+      <w:pPr>
+        <w:rPr>
+          <w:rFonts w:ascii="Times New Roman" w:hAnsi="Times New Roman" w:cs="Times New Roman"/>
+          <w:b/>
+          <w:bCs/>
+          <w:color w:val="C00000"/>
+          <w:sz w:val="24"/>
+          <w:szCs w:val="24"/>
+        </w:rPr>
+      </w:pPr>
+      <w:r>
+        <w:rPr>
+          <w:rFonts w:ascii="Times New Roman" w:hAnsi="Times New Roman" w:cs="Times New Roman"/>
+          <w:b/>
+          <w:bCs/>
+          <w:color w:val="C00000"/>
+          <w:sz w:val="24"/>
+          <w:szCs w:val="24"/>
+        </w:rPr>
+        <w:t xml:space="preserve">DOM Selection &amp; Manipulation: (Query selector, </w:t>
+      </w:r>
+      <w:proofErr w:type="spellStart"/>
+      <w:r>
+        <w:rPr>
+          <w:rFonts w:ascii="Times New Roman" w:hAnsi="Times New Roman" w:cs="Times New Roman"/>
+          <w:b/>
+          <w:bCs/>
+          <w:color w:val="C00000"/>
+          <w:sz w:val="24"/>
+          <w:szCs w:val="24"/>
+        </w:rPr>
+        <w:t>innerHTML</w:t>
+      </w:r>
+      <w:proofErr w:type="spellEnd"/>
+      <w:r>
+        <w:rPr>
+          <w:rFonts w:ascii="Times New Roman" w:hAnsi="Times New Roman" w:cs="Times New Roman"/>
+          <w:b/>
+          <w:bCs/>
+          <w:color w:val="C00000"/>
+          <w:sz w:val="24"/>
+          <w:szCs w:val="24"/>
+        </w:rPr>
+        <w:t xml:space="preserve">, append, </w:t>
+      </w:r>
+      <w:proofErr w:type="spellStart"/>
+      <w:r>
+        <w:rPr>
+          <w:rFonts w:ascii="Times New Roman" w:hAnsi="Times New Roman" w:cs="Times New Roman"/>
+          <w:b/>
+          <w:bCs/>
+          <w:color w:val="C00000"/>
+          <w:sz w:val="24"/>
+          <w:szCs w:val="24"/>
+        </w:rPr>
+        <w:t>classList</w:t>
+      </w:r>
+      <w:proofErr w:type="spellEnd"/>
+      <w:r>
+        <w:rPr>
+          <w:rFonts w:ascii="Times New Roman" w:hAnsi="Times New Roman" w:cs="Times New Roman"/>
+          <w:b/>
+          <w:bCs/>
+          <w:color w:val="C00000"/>
+          <w:sz w:val="24"/>
+          <w:szCs w:val="24"/>
+        </w:rPr>
+        <w:t>)</w:t>
       </w:r>
     </w:p>
     <w:p>
@@ -24119,7 +28416,39 @@
           <w:sz w:val="24"/>
           <w:szCs w:val="24"/>
         </w:rPr>
-        <w:t>Unlike traditional callbacks, Promises are composable (Promise.all, Promise.race, etc.), making complex async flows easier to manage.</w:t>
+        <w:t>Unlike traditional callbacks, Promises are composable (</w:t>
+      </w:r>
+      <w:proofErr w:type="spellStart"/>
+      <w:r>
+        <w:rPr>
+          <w:sz w:val="24"/>
+          <w:szCs w:val="24"/>
+        </w:rPr>
+        <w:t>Promise.all</w:t>
+      </w:r>
+      <w:proofErr w:type="spellEnd"/>
+      <w:r>
+        <w:rPr>
+          <w:sz w:val="24"/>
+          <w:szCs w:val="24"/>
+        </w:rPr>
+        <w:t xml:space="preserve">, </w:t>
+      </w:r>
+      <w:proofErr w:type="spellStart"/>
+      <w:r>
+        <w:rPr>
+          <w:sz w:val="24"/>
+          <w:szCs w:val="24"/>
+        </w:rPr>
+        <w:t>Promise.race</w:t>
+      </w:r>
+      <w:proofErr w:type="spellEnd"/>
+      <w:r>
+        <w:rPr>
+          <w:sz w:val="24"/>
+          <w:szCs w:val="24"/>
+        </w:rPr>
+        <w:t>, etc.), making complex async flows easier to manage.</w:t>
       </w:r>
     </w:p>
     <w:p>
@@ -24139,7 +28468,23 @@
           <w:sz w:val="24"/>
           <w:szCs w:val="24"/>
         </w:rPr>
-        <w:t>Promise callbacks (then/catch) run in the microtask queue, which has higher priority than macrotasks like setTimeout. This gives more control and predictability.</w:t>
+        <w:t xml:space="preserve">Promise callbacks (then/catch) run in the microtask queue, which has higher priority than </w:t>
+      </w:r>
+      <w:proofErr w:type="spellStart"/>
+      <w:r>
+        <w:rPr>
+          <w:sz w:val="24"/>
+          <w:szCs w:val="24"/>
+        </w:rPr>
+        <w:t>macrotasks</w:t>
+      </w:r>
+      <w:proofErr w:type="spellEnd"/>
+      <w:r>
+        <w:rPr>
+          <w:sz w:val="24"/>
+          <w:szCs w:val="24"/>
+        </w:rPr>
+        <w:t xml:space="preserve"> like setTimeout. This gives more control and predictability.</w:t>
       </w:r>
     </w:p>
     <w:p>
@@ -24391,6 +28736,155 @@
 <file path=word/numbering.xml><?xml version="1.0" encoding="utf-8"?>
 <w:numbering xmlns:wpc="http://schemas.microsoft.com/office/word/2010/wordprocessingCanvas" xmlns:cx="http://schemas.microsoft.com/office/drawing/2014/chartex" xmlns:cx1="http://schemas.microsoft.com/office/drawing/2015/9/8/chartex" xmlns:cx2="http://schemas.microsoft.com/office/drawing/2015/10/21/chartex" xmlns:cx3="http://schemas.microsoft.com/office/drawing/2016/5/9/chartex" xmlns:cx4="http://schemas.microsoft.com/office/drawing/2016/5/10/chartex" xmlns:cx5="http://schemas.microsoft.com/office/drawing/2016/5/11/chartex" xmlns:cx6="http://schemas.microsoft.com/office/drawing/2016/5/12/chartex" xmlns:cx7="http://schemas.microsoft.com/office/drawing/2016/5/13/chartex" xmlns:cx8="http://schemas.microsoft.com/office/drawing/2016/5/14/chartex" xmlns:mc="http://schemas.openxmlformats.org/markup-compatibility/2006" xmlns:aink="http://schemas.microsoft.com/office/drawing/2016/ink" xmlns:am3d="http://schemas.microsoft.com/office/drawing/2017/model3d" xmlns:o="urn:schemas-microsoft-com:office:office" xmlns:oel="http://schemas.microsoft.com/office/2019/extlst" xmlns:r="http://schemas.openxmlformats.org/officeDocument/2006/relationships" xmlns:m="http://schemas.openxmlformats.org/officeDocument/2006/math" xmlns:v="urn:schemas-microsoft-com:vml" xmlns:wp14="http://schemas.microsoft.com/office/word/2010/wordprocessingDrawing" xmlns:wp="http://schemas.openxmlformats.org/drawingml/2006/wordprocessingDrawing" xmlns:w10="urn:schemas-microsoft-com:office:word" xmlns:w="http://schemas.openxmlformats.org/wordprocessingml/2006/main" xmlns:w14="http://schemas.microsoft.com/office/word/2010/wordml" xmlns:w15="http://schemas.microsoft.com/office/word/2012/wordml" xmlns:w16cex="http://schemas.microsoft.com/office/word/2018/wordml/cex" xmlns:w16cid="http://schemas.microsoft.com/office/word/2016/wordml/cid" xmlns:w16="http://schemas.microsoft.com/office/word/2018/wordml" xmlns:w16du="http://schemas.microsoft.com/office/word/2023/wordml/word16du" xmlns:w16sdtdh="http://schemas.microsoft.com/office/word/2020/wordml/sdtdatahash" xmlns:w16sdtfl="http://schemas.microsoft.com/office/word/2024/wordml/sdtformatlock" xmlns:w16se="http://schemas.microsoft.com/office/word/2015/wordml/symex" xmlns:wpg="http://schemas.microsoft.com/office/word/2010/wordprocessingGroup" xmlns:wpi="http://schemas.microsoft.com/office/word/2010/wordprocessingInk" xmlns:wne="http://schemas.microsoft.com/office/word/2006/wordml" xmlns:wps="http://schemas.microsoft.com/office/word/2010/wordprocessingShape" mc:Ignorable="w14 w15 w16se w16cid w16 w16cex w16sdtdh w16sdtfl w16du wp14">
   <w:abstractNum w:abstractNumId="0" w15:restartNumberingAfterBreak="0">
+    <w:nsid w:val="01147F24"/>
+    <w:multiLevelType w:val="multilevel"/>
+    <w:tmpl w:val="9DD0BF04"/>
+    <w:lvl w:ilvl="0">
+      <w:start w:val="1"/>
+      <w:numFmt w:val="bullet"/>
+      <w:lvlText w:val=""/>
+      <w:lvlJc w:val="left"/>
+      <w:pPr>
+        <w:tabs>
+          <w:tab w:val="num" w:pos="720"/>
+        </w:tabs>
+        <w:ind w:left="720" w:hanging="360"/>
+      </w:pPr>
+      <w:rPr>
+        <w:rFonts w:ascii="Symbol" w:hAnsi="Symbol" w:hint="default"/>
+        <w:sz w:val="20"/>
+      </w:rPr>
+    </w:lvl>
+    <w:lvl w:ilvl="1">
+      <w:start w:val="1"/>
+      <w:numFmt w:val="bullet"/>
+      <w:lvlText w:val="o"/>
+      <w:lvlJc w:val="left"/>
+      <w:pPr>
+        <w:tabs>
+          <w:tab w:val="num" w:pos="1440"/>
+        </w:tabs>
+        <w:ind w:left="1440" w:hanging="360"/>
+      </w:pPr>
+      <w:rPr>
+        <w:rFonts w:ascii="Courier New" w:hAnsi="Courier New" w:hint="default"/>
+        <w:sz w:val="20"/>
+      </w:rPr>
+    </w:lvl>
+    <w:lvl w:ilvl="2" w:tentative="1">
+      <w:start w:val="1"/>
+      <w:numFmt w:val="bullet"/>
+      <w:lvlText w:val=""/>
+      <w:lvlJc w:val="left"/>
+      <w:pPr>
+        <w:tabs>
+          <w:tab w:val="num" w:pos="2160"/>
+        </w:tabs>
+        <w:ind w:left="2160" w:hanging="360"/>
+      </w:pPr>
+      <w:rPr>
+        <w:rFonts w:ascii="Wingdings" w:hAnsi="Wingdings" w:hint="default"/>
+        <w:sz w:val="20"/>
+      </w:rPr>
+    </w:lvl>
+    <w:lvl w:ilvl="3" w:tentative="1">
+      <w:start w:val="1"/>
+      <w:numFmt w:val="bullet"/>
+      <w:lvlText w:val=""/>
+      <w:lvlJc w:val="left"/>
+      <w:pPr>
+        <w:tabs>
+          <w:tab w:val="num" w:pos="2880"/>
+        </w:tabs>
+        <w:ind w:left="2880" w:hanging="360"/>
+      </w:pPr>
+      <w:rPr>
+        <w:rFonts w:ascii="Wingdings" w:hAnsi="Wingdings" w:hint="default"/>
+        <w:sz w:val="20"/>
+      </w:rPr>
+    </w:lvl>
+    <w:lvl w:ilvl="4" w:tentative="1">
+      <w:start w:val="1"/>
+      <w:numFmt w:val="bullet"/>
+      <w:lvlText w:val=""/>
+      <w:lvlJc w:val="left"/>
+      <w:pPr>
+        <w:tabs>
+          <w:tab w:val="num" w:pos="3600"/>
+        </w:tabs>
+        <w:ind w:left="3600" w:hanging="360"/>
+      </w:pPr>
+      <w:rPr>
+        <w:rFonts w:ascii="Wingdings" w:hAnsi="Wingdings" w:hint="default"/>
+        <w:sz w:val="20"/>
+      </w:rPr>
+    </w:lvl>
+    <w:lvl w:ilvl="5" w:tentative="1">
+      <w:start w:val="1"/>
+      <w:numFmt w:val="bullet"/>
+      <w:lvlText w:val=""/>
+      <w:lvlJc w:val="left"/>
+      <w:pPr>
+        <w:tabs>
+          <w:tab w:val="num" w:pos="4320"/>
+        </w:tabs>
+        <w:ind w:left="4320" w:hanging="360"/>
+      </w:pPr>
+      <w:rPr>
+        <w:rFonts w:ascii="Wingdings" w:hAnsi="Wingdings" w:hint="default"/>
+        <w:sz w:val="20"/>
+      </w:rPr>
+    </w:lvl>
+    <w:lvl w:ilvl="6" w:tentative="1">
+      <w:start w:val="1"/>
+      <w:numFmt w:val="bullet"/>
+      <w:lvlText w:val=""/>
+      <w:lvlJc w:val="left"/>
+      <w:pPr>
+        <w:tabs>
+          <w:tab w:val="num" w:pos="5040"/>
+        </w:tabs>
+        <w:ind w:left="5040" w:hanging="360"/>
+      </w:pPr>
+      <w:rPr>
+        <w:rFonts w:ascii="Wingdings" w:hAnsi="Wingdings" w:hint="default"/>
+        <w:sz w:val="20"/>
+      </w:rPr>
+    </w:lvl>
+    <w:lvl w:ilvl="7" w:tentative="1">
+      <w:start w:val="1"/>
+      <w:numFmt w:val="bullet"/>
+      <w:lvlText w:val=""/>
+      <w:lvlJc w:val="left"/>
+      <w:pPr>
+        <w:tabs>
+          <w:tab w:val="num" w:pos="5760"/>
+        </w:tabs>
+        <w:ind w:left="5760" w:hanging="360"/>
+      </w:pPr>
+      <w:rPr>
+        <w:rFonts w:ascii="Wingdings" w:hAnsi="Wingdings" w:hint="default"/>
+        <w:sz w:val="20"/>
+      </w:rPr>
+    </w:lvl>
+    <w:lvl w:ilvl="8" w:tentative="1">
+      <w:start w:val="1"/>
+      <w:numFmt w:val="bullet"/>
+      <w:lvlText w:val=""/>
+      <w:lvlJc w:val="left"/>
+      <w:pPr>
+        <w:tabs>
+          <w:tab w:val="num" w:pos="6480"/>
+        </w:tabs>
+        <w:ind w:left="6480" w:hanging="360"/>
+      </w:pPr>
+      <w:rPr>
+        <w:rFonts w:ascii="Wingdings" w:hAnsi="Wingdings" w:hint="default"/>
+        <w:sz w:val="20"/>
+      </w:rPr>
+    </w:lvl>
+  </w:abstractNum>
+  <w:abstractNum w:abstractNumId="1" w15:restartNumberingAfterBreak="0">
     <w:nsid w:val="01235B1C"/>
     <w:multiLevelType w:val="hybridMultilevel"/>
     <w:tmpl w:val="29A61A8A"/>
@@ -24503,7 +28997,7 @@
       </w:rPr>
     </w:lvl>
   </w:abstractNum>
-  <w:abstractNum w:abstractNumId="1" w15:restartNumberingAfterBreak="0">
+  <w:abstractNum w:abstractNumId="2" w15:restartNumberingAfterBreak="0">
     <w:nsid w:val="04D74AD1"/>
     <w:multiLevelType w:val="hybridMultilevel"/>
     <w:tmpl w:val="EF763FE0"/>
@@ -24616,7 +29110,7 @@
       </w:rPr>
     </w:lvl>
   </w:abstractNum>
-  <w:abstractNum w:abstractNumId="2" w15:restartNumberingAfterBreak="0">
+  <w:abstractNum w:abstractNumId="3" w15:restartNumberingAfterBreak="0">
     <w:nsid w:val="066F7B44"/>
     <w:multiLevelType w:val="hybridMultilevel"/>
     <w:tmpl w:val="6E82F740"/>
@@ -24729,7 +29223,7 @@
       </w:rPr>
     </w:lvl>
   </w:abstractNum>
-  <w:abstractNum w:abstractNumId="3" w15:restartNumberingAfterBreak="0">
+  <w:abstractNum w:abstractNumId="4" w15:restartNumberingAfterBreak="0">
     <w:nsid w:val="06C61157"/>
     <w:multiLevelType w:val="hybridMultilevel"/>
     <w:tmpl w:val="0DBEA466"/>
@@ -24842,7 +29336,7 @@
       </w:rPr>
     </w:lvl>
   </w:abstractNum>
-  <w:abstractNum w:abstractNumId="4" w15:restartNumberingAfterBreak="0">
+  <w:abstractNum w:abstractNumId="5" w15:restartNumberingAfterBreak="0">
     <w:nsid w:val="06C732D0"/>
     <w:multiLevelType w:val="hybridMultilevel"/>
     <w:tmpl w:val="4606D26C"/>
@@ -24955,7 +29449,7 @@
       </w:rPr>
     </w:lvl>
   </w:abstractNum>
-  <w:abstractNum w:abstractNumId="5" w15:restartNumberingAfterBreak="0">
+  <w:abstractNum w:abstractNumId="6" w15:restartNumberingAfterBreak="0">
     <w:nsid w:val="0A6F7050"/>
     <w:multiLevelType w:val="hybridMultilevel"/>
     <w:tmpl w:val="DE3E9ED8"/>
@@ -25068,7 +29562,7 @@
       </w:rPr>
     </w:lvl>
   </w:abstractNum>
-  <w:abstractNum w:abstractNumId="6" w15:restartNumberingAfterBreak="0">
+  <w:abstractNum w:abstractNumId="7" w15:restartNumberingAfterBreak="0">
     <w:nsid w:val="0AF62206"/>
     <w:multiLevelType w:val="hybridMultilevel"/>
     <w:tmpl w:val="D5083D3C"/>
@@ -25181,7 +29675,7 @@
       </w:rPr>
     </w:lvl>
   </w:abstractNum>
-  <w:abstractNum w:abstractNumId="7" w15:restartNumberingAfterBreak="0">
+  <w:abstractNum w:abstractNumId="8" w15:restartNumberingAfterBreak="0">
     <w:nsid w:val="0C48566D"/>
     <w:multiLevelType w:val="hybridMultilevel"/>
     <w:tmpl w:val="A5403264"/>
@@ -25294,7 +29788,156 @@
       </w:rPr>
     </w:lvl>
   </w:abstractNum>
-  <w:abstractNum w:abstractNumId="8" w15:restartNumberingAfterBreak="0">
+  <w:abstractNum w:abstractNumId="9" w15:restartNumberingAfterBreak="0">
+    <w:nsid w:val="103862E0"/>
+    <w:multiLevelType w:val="multilevel"/>
+    <w:tmpl w:val="07524024"/>
+    <w:lvl w:ilvl="0">
+      <w:start w:val="1"/>
+      <w:numFmt w:val="bullet"/>
+      <w:lvlText w:val=""/>
+      <w:lvlJc w:val="left"/>
+      <w:pPr>
+        <w:tabs>
+          <w:tab w:val="num" w:pos="720"/>
+        </w:tabs>
+        <w:ind w:left="720" w:hanging="360"/>
+      </w:pPr>
+      <w:rPr>
+        <w:rFonts w:ascii="Symbol" w:hAnsi="Symbol" w:hint="default"/>
+        <w:sz w:val="20"/>
+      </w:rPr>
+    </w:lvl>
+    <w:lvl w:ilvl="1">
+      <w:start w:val="1"/>
+      <w:numFmt w:val="bullet"/>
+      <w:lvlText w:val="o"/>
+      <w:lvlJc w:val="left"/>
+      <w:pPr>
+        <w:tabs>
+          <w:tab w:val="num" w:pos="1440"/>
+        </w:tabs>
+        <w:ind w:left="1440" w:hanging="360"/>
+      </w:pPr>
+      <w:rPr>
+        <w:rFonts w:ascii="Courier New" w:hAnsi="Courier New" w:hint="default"/>
+        <w:sz w:val="20"/>
+      </w:rPr>
+    </w:lvl>
+    <w:lvl w:ilvl="2">
+      <w:start w:val="1"/>
+      <w:numFmt w:val="bullet"/>
+      <w:lvlText w:val=""/>
+      <w:lvlJc w:val="left"/>
+      <w:pPr>
+        <w:tabs>
+          <w:tab w:val="num" w:pos="2160"/>
+        </w:tabs>
+        <w:ind w:left="2160" w:hanging="360"/>
+      </w:pPr>
+      <w:rPr>
+        <w:rFonts w:ascii="Wingdings" w:hAnsi="Wingdings" w:hint="default"/>
+        <w:sz w:val="20"/>
+      </w:rPr>
+    </w:lvl>
+    <w:lvl w:ilvl="3">
+      <w:start w:val="1"/>
+      <w:numFmt w:val="bullet"/>
+      <w:lvlText w:val=""/>
+      <w:lvlJc w:val="left"/>
+      <w:pPr>
+        <w:tabs>
+          <w:tab w:val="num" w:pos="2880"/>
+        </w:tabs>
+        <w:ind w:left="2880" w:hanging="360"/>
+      </w:pPr>
+      <w:rPr>
+        <w:rFonts w:ascii="Wingdings" w:hAnsi="Wingdings" w:hint="default"/>
+        <w:sz w:val="20"/>
+      </w:rPr>
+    </w:lvl>
+    <w:lvl w:ilvl="4" w:tentative="1">
+      <w:start w:val="1"/>
+      <w:numFmt w:val="bullet"/>
+      <w:lvlText w:val=""/>
+      <w:lvlJc w:val="left"/>
+      <w:pPr>
+        <w:tabs>
+          <w:tab w:val="num" w:pos="3600"/>
+        </w:tabs>
+        <w:ind w:left="3600" w:hanging="360"/>
+      </w:pPr>
+      <w:rPr>
+        <w:rFonts w:ascii="Wingdings" w:hAnsi="Wingdings" w:hint="default"/>
+        <w:sz w:val="20"/>
+      </w:rPr>
+    </w:lvl>
+    <w:lvl w:ilvl="5" w:tentative="1">
+      <w:start w:val="1"/>
+      <w:numFmt w:val="bullet"/>
+      <w:lvlText w:val=""/>
+      <w:lvlJc w:val="left"/>
+      <w:pPr>
+        <w:tabs>
+          <w:tab w:val="num" w:pos="4320"/>
+        </w:tabs>
+        <w:ind w:left="4320" w:hanging="360"/>
+      </w:pPr>
+      <w:rPr>
+        <w:rFonts w:ascii="Wingdings" w:hAnsi="Wingdings" w:hint="default"/>
+        <w:sz w:val="20"/>
+      </w:rPr>
+    </w:lvl>
+    <w:lvl w:ilvl="6" w:tentative="1">
+      <w:start w:val="1"/>
+      <w:numFmt w:val="bullet"/>
+      <w:lvlText w:val=""/>
+      <w:lvlJc w:val="left"/>
+      <w:pPr>
+        <w:tabs>
+          <w:tab w:val="num" w:pos="5040"/>
+        </w:tabs>
+        <w:ind w:left="5040" w:hanging="360"/>
+      </w:pPr>
+      <w:rPr>
+        <w:rFonts w:ascii="Wingdings" w:hAnsi="Wingdings" w:hint="default"/>
+        <w:sz w:val="20"/>
+      </w:rPr>
+    </w:lvl>
+    <w:lvl w:ilvl="7" w:tentative="1">
+      <w:start w:val="1"/>
+      <w:numFmt w:val="bullet"/>
+      <w:lvlText w:val=""/>
+      <w:lvlJc w:val="left"/>
+      <w:pPr>
+        <w:tabs>
+          <w:tab w:val="num" w:pos="5760"/>
+        </w:tabs>
+        <w:ind w:left="5760" w:hanging="360"/>
+      </w:pPr>
+      <w:rPr>
+        <w:rFonts w:ascii="Wingdings" w:hAnsi="Wingdings" w:hint="default"/>
+        <w:sz w:val="20"/>
+      </w:rPr>
+    </w:lvl>
+    <w:lvl w:ilvl="8" w:tentative="1">
+      <w:start w:val="1"/>
+      <w:numFmt w:val="bullet"/>
+      <w:lvlText w:val=""/>
+      <w:lvlJc w:val="left"/>
+      <w:pPr>
+        <w:tabs>
+          <w:tab w:val="num" w:pos="6480"/>
+        </w:tabs>
+        <w:ind w:left="6480" w:hanging="360"/>
+      </w:pPr>
+      <w:rPr>
+        <w:rFonts w:ascii="Wingdings" w:hAnsi="Wingdings" w:hint="default"/>
+        <w:sz w:val="20"/>
+      </w:rPr>
+    </w:lvl>
+  </w:abstractNum>
+  <w:abstractNum w:abstractNumId="10" w15:restartNumberingAfterBreak="0">
     <w:nsid w:val="13E201D8"/>
     <w:multiLevelType w:val="hybridMultilevel"/>
     <w:tmpl w:val="E460EC32"/>
@@ -25407,7 +30050,7 @@
       </w:rPr>
     </w:lvl>
   </w:abstractNum>
-  <w:abstractNum w:abstractNumId="9" w15:restartNumberingAfterBreak="0">
+  <w:abstractNum w:abstractNumId="11" w15:restartNumberingAfterBreak="0">
     <w:nsid w:val="16B66C87"/>
     <w:multiLevelType w:val="hybridMultilevel"/>
     <w:tmpl w:val="7C7E64E2"/>
@@ -25520,7 +30163,7 @@
       </w:rPr>
     </w:lvl>
   </w:abstractNum>
-  <w:abstractNum w:abstractNumId="10" w15:restartNumberingAfterBreak="0">
+  <w:abstractNum w:abstractNumId="12" w15:restartNumberingAfterBreak="0">
     <w:nsid w:val="16DB7462"/>
     <w:multiLevelType w:val="hybridMultilevel"/>
     <w:tmpl w:val="67D490CC"/>
@@ -25633,7 +30276,7 @@
       </w:rPr>
     </w:lvl>
   </w:abstractNum>
-  <w:abstractNum w:abstractNumId="11" w15:restartNumberingAfterBreak="0">
+  <w:abstractNum w:abstractNumId="13" w15:restartNumberingAfterBreak="0">
     <w:nsid w:val="1DCF46DA"/>
     <w:multiLevelType w:val="hybridMultilevel"/>
     <w:tmpl w:val="DA987878"/>
@@ -25746,7 +30389,7 @@
       </w:rPr>
     </w:lvl>
   </w:abstractNum>
-  <w:abstractNum w:abstractNumId="12" w15:restartNumberingAfterBreak="0">
+  <w:abstractNum w:abstractNumId="14" w15:restartNumberingAfterBreak="0">
     <w:nsid w:val="279668BD"/>
     <w:multiLevelType w:val="hybridMultilevel"/>
     <w:tmpl w:val="EB5A712A"/>
@@ -25859,7 +30502,7 @@
       </w:rPr>
     </w:lvl>
   </w:abstractNum>
-  <w:abstractNum w:abstractNumId="13" w15:restartNumberingAfterBreak="0">
+  <w:abstractNum w:abstractNumId="15" w15:restartNumberingAfterBreak="0">
     <w:nsid w:val="28503F5A"/>
     <w:multiLevelType w:val="hybridMultilevel"/>
     <w:tmpl w:val="3B800D66"/>
@@ -25972,7 +30615,7 @@
       </w:rPr>
     </w:lvl>
   </w:abstractNum>
-  <w:abstractNum w:abstractNumId="14" w15:restartNumberingAfterBreak="0">
+  <w:abstractNum w:abstractNumId="16" w15:restartNumberingAfterBreak="0">
     <w:nsid w:val="2B8835E8"/>
     <w:multiLevelType w:val="hybridMultilevel"/>
     <w:tmpl w:val="F2E039EE"/>
@@ -26084,7 +30727,7 @@
       </w:rPr>
     </w:lvl>
   </w:abstractNum>
-  <w:abstractNum w:abstractNumId="15" w15:restartNumberingAfterBreak="0">
+  <w:abstractNum w:abstractNumId="17" w15:restartNumberingAfterBreak="0">
     <w:nsid w:val="34224119"/>
     <w:multiLevelType w:val="hybridMultilevel"/>
     <w:tmpl w:val="65D2BA4A"/>
@@ -26173,7 +30816,7 @@
       </w:pPr>
     </w:lvl>
   </w:abstractNum>
-  <w:abstractNum w:abstractNumId="16" w15:restartNumberingAfterBreak="0">
+  <w:abstractNum w:abstractNumId="18" w15:restartNumberingAfterBreak="0">
     <w:nsid w:val="366C0985"/>
     <w:multiLevelType w:val="hybridMultilevel"/>
     <w:tmpl w:val="C3369FC6"/>
@@ -26286,7 +30929,7 @@
       </w:rPr>
     </w:lvl>
   </w:abstractNum>
-  <w:abstractNum w:abstractNumId="17" w15:restartNumberingAfterBreak="0">
+  <w:abstractNum w:abstractNumId="19" w15:restartNumberingAfterBreak="0">
     <w:nsid w:val="37987432"/>
     <w:multiLevelType w:val="hybridMultilevel"/>
     <w:tmpl w:val="CB341A76"/>
@@ -26399,7 +31042,7 @@
       </w:rPr>
     </w:lvl>
   </w:abstractNum>
-  <w:abstractNum w:abstractNumId="18" w15:restartNumberingAfterBreak="0">
+  <w:abstractNum w:abstractNumId="20" w15:restartNumberingAfterBreak="0">
     <w:nsid w:val="38C93BB7"/>
     <w:multiLevelType w:val="hybridMultilevel"/>
     <w:tmpl w:val="4E7094F0"/>
@@ -26512,7 +31155,156 @@
       </w:rPr>
     </w:lvl>
   </w:abstractNum>
-  <w:abstractNum w:abstractNumId="19" w15:restartNumberingAfterBreak="0">
+  <w:abstractNum w:abstractNumId="21" w15:restartNumberingAfterBreak="0">
+    <w:nsid w:val="39650D12"/>
+    <w:multiLevelType w:val="multilevel"/>
+    <w:tmpl w:val="18AE32D8"/>
+    <w:lvl w:ilvl="0">
+      <w:start w:val="1"/>
+      <w:numFmt w:val="bullet"/>
+      <w:lvlText w:val=""/>
+      <w:lvlJc w:val="left"/>
+      <w:pPr>
+        <w:tabs>
+          <w:tab w:val="num" w:pos="720"/>
+        </w:tabs>
+        <w:ind w:left="720" w:hanging="360"/>
+      </w:pPr>
+      <w:rPr>
+        <w:rFonts w:ascii="Symbol" w:hAnsi="Symbol" w:hint="default"/>
+        <w:sz w:val="20"/>
+      </w:rPr>
+    </w:lvl>
+    <w:lvl w:ilvl="1">
+      <w:start w:val="1"/>
+      <w:numFmt w:val="bullet"/>
+      <w:lvlText w:val="o"/>
+      <w:lvlJc w:val="left"/>
+      <w:pPr>
+        <w:tabs>
+          <w:tab w:val="num" w:pos="1440"/>
+        </w:tabs>
+        <w:ind w:left="1440" w:hanging="360"/>
+      </w:pPr>
+      <w:rPr>
+        <w:rFonts w:ascii="Courier New" w:hAnsi="Courier New" w:hint="default"/>
+        <w:sz w:val="20"/>
+      </w:rPr>
+    </w:lvl>
+    <w:lvl w:ilvl="2" w:tentative="1">
+      <w:start w:val="1"/>
+      <w:numFmt w:val="bullet"/>
+      <w:lvlText w:val=""/>
+      <w:lvlJc w:val="left"/>
+      <w:pPr>
+        <w:tabs>
+          <w:tab w:val="num" w:pos="2160"/>
+        </w:tabs>
+        <w:ind w:left="2160" w:hanging="360"/>
+      </w:pPr>
+      <w:rPr>
+        <w:rFonts w:ascii="Wingdings" w:hAnsi="Wingdings" w:hint="default"/>
+        <w:sz w:val="20"/>
+      </w:rPr>
+    </w:lvl>
+    <w:lvl w:ilvl="3" w:tentative="1">
+      <w:start w:val="1"/>
+      <w:numFmt w:val="bullet"/>
+      <w:lvlText w:val=""/>
+      <w:lvlJc w:val="left"/>
+      <w:pPr>
+        <w:tabs>
+          <w:tab w:val="num" w:pos="2880"/>
+        </w:tabs>
+        <w:ind w:left="2880" w:hanging="360"/>
+      </w:pPr>
+      <w:rPr>
+        <w:rFonts w:ascii="Wingdings" w:hAnsi="Wingdings" w:hint="default"/>
+        <w:sz w:val="20"/>
+      </w:rPr>
+    </w:lvl>
+    <w:lvl w:ilvl="4" w:tentative="1">
+      <w:start w:val="1"/>
+      <w:numFmt w:val="bullet"/>
+      <w:lvlText w:val=""/>
+      <w:lvlJc w:val="left"/>
+      <w:pPr>
+        <w:tabs>
+          <w:tab w:val="num" w:pos="3600"/>
+        </w:tabs>
+        <w:ind w:left="3600" w:hanging="360"/>
+      </w:pPr>
+      <w:rPr>
+        <w:rFonts w:ascii="Wingdings" w:hAnsi="Wingdings" w:hint="default"/>
+        <w:sz w:val="20"/>
+      </w:rPr>
+    </w:lvl>
+    <w:lvl w:ilvl="5" w:tentative="1">
+      <w:start w:val="1"/>
+      <w:numFmt w:val="bullet"/>
+      <w:lvlText w:val=""/>
+      <w:lvlJc w:val="left"/>
+      <w:pPr>
+        <w:tabs>
+          <w:tab w:val="num" w:pos="4320"/>
+        </w:tabs>
+        <w:ind w:left="4320" w:hanging="360"/>
+      </w:pPr>
+      <w:rPr>
+        <w:rFonts w:ascii="Wingdings" w:hAnsi="Wingdings" w:hint="default"/>
+        <w:sz w:val="20"/>
+      </w:rPr>
+    </w:lvl>
+    <w:lvl w:ilvl="6" w:tentative="1">
+      <w:start w:val="1"/>
+      <w:numFmt w:val="bullet"/>
+      <w:lvlText w:val=""/>
+      <w:lvlJc w:val="left"/>
+      <w:pPr>
+        <w:tabs>
+          <w:tab w:val="num" w:pos="5040"/>
+        </w:tabs>
+        <w:ind w:left="5040" w:hanging="360"/>
+      </w:pPr>
+      <w:rPr>
+        <w:rFonts w:ascii="Wingdings" w:hAnsi="Wingdings" w:hint="default"/>
+        <w:sz w:val="20"/>
+      </w:rPr>
+    </w:lvl>
+    <w:lvl w:ilvl="7" w:tentative="1">
+      <w:start w:val="1"/>
+      <w:numFmt w:val="bullet"/>
+      <w:lvlText w:val=""/>
+      <w:lvlJc w:val="left"/>
+      <w:pPr>
+        <w:tabs>
+          <w:tab w:val="num" w:pos="5760"/>
+        </w:tabs>
+        <w:ind w:left="5760" w:hanging="360"/>
+      </w:pPr>
+      <w:rPr>
+        <w:rFonts w:ascii="Wingdings" w:hAnsi="Wingdings" w:hint="default"/>
+        <w:sz w:val="20"/>
+      </w:rPr>
+    </w:lvl>
+    <w:lvl w:ilvl="8" w:tentative="1">
+      <w:start w:val="1"/>
+      <w:numFmt w:val="bullet"/>
+      <w:lvlText w:val=""/>
+      <w:lvlJc w:val="left"/>
+      <w:pPr>
+        <w:tabs>
+          <w:tab w:val="num" w:pos="6480"/>
+        </w:tabs>
+        <w:ind w:left="6480" w:hanging="360"/>
+      </w:pPr>
+      <w:rPr>
+        <w:rFonts w:ascii="Wingdings" w:hAnsi="Wingdings" w:hint="default"/>
+        <w:sz w:val="20"/>
+      </w:rPr>
+    </w:lvl>
+  </w:abstractNum>
+  <w:abstractNum w:abstractNumId="22" w15:restartNumberingAfterBreak="0">
     <w:nsid w:val="400F3147"/>
     <w:multiLevelType w:val="hybridMultilevel"/>
     <w:tmpl w:val="43DA958C"/>
@@ -26625,7 +31417,7 @@
       </w:rPr>
     </w:lvl>
   </w:abstractNum>
-  <w:abstractNum w:abstractNumId="20" w15:restartNumberingAfterBreak="0">
+  <w:abstractNum w:abstractNumId="23" w15:restartNumberingAfterBreak="0">
     <w:nsid w:val="4068061A"/>
     <w:multiLevelType w:val="hybridMultilevel"/>
     <w:tmpl w:val="969A29A8"/>
@@ -26738,7 +31530,7 @@
       </w:rPr>
     </w:lvl>
   </w:abstractNum>
-  <w:abstractNum w:abstractNumId="21" w15:restartNumberingAfterBreak="0">
+  <w:abstractNum w:abstractNumId="24" w15:restartNumberingAfterBreak="0">
     <w:nsid w:val="478628B7"/>
     <w:multiLevelType w:val="hybridMultilevel"/>
     <w:tmpl w:val="688C1906"/>
@@ -26851,7 +31643,7 @@
       </w:rPr>
     </w:lvl>
   </w:abstractNum>
-  <w:abstractNum w:abstractNumId="22" w15:restartNumberingAfterBreak="0">
+  <w:abstractNum w:abstractNumId="25" w15:restartNumberingAfterBreak="0">
     <w:nsid w:val="47F83CE3"/>
     <w:multiLevelType w:val="hybridMultilevel"/>
     <w:tmpl w:val="3C223B56"/>
@@ -26964,7 +31756,7 @@
       </w:rPr>
     </w:lvl>
   </w:abstractNum>
-  <w:abstractNum w:abstractNumId="23" w15:restartNumberingAfterBreak="0">
+  <w:abstractNum w:abstractNumId="26" w15:restartNumberingAfterBreak="0">
     <w:nsid w:val="49BE4903"/>
     <w:multiLevelType w:val="hybridMultilevel"/>
     <w:tmpl w:val="9A3429E4"/>
@@ -27077,7 +31869,7 @@
       </w:rPr>
     </w:lvl>
   </w:abstractNum>
-  <w:abstractNum w:abstractNumId="24" w15:restartNumberingAfterBreak="0">
+  <w:abstractNum w:abstractNumId="27" w15:restartNumberingAfterBreak="0">
     <w:nsid w:val="4A224D14"/>
     <w:multiLevelType w:val="hybridMultilevel"/>
     <w:tmpl w:val="776CFB2C"/>
@@ -27190,7 +31982,7 @@
       </w:rPr>
     </w:lvl>
   </w:abstractNum>
-  <w:abstractNum w:abstractNumId="25" w15:restartNumberingAfterBreak="0">
+  <w:abstractNum w:abstractNumId="28" w15:restartNumberingAfterBreak="0">
     <w:nsid w:val="4AB545A8"/>
     <w:multiLevelType w:val="hybridMultilevel"/>
     <w:tmpl w:val="0ECC26B4"/>
@@ -27303,7 +32095,7 @@
       </w:rPr>
     </w:lvl>
   </w:abstractNum>
-  <w:abstractNum w:abstractNumId="26" w15:restartNumberingAfterBreak="0">
+  <w:abstractNum w:abstractNumId="29" w15:restartNumberingAfterBreak="0">
     <w:nsid w:val="4AFE39CA"/>
     <w:multiLevelType w:val="hybridMultilevel"/>
     <w:tmpl w:val="63B80926"/>
@@ -27416,7 +32208,7 @@
       </w:rPr>
     </w:lvl>
   </w:abstractNum>
-  <w:abstractNum w:abstractNumId="27" w15:restartNumberingAfterBreak="0">
+  <w:abstractNum w:abstractNumId="30" w15:restartNumberingAfterBreak="0">
     <w:nsid w:val="4C5F0E8F"/>
     <w:multiLevelType w:val="hybridMultilevel"/>
     <w:tmpl w:val="702EF194"/>
@@ -27529,7 +32321,7 @@
       </w:rPr>
     </w:lvl>
   </w:abstractNum>
-  <w:abstractNum w:abstractNumId="28" w15:restartNumberingAfterBreak="0">
+  <w:abstractNum w:abstractNumId="31" w15:restartNumberingAfterBreak="0">
     <w:nsid w:val="4F5D5A47"/>
     <w:multiLevelType w:val="hybridMultilevel"/>
     <w:tmpl w:val="48425BAA"/>
@@ -27642,7 +32434,7 @@
       </w:rPr>
     </w:lvl>
   </w:abstractNum>
-  <w:abstractNum w:abstractNumId="29" w15:restartNumberingAfterBreak="0">
+  <w:abstractNum w:abstractNumId="32" w15:restartNumberingAfterBreak="0">
     <w:nsid w:val="522803EF"/>
     <w:multiLevelType w:val="hybridMultilevel"/>
     <w:tmpl w:val="0C3A66C4"/>
@@ -27755,7 +32547,7 @@
       </w:rPr>
     </w:lvl>
   </w:abstractNum>
-  <w:abstractNum w:abstractNumId="30" w15:restartNumberingAfterBreak="0">
+  <w:abstractNum w:abstractNumId="33" w15:restartNumberingAfterBreak="0">
     <w:nsid w:val="56E72059"/>
     <w:multiLevelType w:val="hybridMultilevel"/>
     <w:tmpl w:val="7B6C62F8"/>
@@ -27868,7 +32660,152 @@
       </w:rPr>
     </w:lvl>
   </w:abstractNum>
-  <w:abstractNum w:abstractNumId="31" w15:restartNumberingAfterBreak="0">
+  <w:abstractNum w:abstractNumId="34" w15:restartNumberingAfterBreak="0">
+    <w:nsid w:val="5B1B62CD"/>
+    <w:multiLevelType w:val="multilevel"/>
+    <w:tmpl w:val="2228B9C0"/>
+    <w:lvl w:ilvl="0">
+      <w:start w:val="1"/>
+      <w:numFmt w:val="bullet"/>
+      <w:lvlText w:val=""/>
+      <w:lvlJc w:val="left"/>
+      <w:pPr>
+        <w:tabs>
+          <w:tab w:val="num" w:pos="720"/>
+        </w:tabs>
+        <w:ind w:left="720" w:hanging="360"/>
+      </w:pPr>
+      <w:rPr>
+        <w:rFonts w:ascii="Symbol" w:hAnsi="Symbol" w:hint="default"/>
+        <w:sz w:val="20"/>
+      </w:rPr>
+    </w:lvl>
+    <w:lvl w:ilvl="1">
+      <w:start w:val="1"/>
+      <w:numFmt w:val="decimal"/>
+      <w:lvlText w:val="%2."/>
+      <w:lvlJc w:val="left"/>
+      <w:pPr>
+        <w:tabs>
+          <w:tab w:val="num" w:pos="1440"/>
+        </w:tabs>
+        <w:ind w:left="1440" w:hanging="360"/>
+      </w:pPr>
+    </w:lvl>
+    <w:lvl w:ilvl="2">
+      <w:start w:val="1"/>
+      <w:numFmt w:val="bullet"/>
+      <w:lvlText w:val=""/>
+      <w:lvlJc w:val="left"/>
+      <w:pPr>
+        <w:tabs>
+          <w:tab w:val="num" w:pos="2160"/>
+        </w:tabs>
+        <w:ind w:left="2160" w:hanging="360"/>
+      </w:pPr>
+      <w:rPr>
+        <w:rFonts w:ascii="Wingdings" w:hAnsi="Wingdings" w:hint="default"/>
+        <w:sz w:val="20"/>
+      </w:rPr>
+    </w:lvl>
+    <w:lvl w:ilvl="3" w:tentative="1">
+      <w:start w:val="1"/>
+      <w:numFmt w:val="bullet"/>
+      <w:lvlText w:val=""/>
+      <w:lvlJc w:val="left"/>
+      <w:pPr>
+        <w:tabs>
+          <w:tab w:val="num" w:pos="2880"/>
+        </w:tabs>
+        <w:ind w:left="2880" w:hanging="360"/>
+      </w:pPr>
+      <w:rPr>
+        <w:rFonts w:ascii="Wingdings" w:hAnsi="Wingdings" w:hint="default"/>
+        <w:sz w:val="20"/>
+      </w:rPr>
+    </w:lvl>
+    <w:lvl w:ilvl="4" w:tentative="1">
+      <w:start w:val="1"/>
+      <w:numFmt w:val="bullet"/>
+      <w:lvlText w:val=""/>
+      <w:lvlJc w:val="left"/>
+      <w:pPr>
+        <w:tabs>
+          <w:tab w:val="num" w:pos="3600"/>
+        </w:tabs>
+        <w:ind w:left="3600" w:hanging="360"/>
+      </w:pPr>
+      <w:rPr>
+        <w:rFonts w:ascii="Wingdings" w:hAnsi="Wingdings" w:hint="default"/>
+        <w:sz w:val="20"/>
+      </w:rPr>
+    </w:lvl>
+    <w:lvl w:ilvl="5" w:tentative="1">
+      <w:start w:val="1"/>
+      <w:numFmt w:val="bullet"/>
+      <w:lvlText w:val=""/>
+      <w:lvlJc w:val="left"/>
+      <w:pPr>
+        <w:tabs>
+          <w:tab w:val="num" w:pos="4320"/>
+        </w:tabs>
+        <w:ind w:left="4320" w:hanging="360"/>
+      </w:pPr>
+      <w:rPr>
+        <w:rFonts w:ascii="Wingdings" w:hAnsi="Wingdings" w:hint="default"/>
+        <w:sz w:val="20"/>
+      </w:rPr>
+    </w:lvl>
+    <w:lvl w:ilvl="6" w:tentative="1">
+      <w:start w:val="1"/>
+      <w:numFmt w:val="bullet"/>
+      <w:lvlText w:val=""/>
+      <w:lvlJc w:val="left"/>
+      <w:pPr>
+        <w:tabs>
+          <w:tab w:val="num" w:pos="5040"/>
+        </w:tabs>
+        <w:ind w:left="5040" w:hanging="360"/>
+      </w:pPr>
+      <w:rPr>
+        <w:rFonts w:ascii="Wingdings" w:hAnsi="Wingdings" w:hint="default"/>
+        <w:sz w:val="20"/>
+      </w:rPr>
+    </w:lvl>
+    <w:lvl w:ilvl="7" w:tentative="1">
+      <w:start w:val="1"/>
+      <w:numFmt w:val="bullet"/>
+      <w:lvlText w:val=""/>
+      <w:lvlJc w:val="left"/>
+      <w:pPr>
+        <w:tabs>
+          <w:tab w:val="num" w:pos="5760"/>
+        </w:tabs>
+        <w:ind w:left="5760" w:hanging="360"/>
+      </w:pPr>
+      <w:rPr>
+        <w:rFonts w:ascii="Wingdings" w:hAnsi="Wingdings" w:hint="default"/>
+        <w:sz w:val="20"/>
+      </w:rPr>
+    </w:lvl>
+    <w:lvl w:ilvl="8" w:tentative="1">
+      <w:start w:val="1"/>
+      <w:numFmt w:val="bullet"/>
+      <w:lvlText w:val=""/>
+      <w:lvlJc w:val="left"/>
+      <w:pPr>
+        <w:tabs>
+          <w:tab w:val="num" w:pos="6480"/>
+        </w:tabs>
+        <w:ind w:left="6480" w:hanging="360"/>
+      </w:pPr>
+      <w:rPr>
+        <w:rFonts w:ascii="Wingdings" w:hAnsi="Wingdings" w:hint="default"/>
+        <w:sz w:val="20"/>
+      </w:rPr>
+    </w:lvl>
+  </w:abstractNum>
+  <w:abstractNum w:abstractNumId="35" w15:restartNumberingAfterBreak="0">
     <w:nsid w:val="5B970446"/>
     <w:multiLevelType w:val="hybridMultilevel"/>
     <w:tmpl w:val="2EE678EA"/>
@@ -27981,7 +32918,7 @@
       </w:rPr>
     </w:lvl>
   </w:abstractNum>
-  <w:abstractNum w:abstractNumId="32" w15:restartNumberingAfterBreak="0">
+  <w:abstractNum w:abstractNumId="36" w15:restartNumberingAfterBreak="0">
     <w:nsid w:val="5BC30D36"/>
     <w:multiLevelType w:val="hybridMultilevel"/>
     <w:tmpl w:val="F054892C"/>
@@ -28094,7 +33031,7 @@
       </w:rPr>
     </w:lvl>
   </w:abstractNum>
-  <w:abstractNum w:abstractNumId="33" w15:restartNumberingAfterBreak="0">
+  <w:abstractNum w:abstractNumId="37" w15:restartNumberingAfterBreak="0">
     <w:nsid w:val="5D7F1015"/>
     <w:multiLevelType w:val="hybridMultilevel"/>
     <w:tmpl w:val="717AF604"/>
@@ -28207,7 +33144,7 @@
       </w:rPr>
     </w:lvl>
   </w:abstractNum>
-  <w:abstractNum w:abstractNumId="34" w15:restartNumberingAfterBreak="0">
+  <w:abstractNum w:abstractNumId="38" w15:restartNumberingAfterBreak="0">
     <w:nsid w:val="5E6F13ED"/>
     <w:multiLevelType w:val="hybridMultilevel"/>
     <w:tmpl w:val="4B2074CA"/>
@@ -28320,7 +33257,7 @@
       </w:rPr>
     </w:lvl>
   </w:abstractNum>
-  <w:abstractNum w:abstractNumId="35" w15:restartNumberingAfterBreak="0">
+  <w:abstractNum w:abstractNumId="39" w15:restartNumberingAfterBreak="0">
     <w:nsid w:val="5EEF36C7"/>
     <w:multiLevelType w:val="hybridMultilevel"/>
     <w:tmpl w:val="44B8DAE2"/>
@@ -28433,7 +33370,7 @@
       </w:rPr>
     </w:lvl>
   </w:abstractNum>
-  <w:abstractNum w:abstractNumId="36" w15:restartNumberingAfterBreak="0">
+  <w:abstractNum w:abstractNumId="40" w15:restartNumberingAfterBreak="0">
     <w:nsid w:val="5F2609AD"/>
     <w:multiLevelType w:val="hybridMultilevel"/>
     <w:tmpl w:val="DB1ED0D2"/>
@@ -28546,7 +33483,7 @@
       </w:rPr>
     </w:lvl>
   </w:abstractNum>
-  <w:abstractNum w:abstractNumId="37" w15:restartNumberingAfterBreak="0">
+  <w:abstractNum w:abstractNumId="41" w15:restartNumberingAfterBreak="0">
     <w:nsid w:val="65553BF5"/>
     <w:multiLevelType w:val="hybridMultilevel"/>
     <w:tmpl w:val="50986D9E"/>
@@ -28635,7 +33572,156 @@
       </w:pPr>
     </w:lvl>
   </w:abstractNum>
-  <w:abstractNum w:abstractNumId="38" w15:restartNumberingAfterBreak="0">
+  <w:abstractNum w:abstractNumId="42" w15:restartNumberingAfterBreak="0">
+    <w:nsid w:val="687F1B81"/>
+    <w:multiLevelType w:val="multilevel"/>
+    <w:tmpl w:val="A8F43DC2"/>
+    <w:lvl w:ilvl="0">
+      <w:start w:val="1"/>
+      <w:numFmt w:val="bullet"/>
+      <w:lvlText w:val=""/>
+      <w:lvlJc w:val="left"/>
+      <w:pPr>
+        <w:tabs>
+          <w:tab w:val="num" w:pos="720"/>
+        </w:tabs>
+        <w:ind w:left="720" w:hanging="360"/>
+      </w:pPr>
+      <w:rPr>
+        <w:rFonts w:ascii="Symbol" w:hAnsi="Symbol" w:hint="default"/>
+        <w:sz w:val="20"/>
+      </w:rPr>
+    </w:lvl>
+    <w:lvl w:ilvl="1" w:tentative="1">
+      <w:start w:val="1"/>
+      <w:numFmt w:val="bullet"/>
+      <w:lvlText w:val="o"/>
+      <w:lvlJc w:val="left"/>
+      <w:pPr>
+        <w:tabs>
+          <w:tab w:val="num" w:pos="1440"/>
+        </w:tabs>
+        <w:ind w:left="1440" w:hanging="360"/>
+      </w:pPr>
+      <w:rPr>
+        <w:rFonts w:ascii="Courier New" w:hAnsi="Courier New" w:hint="default"/>
+        <w:sz w:val="20"/>
+      </w:rPr>
+    </w:lvl>
+    <w:lvl w:ilvl="2" w:tentative="1">
+      <w:start w:val="1"/>
+      <w:numFmt w:val="bullet"/>
+      <w:lvlText w:val=""/>
+      <w:lvlJc w:val="left"/>
+      <w:pPr>
+        <w:tabs>
+          <w:tab w:val="num" w:pos="2160"/>
+        </w:tabs>
+        <w:ind w:left="2160" w:hanging="360"/>
+      </w:pPr>
+      <w:rPr>
+        <w:rFonts w:ascii="Wingdings" w:hAnsi="Wingdings" w:hint="default"/>
+        <w:sz w:val="20"/>
+      </w:rPr>
+    </w:lvl>
+    <w:lvl w:ilvl="3" w:tentative="1">
+      <w:start w:val="1"/>
+      <w:numFmt w:val="bullet"/>
+      <w:lvlText w:val=""/>
+      <w:lvlJc w:val="left"/>
+      <w:pPr>
+        <w:tabs>
+          <w:tab w:val="num" w:pos="2880"/>
+        </w:tabs>
+        <w:ind w:left="2880" w:hanging="360"/>
+      </w:pPr>
+      <w:rPr>
+        <w:rFonts w:ascii="Wingdings" w:hAnsi="Wingdings" w:hint="default"/>
+        <w:sz w:val="20"/>
+      </w:rPr>
+    </w:lvl>
+    <w:lvl w:ilvl="4" w:tentative="1">
+      <w:start w:val="1"/>
+      <w:numFmt w:val="bullet"/>
+      <w:lvlText w:val=""/>
+      <w:lvlJc w:val="left"/>
+      <w:pPr>
+        <w:tabs>
+          <w:tab w:val="num" w:pos="3600"/>
+        </w:tabs>
+        <w:ind w:left="3600" w:hanging="360"/>
+      </w:pPr>
+      <w:rPr>
+        <w:rFonts w:ascii="Wingdings" w:hAnsi="Wingdings" w:hint="default"/>
+        <w:sz w:val="20"/>
+      </w:rPr>
+    </w:lvl>
+    <w:lvl w:ilvl="5" w:tentative="1">
+      <w:start w:val="1"/>
+      <w:numFmt w:val="bullet"/>
+      <w:lvlText w:val=""/>
+      <w:lvlJc w:val="left"/>
+      <w:pPr>
+        <w:tabs>
+          <w:tab w:val="num" w:pos="4320"/>
+        </w:tabs>
+        <w:ind w:left="4320" w:hanging="360"/>
+      </w:pPr>
+      <w:rPr>
+        <w:rFonts w:ascii="Wingdings" w:hAnsi="Wingdings" w:hint="default"/>
+        <w:sz w:val="20"/>
+      </w:rPr>
+    </w:lvl>
+    <w:lvl w:ilvl="6" w:tentative="1">
+      <w:start w:val="1"/>
+      <w:numFmt w:val="bullet"/>
+      <w:lvlText w:val=""/>
+      <w:lvlJc w:val="left"/>
+      <w:pPr>
+        <w:tabs>
+          <w:tab w:val="num" w:pos="5040"/>
+        </w:tabs>
+        <w:ind w:left="5040" w:hanging="360"/>
+      </w:pPr>
+      <w:rPr>
+        <w:rFonts w:ascii="Wingdings" w:hAnsi="Wingdings" w:hint="default"/>
+        <w:sz w:val="20"/>
+      </w:rPr>
+    </w:lvl>
+    <w:lvl w:ilvl="7" w:tentative="1">
+      <w:start w:val="1"/>
+      <w:numFmt w:val="bullet"/>
+      <w:lvlText w:val=""/>
+      <w:lvlJc w:val="left"/>
+      <w:pPr>
+        <w:tabs>
+          <w:tab w:val="num" w:pos="5760"/>
+        </w:tabs>
+        <w:ind w:left="5760" w:hanging="360"/>
+      </w:pPr>
+      <w:rPr>
+        <w:rFonts w:ascii="Wingdings" w:hAnsi="Wingdings" w:hint="default"/>
+        <w:sz w:val="20"/>
+      </w:rPr>
+    </w:lvl>
+    <w:lvl w:ilvl="8" w:tentative="1">
+      <w:start w:val="1"/>
+      <w:numFmt w:val="bullet"/>
+      <w:lvlText w:val=""/>
+      <w:lvlJc w:val="left"/>
+      <w:pPr>
+        <w:tabs>
+          <w:tab w:val="num" w:pos="6480"/>
+        </w:tabs>
+        <w:ind w:left="6480" w:hanging="360"/>
+      </w:pPr>
+      <w:rPr>
+        <w:rFonts w:ascii="Wingdings" w:hAnsi="Wingdings" w:hint="default"/>
+        <w:sz w:val="20"/>
+      </w:rPr>
+    </w:lvl>
+  </w:abstractNum>
+  <w:abstractNum w:abstractNumId="43" w15:restartNumberingAfterBreak="0">
     <w:nsid w:val="6E9944DA"/>
     <w:multiLevelType w:val="hybridMultilevel"/>
     <w:tmpl w:val="5B6CCEE6"/>
@@ -28748,7 +33834,7 @@
       </w:rPr>
     </w:lvl>
   </w:abstractNum>
-  <w:abstractNum w:abstractNumId="39" w15:restartNumberingAfterBreak="0">
+  <w:abstractNum w:abstractNumId="44" w15:restartNumberingAfterBreak="0">
     <w:nsid w:val="6ED0019D"/>
     <w:multiLevelType w:val="hybridMultilevel"/>
     <w:tmpl w:val="2048D8F6"/>
@@ -28861,7 +33947,7 @@
       </w:rPr>
     </w:lvl>
   </w:abstractNum>
-  <w:abstractNum w:abstractNumId="40" w15:restartNumberingAfterBreak="0">
+  <w:abstractNum w:abstractNumId="45" w15:restartNumberingAfterBreak="0">
     <w:nsid w:val="790752BC"/>
     <w:multiLevelType w:val="hybridMultilevel"/>
     <w:tmpl w:val="863661B2"/>
@@ -28974,7 +34060,7 @@
       </w:rPr>
     </w:lvl>
   </w:abstractNum>
-  <w:abstractNum w:abstractNumId="41" w15:restartNumberingAfterBreak="0">
+  <w:abstractNum w:abstractNumId="46" w15:restartNumberingAfterBreak="0">
     <w:nsid w:val="7A4A45D1"/>
     <w:multiLevelType w:val="hybridMultilevel"/>
     <w:tmpl w:val="6CFA308A"/>
@@ -29087,7 +34173,7 @@
       </w:rPr>
     </w:lvl>
   </w:abstractNum>
-  <w:abstractNum w:abstractNumId="42" w15:restartNumberingAfterBreak="0">
+  <w:abstractNum w:abstractNumId="47" w15:restartNumberingAfterBreak="0">
     <w:nsid w:val="7B897D4C"/>
     <w:multiLevelType w:val="hybridMultilevel"/>
     <w:tmpl w:val="5726E13C"/>
@@ -29200,7 +34286,7 @@
       </w:rPr>
     </w:lvl>
   </w:abstractNum>
-  <w:abstractNum w:abstractNumId="43" w15:restartNumberingAfterBreak="0">
+  <w:abstractNum w:abstractNumId="48" w15:restartNumberingAfterBreak="0">
     <w:nsid w:val="7C1A4AEC"/>
     <w:multiLevelType w:val="hybridMultilevel"/>
     <w:tmpl w:val="23586ABE"/>
@@ -29313,7 +34399,7 @@
       </w:rPr>
     </w:lvl>
   </w:abstractNum>
-  <w:abstractNum w:abstractNumId="44" w15:restartNumberingAfterBreak="0">
+  <w:abstractNum w:abstractNumId="49" w15:restartNumberingAfterBreak="0">
     <w:nsid w:val="7E5C7433"/>
     <w:multiLevelType w:val="multilevel"/>
     <w:tmpl w:val="45486E76"/>
@@ -29462,7 +34548,7 @@
       </w:rPr>
     </w:lvl>
   </w:abstractNum>
-  <w:abstractNum w:abstractNumId="45" w15:restartNumberingAfterBreak="0">
+  <w:abstractNum w:abstractNumId="50" w15:restartNumberingAfterBreak="0">
     <w:nsid w:val="7F3323E8"/>
     <w:multiLevelType w:val="hybridMultilevel"/>
     <w:tmpl w:val="636220BC"/>
@@ -29575,7 +34661,7 @@
       </w:rPr>
     </w:lvl>
   </w:abstractNum>
-  <w:abstractNum w:abstractNumId="46" w15:restartNumberingAfterBreak="0">
+  <w:abstractNum w:abstractNumId="51" w15:restartNumberingAfterBreak="0">
     <w:nsid w:val="7F64741F"/>
     <w:multiLevelType w:val="hybridMultilevel"/>
     <w:tmpl w:val="2E38A9D0"/>
@@ -29689,145 +34775,160 @@
     </w:lvl>
   </w:abstractNum>
   <w:num w:numId="1" w16cid:durableId="1703822083">
+    <w:abstractNumId w:val="12"/>
+  </w:num>
+  <w:num w:numId="2" w16cid:durableId="954363457">
+    <w:abstractNumId w:val="51"/>
+  </w:num>
+  <w:num w:numId="3" w16cid:durableId="1084447819">
+    <w:abstractNumId w:val="1"/>
+  </w:num>
+  <w:num w:numId="4" w16cid:durableId="1151674630">
+    <w:abstractNumId w:val="5"/>
+  </w:num>
+  <w:num w:numId="5" w16cid:durableId="1774596171">
+    <w:abstractNumId w:val="44"/>
+  </w:num>
+  <w:num w:numId="6" w16cid:durableId="45419321">
+    <w:abstractNumId w:val="25"/>
+  </w:num>
+  <w:num w:numId="7" w16cid:durableId="417679766">
+    <w:abstractNumId w:val="24"/>
+  </w:num>
+  <w:num w:numId="8" w16cid:durableId="268897092">
+    <w:abstractNumId w:val="33"/>
+  </w:num>
+  <w:num w:numId="9" w16cid:durableId="145168977">
+    <w:abstractNumId w:val="32"/>
+  </w:num>
+  <w:num w:numId="10" w16cid:durableId="1898513223">
+    <w:abstractNumId w:val="36"/>
+  </w:num>
+  <w:num w:numId="11" w16cid:durableId="444228380">
+    <w:abstractNumId w:val="45"/>
+  </w:num>
+  <w:num w:numId="12" w16cid:durableId="1374379446">
+    <w:abstractNumId w:val="37"/>
+  </w:num>
+  <w:num w:numId="13" w16cid:durableId="1890922994">
+    <w:abstractNumId w:val="38"/>
+  </w:num>
+  <w:num w:numId="14" w16cid:durableId="262497753">
+    <w:abstractNumId w:val="46"/>
+  </w:num>
+  <w:num w:numId="15" w16cid:durableId="1382250782">
+    <w:abstractNumId w:val="27"/>
+  </w:num>
+  <w:num w:numId="16" w16cid:durableId="1789540652">
+    <w:abstractNumId w:val="3"/>
+  </w:num>
+  <w:num w:numId="17" w16cid:durableId="2037581250">
+    <w:abstractNumId w:val="6"/>
+  </w:num>
+  <w:num w:numId="18" w16cid:durableId="1790313708">
+    <w:abstractNumId w:val="43"/>
+  </w:num>
+  <w:num w:numId="19" w16cid:durableId="1480196989">
+    <w:abstractNumId w:val="47"/>
+  </w:num>
+  <w:num w:numId="20" w16cid:durableId="2128817649">
+    <w:abstractNumId w:val="22"/>
+  </w:num>
+  <w:num w:numId="21" w16cid:durableId="346910344">
+    <w:abstractNumId w:val="14"/>
+  </w:num>
+  <w:num w:numId="22" w16cid:durableId="776096731">
+    <w:abstractNumId w:val="39"/>
+  </w:num>
+  <w:num w:numId="23" w16cid:durableId="320080921">
+    <w:abstractNumId w:val="28"/>
+  </w:num>
+  <w:num w:numId="24" w16cid:durableId="1944530597">
+    <w:abstractNumId w:val="18"/>
+  </w:num>
+  <w:num w:numId="25" w16cid:durableId="768701180">
+    <w:abstractNumId w:val="48"/>
+  </w:num>
+  <w:num w:numId="26" w16cid:durableId="535314963">
+    <w:abstractNumId w:val="13"/>
+  </w:num>
+  <w:num w:numId="27" w16cid:durableId="389773967">
+    <w:abstractNumId w:val="2"/>
+  </w:num>
+  <w:num w:numId="28" w16cid:durableId="1247377189">
+    <w:abstractNumId w:val="15"/>
+  </w:num>
+  <w:num w:numId="29" w16cid:durableId="1938634138">
+    <w:abstractNumId w:val="4"/>
+  </w:num>
+  <w:num w:numId="30" w16cid:durableId="943269335">
+    <w:abstractNumId w:val="35"/>
+  </w:num>
+  <w:num w:numId="31" w16cid:durableId="1936278544">
+    <w:abstractNumId w:val="26"/>
+  </w:num>
+  <w:num w:numId="32" w16cid:durableId="514926312">
+    <w:abstractNumId w:val="31"/>
+  </w:num>
+  <w:num w:numId="33" w16cid:durableId="2115587133">
+    <w:abstractNumId w:val="11"/>
+  </w:num>
+  <w:num w:numId="34" w16cid:durableId="1682781783">
+    <w:abstractNumId w:val="40"/>
+  </w:num>
+  <w:num w:numId="35" w16cid:durableId="349990158">
     <w:abstractNumId w:val="10"/>
   </w:num>
-  <w:num w:numId="2" w16cid:durableId="954363457">
-    <w:abstractNumId w:val="46"/>
+  <w:num w:numId="36" w16cid:durableId="1714620464">
+    <w:abstractNumId w:val="20"/>
   </w:num>
-  <w:num w:numId="3" w16cid:durableId="1084447819">
+  <w:num w:numId="37" w16cid:durableId="1385518977">
+    <w:abstractNumId w:val="23"/>
+  </w:num>
+  <w:num w:numId="38" w16cid:durableId="402794919">
+    <w:abstractNumId w:val="19"/>
+  </w:num>
+  <w:num w:numId="39" w16cid:durableId="1147164969">
+    <w:abstractNumId w:val="29"/>
+  </w:num>
+  <w:num w:numId="40" w16cid:durableId="1953050056">
+    <w:abstractNumId w:val="8"/>
+  </w:num>
+  <w:num w:numId="41" w16cid:durableId="613563707">
+    <w:abstractNumId w:val="50"/>
+  </w:num>
+  <w:num w:numId="42" w16cid:durableId="367418498">
+    <w:abstractNumId w:val="41"/>
+  </w:num>
+  <w:num w:numId="43" w16cid:durableId="1097168414">
+    <w:abstractNumId w:val="17"/>
+  </w:num>
+  <w:num w:numId="44" w16cid:durableId="363864804">
+    <w:abstractNumId w:val="49"/>
+  </w:num>
+  <w:num w:numId="45" w16cid:durableId="2082365843">
+    <w:abstractNumId w:val="16"/>
+  </w:num>
+  <w:num w:numId="46" w16cid:durableId="759570669">
+    <w:abstractNumId w:val="30"/>
+  </w:num>
+  <w:num w:numId="47" w16cid:durableId="1255211724">
+    <w:abstractNumId w:val="7"/>
+  </w:num>
+  <w:num w:numId="48" w16cid:durableId="1433013217">
+    <w:abstractNumId w:val="42"/>
+  </w:num>
+  <w:num w:numId="49" w16cid:durableId="471361996">
+    <w:abstractNumId w:val="9"/>
+  </w:num>
+  <w:num w:numId="50" w16cid:durableId="67965198">
+    <w:abstractNumId w:val="21"/>
+  </w:num>
+  <w:num w:numId="51" w16cid:durableId="1248536007">
     <w:abstractNumId w:val="0"/>
   </w:num>
-  <w:num w:numId="4" w16cid:durableId="1151674630">
-    <w:abstractNumId w:val="4"/>
-  </w:num>
-  <w:num w:numId="5" w16cid:durableId="1774596171">
-    <w:abstractNumId w:val="39"/>
-  </w:num>
-  <w:num w:numId="6" w16cid:durableId="45419321">
-    <w:abstractNumId w:val="22"/>
-  </w:num>
-  <w:num w:numId="7" w16cid:durableId="417679766">
-    <w:abstractNumId w:val="21"/>
-  </w:num>
-  <w:num w:numId="8" w16cid:durableId="268897092">
-    <w:abstractNumId w:val="30"/>
-  </w:num>
-  <w:num w:numId="9" w16cid:durableId="145168977">
-    <w:abstractNumId w:val="29"/>
-  </w:num>
-  <w:num w:numId="10" w16cid:durableId="1898513223">
-    <w:abstractNumId w:val="32"/>
-  </w:num>
-  <w:num w:numId="11" w16cid:durableId="444228380">
-    <w:abstractNumId w:val="40"/>
-  </w:num>
-  <w:num w:numId="12" w16cid:durableId="1374379446">
-    <w:abstractNumId w:val="33"/>
-  </w:num>
-  <w:num w:numId="13" w16cid:durableId="1890922994">
+  <w:num w:numId="52" w16cid:durableId="978343923">
     <w:abstractNumId w:val="34"/>
-  </w:num>
-  <w:num w:numId="14" w16cid:durableId="262497753">
-    <w:abstractNumId w:val="41"/>
-  </w:num>
-  <w:num w:numId="15" w16cid:durableId="1382250782">
-    <w:abstractNumId w:val="24"/>
-  </w:num>
-  <w:num w:numId="16" w16cid:durableId="1789540652">
-    <w:abstractNumId w:val="2"/>
-  </w:num>
-  <w:num w:numId="17" w16cid:durableId="2037581250">
-    <w:abstractNumId w:val="5"/>
-  </w:num>
-  <w:num w:numId="18" w16cid:durableId="1790313708">
-    <w:abstractNumId w:val="38"/>
-  </w:num>
-  <w:num w:numId="19" w16cid:durableId="1480196989">
-    <w:abstractNumId w:val="42"/>
-  </w:num>
-  <w:num w:numId="20" w16cid:durableId="2128817649">
-    <w:abstractNumId w:val="19"/>
-  </w:num>
-  <w:num w:numId="21" w16cid:durableId="346910344">
-    <w:abstractNumId w:val="12"/>
-  </w:num>
-  <w:num w:numId="22" w16cid:durableId="776096731">
-    <w:abstractNumId w:val="35"/>
-  </w:num>
-  <w:num w:numId="23" w16cid:durableId="320080921">
-    <w:abstractNumId w:val="25"/>
-  </w:num>
-  <w:num w:numId="24" w16cid:durableId="1944530597">
-    <w:abstractNumId w:val="16"/>
-  </w:num>
-  <w:num w:numId="25" w16cid:durableId="768701180">
-    <w:abstractNumId w:val="43"/>
-  </w:num>
-  <w:num w:numId="26" w16cid:durableId="535314963">
-    <w:abstractNumId w:val="11"/>
-  </w:num>
-  <w:num w:numId="27" w16cid:durableId="389773967">
-    <w:abstractNumId w:val="1"/>
-  </w:num>
-  <w:num w:numId="28" w16cid:durableId="1247377189">
-    <w:abstractNumId w:val="13"/>
-  </w:num>
-  <w:num w:numId="29" w16cid:durableId="1938634138">
-    <w:abstractNumId w:val="3"/>
-  </w:num>
-  <w:num w:numId="30" w16cid:durableId="943269335">
-    <w:abstractNumId w:val="31"/>
-  </w:num>
-  <w:num w:numId="31" w16cid:durableId="1936278544">
-    <w:abstractNumId w:val="23"/>
-  </w:num>
-  <w:num w:numId="32" w16cid:durableId="514926312">
-    <w:abstractNumId w:val="28"/>
-  </w:num>
-  <w:num w:numId="33" w16cid:durableId="2115587133">
-    <w:abstractNumId w:val="9"/>
-  </w:num>
-  <w:num w:numId="34" w16cid:durableId="1682781783">
-    <w:abstractNumId w:val="36"/>
-  </w:num>
-  <w:num w:numId="35" w16cid:durableId="349990158">
-    <w:abstractNumId w:val="8"/>
-  </w:num>
-  <w:num w:numId="36" w16cid:durableId="1714620464">
-    <w:abstractNumId w:val="18"/>
-  </w:num>
-  <w:num w:numId="37" w16cid:durableId="1385518977">
-    <w:abstractNumId w:val="20"/>
-  </w:num>
-  <w:num w:numId="38" w16cid:durableId="402794919">
-    <w:abstractNumId w:val="17"/>
-  </w:num>
-  <w:num w:numId="39" w16cid:durableId="1147164969">
-    <w:abstractNumId w:val="26"/>
-  </w:num>
-  <w:num w:numId="40" w16cid:durableId="1953050056">
-    <w:abstractNumId w:val="7"/>
-  </w:num>
-  <w:num w:numId="41" w16cid:durableId="613563707">
-    <w:abstractNumId w:val="45"/>
-  </w:num>
-  <w:num w:numId="42" w16cid:durableId="367418498">
-    <w:abstractNumId w:val="37"/>
-  </w:num>
-  <w:num w:numId="43" w16cid:durableId="1097168414">
-    <w:abstractNumId w:val="15"/>
-  </w:num>
-  <w:num w:numId="44" w16cid:durableId="363864804">
-    <w:abstractNumId w:val="44"/>
-  </w:num>
-  <w:num w:numId="45" w16cid:durableId="2082365843">
-    <w:abstractNumId w:val="14"/>
-  </w:num>
-  <w:num w:numId="46" w16cid:durableId="759570669">
-    <w:abstractNumId w:val="27"/>
-  </w:num>
-  <w:num w:numId="47" w16cid:durableId="1255211724">
-    <w:abstractNumId w:val="6"/>
   </w:num>
   <w:numIdMacAtCleanup w:val="45"/>
 </w:numbering>
@@ -30326,7 +35427,6 @@
   <w:style w:type="character" w:default="1" w:styleId="DefaultParagraphFont">
     <w:name w:val="Default Paragraph Font"/>
     <w:uiPriority w:val="1"/>
-    <w:semiHidden/>
     <w:unhideWhenUsed/>
   </w:style>
   <w:style w:type="table" w:default="1" w:styleId="TableNormal">
